--- a/book/v2/AI_ERP_혁명_Odoo와_지능형ERP_2부.docx
+++ b/book/v2/AI_ERP_혁명_Odoo와_지능형ERP_2부.docx
@@ -156,7 +156,7 @@
       </w:r>
     </w:p>
     <w:bookmarkEnd w:id="23"/>
-    <w:bookmarkStart w:id="39" w:name="제8장.-odoo-플랫폼-총론-왜-단일-플랫폼인가-그리고-컨설팅-구조"/>
+    <w:bookmarkStart w:id="42" w:name="제8장.-odoo-플랫폼-총론-왜-단일-플랫폼인가-그리고-컨설팅-구조"/>
     <w:p>
       <w:pPr>
         <w:pStyle w:val="Heading1"/>
@@ -1215,7 +1215,7 @@
     </w:p>
     <w:bookmarkEnd w:id="32"/>
     <w:bookmarkEnd w:id="33"/>
-    <w:bookmarkStart w:id="34" w:name="모듈-지도-가치사슬-위의-배치"/>
+    <w:bookmarkStart w:id="37" w:name="모듈-지도-가치사슬-위의-배치"/>
     <w:p>
       <w:pPr>
         <w:pStyle w:val="Heading2"/>
@@ -1226,7 +1226,62 @@
     </w:p>
     <w:p>
       <w:pPr>
-        <w:pStyle w:val="FirstParagraph"/>
+        <w:pStyle w:val="CaptionedFigure"/>
+      </w:pPr>
+      <w:r>
+        <w:drawing>
+          <wp:inline>
+            <wp:extent cx="4206240" cy="2355494"/>
+            <wp:effectExtent b="0" l="0" r="0" t="0"/>
+            <wp:docPr descr="그림 8-1. 가치사슬 위의 Odoo 모듈 지도 — 제2부를 읽는 안내 지도" title="" id="35" name="Picture"/>
+            <a:graphic>
+              <a:graphicData uri="http://schemas.openxmlformats.org/drawingml/2006/picture">
+                <pic:pic>
+                  <pic:nvPicPr>
+                    <pic:cNvPr descr="figures/fig_81_module_map.png" id="36" name="Picture"/>
+                    <pic:cNvPicPr>
+                      <a:picLocks noChangeArrowheads="1" noChangeAspect="1"/>
+                    </pic:cNvPicPr>
+                  </pic:nvPicPr>
+                  <pic:blipFill>
+                    <a:blip r:embed="rId34"/>
+                    <a:stretch>
+                      <a:fillRect/>
+                    </a:stretch>
+                  </pic:blipFill>
+                  <pic:spPr bwMode="auto">
+                    <a:xfrm>
+                      <a:off x="0" y="0"/>
+                      <a:ext cx="4206240" cy="2355494"/>
+                    </a:xfrm>
+                    <a:prstGeom prst="rect">
+                      <a:avLst/>
+                    </a:prstGeom>
+                    <a:noFill/>
+                    <a:ln w="9525">
+                      <a:noFill/>
+                      <a:headEnd/>
+                      <a:tailEnd/>
+                    </a:ln>
+                  </pic:spPr>
+                </pic:pic>
+              </a:graphicData>
+            </a:graphic>
+          </wp:inline>
+        </w:drawing>
+      </w:r>
+    </w:p>
+    <w:p>
+      <w:pPr>
+        <w:pStyle w:val="ImageCaption"/>
+      </w:pPr>
+      <w:r>
+        <w:t xml:space="preserve">그림 8-1. 가치사슬 위의 Odoo 모듈 지도 — 제2부를 읽는 안내 지도</w:t>
+      </w:r>
+    </w:p>
+    <w:p>
+      <w:pPr>
+        <w:pStyle w:val="BodyText"/>
       </w:pPr>
       <w:r>
         <w:t xml:space="preserve">포터의 가치사슬(value chain)은 기업 활동을 본원적 활동과 지원 활동으로 분해해 어느 활동이 마진을 만드는지를 보는 틀이다(Porter, 1985). Odoo의 모듈들을 이 사슬 위에 배치하면 2부의 지도가 그려진다. 고객이 기업을 처음 만나는 접점에서 출발해, 수요가 공급을 당기는 방향으로 사슬을 거슬러 올라가고, 모든 활동이 화폐 단위로 집계되는 회계에서 합류하며, 그 전체 위에 지능 계층이 얹힌다.</w:t>
@@ -1942,8 +1997,8 @@
         <w:t xml:space="preserve">이 지도에서 세 가지를 읽어야 한다. 첫째, 데이터의 흐름은 사슬을 관통한다. 웹의 방문 이벤트가 판매 주문이 되고, 주문이 재고를 예약하고, 재고가 제조와 구매를 당기고, 모든 것이 회계 전표로 마감되는 단일 원장의 흐름이 모듈 경계에서 끊기지 않는다(17장에서 이 흐름도를 종합한다). 둘째, 인사·프로젝트·POS·마케팅 등 이 책이 별도의 장으로 다루지 않는 앱들도 같은 원장 위에 있으며, 각 장의 원리는 그 앱들에 유추 적용된다. 셋째, 지능 계층(15~16장)은 특정 모듈이 아니라 사슬 전체를 덮는다. 각 모듈 장의 6절(AI 적용 포인트)은 이 계층의 모듈별 착륙 지점이다.</w:t>
       </w:r>
     </w:p>
-    <w:bookmarkEnd w:id="34"/>
-    <w:bookmarkStart w:id="35" w:name="도입-원칙-단일-플랫폼에서-시작해-모듈로-확장한다"/>
+    <w:bookmarkEnd w:id="37"/>
+    <w:bookmarkStart w:id="38" w:name="도입-원칙-단일-플랫폼에서-시작해-모듈로-확장한다"/>
     <w:p>
       <w:pPr>
         <w:pStyle w:val="Heading2"/>
@@ -2022,8 +2077,8 @@
         <w:t xml:space="preserve">시작 모듈의 선택은 업종과 병목이 결정한다. 온라인 판매 중심 기업은 9장의 이커머스와 12장의 재고에서, 수주형 제조기업은 10장의 판매와 13장의 제조에서, 관리 부문의 마감 부담이 병목인 기업은 14장의 회계에서 시작하는 것이 통례이며, 업종·규모별 3종 시나리오는 17장에서 종합한다. 어느 경로든 불변의 선행 조건은 하나다. 첫 모듈을 열기 전에 그 모듈의 기준정보에 2장의 3정5S를 적용하는 것 — 6장 로드맵의 1~2단계(진단과 기반)가 모듈 도입의 0주차라는 사실이다.</w:t>
       </w:r>
     </w:p>
-    <w:bookmarkEnd w:id="35"/>
-    <w:bookmarkStart w:id="36" w:name="컨설턴트의-검토-기준-무엇을-보고-odoo를-선택하는가"/>
+    <w:bookmarkEnd w:id="38"/>
+    <w:bookmarkStart w:id="39" w:name="컨설턴트의-검토-기준-무엇을-보고-odoo를-선택하는가"/>
     <w:p>
       <w:pPr>
         <w:pStyle w:val="Heading2"/>
@@ -2467,8 +2522,8 @@
         <w:t xml:space="preserve">이 아홉 가지가 모두 긍정으로 답해질 때 Odoo는 단순한 소프트웨어 선택이 아니라, 1부에서 설계한 지능형 ERP — 수집·학습·추론·환류의 루프가 도는 판단 시스템 — 의 토대가 된다. 그 토대 위에서 무엇이 어떻게 세워지는가. 다음 장부터, 고객이 기업을 처음 만나는 지점인 웹사이트와 이커머스에서 시작한다.</w:t>
       </w:r>
     </w:p>
-    <w:bookmarkEnd w:id="36"/>
-    <w:bookmarkStart w:id="37" w:name="핵심-요약"/>
+    <w:bookmarkEnd w:id="39"/>
+    <w:bookmarkStart w:id="40" w:name="핵심-요약"/>
     <w:p>
       <w:pPr>
         <w:pStyle w:val="Heading2"/>
@@ -2576,8 +2631,8 @@
         <w:t xml:space="preserve">컨설턴트의 검토 기준은 구조(단일 원천의 성립), 확장(부스터를 위한 개방성), 리스크(커스터마이징 거버넌스·업그레이드 비용·한국 로컬라이제이션)의 3면 검토이며, 아홉 항목 체크리스트로 판정한다.</w:t>
       </w:r>
     </w:p>
-    <w:bookmarkEnd w:id="37"/>
-    <w:bookmarkStart w:id="38" w:name="이-장의-참고문헌"/>
+    <w:bookmarkEnd w:id="40"/>
+    <w:bookmarkStart w:id="41" w:name="이-장의-참고문헌"/>
     <w:p>
       <w:pPr>
         <w:pStyle w:val="Heading2"/>
@@ -2814,9 +2869,9 @@
         <w:t xml:space="preserve">이 책 1부 1~7장 — 지능형 ERP 컨설팅 방법론.</w:t>
       </w:r>
     </w:p>
-    <w:bookmarkEnd w:id="38"/>
-    <w:bookmarkEnd w:id="39"/>
-    <w:bookmarkStart w:id="55" w:name="제9장.-웹사이트이커머스-고객-접점의-컨설팅"/>
+    <w:bookmarkEnd w:id="41"/>
+    <w:bookmarkEnd w:id="42"/>
+    <w:bookmarkStart w:id="58" w:name="제9장.-웹사이트이커머스-고객-접점의-컨설팅"/>
     <w:p>
       <w:pPr>
         <w:pStyle w:val="Heading1"/>
@@ -2845,7 +2900,7 @@
         <w:t xml:space="preserve">— Jacob Grundy, 의류 소매업 IT &amp; 시스템 매니저 (Odoo 공식 소개자료)</w:t>
       </w:r>
     </w:p>
-    <w:bookmarkStart w:id="40" w:name="경영의-질문-고객은-어디서-오고-왜-사지-않는가"/>
+    <w:bookmarkStart w:id="43" w:name="경영의-질문-고객은-어디서-오고-왜-사지-않는가"/>
     <w:p>
       <w:pPr>
         <w:pStyle w:val="Heading2"/>
@@ -2926,8 +2981,8 @@
         <w:t xml:space="preserve">라는 단순한 연결 질문조차 답할 수 없는 질문이 된다. 8장에서 논한 단일 원장의 가치가 가장 선명하게 드러나는 곳이 바로 이 고객 접점이다.</w:t>
       </w:r>
     </w:p>
-    <w:bookmarkEnd w:id="40"/>
-    <w:bookmarkStart w:id="41" w:name="기능-해부-접점-구축과-자동-연동의-도구"/>
+    <w:bookmarkEnd w:id="43"/>
+    <w:bookmarkStart w:id="44" w:name="기능-해부-접점-구축과-자동-연동의-도구"/>
     <w:p>
       <w:pPr>
         <w:pStyle w:val="Heading2"/>
@@ -3023,8 +3078,8 @@
         <w:t xml:space="preserve">기능의 목록은 여기까지로 충분하다. 컨설팅의 관점에서 기억할 것은 두 문장이다. 이 모듈은 사이트를 만들어 주지만 트래픽을 만들어 주지는 않는다. 그리고 이 모듈이 만드는 진짜 자산은 페이지가 아니라, 방문에서 결제까지의 행동 데이터가 거래 원장과 같은 데이터베이스에 쌓인다는 사실이다.</w:t>
       </w:r>
     </w:p>
-    <w:bookmarkEnd w:id="41"/>
-    <w:bookmarkStart w:id="44" w:name="데이터-지도와-3정5s-고객-행동-데이터의-정비"/>
+    <w:bookmarkEnd w:id="44"/>
+    <w:bookmarkStart w:id="47" w:name="데이터-지도와-3정5s-고객-행동-데이터의-정비"/>
     <w:p>
       <w:pPr>
         <w:pStyle w:val="Heading2"/>
@@ -3033,7 +3088,7 @@
         <w:t xml:space="preserve">9.3 데이터 지도와 3정5S: 고객 행동 데이터의 정비</w:t>
       </w:r>
     </w:p>
-    <w:bookmarkStart w:id="42" w:name="이-모듈의-데이터-지도"/>
+    <w:bookmarkStart w:id="45" w:name="이-모듈의-데이터-지도"/>
     <w:p>
       <w:pPr>
         <w:pStyle w:val="Heading3"/>
@@ -3492,8 +3547,8 @@
         <w:t xml:space="preserve">이 지도에서 3정의 의미를 먼저 정의한다. 이 모듈에서 데이터의 정위치란 모든 채널의 주문과 고객이 Odoo의 단일 레코드로 수렴하는 것이다 — 자사몰 주문과 오픈마켓 주문이 다른 시스템에 살면 정위치가 무너진다. 정품이란 사이트에 표시되는 상품 정보가 제품 마스터의 표준 표기와 실물에 일치하는 것이다 — 상세페이지의 규격과 마스터의 규격이 다르면 반품과 CS가 그 어긋남을 청구서로 만들어 돌아온다. 정량이란 사이트가 표시하는 가용 재고가 창고 실물과 일치하는 것이다 — 이것이 무너지면 품절 상품이 팔리고(고객 이탈), 있는 상품이 품절로 표시된다(기회 손실).</w:t>
       </w:r>
     </w:p>
-    <w:bookmarkEnd w:id="42"/>
-    <w:bookmarkStart w:id="43" w:name="데이터-5s-체크포인트"/>
+    <w:bookmarkEnd w:id="45"/>
+    <w:bookmarkStart w:id="46" w:name="데이터-5s-체크포인트"/>
     <w:p>
       <w:pPr>
         <w:pStyle w:val="Heading3"/>
@@ -3533,9 +3588,9 @@
         <w:t xml:space="preserve">행동 데이터에는 하나의 원칙을 더한다. 개인정보의 3정이다. 방문·행동 데이터의 수집 범위와 보존 기간, 동의 체계를 설계 단계에서 확정하는 것은 규제 대응이기 이전에 데이터 정품의 문제다. 동의 없이 수집된 데이터는 쓸 수 없는 데이터이며, 쓸 수 없는 데이터는 불용 재고와 같다.</w:t>
       </w:r>
     </w:p>
-    <w:bookmarkEnd w:id="43"/>
-    <w:bookmarkEnd w:id="44"/>
-    <w:bookmarkStart w:id="45" w:name="눈으로-보는-관리의-적용-퍼널이-보이고-이탈이-말하고-전환이-추론된다"/>
+    <w:bookmarkEnd w:id="46"/>
+    <w:bookmarkEnd w:id="47"/>
+    <w:bookmarkStart w:id="48" w:name="눈으로-보는-관리의-적용-퍼널이-보이고-이탈이-말하고-전환이-추론된다"/>
     <w:p>
       <w:pPr>
         <w:pStyle w:val="Heading2"/>
@@ -3800,8 +3855,8 @@
         </w:tc>
       </w:tr>
     </w:tbl>
-    <w:bookmarkEnd w:id="45"/>
-    <w:bookmarkStart w:id="46" w:name="dmaic-루프-시나리오-전환율-개선의-한-사이클"/>
+    <w:bookmarkEnd w:id="48"/>
+    <w:bookmarkStart w:id="49" w:name="dmaic-루프-시나리오-전환율-개선의-한-사이클"/>
     <w:p>
       <w:pPr>
         <w:pStyle w:val="Heading2"/>
@@ -4018,8 +4073,8 @@
         <w:t xml:space="preserve">라는 회의를 몇 번 거쳐 감으로 배너를 바꿨을 문제가, 정의–측정–분석–개선–관리의 한 회전으로 원인과 검증된 대책과 상시 감시 체계를 남겼다.</w:t>
       </w:r>
     </w:p>
-    <w:bookmarkEnd w:id="46"/>
-    <w:bookmarkStart w:id="47" w:name="지능형-ai-적용-포인트"/>
+    <w:bookmarkEnd w:id="49"/>
+    <w:bookmarkStart w:id="50" w:name="지능형-ai-적용-포인트"/>
     <w:p>
       <w:pPr>
         <w:pStyle w:val="Heading2"/>
@@ -4098,8 +4153,8 @@
         <w:t xml:space="preserve">— 행동 데이터와 콘텐츠 점검을 결합하는 질의로, 답의 품질은 9.3절에서 정비한 데이터의 품질에 정비례한다.</w:t>
       </w:r>
     </w:p>
-    <w:bookmarkEnd w:id="47"/>
-    <w:bookmarkStart w:id="51" w:name="컨설팅-가이드"/>
+    <w:bookmarkEnd w:id="50"/>
+    <w:bookmarkStart w:id="54" w:name="컨설팅-가이드"/>
     <w:p>
       <w:pPr>
         <w:pStyle w:val="Heading2"/>
@@ -4108,7 +4163,7 @@
         <w:t xml:space="preserve">9.7 컨설팅 가이드</w:t>
       </w:r>
     </w:p>
-    <w:bookmarkStart w:id="48" w:name="진단-질문-체크리스트"/>
+    <w:bookmarkStart w:id="51" w:name="진단-질문-체크리스트"/>
     <w:p>
       <w:pPr>
         <w:pStyle w:val="Heading3"/>
@@ -4260,8 +4315,8 @@
         <w:t xml:space="preserve">웹사이트 수정을 내부 인력이 직접 할 수 있는가, 건별 외주인가.</w:t>
       </w:r>
     </w:p>
-    <w:bookmarkEnd w:id="48"/>
-    <w:bookmarkStart w:id="49" w:name="구축-순서-주-단위"/>
+    <w:bookmarkEnd w:id="51"/>
+    <w:bookmarkStart w:id="52" w:name="구축-순서-주-단위"/>
     <w:p>
       <w:pPr>
         <w:pStyle w:val="Heading3"/>
@@ -4330,8 +4385,8 @@
         <w:t xml:space="preserve">9주차 이후: 확장. 오픈마켓 커넥터로 외부 채널 주문 수렴, 업셀링·프로모션 정교화, AI 챗봇과 추천 등 추론 단계는 데이터가 한 분기 이상 쌓인 뒤 착수한다.</w:t>
       </w:r>
     </w:p>
-    <w:bookmarkEnd w:id="49"/>
-    <w:bookmarkStart w:id="50" w:name="성공-판정-기준과-흔한-실패"/>
+    <w:bookmarkEnd w:id="52"/>
+    <w:bookmarkStart w:id="53" w:name="성공-판정-기준과-흔한-실패"/>
     <w:p>
       <w:pPr>
         <w:pStyle w:val="Heading3"/>
@@ -4366,9 +4421,9 @@
         <w:t xml:space="preserve">표준 블록 원칙을 헌장에 명문화한다)다.</w:t>
       </w:r>
     </w:p>
-    <w:bookmarkEnd w:id="50"/>
-    <w:bookmarkEnd w:id="51"/>
-    <w:bookmarkStart w:id="52" w:name="정직한-평가"/>
+    <w:bookmarkEnd w:id="53"/>
+    <w:bookmarkEnd w:id="54"/>
+    <w:bookmarkStart w:id="55" w:name="정직한-평가"/>
     <w:p>
       <w:pPr>
         <w:pStyle w:val="Heading2"/>
@@ -4419,8 +4474,8 @@
         <w:t xml:space="preserve">따라서 국내 실무의 정답은 흔히 대체가 아니라 병행이다. 네이버 스마트스토어는 네이버쇼핑 검색이라는 결정적 유입을, 카페24는 25년간 국내 시장에 최적화된 결제·물류 인프라를 갖고 있으므로(카페24 공개 자료, 2025), 순수하게 ’빨리 파는 것’이 목표인 창업 초기에는 이들이 합리적 선택이다. Odoo의 비교 우위는 판매 채널이 아니라 운영 시스템 — 재고·회계·제조와의 통합과 데이터 소유 — 에 있다. 그러므로 권장 구성은 단계적 하이브리드다. 초기에는 스마트스토어(필요시 카페24 병행)로 시장을 검증하고, 월 주문이 수백 건을 넘어 재고·정산 관리가 병목이 되는 시점에 Odoo를 운영 허브로 도입해 커넥터로 전 채널 주문을 수렴시키며, 브랜드 자산화가 목표가 되는 시점에 자사몰의 무게중심을 Odoo로 옮긴다. 이때 원칙은 하나다. 판매는 여러 채널에서 하더라도, 주문·고객·재고의 정위치는 처음부터 하나여야 한다. 도입 판단 기준을 요약하면 — 단일 채널 소량 판매 단계라면 아직 이르고, 다채널 운영과 재고·정산의 복잡성이 시작되었다면 적기이며, 고객 데이터를 자산으로 만들 의지가 없다면 이 모듈의 절반은 낭비다.</w:t>
       </w:r>
     </w:p>
-    <w:bookmarkEnd w:id="52"/>
-    <w:bookmarkStart w:id="53" w:name="핵심-요약-1"/>
+    <w:bookmarkEnd w:id="55"/>
+    <w:bookmarkStart w:id="56" w:name="핵심-요약-1"/>
     <w:p>
       <w:pPr>
         <w:pStyle w:val="Heading2"/>
@@ -4561,8 +4616,8 @@
         <w:t xml:space="preserve">다.</w:t>
       </w:r>
     </w:p>
-    <w:bookmarkEnd w:id="53"/>
-    <w:bookmarkStart w:id="54" w:name="이-장의-참고문헌-1"/>
+    <w:bookmarkEnd w:id="56"/>
+    <w:bookmarkStart w:id="57" w:name="이-장의-참고문헌-1"/>
     <w:p>
       <w:pPr>
         <w:pStyle w:val="Heading2"/>
@@ -4643,9 +4698,9 @@
         <w:t xml:space="preserve">이 책 1부 2장(데이터 3정5S)·3장(눈으로 보는 관리)·5장(DMAIC 데이터 루프), 2부 11장(매입)·12장(재고 관리)·15장(Odoo AI·지식센터)·16장(확장 부스터).</w:t>
       </w:r>
     </w:p>
-    <w:bookmarkEnd w:id="54"/>
-    <w:bookmarkEnd w:id="55"/>
-    <w:bookmarkStart w:id="66" w:name="제10장.-crm판매-영업-파이프라인의-컨설팅"/>
+    <w:bookmarkEnd w:id="57"/>
+    <w:bookmarkEnd w:id="58"/>
+    <w:bookmarkStart w:id="69" w:name="제10장.-crm판매-영업-파이프라인의-컨설팅"/>
     <w:p>
       <w:pPr>
         <w:pStyle w:val="Heading1"/>
@@ -4674,7 +4729,7 @@
         <w:t xml:space="preserve">— Peter F. Drucker, 『Management: Tasks, Responsibilities, Practices』 (1973)</w:t>
       </w:r>
     </w:p>
-    <w:bookmarkStart w:id="56" w:name="경영의-질문-다음-달-수주는-얼마인가"/>
+    <w:bookmarkStart w:id="59" w:name="경영의-질문-다음-달-수주는-얼마인가"/>
     <w:p>
       <w:pPr>
         <w:pStyle w:val="Heading2"/>
@@ -4833,8 +4888,8 @@
         <w:t xml:space="preserve">이 질문들을 담당하는 KPI는 수주전환율(기회 대비 수주 비율), 가중 파이프라인 금액, 평균 영업 사이클 일수, 단계별 체류 일수, 실주 사유 분포, 그리고 수주 예측 정확도(예측 대비 실적)다. 주의할 것은 이 KPI들이 어느 것도 소프트웨어 설치만으로는 계산되지 않는다는 사실이다. 전환율은 단계 정의가 통일되어야, 실주 분포는 사유 코드가 정비되어야, 예측 정확도는 파이프라인이 실물과 일치해야 비로소 숫자가 된다. 그래서 이 장의 나머지는 기능의 사용법이 아니라 그 KPI들이 계산 가능해지는 조건 — 데이터의 3정5S와 운영의 규율 — 을 컨설팅의 순서로 다룬다.</w:t>
       </w:r>
     </w:p>
-    <w:bookmarkEnd w:id="56"/>
-    <w:bookmarkStart w:id="57" w:name="기능-해부-파이프라인에서-결제까지"/>
+    <w:bookmarkEnd w:id="59"/>
+    <w:bookmarkStart w:id="60" w:name="기능-해부-파이프라인에서-결제까지"/>
     <w:p>
       <w:pPr>
         <w:pStyle w:val="Heading2"/>
@@ -4938,8 +4993,8 @@
         <w:t xml:space="preserve">기능의 나열은 여기까지로 충분하다. 컨설턴트의 눈으로 요약하면 이 모듈의 본질은 두 가지다. 첫째, 칸반 파이프라인은 영업 활동의 강제 구조화 장치다. 모든 기회가 카드로 존재해야 하고 모든 카드가 단계를 가져야 하므로, 베테랑의 머릿속에만 있던 진행 상황이 팀의 형식지가 된다. 이는 노나카·다케우치의 SECI 모델이 말하는 표출화(externalization) — 암묵지의 형식지화 — 를 영업 영역에서 수행하는 것이다(Nonaka &amp; Takeuchi, 1995). 둘째, 판매 모듈은 영업의 약속과 실행의 현실을 같은 데이터베이스에 놓는 장치다. 영업이 약속한 납기와 재고·제조가 아는 납기가 같은 원천의 데이터이므로, 부서 간 단절이 구조적으로 줄어든다. 나머지 절은 이 두 본질을 실제로 작동시키는 조건을 다룬다.</w:t>
       </w:r>
     </w:p>
-    <w:bookmarkEnd w:id="57"/>
-    <w:bookmarkStart w:id="58" w:name="데이터-지도와-3정5s-파이프라인-단계는-코드체계다"/>
+    <w:bookmarkEnd w:id="60"/>
+    <w:bookmarkStart w:id="61" w:name="데이터-지도와-3정5s-파이프라인-단계는-코드체계다"/>
     <w:p>
       <w:pPr>
         <w:pStyle w:val="Heading2"/>
@@ -5643,8 +5698,8 @@
         <w:t xml:space="preserve">라고 계속 물을 때 — 현장의 입력은 문화가 된다.</w:t>
       </w:r>
     </w:p>
-    <w:bookmarkEnd w:id="58"/>
-    <w:bookmarkStart w:id="59" w:name="눈으로-보는-관리의-적용-파이프라인은-영업의-관리판이다"/>
+    <w:bookmarkEnd w:id="61"/>
+    <w:bookmarkStart w:id="62" w:name="눈으로-보는-관리의-적용-파이프라인은-영업의-관리판이다"/>
     <w:p>
       <w:pPr>
         <w:pStyle w:val="Heading2"/>
@@ -5730,8 +5785,8 @@
         <w:t xml:space="preserve">, 정보의 확도보다 속도를 우선하라 — 이 파이프라인이라는 구조 위에서 비로소 자동으로 실행되는 것이다. 다만 추론 단계의 전제를 잊어서는 안 된다. 전환율과 체류 분포는 최소 2~3분기의 규율 있는 입력이 쌓여야 통계로서 의미를 가지며, 그 전까지의 예측치는 참고 신호로만 다뤄야 한다.</w:t>
       </w:r>
     </w:p>
-    <w:bookmarkEnd w:id="59"/>
-    <w:bookmarkStart w:id="60" w:name="dmaic-루프-시나리오-수주전환율-한-사이클"/>
+    <w:bookmarkEnd w:id="62"/>
+    <w:bookmarkStart w:id="63" w:name="dmaic-루프-시나리오-수주전환율-한-사이클"/>
     <w:p>
       <w:pPr>
         <w:pStyle w:val="Heading2"/>
@@ -6048,8 +6103,8 @@
         <w:t xml:space="preserve">31%가 Measure 단계의 장애물이었다는 점이다. 10.3절의 3정5S가 부실하면 DMAIC는 분석 이전에 데이터 복구에서 멈춘다. 방법론의 순서가 곧 컨설팅의 순서인 이유다. 셋째, 사람이 한 일은 정의의 승인과 대책의 선별이라는 두 번의 판단뿐이라는 점이다. 층별·검정·모의 평가·환류는 데이터와 도구가 수행했고, 보류된 대책(스코어 기반 재배분)과 잔여 과제(전시회 리드 검증)는 다음 회전의 입력으로 등록되었다. 분기마다 사람이 돌리던 영업 개선 회의가, 여기서는 관리도의 알람이 점화하는 상시 루프의 한 회전이 된 것이다.</w:t>
       </w:r>
     </w:p>
-    <w:bookmarkEnd w:id="60"/>
-    <w:bookmarkStart w:id="61" w:name="지능형-ai-적용-포인트-1"/>
+    <w:bookmarkEnd w:id="63"/>
+    <w:bookmarkStart w:id="64" w:name="지능형-ai-적용-포인트-1"/>
     <w:p>
       <w:pPr>
         <w:pStyle w:val="Heading2"/>
@@ -6177,8 +6232,8 @@
         <w:t xml:space="preserve">두 가지 경계를 덧붙인다. 첫째, 예측과 추천은 1부 5장의 안전장치 원칙 아래 놓여야 한다. 고객 커뮤니케이션과 가격 제안처럼 되돌리기 어려운 행동은 AI가 초안하고 사람이 승인하며, 스코어 기반 자원 배분의 자동화는 적중률의 성적표가 쌓인 범위에서만 단계적으로 넓힌다. 둘째, 학습의 재료는 실패 데이터다. 수주한 기회만큼 실주한 기회가, 성사된 견적만큼 무산된 견적이 기록되어야 모델은 이기는 패턴과 지는 패턴을 함께 배운다. 실주 처리의 귀찮음을 줄이려고 카드를 조용히 삭제하는 관행은, 조직의 학습 데이터를 지우는 행위다.</w:t>
       </w:r>
     </w:p>
-    <w:bookmarkEnd w:id="61"/>
-    <w:bookmarkStart w:id="62" w:name="컨설팅-가이드-1"/>
+    <w:bookmarkEnd w:id="64"/>
+    <w:bookmarkStart w:id="65" w:name="컨설팅-가이드-1"/>
     <w:p>
       <w:pPr>
         <w:pStyle w:val="Heading2"/>
@@ -6328,8 +6383,8 @@
         <w:t xml:space="preserve">첫째, 단계 과다 설계다. 영업 프로세스를 정밀하게 그리겠다며 10단계 이상을 만들면 판별이 흐려지고 입력이 귀찮아진다. 4~7단계로 시작해 필요 시 세분한다. 둘째, CRM의 감시 도구화다. 활동 기록이 통제와 질책의 근거로 쓰이는 순간 영업은 방어적 입력을 시작하고 데이터는 오염된다. 기록이 자기 영업에 도움이 되는 화면 — 알림, 이력, 예측 — 으로 되돌아오게 설계해야 입력이 지속된다(1부 3장의 원칙: 수집한 데이터를 현장에 되돌려 보여 준다). 셋째, 파이프라인과 회의의 이원화다. 시스템 따로, 보고용 엑셀 따로인 순간 시스템은 사후 기록부로 전락한다. 넷째, 스코어 맹신 또는 전면 불신이다. 표본이 얇은 도입 초기의 점수를 근거로 자원을 배분하거나, 반대로 설명이 없다는 이유로 영영 무시하는 양 극단 모두 실패다. 점수는 참고 신호로 시작해, 적중률이 검증된 범위에서 단계적으로 가중치를 높인다. 다섯째, 정지 작업 없는 이관이다. 기존 엑셀과 명함첩의 고객 목록을 정리·병합 없이 통째로 부으면, 새 시스템은 첫날부터 중복 거래처와 죽은 리드의 창고가 된다. 1부 2장의 순서 — 버리고, 자리 잡고, 닦은 뒤에 옮긴다 — 는 이관에서도 예외가 없다.</w:t>
       </w:r>
     </w:p>
-    <w:bookmarkEnd w:id="62"/>
-    <w:bookmarkStart w:id="63" w:name="정직한-평가-1"/>
+    <w:bookmarkEnd w:id="65"/>
+    <w:bookmarkStart w:id="66" w:name="정직한-평가-1"/>
     <w:p>
       <w:pPr>
         <w:pStyle w:val="Heading2"/>
@@ -6767,8 +6822,8 @@
         <w:t xml:space="preserve">도입 판단 기준은 이렇게 정리된다. 영업 인력 수십 명 이하이고 영업과 실행(재고·제조·회계)의 일체감이 경쟁력인 제조·유통 중소기업이라면, 영업 기능의 깊이를 양보하는 대신 실행과의 거리가 0이라는 Odoo의 트레이드오프가 대체로 유리하다. 반대로 영업 조직 자체가 수백 명이고 영업 프로세스의 정교화가 경쟁력의 본질이라면 전문 CRM이 맞다. 서드브레인 관점의 추가 논점은 데이터 주권이다. 폐쇄형 SaaS의 영업 데이터는 API 한도와 반출 비용의 제약 아래 있지만, Odoo의 파이프라인 이력은 자사 데이터베이스 안에 있어 온톨로지 구축(16장)의 원료로 즉시 쓸 수 있다.</w:t>
       </w:r>
     </w:p>
-    <w:bookmarkEnd w:id="63"/>
-    <w:bookmarkStart w:id="64" w:name="핵심-요약-2"/>
+    <w:bookmarkEnd w:id="66"/>
+    <w:bookmarkStart w:id="67" w:name="핵심-요약-2"/>
     <w:p>
       <w:pPr>
         <w:pStyle w:val="Heading2"/>
@@ -6909,8 +6964,8 @@
         <w:t xml:space="preserve">사유 10% 미만 유지다.</w:t>
       </w:r>
     </w:p>
-    <w:bookmarkEnd w:id="64"/>
-    <w:bookmarkStart w:id="65" w:name="이-장의-참고문헌-2"/>
+    <w:bookmarkEnd w:id="67"/>
+    <w:bookmarkStart w:id="68" w:name="이-장의-참고문헌-2"/>
     <w:p>
       <w:pPr>
         <w:pStyle w:val="Heading2"/>
@@ -7029,9 +7084,9 @@
         <w:t xml:space="preserve">이 책 12장(재고 관리), 13장(제조 관리), 16장(확장 부스터) — 수요 신호의 하류 연결과 그래프 아키텍처.</w:t>
       </w:r>
     </w:p>
-    <w:bookmarkEnd w:id="65"/>
-    <w:bookmarkEnd w:id="66"/>
-    <w:bookmarkStart w:id="77" w:name="제11장.-매입구매-조달의-컨설팅"/>
+    <w:bookmarkEnd w:id="68"/>
+    <w:bookmarkEnd w:id="69"/>
+    <w:bookmarkStart w:id="80" w:name="제11장.-매입구매-조달의-컨설팅"/>
     <w:p>
       <w:pPr>
         <w:pStyle w:val="Heading1"/>
@@ -7091,7 +7146,7 @@
         <w:t xml:space="preserve">(1983)</w:t>
       </w:r>
     </w:p>
-    <w:bookmarkStart w:id="67" w:name="경영의-질문-언제-얼마나-누구에게-발주할-것인가"/>
+    <w:bookmarkStart w:id="70" w:name="경영의-질문-언제-얼마나-누구에게-발주할-것인가"/>
     <w:p>
       <w:pPr>
         <w:pStyle w:val="Heading2"/>
@@ -7164,8 +7219,8 @@
         <w:t xml:space="preserve">특정 업체가 한 달 멈추면 어떤 제품의 어떤 고객 납기가 무너지는가 — 단일 소싱의 리스크는 평시에는 보이지 않다가 사고 때 청구서로 돌아온다. 크랄리치가 1983년에 구매를 ’공급 관리’로 격상하라고 요구한 이래(Kraljic, 1983), 이 질문들은 구매 부서의 실무가 아니라 경영의 의제가 되었다. 담당 KPI는 공급업체 납기준수율, 구매단가 절감률(및 단가 이상 건수), 결품 발생 건수, 발주 처리 리드타임, 단일 소싱 품목 비율이다.</w:t>
       </w:r>
     </w:p>
-    <w:bookmarkEnd w:id="67"/>
-    <w:bookmarkStart w:id="68" w:name="기능-해부-rfq에서-3단계-대조까지"/>
+    <w:bookmarkEnd w:id="70"/>
+    <w:bookmarkStart w:id="71" w:name="기능-해부-rfq에서-3단계-대조까지"/>
     <w:p>
       <w:pPr>
         <w:pStyle w:val="Heading2"/>
@@ -7293,8 +7348,8 @@
         <w:t xml:space="preserve">로 전환되는 것 — 서두의 구매 과장이 가진 암묵지가 조직의 형식지로 표출화되는 것이다(Nonaka &amp; Takeuchi, 1995).</w:t>
       </w:r>
     </w:p>
-    <w:bookmarkEnd w:id="68"/>
-    <w:bookmarkStart w:id="69" w:name="데이터-지도와-3정5s-단가-이력의-정돈-리드타임의-정량"/>
+    <w:bookmarkEnd w:id="71"/>
+    <w:bookmarkStart w:id="72" w:name="데이터-지도와-3정5s-단가-이력의-정돈-리드타임의-정량"/>
     <w:p>
       <w:pPr>
         <w:pStyle w:val="Heading2"/>
@@ -7821,8 +7876,8 @@
         <w:t xml:space="preserve">가 이 모듈에서 갖는 특별한 의미는 리드타임 실적의 정량이다. 리드타임은 계획(1부 4장의 기준일정)의 입력값인데, 대부분의 회사에서 이 값은 등록 당시의 추정치로 화석화되어 있다. 입고를 발생 시점에 기록하는 습관이 서면 발주일과 입고일의 차이가 자동으로 쌓여 리드타임이 추정에서 측정으로, 단일값에서 분포로 진화한다. 1부 4장이 강조했듯 계획의 여유(버퍼)는 이 분포 위에서만 정확히 배분될 수 있다. 월간 구매 회의를 시스템 리포트로 진행하는 정례화 — 납기준수율과 단가 변동을 같은 화면에서 보는 리듬 — 가 이 모든 규율의 닻이다.</w:t>
       </w:r>
     </w:p>
-    <w:bookmarkEnd w:id="69"/>
-    <w:bookmarkStart w:id="70" w:name="눈으로-보는-관리의-적용-발주-현황판에서-공급-리스크까지"/>
+    <w:bookmarkEnd w:id="72"/>
+    <w:bookmarkStart w:id="73" w:name="눈으로-보는-관리의-적용-발주-현황판에서-공급-리스크까지"/>
     <w:p>
       <w:pPr>
         <w:pStyle w:val="Heading2"/>
@@ -7941,8 +7996,8 @@
         <w:t xml:space="preserve">는 선제 경고가 된다. 이 추론이 그래프 위에서 완성되는 모습은 11.6절에서 다룬다.</w:t>
       </w:r>
     </w:p>
-    <w:bookmarkEnd w:id="70"/>
-    <w:bookmarkStart w:id="71" w:name="dmaic-루프-시나리오-공급업체-납기준수율"/>
+    <w:bookmarkEnd w:id="73"/>
+    <w:bookmarkStart w:id="74" w:name="dmaic-루프-시나리오-공급업체-납기준수율"/>
     <w:p>
       <w:pPr>
         <w:pStyle w:val="Heading2"/>
@@ -8259,8 +8314,8 @@
         <w:t xml:space="preserve">이 사이클의 교훈은 Measure 단계에 있다. 요청 납기가 관행상 일괄 입력된 품목군에서는 준수율이라는 지표 자체가 허구였다. 1부 5장의 측정 시스템 분석(MSA) 규율 — 자를 먼저 검사하라 — 이 조달에서 갖는 구체적 의미이며, 11.3절의 3정5S가 이 루프의 전제 공사인 이유다.</w:t>
       </w:r>
     </w:p>
-    <w:bookmarkEnd w:id="71"/>
-    <w:bookmarkStart w:id="72" w:name="지능형-ai-적용-포인트-2"/>
+    <w:bookmarkEnd w:id="74"/>
+    <w:bookmarkStart w:id="75" w:name="지능형-ai-적용-포인트-2"/>
     <w:p>
       <w:pPr>
         <w:pStyle w:val="Heading2"/>
@@ -8377,8 +8432,8 @@
         <w:t xml:space="preserve">는 서두의 구매 과장의 지식은 어떤 필드에도 없다. 담당자의 승인된 노트를 LLM이 구조화 추출해 공급업체 노드의 속성으로 온톨로지에 기여시키는 순환이 갖춰질 때, 조달 그래프는 트랜잭션의 집계를 넘어 조직의 조달 지혜가 된다.</w:t>
       </w:r>
     </w:p>
-    <w:bookmarkEnd w:id="72"/>
-    <w:bookmarkStart w:id="73" w:name="컨설팅-가이드-2"/>
+    <w:bookmarkEnd w:id="75"/>
+    <w:bookmarkStart w:id="76" w:name="컨설팅-가이드-2"/>
     <w:p>
       <w:pPr>
         <w:pStyle w:val="Heading2"/>
@@ -8459,8 +8514,8 @@
         <w:t xml:space="preserve">첫째, 마스터 정비 없는 자동화다. 중복 업체와 죽은 가격표 위에 재주문 규칙을 켜면 시스템은 자동으로 잘못 발주한다. 둘째, 전 품목 일괄 재주문 규칙이다. 수요 패턴이 검증되지 않은 품목까지 일괄 적용하면 과잉 재고가 먼저 온다. ABC 선별과 단계 확대가 원칙이다. 셋째, 이중 채널의 방치다. 급한 발주는 전화로 하고 나중에 시스템에 넣는 관행을 허용하면 데이터의 시각이 왜곡되어 리드타임 측정이 무너진다. 긴급 발주조차 모바일 화면에서 PO로 내는 경로를 만들어 주어야 한다. 넷째, 성과 데이터의 미사용이다. 납기준수율을 집계만 하고 업체와의 협상·배분에 쓰지 않으면 현장은 곧 입력의 이유를 잃는다. 데이터는 보는 리듬과 쓰는 자리가 있어야 축적된다.</w:t>
       </w:r>
     </w:p>
-    <w:bookmarkEnd w:id="73"/>
-    <w:bookmarkStart w:id="74" w:name="정직한-평가-2"/>
+    <w:bookmarkEnd w:id="76"/>
+    <w:bookmarkStart w:id="77" w:name="정직한-평가-2"/>
     <w:p>
       <w:pPr>
         <w:pStyle w:val="Heading2"/>
@@ -8810,8 +8865,8 @@
         <w:t xml:space="preserve">도입 판단 기준은 명확하다. Coupa·Ariba류는 공급업체 네트워크와 전략 구매의 깊이에서 앞서지만 도입 비용과 복잡도가 중소기업의 체급을 벗어나고, 회계 소프트웨어 중심의 국내 관행은 매입을 전표로만 기록할 뿐 조달 프로세스를 다루지 못한다. 운영 구매를 ERP와 한 몸으로 자동화하는 중간 지점 — 이것이 Odoo 매입의 위치이며, 이 책이 대상으로 하는 중소·중견 기업에는 실용적 최적점이다. 다만 크랄리치의 구분을 빌리면, 이 모듈이 자동화하는 것은 일상 품목(non-critical)과 레버리지 품목의 운영 구매다. 전략 품목 — 단일 소싱의 핵심 자재, 병목 품목 — 의 관리는 시스템이 아니라 경영의 일이며, 시스템이 하는 것은 그 품목이 어디인지를 그래프로 드러내고(11.6절) 경영의 판단에 근거를 공급하는 것까지다.</w:t>
       </w:r>
     </w:p>
-    <w:bookmarkEnd w:id="74"/>
-    <w:bookmarkStart w:id="75" w:name="핵심-요약-3"/>
+    <w:bookmarkEnd w:id="77"/>
+    <w:bookmarkStart w:id="78" w:name="핵심-요약-3"/>
     <w:p>
       <w:pPr>
         <w:pStyle w:val="Heading2"/>
@@ -8919,8 +8974,8 @@
         <w:t xml:space="preserve">한계는 RFQ 후속 수동, 스코어카드 부재, Enterprise 전용 기능, 전략 구매 기능 부재, 정적 재주문 규칙이다. Odoo 매입의 자리는 운영 구매의 자동화이며, 전략 품목의 판단은 경영에 남는다.</w:t>
       </w:r>
     </w:p>
-    <w:bookmarkEnd w:id="75"/>
-    <w:bookmarkStart w:id="76" w:name="이-장의-참고문헌-3"/>
+    <w:bookmarkEnd w:id="78"/>
+    <w:bookmarkStart w:id="79" w:name="이-장의-참고문헌-3"/>
     <w:p>
       <w:pPr>
         <w:pStyle w:val="Heading2"/>
@@ -9084,9 +9139,9 @@
         <w:t xml:space="preserve">이 책 8장(품목 마스터), 12장(재고 관리), 14장(회계·3단계 대조의 하류), 16장(확장 부스터·공급 리스크 그래프).</w:t>
       </w:r>
     </w:p>
-    <w:bookmarkEnd w:id="76"/>
-    <w:bookmarkEnd w:id="77"/>
-    <w:bookmarkStart w:id="93" w:name="제12장.-재고-관리-물류의-컨설팅"/>
+    <w:bookmarkEnd w:id="79"/>
+    <w:bookmarkEnd w:id="80"/>
+    <w:bookmarkStart w:id="96" w:name="제12장.-재고-관리-물류의-컨설팅"/>
     <w:p>
       <w:pPr>
         <w:pStyle w:val="Heading1"/>
@@ -9115,7 +9170,7 @@
         <w:t xml:space="preserve">— 생산관리 고전(『다품종소량·수주생산의 생산관리』)</w:t>
       </w:r>
     </w:p>
-    <w:bookmarkStart w:id="78" w:name="경영의-질문-결품과-과잉-사이-그리고-재고는-진실한가"/>
+    <w:bookmarkStart w:id="81" w:name="경영의-질문-결품과-과잉-사이-그리고-재고는-진실한가"/>
     <w:p>
       <w:pPr>
         <w:pStyle w:val="Heading2"/>
@@ -9205,8 +9260,8 @@
         <w:t xml:space="preserve">을 요구했던 것을 기억하라. 이 장은 그 정확성을 만들고 유지하는 컨설팅, 그 위에서 비로소 가능해지는 최적화의 컨설팅을 다룬다.</w:t>
       </w:r>
     </w:p>
-    <w:bookmarkEnd w:id="78"/>
-    <w:bookmarkStart w:id="79" w:name="기능-해부-이중-기록에서-재고평가까지"/>
+    <w:bookmarkEnd w:id="81"/>
+    <w:bookmarkStart w:id="82" w:name="기능-해부-이중-기록에서-재고평가까지"/>
     <w:p>
       <w:pPr>
         <w:pStyle w:val="Heading2"/>
@@ -9532,8 +9587,8 @@
         <w:t xml:space="preserve">재고는 물류의 문제이자 회계의 문제다. Odoo는 실사법과 계속기록법을 모두 지원하고, 원가 결정 방법으로 선입선출(FIFO)·평균법(AVCO)·표준원가법을 제공한다(공식 소개자료는 후입선출법도 언급하나 한국채택국제회계기준은 이를 인정하지 않으므로 국내 실무에서는 논외다). 계속기록법과 이중 기록이 결합하면 모든 이동이 발생 즉시 재고 자산과 매출원가에 반영되어, 월중 어느 시점에든 정확한 재고 자산과 매출총이익을 조회할 수 있다. 평가법은 운영 중 변경의 회계적 파장이 크므로 도입 초기에 품목 카테고리 단위로 확정하는 것이 원칙이며, 상세는 14장의 회계에서 다시 다룬다.</w:t>
       </w:r>
     </w:p>
-    <w:bookmarkEnd w:id="79"/>
-    <w:bookmarkStart w:id="82" w:name="데이터-지도와-3정5s-실물-5s와-데이터-5s가-만나는-유일한-현장"/>
+    <w:bookmarkEnd w:id="82"/>
+    <w:bookmarkStart w:id="85" w:name="데이터-지도와-3정5s-실물-5s와-데이터-5s가-만나는-유일한-현장"/>
     <w:p>
       <w:pPr>
         <w:pStyle w:val="Heading2"/>
@@ -9542,7 +9597,7 @@
         <w:t xml:space="preserve">12.3 데이터 지도와 3정5S: 실물 5S와 데이터 5S가 만나는 유일한 현장</w:t>
       </w:r>
     </w:p>
-    <w:bookmarkStart w:id="80" w:name="이-모듈의-데이터-지도-1"/>
+    <w:bookmarkStart w:id="83" w:name="이-모듈의-데이터-지도-1"/>
     <w:p>
       <w:pPr>
         <w:pStyle w:val="Heading3"/>
@@ -9976,8 +10031,8 @@
         </w:tc>
       </w:tr>
     </w:tbl>
-    <w:bookmarkEnd w:id="80"/>
-    <w:bookmarkStart w:id="81" w:name="정5s의-원형-현장"/>
+    <w:bookmarkEnd w:id="83"/>
+    <w:bookmarkStart w:id="84" w:name="정5s의-원형-현장"/>
     <w:p>
       <w:pPr>
         <w:pStyle w:val="Heading3"/>
@@ -10101,9 +10156,9 @@
         <w:t xml:space="preserve">셋째, 창고는 습관화의 시험대다. 바코드 스캔이라는 발생 시점 입력이 지켜지는가, 정위치 규칙이 바쁜 날에도 유지되는가는 시스템이 아니라 규율의 문제이며, 원전의 가르침대로 경영자의 지속적 관심이 그 규율을 지탱한다. 사장이 월요일 아침 재고 정확도 지표를 자기 눈으로 확인하는 회사의 창고는 깨끗하고, 그렇지 않은 회사의 창고는 형해화한다. 창고에서 3정5S를 각인한 조직은 다른 모듈의 데이터 정비에서도 같은 감각을 발휘한다. 그래서 나는 제조업 컨설팅의 첫 실습 무대로 언제나 창고를 고른다.</w:t>
       </w:r>
     </w:p>
-    <w:bookmarkEnd w:id="81"/>
-    <w:bookmarkEnd w:id="82"/>
-    <w:bookmarkStart w:id="83" w:name="눈으로-보는-관리의-적용-현황판에서-동적-보충까지"/>
+    <w:bookmarkEnd w:id="84"/>
+    <w:bookmarkEnd w:id="85"/>
+    <w:bookmarkStart w:id="86" w:name="눈으로-보는-관리의-적용-현황판에서-동적-보충까지"/>
     <w:p>
       <w:pPr>
         <w:pStyle w:val="Heading2"/>
@@ -10249,8 +10304,8 @@
         <w:t xml:space="preserve">고 했던 명제의 재고판이다. 추론 단계는 또한 결품의 원인을 역추적한다. 결품이 수요 급증 때문인지, 공급업체 납기 지연 때문인지, 실사 차이(장부가 거짓이었던 경우) 때문인지를 이동 이력과 발주 이력의 그래프에서 분해하면, 대책은 각각 예측 갱신, 공급업체 관리(11장), 실사 강화로 갈라진다.</w:t>
       </w:r>
     </w:p>
-    <w:bookmarkEnd w:id="83"/>
-    <w:bookmarkStart w:id="84" w:name="dmaic-루프-시나리오-재고-정확도-회복의-한-사이클"/>
+    <w:bookmarkEnd w:id="86"/>
+    <w:bookmarkStart w:id="87" w:name="dmaic-루프-시나리오-재고-정확도-회복의-한-사이클"/>
     <w:p>
       <w:pPr>
         <w:pStyle w:val="Heading2"/>
@@ -10419,8 +10474,8 @@
         <w:t xml:space="preserve">이 사이클에서 주목할 것은 개선의 결과가 문서가 아니라 시스템의 상태 — 경로 규칙, UoM 마스터, 실사 일정 — 로 저장되었다는 점이다. 재고 정확도가 회복되면 그 위의 모든 것이 좋아진다. MRP의 발주가 정확해지고, 영업의 납기 약속이 신뢰를 얻으며, 다음 절의 AI가 학습할 데이터가 참이 된다. 같은 루프를 재고회전율에 적용할 수도 있다. 그 경우 Define은 회전율 하락의 관리도 신호에서 출발하고, Analyze는 ABC-XYZ 격자 위에서 회전을 갉아먹는 품목군 — 대개 과거의 수요를 기준으로 설정된 채 갱신되지 않은 재주문 규칙 — 을 층별하며, Improve는 정책 파라미터의 재계산을, Control은 규칙 갱신 주기의 제도화를 낳는다. 어느 KPI를 고르든 원칙은 같다. 정확도가 먼저고 회전율이 그다음이다 — 거짓 장부의 회전율 개선은 개선이 아니라 우연이기 때문이다.</w:t>
       </w:r>
     </w:p>
-    <w:bookmarkEnd w:id="84"/>
-    <w:bookmarkStart w:id="85" w:name="지능형-ai-적용-포인트-3"/>
+    <w:bookmarkEnd w:id="87"/>
+    <w:bookmarkStart w:id="88" w:name="지능형-ai-적용-포인트-3"/>
     <w:p>
       <w:pPr>
         <w:pStyle w:val="Heading2"/>
@@ -10528,8 +10583,8 @@
         <w:t xml:space="preserve">(원인의 구조적 분해). 세 질의 모두 답의 재료는 이동 기록이며, 기록의 형식이 질문의 상한을 정한다는 이 장 서두의 명제가 여기서 입증된다.</w:t>
       </w:r>
     </w:p>
-    <w:bookmarkEnd w:id="85"/>
-    <w:bookmarkStart w:id="89" w:name="컨설팅-가이드-진단-구축-순서-성공-판정"/>
+    <w:bookmarkEnd w:id="88"/>
+    <w:bookmarkStart w:id="92" w:name="컨설팅-가이드-진단-구축-순서-성공-판정"/>
     <w:p>
       <w:pPr>
         <w:pStyle w:val="Heading2"/>
@@ -10538,7 +10593,7 @@
         <w:t xml:space="preserve">12.7 컨설팅 가이드: 진단, 구축 순서, 성공 판정</w:t>
       </w:r>
     </w:p>
-    <w:bookmarkStart w:id="86" w:name="진단-질문-체크리스트-1"/>
+    <w:bookmarkStart w:id="89" w:name="진단-질문-체크리스트-1"/>
     <w:p>
       <w:pPr>
         <w:pStyle w:val="Heading3"/>
@@ -10667,8 +10722,8 @@
         <w:t xml:space="preserve">재고 KPI(정확도·회전율·결품률)를 정례 회의에서 보는가. 책임자가 지정되어 있는가.</w:t>
       </w:r>
     </w:p>
-    <w:bookmarkEnd w:id="86"/>
-    <w:bookmarkStart w:id="87" w:name="구축-순서-주-단위-1"/>
+    <w:bookmarkEnd w:id="89"/>
+    <w:bookmarkStart w:id="90" w:name="구축-순서-주-단위-1"/>
     <w:p>
       <w:pPr>
         <w:pStyle w:val="Heading3"/>
@@ -10749,8 +10804,8 @@
         <w:t xml:space="preserve">수불 데이터가 쌓이기 시작하면 A급 품목부터 재주문 규칙을 설정하고, 재고 현황판과 결품 임박·장기 체류 경보(말하는 단계)를 가동한다. 순환 실사 일정을 확정해 습관화 단계에 진입시킨다. 동적 안전재고와 예측 보충(추론하는 단계)은 최소 두 분기의 정확한 실적이 쌓인 뒤의 과제로 예고만 해 둔다.</w:t>
       </w:r>
     </w:p>
-    <w:bookmarkEnd w:id="87"/>
-    <w:bookmarkStart w:id="88" w:name="성공-판정과-흔한-실패"/>
+    <w:bookmarkEnd w:id="90"/>
+    <w:bookmarkStart w:id="91" w:name="성공-판정과-흔한-실패"/>
     <w:p>
       <w:pPr>
         <w:pStyle w:val="Heading3"/>
@@ -10775,9 +10830,9 @@
         <w:t xml:space="preserve">흔한 실패는 네 가지다. 첫째, 기초 실사 없이 기존 장부 숫자를 그대로 이관하는 것 — 거짓 위에 정밀한 시스템을 세우는 일이며, 가장 흔하고 가장 치명적이다. 둘째, 위치 체계를 실물 정비 없이 데이터로만 만드는 것 — 현장은 곧 시스템을 우회한다. 셋째, 바코드 전면 일제 도입 — 현장 수용성이 무너지고 스캔 누락이 습관이 된다. 넷째, 이중 기록·경로·예약이라는 개념 체계를 교육하지 않고 설정만 켜는 것 — 개념을 이해하지 못한 채 만진 설정은 이동 문서를 꼬이게 하며, 이는 커뮤니티에서 가장 자주 목격되는 초심자 실패 유형이다.</w:t>
       </w:r>
     </w:p>
-    <w:bookmarkEnd w:id="88"/>
-    <w:bookmarkEnd w:id="89"/>
-    <w:bookmarkStart w:id="90" w:name="정직한-평가-wms를-겸하는-erp-재고의-자리"/>
+    <w:bookmarkEnd w:id="91"/>
+    <w:bookmarkEnd w:id="92"/>
+    <w:bookmarkStart w:id="93" w:name="정직한-평가-wms를-겸하는-erp-재고의-자리"/>
     <w:p>
       <w:pPr>
         <w:pStyle w:val="Heading2"/>
@@ -10863,8 +10918,8 @@
         <w:t xml:space="preserve">이지 전문 WMS가 아니다. 이 책의 대상인 중소·중견 규모에서 이 한계가 실제 제약이 되는 경우는 드물지만, 물류가 본업인 풀필먼트 사업자라면 성장 단계에 따른 전문 WMS 병행의 임계점을 미리 정의해 두어야 한다. 국내 환경에서는 3PL에 창고를 위탁하고 Odoo가 재고의 회계적 진실과 판매·구매 연동을 쥔 채 3PL WMS와 입출고 지시·실적을 API로 주고받는 분업, 그리고 복수 오픈마켓의 주문·재고 동기화를 n8n 워크플로로 연동하는 구성(16장)이 현실적이다. 어느 구성이든 원칙은 하나다. 재고의 단일 진실은 Odoo에 두고, 채널과 현장은 그 진실의 입출력 단자로 삼는다.</w:t>
       </w:r>
     </w:p>
-    <w:bookmarkEnd w:id="90"/>
-    <w:bookmarkStart w:id="91" w:name="핵심-요약-4"/>
+    <w:bookmarkEnd w:id="93"/>
+    <w:bookmarkStart w:id="94" w:name="핵심-요약-4"/>
     <w:p>
       <w:pPr>
         <w:pStyle w:val="Heading2"/>
@@ -10999,8 +11054,8 @@
         <w:t xml:space="preserve">정직한 평가: Odoo 재고는 WMS를 겸하는 ERP 재고다. 초고물동·자동화 설비·슬로팅·노동력 관리는 전문 WMS의 영역이며(ERP Research, 2026), 중소·중견 규모에서는 통합의 이점이 그 한계를 압도한다.</w:t>
       </w:r>
     </w:p>
-    <w:bookmarkEnd w:id="91"/>
-    <w:bookmarkStart w:id="92" w:name="이-장의-참고문헌-4"/>
+    <w:bookmarkEnd w:id="94"/>
+    <w:bookmarkStart w:id="95" w:name="이-장의-참고문헌-4"/>
     <w:p>
       <w:pPr>
         <w:pStyle w:val="Heading2"/>
@@ -11164,9 +11219,9 @@
         <w:t xml:space="preserve">이 책 1부 2장(데이터 3정5S)·3장(눈으로 보는 관리·POP)·4장(정미소요량과 재고 정확도)·5장(DMAIC 데이터 루프), 2부 11장(매입)·14장(회계)·16장(확장 부스터).</w:t>
       </w:r>
     </w:p>
-    <w:bookmarkEnd w:id="92"/>
-    <w:bookmarkEnd w:id="93"/>
-    <w:bookmarkStart w:id="109" w:name="제13장.-제조-관리-생산의-컨설팅"/>
+    <w:bookmarkEnd w:id="95"/>
+    <w:bookmarkEnd w:id="96"/>
+    <w:bookmarkStart w:id="112" w:name="제13장.-제조-관리-생산의-컨설팅"/>
     <w:p>
       <w:pPr>
         <w:pStyle w:val="Heading1"/>
@@ -11195,7 +11250,7 @@
         <w:t xml:space="preserve">— Huabing Liu, 자동차 제조업체 IT 운영 팀장 (Odoo 공식 소개자료)</w:t>
       </w:r>
     </w:p>
-    <w:bookmarkStart w:id="94" w:name="경영의-질문-납기-병목-그리고-원가의-진실"/>
+    <w:bookmarkStart w:id="97" w:name="경영의-질문-납기-병목-그리고-원가의-진실"/>
     <w:p>
       <w:pPr>
         <w:pStyle w:val="Heading2"/>
@@ -11327,8 +11382,8 @@
         <w:t xml:space="preserve">1부에서 이 질문들의 방법론은 이미 정립되었다. 3장은 관리판과 POP로 실행의 가시화를, 4장은 부품전개와 일정계획으로 계획의 체계를, 5장은 DMAIC 루프로 개선의 회전을, 7장은 공정편성과 디지털 트윈으로 구조의 재구축을 다뤘다. 이 장은 그 방법론들이 Odoo 제조 관리라는 하나의 모듈 위에서 어떻게 실장되는지를 다룬다. 2부의 모듈 장 가운데 1부와의 결선이 가장 굵은 장이다.</w:t>
       </w:r>
     </w:p>
-    <w:bookmarkEnd w:id="94"/>
-    <w:bookmarkStart w:id="95" w:name="기능-해부-계획에서-실행-품질에서-원가까지"/>
+    <w:bookmarkEnd w:id="97"/>
+    <w:bookmarkStart w:id="98" w:name="기능-해부-계획에서-실행-품질에서-원가까지"/>
     <w:p>
       <w:pPr>
         <w:pStyle w:val="Heading2"/>
@@ -11656,8 +11711,8 @@
         <w:t xml:space="preserve">는 수사가 아니다. 완성차 서열 납입에 맞추지 못하면 라인 정지 배상이 발생하고, 로트 추적이 안 되면 리콜 회수 범위가 전체로 확대되는 업종에서, 계획-실행-추적이 실시간으로 도는가는 관리 편의가 아니라 거래 자격의 문제다. 독일의 센서·계측기기 제조사 Kompass GmbH는 다단계 BOM 기반의 제조·재고 통합으로 생산계획을 투명화하며 제조 부문 생산성을 최대 50% 끌어올렸다고 보고한다(Odoo 공식 사례).</w:t>
       </w:r>
     </w:p>
-    <w:bookmarkEnd w:id="95"/>
-    <w:bookmarkStart w:id="98" w:name="데이터-지도와-3정5s-bom의-정품-실적의-정량-코드의-정돈"/>
+    <w:bookmarkEnd w:id="98"/>
+    <w:bookmarkStart w:id="101" w:name="데이터-지도와-3정5s-bom의-정품-실적의-정량-코드의-정돈"/>
     <w:p>
       <w:pPr>
         <w:pStyle w:val="Heading2"/>
@@ -11666,7 +11721,7 @@
         <w:t xml:space="preserve">13.3 데이터 지도와 3정5S: BOM의 정품, 실적의 정량, 코드의 정돈</w:t>
       </w:r>
     </w:p>
-    <w:bookmarkStart w:id="96" w:name="이-모듈의-데이터-지도-2"/>
+    <w:bookmarkStart w:id="99" w:name="이-모듈의-데이터-지도-2"/>
     <w:p>
       <w:pPr>
         <w:pStyle w:val="Heading3"/>
@@ -12142,8 +12197,8 @@
         </w:tc>
       </w:tr>
     </w:tbl>
-    <w:bookmarkEnd w:id="96"/>
-    <w:bookmarkStart w:id="97" w:name="세-개의-급소"/>
+    <w:bookmarkEnd w:id="99"/>
+    <w:bookmarkStart w:id="100" w:name="세-개의-급소"/>
     <w:p>
       <w:pPr>
         <w:pStyle w:val="Heading3"/>
@@ -12209,9 +12264,9 @@
         <w:t xml:space="preserve">, 한 명은 ’진동’으로 적으면 시스템은 둘을 다른 사건으로 본다(1부 2장). 불량 코드와 고장 코드의 체계 — 너무 거칠지도 세밀하지도 않은, 현장이 3초 안에 고를 수 있는 수준의 분류 — 를 세우고 자유 서술을 보조 필드로 격하시키는 것이 정돈이다. 같은 사건이 같은 코드로 적힐 때 비로소 경험이 통계가 되고, 통계가 다음 절의 예측이 된다. 원인 코드 없는 품질 기록은 집계는 되어도 추론은 되지 않는다.</w:t>
       </w:r>
     </w:p>
-    <w:bookmarkEnd w:id="97"/>
-    <w:bookmarkEnd w:id="98"/>
-    <w:bookmarkStart w:id="99" w:name="눈으로-보는-관리의-적용-간트에서-예지보전까지"/>
+    <w:bookmarkEnd w:id="100"/>
+    <w:bookmarkEnd w:id="101"/>
+    <w:bookmarkStart w:id="102" w:name="눈으로-보는-관리의-적용-간트에서-예지보전까지"/>
     <w:p>
       <w:pPr>
         <w:pStyle w:val="Heading2"/>
@@ -12353,8 +12408,8 @@
         <w:t xml:space="preserve">로 답하는 것이다. 예지보전 — 예방정비가 주기 기반이라면 예지보전은 상태 기반이다. MTBF·정비 이력에 설비 상태 데이터(진동·전류·온도)가 결합되면 고장 징후에서 잔여 수명을 추정해 정비를 고장 전에, 그러나 너무 이르지 않게 배치한다. 이것은 센서 계층이 갖춰진 뒤의 2단계 확장 영역이며, 그 전이라도 고장 이력 데이터의 정돈(코드체계)이 선행 투자다.</w:t>
       </w:r>
     </w:p>
-    <w:bookmarkEnd w:id="99"/>
-    <w:bookmarkStart w:id="100" w:name="dmaic-루프-시나리오-oee-한-사이클"/>
+    <w:bookmarkEnd w:id="102"/>
+    <w:bookmarkStart w:id="103" w:name="dmaic-루프-시나리오-oee-한-사이클"/>
     <w:p>
       <w:pPr>
         <w:pStyle w:val="Heading2"/>
@@ -12499,8 +12554,8 @@
         <w:t xml:space="preserve">이런 사이클이 국내 현장에서 무엇을 낳는지는 스마트공장 보급사업의 성과 데이터가 보여 준다. 중소벤처기업부의 도입기업 5,003개사 성과분석(2014~2017년 도입분)에 따르면 생산성 30% 증가, 품질 43.5% 향상, 원가 15.9% 절감, 납기준수율 15.5% 향상이 보고되었고, 10인 미만 소기업의 생산성 향상률은 39%로 평균을 웃돌았다(중소벤처기업부, 2018). 개별 사례의 진폭은 더 크다. 진단키트 제조사 솔젠트는 바코드 자재관리·물류동선 최적화·검사 자동화 등 73개 과제로 생산성 73% 증가와 원가 55% 절감을, 금속 열처리 기업 대성종합열처리는 생산량 75% 증가와 불량률 50% 감소를 기록했다(중소벤처기업부 발표 자료; 경남도 발표 자료). 주의할 것은 이 수치들이 소프트웨어 설치의 효과가 아니라는 점이다. 솔젠트의 성과는 73개의 개선 과제 — 곧 73번의 DMAIC 회전 — 의 누적이었다. 도구는 회전을 빠르게 할 뿐, 회전 자체를 대신하지 않는다.</w:t>
       </w:r>
     </w:p>
-    <w:bookmarkEnd w:id="100"/>
-    <w:bookmarkStart w:id="101" w:name="지능형-ai-적용-포인트-4"/>
+    <w:bookmarkEnd w:id="103"/>
+    <w:bookmarkStart w:id="104" w:name="지능형-ai-적용-포인트-4"/>
     <w:p>
       <w:pPr>
         <w:pStyle w:val="Heading2"/>
@@ -12686,8 +12741,8 @@
         <w:t xml:space="preserve">(이력 유사도 — 예지보전의 전 단계). 사장이 회의에서 이 질문을 시스템에 직접 던질 수 있게 되는 것 — 서두의 도금가공 기업에서 세 번의 호출과 수첩과 월말 엑셀이 하던 일 — 이 이 단계의 실질이다.</w:t>
       </w:r>
     </w:p>
-    <w:bookmarkEnd w:id="101"/>
-    <w:bookmarkStart w:id="105" w:name="컨설팅-가이드-진단-mes-단계-도입-성공-판정"/>
+    <w:bookmarkEnd w:id="104"/>
+    <w:bookmarkStart w:id="108" w:name="컨설팅-가이드-진단-mes-단계-도입-성공-판정"/>
     <w:p>
       <w:pPr>
         <w:pStyle w:val="Heading2"/>
@@ -12696,7 +12751,7 @@
         <w:t xml:space="preserve">13.7 컨설팅 가이드: 진단, MES 단계 도입, 성공 판정</w:t>
       </w:r>
     </w:p>
-    <w:bookmarkStart w:id="102" w:name="진단-질문-체크리스트-2"/>
+    <w:bookmarkStart w:id="105" w:name="진단-질문-체크리스트-2"/>
     <w:p>
       <w:pPr>
         <w:pStyle w:val="Heading3"/>
@@ -12825,8 +12880,8 @@
         <w:t xml:space="preserve">영업과 제조가 같은 숫자를 보는 회의체(S&amp;OP)가 있는가.</w:t>
       </w:r>
     </w:p>
-    <w:bookmarkEnd w:id="102"/>
-    <w:bookmarkStart w:id="103" w:name="mes-단계-도입-1부-3장-순서의-계승"/>
+    <w:bookmarkEnd w:id="105"/>
+    <w:bookmarkStart w:id="106" w:name="mes-단계-도입-1부-3장-순서의-계승"/>
     <w:p>
       <w:pPr>
         <w:pStyle w:val="Heading3"/>
@@ -12915,8 +12970,8 @@
         <w:t xml:space="preserve">QCP 확대, 예방정비 일정 가동, ECO 승인 흐름 정착, 그리고 실적 데이터가 두 분기쯤 쌓이면 표준시간·기준일정을 실측 분포로 갱신한다. 워크센터 수와 주문 수가 수동 간트 조정의 한계를 넘어서면 frePPLe 커넥터를 도입해 유한능력 계획으로 넘어간다(16장). 아침 브리핑과 병목 대시보드 — 말하는 공장 — 는 이 단계의 산출물이다.</w:t>
       </w:r>
     </w:p>
-    <w:bookmarkEnd w:id="103"/>
-    <w:bookmarkStart w:id="104" w:name="성공-판정과-흔한-실패-1"/>
+    <w:bookmarkEnd w:id="106"/>
+    <w:bookmarkStart w:id="107" w:name="성공-판정과-흔한-실패-1"/>
     <w:p>
       <w:pPr>
         <w:pStyle w:val="Heading3"/>
@@ -12971,9 +13026,9 @@
         <w:t xml:space="preserve">(1부 3장)의 위반이며, 실패한 빅뱅은 재도전의 정치적 자본까지 소진시킨다.</w:t>
       </w:r>
     </w:p>
-    <w:bookmarkEnd w:id="104"/>
-    <w:bookmarkEnd w:id="105"/>
-    <w:bookmarkStart w:id="106" w:name="정직한-평가-무한능력의-아킬레스건과-전문-mes의-경계"/>
+    <w:bookmarkEnd w:id="107"/>
+    <w:bookmarkEnd w:id="108"/>
+    <w:bookmarkStart w:id="109" w:name="정직한-평가-무한능력의-아킬레스건과-전문-mes의-경계"/>
     <w:p>
       <w:pPr>
         <w:pStyle w:val="Heading2"/>
@@ -13069,8 +13124,8 @@
         <w:t xml:space="preserve">세 가지로 요약한다. 공정 데이터의 깊이(초 단위 설비 제어·레시피 관리)가 사업의 사활인가 — 그렇다면 전문 MES다. 계획-실행-원가의 연결과 낮은 운영 부담이 우선인가 — 그렇다면 Odoo형 통합이다. 이미 국산 ERP가 회계의 중심인가 — 그렇다면 제조 영역만 Odoo로 세우고 회계 인터페이스를 최소화하는 절충도 가능하나, 단일 원장의 이점을 일부 포기하는 선택임을 인지해야 한다.</w:t>
       </w:r>
     </w:p>
-    <w:bookmarkEnd w:id="106"/>
-    <w:bookmarkStart w:id="107" w:name="핵심-요약-5"/>
+    <w:bookmarkEnd w:id="109"/>
+    <w:bookmarkStart w:id="110" w:name="핵심-요약-5"/>
     <w:p>
       <w:pPr>
         <w:pStyle w:val="Heading2"/>
@@ -13175,8 +13230,8 @@
         <w:t xml:space="preserve">정직한 평가: 최대 약점은 무한능력 계획이며 frePPLe 부스터로 보강한다(frePPLe, 2023). ETO 모델링·PLC 연동·SPC/MSA는 표준 밖이다. 전문 MES는 실행 깊이에서, 보급형은 초기 비용에서 앞서지만, 계획-실행-품질-정비-원가의 실시간 연결은 통합 플랫폼의 고유 영역이다.</w:t>
       </w:r>
     </w:p>
-    <w:bookmarkEnd w:id="107"/>
-    <w:bookmarkStart w:id="108" w:name="이-장의-참고문헌-5"/>
+    <w:bookmarkEnd w:id="110"/>
+    <w:bookmarkStart w:id="111" w:name="이-장의-참고문헌-5"/>
     <w:p>
       <w:pPr>
         <w:pStyle w:val="Heading2"/>
@@ -13424,9 +13479,9 @@
         <w:t xml:space="preserve">이 책 1부 3장(눈으로 보는 관리·POP)·4장(부품전개·일정계획·frePPLe)·5장(DMAIC 루프)·7장(공정편성·디지털 트윈), 2부 12장(재고 관리)·14장(회계)·16장(확장 부스터).</w:t>
       </w:r>
     </w:p>
-    <w:bookmarkEnd w:id="108"/>
-    <w:bookmarkEnd w:id="109"/>
-    <w:bookmarkStart w:id="120" w:name="제14장.-회계-재무의-컨설팅"/>
+    <w:bookmarkEnd w:id="111"/>
+    <w:bookmarkEnd w:id="112"/>
+    <w:bookmarkStart w:id="123" w:name="제14장.-회계-재무의-컨설팅"/>
     <w:p>
       <w:pPr>
         <w:pStyle w:val="Heading1"/>
@@ -13455,7 +13510,7 @@
         <w:t xml:space="preserve">— Wim Van den Brande, KPMG 세무·법률·회계 부문 책임자 (Odoo 공식 소개자료)</w:t>
       </w:r>
     </w:p>
-    <w:bookmarkStart w:id="110" w:name="경영의-질문-결산서가-아니라-답을-요구하라"/>
+    <w:bookmarkStart w:id="113" w:name="경영의-질문-결산서가-아니라-답을-요구하라"/>
     <w:p>
       <w:pPr>
         <w:pStyle w:val="Heading2"/>
@@ -13563,8 +13618,8 @@
         <w:t xml:space="preserve">전통적 회계 조직이 이 질문에 즉답하지 못하는 이유는 능력이 아니라 구조다. 회계는 1494년 루카 파치올리(Luca Pacioli)가 복식부기를 체계화한 이래 기업 활동을 화폐로 번역하는 보편 언어였으나(Pacioli, 1494), 그 번역 작업의 대부분이 사람의 손끝에서 이루어지는 한 회계 인력의 시간은 기록에 소진된다. 1부에서 정립한 언어로 말하면, 회계를 기록 시스템(System of Record)에서 판단 시스템(System of Intelligence)으로 이행시키는 첫 조건은 기록 노동의 자동화이고, 둘째 조건은 그 위에 얹을 데이터의 정비 — 계정과목과 분석 차원의 3정5S — 이며, 셋째 조건은 보이는→말하는→추론하는 관리 구조다. 이 장은 그 순서대로 진행한다.</w:t>
       </w:r>
     </w:p>
-    <w:bookmarkEnd w:id="110"/>
-    <w:bookmarkStart w:id="111" w:name="기능-해부-데이터-입력-없는-회계"/>
+    <w:bookmarkEnd w:id="113"/>
+    <w:bookmarkStart w:id="114" w:name="기능-해부-데이터-입력-없는-회계"/>
     <w:p>
       <w:pPr>
         <w:pStyle w:val="Heading2"/>
@@ -13653,8 +13708,8 @@
         <w:t xml:space="preserve">구조적으로 중요한 것은 이 기능들이 별도 회계 패키지가 아니라 단일 PostgreSQL 위의 한 앱이라는 점이다(8장). 판매에서 청구서가 확정되면 분개가 자동 생성되고, 재고의 입출고는 재고 자산 계정에, 제조의 자재비·노무비는 제조 원가에 실시간 반영된다. 복식부기가 모든 거래를 차변·대변의 균형으로 강제하는 인류 최고(最古)의 데이터 무결성 규칙이라면, 단일 데이터베이스는 그 규칙이 부문 시스템 사이의 이관 없이 전사에 관철되게 하는 플랫폼적 보장이다. 12장에서 본 재고의 이중 기록이 복식부기의 은유를 물류에 이식한 것이었음을 상기하면, 회계는 ERP 전체 데이터 정합성의 리트머스 시험지라 할 수 있다.</w:t>
       </w:r>
     </w:p>
-    <w:bookmarkEnd w:id="111"/>
-    <w:bookmarkStart w:id="112" w:name="데이터-지도와-3정5s-계정과-분석-차원의-정돈이-원가-온톨로지를-만든다"/>
+    <w:bookmarkEnd w:id="114"/>
+    <w:bookmarkStart w:id="115" w:name="데이터-지도와-3정5s-계정과-분석-차원의-정돈이-원가-온톨로지를-만든다"/>
     <w:p>
       <w:pPr>
         <w:pStyle w:val="Heading2"/>
@@ -14263,8 +14318,8 @@
         <w:t xml:space="preserve">라고 계속 묻는 회사의 원장이 깨끗해진다.</w:t>
       </w:r>
     </w:p>
-    <w:bookmarkEnd w:id="112"/>
-    <w:bookmarkStart w:id="113" w:name="눈으로-보는-관리의-적용-보이는-재무에서-추론하는-재무로"/>
+    <w:bookmarkEnd w:id="115"/>
+    <w:bookmarkStart w:id="116" w:name="눈으로-보는-관리의-적용-보이는-재무에서-추론하는-재무로"/>
     <w:p>
       <w:pPr>
         <w:pStyle w:val="Heading2"/>
@@ -14380,8 +14435,8 @@
         <w:t xml:space="preserve">는 결과를 매출 수량 효과, 판매 단가 효과, 원가율 효과, 판관비 효과로 분해하고, 원가율 효과는 다시 자재비·노무비·경비로, 자재비는 다시 품목과 공급업체 단가로 내려가는 역추적이다. 1부 5장 Analyze 단계의 언어로 말하면 층별(stratification)과 그래프 경로 탐색의 재무 적용이다. 이 분해가 담당자의 엑셀 작업이 아니라 원장과 분석 차원 위의 자동 질의가 되려면 14.3절의 정돈 — 계정과 분석 태그의 온톨로지적 일관성 — 이 전제되어야 한다. 보이는 재무는 대시보드 설정으로 되지만, 추론하는 재무는 데이터 정돈 없이는 결코 되지 않는다.</w:t>
       </w:r>
     </w:p>
-    <w:bookmarkEnd w:id="113"/>
-    <w:bookmarkStart w:id="114" w:name="dmaic-루프-시나리오-현금전환주기-한-사이클"/>
+    <w:bookmarkEnd w:id="116"/>
+    <w:bookmarkStart w:id="117" w:name="dmaic-루프-시나리오-현금전환주기-한-사이클"/>
     <w:p>
       <w:pPr>
         <w:pStyle w:val="Heading2"/>
@@ -14663,8 +14718,8 @@
         <w:t xml:space="preserve">는 선언은 3개월 이동 평균의 통계적 판정을 통과해야 하며, 모든 회전은 감사 로그로 남아 다음 회전 — 예컨대 DPO 개선이나 계절 자금 수요의 선제 조달 — 의 학습 재료가 된다. 재무는 되돌리기 어려운 행동이 많은 영역이므로, 루프의 자동화 폭은 다른 모듈보다 보수적으로 잡는 것이 컨설팅의 정석이다.</w:t>
       </w:r>
     </w:p>
-    <w:bookmarkEnd w:id="114"/>
-    <w:bookmarkStart w:id="115" w:name="지능형-ai-적용-포인트-원장에게-질문하는-경영"/>
+    <w:bookmarkEnd w:id="117"/>
+    <w:bookmarkStart w:id="118" w:name="지능형-ai-적용-포인트-원장에게-질문하는-경영"/>
     <w:p>
       <w:pPr>
         <w:pStyle w:val="Heading2"/>
@@ -14749,8 +14804,8 @@
         <w:t xml:space="preserve">에 분석 계정 집계와 견적 대비 차이가 돌아오는 것이다. 다만 정직하게 경계를 그어야 한다. 첫 번째 질문 수준의 다중 홉 원인 분해는 텍스트 검색형 AI만으로는 얕고, 계정·품목·공급업체·환율을 잇는 의미 구조 — 원가 온톨로지 — 가 있어야 신뢰할 수 있는 답이 된다(1부 7장). Odoo가 만드는 깨끗한 원장은 그 온톨로지의 원료이며, 서드브레인 확장(16장)은 그 원료를 추론 가능한 그래프로 바꾸는 작업이다.</w:t>
       </w:r>
     </w:p>
-    <w:bookmarkEnd w:id="115"/>
-    <w:bookmarkStart w:id="116" w:name="컨설팅-가이드-3"/>
+    <w:bookmarkEnd w:id="118"/>
+    <w:bookmarkStart w:id="119" w:name="컨설팅-가이드-3"/>
     <w:p>
       <w:pPr>
         <w:pStyle w:val="Heading2"/>
@@ -14854,8 +14909,8 @@
         <w:t xml:space="preserve">첫째, 이중 원장이다. 국산 회계 프로그램을 병행하며 Odoo와 이중 입력하는 구성은 가장 흔한 실패 패턴으로, 어느 쪽을 원천으로 삼을지 정하고 반대 방향은 자동 연동 또는 폐기해야 한다. 둘째, 분석 차원의 소급 설계다. 운영 개시 후에 분석 플랜을 만들면 과거 데이터에 태그가 없어 비교 분석이 반년간 불구가 된다 — 반드시 1~2주차에 끝낸다. 셋째, 세무 요건의 후순위화다. 전자세금계산서와 부가세 신고 경로를 계약 전에 확정하지 않으면 가동 직전에 프로젝트가 멈춘다. 넷째, AI 맹신이다. 캡처 인식률 98%는 2%의 오류를 뜻하며, 승인 게이트 없는 자동 전기는 감사 리스크다. 다섯째, 계정 체계의 과잉 설계다. 미래의 모든 분석을 대비해 계정을 수백 개로 쪼개면 입력 현장이 분류에 지쳐 우회하기 시작하고, 우회가 시작된 원장은 규칙이 없던 때보다 나빠진다 — 1부 2장의 청결 원칙(지킬 수 없는 규정은 즉시 고친다)은 계정 설계에도 적용된다. 분석의 세밀함은 계정이 아니라 분석 차원이 담당하게 하는 것이 정석이다.</w:t>
       </w:r>
     </w:p>
-    <w:bookmarkEnd w:id="116"/>
-    <w:bookmarkStart w:id="117" w:name="정직한-평가-관리회계의-강자-한국-세무의-이방인"/>
+    <w:bookmarkEnd w:id="119"/>
+    <w:bookmarkStart w:id="120" w:name="정직한-평가-관리회계의-강자-한국-세무의-이방인"/>
     <w:p>
       <w:pPr>
         <w:pStyle w:val="Heading2"/>
@@ -15331,8 +15386,8 @@
         <w:t xml:space="preserve">이고, 컨설팅의 일은 그 강함을 취하고 이방인의 자리를 파트너와 세무대리인 협업으로 메우는 설계다. 그리고 회계 자동화로 절감된 담당자의 시간이 분석 차원의 설계와 검증에 재투자될 때, 회계 부서는 기록의 관리자에서 판단 시스템의 큐레이터로 진화한다 — 그 진화를 지능의 측면에서 완성하는 것이 다음 장의 주제다.</w:t>
       </w:r>
     </w:p>
-    <w:bookmarkEnd w:id="117"/>
-    <w:bookmarkStart w:id="118" w:name="핵심-요약-6"/>
+    <w:bookmarkEnd w:id="120"/>
+    <w:bookmarkStart w:id="121" w:name="핵심-요약-6"/>
     <w:p>
       <w:pPr>
         <w:pStyle w:val="Heading2"/>
@@ -15440,8 +15495,8 @@
         <w:t xml:space="preserve">판단 기준: 수출·제조·원가 중심 기업에는 강력하고, 내수·신고 중심 기업에는 국산 솔루션이 합리적이다. 회계는 모든 활동의 화폐적 그림자이며, 깨끗한 원장은 서드브레인 원가 추론의 원료다.</w:t>
       </w:r>
     </w:p>
-    <w:bookmarkEnd w:id="118"/>
-    <w:bookmarkStart w:id="119" w:name="이-장의-참고문헌-6"/>
+    <w:bookmarkEnd w:id="121"/>
+    <w:bookmarkStart w:id="122" w:name="이-장의-참고문헌-6"/>
     <w:p>
       <w:pPr>
         <w:pStyle w:val="Heading2"/>
@@ -15550,9 +15605,9 @@
         <w:t xml:space="preserve">으로 규정한 5S 원전.</w:t>
       </w:r>
     </w:p>
-    <w:bookmarkEnd w:id="119"/>
-    <w:bookmarkEnd w:id="120"/>
-    <w:bookmarkStart w:id="131" w:name="제15장.-odoo-ai지식센터-지능의-내장과-그-너머"/>
+    <w:bookmarkEnd w:id="122"/>
+    <w:bookmarkEnd w:id="123"/>
+    <w:bookmarkStart w:id="134" w:name="제15장.-odoo-ai지식센터-지능의-내장과-그-너머"/>
     <w:p>
       <w:pPr>
         <w:pStyle w:val="Heading1"/>
@@ -15597,7 +15652,7 @@
         <w:t xml:space="preserve">(Polanyi, 1966)</w:t>
       </w:r>
     </w:p>
-    <w:bookmarkStart w:id="121" w:name="경영의-질문-우리-회사의-지식은-어디에-있는가"/>
+    <w:bookmarkStart w:id="124" w:name="경영의-질문-우리-회사의-지식은-어디에-있는가"/>
     <w:p>
       <w:pPr>
         <w:pStyle w:val="Heading2"/>
@@ -15726,8 +15781,8 @@
         <w:t xml:space="preserve">이 질문들의 학술적 뿌리는 폴라니의 명제다. 인간은 말할 수 있는 것보다 많이 알며(Polanyi, 1966), 그 말해지지 않은 층 — 암묵지 — 이야말로 조직 경쟁력의 원천이자 가장 취약한 자산이다. 노나카는 암묵지와 형식지의 상호변환(SECI)으로 조직 지식이 창출된다는 동태 이론을 제시했고(Nonaka, 1994), 이 장의 두 앱은 정확히 그 변환의 도구다. 지식센터는 형식지의 그릇이고, Odoo AI는 변환을 가속하는 엔진이다. 그리고 이 장의 후반부는 정직한 경계 긋기에 바쳐진다. 이 엔진이 1부 5장의 DMAIC 루프에서 무엇을 담당할 수 있고 무엇을 담당할 수 없는가 — 그 결핍의 목록이 16장 서드브레인 아키텍처의 요구 명세가 된다.</w:t>
       </w:r>
     </w:p>
-    <w:bookmarkEnd w:id="121"/>
-    <w:bookmarkStart w:id="122" w:name="기능-해부-화면-속에-녹아든-지능"/>
+    <w:bookmarkEnd w:id="124"/>
+    <w:bookmarkStart w:id="125" w:name="기능-해부-화면-속에-녹아든-지능"/>
     <w:p>
       <w:pPr>
         <w:pStyle w:val="Heading2"/>
@@ -15816,8 +15871,8 @@
         <w:t xml:space="preserve">한편 지식센터는 Odoo 16부터 도입된 문서 협업 앱으로, 회사의 지식문서를 계층형 아티클로 작성·보관·공유한다. 노션류의 블록 편집기와 유사한 사용성에, 결정적 차이는 ERP와 같은 데이터베이스 안에 있다는 점이다. 작업표준서를 제조 작업지시서에서 바로 열람하고, 영업 플레이북을 CRM 파이프라인에서 참조하며, 헬프데스크 상담원이 티켓 화면에서 문서를 검색해 답변에 삽입한다. 아티클은 트리 구조로 중첩되어 부서별·주제별 체계를 이루고, 전사 워크스페이스와 개인 영역의 권한 경계, 템플릿, 공동 편집과 버전 이력, 업무 레코드와 나란히 걸리는 전사 검색을 갖춘다. 문서가 업무 화면 밖 별도 위키에 있는 것과 업무 레코드 옆에 있는 것의 차이는, 지식이 실제로 사용되는 빈도를 좌우한다.</w:t>
       </w:r>
     </w:p>
-    <w:bookmarkEnd w:id="122"/>
-    <w:bookmarkStart w:id="123" w:name="지식센터-암묵지의-형식지화-거점-seci와-지식의-3정5s"/>
+    <w:bookmarkEnd w:id="125"/>
+    <w:bookmarkStart w:id="126" w:name="지식센터-암묵지의-형식지화-거점-seci와-지식의-3정5s"/>
     <w:p>
       <w:pPr>
         <w:pStyle w:val="Heading2"/>
@@ -16186,8 +16241,8 @@
         <w:t xml:space="preserve">는 규율, 그리고 분기별 지식 진단 — 참조 수 상위·하위 아티클, 무소유자 문서, AI 오답 신고 건수를 경영자가 함께 보는 자리다.</w:t>
       </w:r>
     </w:p>
-    <w:bookmarkEnd w:id="123"/>
-    <w:bookmarkStart w:id="124" w:name="눈으로-보는-관리의-적용-지식이-보이고-말하고-추론을-넘보다"/>
+    <w:bookmarkEnd w:id="126"/>
+    <w:bookmarkStart w:id="127" w:name="눈으로-보는-관리의-적용-지식이-보이고-말하고-추론을-넘보다"/>
     <w:p>
       <w:pPr>
         <w:pStyle w:val="Heading2"/>
@@ -16383,8 +16438,8 @@
         <w:t xml:space="preserve">라고 관계를 가로질러 판단하지는 못한다. 이 경계를 방법론의 수준에서 정밀하게 측정하는 것이 다음 절이다.</w:t>
       </w:r>
     </w:p>
-    <w:bookmarkEnd w:id="124"/>
-    <w:bookmarkStart w:id="125" w:name="X75bcc3c8af05980db30a70ba2fd74e1151c6e37"/>
+    <w:bookmarkEnd w:id="127"/>
+    <w:bookmarkStart w:id="128" w:name="X75bcc3c8af05980db30a70ba2fd74e1151c6e37"/>
     <w:p>
       <w:pPr>
         <w:pStyle w:val="Heading2"/>
@@ -16684,8 +16739,8 @@
         <w:t xml:space="preserve">그러므로 서드브레인 보강의 논리는 다음과 같이 정리된다. Odoo AI와 지식센터는 루프의 손발이되 아직 두뇌가 아니다. 이 결핍은 제품의 미성숙이 아니라 아키텍처의 자연스러운 경계이며, 정확히 그 경계에서 16장의 확장 부스터가 시작된다. 온톨로지 지식그래프(Neo4j)가 Analyze의 관계 추론을, frePPLe과 디지털 트윈이 Improve의 정량 실험을, n8n이 루프 전체의 배관을, 자체 호스팅 LLM이 데이터 주권을 보강한다. 역으로 강조해야 할 것은 순서다. 지식센터에 문서를 쌓고 AI Fields로 정형 데이터를 늘리는 오늘의 실천이, 내일 온톨로지에 적재될 지식의 품질을 결정한다. 이 장의 두 앱을 착실히 운용하는 것은 서드브레인 구축의 선행 투자다.</w:t>
       </w:r>
     </w:p>
-    <w:bookmarkEnd w:id="125"/>
-    <w:bookmarkStart w:id="126" w:name="지능형-ai-적용-포인트-질문의-세-수준"/>
+    <w:bookmarkEnd w:id="128"/>
+    <w:bookmarkStart w:id="129" w:name="지능형-ai-적용-포인트-질문의-세-수준"/>
     <w:p>
       <w:pPr>
         <w:pStyle w:val="Heading2"/>
@@ -16828,8 +16883,8 @@
         <w:t xml:space="preserve">이라며 1·2수준의 실질 효용까지 버리는 것 — 이것이 현장에서 가장 흔한 낭비이며, 수준별 로드맵의 제시가 그 예방책이다. 역방향의 낭비도 있다. 2수준 답변을 검증 없이 그대로 의사결정에 쓰는 것이다. 에이전트의 집계는 접근 권한과 필터 조건에 따라 달라질 수 있으므로, 도입 초기 3개월은 답변과 화면 조회를 병행 대조하는 검증 기간을 두고, 대조 일치율이 확인된 질의 유형부터 검증을 해제하는 것이 안전한 운용이다.</w:t>
       </w:r>
     </w:p>
-    <w:bookmarkEnd w:id="126"/>
-    <w:bookmarkStart w:id="127" w:name="컨설팅-가이드-4"/>
+    <w:bookmarkEnd w:id="129"/>
+    <w:bookmarkStart w:id="130" w:name="컨설팅-가이드-4"/>
     <w:p>
       <w:pPr>
         <w:pStyle w:val="Heading2"/>
@@ -17045,8 +17100,8 @@
         <w:t xml:space="preserve">규율처럼 업무 흐름 자체에 축적을 심는 것이 회피법이다. 넷째, 프라이버시 사후 대응이다. 반출 금지 데이터의 범위를 사고가 난 뒤에 정하는 회사가 의외로 많다 — 활성화 첫 주에 정의하는 것이 컨설턴트의 의무다.</w:t>
       </w:r>
     </w:p>
-    <w:bookmarkEnd w:id="127"/>
-    <w:bookmarkStart w:id="128" w:name="정직한-평가-지능의-임대와-그-대가"/>
+    <w:bookmarkEnd w:id="130"/>
+    <w:bookmarkStart w:id="131" w:name="정직한-평가-지능의-임대와-그-대가"/>
     <w:p>
       <w:pPr>
         <w:pStyle w:val="Heading2"/>
@@ -17184,8 +17239,8 @@
         <w:t xml:space="preserve">로의 도약은 다음 장에서 시작된다.</w:t>
       </w:r>
     </w:p>
-    <w:bookmarkEnd w:id="128"/>
-    <w:bookmarkStart w:id="129" w:name="핵심-요약-7"/>
+    <w:bookmarkEnd w:id="131"/>
+    <w:bookmarkStart w:id="132" w:name="핵심-요약-7"/>
     <w:p>
       <w:pPr>
         <w:pStyle w:val="Heading2"/>
@@ -17323,8 +17378,8 @@
         <w:t xml:space="preserve">정직한 한계는 범용 LLM 의존(지능의 임대)과 데이터 프라이버시, 거버넌스 공백이다. 오늘의 문서 축적과 정형화가 내일 온톨로지에 적재될 지식의 품질을 결정하며, 그 도약의 아키텍처가 16장의 주제다.</w:t>
       </w:r>
     </w:p>
-    <w:bookmarkEnd w:id="129"/>
-    <w:bookmarkStart w:id="130" w:name="이-장의-참고문헌-7"/>
+    <w:bookmarkEnd w:id="132"/>
+    <w:bookmarkStart w:id="133" w:name="이-장의-참고문헌-7"/>
     <w:p>
       <w:pPr>
         <w:pStyle w:val="Heading2"/>
@@ -17538,9 +17593,9 @@
         <w:t xml:space="preserve">이 책 1부 2장(디지털 3정5S)·3장(눈으로 보는 관리)·5장(DMAIC 데이터 루프와 LLM 무한 루프), 2부 16장(확장 부스터: 서드브레인 아키텍처 구축).</w:t>
       </w:r>
     </w:p>
-    <w:bookmarkEnd w:id="130"/>
-    <w:bookmarkEnd w:id="131"/>
-    <w:bookmarkStart w:id="149" w:name="제16장.-확장-부스터-서드브레인-아키텍처-구축"/>
+    <w:bookmarkEnd w:id="133"/>
+    <w:bookmarkEnd w:id="134"/>
+    <w:bookmarkStart w:id="152" w:name="제16장.-확장-부스터-서드브레인-아키텍처-구축"/>
     <w:p>
       <w:pPr>
         <w:pStyle w:val="Heading1"/>
@@ -17618,7 +17673,7 @@
         <w:t xml:space="preserve">15장의 결론은 명확했다. Odoo에 내장된 AI는 기록 위의 지능으로서 훌륭한 출발점이지만, 세 가지가 부족하다. 유한능력의 정밀한 계획 능력, 시스템 경계를 넘는 자동화의 배관, 그리고 기업의 의미 구조를 이해하는 온톨로지 기억이다. 이 장은 그 결핍을 메우는 확장 부스터 — frePPLe, n8n과 Dify, Neo4j GraphRAG, 그리고 Ollama/Claude의 LLM 이중화 — 를 ’기능 소개’가 아니라 ’구축 컨설팅’의 관점에서 다룬다. 어떤 성숙도에서 어떤 부스터를 어떤 순서로 도입하고, 보안과 비용은 어떻게 설계하며, 무엇이 어렵고 무엇을 각오해야 하는가. 1부 7장에서 그린 예측 플랫폼 아키텍처의 실장(實裝) 매뉴얼이 이 장의 정체다.</w:t>
       </w:r>
     </w:p>
-    <w:bookmarkStart w:id="132" w:name="왜-부스터인가-병립의-함정과-원플랫폼쓰리부스터"/>
+    <w:bookmarkStart w:id="135" w:name="왜-부스터인가-병립의-함정과-원플랫폼쓰리부스터"/>
     <w:p>
       <w:pPr>
         <w:pStyle w:val="Heading2"/>
@@ -17794,8 +17849,8 @@
         <w:t xml:space="preserve">그 상태에 도달하는가이다. 그 논의를 위해 먼저 각 부스터의 정체를 컨설턴트의 언어로 해부한다.</w:t>
       </w:r>
     </w:p>
-    <w:bookmarkEnd w:id="132"/>
-    <w:bookmarkStart w:id="137" w:name="세-부스터의-해부-계획-자동화-지식"/>
+    <w:bookmarkEnd w:id="135"/>
+    <w:bookmarkStart w:id="140" w:name="세-부스터의-해부-계획-자동화-지식"/>
     <w:p>
       <w:pPr>
         <w:pStyle w:val="Heading2"/>
@@ -17804,7 +17859,7 @@
         <w:t xml:space="preserve">16.2 세 부스터의 해부: 계획, 자동화, 지식</w:t>
       </w:r>
     </w:p>
-    <w:bookmarkStart w:id="133" w:name="계획-부스터-frepple-유한능력의-세계로"/>
+    <w:bookmarkStart w:id="136" w:name="계획-부스터-frepple-유한능력의-세계로"/>
     <w:p>
       <w:pPr>
         <w:pStyle w:val="Heading3"/>
@@ -17821,8 +17876,8 @@
         <w:t xml:space="preserve">13장에서 확인했듯 Odoo의 제조 관리는 MRP와 MPS, 간트 계획까지 지원하지만, 표준 스케줄러는 자원 능력의 제약을 정밀하게 반영하는 데 한계가 있다. 설비 8대와 작업자 12명, 자재 입고 일정이라는 유한한 제약 아래 수백 개 제조 오더의 순서를 최적화하는 문제는 전문 APS(Advanced Planning and Scheduling)의 영역이다. frePPLe는 가장 널리 쓰이는 오픈소스 APS로, 자원·인력·자재·리드타임의 제약을 모두 반영한 유한능력(finite capacity) 계획과 스케줄을 생성하고, 통계적 수요예측과 안전재고 계획, 시나리오 비교(What-if)까지 계획 업무 전반을 포괄한다(frePPLe 공식 문서). 결정적으로 Odoo 공식 커넥터가 있다. 품목·BOM·워크센터·판매 오더·재고를 frePPLe로 보내고, 계산된 제조·구매 오더 제안을 Odoo로 돌려받는다. ERP를 바꾸지 않고 계획 두뇌만 이식하는 구조이며, 오픈코어 모델이므로 소규모 제조라면 커뮤니티 에디션과 커넥터만으로 시작할 수 있다. 1부 4장의 부품전개·일정계획 방법론과 7장의 편성 시뮬레이션이 이 엔진 위에서 실행된다.</w:t>
       </w:r>
     </w:p>
-    <w:bookmarkEnd w:id="133"/>
-    <w:bookmarkStart w:id="134" w:name="ax-부스터-n8n과-dify-배관과-작업대"/>
+    <w:bookmarkEnd w:id="136"/>
+    <w:bookmarkStart w:id="137" w:name="ax-부스터-n8n과-dify-배관과-작업대"/>
     <w:p>
       <w:pPr>
         <w:pStyle w:val="Heading3"/>
@@ -17895,8 +17950,8 @@
         <w:t xml:space="preserve">의 지능 구성에 강하다. 실무 표준 패턴은 n8n이 이벤트를 감지해 Dify 앱의 API를 호출하고, Dify가 RAG와 LLM으로 판단한 결과를 n8n이 Odoo 레코드에 기록하는 접속이다.</w:t>
       </w:r>
     </w:p>
-    <w:bookmarkEnd w:id="134"/>
-    <w:bookmarkStart w:id="135" w:name="지식-부스터-neo4j-graphrag-서드브레인의-본체"/>
+    <w:bookmarkEnd w:id="137"/>
+    <w:bookmarkStart w:id="138" w:name="지식-부스터-neo4j-graphrag-서드브레인의-본체"/>
     <w:p>
       <w:pPr>
         <w:pStyle w:val="Heading3"/>
@@ -17937,8 +17992,8 @@
         <w:t xml:space="preserve">)이다. 15장에서 진단한 Odoo AI의 결정적 한계 — 온톨로지의 부재 — 를 정확히 메우는 층이며, 1부 7장의 디지털 트윈이 서는 무대이기도 하다. 이 그래프는 검색 인덱스를 넘어 개인지식과 기업지식이 만나는 심장이다. 베테랑의 노트가 LLM 구조화와 본인 승인·익명화를 거쳐 온톨로지에 기여하고(개인→기업), 회사의 사례·통계가 개인 질의의 컨텍스트로 돌아온다(기업→개인). 공통 코드체계 — 2장에서 정비한 데이터의 정위치 — 가 두 세계의 연결 고리가 된다(이형근, 2026).</w:t>
       </w:r>
     </w:p>
-    <w:bookmarkEnd w:id="135"/>
-    <w:bookmarkStart w:id="136" w:name="llm-이중화-ollama와-claude-데이터-주권과-성능의-분업"/>
+    <w:bookmarkEnd w:id="138"/>
+    <w:bookmarkStart w:id="139" w:name="llm-이중화-ollama와-claude-데이터-주권과-성능의-분업"/>
     <w:p>
       <w:pPr>
         <w:pStyle w:val="Heading3"/>
@@ -17955,9 +18010,9 @@
         <w:t xml:space="preserve">LLM 전략은 이중화다. Ollama는 Llama·Qwen 계열의 오픈소스 LLM을 자체 하드웨어(또는 전용 클라우드 GPU)에서 구동하게 하는 실행 환경으로, 프롬프트와 출력이 네트워크 밖으로 나가지 않아 데이터 주권을 확보하고 토큰당 과금을 제거한다. 반면 다단계 원인 분석, 장문 보고서, 코드 생성 같은 고난도 추론은 Claude 같은 프론티어 모델이 여전히 앞선다. 실무 설계는 과업의 민감도와 난이도의 2×2로 갈린다. 민감 데이터를 다루는 일상 과업(주문 분류, 불량 기록 구조화, 사내 문서 질의)은 자체 호스팅 소형 모델이, 민감 데이터를 익명화한 고난도 과업(경영 분석, 시나리오 해석)은 프론티어 모델이 맡는다. Dify와 n8n이 모델 추상화 계층을 제공하므로 이 라우팅은 코드 수정 없이 설정으로 운영되며, 특정 모델·특정 사업자에 대한 종속이 구조적으로 회피된다. 15장에서 지적한 Odoo AI의 범용 LLM 종속성에 대한 답이 바로 이 이중화다.</w:t>
       </w:r>
     </w:p>
-    <w:bookmarkEnd w:id="136"/>
-    <w:bookmarkEnd w:id="137"/>
-    <w:bookmarkStart w:id="138" w:name="무한-루프의-기술-스택-구현-배관-작업대-기억-두뇌-손발"/>
+    <w:bookmarkEnd w:id="139"/>
+    <w:bookmarkEnd w:id="140"/>
+    <w:bookmarkStart w:id="141" w:name="무한-루프의-기술-스택-구현-배관-작업대-기억-두뇌-손발"/>
     <w:p>
       <w:pPr>
         <w:pStyle w:val="Heading2"/>
@@ -18461,8 +18516,8 @@
         <w:t xml:space="preserve">이 구현에서 컨설턴트가 지켜야 할 설계 원칙은 하나다. 지능은 교체 가능하게, 기억과 배관은 안정되게. LLM은 몇 달 주기로 더 나은 모델이 나오는 소모성 부품이지만, 온톨로지와 코드체계, ETL 파이프라인은 기업의 축적 자산이다. 루프의 가치가 쌓이는 곳은 두뇌가 아니라 기억이라는 것 — 이것이 모델 경쟁의 소음 속에서 아키텍처가 흔들리지 않게 하는 중심추다.</w:t>
       </w:r>
     </w:p>
-    <w:bookmarkEnd w:id="138"/>
-    <w:bookmarkStart w:id="139" w:name="성숙도-단계별-도입-순서-어느-단계에서-무엇을"/>
+    <w:bookmarkEnd w:id="141"/>
+    <w:bookmarkStart w:id="142" w:name="성숙도-단계별-도입-순서-어느-단계에서-무엇을"/>
     <w:p>
       <w:pPr>
         <w:pStyle w:val="Heading2"/>
@@ -18819,8 +18874,8 @@
         <w:t xml:space="preserve">를 묻는 경영 질문이 쌓이기 전에 그래프를 세우는 것은 장식이고, 계획 최적화가 병목이 되기 전에 APS를 세우는 것도 장식이다. 실무적으로 n8n만은 예외적으로 이른 도입을 권한다. 1단계에서 외부 채널 수집의 배관으로 시작해 두면, 이후 모든 단계의 확장이 같은 캔버스 위의 워크플로 추가로 처리되기 때문이다. 확장의 최종 단계로, 센서 기반 예지보전이 필요해지는 시점에는 UMH(United Manufacturing Hub) 같은 산업 IoT 스택을 2단계 확장으로 더한다(이형근, 2026). 처음부터 모든 것을 세우지 않고 경영의 질문이 자라는 속도에 맞춰 부스터를 더하는 것 — 이것이 목표지향 설계의 아키텍처적 표현이다.</w:t>
       </w:r>
     </w:p>
-    <w:bookmarkEnd w:id="139"/>
-    <w:bookmarkStart w:id="140" w:name="하이브리드-보안과-비용-구조-데이터-주권을-구독료로"/>
+    <w:bookmarkEnd w:id="142"/>
+    <w:bookmarkStart w:id="143" w:name="하이브리드-보안과-비용-구조-데이터-주권을-구독료로"/>
     <w:p>
       <w:pPr>
         <w:pStyle w:val="Heading2"/>
@@ -19061,8 +19116,8 @@
         <w:t xml:space="preserve">비용 구조도 같은 철학 위에 선다. 전 구성 요소가 오픈소스·소스 공개형이므로 소프트웨어 라이선스는 0원이고, 자체 LLM·자동화·보안·백업을 포함한 규모별 월 구독제로 초기 투자가 제거된다. 초소형 사업자의 AI 도입을 막는 최대 장벽이 초기 비용이라는 조사(중소기업중앙회, 2024)를 정면으로 겨냥한 구조이며, 6장 6.11절의 3주 경량 모델 — 온보딩·지식적재·현장적용 — 이 이 비용 구조 위에서 성립한다. 다만 컨설턴트는 고객에게 정직해야 한다. 라이선스 0원은 총비용 0원이 아니다. 뒤의 16.8절에서 보듯 이 스택의 진짜 비용은 라이선스가 아니라 통합과 운영에 있으며, 구독료는 그 운영을 누군가 대신 감당하는 값이다.</w:t>
       </w:r>
     </w:p>
-    <w:bookmarkEnd w:id="140"/>
-    <w:bookmarkStart w:id="141" w:name="손끝의-서드브레인-모바일스마트글라스-시나리오"/>
+    <w:bookmarkEnd w:id="143"/>
+    <w:bookmarkStart w:id="144" w:name="손끝의-서드브레인-모바일스마트글라스-시나리오"/>
     <w:p>
       <w:pPr>
         <w:pStyle w:val="Heading2"/>
@@ -19276,8 +19331,8 @@
         <w:t xml:space="preserve">는 수집 설계 원칙의 극한 형태가 여기 있다. 음성과 시선이 입력 장치가 되는 순간, 기록 행위는 사실상 소멸하고 데이터의 정량 — 실시간 전수 수집 — 이 부산물로 달성된다.</w:t>
       </w:r>
     </w:p>
-    <w:bookmarkEnd w:id="141"/>
-    <w:bookmarkStart w:id="145" w:name="컨설팅-가이드-진단-질문-구축-순서-성공-판정"/>
+    <w:bookmarkEnd w:id="144"/>
+    <w:bookmarkStart w:id="148" w:name="컨설팅-가이드-진단-질문-구축-순서-성공-판정"/>
     <w:p>
       <w:pPr>
         <w:pStyle w:val="Heading2"/>
@@ -19286,7 +19341,7 @@
         <w:t xml:space="preserve">16.7 컨설팅 가이드: 진단 질문, 구축 순서, 성공 판정</w:t>
       </w:r>
     </w:p>
-    <w:bookmarkStart w:id="142" w:name="부스터별-진단-질문-체크리스트"/>
+    <w:bookmarkStart w:id="145" w:name="부스터별-진단-질문-체크리스트"/>
     <w:p>
       <w:pPr>
         <w:pStyle w:val="Heading3"/>
@@ -19468,8 +19523,8 @@
         <w:t xml:space="preserve">(공통) 부스터 도입의 성공을 판정할 KPI 기준선이 측정되어 있는가.</w:t>
       </w:r>
     </w:p>
-    <w:bookmarkEnd w:id="142"/>
-    <w:bookmarkStart w:id="143" w:name="구축-순서와-기간"/>
+    <w:bookmarkEnd w:id="145"/>
+    <w:bookmarkStart w:id="146" w:name="구축-순서와-기간"/>
     <w:p>
       <w:pPr>
         <w:pStyle w:val="Heading3"/>
@@ -19738,8 +19793,8 @@
         <w:t xml:space="preserve">기간은 데이터 성숙도에 따라 절반이 되거나 두 배가 된다. 특히 3~6주 차의 온톨로지 설계가 전체의 관문이다 — 여기서 부실하면 이후 모든 층이 부실해진다.</w:t>
       </w:r>
     </w:p>
-    <w:bookmarkEnd w:id="143"/>
-    <w:bookmarkStart w:id="144" w:name="성공-판정과-흔한-실패-2"/>
+    <w:bookmarkEnd w:id="146"/>
+    <w:bookmarkStart w:id="147" w:name="성공-판정과-흔한-실패-2"/>
     <w:p>
       <w:pPr>
         <w:pStyle w:val="Heading3"/>
@@ -19756,9 +19811,9 @@
         <w:t xml:space="preserve">성공 판정은 부스터별로 하나씩이다. frePPLe는 계획 수립 시간과 납기 회답 시간의 단축(예: 주 8시간→1시간, 회답 반나절→10분), n8n은 수작업 연계 시간의 소멸, Dify·Neo4j는 경영 질문 응답 커버리지와 근거 추적 가능성(6장 4단계 판정 기준의 계승), 루프 전체로는 첫 회전의 완주 — Define부터 Control까지 사람의 승인 게이트를 거쳐 Odoo 환류가 실제로 일어났는가 — 다. 흔한 실패는 세 가지다. 첫째, 기술 선행 — 질문 없이 그래프부터 세우고 적재할 의미를 찾아 헤매는 경우로, 대응은 6장 1단계로의 회귀뿐이다. 둘째, 파이프라인 방치 — ETL이 조용히 실패하는데 아무도 모르는 상태로, 파이프라인 자체를 감시 대상 KPI로 등록하는 것이 회피법이다. 셋째, 시범 루프의 과욕 — 첫 DMAIC 루프에 가장 어려운 문제를 태우는 경우로, 첫 회전은 데이터가 두텁고 이해관계가 단순한 KPI(예: 특정 품목군의 재고회전)로 시작해 성공 체험을 만드는 것이 옳다.</w:t>
       </w:r>
     </w:p>
-    <w:bookmarkEnd w:id="144"/>
-    <w:bookmarkEnd w:id="145"/>
-    <w:bookmarkStart w:id="146" w:name="정직한-평가-복잡성의-값"/>
+    <w:bookmarkEnd w:id="147"/>
+    <w:bookmarkEnd w:id="148"/>
+    <w:bookmarkStart w:id="149" w:name="정직한-평가-복잡성의-값"/>
     <w:p>
       <w:pPr>
         <w:pStyle w:val="Heading2"/>
@@ -19791,8 +19846,8 @@
         <w:t xml:space="preserve">그렇다면 누구에게 권하는가. 판단 기준은 세 가지다. ①단일 상용 스위트의 라이선스를 감당할 수 없거나 감당할 의사가 없는 규모(대체로 50인 이하)이면서, ②데이터 주권 — 민감 데이터의 외부 반출 통제 — 을 구조적으로 요구하며, ③운영을 감당할 파트너 또는 관리형 서비스를 확보할 수 있는 기업. 셋 중 하나라도 결여되면 대안을 보라. ①이 결여된 중견 이상이라면 상용 APS·BI의 병립도 관리 역량에 따라 유효하고, ③이 결여된 초소형이라면 자체 구축이 아니라 관리형 클라우드 구독(6장의 3주 경량 모델)이 답이다. 아키텍처는 이념이 아니라 적합성의 문제다 — 이 문장으로 부스터 논의를 닫고, 다음 장에서 2부 전체를 하나의 컨설팅 로드맵으로 결산한다.</w:t>
       </w:r>
     </w:p>
-    <w:bookmarkEnd w:id="146"/>
-    <w:bookmarkStart w:id="147" w:name="핵심-요약-8"/>
+    <w:bookmarkEnd w:id="149"/>
+    <w:bookmarkStart w:id="150" w:name="핵심-요약-8"/>
     <w:p>
       <w:pPr>
         <w:pStyle w:val="Heading2"/>
@@ -19900,8 +19955,8 @@
         <w:t xml:space="preserve">정직한 평가: 여섯 개 구성 요소의 통합·운영 복잡도, 숨은 비용, 책임 소재의 분산이 이 아키텍처의 값이다. 규모·데이터 주권 요구·운영 파트너의 세 조건을 충족하는 기업에게만 권하며, 조건이 결여되면 상용 병립 또는 관리형 구독이 대안이다.</w:t>
       </w:r>
     </w:p>
-    <w:bookmarkEnd w:id="147"/>
-    <w:bookmarkStart w:id="148" w:name="이-장의-참고문헌-8"/>
+    <w:bookmarkEnd w:id="150"/>
+    <w:bookmarkStart w:id="151" w:name="이-장의-참고문헌-8"/>
     <w:p>
       <w:pPr>
         <w:pStyle w:val="Heading2"/>
@@ -20018,9 +20073,9 @@
         <w:t xml:space="preserve">United Manufacturing Hub. 공식 문서. https://www.umh.app</w:t>
       </w:r>
     </w:p>
-    <w:bookmarkEnd w:id="148"/>
-    <w:bookmarkEnd w:id="149"/>
-    <w:bookmarkStart w:id="161" w:name="제17장.-2부-결산-모듈-도입-우선순위와-전사-컨설팅-로드맵"/>
+    <w:bookmarkEnd w:id="151"/>
+    <w:bookmarkEnd w:id="152"/>
+    <w:bookmarkStart w:id="164" w:name="제17장.-2부-결산-모듈-도입-우선순위와-전사-컨설팅-로드맵"/>
     <w:p>
       <w:pPr>
         <w:pStyle w:val="Heading1"/>
@@ -20075,7 +20130,7 @@
         <w:t xml:space="preserve">아홉 개 장에 걸쳐 모듈을 해부한 지금, 독자의 물음도 같을 것이다. 웹사이트와 이커머스(9장), CRM과 판매(10장), 매입(11장), 재고 관리(12장), 제조 관리(13장), 회계(14장), Odoo AI와 지식센터(15장), 그리고 확장 부스터(16장)까지 — 각 장은 그 자체로 완결된 컨설팅 단위였지만, 실제 기업은 모듈을 한꺼번에 도입하지 않으며 도입해서도 안 된다. 이 장은 2부 전체를 하나의 실행 체계로 접는다. 전 모듈을 한 장의 매트릭스로 종합하고, 모듈 사이를 흐르는 단일 원장의 데이터 흐름을 확인하고, 업종·규모별 도입 시나리오 세 가지를 제시한 뒤, 1부 6장의 AX 5단계 로드맵과 결합해 전사 컨설팅 마스터플랜의 템플릿으로 완성한다. 2부를 컨설팅 실행서로 선언했던 8장의 약속을 갚는 장이다.</w:t>
       </w:r>
     </w:p>
-    <w:bookmarkStart w:id="150" w:name="부가-걸어온-길-여덟-개의-렌즈-하나의-방법"/>
+    <w:bookmarkStart w:id="153" w:name="부가-걸어온-길-여덟-개의-렌즈-하나의-방법"/>
     <w:p>
       <w:pPr>
         <w:pStyle w:val="Heading2"/>
@@ -20092,8 +20147,8 @@
         <w:t xml:space="preserve">돌아보면 2부의 아홉 개 장은 모두 같은 구조 — 8장에서 선언한 컨설팅 8절 형식 — 로 쓰였다. 경영의 질문에서 출발해, 기능을 해부하고, 데이터 지도와 3정5S 체크포인트를 세우고, 보이는→말하는→추론하는 3단계를 모듈 위에 구현하고, 대표 KPI 하나로 DMAIC 루프를 돌리고, AI 적용 포인트를 확인하고, 컨설팅 가이드와 정직한 평가로 닫았다. 이 반복은 단조로움이 아니라 방법의 증명이었다. 1부에서 정립한 방법론 — 데이터의 3정5S(2장), 눈으로 보는 관리의 3단계(3장), DMAIC 데이터 루프(5장), AX 5단계 로드맵(6장), 온톨로지 예측 플랫폼(7장) — 이 어느 모듈에 대해서도 같은 힘으로 작동한다는 것, 즉 모듈은 다양해도 컨설팅의 문법은 하나라는 것이다. 이 문법의 일관성이야말로 단일 플랫폼 위에서 전사를 다루는 컨설턴트의 무기다. 이제 그 아홉 개 장을 한 장의 표로 포갠다.</w:t>
       </w:r>
     </w:p>
-    <w:bookmarkEnd w:id="150"/>
-    <w:bookmarkStart w:id="151" w:name="모듈데이터ai-적용-매트릭스"/>
+    <w:bookmarkEnd w:id="153"/>
+    <w:bookmarkStart w:id="154" w:name="모듈데이터ai-적용-매트릭스"/>
     <w:p>
       <w:pPr>
         <w:pStyle w:val="Heading2"/>
@@ -20867,8 +20922,8 @@
         <w:t xml:space="preserve">또 하나 읽어야 할 것은 KPI 열의 세로 방향, 즉 지표들 사이의 사슬이다. 전환율(9장)이 오르면 수주가 늘고, 수주가 늘면 재고와 제조의 부하가 변하며, 납기준수율(11·13장)이 흔들리면 매출의 시점이 밀리고, 그 모든 것이 현금전환주기(14장)라는 재무의 최종 지표로 수렴한다. 모듈별 KPI는 독립 변수가 아니라 하나의 인과 사슬 위의 마디이며, 이 사슬을 명시적으로 그려 두는 것이 6장에서 말한 KGI-질문-KPI 트리의 전사 버전이다. 실무적 함의는 분명하다. 어느 모듈의 DMAIC 루프가 개선을 만들면 그 효과는 사슬을 타고 다른 모듈의 KPI에 나타나므로, 개선의 판정은 모듈 안에서 하되 개선의 보고는 사슬 전체 — 궁극적으로 KGI — 위에서 해야 한다. 부분 최적의 함정(7장)을 지표 체계의 수준에서 막는 장치가 이 사슬이다.</w:t>
       </w:r>
     </w:p>
-    <w:bookmarkEnd w:id="151"/>
-    <w:bookmarkStart w:id="152" w:name="단일-원장의-데이터-흐름-주문에서-결산까지"/>
+    <w:bookmarkEnd w:id="154"/>
+    <w:bookmarkStart w:id="155" w:name="단일-원장의-데이터-흐름-주문에서-결산까지"/>
     <w:p>
       <w:pPr>
         <w:pStyle w:val="Heading2"/>
@@ -21035,8 +21090,8 @@
         <w:t xml:space="preserve">라는 경영자의 질문이 들어왔다고 하자. 회계의 이익 분해가 특정 제품군의 원가 상승을 지목하고(14장), 원가의 분해가 해당 제품군의 재작업 증가를 지목하며(13장), 재작업의 로트 역추적이 특정 자재 로트를 지목하고(12장), 자재 로트의 이력이 특정 공급업체의 대체 납품을 지목한다(11장). 네 개 모듈을 관통하는 이 역추적이 병립 아키텍처에서는 부서 네 곳에 걸친 몇 주짜리 조사이지만, 단일 원장과 온톨로지 그래프 위에서는 한 번의 경로 질의와 한 장의 서사 보고서다. 2부에서 모듈마다 데이터의 3정5S를 고집한 이유가 이 장면에 있다 — 사슬은 가장 약한 고리만큼만 강하다.</w:t>
       </w:r>
     </w:p>
-    <w:bookmarkEnd w:id="152"/>
-    <w:bookmarkStart w:id="156" w:name="업종규모별-도입-시나리오-3종"/>
+    <w:bookmarkEnd w:id="155"/>
+    <w:bookmarkStart w:id="159" w:name="업종규모별-도입-시나리오-3종"/>
     <w:p>
       <w:pPr>
         <w:pStyle w:val="Heading2"/>
@@ -21053,7 +21108,7 @@
         <w:t xml:space="preserve">모듈 도입의 순서에 보편 정답은 없지만, 업종과 규모가 정하는 전형은 있다. 순서를 결정하는 원리는 두 가지다. 하나는 가치의 원리 — 그 업종에서 경영 사각지대가 가장 크고 개선 여지 금액이 가장 큰 지점의 모듈부터 — 이고, 다른 하나는 기반의 원리 — 뒤에 올 모듈이 의존하는 데이터를 앞의 모듈이 만들어 놓도록 — 다. 두 원리가 충돌하면 기반이 이긴다. 가치가 큰 모듈이라도 그것이 의존하는 데이터가 없으면 도입은 실패하기 때문이다. 이 원리 위에서, 컨설팅 현장에서 가장 자주 만나는 세 유형의 표준 시나리오를 제시한다. 각 시나리오의 기간은 6장 로드맵과 같은 50인 이하 기준의 경험적 추정이며, 성숙도 목표는 7장의 5단계를 따른다.</w:t>
       </w:r>
     </w:p>
-    <w:bookmarkStart w:id="153" w:name="시나리오-a-1인-이커머스-3주-경량-모델로-시작한다"/>
+    <w:bookmarkStart w:id="156" w:name="시나리오-a-1인-이커머스-3주-경량-모델로-시작한다"/>
     <w:p>
       <w:pPr>
         <w:pStyle w:val="Heading3"/>
@@ -21345,8 +21400,8 @@
         <w:t xml:space="preserve">주의점은 하나다. 성장이 이 시나리오의 변수다. 월 주문이 수백 건을 넘고 사입·위탁이 섞이기 시작하면 재고 관리의 로케이션 체계(12장)를 정식으로 세워야 하며, 그 시점이 경량 모델에서 정식 방법론으로 이행하는 관문이다. 같은 플랫폼 위에 있으므로 이행에 재구축은 없다.</w:t>
       </w:r>
     </w:p>
-    <w:bookmarkEnd w:id="153"/>
-    <w:bookmarkStart w:id="154" w:name="시나리오-b-550인-제조-재고에서-시작해-제조로-오른다"/>
+    <w:bookmarkEnd w:id="156"/>
+    <w:bookmarkStart w:id="157" w:name="시나리오-b-550인-제조-재고에서-시작해-제조로-오른다"/>
     <w:p>
       <w:pPr>
         <w:pStyle w:val="Heading3"/>
@@ -21688,8 +21743,8 @@
         <w:t xml:space="preserve">전체 약 9~13개월로, 6장 표준 시나리오의 기간과 포개진다. 성공의 관문은 2순서의 POP 정착이다. 현장 실적이 24시간 이내에 정확히 잡히지 않으면 4·5순서는 연기되어야 한다 — 사다리를 건너뛰지 않는다는 원칙은 모듈 순서에도 그대로 적용된다.</w:t>
       </w:r>
     </w:p>
-    <w:bookmarkEnd w:id="154"/>
-    <w:bookmarkStart w:id="155" w:name="시나리오-c-유통서비스1050인-고객-접점에서-시작해-회계로-닫는다"/>
+    <w:bookmarkEnd w:id="157"/>
+    <w:bookmarkStart w:id="158" w:name="시나리오-c-유통서비스1050인-고객-접점에서-시작해-회계로-닫는다"/>
     <w:p>
       <w:pPr>
         <w:pStyle w:val="Heading3"/>
@@ -22116,9 +22171,9 @@
         <w:t xml:space="preserve">열이 비어 있는 도입 계획은 계획이 아니라 설치 일정표에 불과하다. 개통은 시작이고, 그 모듈의 KPI가 말하고 추론하기 시작할 때 비로소 도입이 완료된다.</w:t>
       </w:r>
     </w:p>
-    <w:bookmarkEnd w:id="155"/>
-    <w:bookmarkEnd w:id="156"/>
-    <w:bookmarkStart w:id="157" w:name="전사-컨설팅-마스터플랜-5단계-로드맵과-모듈-순서의-결합"/>
+    <w:bookmarkEnd w:id="158"/>
+    <w:bookmarkEnd w:id="159"/>
+    <w:bookmarkStart w:id="160" w:name="전사-컨설팅-마스터플랜-5단계-로드맵과-모듈-순서의-결합"/>
     <w:p>
       <w:pPr>
         <w:pStyle w:val="Heading2"/>
@@ -22476,8 +22531,8 @@
         <w:t xml:space="preserve">동시에 이 템플릿은 기업 실무자의 검증 도구이기도 하다. 외부 제안서를 받았을 때 물어야 할 질문이 표에서 나온다. 진단 없이 모듈 목록부터 제시하는 제안, 성숙도 1단계 관문 없이 AI를 약속하는 제안, 성공 판정 기준이 KGI 기준선과 연결되지 않은 제안 — 모두 이 템플릿에 비추면 결격이 드러난다. 컨설턴트를 검증하는 가장 좋은 도구는 컨설턴트의 방법론 그 자체다.</w:t>
       </w:r>
     </w:p>
-    <w:bookmarkEnd w:id="157"/>
-    <w:bookmarkStart w:id="158" w:name="부의-핵심-메시지-그리고-3부로"/>
+    <w:bookmarkEnd w:id="160"/>
+    <w:bookmarkStart w:id="161" w:name="부의-핵심-메시지-그리고-3부로"/>
     <w:p>
       <w:pPr>
         <w:pStyle w:val="Heading2"/>
@@ -22528,8 +22583,8 @@
         <w:t xml:space="preserve">남은 것은 증명이다. 방법론과 실행 체계가 실제 기업에서 어떤 성과를 만드는가. 3부에서는 부문별 온톨로지의 작동 메커니즘 — 영업·구매·생산·품질·회계의 데이터가 지식그래프에서 실제로 어떻게 연결되고 어떤 질문에 답하는가 — 을 파고들고, 국내외 도입 사례의 성과 수치와 함께 서드브레인 경영의 실증을 다룬다. 도구의 해부는 끝났다. 이제 도구가 일하는 모습을 볼 차례다.</w:t>
       </w:r>
     </w:p>
-    <w:bookmarkEnd w:id="158"/>
-    <w:bookmarkStart w:id="159" w:name="핵심-요약-9"/>
+    <w:bookmarkEnd w:id="161"/>
+    <w:bookmarkStart w:id="162" w:name="핵심-요약-9"/>
     <w:p>
       <w:pPr>
         <w:pStyle w:val="Heading2"/>
@@ -22622,8 +22677,8 @@
         <w:t xml:space="preserve">2부의 결론: 모듈 컨설팅의 본질은 데이터 정비이고, 모든 모듈은 같은 성숙도 사다리를 오르며, 결핍은 질문이 요구할 때만 부스터로 메운다. 3부는 부문별 온톨로지의 작동 메커니즘과 성과 사례로 이 방법론을 실증한다.</w:t>
       </w:r>
     </w:p>
-    <w:bookmarkEnd w:id="159"/>
-    <w:bookmarkStart w:id="160" w:name="이-장의-참고문헌-9"/>
+    <w:bookmarkEnd w:id="162"/>
+    <w:bookmarkStart w:id="163" w:name="이-장의-참고문헌-9"/>
     <w:p>
       <w:pPr>
         <w:pStyle w:val="Heading2"/>
@@ -22718,8 +22773,8 @@
         <w:t xml:space="preserve">일본 생산관리 고전. 『다품종소량·수주생산의 생산관리』 (본서 연구자료).</w:t>
       </w:r>
     </w:p>
-    <w:bookmarkEnd w:id="160"/>
-    <w:bookmarkEnd w:id="161"/>
+    <w:bookmarkEnd w:id="163"/>
+    <w:bookmarkEnd w:id="164"/>
     <w:sectPr/>
   </w:body>
 </w:document>

--- a/book/v2/AI_ERP_혁명_Odoo와_지능형ERP_2부.docx
+++ b/book/v2/AI_ERP_혁명_Odoo와_지능형ERP_2부.docx
@@ -9141,7 +9141,7 @@
     </w:p>
     <w:bookmarkEnd w:id="79"/>
     <w:bookmarkEnd w:id="80"/>
-    <w:bookmarkStart w:id="96" w:name="제12장.-재고-관리-물류의-컨설팅"/>
+    <w:bookmarkStart w:id="99" w:name="제12장.-재고-관리-물류의-컨설팅"/>
     <w:p>
       <w:pPr>
         <w:pStyle w:val="Heading1"/>
@@ -9261,7 +9261,7 @@
       </w:r>
     </w:p>
     <w:bookmarkEnd w:id="81"/>
-    <w:bookmarkStart w:id="82" w:name="기능-해부-이중-기록에서-재고평가까지"/>
+    <w:bookmarkStart w:id="85" w:name="기능-해부-이중-기록에서-재고평가까지"/>
     <w:p>
       <w:pPr>
         <w:pStyle w:val="Heading2"/>
@@ -9272,7 +9272,62 @@
     </w:p>
     <w:p>
       <w:pPr>
-        <w:pStyle w:val="FirstParagraph"/>
+        <w:pStyle w:val="CaptionedFigure"/>
+      </w:pPr>
+      <w:r>
+        <w:drawing>
+          <wp:inline>
+            <wp:extent cx="4206240" cy="2743199"/>
+            <wp:effectExtent b="0" l="0" r="0" t="0"/>
+            <wp:docPr descr="그림 12-1. 이중 기록 재고 — 재고는 위치를 바꿀 뿐이다" title="" id="83" name="Picture"/>
+            <a:graphic>
+              <a:graphicData uri="http://schemas.openxmlformats.org/drawingml/2006/picture">
+                <pic:pic>
+                  <pic:nvPicPr>
+                    <pic:cNvPr descr="figures/fig_121_double_entry.png" id="84" name="Picture"/>
+                    <pic:cNvPicPr>
+                      <a:picLocks noChangeArrowheads="1" noChangeAspect="1"/>
+                    </pic:cNvPicPr>
+                  </pic:nvPicPr>
+                  <pic:blipFill>
+                    <a:blip r:embed="rId82"/>
+                    <a:stretch>
+                      <a:fillRect/>
+                    </a:stretch>
+                  </pic:blipFill>
+                  <pic:spPr bwMode="auto">
+                    <a:xfrm>
+                      <a:off x="0" y="0"/>
+                      <a:ext cx="4206240" cy="2743199"/>
+                    </a:xfrm>
+                    <a:prstGeom prst="rect">
+                      <a:avLst/>
+                    </a:prstGeom>
+                    <a:noFill/>
+                    <a:ln w="9525">
+                      <a:noFill/>
+                      <a:headEnd/>
+                      <a:tailEnd/>
+                    </a:ln>
+                  </pic:spPr>
+                </pic:pic>
+              </a:graphicData>
+            </a:graphic>
+          </wp:inline>
+        </w:drawing>
+      </w:r>
+    </w:p>
+    <w:p>
+      <w:pPr>
+        <w:pStyle w:val="ImageCaption"/>
+      </w:pPr>
+      <w:r>
+        <w:t xml:space="preserve">그림 12-1. 이중 기록 재고 — 재고는 위치를 바꿀 뿐이다</w:t>
+      </w:r>
+    </w:p>
+    <w:p>
+      <w:pPr>
+        <w:pStyle w:val="BodyText"/>
       </w:pPr>
       <w:r>
         <w:t xml:space="preserve">Odoo 재고 관리 모듈의 기능적 핵심을 컨설팅에 필요한 깊이로 해부한다. 공식 소개자료는 이 모듈을</w:t>
@@ -9587,8 +9642,8 @@
         <w:t xml:space="preserve">재고는 물류의 문제이자 회계의 문제다. Odoo는 실사법과 계속기록법을 모두 지원하고, 원가 결정 방법으로 선입선출(FIFO)·평균법(AVCO)·표준원가법을 제공한다(공식 소개자료는 후입선출법도 언급하나 한국채택국제회계기준은 이를 인정하지 않으므로 국내 실무에서는 논외다). 계속기록법과 이중 기록이 결합하면 모든 이동이 발생 즉시 재고 자산과 매출원가에 반영되어, 월중 어느 시점에든 정확한 재고 자산과 매출총이익을 조회할 수 있다. 평가법은 운영 중 변경의 회계적 파장이 크므로 도입 초기에 품목 카테고리 단위로 확정하는 것이 원칙이며, 상세는 14장의 회계에서 다시 다룬다.</w:t>
       </w:r>
     </w:p>
-    <w:bookmarkEnd w:id="82"/>
-    <w:bookmarkStart w:id="85" w:name="데이터-지도와-3정5s-실물-5s와-데이터-5s가-만나는-유일한-현장"/>
+    <w:bookmarkEnd w:id="85"/>
+    <w:bookmarkStart w:id="88" w:name="데이터-지도와-3정5s-실물-5s와-데이터-5s가-만나는-유일한-현장"/>
     <w:p>
       <w:pPr>
         <w:pStyle w:val="Heading2"/>
@@ -9597,7 +9652,7 @@
         <w:t xml:space="preserve">12.3 데이터 지도와 3정5S: 실물 5S와 데이터 5S가 만나는 유일한 현장</w:t>
       </w:r>
     </w:p>
-    <w:bookmarkStart w:id="83" w:name="이-모듈의-데이터-지도-1"/>
+    <w:bookmarkStart w:id="86" w:name="이-모듈의-데이터-지도-1"/>
     <w:p>
       <w:pPr>
         <w:pStyle w:val="Heading3"/>
@@ -10031,8 +10086,8 @@
         </w:tc>
       </w:tr>
     </w:tbl>
-    <w:bookmarkEnd w:id="83"/>
-    <w:bookmarkStart w:id="84" w:name="정5s의-원형-현장"/>
+    <w:bookmarkEnd w:id="86"/>
+    <w:bookmarkStart w:id="87" w:name="정5s의-원형-현장"/>
     <w:p>
       <w:pPr>
         <w:pStyle w:val="Heading3"/>
@@ -10156,9 +10211,9 @@
         <w:t xml:space="preserve">셋째, 창고는 습관화의 시험대다. 바코드 스캔이라는 발생 시점 입력이 지켜지는가, 정위치 규칙이 바쁜 날에도 유지되는가는 시스템이 아니라 규율의 문제이며, 원전의 가르침대로 경영자의 지속적 관심이 그 규율을 지탱한다. 사장이 월요일 아침 재고 정확도 지표를 자기 눈으로 확인하는 회사의 창고는 깨끗하고, 그렇지 않은 회사의 창고는 형해화한다. 창고에서 3정5S를 각인한 조직은 다른 모듈의 데이터 정비에서도 같은 감각을 발휘한다. 그래서 나는 제조업 컨설팅의 첫 실습 무대로 언제나 창고를 고른다.</w:t>
       </w:r>
     </w:p>
-    <w:bookmarkEnd w:id="84"/>
-    <w:bookmarkEnd w:id="85"/>
-    <w:bookmarkStart w:id="86" w:name="눈으로-보는-관리의-적용-현황판에서-동적-보충까지"/>
+    <w:bookmarkEnd w:id="87"/>
+    <w:bookmarkEnd w:id="88"/>
+    <w:bookmarkStart w:id="89" w:name="눈으로-보는-관리의-적용-현황판에서-동적-보충까지"/>
     <w:p>
       <w:pPr>
         <w:pStyle w:val="Heading2"/>
@@ -10304,8 +10359,8 @@
         <w:t xml:space="preserve">고 했던 명제의 재고판이다. 추론 단계는 또한 결품의 원인을 역추적한다. 결품이 수요 급증 때문인지, 공급업체 납기 지연 때문인지, 실사 차이(장부가 거짓이었던 경우) 때문인지를 이동 이력과 발주 이력의 그래프에서 분해하면, 대책은 각각 예측 갱신, 공급업체 관리(11장), 실사 강화로 갈라진다.</w:t>
       </w:r>
     </w:p>
-    <w:bookmarkEnd w:id="86"/>
-    <w:bookmarkStart w:id="87" w:name="dmaic-루프-시나리오-재고-정확도-회복의-한-사이클"/>
+    <w:bookmarkEnd w:id="89"/>
+    <w:bookmarkStart w:id="90" w:name="dmaic-루프-시나리오-재고-정확도-회복의-한-사이클"/>
     <w:p>
       <w:pPr>
         <w:pStyle w:val="Heading2"/>
@@ -10474,8 +10529,8 @@
         <w:t xml:space="preserve">이 사이클에서 주목할 것은 개선의 결과가 문서가 아니라 시스템의 상태 — 경로 규칙, UoM 마스터, 실사 일정 — 로 저장되었다는 점이다. 재고 정확도가 회복되면 그 위의 모든 것이 좋아진다. MRP의 발주가 정확해지고, 영업의 납기 약속이 신뢰를 얻으며, 다음 절의 AI가 학습할 데이터가 참이 된다. 같은 루프를 재고회전율에 적용할 수도 있다. 그 경우 Define은 회전율 하락의 관리도 신호에서 출발하고, Analyze는 ABC-XYZ 격자 위에서 회전을 갉아먹는 품목군 — 대개 과거의 수요를 기준으로 설정된 채 갱신되지 않은 재주문 규칙 — 을 층별하며, Improve는 정책 파라미터의 재계산을, Control은 규칙 갱신 주기의 제도화를 낳는다. 어느 KPI를 고르든 원칙은 같다. 정확도가 먼저고 회전율이 그다음이다 — 거짓 장부의 회전율 개선은 개선이 아니라 우연이기 때문이다.</w:t>
       </w:r>
     </w:p>
-    <w:bookmarkEnd w:id="87"/>
-    <w:bookmarkStart w:id="88" w:name="지능형-ai-적용-포인트-3"/>
+    <w:bookmarkEnd w:id="90"/>
+    <w:bookmarkStart w:id="91" w:name="지능형-ai-적용-포인트-3"/>
     <w:p>
       <w:pPr>
         <w:pStyle w:val="Heading2"/>
@@ -10583,8 +10638,8 @@
         <w:t xml:space="preserve">(원인의 구조적 분해). 세 질의 모두 답의 재료는 이동 기록이며, 기록의 형식이 질문의 상한을 정한다는 이 장 서두의 명제가 여기서 입증된다.</w:t>
       </w:r>
     </w:p>
-    <w:bookmarkEnd w:id="88"/>
-    <w:bookmarkStart w:id="92" w:name="컨설팅-가이드-진단-구축-순서-성공-판정"/>
+    <w:bookmarkEnd w:id="91"/>
+    <w:bookmarkStart w:id="95" w:name="컨설팅-가이드-진단-구축-순서-성공-판정"/>
     <w:p>
       <w:pPr>
         <w:pStyle w:val="Heading2"/>
@@ -10593,7 +10648,7 @@
         <w:t xml:space="preserve">12.7 컨설팅 가이드: 진단, 구축 순서, 성공 판정</w:t>
       </w:r>
     </w:p>
-    <w:bookmarkStart w:id="89" w:name="진단-질문-체크리스트-1"/>
+    <w:bookmarkStart w:id="92" w:name="진단-질문-체크리스트-1"/>
     <w:p>
       <w:pPr>
         <w:pStyle w:val="Heading3"/>
@@ -10722,8 +10777,8 @@
         <w:t xml:space="preserve">재고 KPI(정확도·회전율·결품률)를 정례 회의에서 보는가. 책임자가 지정되어 있는가.</w:t>
       </w:r>
     </w:p>
-    <w:bookmarkEnd w:id="89"/>
-    <w:bookmarkStart w:id="90" w:name="구축-순서-주-단위-1"/>
+    <w:bookmarkEnd w:id="92"/>
+    <w:bookmarkStart w:id="93" w:name="구축-순서-주-단위-1"/>
     <w:p>
       <w:pPr>
         <w:pStyle w:val="Heading3"/>
@@ -10804,8 +10859,8 @@
         <w:t xml:space="preserve">수불 데이터가 쌓이기 시작하면 A급 품목부터 재주문 규칙을 설정하고, 재고 현황판과 결품 임박·장기 체류 경보(말하는 단계)를 가동한다. 순환 실사 일정을 확정해 습관화 단계에 진입시킨다. 동적 안전재고와 예측 보충(추론하는 단계)은 최소 두 분기의 정확한 실적이 쌓인 뒤의 과제로 예고만 해 둔다.</w:t>
       </w:r>
     </w:p>
-    <w:bookmarkEnd w:id="90"/>
-    <w:bookmarkStart w:id="91" w:name="성공-판정과-흔한-실패"/>
+    <w:bookmarkEnd w:id="93"/>
+    <w:bookmarkStart w:id="94" w:name="성공-판정과-흔한-실패"/>
     <w:p>
       <w:pPr>
         <w:pStyle w:val="Heading3"/>
@@ -10830,9 +10885,9 @@
         <w:t xml:space="preserve">흔한 실패는 네 가지다. 첫째, 기초 실사 없이 기존 장부 숫자를 그대로 이관하는 것 — 거짓 위에 정밀한 시스템을 세우는 일이며, 가장 흔하고 가장 치명적이다. 둘째, 위치 체계를 실물 정비 없이 데이터로만 만드는 것 — 현장은 곧 시스템을 우회한다. 셋째, 바코드 전면 일제 도입 — 현장 수용성이 무너지고 스캔 누락이 습관이 된다. 넷째, 이중 기록·경로·예약이라는 개념 체계를 교육하지 않고 설정만 켜는 것 — 개념을 이해하지 못한 채 만진 설정은 이동 문서를 꼬이게 하며, 이는 커뮤니티에서 가장 자주 목격되는 초심자 실패 유형이다.</w:t>
       </w:r>
     </w:p>
-    <w:bookmarkEnd w:id="91"/>
-    <w:bookmarkEnd w:id="92"/>
-    <w:bookmarkStart w:id="93" w:name="정직한-평가-wms를-겸하는-erp-재고의-자리"/>
+    <w:bookmarkEnd w:id="94"/>
+    <w:bookmarkEnd w:id="95"/>
+    <w:bookmarkStart w:id="96" w:name="정직한-평가-wms를-겸하는-erp-재고의-자리"/>
     <w:p>
       <w:pPr>
         <w:pStyle w:val="Heading2"/>
@@ -10918,8 +10973,8 @@
         <w:t xml:space="preserve">이지 전문 WMS가 아니다. 이 책의 대상인 중소·중견 규모에서 이 한계가 실제 제약이 되는 경우는 드물지만, 물류가 본업인 풀필먼트 사업자라면 성장 단계에 따른 전문 WMS 병행의 임계점을 미리 정의해 두어야 한다. 국내 환경에서는 3PL에 창고를 위탁하고 Odoo가 재고의 회계적 진실과 판매·구매 연동을 쥔 채 3PL WMS와 입출고 지시·실적을 API로 주고받는 분업, 그리고 복수 오픈마켓의 주문·재고 동기화를 n8n 워크플로로 연동하는 구성(16장)이 현실적이다. 어느 구성이든 원칙은 하나다. 재고의 단일 진실은 Odoo에 두고, 채널과 현장은 그 진실의 입출력 단자로 삼는다.</w:t>
       </w:r>
     </w:p>
-    <w:bookmarkEnd w:id="93"/>
-    <w:bookmarkStart w:id="94" w:name="핵심-요약-4"/>
+    <w:bookmarkEnd w:id="96"/>
+    <w:bookmarkStart w:id="97" w:name="핵심-요약-4"/>
     <w:p>
       <w:pPr>
         <w:pStyle w:val="Heading2"/>
@@ -11054,8 +11109,8 @@
         <w:t xml:space="preserve">정직한 평가: Odoo 재고는 WMS를 겸하는 ERP 재고다. 초고물동·자동화 설비·슬로팅·노동력 관리는 전문 WMS의 영역이며(ERP Research, 2026), 중소·중견 규모에서는 통합의 이점이 그 한계를 압도한다.</w:t>
       </w:r>
     </w:p>
-    <w:bookmarkEnd w:id="94"/>
-    <w:bookmarkStart w:id="95" w:name="이-장의-참고문헌-4"/>
+    <w:bookmarkEnd w:id="97"/>
+    <w:bookmarkStart w:id="98" w:name="이-장의-참고문헌-4"/>
     <w:p>
       <w:pPr>
         <w:pStyle w:val="Heading2"/>
@@ -11219,9 +11274,9 @@
         <w:t xml:space="preserve">이 책 1부 2장(데이터 3정5S)·3장(눈으로 보는 관리·POP)·4장(정미소요량과 재고 정확도)·5장(DMAIC 데이터 루프), 2부 11장(매입)·14장(회계)·16장(확장 부스터).</w:t>
       </w:r>
     </w:p>
-    <w:bookmarkEnd w:id="95"/>
-    <w:bookmarkEnd w:id="96"/>
-    <w:bookmarkStart w:id="112" w:name="제13장.-제조-관리-생산의-컨설팅"/>
+    <w:bookmarkEnd w:id="98"/>
+    <w:bookmarkEnd w:id="99"/>
+    <w:bookmarkStart w:id="118" w:name="제13장.-제조-관리-생산의-컨설팅"/>
     <w:p>
       <w:pPr>
         <w:pStyle w:val="Heading1"/>
@@ -11250,7 +11305,7 @@
         <w:t xml:space="preserve">— Huabing Liu, 자동차 제조업체 IT 운영 팀장 (Odoo 공식 소개자료)</w:t>
       </w:r>
     </w:p>
-    <w:bookmarkStart w:id="97" w:name="경영의-질문-납기-병목-그리고-원가의-진실"/>
+    <w:bookmarkStart w:id="100" w:name="경영의-질문-납기-병목-그리고-원가의-진실"/>
     <w:p>
       <w:pPr>
         <w:pStyle w:val="Heading2"/>
@@ -11382,8 +11437,8 @@
         <w:t xml:space="preserve">1부에서 이 질문들의 방법론은 이미 정립되었다. 3장은 관리판과 POP로 실행의 가시화를, 4장은 부품전개와 일정계획으로 계획의 체계를, 5장은 DMAIC 루프로 개선의 회전을, 7장은 공정편성과 디지털 트윈으로 구조의 재구축을 다뤘다. 이 장은 그 방법론들이 Odoo 제조 관리라는 하나의 모듈 위에서 어떻게 실장되는지를 다룬다. 2부의 모듈 장 가운데 1부와의 결선이 가장 굵은 장이다.</w:t>
       </w:r>
     </w:p>
-    <w:bookmarkEnd w:id="97"/>
-    <w:bookmarkStart w:id="98" w:name="기능-해부-계획에서-실행-품질에서-원가까지"/>
+    <w:bookmarkEnd w:id="100"/>
+    <w:bookmarkStart w:id="101" w:name="기능-해부-계획에서-실행-품질에서-원가까지"/>
     <w:p>
       <w:pPr>
         <w:pStyle w:val="Heading2"/>
@@ -11711,8 +11766,8 @@
         <w:t xml:space="preserve">는 수사가 아니다. 완성차 서열 납입에 맞추지 못하면 라인 정지 배상이 발생하고, 로트 추적이 안 되면 리콜 회수 범위가 전체로 확대되는 업종에서, 계획-실행-추적이 실시간으로 도는가는 관리 편의가 아니라 거래 자격의 문제다. 독일의 센서·계측기기 제조사 Kompass GmbH는 다단계 BOM 기반의 제조·재고 통합으로 생산계획을 투명화하며 제조 부문 생산성을 최대 50% 끌어올렸다고 보고한다(Odoo 공식 사례).</w:t>
       </w:r>
     </w:p>
-    <w:bookmarkEnd w:id="98"/>
-    <w:bookmarkStart w:id="101" w:name="데이터-지도와-3정5s-bom의-정품-실적의-정량-코드의-정돈"/>
+    <w:bookmarkEnd w:id="101"/>
+    <w:bookmarkStart w:id="104" w:name="데이터-지도와-3정5s-bom의-정품-실적의-정량-코드의-정돈"/>
     <w:p>
       <w:pPr>
         <w:pStyle w:val="Heading2"/>
@@ -11721,7 +11776,7 @@
         <w:t xml:space="preserve">13.3 데이터 지도와 3정5S: BOM의 정품, 실적의 정량, 코드의 정돈</w:t>
       </w:r>
     </w:p>
-    <w:bookmarkStart w:id="99" w:name="이-모듈의-데이터-지도-2"/>
+    <w:bookmarkStart w:id="102" w:name="이-모듈의-데이터-지도-2"/>
     <w:p>
       <w:pPr>
         <w:pStyle w:val="Heading3"/>
@@ -12197,8 +12252,8 @@
         </w:tc>
       </w:tr>
     </w:tbl>
-    <w:bookmarkEnd w:id="99"/>
-    <w:bookmarkStart w:id="100" w:name="세-개의-급소"/>
+    <w:bookmarkEnd w:id="102"/>
+    <w:bookmarkStart w:id="103" w:name="세-개의-급소"/>
     <w:p>
       <w:pPr>
         <w:pStyle w:val="Heading3"/>
@@ -12264,9 +12319,9 @@
         <w:t xml:space="preserve">, 한 명은 ’진동’으로 적으면 시스템은 둘을 다른 사건으로 본다(1부 2장). 불량 코드와 고장 코드의 체계 — 너무 거칠지도 세밀하지도 않은, 현장이 3초 안에 고를 수 있는 수준의 분류 — 를 세우고 자유 서술을 보조 필드로 격하시키는 것이 정돈이다. 같은 사건이 같은 코드로 적힐 때 비로소 경험이 통계가 되고, 통계가 다음 절의 예측이 된다. 원인 코드 없는 품질 기록은 집계는 되어도 추론은 되지 않는다.</w:t>
       </w:r>
     </w:p>
-    <w:bookmarkEnd w:id="100"/>
-    <w:bookmarkEnd w:id="101"/>
-    <w:bookmarkStart w:id="102" w:name="눈으로-보는-관리의-적용-간트에서-예지보전까지"/>
+    <w:bookmarkEnd w:id="103"/>
+    <w:bookmarkEnd w:id="104"/>
+    <w:bookmarkStart w:id="105" w:name="눈으로-보는-관리의-적용-간트에서-예지보전까지"/>
     <w:p>
       <w:pPr>
         <w:pStyle w:val="Heading2"/>
@@ -12408,8 +12463,8 @@
         <w:t xml:space="preserve">로 답하는 것이다. 예지보전 — 예방정비가 주기 기반이라면 예지보전은 상태 기반이다. MTBF·정비 이력에 설비 상태 데이터(진동·전류·온도)가 결합되면 고장 징후에서 잔여 수명을 추정해 정비를 고장 전에, 그러나 너무 이르지 않게 배치한다. 이것은 센서 계층이 갖춰진 뒤의 2단계 확장 영역이며, 그 전이라도 고장 이력 데이터의 정돈(코드체계)이 선행 투자다.</w:t>
       </w:r>
     </w:p>
-    <w:bookmarkEnd w:id="102"/>
-    <w:bookmarkStart w:id="103" w:name="dmaic-루프-시나리오-oee-한-사이클"/>
+    <w:bookmarkEnd w:id="105"/>
+    <w:bookmarkStart w:id="109" w:name="dmaic-루프-시나리오-oee-한-사이클"/>
     <w:p>
       <w:pPr>
         <w:pStyle w:val="Heading2"/>
@@ -12420,7 +12475,62 @@
     </w:p>
     <w:p>
       <w:pPr>
-        <w:pStyle w:val="FirstParagraph"/>
+        <w:pStyle w:val="CaptionedFigure"/>
+      </w:pPr>
+      <w:r>
+        <w:drawing>
+          <wp:inline>
+            <wp:extent cx="4206240" cy="2716530"/>
+            <wp:effectExtent b="0" l="0" r="0" t="0"/>
+            <wp:docPr descr="그림 13-1. OEE 폭포 — 100%는 어디서 깎여 나가는가 (수치는 예시)" title="" id="107" name="Picture"/>
+            <a:graphic>
+              <a:graphicData uri="http://schemas.openxmlformats.org/drawingml/2006/picture">
+                <pic:pic>
+                  <pic:nvPicPr>
+                    <pic:cNvPr descr="figures/fig_131_oee.png" id="108" name="Picture"/>
+                    <pic:cNvPicPr>
+                      <a:picLocks noChangeArrowheads="1" noChangeAspect="1"/>
+                    </pic:cNvPicPr>
+                  </pic:nvPicPr>
+                  <pic:blipFill>
+                    <a:blip r:embed="rId106"/>
+                    <a:stretch>
+                      <a:fillRect/>
+                    </a:stretch>
+                  </pic:blipFill>
+                  <pic:spPr bwMode="auto">
+                    <a:xfrm>
+                      <a:off x="0" y="0"/>
+                      <a:ext cx="4206240" cy="2716530"/>
+                    </a:xfrm>
+                    <a:prstGeom prst="rect">
+                      <a:avLst/>
+                    </a:prstGeom>
+                    <a:noFill/>
+                    <a:ln w="9525">
+                      <a:noFill/>
+                      <a:headEnd/>
+                      <a:tailEnd/>
+                    </a:ln>
+                  </pic:spPr>
+                </pic:pic>
+              </a:graphicData>
+            </a:graphic>
+          </wp:inline>
+        </w:drawing>
+      </w:r>
+    </w:p>
+    <w:p>
+      <w:pPr>
+        <w:pStyle w:val="ImageCaption"/>
+      </w:pPr>
+      <w:r>
+        <w:t xml:space="preserve">그림 13-1. OEE 폭포 — 100%는 어디서 깎여 나가는가 (수치는 예시)</w:t>
+      </w:r>
+    </w:p>
+    <w:p>
+      <w:pPr>
+        <w:pStyle w:val="BodyText"/>
       </w:pPr>
       <w:r>
         <w:t xml:space="preserve">제조의 대표 KPI로 OEE(Overall Equipment Effectiveness, 설비종합효율)를 선정해 1부 5장의 루프를 한 바퀴 돌린다. OEE는 가동률(계획 시간 대비 실제 가동)×성능(이론 속도 대비 실제 속도)×품질(양품률)의 곱으로, 나카지마 세이이치가 TPM 방법론에서 정식화한 지표다(Nakajima, 1988). 세 인수의 곱이라는 구조 덕분에 손실이 어디서 나는지 — 정지 손실인가, 속도 손실인가, 불량 손실인가 — 를 분해해 보여 준다는 것이 이 지표의 컨설팅적 가치다.</w:t>
@@ -12554,8 +12664,8 @@
         <w:t xml:space="preserve">이런 사이클이 국내 현장에서 무엇을 낳는지는 스마트공장 보급사업의 성과 데이터가 보여 준다. 중소벤처기업부의 도입기업 5,003개사 성과분석(2014~2017년 도입분)에 따르면 생산성 30% 증가, 품질 43.5% 향상, 원가 15.9% 절감, 납기준수율 15.5% 향상이 보고되었고, 10인 미만 소기업의 생산성 향상률은 39%로 평균을 웃돌았다(중소벤처기업부, 2018). 개별 사례의 진폭은 더 크다. 진단키트 제조사 솔젠트는 바코드 자재관리·물류동선 최적화·검사 자동화 등 73개 과제로 생산성 73% 증가와 원가 55% 절감을, 금속 열처리 기업 대성종합열처리는 생산량 75% 증가와 불량률 50% 감소를 기록했다(중소벤처기업부 발표 자료; 경남도 발표 자료). 주의할 것은 이 수치들이 소프트웨어 설치의 효과가 아니라는 점이다. 솔젠트의 성과는 73개의 개선 과제 — 곧 73번의 DMAIC 회전 — 의 누적이었다. 도구는 회전을 빠르게 할 뿐, 회전 자체를 대신하지 않는다.</w:t>
       </w:r>
     </w:p>
-    <w:bookmarkEnd w:id="103"/>
-    <w:bookmarkStart w:id="104" w:name="지능형-ai-적용-포인트-4"/>
+    <w:bookmarkEnd w:id="109"/>
+    <w:bookmarkStart w:id="110" w:name="지능형-ai-적용-포인트-4"/>
     <w:p>
       <w:pPr>
         <w:pStyle w:val="Heading2"/>
@@ -12741,8 +12851,8 @@
         <w:t xml:space="preserve">(이력 유사도 — 예지보전의 전 단계). 사장이 회의에서 이 질문을 시스템에 직접 던질 수 있게 되는 것 — 서두의 도금가공 기업에서 세 번의 호출과 수첩과 월말 엑셀이 하던 일 — 이 이 단계의 실질이다.</w:t>
       </w:r>
     </w:p>
-    <w:bookmarkEnd w:id="104"/>
-    <w:bookmarkStart w:id="108" w:name="컨설팅-가이드-진단-mes-단계-도입-성공-판정"/>
+    <w:bookmarkEnd w:id="110"/>
+    <w:bookmarkStart w:id="114" w:name="컨설팅-가이드-진단-mes-단계-도입-성공-판정"/>
     <w:p>
       <w:pPr>
         <w:pStyle w:val="Heading2"/>
@@ -12751,7 +12861,7 @@
         <w:t xml:space="preserve">13.7 컨설팅 가이드: 진단, MES 단계 도입, 성공 판정</w:t>
       </w:r>
     </w:p>
-    <w:bookmarkStart w:id="105" w:name="진단-질문-체크리스트-2"/>
+    <w:bookmarkStart w:id="111" w:name="진단-질문-체크리스트-2"/>
     <w:p>
       <w:pPr>
         <w:pStyle w:val="Heading3"/>
@@ -12880,8 +12990,8 @@
         <w:t xml:space="preserve">영업과 제조가 같은 숫자를 보는 회의체(S&amp;OP)가 있는가.</w:t>
       </w:r>
     </w:p>
-    <w:bookmarkEnd w:id="105"/>
-    <w:bookmarkStart w:id="106" w:name="mes-단계-도입-1부-3장-순서의-계승"/>
+    <w:bookmarkEnd w:id="111"/>
+    <w:bookmarkStart w:id="112" w:name="mes-단계-도입-1부-3장-순서의-계승"/>
     <w:p>
       <w:pPr>
         <w:pStyle w:val="Heading3"/>
@@ -12970,8 +13080,8 @@
         <w:t xml:space="preserve">QCP 확대, 예방정비 일정 가동, ECO 승인 흐름 정착, 그리고 실적 데이터가 두 분기쯤 쌓이면 표준시간·기준일정을 실측 분포로 갱신한다. 워크센터 수와 주문 수가 수동 간트 조정의 한계를 넘어서면 frePPLe 커넥터를 도입해 유한능력 계획으로 넘어간다(16장). 아침 브리핑과 병목 대시보드 — 말하는 공장 — 는 이 단계의 산출물이다.</w:t>
       </w:r>
     </w:p>
-    <w:bookmarkEnd w:id="106"/>
-    <w:bookmarkStart w:id="107" w:name="성공-판정과-흔한-실패-1"/>
+    <w:bookmarkEnd w:id="112"/>
+    <w:bookmarkStart w:id="113" w:name="성공-판정과-흔한-실패-1"/>
     <w:p>
       <w:pPr>
         <w:pStyle w:val="Heading3"/>
@@ -13026,9 +13136,9 @@
         <w:t xml:space="preserve">(1부 3장)의 위반이며, 실패한 빅뱅은 재도전의 정치적 자본까지 소진시킨다.</w:t>
       </w:r>
     </w:p>
-    <w:bookmarkEnd w:id="107"/>
-    <w:bookmarkEnd w:id="108"/>
-    <w:bookmarkStart w:id="109" w:name="정직한-평가-무한능력의-아킬레스건과-전문-mes의-경계"/>
+    <w:bookmarkEnd w:id="113"/>
+    <w:bookmarkEnd w:id="114"/>
+    <w:bookmarkStart w:id="115" w:name="정직한-평가-무한능력의-아킬레스건과-전문-mes의-경계"/>
     <w:p>
       <w:pPr>
         <w:pStyle w:val="Heading2"/>
@@ -13124,8 +13234,8 @@
         <w:t xml:space="preserve">세 가지로 요약한다. 공정 데이터의 깊이(초 단위 설비 제어·레시피 관리)가 사업의 사활인가 — 그렇다면 전문 MES다. 계획-실행-원가의 연결과 낮은 운영 부담이 우선인가 — 그렇다면 Odoo형 통합이다. 이미 국산 ERP가 회계의 중심인가 — 그렇다면 제조 영역만 Odoo로 세우고 회계 인터페이스를 최소화하는 절충도 가능하나, 단일 원장의 이점을 일부 포기하는 선택임을 인지해야 한다.</w:t>
       </w:r>
     </w:p>
-    <w:bookmarkEnd w:id="109"/>
-    <w:bookmarkStart w:id="110" w:name="핵심-요약-5"/>
+    <w:bookmarkEnd w:id="115"/>
+    <w:bookmarkStart w:id="116" w:name="핵심-요약-5"/>
     <w:p>
       <w:pPr>
         <w:pStyle w:val="Heading2"/>
@@ -13230,8 +13340,8 @@
         <w:t xml:space="preserve">정직한 평가: 최대 약점은 무한능력 계획이며 frePPLe 부스터로 보강한다(frePPLe, 2023). ETO 모델링·PLC 연동·SPC/MSA는 표준 밖이다. 전문 MES는 실행 깊이에서, 보급형은 초기 비용에서 앞서지만, 계획-실행-품질-정비-원가의 실시간 연결은 통합 플랫폼의 고유 영역이다.</w:t>
       </w:r>
     </w:p>
-    <w:bookmarkEnd w:id="110"/>
-    <w:bookmarkStart w:id="111" w:name="이-장의-참고문헌-5"/>
+    <w:bookmarkEnd w:id="116"/>
+    <w:bookmarkStart w:id="117" w:name="이-장의-참고문헌-5"/>
     <w:p>
       <w:pPr>
         <w:pStyle w:val="Heading2"/>
@@ -13479,9 +13589,9 @@
         <w:t xml:space="preserve">이 책 1부 3장(눈으로 보는 관리·POP)·4장(부품전개·일정계획·frePPLe)·5장(DMAIC 루프)·7장(공정편성·디지털 트윈), 2부 12장(재고 관리)·14장(회계)·16장(확장 부스터).</w:t>
       </w:r>
     </w:p>
-    <w:bookmarkEnd w:id="111"/>
-    <w:bookmarkEnd w:id="112"/>
-    <w:bookmarkStart w:id="123" w:name="제14장.-회계-재무의-컨설팅"/>
+    <w:bookmarkEnd w:id="117"/>
+    <w:bookmarkEnd w:id="118"/>
+    <w:bookmarkStart w:id="129" w:name="제14장.-회계-재무의-컨설팅"/>
     <w:p>
       <w:pPr>
         <w:pStyle w:val="Heading1"/>
@@ -13510,7 +13620,7 @@
         <w:t xml:space="preserve">— Wim Van den Brande, KPMG 세무·법률·회계 부문 책임자 (Odoo 공식 소개자료)</w:t>
       </w:r>
     </w:p>
-    <w:bookmarkStart w:id="113" w:name="경영의-질문-결산서가-아니라-답을-요구하라"/>
+    <w:bookmarkStart w:id="119" w:name="경영의-질문-결산서가-아니라-답을-요구하라"/>
     <w:p>
       <w:pPr>
         <w:pStyle w:val="Heading2"/>
@@ -13618,8 +13728,8 @@
         <w:t xml:space="preserve">전통적 회계 조직이 이 질문에 즉답하지 못하는 이유는 능력이 아니라 구조다. 회계는 1494년 루카 파치올리(Luca Pacioli)가 복식부기를 체계화한 이래 기업 활동을 화폐로 번역하는 보편 언어였으나(Pacioli, 1494), 그 번역 작업의 대부분이 사람의 손끝에서 이루어지는 한 회계 인력의 시간은 기록에 소진된다. 1부에서 정립한 언어로 말하면, 회계를 기록 시스템(System of Record)에서 판단 시스템(System of Intelligence)으로 이행시키는 첫 조건은 기록 노동의 자동화이고, 둘째 조건은 그 위에 얹을 데이터의 정비 — 계정과목과 분석 차원의 3정5S — 이며, 셋째 조건은 보이는→말하는→추론하는 관리 구조다. 이 장은 그 순서대로 진행한다.</w:t>
       </w:r>
     </w:p>
-    <w:bookmarkEnd w:id="113"/>
-    <w:bookmarkStart w:id="114" w:name="기능-해부-데이터-입력-없는-회계"/>
+    <w:bookmarkEnd w:id="119"/>
+    <w:bookmarkStart w:id="120" w:name="기능-해부-데이터-입력-없는-회계"/>
     <w:p>
       <w:pPr>
         <w:pStyle w:val="Heading2"/>
@@ -13708,8 +13818,8 @@
         <w:t xml:space="preserve">구조적으로 중요한 것은 이 기능들이 별도 회계 패키지가 아니라 단일 PostgreSQL 위의 한 앱이라는 점이다(8장). 판매에서 청구서가 확정되면 분개가 자동 생성되고, 재고의 입출고는 재고 자산 계정에, 제조의 자재비·노무비는 제조 원가에 실시간 반영된다. 복식부기가 모든 거래를 차변·대변의 균형으로 강제하는 인류 최고(最古)의 데이터 무결성 규칙이라면, 단일 데이터베이스는 그 규칙이 부문 시스템 사이의 이관 없이 전사에 관철되게 하는 플랫폼적 보장이다. 12장에서 본 재고의 이중 기록이 복식부기의 은유를 물류에 이식한 것이었음을 상기하면, 회계는 ERP 전체 데이터 정합성의 리트머스 시험지라 할 수 있다.</w:t>
       </w:r>
     </w:p>
-    <w:bookmarkEnd w:id="114"/>
-    <w:bookmarkStart w:id="115" w:name="데이터-지도와-3정5s-계정과-분석-차원의-정돈이-원가-온톨로지를-만든다"/>
+    <w:bookmarkEnd w:id="120"/>
+    <w:bookmarkStart w:id="121" w:name="데이터-지도와-3정5s-계정과-분석-차원의-정돈이-원가-온톨로지를-만든다"/>
     <w:p>
       <w:pPr>
         <w:pStyle w:val="Heading2"/>
@@ -14318,8 +14428,8 @@
         <w:t xml:space="preserve">라고 계속 묻는 회사의 원장이 깨끗해진다.</w:t>
       </w:r>
     </w:p>
-    <w:bookmarkEnd w:id="115"/>
-    <w:bookmarkStart w:id="116" w:name="눈으로-보는-관리의-적용-보이는-재무에서-추론하는-재무로"/>
+    <w:bookmarkEnd w:id="121"/>
+    <w:bookmarkStart w:id="122" w:name="눈으로-보는-관리의-적용-보이는-재무에서-추론하는-재무로"/>
     <w:p>
       <w:pPr>
         <w:pStyle w:val="Heading2"/>
@@ -14435,8 +14545,8 @@
         <w:t xml:space="preserve">는 결과를 매출 수량 효과, 판매 단가 효과, 원가율 효과, 판관비 효과로 분해하고, 원가율 효과는 다시 자재비·노무비·경비로, 자재비는 다시 품목과 공급업체 단가로 내려가는 역추적이다. 1부 5장 Analyze 단계의 언어로 말하면 층별(stratification)과 그래프 경로 탐색의 재무 적용이다. 이 분해가 담당자의 엑셀 작업이 아니라 원장과 분석 차원 위의 자동 질의가 되려면 14.3절의 정돈 — 계정과 분석 태그의 온톨로지적 일관성 — 이 전제되어야 한다. 보이는 재무는 대시보드 설정으로 되지만, 추론하는 재무는 데이터 정돈 없이는 결코 되지 않는다.</w:t>
       </w:r>
     </w:p>
-    <w:bookmarkEnd w:id="116"/>
-    <w:bookmarkStart w:id="117" w:name="dmaic-루프-시나리오-현금전환주기-한-사이클"/>
+    <w:bookmarkEnd w:id="122"/>
+    <w:bookmarkStart w:id="123" w:name="dmaic-루프-시나리오-현금전환주기-한-사이클"/>
     <w:p>
       <w:pPr>
         <w:pStyle w:val="Heading2"/>
@@ -14718,8 +14828,8 @@
         <w:t xml:space="preserve">는 선언은 3개월 이동 평균의 통계적 판정을 통과해야 하며, 모든 회전은 감사 로그로 남아 다음 회전 — 예컨대 DPO 개선이나 계절 자금 수요의 선제 조달 — 의 학습 재료가 된다. 재무는 되돌리기 어려운 행동이 많은 영역이므로, 루프의 자동화 폭은 다른 모듈보다 보수적으로 잡는 것이 컨설팅의 정석이다.</w:t>
       </w:r>
     </w:p>
-    <w:bookmarkEnd w:id="117"/>
-    <w:bookmarkStart w:id="118" w:name="지능형-ai-적용-포인트-원장에게-질문하는-경영"/>
+    <w:bookmarkEnd w:id="123"/>
+    <w:bookmarkStart w:id="124" w:name="지능형-ai-적용-포인트-원장에게-질문하는-경영"/>
     <w:p>
       <w:pPr>
         <w:pStyle w:val="Heading2"/>
@@ -14804,8 +14914,8 @@
         <w:t xml:space="preserve">에 분석 계정 집계와 견적 대비 차이가 돌아오는 것이다. 다만 정직하게 경계를 그어야 한다. 첫 번째 질문 수준의 다중 홉 원인 분해는 텍스트 검색형 AI만으로는 얕고, 계정·품목·공급업체·환율을 잇는 의미 구조 — 원가 온톨로지 — 가 있어야 신뢰할 수 있는 답이 된다(1부 7장). Odoo가 만드는 깨끗한 원장은 그 온톨로지의 원료이며, 서드브레인 확장(16장)은 그 원료를 추론 가능한 그래프로 바꾸는 작업이다.</w:t>
       </w:r>
     </w:p>
-    <w:bookmarkEnd w:id="118"/>
-    <w:bookmarkStart w:id="119" w:name="컨설팅-가이드-3"/>
+    <w:bookmarkEnd w:id="124"/>
+    <w:bookmarkStart w:id="125" w:name="컨설팅-가이드-3"/>
     <w:p>
       <w:pPr>
         <w:pStyle w:val="Heading2"/>
@@ -14909,8 +15019,8 @@
         <w:t xml:space="preserve">첫째, 이중 원장이다. 국산 회계 프로그램을 병행하며 Odoo와 이중 입력하는 구성은 가장 흔한 실패 패턴으로, 어느 쪽을 원천으로 삼을지 정하고 반대 방향은 자동 연동 또는 폐기해야 한다. 둘째, 분석 차원의 소급 설계다. 운영 개시 후에 분석 플랜을 만들면 과거 데이터에 태그가 없어 비교 분석이 반년간 불구가 된다 — 반드시 1~2주차에 끝낸다. 셋째, 세무 요건의 후순위화다. 전자세금계산서와 부가세 신고 경로를 계약 전에 확정하지 않으면 가동 직전에 프로젝트가 멈춘다. 넷째, AI 맹신이다. 캡처 인식률 98%는 2%의 오류를 뜻하며, 승인 게이트 없는 자동 전기는 감사 리스크다. 다섯째, 계정 체계의 과잉 설계다. 미래의 모든 분석을 대비해 계정을 수백 개로 쪼개면 입력 현장이 분류에 지쳐 우회하기 시작하고, 우회가 시작된 원장은 규칙이 없던 때보다 나빠진다 — 1부 2장의 청결 원칙(지킬 수 없는 규정은 즉시 고친다)은 계정 설계에도 적용된다. 분석의 세밀함은 계정이 아니라 분석 차원이 담당하게 하는 것이 정석이다.</w:t>
       </w:r>
     </w:p>
-    <w:bookmarkEnd w:id="119"/>
-    <w:bookmarkStart w:id="120" w:name="정직한-평가-관리회계의-강자-한국-세무의-이방인"/>
+    <w:bookmarkEnd w:id="125"/>
+    <w:bookmarkStart w:id="126" w:name="정직한-평가-관리회계의-강자-한국-세무의-이방인"/>
     <w:p>
       <w:pPr>
         <w:pStyle w:val="Heading2"/>
@@ -15386,8 +15496,8 @@
         <w:t xml:space="preserve">이고, 컨설팅의 일은 그 강함을 취하고 이방인의 자리를 파트너와 세무대리인 협업으로 메우는 설계다. 그리고 회계 자동화로 절감된 담당자의 시간이 분석 차원의 설계와 검증에 재투자될 때, 회계 부서는 기록의 관리자에서 판단 시스템의 큐레이터로 진화한다 — 그 진화를 지능의 측면에서 완성하는 것이 다음 장의 주제다.</w:t>
       </w:r>
     </w:p>
-    <w:bookmarkEnd w:id="120"/>
-    <w:bookmarkStart w:id="121" w:name="핵심-요약-6"/>
+    <w:bookmarkEnd w:id="126"/>
+    <w:bookmarkStart w:id="127" w:name="핵심-요약-6"/>
     <w:p>
       <w:pPr>
         <w:pStyle w:val="Heading2"/>
@@ -15495,8 +15605,8 @@
         <w:t xml:space="preserve">판단 기준: 수출·제조·원가 중심 기업에는 강력하고, 내수·신고 중심 기업에는 국산 솔루션이 합리적이다. 회계는 모든 활동의 화폐적 그림자이며, 깨끗한 원장은 서드브레인 원가 추론의 원료다.</w:t>
       </w:r>
     </w:p>
-    <w:bookmarkEnd w:id="121"/>
-    <w:bookmarkStart w:id="122" w:name="이-장의-참고문헌-6"/>
+    <w:bookmarkEnd w:id="127"/>
+    <w:bookmarkStart w:id="128" w:name="이-장의-참고문헌-6"/>
     <w:p>
       <w:pPr>
         <w:pStyle w:val="Heading2"/>
@@ -15605,9 +15715,9 @@
         <w:t xml:space="preserve">으로 규정한 5S 원전.</w:t>
       </w:r>
     </w:p>
-    <w:bookmarkEnd w:id="122"/>
-    <w:bookmarkEnd w:id="123"/>
-    <w:bookmarkStart w:id="134" w:name="제15장.-odoo-ai지식센터-지능의-내장과-그-너머"/>
+    <w:bookmarkEnd w:id="128"/>
+    <w:bookmarkEnd w:id="129"/>
+    <w:bookmarkStart w:id="140" w:name="제15장.-odoo-ai지식센터-지능의-내장과-그-너머"/>
     <w:p>
       <w:pPr>
         <w:pStyle w:val="Heading1"/>
@@ -15652,7 +15762,7 @@
         <w:t xml:space="preserve">(Polanyi, 1966)</w:t>
       </w:r>
     </w:p>
-    <w:bookmarkStart w:id="124" w:name="경영의-질문-우리-회사의-지식은-어디에-있는가"/>
+    <w:bookmarkStart w:id="130" w:name="경영의-질문-우리-회사의-지식은-어디에-있는가"/>
     <w:p>
       <w:pPr>
         <w:pStyle w:val="Heading2"/>
@@ -15781,8 +15891,8 @@
         <w:t xml:space="preserve">이 질문들의 학술적 뿌리는 폴라니의 명제다. 인간은 말할 수 있는 것보다 많이 알며(Polanyi, 1966), 그 말해지지 않은 층 — 암묵지 — 이야말로 조직 경쟁력의 원천이자 가장 취약한 자산이다. 노나카는 암묵지와 형식지의 상호변환(SECI)으로 조직 지식이 창출된다는 동태 이론을 제시했고(Nonaka, 1994), 이 장의 두 앱은 정확히 그 변환의 도구다. 지식센터는 형식지의 그릇이고, Odoo AI는 변환을 가속하는 엔진이다. 그리고 이 장의 후반부는 정직한 경계 긋기에 바쳐진다. 이 엔진이 1부 5장의 DMAIC 루프에서 무엇을 담당할 수 있고 무엇을 담당할 수 없는가 — 그 결핍의 목록이 16장 서드브레인 아키텍처의 요구 명세가 된다.</w:t>
       </w:r>
     </w:p>
-    <w:bookmarkEnd w:id="124"/>
-    <w:bookmarkStart w:id="125" w:name="기능-해부-화면-속에-녹아든-지능"/>
+    <w:bookmarkEnd w:id="130"/>
+    <w:bookmarkStart w:id="131" w:name="기능-해부-화면-속에-녹아든-지능"/>
     <w:p>
       <w:pPr>
         <w:pStyle w:val="Heading2"/>
@@ -15871,8 +15981,8 @@
         <w:t xml:space="preserve">한편 지식센터는 Odoo 16부터 도입된 문서 협업 앱으로, 회사의 지식문서를 계층형 아티클로 작성·보관·공유한다. 노션류의 블록 편집기와 유사한 사용성에, 결정적 차이는 ERP와 같은 데이터베이스 안에 있다는 점이다. 작업표준서를 제조 작업지시서에서 바로 열람하고, 영업 플레이북을 CRM 파이프라인에서 참조하며, 헬프데스크 상담원이 티켓 화면에서 문서를 검색해 답변에 삽입한다. 아티클은 트리 구조로 중첩되어 부서별·주제별 체계를 이루고, 전사 워크스페이스와 개인 영역의 권한 경계, 템플릿, 공동 편집과 버전 이력, 업무 레코드와 나란히 걸리는 전사 검색을 갖춘다. 문서가 업무 화면 밖 별도 위키에 있는 것과 업무 레코드 옆에 있는 것의 차이는, 지식이 실제로 사용되는 빈도를 좌우한다.</w:t>
       </w:r>
     </w:p>
-    <w:bookmarkEnd w:id="125"/>
-    <w:bookmarkStart w:id="126" w:name="지식센터-암묵지의-형식지화-거점-seci와-지식의-3정5s"/>
+    <w:bookmarkEnd w:id="131"/>
+    <w:bookmarkStart w:id="132" w:name="지식센터-암묵지의-형식지화-거점-seci와-지식의-3정5s"/>
     <w:p>
       <w:pPr>
         <w:pStyle w:val="Heading2"/>
@@ -16241,8 +16351,8 @@
         <w:t xml:space="preserve">는 규율, 그리고 분기별 지식 진단 — 참조 수 상위·하위 아티클, 무소유자 문서, AI 오답 신고 건수를 경영자가 함께 보는 자리다.</w:t>
       </w:r>
     </w:p>
-    <w:bookmarkEnd w:id="126"/>
-    <w:bookmarkStart w:id="127" w:name="눈으로-보는-관리의-적용-지식이-보이고-말하고-추론을-넘보다"/>
+    <w:bookmarkEnd w:id="132"/>
+    <w:bookmarkStart w:id="133" w:name="눈으로-보는-관리의-적용-지식이-보이고-말하고-추론을-넘보다"/>
     <w:p>
       <w:pPr>
         <w:pStyle w:val="Heading2"/>
@@ -16438,8 +16548,8 @@
         <w:t xml:space="preserve">라고 관계를 가로질러 판단하지는 못한다. 이 경계를 방법론의 수준에서 정밀하게 측정하는 것이 다음 절이다.</w:t>
       </w:r>
     </w:p>
-    <w:bookmarkEnd w:id="127"/>
-    <w:bookmarkStart w:id="128" w:name="X75bcc3c8af05980db30a70ba2fd74e1151c6e37"/>
+    <w:bookmarkEnd w:id="133"/>
+    <w:bookmarkStart w:id="134" w:name="X75bcc3c8af05980db30a70ba2fd74e1151c6e37"/>
     <w:p>
       <w:pPr>
         <w:pStyle w:val="Heading2"/>
@@ -16739,8 +16849,8 @@
         <w:t xml:space="preserve">그러므로 서드브레인 보강의 논리는 다음과 같이 정리된다. Odoo AI와 지식센터는 루프의 손발이되 아직 두뇌가 아니다. 이 결핍은 제품의 미성숙이 아니라 아키텍처의 자연스러운 경계이며, 정확히 그 경계에서 16장의 확장 부스터가 시작된다. 온톨로지 지식그래프(Neo4j)가 Analyze의 관계 추론을, frePPLe과 디지털 트윈이 Improve의 정량 실험을, n8n이 루프 전체의 배관을, 자체 호스팅 LLM이 데이터 주권을 보강한다. 역으로 강조해야 할 것은 순서다. 지식센터에 문서를 쌓고 AI Fields로 정형 데이터를 늘리는 오늘의 실천이, 내일 온톨로지에 적재될 지식의 품질을 결정한다. 이 장의 두 앱을 착실히 운용하는 것은 서드브레인 구축의 선행 투자다.</w:t>
       </w:r>
     </w:p>
-    <w:bookmarkEnd w:id="128"/>
-    <w:bookmarkStart w:id="129" w:name="지능형-ai-적용-포인트-질문의-세-수준"/>
+    <w:bookmarkEnd w:id="134"/>
+    <w:bookmarkStart w:id="135" w:name="지능형-ai-적용-포인트-질문의-세-수준"/>
     <w:p>
       <w:pPr>
         <w:pStyle w:val="Heading2"/>
@@ -16883,8 +16993,8 @@
         <w:t xml:space="preserve">이라며 1·2수준의 실질 효용까지 버리는 것 — 이것이 현장에서 가장 흔한 낭비이며, 수준별 로드맵의 제시가 그 예방책이다. 역방향의 낭비도 있다. 2수준 답변을 검증 없이 그대로 의사결정에 쓰는 것이다. 에이전트의 집계는 접근 권한과 필터 조건에 따라 달라질 수 있으므로, 도입 초기 3개월은 답변과 화면 조회를 병행 대조하는 검증 기간을 두고, 대조 일치율이 확인된 질의 유형부터 검증을 해제하는 것이 안전한 운용이다.</w:t>
       </w:r>
     </w:p>
-    <w:bookmarkEnd w:id="129"/>
-    <w:bookmarkStart w:id="130" w:name="컨설팅-가이드-4"/>
+    <w:bookmarkEnd w:id="135"/>
+    <w:bookmarkStart w:id="136" w:name="컨설팅-가이드-4"/>
     <w:p>
       <w:pPr>
         <w:pStyle w:val="Heading2"/>
@@ -17100,8 +17210,8 @@
         <w:t xml:space="preserve">규율처럼 업무 흐름 자체에 축적을 심는 것이 회피법이다. 넷째, 프라이버시 사후 대응이다. 반출 금지 데이터의 범위를 사고가 난 뒤에 정하는 회사가 의외로 많다 — 활성화 첫 주에 정의하는 것이 컨설턴트의 의무다.</w:t>
       </w:r>
     </w:p>
-    <w:bookmarkEnd w:id="130"/>
-    <w:bookmarkStart w:id="131" w:name="정직한-평가-지능의-임대와-그-대가"/>
+    <w:bookmarkEnd w:id="136"/>
+    <w:bookmarkStart w:id="137" w:name="정직한-평가-지능의-임대와-그-대가"/>
     <w:p>
       <w:pPr>
         <w:pStyle w:val="Heading2"/>
@@ -17239,8 +17349,8 @@
         <w:t xml:space="preserve">로의 도약은 다음 장에서 시작된다.</w:t>
       </w:r>
     </w:p>
-    <w:bookmarkEnd w:id="131"/>
-    <w:bookmarkStart w:id="132" w:name="핵심-요약-7"/>
+    <w:bookmarkEnd w:id="137"/>
+    <w:bookmarkStart w:id="138" w:name="핵심-요약-7"/>
     <w:p>
       <w:pPr>
         <w:pStyle w:val="Heading2"/>
@@ -17378,8 +17488,8 @@
         <w:t xml:space="preserve">정직한 한계는 범용 LLM 의존(지능의 임대)과 데이터 프라이버시, 거버넌스 공백이다. 오늘의 문서 축적과 정형화가 내일 온톨로지에 적재될 지식의 품질을 결정하며, 그 도약의 아키텍처가 16장의 주제다.</w:t>
       </w:r>
     </w:p>
-    <w:bookmarkEnd w:id="132"/>
-    <w:bookmarkStart w:id="133" w:name="이-장의-참고문헌-7"/>
+    <w:bookmarkEnd w:id="138"/>
+    <w:bookmarkStart w:id="139" w:name="이-장의-참고문헌-7"/>
     <w:p>
       <w:pPr>
         <w:pStyle w:val="Heading2"/>
@@ -17593,9 +17703,9 @@
         <w:t xml:space="preserve">이 책 1부 2장(디지털 3정5S)·3장(눈으로 보는 관리)·5장(DMAIC 데이터 루프와 LLM 무한 루프), 2부 16장(확장 부스터: 서드브레인 아키텍처 구축).</w:t>
       </w:r>
     </w:p>
-    <w:bookmarkEnd w:id="133"/>
-    <w:bookmarkEnd w:id="134"/>
-    <w:bookmarkStart w:id="152" w:name="제16장.-확장-부스터-서드브레인-아키텍처-구축"/>
+    <w:bookmarkEnd w:id="139"/>
+    <w:bookmarkEnd w:id="140"/>
+    <w:bookmarkStart w:id="158" w:name="제16장.-확장-부스터-서드브레인-아키텍처-구축"/>
     <w:p>
       <w:pPr>
         <w:pStyle w:val="Heading1"/>
@@ -17673,7 +17783,7 @@
         <w:t xml:space="preserve">15장의 결론은 명확했다. Odoo에 내장된 AI는 기록 위의 지능으로서 훌륭한 출발점이지만, 세 가지가 부족하다. 유한능력의 정밀한 계획 능력, 시스템 경계를 넘는 자동화의 배관, 그리고 기업의 의미 구조를 이해하는 온톨로지 기억이다. 이 장은 그 결핍을 메우는 확장 부스터 — frePPLe, n8n과 Dify, Neo4j GraphRAG, 그리고 Ollama/Claude의 LLM 이중화 — 를 ’기능 소개’가 아니라 ’구축 컨설팅’의 관점에서 다룬다. 어떤 성숙도에서 어떤 부스터를 어떤 순서로 도입하고, 보안과 비용은 어떻게 설계하며, 무엇이 어렵고 무엇을 각오해야 하는가. 1부 7장에서 그린 예측 플랫폼 아키텍처의 실장(實裝) 매뉴얼이 이 장의 정체다.</w:t>
       </w:r>
     </w:p>
-    <w:bookmarkStart w:id="135" w:name="왜-부스터인가-병립의-함정과-원플랫폼쓰리부스터"/>
+    <w:bookmarkStart w:id="141" w:name="왜-부스터인가-병립의-함정과-원플랫폼쓰리부스터"/>
     <w:p>
       <w:pPr>
         <w:pStyle w:val="Heading2"/>
@@ -17849,8 +17959,8 @@
         <w:t xml:space="preserve">그 상태에 도달하는가이다. 그 논의를 위해 먼저 각 부스터의 정체를 컨설턴트의 언어로 해부한다.</w:t>
       </w:r>
     </w:p>
-    <w:bookmarkEnd w:id="135"/>
-    <w:bookmarkStart w:id="140" w:name="세-부스터의-해부-계획-자동화-지식"/>
+    <w:bookmarkEnd w:id="141"/>
+    <w:bookmarkStart w:id="146" w:name="세-부스터의-해부-계획-자동화-지식"/>
     <w:p>
       <w:pPr>
         <w:pStyle w:val="Heading2"/>
@@ -17859,7 +17969,7 @@
         <w:t xml:space="preserve">16.2 세 부스터의 해부: 계획, 자동화, 지식</w:t>
       </w:r>
     </w:p>
-    <w:bookmarkStart w:id="136" w:name="계획-부스터-frepple-유한능력의-세계로"/>
+    <w:bookmarkStart w:id="142" w:name="계획-부스터-frepple-유한능력의-세계로"/>
     <w:p>
       <w:pPr>
         <w:pStyle w:val="Heading3"/>
@@ -17876,8 +17986,8 @@
         <w:t xml:space="preserve">13장에서 확인했듯 Odoo의 제조 관리는 MRP와 MPS, 간트 계획까지 지원하지만, 표준 스케줄러는 자원 능력의 제약을 정밀하게 반영하는 데 한계가 있다. 설비 8대와 작업자 12명, 자재 입고 일정이라는 유한한 제약 아래 수백 개 제조 오더의 순서를 최적화하는 문제는 전문 APS(Advanced Planning and Scheduling)의 영역이다. frePPLe는 가장 널리 쓰이는 오픈소스 APS로, 자원·인력·자재·리드타임의 제약을 모두 반영한 유한능력(finite capacity) 계획과 스케줄을 생성하고, 통계적 수요예측과 안전재고 계획, 시나리오 비교(What-if)까지 계획 업무 전반을 포괄한다(frePPLe 공식 문서). 결정적으로 Odoo 공식 커넥터가 있다. 품목·BOM·워크센터·판매 오더·재고를 frePPLe로 보내고, 계산된 제조·구매 오더 제안을 Odoo로 돌려받는다. ERP를 바꾸지 않고 계획 두뇌만 이식하는 구조이며, 오픈코어 모델이므로 소규모 제조라면 커뮤니티 에디션과 커넥터만으로 시작할 수 있다. 1부 4장의 부품전개·일정계획 방법론과 7장의 편성 시뮬레이션이 이 엔진 위에서 실행된다.</w:t>
       </w:r>
     </w:p>
-    <w:bookmarkEnd w:id="136"/>
-    <w:bookmarkStart w:id="137" w:name="ax-부스터-n8n과-dify-배관과-작업대"/>
+    <w:bookmarkEnd w:id="142"/>
+    <w:bookmarkStart w:id="143" w:name="ax-부스터-n8n과-dify-배관과-작업대"/>
     <w:p>
       <w:pPr>
         <w:pStyle w:val="Heading3"/>
@@ -17950,8 +18060,8 @@
         <w:t xml:space="preserve">의 지능 구성에 강하다. 실무 표준 패턴은 n8n이 이벤트를 감지해 Dify 앱의 API를 호출하고, Dify가 RAG와 LLM으로 판단한 결과를 n8n이 Odoo 레코드에 기록하는 접속이다.</w:t>
       </w:r>
     </w:p>
-    <w:bookmarkEnd w:id="137"/>
-    <w:bookmarkStart w:id="138" w:name="지식-부스터-neo4j-graphrag-서드브레인의-본체"/>
+    <w:bookmarkEnd w:id="143"/>
+    <w:bookmarkStart w:id="144" w:name="지식-부스터-neo4j-graphrag-서드브레인의-본체"/>
     <w:p>
       <w:pPr>
         <w:pStyle w:val="Heading3"/>
@@ -17992,8 +18102,8 @@
         <w:t xml:space="preserve">)이다. 15장에서 진단한 Odoo AI의 결정적 한계 — 온톨로지의 부재 — 를 정확히 메우는 층이며, 1부 7장의 디지털 트윈이 서는 무대이기도 하다. 이 그래프는 검색 인덱스를 넘어 개인지식과 기업지식이 만나는 심장이다. 베테랑의 노트가 LLM 구조화와 본인 승인·익명화를 거쳐 온톨로지에 기여하고(개인→기업), 회사의 사례·통계가 개인 질의의 컨텍스트로 돌아온다(기업→개인). 공통 코드체계 — 2장에서 정비한 데이터의 정위치 — 가 두 세계의 연결 고리가 된다(이형근, 2026).</w:t>
       </w:r>
     </w:p>
-    <w:bookmarkEnd w:id="138"/>
-    <w:bookmarkStart w:id="139" w:name="llm-이중화-ollama와-claude-데이터-주권과-성능의-분업"/>
+    <w:bookmarkEnd w:id="144"/>
+    <w:bookmarkStart w:id="145" w:name="llm-이중화-ollama와-claude-데이터-주권과-성능의-분업"/>
     <w:p>
       <w:pPr>
         <w:pStyle w:val="Heading3"/>
@@ -18010,9 +18120,9 @@
         <w:t xml:space="preserve">LLM 전략은 이중화다. Ollama는 Llama·Qwen 계열의 오픈소스 LLM을 자체 하드웨어(또는 전용 클라우드 GPU)에서 구동하게 하는 실행 환경으로, 프롬프트와 출력이 네트워크 밖으로 나가지 않아 데이터 주권을 확보하고 토큰당 과금을 제거한다. 반면 다단계 원인 분석, 장문 보고서, 코드 생성 같은 고난도 추론은 Claude 같은 프론티어 모델이 여전히 앞선다. 실무 설계는 과업의 민감도와 난이도의 2×2로 갈린다. 민감 데이터를 다루는 일상 과업(주문 분류, 불량 기록 구조화, 사내 문서 질의)은 자체 호스팅 소형 모델이, 민감 데이터를 익명화한 고난도 과업(경영 분석, 시나리오 해석)은 프론티어 모델이 맡는다. Dify와 n8n이 모델 추상화 계층을 제공하므로 이 라우팅은 코드 수정 없이 설정으로 운영되며, 특정 모델·특정 사업자에 대한 종속이 구조적으로 회피된다. 15장에서 지적한 Odoo AI의 범용 LLM 종속성에 대한 답이 바로 이 이중화다.</w:t>
       </w:r>
     </w:p>
-    <w:bookmarkEnd w:id="139"/>
-    <w:bookmarkEnd w:id="140"/>
-    <w:bookmarkStart w:id="141" w:name="무한-루프의-기술-스택-구현-배관-작업대-기억-두뇌-손발"/>
+    <w:bookmarkEnd w:id="145"/>
+    <w:bookmarkEnd w:id="146"/>
+    <w:bookmarkStart w:id="147" w:name="무한-루프의-기술-스택-구현-배관-작업대-기억-두뇌-손발"/>
     <w:p>
       <w:pPr>
         <w:pStyle w:val="Heading2"/>
@@ -18516,8 +18626,8 @@
         <w:t xml:space="preserve">이 구현에서 컨설턴트가 지켜야 할 설계 원칙은 하나다. 지능은 교체 가능하게, 기억과 배관은 안정되게. LLM은 몇 달 주기로 더 나은 모델이 나오는 소모성 부품이지만, 온톨로지와 코드체계, ETL 파이프라인은 기업의 축적 자산이다. 루프의 가치가 쌓이는 곳은 두뇌가 아니라 기억이라는 것 — 이것이 모델 경쟁의 소음 속에서 아키텍처가 흔들리지 않게 하는 중심추다.</w:t>
       </w:r>
     </w:p>
-    <w:bookmarkEnd w:id="141"/>
-    <w:bookmarkStart w:id="142" w:name="성숙도-단계별-도입-순서-어느-단계에서-무엇을"/>
+    <w:bookmarkEnd w:id="147"/>
+    <w:bookmarkStart w:id="148" w:name="성숙도-단계별-도입-순서-어느-단계에서-무엇을"/>
     <w:p>
       <w:pPr>
         <w:pStyle w:val="Heading2"/>
@@ -18874,8 +18984,8 @@
         <w:t xml:space="preserve">를 묻는 경영 질문이 쌓이기 전에 그래프를 세우는 것은 장식이고, 계획 최적화가 병목이 되기 전에 APS를 세우는 것도 장식이다. 실무적으로 n8n만은 예외적으로 이른 도입을 권한다. 1단계에서 외부 채널 수집의 배관으로 시작해 두면, 이후 모든 단계의 확장이 같은 캔버스 위의 워크플로 추가로 처리되기 때문이다. 확장의 최종 단계로, 센서 기반 예지보전이 필요해지는 시점에는 UMH(United Manufacturing Hub) 같은 산업 IoT 스택을 2단계 확장으로 더한다(이형근, 2026). 처음부터 모든 것을 세우지 않고 경영의 질문이 자라는 속도에 맞춰 부스터를 더하는 것 — 이것이 목표지향 설계의 아키텍처적 표현이다.</w:t>
       </w:r>
     </w:p>
-    <w:bookmarkEnd w:id="142"/>
-    <w:bookmarkStart w:id="143" w:name="하이브리드-보안과-비용-구조-데이터-주권을-구독료로"/>
+    <w:bookmarkEnd w:id="148"/>
+    <w:bookmarkStart w:id="149" w:name="하이브리드-보안과-비용-구조-데이터-주권을-구독료로"/>
     <w:p>
       <w:pPr>
         <w:pStyle w:val="Heading2"/>
@@ -19116,8 +19226,8 @@
         <w:t xml:space="preserve">비용 구조도 같은 철학 위에 선다. 전 구성 요소가 오픈소스·소스 공개형이므로 소프트웨어 라이선스는 0원이고, 자체 LLM·자동화·보안·백업을 포함한 규모별 월 구독제로 초기 투자가 제거된다. 초소형 사업자의 AI 도입을 막는 최대 장벽이 초기 비용이라는 조사(중소기업중앙회, 2024)를 정면으로 겨냥한 구조이며, 6장 6.11절의 3주 경량 모델 — 온보딩·지식적재·현장적용 — 이 이 비용 구조 위에서 성립한다. 다만 컨설턴트는 고객에게 정직해야 한다. 라이선스 0원은 총비용 0원이 아니다. 뒤의 16.8절에서 보듯 이 스택의 진짜 비용은 라이선스가 아니라 통합과 운영에 있으며, 구독료는 그 운영을 누군가 대신 감당하는 값이다.</w:t>
       </w:r>
     </w:p>
-    <w:bookmarkEnd w:id="143"/>
-    <w:bookmarkStart w:id="144" w:name="손끝의-서드브레인-모바일스마트글라스-시나리오"/>
+    <w:bookmarkEnd w:id="149"/>
+    <w:bookmarkStart w:id="150" w:name="손끝의-서드브레인-모바일스마트글라스-시나리오"/>
     <w:p>
       <w:pPr>
         <w:pStyle w:val="Heading2"/>
@@ -19331,8 +19441,8 @@
         <w:t xml:space="preserve">는 수집 설계 원칙의 극한 형태가 여기 있다. 음성과 시선이 입력 장치가 되는 순간, 기록 행위는 사실상 소멸하고 데이터의 정량 — 실시간 전수 수집 — 이 부산물로 달성된다.</w:t>
       </w:r>
     </w:p>
-    <w:bookmarkEnd w:id="144"/>
-    <w:bookmarkStart w:id="148" w:name="컨설팅-가이드-진단-질문-구축-순서-성공-판정"/>
+    <w:bookmarkEnd w:id="150"/>
+    <w:bookmarkStart w:id="154" w:name="컨설팅-가이드-진단-질문-구축-순서-성공-판정"/>
     <w:p>
       <w:pPr>
         <w:pStyle w:val="Heading2"/>
@@ -19341,7 +19451,7 @@
         <w:t xml:space="preserve">16.7 컨설팅 가이드: 진단 질문, 구축 순서, 성공 판정</w:t>
       </w:r>
     </w:p>
-    <w:bookmarkStart w:id="145" w:name="부스터별-진단-질문-체크리스트"/>
+    <w:bookmarkStart w:id="151" w:name="부스터별-진단-질문-체크리스트"/>
     <w:p>
       <w:pPr>
         <w:pStyle w:val="Heading3"/>
@@ -19523,8 +19633,8 @@
         <w:t xml:space="preserve">(공통) 부스터 도입의 성공을 판정할 KPI 기준선이 측정되어 있는가.</w:t>
       </w:r>
     </w:p>
-    <w:bookmarkEnd w:id="145"/>
-    <w:bookmarkStart w:id="146" w:name="구축-순서와-기간"/>
+    <w:bookmarkEnd w:id="151"/>
+    <w:bookmarkStart w:id="152" w:name="구축-순서와-기간"/>
     <w:p>
       <w:pPr>
         <w:pStyle w:val="Heading3"/>
@@ -19793,8 +19903,8 @@
         <w:t xml:space="preserve">기간은 데이터 성숙도에 따라 절반이 되거나 두 배가 된다. 특히 3~6주 차의 온톨로지 설계가 전체의 관문이다 — 여기서 부실하면 이후 모든 층이 부실해진다.</w:t>
       </w:r>
     </w:p>
-    <w:bookmarkEnd w:id="146"/>
-    <w:bookmarkStart w:id="147" w:name="성공-판정과-흔한-실패-2"/>
+    <w:bookmarkEnd w:id="152"/>
+    <w:bookmarkStart w:id="153" w:name="성공-판정과-흔한-실패-2"/>
     <w:p>
       <w:pPr>
         <w:pStyle w:val="Heading3"/>
@@ -19811,9 +19921,9 @@
         <w:t xml:space="preserve">성공 판정은 부스터별로 하나씩이다. frePPLe는 계획 수립 시간과 납기 회답 시간의 단축(예: 주 8시간→1시간, 회답 반나절→10분), n8n은 수작업 연계 시간의 소멸, Dify·Neo4j는 경영 질문 응답 커버리지와 근거 추적 가능성(6장 4단계 판정 기준의 계승), 루프 전체로는 첫 회전의 완주 — Define부터 Control까지 사람의 승인 게이트를 거쳐 Odoo 환류가 실제로 일어났는가 — 다. 흔한 실패는 세 가지다. 첫째, 기술 선행 — 질문 없이 그래프부터 세우고 적재할 의미를 찾아 헤매는 경우로, 대응은 6장 1단계로의 회귀뿐이다. 둘째, 파이프라인 방치 — ETL이 조용히 실패하는데 아무도 모르는 상태로, 파이프라인 자체를 감시 대상 KPI로 등록하는 것이 회피법이다. 셋째, 시범 루프의 과욕 — 첫 DMAIC 루프에 가장 어려운 문제를 태우는 경우로, 첫 회전은 데이터가 두텁고 이해관계가 단순한 KPI(예: 특정 품목군의 재고회전)로 시작해 성공 체험을 만드는 것이 옳다.</w:t>
       </w:r>
     </w:p>
-    <w:bookmarkEnd w:id="147"/>
-    <w:bookmarkEnd w:id="148"/>
-    <w:bookmarkStart w:id="149" w:name="정직한-평가-복잡성의-값"/>
+    <w:bookmarkEnd w:id="153"/>
+    <w:bookmarkEnd w:id="154"/>
+    <w:bookmarkStart w:id="155" w:name="정직한-평가-복잡성의-값"/>
     <w:p>
       <w:pPr>
         <w:pStyle w:val="Heading2"/>
@@ -19846,8 +19956,8 @@
         <w:t xml:space="preserve">그렇다면 누구에게 권하는가. 판단 기준은 세 가지다. ①단일 상용 스위트의 라이선스를 감당할 수 없거나 감당할 의사가 없는 규모(대체로 50인 이하)이면서, ②데이터 주권 — 민감 데이터의 외부 반출 통제 — 을 구조적으로 요구하며, ③운영을 감당할 파트너 또는 관리형 서비스를 확보할 수 있는 기업. 셋 중 하나라도 결여되면 대안을 보라. ①이 결여된 중견 이상이라면 상용 APS·BI의 병립도 관리 역량에 따라 유효하고, ③이 결여된 초소형이라면 자체 구축이 아니라 관리형 클라우드 구독(6장의 3주 경량 모델)이 답이다. 아키텍처는 이념이 아니라 적합성의 문제다 — 이 문장으로 부스터 논의를 닫고, 다음 장에서 2부 전체를 하나의 컨설팅 로드맵으로 결산한다.</w:t>
       </w:r>
     </w:p>
-    <w:bookmarkEnd w:id="149"/>
-    <w:bookmarkStart w:id="150" w:name="핵심-요약-8"/>
+    <w:bookmarkEnd w:id="155"/>
+    <w:bookmarkStart w:id="156" w:name="핵심-요약-8"/>
     <w:p>
       <w:pPr>
         <w:pStyle w:val="Heading2"/>
@@ -19955,8 +20065,8 @@
         <w:t xml:space="preserve">정직한 평가: 여섯 개 구성 요소의 통합·운영 복잡도, 숨은 비용, 책임 소재의 분산이 이 아키텍처의 값이다. 규모·데이터 주권 요구·운영 파트너의 세 조건을 충족하는 기업에게만 권하며, 조건이 결여되면 상용 병립 또는 관리형 구독이 대안이다.</w:t>
       </w:r>
     </w:p>
-    <w:bookmarkEnd w:id="150"/>
-    <w:bookmarkStart w:id="151" w:name="이-장의-참고문헌-8"/>
+    <w:bookmarkEnd w:id="156"/>
+    <w:bookmarkStart w:id="157" w:name="이-장의-참고문헌-8"/>
     <w:p>
       <w:pPr>
         <w:pStyle w:val="Heading2"/>
@@ -20073,9 +20183,9 @@
         <w:t xml:space="preserve">United Manufacturing Hub. 공식 문서. https://www.umh.app</w:t>
       </w:r>
     </w:p>
-    <w:bookmarkEnd w:id="151"/>
-    <w:bookmarkEnd w:id="152"/>
-    <w:bookmarkStart w:id="164" w:name="제17장.-2부-결산-모듈-도입-우선순위와-전사-컨설팅-로드맵"/>
+    <w:bookmarkEnd w:id="157"/>
+    <w:bookmarkEnd w:id="158"/>
+    <w:bookmarkStart w:id="170" w:name="제17장.-2부-결산-모듈-도입-우선순위와-전사-컨설팅-로드맵"/>
     <w:p>
       <w:pPr>
         <w:pStyle w:val="Heading1"/>
@@ -20130,7 +20240,7 @@
         <w:t xml:space="preserve">아홉 개 장에 걸쳐 모듈을 해부한 지금, 독자의 물음도 같을 것이다. 웹사이트와 이커머스(9장), CRM과 판매(10장), 매입(11장), 재고 관리(12장), 제조 관리(13장), 회계(14장), Odoo AI와 지식센터(15장), 그리고 확장 부스터(16장)까지 — 각 장은 그 자체로 완결된 컨설팅 단위였지만, 실제 기업은 모듈을 한꺼번에 도입하지 않으며 도입해서도 안 된다. 이 장은 2부 전체를 하나의 실행 체계로 접는다. 전 모듈을 한 장의 매트릭스로 종합하고, 모듈 사이를 흐르는 단일 원장의 데이터 흐름을 확인하고, 업종·규모별 도입 시나리오 세 가지를 제시한 뒤, 1부 6장의 AX 5단계 로드맵과 결합해 전사 컨설팅 마스터플랜의 템플릿으로 완성한다. 2부를 컨설팅 실행서로 선언했던 8장의 약속을 갚는 장이다.</w:t>
       </w:r>
     </w:p>
-    <w:bookmarkStart w:id="153" w:name="부가-걸어온-길-여덟-개의-렌즈-하나의-방법"/>
+    <w:bookmarkStart w:id="159" w:name="부가-걸어온-길-여덟-개의-렌즈-하나의-방법"/>
     <w:p>
       <w:pPr>
         <w:pStyle w:val="Heading2"/>
@@ -20147,8 +20257,8 @@
         <w:t xml:space="preserve">돌아보면 2부의 아홉 개 장은 모두 같은 구조 — 8장에서 선언한 컨설팅 8절 형식 — 로 쓰였다. 경영의 질문에서 출발해, 기능을 해부하고, 데이터 지도와 3정5S 체크포인트를 세우고, 보이는→말하는→추론하는 3단계를 모듈 위에 구현하고, 대표 KPI 하나로 DMAIC 루프를 돌리고, AI 적용 포인트를 확인하고, 컨설팅 가이드와 정직한 평가로 닫았다. 이 반복은 단조로움이 아니라 방법의 증명이었다. 1부에서 정립한 방법론 — 데이터의 3정5S(2장), 눈으로 보는 관리의 3단계(3장), DMAIC 데이터 루프(5장), AX 5단계 로드맵(6장), 온톨로지 예측 플랫폼(7장) — 이 어느 모듈에 대해서도 같은 힘으로 작동한다는 것, 즉 모듈은 다양해도 컨설팅의 문법은 하나라는 것이다. 이 문법의 일관성이야말로 단일 플랫폼 위에서 전사를 다루는 컨설턴트의 무기다. 이제 그 아홉 개 장을 한 장의 표로 포갠다.</w:t>
       </w:r>
     </w:p>
-    <w:bookmarkEnd w:id="153"/>
-    <w:bookmarkStart w:id="154" w:name="모듈데이터ai-적용-매트릭스"/>
+    <w:bookmarkEnd w:id="159"/>
+    <w:bookmarkStart w:id="160" w:name="모듈데이터ai-적용-매트릭스"/>
     <w:p>
       <w:pPr>
         <w:pStyle w:val="Heading2"/>
@@ -20922,8 +21032,8 @@
         <w:t xml:space="preserve">또 하나 읽어야 할 것은 KPI 열의 세로 방향, 즉 지표들 사이의 사슬이다. 전환율(9장)이 오르면 수주가 늘고, 수주가 늘면 재고와 제조의 부하가 변하며, 납기준수율(11·13장)이 흔들리면 매출의 시점이 밀리고, 그 모든 것이 현금전환주기(14장)라는 재무의 최종 지표로 수렴한다. 모듈별 KPI는 독립 변수가 아니라 하나의 인과 사슬 위의 마디이며, 이 사슬을 명시적으로 그려 두는 것이 6장에서 말한 KGI-질문-KPI 트리의 전사 버전이다. 실무적 함의는 분명하다. 어느 모듈의 DMAIC 루프가 개선을 만들면 그 효과는 사슬을 타고 다른 모듈의 KPI에 나타나므로, 개선의 판정은 모듈 안에서 하되 개선의 보고는 사슬 전체 — 궁극적으로 KGI — 위에서 해야 한다. 부분 최적의 함정(7장)을 지표 체계의 수준에서 막는 장치가 이 사슬이다.</w:t>
       </w:r>
     </w:p>
-    <w:bookmarkEnd w:id="154"/>
-    <w:bookmarkStart w:id="155" w:name="단일-원장의-데이터-흐름-주문에서-결산까지"/>
+    <w:bookmarkEnd w:id="160"/>
+    <w:bookmarkStart w:id="161" w:name="단일-원장의-데이터-흐름-주문에서-결산까지"/>
     <w:p>
       <w:pPr>
         <w:pStyle w:val="Heading2"/>
@@ -21090,8 +21200,8 @@
         <w:t xml:space="preserve">라는 경영자의 질문이 들어왔다고 하자. 회계의 이익 분해가 특정 제품군의 원가 상승을 지목하고(14장), 원가의 분해가 해당 제품군의 재작업 증가를 지목하며(13장), 재작업의 로트 역추적이 특정 자재 로트를 지목하고(12장), 자재 로트의 이력이 특정 공급업체의 대체 납품을 지목한다(11장). 네 개 모듈을 관통하는 이 역추적이 병립 아키텍처에서는 부서 네 곳에 걸친 몇 주짜리 조사이지만, 단일 원장과 온톨로지 그래프 위에서는 한 번의 경로 질의와 한 장의 서사 보고서다. 2부에서 모듈마다 데이터의 3정5S를 고집한 이유가 이 장면에 있다 — 사슬은 가장 약한 고리만큼만 강하다.</w:t>
       </w:r>
     </w:p>
-    <w:bookmarkEnd w:id="155"/>
-    <w:bookmarkStart w:id="159" w:name="업종규모별-도입-시나리오-3종"/>
+    <w:bookmarkEnd w:id="161"/>
+    <w:bookmarkStart w:id="165" w:name="업종규모별-도입-시나리오-3종"/>
     <w:p>
       <w:pPr>
         <w:pStyle w:val="Heading2"/>
@@ -21108,7 +21218,7 @@
         <w:t xml:space="preserve">모듈 도입의 순서에 보편 정답은 없지만, 업종과 규모가 정하는 전형은 있다. 순서를 결정하는 원리는 두 가지다. 하나는 가치의 원리 — 그 업종에서 경영 사각지대가 가장 크고 개선 여지 금액이 가장 큰 지점의 모듈부터 — 이고, 다른 하나는 기반의 원리 — 뒤에 올 모듈이 의존하는 데이터를 앞의 모듈이 만들어 놓도록 — 다. 두 원리가 충돌하면 기반이 이긴다. 가치가 큰 모듈이라도 그것이 의존하는 데이터가 없으면 도입은 실패하기 때문이다. 이 원리 위에서, 컨설팅 현장에서 가장 자주 만나는 세 유형의 표준 시나리오를 제시한다. 각 시나리오의 기간은 6장 로드맵과 같은 50인 이하 기준의 경험적 추정이며, 성숙도 목표는 7장의 5단계를 따른다.</w:t>
       </w:r>
     </w:p>
-    <w:bookmarkStart w:id="156" w:name="시나리오-a-1인-이커머스-3주-경량-모델로-시작한다"/>
+    <w:bookmarkStart w:id="162" w:name="시나리오-a-1인-이커머스-3주-경량-모델로-시작한다"/>
     <w:p>
       <w:pPr>
         <w:pStyle w:val="Heading3"/>
@@ -21400,8 +21510,8 @@
         <w:t xml:space="preserve">주의점은 하나다. 성장이 이 시나리오의 변수다. 월 주문이 수백 건을 넘고 사입·위탁이 섞이기 시작하면 재고 관리의 로케이션 체계(12장)를 정식으로 세워야 하며, 그 시점이 경량 모델에서 정식 방법론으로 이행하는 관문이다. 같은 플랫폼 위에 있으므로 이행에 재구축은 없다.</w:t>
       </w:r>
     </w:p>
-    <w:bookmarkEnd w:id="156"/>
-    <w:bookmarkStart w:id="157" w:name="시나리오-b-550인-제조-재고에서-시작해-제조로-오른다"/>
+    <w:bookmarkEnd w:id="162"/>
+    <w:bookmarkStart w:id="163" w:name="시나리오-b-550인-제조-재고에서-시작해-제조로-오른다"/>
     <w:p>
       <w:pPr>
         <w:pStyle w:val="Heading3"/>
@@ -21743,8 +21853,8 @@
         <w:t xml:space="preserve">전체 약 9~13개월로, 6장 표준 시나리오의 기간과 포개진다. 성공의 관문은 2순서의 POP 정착이다. 현장 실적이 24시간 이내에 정확히 잡히지 않으면 4·5순서는 연기되어야 한다 — 사다리를 건너뛰지 않는다는 원칙은 모듈 순서에도 그대로 적용된다.</w:t>
       </w:r>
     </w:p>
-    <w:bookmarkEnd w:id="157"/>
-    <w:bookmarkStart w:id="158" w:name="시나리오-c-유통서비스1050인-고객-접점에서-시작해-회계로-닫는다"/>
+    <w:bookmarkEnd w:id="163"/>
+    <w:bookmarkStart w:id="164" w:name="시나리오-c-유통서비스1050인-고객-접점에서-시작해-회계로-닫는다"/>
     <w:p>
       <w:pPr>
         <w:pStyle w:val="Heading3"/>
@@ -22171,9 +22281,9 @@
         <w:t xml:space="preserve">열이 비어 있는 도입 계획은 계획이 아니라 설치 일정표에 불과하다. 개통은 시작이고, 그 모듈의 KPI가 말하고 추론하기 시작할 때 비로소 도입이 완료된다.</w:t>
       </w:r>
     </w:p>
-    <w:bookmarkEnd w:id="158"/>
-    <w:bookmarkEnd w:id="159"/>
-    <w:bookmarkStart w:id="160" w:name="전사-컨설팅-마스터플랜-5단계-로드맵과-모듈-순서의-결합"/>
+    <w:bookmarkEnd w:id="164"/>
+    <w:bookmarkEnd w:id="165"/>
+    <w:bookmarkStart w:id="166" w:name="전사-컨설팅-마스터플랜-5단계-로드맵과-모듈-순서의-결합"/>
     <w:p>
       <w:pPr>
         <w:pStyle w:val="Heading2"/>
@@ -22531,8 +22641,8 @@
         <w:t xml:space="preserve">동시에 이 템플릿은 기업 실무자의 검증 도구이기도 하다. 외부 제안서를 받았을 때 물어야 할 질문이 표에서 나온다. 진단 없이 모듈 목록부터 제시하는 제안, 성숙도 1단계 관문 없이 AI를 약속하는 제안, 성공 판정 기준이 KGI 기준선과 연결되지 않은 제안 — 모두 이 템플릿에 비추면 결격이 드러난다. 컨설턴트를 검증하는 가장 좋은 도구는 컨설턴트의 방법론 그 자체다.</w:t>
       </w:r>
     </w:p>
-    <w:bookmarkEnd w:id="160"/>
-    <w:bookmarkStart w:id="161" w:name="부의-핵심-메시지-그리고-3부로"/>
+    <w:bookmarkEnd w:id="166"/>
+    <w:bookmarkStart w:id="167" w:name="부의-핵심-메시지-그리고-3부로"/>
     <w:p>
       <w:pPr>
         <w:pStyle w:val="Heading2"/>
@@ -22583,8 +22693,8 @@
         <w:t xml:space="preserve">남은 것은 증명이다. 방법론과 실행 체계가 실제 기업에서 어떤 성과를 만드는가. 3부에서는 부문별 온톨로지의 작동 메커니즘 — 영업·구매·생산·품질·회계의 데이터가 지식그래프에서 실제로 어떻게 연결되고 어떤 질문에 답하는가 — 을 파고들고, 국내외 도입 사례의 성과 수치와 함께 서드브레인 경영의 실증을 다룬다. 도구의 해부는 끝났다. 이제 도구가 일하는 모습을 볼 차례다.</w:t>
       </w:r>
     </w:p>
-    <w:bookmarkEnd w:id="161"/>
-    <w:bookmarkStart w:id="162" w:name="핵심-요약-9"/>
+    <w:bookmarkEnd w:id="167"/>
+    <w:bookmarkStart w:id="168" w:name="핵심-요약-9"/>
     <w:p>
       <w:pPr>
         <w:pStyle w:val="Heading2"/>
@@ -22677,8 +22787,8 @@
         <w:t xml:space="preserve">2부의 결론: 모듈 컨설팅의 본질은 데이터 정비이고, 모든 모듈은 같은 성숙도 사다리를 오르며, 결핍은 질문이 요구할 때만 부스터로 메운다. 3부는 부문별 온톨로지의 작동 메커니즘과 성과 사례로 이 방법론을 실증한다.</w:t>
       </w:r>
     </w:p>
-    <w:bookmarkEnd w:id="162"/>
-    <w:bookmarkStart w:id="163" w:name="이-장의-참고문헌-9"/>
+    <w:bookmarkEnd w:id="168"/>
+    <w:bookmarkStart w:id="169" w:name="이-장의-참고문헌-9"/>
     <w:p>
       <w:pPr>
         <w:pStyle w:val="Heading2"/>
@@ -22773,8 +22883,8 @@
         <w:t xml:space="preserve">일본 생산관리 고전. 『다품종소량·수주생산의 생산관리』 (본서 연구자료).</w:t>
       </w:r>
     </w:p>
-    <w:bookmarkEnd w:id="163"/>
-    <w:bookmarkEnd w:id="164"/>
+    <w:bookmarkEnd w:id="169"/>
+    <w:bookmarkEnd w:id="170"/>
     <w:sectPr/>
   </w:body>
 </w:document>

--- a/book/v2/AI_ERP_혁명_Odoo와_지능형ERP_2부.docx
+++ b/book/v2/AI_ERP_혁명_Odoo와_지능형ERP_2부.docx
@@ -156,7 +156,7 @@
       </w:r>
     </w:p>
     <w:bookmarkEnd w:id="23"/>
-    <w:bookmarkStart w:id="42" w:name="제8장.-odoo-플랫폼-총론-왜-단일-플랫폼인가-그리고-컨설팅-구조"/>
+    <w:bookmarkStart w:id="45" w:name="제8장.-odoo-플랫폼-총론-왜-단일-플랫폼인가-그리고-컨설팅-구조"/>
     <w:p>
       <w:pPr>
         <w:pStyle w:val="Heading1"/>
@@ -608,7 +608,7 @@
     </w:p>
     <w:bookmarkEnd w:id="26"/>
     <w:bookmarkEnd w:id="27"/>
-    <w:bookmarkStart w:id="30" w:name="단일-postgresql-위의-70개-앱-데이터-정위치의-플랫폼적-보장"/>
+    <w:bookmarkStart w:id="33" w:name="단일-postgresql-위의-70개-앱-데이터-정위치의-플랫폼적-보장"/>
     <w:p>
       <w:pPr>
         <w:pStyle w:val="Heading2"/>
@@ -617,7 +617,62 @@
         <w:t xml:space="preserve">8.3 단일 PostgreSQL 위의 70개 앱: 데이터 정위치의 플랫폼적 보장</w:t>
       </w:r>
     </w:p>
-    <w:bookmarkStart w:id="28" w:name="아키텍처-한-문장의-철학적-무게"/>
+    <w:p>
+      <w:pPr>
+        <w:pStyle w:val="CaptionedFigure"/>
+      </w:pPr>
+      <w:r>
+        <w:drawing>
+          <wp:inline>
+            <wp:extent cx="4206240" cy="2505845"/>
+            <wp:effectExtent b="0" l="0" r="0" t="0"/>
+            <wp:docPr descr="그림 8-2. 단일 PostgreSQL 위의 70+ 앱 — 데이터 정위치의 플랫폼적 보장" title="" id="29" name="Picture"/>
+            <a:graphic>
+              <a:graphicData uri="http://schemas.openxmlformats.org/drawingml/2006/picture">
+                <pic:pic>
+                  <pic:nvPicPr>
+                    <pic:cNvPr descr="figures/fig_82_pg_hub.png" id="30" name="Picture"/>
+                    <pic:cNvPicPr>
+                      <a:picLocks noChangeArrowheads="1" noChangeAspect="1"/>
+                    </pic:cNvPicPr>
+                  </pic:nvPicPr>
+                  <pic:blipFill>
+                    <a:blip r:embed="rId28"/>
+                    <a:stretch>
+                      <a:fillRect/>
+                    </a:stretch>
+                  </pic:blipFill>
+                  <pic:spPr bwMode="auto">
+                    <a:xfrm>
+                      <a:off x="0" y="0"/>
+                      <a:ext cx="4206240" cy="2505845"/>
+                    </a:xfrm>
+                    <a:prstGeom prst="rect">
+                      <a:avLst/>
+                    </a:prstGeom>
+                    <a:noFill/>
+                    <a:ln w="9525">
+                      <a:noFill/>
+                      <a:headEnd/>
+                      <a:tailEnd/>
+                    </a:ln>
+                  </pic:spPr>
+                </pic:pic>
+              </a:graphicData>
+            </a:graphic>
+          </wp:inline>
+        </w:drawing>
+      </w:r>
+    </w:p>
+    <w:p>
+      <w:pPr>
+        <w:pStyle w:val="ImageCaption"/>
+      </w:pPr>
+      <w:r>
+        <w:t xml:space="preserve">그림 8-2. 단일 PostgreSQL 위의 70+ 앱 — 데이터 정위치의 플랫폼적 보장</w:t>
+      </w:r>
+    </w:p>
+    <w:bookmarkStart w:id="31" w:name="아키텍처-한-문장의-철학적-무게"/>
     <w:p>
       <w:pPr>
         <w:pStyle w:val="Heading3"/>
@@ -680,8 +735,8 @@
         <w:t xml:space="preserve">라는 연결 질문에 즉답이 나오는 것은 통합의 깊이가 다르기 때문이다. 그리고 7장의 온톨로지 관점에서 보면, Odoo의 ORM 스키마 — 모델과 필드와 관계 필드 — 는 이미 기업 활동의 스키마이며, 서드브레인 구축은 흩어진 것을 잇는 작업이 아니라 이미 이어진 관계형 스키마를 의미 기반 그래프로 승격시키는 작업이 된다. 온톨로지는 단일 원천 위에서만 모래성이 아니다.</w:t>
       </w:r>
     </w:p>
-    <w:bookmarkEnd w:id="28"/>
-    <w:bookmarkStart w:id="29" w:name="플랫폼이-보장하는-것과-보장하지-않는-것"/>
+    <w:bookmarkEnd w:id="31"/>
+    <w:bookmarkStart w:id="32" w:name="플랫폼이-보장하는-것과-보장하지-않는-것"/>
     <w:p>
       <w:pPr>
         <w:pStyle w:val="Heading3"/>
@@ -731,9 +786,9 @@
         <w:t xml:space="preserve">통합의 효과는 도입 기업들의 증언에서 일관되게 확인된다. 스위스의 침구 제조사 Albis Bettwarenfabrik은 제품 1,900종과 변형 5,600개 이상을 고립된 레거시 시스템들에서 관리하다가 구매·제조·재고·회계를 Odoo 단일 플랫폼으로 통합했고, 주문 접수 즉시 자재 소요량이 자동 산출되는 데이터 기반 수요계획을 구현했다(Odoo 공식 고객 사례, 2024). 독일의 센서 제조사 Kompass GmbH는 다단계 BOM을 제한 없이 매핑해 재고의 사각지대를 제거하고 제조 부문 생산성을 최대 50% 끌어올렸다고 보고한다(Odoo 공식 고객 사례). 개별 기능의 우수성이 아니라 하나의 원장이라는 사실 자체가 성과의 원천이라는 점에서, 두 사례는 이 절의 논지에 대한 현장의 방증이다.</w:t>
       </w:r>
     </w:p>
-    <w:bookmarkEnd w:id="29"/>
-    <w:bookmarkEnd w:id="30"/>
-    <w:bookmarkStart w:id="33" w:name="부를-읽는-렌즈-1부-방법론-요약과-공통-8절-구조"/>
+    <w:bookmarkEnd w:id="32"/>
+    <w:bookmarkEnd w:id="33"/>
+    <w:bookmarkStart w:id="36" w:name="부를-읽는-렌즈-1부-방법론-요약과-공통-8절-구조"/>
     <w:p>
       <w:pPr>
         <w:pStyle w:val="Heading2"/>
@@ -742,7 +797,7 @@
         <w:t xml:space="preserve">8.4 2부를 읽는 렌즈: 1부 방법론 요약과 공통 8절 구조</w:t>
       </w:r>
     </w:p>
-    <w:bookmarkStart w:id="31" w:name="다섯-개의-방법론-하나의-관통-원리"/>
+    <w:bookmarkStart w:id="34" w:name="다섯-개의-방법론-하나의-관통-원리"/>
     <w:p>
       <w:pPr>
         <w:pStyle w:val="Heading3"/>
@@ -1011,8 +1066,8 @@
         <w:t xml:space="preserve">이 다섯을 관통하는 원리는 하나다. 데이터는 위로, 판단은 아래로. 현장과 고객 접점에서 발생 시점에 수집된 데이터가 정돈된 코드 위로 흘러 올라가 학습과 추론의 재료가 되고, 그 추론의 결과가 파라미터와 규칙과 브리핑의 형태로 현장에 되돌아온다. Odoo의 각 모듈은 이 환류 루프의 마디들이며, 2부는 모듈이라는 마디 하나하나에서 루프를 어떻게 설계하는가를 다룬다.</w:t>
       </w:r>
     </w:p>
-    <w:bookmarkEnd w:id="31"/>
-    <w:bookmarkStart w:id="32" w:name="모듈-장-공통-8절-구조"/>
+    <w:bookmarkEnd w:id="34"/>
+    <w:bookmarkStart w:id="35" w:name="모듈-장-공통-8절-구조"/>
     <w:p>
       <w:pPr>
         <w:pStyle w:val="Heading3"/>
@@ -1213,9 +1268,9 @@
         <w:t xml:space="preserve">이 8절 구조는 독서의 편의 장치이기 이전에 컨설팅의 작업 순서다. 실제 프로젝트에서 컨설턴트는 모듈을 이 순서로 다룬다 — 고객의 경영 질문을 확정하고(1절), 도구의 가능 범위를 확인하고(2절), 데이터의 지반을 다지고(3절), 가시화와 경보를 세우고(4절), 개선 루프를 한 바퀴 돌려 보이고(5절), 지능화의 다음 단계를 설계하고(6절), 이 전체를 일정과 판정 기준이 있는 계획으로 만들며(7절), 마지막으로 고객이 감수할 한계를 서면으로 남긴다(8절). 따라서 각 장은 그 자체로 해당 모듈의 컨설팅 제안서 골격이기도 하다. 독자가 자사에 특정 모듈만 도입하려 한다면 해당 장의 8개 절을 그대로 프로젝트 문서의 목차로 옮겨도 무방하도록 썼다.</w:t>
       </w:r>
     </w:p>
-    <w:bookmarkEnd w:id="32"/>
-    <w:bookmarkEnd w:id="33"/>
-    <w:bookmarkStart w:id="37" w:name="모듈-지도-가치사슬-위의-배치"/>
+    <w:bookmarkEnd w:id="35"/>
+    <w:bookmarkEnd w:id="36"/>
+    <w:bookmarkStart w:id="40" w:name="모듈-지도-가치사슬-위의-배치"/>
     <w:p>
       <w:pPr>
         <w:pStyle w:val="Heading2"/>
@@ -1233,18 +1288,18 @@
           <wp:inline>
             <wp:extent cx="4206240" cy="2355494"/>
             <wp:effectExtent b="0" l="0" r="0" t="0"/>
-            <wp:docPr descr="그림 8-1. 가치사슬 위의 Odoo 모듈 지도 — 제2부를 읽는 안내 지도" title="" id="35" name="Picture"/>
+            <wp:docPr descr="그림 8-1. 가치사슬 위의 Odoo 모듈 지도 — 제2부를 읽는 안내 지도" title="" id="38" name="Picture"/>
             <a:graphic>
               <a:graphicData uri="http://schemas.openxmlformats.org/drawingml/2006/picture">
                 <pic:pic>
                   <pic:nvPicPr>
-                    <pic:cNvPr descr="figures/fig_81_module_map.png" id="36" name="Picture"/>
+                    <pic:cNvPr descr="figures/fig_81_module_map.png" id="39" name="Picture"/>
                     <pic:cNvPicPr>
                       <a:picLocks noChangeArrowheads="1" noChangeAspect="1"/>
                     </pic:cNvPicPr>
                   </pic:nvPicPr>
                   <pic:blipFill>
-                    <a:blip r:embed="rId34"/>
+                    <a:blip r:embed="rId37"/>
                     <a:stretch>
                       <a:fillRect/>
                     </a:stretch>
@@ -1997,8 +2052,8 @@
         <w:t xml:space="preserve">이 지도에서 세 가지를 읽어야 한다. 첫째, 데이터의 흐름은 사슬을 관통한다. 웹의 방문 이벤트가 판매 주문이 되고, 주문이 재고를 예약하고, 재고가 제조와 구매를 당기고, 모든 것이 회계 전표로 마감되는 단일 원장의 흐름이 모듈 경계에서 끊기지 않는다(17장에서 이 흐름도를 종합한다). 둘째, 인사·프로젝트·POS·마케팅 등 이 책이 별도의 장으로 다루지 않는 앱들도 같은 원장 위에 있으며, 각 장의 원리는 그 앱들에 유추 적용된다. 셋째, 지능 계층(15~16장)은 특정 모듈이 아니라 사슬 전체를 덮는다. 각 모듈 장의 6절(AI 적용 포인트)은 이 계층의 모듈별 착륙 지점이다.</w:t>
       </w:r>
     </w:p>
-    <w:bookmarkEnd w:id="37"/>
-    <w:bookmarkStart w:id="38" w:name="도입-원칙-단일-플랫폼에서-시작해-모듈로-확장한다"/>
+    <w:bookmarkEnd w:id="40"/>
+    <w:bookmarkStart w:id="41" w:name="도입-원칙-단일-플랫폼에서-시작해-모듈로-확장한다"/>
     <w:p>
       <w:pPr>
         <w:pStyle w:val="Heading2"/>
@@ -2077,8 +2132,8 @@
         <w:t xml:space="preserve">시작 모듈의 선택은 업종과 병목이 결정한다. 온라인 판매 중심 기업은 9장의 이커머스와 12장의 재고에서, 수주형 제조기업은 10장의 판매와 13장의 제조에서, 관리 부문의 마감 부담이 병목인 기업은 14장의 회계에서 시작하는 것이 통례이며, 업종·규모별 3종 시나리오는 17장에서 종합한다. 어느 경로든 불변의 선행 조건은 하나다. 첫 모듈을 열기 전에 그 모듈의 기준정보에 2장의 3정5S를 적용하는 것 — 6장 로드맵의 1~2단계(진단과 기반)가 모듈 도입의 0주차라는 사실이다.</w:t>
       </w:r>
     </w:p>
-    <w:bookmarkEnd w:id="38"/>
-    <w:bookmarkStart w:id="39" w:name="컨설턴트의-검토-기준-무엇을-보고-odoo를-선택하는가"/>
+    <w:bookmarkEnd w:id="41"/>
+    <w:bookmarkStart w:id="42" w:name="컨설턴트의-검토-기준-무엇을-보고-odoo를-선택하는가"/>
     <w:p>
       <w:pPr>
         <w:pStyle w:val="Heading2"/>
@@ -2522,8 +2577,8 @@
         <w:t xml:space="preserve">이 아홉 가지가 모두 긍정으로 답해질 때 Odoo는 단순한 소프트웨어 선택이 아니라, 1부에서 설계한 지능형 ERP — 수집·학습·추론·환류의 루프가 도는 판단 시스템 — 의 토대가 된다. 그 토대 위에서 무엇이 어떻게 세워지는가. 다음 장부터, 고객이 기업을 처음 만나는 지점인 웹사이트와 이커머스에서 시작한다.</w:t>
       </w:r>
     </w:p>
-    <w:bookmarkEnd w:id="39"/>
-    <w:bookmarkStart w:id="40" w:name="핵심-요약"/>
+    <w:bookmarkEnd w:id="42"/>
+    <w:bookmarkStart w:id="43" w:name="핵심-요약"/>
     <w:p>
       <w:pPr>
         <w:pStyle w:val="Heading2"/>
@@ -2631,8 +2686,8 @@
         <w:t xml:space="preserve">컨설턴트의 검토 기준은 구조(단일 원천의 성립), 확장(부스터를 위한 개방성), 리스크(커스터마이징 거버넌스·업그레이드 비용·한국 로컬라이제이션)의 3면 검토이며, 아홉 항목 체크리스트로 판정한다.</w:t>
       </w:r>
     </w:p>
-    <w:bookmarkEnd w:id="40"/>
-    <w:bookmarkStart w:id="41" w:name="이-장의-참고문헌"/>
+    <w:bookmarkEnd w:id="43"/>
+    <w:bookmarkStart w:id="44" w:name="이-장의-참고문헌"/>
     <w:p>
       <w:pPr>
         <w:pStyle w:val="Heading2"/>
@@ -2869,9 +2924,9 @@
         <w:t xml:space="preserve">이 책 1부 1~7장 — 지능형 ERP 컨설팅 방법론.</w:t>
       </w:r>
     </w:p>
-    <w:bookmarkEnd w:id="41"/>
-    <w:bookmarkEnd w:id="42"/>
-    <w:bookmarkStart w:id="58" w:name="제9장.-웹사이트이커머스-고객-접점의-컨설팅"/>
+    <w:bookmarkEnd w:id="44"/>
+    <w:bookmarkEnd w:id="45"/>
+    <w:bookmarkStart w:id="67" w:name="제9장.-웹사이트이커머스-고객-접점의-컨설팅"/>
     <w:p>
       <w:pPr>
         <w:pStyle w:val="Heading1"/>
@@ -2900,7 +2955,7 @@
         <w:t xml:space="preserve">— Jacob Grundy, 의류 소매업 IT &amp; 시스템 매니저 (Odoo 공식 소개자료)</w:t>
       </w:r>
     </w:p>
-    <w:bookmarkStart w:id="43" w:name="경영의-질문-고객은-어디서-오고-왜-사지-않는가"/>
+    <w:bookmarkStart w:id="46" w:name="경영의-질문-고객은-어디서-오고-왜-사지-않는가"/>
     <w:p>
       <w:pPr>
         <w:pStyle w:val="Heading2"/>
@@ -2981,8 +3036,8 @@
         <w:t xml:space="preserve">라는 단순한 연결 질문조차 답할 수 없는 질문이 된다. 8장에서 논한 단일 원장의 가치가 가장 선명하게 드러나는 곳이 바로 이 고객 접점이다.</w:t>
       </w:r>
     </w:p>
-    <w:bookmarkEnd w:id="43"/>
-    <w:bookmarkStart w:id="44" w:name="기능-해부-접점-구축과-자동-연동의-도구"/>
+    <w:bookmarkEnd w:id="46"/>
+    <w:bookmarkStart w:id="50" w:name="기능-해부-접점-구축과-자동-연동의-도구"/>
     <w:p>
       <w:pPr>
         <w:pStyle w:val="Heading2"/>
@@ -2993,7 +3048,62 @@
     </w:p>
     <w:p>
       <w:pPr>
-        <w:pStyle w:val="FirstParagraph"/>
+        <w:pStyle w:val="CaptionedFigure"/>
+      </w:pPr>
+      <w:r>
+        <w:drawing>
+          <wp:inline>
+            <wp:extent cx="4206240" cy="2190750"/>
+            <wp:effectExtent b="0" l="0" r="0" t="0"/>
+            <wp:docPr descr="그림 9-2. 주문 한 건의 자동 연쇄 — 사람 손 없이 이어지는 흐름" title="" id="48" name="Picture"/>
+            <a:graphic>
+              <a:graphicData uri="http://schemas.openxmlformats.org/drawingml/2006/picture">
+                <pic:pic>
+                  <pic:nvPicPr>
+                    <pic:cNvPr descr="figures/fig_92_order_chain.png" id="49" name="Picture"/>
+                    <pic:cNvPicPr>
+                      <a:picLocks noChangeArrowheads="1" noChangeAspect="1"/>
+                    </pic:cNvPicPr>
+                  </pic:nvPicPr>
+                  <pic:blipFill>
+                    <a:blip r:embed="rId47"/>
+                    <a:stretch>
+                      <a:fillRect/>
+                    </a:stretch>
+                  </pic:blipFill>
+                  <pic:spPr bwMode="auto">
+                    <a:xfrm>
+                      <a:off x="0" y="0"/>
+                      <a:ext cx="4206240" cy="2190750"/>
+                    </a:xfrm>
+                    <a:prstGeom prst="rect">
+                      <a:avLst/>
+                    </a:prstGeom>
+                    <a:noFill/>
+                    <a:ln w="9525">
+                      <a:noFill/>
+                      <a:headEnd/>
+                      <a:tailEnd/>
+                    </a:ln>
+                  </pic:spPr>
+                </pic:pic>
+              </a:graphicData>
+            </a:graphic>
+          </wp:inline>
+        </w:drawing>
+      </w:r>
+    </w:p>
+    <w:p>
+      <w:pPr>
+        <w:pStyle w:val="ImageCaption"/>
+      </w:pPr>
+      <w:r>
+        <w:t xml:space="preserve">그림 9-2. 주문 한 건의 자동 연쇄 — 사람 손 없이 이어지는 흐름</w:t>
+      </w:r>
+    </w:p>
+    <w:p>
+      <w:pPr>
+        <w:pStyle w:val="BodyText"/>
       </w:pPr>
       <w:r>
         <w:t xml:space="preserve">Odoo 웹사이트 빌더의 철학은</w:t>
@@ -3078,8 +3188,8 @@
         <w:t xml:space="preserve">기능의 목록은 여기까지로 충분하다. 컨설팅의 관점에서 기억할 것은 두 문장이다. 이 모듈은 사이트를 만들어 주지만 트래픽을 만들어 주지는 않는다. 그리고 이 모듈이 만드는 진짜 자산은 페이지가 아니라, 방문에서 결제까지의 행동 데이터가 거래 원장과 같은 데이터베이스에 쌓인다는 사실이다.</w:t>
       </w:r>
     </w:p>
-    <w:bookmarkEnd w:id="44"/>
-    <w:bookmarkStart w:id="47" w:name="데이터-지도와-3정5s-고객-행동-데이터의-정비"/>
+    <w:bookmarkEnd w:id="50"/>
+    <w:bookmarkStart w:id="53" w:name="데이터-지도와-3정5s-고객-행동-데이터의-정비"/>
     <w:p>
       <w:pPr>
         <w:pStyle w:val="Heading2"/>
@@ -3088,7 +3198,7 @@
         <w:t xml:space="preserve">9.3 데이터 지도와 3정5S: 고객 행동 데이터의 정비</w:t>
       </w:r>
     </w:p>
-    <w:bookmarkStart w:id="45" w:name="이-모듈의-데이터-지도"/>
+    <w:bookmarkStart w:id="51" w:name="이-모듈의-데이터-지도"/>
     <w:p>
       <w:pPr>
         <w:pStyle w:val="Heading3"/>
@@ -3547,8 +3657,8 @@
         <w:t xml:space="preserve">이 지도에서 3정의 의미를 먼저 정의한다. 이 모듈에서 데이터의 정위치란 모든 채널의 주문과 고객이 Odoo의 단일 레코드로 수렴하는 것이다 — 자사몰 주문과 오픈마켓 주문이 다른 시스템에 살면 정위치가 무너진다. 정품이란 사이트에 표시되는 상품 정보가 제품 마스터의 표준 표기와 실물에 일치하는 것이다 — 상세페이지의 규격과 마스터의 규격이 다르면 반품과 CS가 그 어긋남을 청구서로 만들어 돌아온다. 정량이란 사이트가 표시하는 가용 재고가 창고 실물과 일치하는 것이다 — 이것이 무너지면 품절 상품이 팔리고(고객 이탈), 있는 상품이 품절로 표시된다(기회 손실).</w:t>
       </w:r>
     </w:p>
-    <w:bookmarkEnd w:id="45"/>
-    <w:bookmarkStart w:id="46" w:name="데이터-5s-체크포인트"/>
+    <w:bookmarkEnd w:id="51"/>
+    <w:bookmarkStart w:id="52" w:name="데이터-5s-체크포인트"/>
     <w:p>
       <w:pPr>
         <w:pStyle w:val="Heading3"/>
@@ -3588,9 +3698,9 @@
         <w:t xml:space="preserve">행동 데이터에는 하나의 원칙을 더한다. 개인정보의 3정이다. 방문·행동 데이터의 수집 범위와 보존 기간, 동의 체계를 설계 단계에서 확정하는 것은 규제 대응이기 이전에 데이터 정품의 문제다. 동의 없이 수집된 데이터는 쓸 수 없는 데이터이며, 쓸 수 없는 데이터는 불용 재고와 같다.</w:t>
       </w:r>
     </w:p>
-    <w:bookmarkEnd w:id="46"/>
-    <w:bookmarkEnd w:id="47"/>
-    <w:bookmarkStart w:id="48" w:name="눈으로-보는-관리의-적용-퍼널이-보이고-이탈이-말하고-전환이-추론된다"/>
+    <w:bookmarkEnd w:id="52"/>
+    <w:bookmarkEnd w:id="53"/>
+    <w:bookmarkStart w:id="57" w:name="눈으로-보는-관리의-적용-퍼널이-보이고-이탈이-말하고-전환이-추론된다"/>
     <w:p>
       <w:pPr>
         <w:pStyle w:val="Heading2"/>
@@ -3601,7 +3711,62 @@
     </w:p>
     <w:p>
       <w:pPr>
-        <w:pStyle w:val="FirstParagraph"/>
+        <w:pStyle w:val="CaptionedFigure"/>
+      </w:pPr>
+      <w:r>
+        <w:drawing>
+          <wp:inline>
+            <wp:extent cx="4206240" cy="2926080"/>
+            <wp:effectExtent b="0" l="0" r="0" t="0"/>
+            <wp:docPr descr="그림 9-1. 전환 퍼널 — 방문에서 재구매까지, 단계별 통과율과 이탈 (수치는 예시)" title="" id="55" name="Picture"/>
+            <a:graphic>
+              <a:graphicData uri="http://schemas.openxmlformats.org/drawingml/2006/picture">
+                <pic:pic>
+                  <pic:nvPicPr>
+                    <pic:cNvPr descr="figures/fig_91_funnel.png" id="56" name="Picture"/>
+                    <pic:cNvPicPr>
+                      <a:picLocks noChangeArrowheads="1" noChangeAspect="1"/>
+                    </pic:cNvPicPr>
+                  </pic:nvPicPr>
+                  <pic:blipFill>
+                    <a:blip r:embed="rId54"/>
+                    <a:stretch>
+                      <a:fillRect/>
+                    </a:stretch>
+                  </pic:blipFill>
+                  <pic:spPr bwMode="auto">
+                    <a:xfrm>
+                      <a:off x="0" y="0"/>
+                      <a:ext cx="4206240" cy="2926080"/>
+                    </a:xfrm>
+                    <a:prstGeom prst="rect">
+                      <a:avLst/>
+                    </a:prstGeom>
+                    <a:noFill/>
+                    <a:ln w="9525">
+                      <a:noFill/>
+                      <a:headEnd/>
+                      <a:tailEnd/>
+                    </a:ln>
+                  </pic:spPr>
+                </pic:pic>
+              </a:graphicData>
+            </a:graphic>
+          </wp:inline>
+        </w:drawing>
+      </w:r>
+    </w:p>
+    <w:p>
+      <w:pPr>
+        <w:pStyle w:val="ImageCaption"/>
+      </w:pPr>
+      <w:r>
+        <w:t xml:space="preserve">그림 9-1. 전환 퍼널 — 방문에서 재구매까지, 단계별 통과율과 이탈 (수치는 예시)</w:t>
+      </w:r>
+    </w:p>
+    <w:p>
+      <w:pPr>
+        <w:pStyle w:val="BodyText"/>
       </w:pPr>
       <w:r>
         <w:t xml:space="preserve">1부 3장의 3단계 — 보이는, 말하는, 추론하는 — 를 이 모듈에 구현하는 방법을 차례로 본다.</w:t>
@@ -3855,8 +4020,8 @@
         </w:tc>
       </w:tr>
     </w:tbl>
-    <w:bookmarkEnd w:id="48"/>
-    <w:bookmarkStart w:id="49" w:name="dmaic-루프-시나리오-전환율-개선의-한-사이클"/>
+    <w:bookmarkEnd w:id="57"/>
+    <w:bookmarkStart w:id="58" w:name="dmaic-루프-시나리오-전환율-개선의-한-사이클"/>
     <w:p>
       <w:pPr>
         <w:pStyle w:val="Heading2"/>
@@ -4073,8 +4238,8 @@
         <w:t xml:space="preserve">라는 회의를 몇 번 거쳐 감으로 배너를 바꿨을 문제가, 정의–측정–분석–개선–관리의 한 회전으로 원인과 검증된 대책과 상시 감시 체계를 남겼다.</w:t>
       </w:r>
     </w:p>
-    <w:bookmarkEnd w:id="49"/>
-    <w:bookmarkStart w:id="50" w:name="지능형-ai-적용-포인트"/>
+    <w:bookmarkEnd w:id="58"/>
+    <w:bookmarkStart w:id="59" w:name="지능형-ai-적용-포인트"/>
     <w:p>
       <w:pPr>
         <w:pStyle w:val="Heading2"/>
@@ -4153,8 +4318,8 @@
         <w:t xml:space="preserve">— 행동 데이터와 콘텐츠 점검을 결합하는 질의로, 답의 품질은 9.3절에서 정비한 데이터의 품질에 정비례한다.</w:t>
       </w:r>
     </w:p>
-    <w:bookmarkEnd w:id="50"/>
-    <w:bookmarkStart w:id="54" w:name="컨설팅-가이드"/>
+    <w:bookmarkEnd w:id="59"/>
+    <w:bookmarkStart w:id="63" w:name="컨설팅-가이드"/>
     <w:p>
       <w:pPr>
         <w:pStyle w:val="Heading2"/>
@@ -4163,7 +4328,7 @@
         <w:t xml:space="preserve">9.7 컨설팅 가이드</w:t>
       </w:r>
     </w:p>
-    <w:bookmarkStart w:id="51" w:name="진단-질문-체크리스트"/>
+    <w:bookmarkStart w:id="60" w:name="진단-질문-체크리스트"/>
     <w:p>
       <w:pPr>
         <w:pStyle w:val="Heading3"/>
@@ -4315,8 +4480,8 @@
         <w:t xml:space="preserve">웹사이트 수정을 내부 인력이 직접 할 수 있는가, 건별 외주인가.</w:t>
       </w:r>
     </w:p>
-    <w:bookmarkEnd w:id="51"/>
-    <w:bookmarkStart w:id="52" w:name="구축-순서-주-단위"/>
+    <w:bookmarkEnd w:id="60"/>
+    <w:bookmarkStart w:id="61" w:name="구축-순서-주-단위"/>
     <w:p>
       <w:pPr>
         <w:pStyle w:val="Heading3"/>
@@ -4385,8 +4550,8 @@
         <w:t xml:space="preserve">9주차 이후: 확장. 오픈마켓 커넥터로 외부 채널 주문 수렴, 업셀링·프로모션 정교화, AI 챗봇과 추천 등 추론 단계는 데이터가 한 분기 이상 쌓인 뒤 착수한다.</w:t>
       </w:r>
     </w:p>
-    <w:bookmarkEnd w:id="52"/>
-    <w:bookmarkStart w:id="53" w:name="성공-판정-기준과-흔한-실패"/>
+    <w:bookmarkEnd w:id="61"/>
+    <w:bookmarkStart w:id="62" w:name="성공-판정-기준과-흔한-실패"/>
     <w:p>
       <w:pPr>
         <w:pStyle w:val="Heading3"/>
@@ -4421,9 +4586,9 @@
         <w:t xml:space="preserve">표준 블록 원칙을 헌장에 명문화한다)다.</w:t>
       </w:r>
     </w:p>
-    <w:bookmarkEnd w:id="53"/>
-    <w:bookmarkEnd w:id="54"/>
-    <w:bookmarkStart w:id="55" w:name="정직한-평가"/>
+    <w:bookmarkEnd w:id="62"/>
+    <w:bookmarkEnd w:id="63"/>
+    <w:bookmarkStart w:id="64" w:name="정직한-평가"/>
     <w:p>
       <w:pPr>
         <w:pStyle w:val="Heading2"/>
@@ -4474,8 +4639,8 @@
         <w:t xml:space="preserve">따라서 국내 실무의 정답은 흔히 대체가 아니라 병행이다. 네이버 스마트스토어는 네이버쇼핑 검색이라는 결정적 유입을, 카페24는 25년간 국내 시장에 최적화된 결제·물류 인프라를 갖고 있으므로(카페24 공개 자료, 2025), 순수하게 ’빨리 파는 것’이 목표인 창업 초기에는 이들이 합리적 선택이다. Odoo의 비교 우위는 판매 채널이 아니라 운영 시스템 — 재고·회계·제조와의 통합과 데이터 소유 — 에 있다. 그러므로 권장 구성은 단계적 하이브리드다. 초기에는 스마트스토어(필요시 카페24 병행)로 시장을 검증하고, 월 주문이 수백 건을 넘어 재고·정산 관리가 병목이 되는 시점에 Odoo를 운영 허브로 도입해 커넥터로 전 채널 주문을 수렴시키며, 브랜드 자산화가 목표가 되는 시점에 자사몰의 무게중심을 Odoo로 옮긴다. 이때 원칙은 하나다. 판매는 여러 채널에서 하더라도, 주문·고객·재고의 정위치는 처음부터 하나여야 한다. 도입 판단 기준을 요약하면 — 단일 채널 소량 판매 단계라면 아직 이르고, 다채널 운영과 재고·정산의 복잡성이 시작되었다면 적기이며, 고객 데이터를 자산으로 만들 의지가 없다면 이 모듈의 절반은 낭비다.</w:t>
       </w:r>
     </w:p>
-    <w:bookmarkEnd w:id="55"/>
-    <w:bookmarkStart w:id="56" w:name="핵심-요약-1"/>
+    <w:bookmarkEnd w:id="64"/>
+    <w:bookmarkStart w:id="65" w:name="핵심-요약-1"/>
     <w:p>
       <w:pPr>
         <w:pStyle w:val="Heading2"/>
@@ -4616,8 +4781,8 @@
         <w:t xml:space="preserve">다.</w:t>
       </w:r>
     </w:p>
-    <w:bookmarkEnd w:id="56"/>
-    <w:bookmarkStart w:id="57" w:name="이-장의-참고문헌-1"/>
+    <w:bookmarkEnd w:id="65"/>
+    <w:bookmarkStart w:id="66" w:name="이-장의-참고문헌-1"/>
     <w:p>
       <w:pPr>
         <w:pStyle w:val="Heading2"/>
@@ -4698,9 +4863,9 @@
         <w:t xml:space="preserve">이 책 1부 2장(데이터 3정5S)·3장(눈으로 보는 관리)·5장(DMAIC 데이터 루프), 2부 11장(매입)·12장(재고 관리)·15장(Odoo AI·지식센터)·16장(확장 부스터).</w:t>
       </w:r>
     </w:p>
-    <w:bookmarkEnd w:id="57"/>
-    <w:bookmarkEnd w:id="58"/>
-    <w:bookmarkStart w:id="69" w:name="제10장.-crm판매-영업-파이프라인의-컨설팅"/>
+    <w:bookmarkEnd w:id="66"/>
+    <w:bookmarkEnd w:id="67"/>
+    <w:bookmarkStart w:id="84" w:name="제10장.-crm판매-영업-파이프라인의-컨설팅"/>
     <w:p>
       <w:pPr>
         <w:pStyle w:val="Heading1"/>
@@ -4729,7 +4894,7 @@
         <w:t xml:space="preserve">— Peter F. Drucker, 『Management: Tasks, Responsibilities, Practices』 (1973)</w:t>
       </w:r>
     </w:p>
-    <w:bookmarkStart w:id="59" w:name="경영의-질문-다음-달-수주는-얼마인가"/>
+    <w:bookmarkStart w:id="68" w:name="경영의-질문-다음-달-수주는-얼마인가"/>
     <w:p>
       <w:pPr>
         <w:pStyle w:val="Heading2"/>
@@ -4888,8 +5053,8 @@
         <w:t xml:space="preserve">이 질문들을 담당하는 KPI는 수주전환율(기회 대비 수주 비율), 가중 파이프라인 금액, 평균 영업 사이클 일수, 단계별 체류 일수, 실주 사유 분포, 그리고 수주 예측 정확도(예측 대비 실적)다. 주의할 것은 이 KPI들이 어느 것도 소프트웨어 설치만으로는 계산되지 않는다는 사실이다. 전환율은 단계 정의가 통일되어야, 실주 분포는 사유 코드가 정비되어야, 예측 정확도는 파이프라인이 실물과 일치해야 비로소 숫자가 된다. 그래서 이 장의 나머지는 기능의 사용법이 아니라 그 KPI들이 계산 가능해지는 조건 — 데이터의 3정5S와 운영의 규율 — 을 컨설팅의 순서로 다룬다.</w:t>
       </w:r>
     </w:p>
-    <w:bookmarkEnd w:id="59"/>
-    <w:bookmarkStart w:id="60" w:name="기능-해부-파이프라인에서-결제까지"/>
+    <w:bookmarkEnd w:id="68"/>
+    <w:bookmarkStart w:id="69" w:name="기능-해부-파이프라인에서-결제까지"/>
     <w:p>
       <w:pPr>
         <w:pStyle w:val="Heading2"/>
@@ -4993,8 +5158,8 @@
         <w:t xml:space="preserve">기능의 나열은 여기까지로 충분하다. 컨설턴트의 눈으로 요약하면 이 모듈의 본질은 두 가지다. 첫째, 칸반 파이프라인은 영업 활동의 강제 구조화 장치다. 모든 기회가 카드로 존재해야 하고 모든 카드가 단계를 가져야 하므로, 베테랑의 머릿속에만 있던 진행 상황이 팀의 형식지가 된다. 이는 노나카·다케우치의 SECI 모델이 말하는 표출화(externalization) — 암묵지의 형식지화 — 를 영업 영역에서 수행하는 것이다(Nonaka &amp; Takeuchi, 1995). 둘째, 판매 모듈은 영업의 약속과 실행의 현실을 같은 데이터베이스에 놓는 장치다. 영업이 약속한 납기와 재고·제조가 아는 납기가 같은 원천의 데이터이므로, 부서 간 단절이 구조적으로 줄어든다. 나머지 절은 이 두 본질을 실제로 작동시키는 조건을 다룬다.</w:t>
       </w:r>
     </w:p>
-    <w:bookmarkEnd w:id="60"/>
-    <w:bookmarkStart w:id="61" w:name="데이터-지도와-3정5s-파이프라인-단계는-코드체계다"/>
+    <w:bookmarkEnd w:id="69"/>
+    <w:bookmarkStart w:id="70" w:name="데이터-지도와-3정5s-파이프라인-단계는-코드체계다"/>
     <w:p>
       <w:pPr>
         <w:pStyle w:val="Heading2"/>
@@ -5698,8 +5863,8 @@
         <w:t xml:space="preserve">라고 계속 물을 때 — 현장의 입력은 문화가 된다.</w:t>
       </w:r>
     </w:p>
-    <w:bookmarkEnd w:id="61"/>
-    <w:bookmarkStart w:id="62" w:name="눈으로-보는-관리의-적용-파이프라인은-영업의-관리판이다"/>
+    <w:bookmarkEnd w:id="70"/>
+    <w:bookmarkStart w:id="74" w:name="눈으로-보는-관리의-적용-파이프라인은-영업의-관리판이다"/>
     <w:p>
       <w:pPr>
         <w:pStyle w:val="Heading2"/>
@@ -5710,7 +5875,62 @@
     </w:p>
     <w:p>
       <w:pPr>
-        <w:pStyle w:val="FirstParagraph"/>
+        <w:pStyle w:val="CaptionedFigure"/>
+      </w:pPr>
+      <w:r>
+        <w:drawing>
+          <wp:inline>
+            <wp:extent cx="4206240" cy="2628899"/>
+            <wp:effectExtent b="0" l="0" r="0" t="0"/>
+            <wp:docPr descr="그림 10-1. 영업 파이프라인 칸반 — 단계 열·기회 카드·AI 점수가 보이는 디지털 관리판" title="" id="72" name="Picture"/>
+            <a:graphic>
+              <a:graphicData uri="http://schemas.openxmlformats.org/drawingml/2006/picture">
+                <pic:pic>
+                  <pic:nvPicPr>
+                    <pic:cNvPr descr="figures/fig_101_pipeline_kanban.png" id="73" name="Picture"/>
+                    <pic:cNvPicPr>
+                      <a:picLocks noChangeArrowheads="1" noChangeAspect="1"/>
+                    </pic:cNvPicPr>
+                  </pic:nvPicPr>
+                  <pic:blipFill>
+                    <a:blip r:embed="rId71"/>
+                    <a:stretch>
+                      <a:fillRect/>
+                    </a:stretch>
+                  </pic:blipFill>
+                  <pic:spPr bwMode="auto">
+                    <a:xfrm>
+                      <a:off x="0" y="0"/>
+                      <a:ext cx="4206240" cy="2628899"/>
+                    </a:xfrm>
+                    <a:prstGeom prst="rect">
+                      <a:avLst/>
+                    </a:prstGeom>
+                    <a:noFill/>
+                    <a:ln w="9525">
+                      <a:noFill/>
+                      <a:headEnd/>
+                      <a:tailEnd/>
+                    </a:ln>
+                  </pic:spPr>
+                </pic:pic>
+              </a:graphicData>
+            </a:graphic>
+          </wp:inline>
+        </w:drawing>
+      </w:r>
+    </w:p>
+    <w:p>
+      <w:pPr>
+        <w:pStyle w:val="ImageCaption"/>
+      </w:pPr>
+      <w:r>
+        <w:t xml:space="preserve">그림 10-1. 영업 파이프라인 칸반 — 단계 열·기회 카드·AI 점수가 보이는 디지털 관리판</w:t>
+      </w:r>
+    </w:p>
+    <w:p>
+      <w:pPr>
+        <w:pStyle w:val="BodyText"/>
       </w:pPr>
       <w:r>
         <w:t xml:space="preserve">1부 3장은 눈으로 보는 관리의 3단계 — 보이는, 말하는, 추론하는 — 를 정식화했다. CRM·판매는 그 구조가 공장 밖 영업 영역에서 그대로 재현되는 현장이다.</w:t>
@@ -5785,8 +6005,8 @@
         <w:t xml:space="preserve">, 정보의 확도보다 속도를 우선하라 — 이 파이프라인이라는 구조 위에서 비로소 자동으로 실행되는 것이다. 다만 추론 단계의 전제를 잊어서는 안 된다. 전환율과 체류 분포는 최소 2~3분기의 규율 있는 입력이 쌓여야 통계로서 의미를 가지며, 그 전까지의 예측치는 참고 신호로만 다뤄야 한다.</w:t>
       </w:r>
     </w:p>
-    <w:bookmarkEnd w:id="62"/>
-    <w:bookmarkStart w:id="63" w:name="dmaic-루프-시나리오-수주전환율-한-사이클"/>
+    <w:bookmarkEnd w:id="74"/>
+    <w:bookmarkStart w:id="75" w:name="dmaic-루프-시나리오-수주전환율-한-사이클"/>
     <w:p>
       <w:pPr>
         <w:pStyle w:val="Heading2"/>
@@ -6103,8 +6323,8 @@
         <w:t xml:space="preserve">31%가 Measure 단계의 장애물이었다는 점이다. 10.3절의 3정5S가 부실하면 DMAIC는 분석 이전에 데이터 복구에서 멈춘다. 방법론의 순서가 곧 컨설팅의 순서인 이유다. 셋째, 사람이 한 일은 정의의 승인과 대책의 선별이라는 두 번의 판단뿐이라는 점이다. 층별·검정·모의 평가·환류는 데이터와 도구가 수행했고, 보류된 대책(스코어 기반 재배분)과 잔여 과제(전시회 리드 검증)는 다음 회전의 입력으로 등록되었다. 분기마다 사람이 돌리던 영업 개선 회의가, 여기서는 관리도의 알람이 점화하는 상시 루프의 한 회전이 된 것이다.</w:t>
       </w:r>
     </w:p>
-    <w:bookmarkEnd w:id="63"/>
-    <w:bookmarkStart w:id="64" w:name="지능형-ai-적용-포인트-1"/>
+    <w:bookmarkEnd w:id="75"/>
+    <w:bookmarkStart w:id="79" w:name="지능형-ai-적용-포인트-1"/>
     <w:p>
       <w:pPr>
         <w:pStyle w:val="Heading2"/>
@@ -6115,7 +6335,62 @@
     </w:p>
     <w:p>
       <w:pPr>
-        <w:pStyle w:val="FirstParagraph"/>
+        <w:pStyle w:val="CaptionedFigure"/>
+      </w:pPr>
+      <w:r>
+        <w:drawing>
+          <wp:inline>
+            <wp:extent cx="4206240" cy="2505845"/>
+            <wp:effectExtent b="0" l="0" r="0" t="0"/>
+            <wp:docPr descr="그림 10-2. AI 리드 스코어링 — 리드 속성 입력에서 확률 점수와 우선순위 정렬까지" title="" id="77" name="Picture"/>
+            <a:graphic>
+              <a:graphicData uri="http://schemas.openxmlformats.org/drawingml/2006/picture">
+                <pic:pic>
+                  <pic:nvPicPr>
+                    <pic:cNvPr descr="figures/fig_102_lead_scoring.png" id="78" name="Picture"/>
+                    <pic:cNvPicPr>
+                      <a:picLocks noChangeArrowheads="1" noChangeAspect="1"/>
+                    </pic:cNvPicPr>
+                  </pic:nvPicPr>
+                  <pic:blipFill>
+                    <a:blip r:embed="rId76"/>
+                    <a:stretch>
+                      <a:fillRect/>
+                    </a:stretch>
+                  </pic:blipFill>
+                  <pic:spPr bwMode="auto">
+                    <a:xfrm>
+                      <a:off x="0" y="0"/>
+                      <a:ext cx="4206240" cy="2505845"/>
+                    </a:xfrm>
+                    <a:prstGeom prst="rect">
+                      <a:avLst/>
+                    </a:prstGeom>
+                    <a:noFill/>
+                    <a:ln w="9525">
+                      <a:noFill/>
+                      <a:headEnd/>
+                      <a:tailEnd/>
+                    </a:ln>
+                  </pic:spPr>
+                </pic:pic>
+              </a:graphicData>
+            </a:graphic>
+          </wp:inline>
+        </w:drawing>
+      </w:r>
+    </w:p>
+    <w:p>
+      <w:pPr>
+        <w:pStyle w:val="ImageCaption"/>
+      </w:pPr>
+      <w:r>
+        <w:t xml:space="preserve">그림 10-2. AI 리드 스코어링 — 리드 속성 입력에서 확률 점수와 우선순위 정렬까지</w:t>
+      </w:r>
+    </w:p>
+    <w:p>
+      <w:pPr>
+        <w:pStyle w:val="BodyText"/>
       </w:pPr>
       <w:r>
         <w:t xml:space="preserve">Odoo 내장 AI가 이 모듈에서 수행하는 것은 세 층이다. 첫째, 우선순위의 계산이다. AI 리드 스코어링이 과거 수주·실주 데이터에서 학습한 성공 확률로</w:t>
@@ -6232,8 +6507,8 @@
         <w:t xml:space="preserve">두 가지 경계를 덧붙인다. 첫째, 예측과 추천은 1부 5장의 안전장치 원칙 아래 놓여야 한다. 고객 커뮤니케이션과 가격 제안처럼 되돌리기 어려운 행동은 AI가 초안하고 사람이 승인하며, 스코어 기반 자원 배분의 자동화는 적중률의 성적표가 쌓인 범위에서만 단계적으로 넓힌다. 둘째, 학습의 재료는 실패 데이터다. 수주한 기회만큼 실주한 기회가, 성사된 견적만큼 무산된 견적이 기록되어야 모델은 이기는 패턴과 지는 패턴을 함께 배운다. 실주 처리의 귀찮음을 줄이려고 카드를 조용히 삭제하는 관행은, 조직의 학습 데이터를 지우는 행위다.</w:t>
       </w:r>
     </w:p>
-    <w:bookmarkEnd w:id="64"/>
-    <w:bookmarkStart w:id="65" w:name="컨설팅-가이드-1"/>
+    <w:bookmarkEnd w:id="79"/>
+    <w:bookmarkStart w:id="80" w:name="컨설팅-가이드-1"/>
     <w:p>
       <w:pPr>
         <w:pStyle w:val="Heading2"/>
@@ -6383,8 +6658,8 @@
         <w:t xml:space="preserve">첫째, 단계 과다 설계다. 영업 프로세스를 정밀하게 그리겠다며 10단계 이상을 만들면 판별이 흐려지고 입력이 귀찮아진다. 4~7단계로 시작해 필요 시 세분한다. 둘째, CRM의 감시 도구화다. 활동 기록이 통제와 질책의 근거로 쓰이는 순간 영업은 방어적 입력을 시작하고 데이터는 오염된다. 기록이 자기 영업에 도움이 되는 화면 — 알림, 이력, 예측 — 으로 되돌아오게 설계해야 입력이 지속된다(1부 3장의 원칙: 수집한 데이터를 현장에 되돌려 보여 준다). 셋째, 파이프라인과 회의의 이원화다. 시스템 따로, 보고용 엑셀 따로인 순간 시스템은 사후 기록부로 전락한다. 넷째, 스코어 맹신 또는 전면 불신이다. 표본이 얇은 도입 초기의 점수를 근거로 자원을 배분하거나, 반대로 설명이 없다는 이유로 영영 무시하는 양 극단 모두 실패다. 점수는 참고 신호로 시작해, 적중률이 검증된 범위에서 단계적으로 가중치를 높인다. 다섯째, 정지 작업 없는 이관이다. 기존 엑셀과 명함첩의 고객 목록을 정리·병합 없이 통째로 부으면, 새 시스템은 첫날부터 중복 거래처와 죽은 리드의 창고가 된다. 1부 2장의 순서 — 버리고, 자리 잡고, 닦은 뒤에 옮긴다 — 는 이관에서도 예외가 없다.</w:t>
       </w:r>
     </w:p>
-    <w:bookmarkEnd w:id="65"/>
-    <w:bookmarkStart w:id="66" w:name="정직한-평가-1"/>
+    <w:bookmarkEnd w:id="80"/>
+    <w:bookmarkStart w:id="81" w:name="정직한-평가-1"/>
     <w:p>
       <w:pPr>
         <w:pStyle w:val="Heading2"/>
@@ -6822,8 +7097,8 @@
         <w:t xml:space="preserve">도입 판단 기준은 이렇게 정리된다. 영업 인력 수십 명 이하이고 영업과 실행(재고·제조·회계)의 일체감이 경쟁력인 제조·유통 중소기업이라면, 영업 기능의 깊이를 양보하는 대신 실행과의 거리가 0이라는 Odoo의 트레이드오프가 대체로 유리하다. 반대로 영업 조직 자체가 수백 명이고 영업 프로세스의 정교화가 경쟁력의 본질이라면 전문 CRM이 맞다. 서드브레인 관점의 추가 논점은 데이터 주권이다. 폐쇄형 SaaS의 영업 데이터는 API 한도와 반출 비용의 제약 아래 있지만, Odoo의 파이프라인 이력은 자사 데이터베이스 안에 있어 온톨로지 구축(16장)의 원료로 즉시 쓸 수 있다.</w:t>
       </w:r>
     </w:p>
-    <w:bookmarkEnd w:id="66"/>
-    <w:bookmarkStart w:id="67" w:name="핵심-요약-2"/>
+    <w:bookmarkEnd w:id="81"/>
+    <w:bookmarkStart w:id="82" w:name="핵심-요약-2"/>
     <w:p>
       <w:pPr>
         <w:pStyle w:val="Heading2"/>
@@ -6964,8 +7239,8 @@
         <w:t xml:space="preserve">사유 10% 미만 유지다.</w:t>
       </w:r>
     </w:p>
-    <w:bookmarkEnd w:id="67"/>
-    <w:bookmarkStart w:id="68" w:name="이-장의-참고문헌-2"/>
+    <w:bookmarkEnd w:id="82"/>
+    <w:bookmarkStart w:id="83" w:name="이-장의-참고문헌-2"/>
     <w:p>
       <w:pPr>
         <w:pStyle w:val="Heading2"/>
@@ -7084,9 +7359,9 @@
         <w:t xml:space="preserve">이 책 12장(재고 관리), 13장(제조 관리), 16장(확장 부스터) — 수요 신호의 하류 연결과 그래프 아키텍처.</w:t>
       </w:r>
     </w:p>
-    <w:bookmarkEnd w:id="68"/>
-    <w:bookmarkEnd w:id="69"/>
-    <w:bookmarkStart w:id="80" w:name="제11장.-매입구매-조달의-컨설팅"/>
+    <w:bookmarkEnd w:id="83"/>
+    <w:bookmarkEnd w:id="84"/>
+    <w:bookmarkStart w:id="101" w:name="제11장.-매입구매-조달의-컨설팅"/>
     <w:p>
       <w:pPr>
         <w:pStyle w:val="Heading1"/>
@@ -7146,7 +7421,7 @@
         <w:t xml:space="preserve">(1983)</w:t>
       </w:r>
     </w:p>
-    <w:bookmarkStart w:id="70" w:name="경영의-질문-언제-얼마나-누구에게-발주할-것인가"/>
+    <w:bookmarkStart w:id="85" w:name="경영의-질문-언제-얼마나-누구에게-발주할-것인가"/>
     <w:p>
       <w:pPr>
         <w:pStyle w:val="Heading2"/>
@@ -7219,8 +7494,8 @@
         <w:t xml:space="preserve">특정 업체가 한 달 멈추면 어떤 제품의 어떤 고객 납기가 무너지는가 — 단일 소싱의 리스크는 평시에는 보이지 않다가 사고 때 청구서로 돌아온다. 크랄리치가 1983년에 구매를 ’공급 관리’로 격상하라고 요구한 이래(Kraljic, 1983), 이 질문들은 구매 부서의 실무가 아니라 경영의 의제가 되었다. 담당 KPI는 공급업체 납기준수율, 구매단가 절감률(및 단가 이상 건수), 결품 발생 건수, 발주 처리 리드타임, 단일 소싱 품목 비율이다.</w:t>
       </w:r>
     </w:p>
-    <w:bookmarkEnd w:id="70"/>
-    <w:bookmarkStart w:id="71" w:name="기능-해부-rfq에서-3단계-대조까지"/>
+    <w:bookmarkEnd w:id="85"/>
+    <w:bookmarkStart w:id="89" w:name="기능-해부-rfq에서-3단계-대조까지"/>
     <w:p>
       <w:pPr>
         <w:pStyle w:val="Heading2"/>
@@ -7231,7 +7506,62 @@
     </w:p>
     <w:p>
       <w:pPr>
-        <w:pStyle w:val="FirstParagraph"/>
+        <w:pStyle w:val="CaptionedFigure"/>
+      </w:pPr>
+      <w:r>
+        <w:drawing>
+          <wp:inline>
+            <wp:extent cx="4206240" cy="3474719"/>
+            <wp:effectExtent b="0" l="0" r="0" t="0"/>
+            <wp:docPr descr="그림 11-1. 발주 자동화 사이클 — 재고 하한 감지에서 재고·회계 반영까지" title="" id="87" name="Picture"/>
+            <a:graphic>
+              <a:graphicData uri="http://schemas.openxmlformats.org/drawingml/2006/picture">
+                <pic:pic>
+                  <pic:nvPicPr>
+                    <pic:cNvPr descr="figures/fig_111_procure_cycle.png" id="88" name="Picture"/>
+                    <pic:cNvPicPr>
+                      <a:picLocks noChangeArrowheads="1" noChangeAspect="1"/>
+                    </pic:cNvPicPr>
+                  </pic:nvPicPr>
+                  <pic:blipFill>
+                    <a:blip r:embed="rId86"/>
+                    <a:stretch>
+                      <a:fillRect/>
+                    </a:stretch>
+                  </pic:blipFill>
+                  <pic:spPr bwMode="auto">
+                    <a:xfrm>
+                      <a:off x="0" y="0"/>
+                      <a:ext cx="4206240" cy="3474719"/>
+                    </a:xfrm>
+                    <a:prstGeom prst="rect">
+                      <a:avLst/>
+                    </a:prstGeom>
+                    <a:noFill/>
+                    <a:ln w="9525">
+                      <a:noFill/>
+                      <a:headEnd/>
+                      <a:tailEnd/>
+                    </a:ln>
+                  </pic:spPr>
+                </pic:pic>
+              </a:graphicData>
+            </a:graphic>
+          </wp:inline>
+        </w:drawing>
+      </w:r>
+    </w:p>
+    <w:p>
+      <w:pPr>
+        <w:pStyle w:val="ImageCaption"/>
+      </w:pPr>
+      <w:r>
+        <w:t xml:space="preserve">그림 11-1. 발주 자동화 사이클 — 재고 하한 감지에서 재고·회계 반영까지</w:t>
+      </w:r>
+    </w:p>
+    <w:p>
+      <w:pPr>
+        <w:pStyle w:val="BodyText"/>
       </w:pPr>
       <w:r>
         <w:t xml:space="preserve">Odoo 매입 모듈은 공급업체 관리, 견적 요청(RFQ, Request for Quotation), 발주(PO), 입고, 대금 지급까지를 하나의 문서 흐름으로 잇는다.</w:t>
@@ -7348,8 +7678,8 @@
         <w:t xml:space="preserve">로 전환되는 것 — 서두의 구매 과장이 가진 암묵지가 조직의 형식지로 표출화되는 것이다(Nonaka &amp; Takeuchi, 1995).</w:t>
       </w:r>
     </w:p>
-    <w:bookmarkEnd w:id="71"/>
-    <w:bookmarkStart w:id="72" w:name="데이터-지도와-3정5s-단가-이력의-정돈-리드타임의-정량"/>
+    <w:bookmarkEnd w:id="89"/>
+    <w:bookmarkStart w:id="90" w:name="데이터-지도와-3정5s-단가-이력의-정돈-리드타임의-정량"/>
     <w:p>
       <w:pPr>
         <w:pStyle w:val="Heading2"/>
@@ -7876,8 +8206,8 @@
         <w:t xml:space="preserve">가 이 모듈에서 갖는 특별한 의미는 리드타임 실적의 정량이다. 리드타임은 계획(1부 4장의 기준일정)의 입력값인데, 대부분의 회사에서 이 값은 등록 당시의 추정치로 화석화되어 있다. 입고를 발생 시점에 기록하는 습관이 서면 발주일과 입고일의 차이가 자동으로 쌓여 리드타임이 추정에서 측정으로, 단일값에서 분포로 진화한다. 1부 4장이 강조했듯 계획의 여유(버퍼)는 이 분포 위에서만 정확히 배분될 수 있다. 월간 구매 회의를 시스템 리포트로 진행하는 정례화 — 납기준수율과 단가 변동을 같은 화면에서 보는 리듬 — 가 이 모든 규율의 닻이다.</w:t>
       </w:r>
     </w:p>
-    <w:bookmarkEnd w:id="72"/>
-    <w:bookmarkStart w:id="73" w:name="눈으로-보는-관리의-적용-발주-현황판에서-공급-리스크까지"/>
+    <w:bookmarkEnd w:id="90"/>
+    <w:bookmarkStart w:id="94" w:name="눈으로-보는-관리의-적용-발주-현황판에서-공급-리스크까지"/>
     <w:p>
       <w:pPr>
         <w:pStyle w:val="Heading2"/>
@@ -7888,7 +8218,62 @@
     </w:p>
     <w:p>
       <w:pPr>
-        <w:pStyle w:val="FirstParagraph"/>
+        <w:pStyle w:val="CaptionedFigure"/>
+      </w:pPr>
+      <w:r>
+        <w:drawing>
+          <wp:inline>
+            <wp:extent cx="4206240" cy="2834640"/>
+            <wp:effectExtent b="0" l="0" r="0" t="0"/>
+            <wp:docPr descr="그림 11-2. 단일 소싱 리스크 네트워크 — 한 업체에만 이어진 품목이 위험 노드다" title="" id="92" name="Picture"/>
+            <a:graphic>
+              <a:graphicData uri="http://schemas.openxmlformats.org/drawingml/2006/picture">
+                <pic:pic>
+                  <pic:nvPicPr>
+                    <pic:cNvPr descr="figures/fig_112_sourcing_risk.png" id="93" name="Picture"/>
+                    <pic:cNvPicPr>
+                      <a:picLocks noChangeArrowheads="1" noChangeAspect="1"/>
+                    </pic:cNvPicPr>
+                  </pic:nvPicPr>
+                  <pic:blipFill>
+                    <a:blip r:embed="rId91"/>
+                    <a:stretch>
+                      <a:fillRect/>
+                    </a:stretch>
+                  </pic:blipFill>
+                  <pic:spPr bwMode="auto">
+                    <a:xfrm>
+                      <a:off x="0" y="0"/>
+                      <a:ext cx="4206240" cy="2834640"/>
+                    </a:xfrm>
+                    <a:prstGeom prst="rect">
+                      <a:avLst/>
+                    </a:prstGeom>
+                    <a:noFill/>
+                    <a:ln w="9525">
+                      <a:noFill/>
+                      <a:headEnd/>
+                      <a:tailEnd/>
+                    </a:ln>
+                  </pic:spPr>
+                </pic:pic>
+              </a:graphicData>
+            </a:graphic>
+          </wp:inline>
+        </w:drawing>
+      </w:r>
+    </w:p>
+    <w:p>
+      <w:pPr>
+        <w:pStyle w:val="ImageCaption"/>
+      </w:pPr>
+      <w:r>
+        <w:t xml:space="preserve">그림 11-2. 단일 소싱 리스크 네트워크 — 한 업체에만 이어진 품목이 위험 노드다</w:t>
+      </w:r>
+    </w:p>
+    <w:p>
+      <w:pPr>
+        <w:pStyle w:val="BodyText"/>
       </w:pPr>
       <w:r>
         <w:t xml:space="preserve">1부 3장이 정식화한 보이는→말하는→추론하는 3단계는 공장 담장 안의 이야기로 그치지 않는다. 조달은 회사의 통제가 미치지 않는 외부(공급업체)와의 접면이므로, 오히려 이상을 즉시 드러내는 구조의 가치가 더 크다.</w:t>
@@ -7996,8 +8381,8 @@
         <w:t xml:space="preserve">는 선제 경고가 된다. 이 추론이 그래프 위에서 완성되는 모습은 11.6절에서 다룬다.</w:t>
       </w:r>
     </w:p>
-    <w:bookmarkEnd w:id="73"/>
-    <w:bookmarkStart w:id="74" w:name="dmaic-루프-시나리오-공급업체-납기준수율"/>
+    <w:bookmarkEnd w:id="94"/>
+    <w:bookmarkStart w:id="95" w:name="dmaic-루프-시나리오-공급업체-납기준수율"/>
     <w:p>
       <w:pPr>
         <w:pStyle w:val="Heading2"/>
@@ -8314,8 +8699,8 @@
         <w:t xml:space="preserve">이 사이클의 교훈은 Measure 단계에 있다. 요청 납기가 관행상 일괄 입력된 품목군에서는 준수율이라는 지표 자체가 허구였다. 1부 5장의 측정 시스템 분석(MSA) 규율 — 자를 먼저 검사하라 — 이 조달에서 갖는 구체적 의미이며, 11.3절의 3정5S가 이 루프의 전제 공사인 이유다.</w:t>
       </w:r>
     </w:p>
-    <w:bookmarkEnd w:id="74"/>
-    <w:bookmarkStart w:id="75" w:name="지능형-ai-적용-포인트-2"/>
+    <w:bookmarkEnd w:id="95"/>
+    <w:bookmarkStart w:id="96" w:name="지능형-ai-적용-포인트-2"/>
     <w:p>
       <w:pPr>
         <w:pStyle w:val="Heading2"/>
@@ -8432,8 +8817,8 @@
         <w:t xml:space="preserve">는 서두의 구매 과장의 지식은 어떤 필드에도 없다. 담당자의 승인된 노트를 LLM이 구조화 추출해 공급업체 노드의 속성으로 온톨로지에 기여시키는 순환이 갖춰질 때, 조달 그래프는 트랜잭션의 집계를 넘어 조직의 조달 지혜가 된다.</w:t>
       </w:r>
     </w:p>
-    <w:bookmarkEnd w:id="75"/>
-    <w:bookmarkStart w:id="76" w:name="컨설팅-가이드-2"/>
+    <w:bookmarkEnd w:id="96"/>
+    <w:bookmarkStart w:id="97" w:name="컨설팅-가이드-2"/>
     <w:p>
       <w:pPr>
         <w:pStyle w:val="Heading2"/>
@@ -8514,8 +8899,8 @@
         <w:t xml:space="preserve">첫째, 마스터 정비 없는 자동화다. 중복 업체와 죽은 가격표 위에 재주문 규칙을 켜면 시스템은 자동으로 잘못 발주한다. 둘째, 전 품목 일괄 재주문 규칙이다. 수요 패턴이 검증되지 않은 품목까지 일괄 적용하면 과잉 재고가 먼저 온다. ABC 선별과 단계 확대가 원칙이다. 셋째, 이중 채널의 방치다. 급한 발주는 전화로 하고 나중에 시스템에 넣는 관행을 허용하면 데이터의 시각이 왜곡되어 리드타임 측정이 무너진다. 긴급 발주조차 모바일 화면에서 PO로 내는 경로를 만들어 주어야 한다. 넷째, 성과 데이터의 미사용이다. 납기준수율을 집계만 하고 업체와의 협상·배분에 쓰지 않으면 현장은 곧 입력의 이유를 잃는다. 데이터는 보는 리듬과 쓰는 자리가 있어야 축적된다.</w:t>
       </w:r>
     </w:p>
-    <w:bookmarkEnd w:id="76"/>
-    <w:bookmarkStart w:id="77" w:name="정직한-평가-2"/>
+    <w:bookmarkEnd w:id="97"/>
+    <w:bookmarkStart w:id="98" w:name="정직한-평가-2"/>
     <w:p>
       <w:pPr>
         <w:pStyle w:val="Heading2"/>
@@ -8865,8 +9250,8 @@
         <w:t xml:space="preserve">도입 판단 기준은 명확하다. Coupa·Ariba류는 공급업체 네트워크와 전략 구매의 깊이에서 앞서지만 도입 비용과 복잡도가 중소기업의 체급을 벗어나고, 회계 소프트웨어 중심의 국내 관행은 매입을 전표로만 기록할 뿐 조달 프로세스를 다루지 못한다. 운영 구매를 ERP와 한 몸으로 자동화하는 중간 지점 — 이것이 Odoo 매입의 위치이며, 이 책이 대상으로 하는 중소·중견 기업에는 실용적 최적점이다. 다만 크랄리치의 구분을 빌리면, 이 모듈이 자동화하는 것은 일상 품목(non-critical)과 레버리지 품목의 운영 구매다. 전략 품목 — 단일 소싱의 핵심 자재, 병목 품목 — 의 관리는 시스템이 아니라 경영의 일이며, 시스템이 하는 것은 그 품목이 어디인지를 그래프로 드러내고(11.6절) 경영의 판단에 근거를 공급하는 것까지다.</w:t>
       </w:r>
     </w:p>
-    <w:bookmarkEnd w:id="77"/>
-    <w:bookmarkStart w:id="78" w:name="핵심-요약-3"/>
+    <w:bookmarkEnd w:id="98"/>
+    <w:bookmarkStart w:id="99" w:name="핵심-요약-3"/>
     <w:p>
       <w:pPr>
         <w:pStyle w:val="Heading2"/>
@@ -8974,8 +9359,8 @@
         <w:t xml:space="preserve">한계는 RFQ 후속 수동, 스코어카드 부재, Enterprise 전용 기능, 전략 구매 기능 부재, 정적 재주문 규칙이다. Odoo 매입의 자리는 운영 구매의 자동화이며, 전략 품목의 판단은 경영에 남는다.</w:t>
       </w:r>
     </w:p>
-    <w:bookmarkEnd w:id="78"/>
-    <w:bookmarkStart w:id="79" w:name="이-장의-참고문헌-3"/>
+    <w:bookmarkEnd w:id="99"/>
+    <w:bookmarkStart w:id="100" w:name="이-장의-참고문헌-3"/>
     <w:p>
       <w:pPr>
         <w:pStyle w:val="Heading2"/>
@@ -9139,9 +9524,9 @@
         <w:t xml:space="preserve">이 책 8장(품목 마스터), 12장(재고 관리), 14장(회계·3단계 대조의 하류), 16장(확장 부스터·공급 리스크 그래프).</w:t>
       </w:r>
     </w:p>
-    <w:bookmarkEnd w:id="79"/>
-    <w:bookmarkEnd w:id="80"/>
-    <w:bookmarkStart w:id="99" w:name="제12장.-재고-관리-물류의-컨설팅"/>
+    <w:bookmarkEnd w:id="100"/>
+    <w:bookmarkEnd w:id="101"/>
+    <w:bookmarkStart w:id="126" w:name="제12장.-재고-관리-물류의-컨설팅"/>
     <w:p>
       <w:pPr>
         <w:pStyle w:val="Heading1"/>
@@ -9170,7 +9555,7 @@
         <w:t xml:space="preserve">— 생산관리 고전(『다품종소량·수주생산의 생산관리』)</w:t>
       </w:r>
     </w:p>
-    <w:bookmarkStart w:id="81" w:name="경영의-질문-결품과-과잉-사이-그리고-재고는-진실한가"/>
+    <w:bookmarkStart w:id="102" w:name="경영의-질문-결품과-과잉-사이-그리고-재고는-진실한가"/>
     <w:p>
       <w:pPr>
         <w:pStyle w:val="Heading2"/>
@@ -9260,8 +9645,8 @@
         <w:t xml:space="preserve">을 요구했던 것을 기억하라. 이 장은 그 정확성을 만들고 유지하는 컨설팅, 그 위에서 비로소 가능해지는 최적화의 컨설팅을 다룬다.</w:t>
       </w:r>
     </w:p>
-    <w:bookmarkEnd w:id="81"/>
-    <w:bookmarkStart w:id="85" w:name="기능-해부-이중-기록에서-재고평가까지"/>
+    <w:bookmarkEnd w:id="102"/>
+    <w:bookmarkStart w:id="106" w:name="기능-해부-이중-기록에서-재고평가까지"/>
     <w:p>
       <w:pPr>
         <w:pStyle w:val="Heading2"/>
@@ -9279,18 +9664,18 @@
           <wp:inline>
             <wp:extent cx="4206240" cy="2743199"/>
             <wp:effectExtent b="0" l="0" r="0" t="0"/>
-            <wp:docPr descr="그림 12-1. 이중 기록 재고 — 재고는 위치를 바꿀 뿐이다" title="" id="83" name="Picture"/>
+            <wp:docPr descr="그림 12-1. 이중 기록 재고 — 재고는 위치를 바꿀 뿐이다" title="" id="104" name="Picture"/>
             <a:graphic>
               <a:graphicData uri="http://schemas.openxmlformats.org/drawingml/2006/picture">
                 <pic:pic>
                   <pic:nvPicPr>
-                    <pic:cNvPr descr="figures/fig_121_double_entry.png" id="84" name="Picture"/>
+                    <pic:cNvPr descr="figures/fig_121_double_entry.png" id="105" name="Picture"/>
                     <pic:cNvPicPr>
                       <a:picLocks noChangeArrowheads="1" noChangeAspect="1"/>
                     </pic:cNvPicPr>
                   </pic:nvPicPr>
                   <pic:blipFill>
-                    <a:blip r:embed="rId82"/>
+                    <a:blip r:embed="rId103"/>
                     <a:stretch>
                       <a:fillRect/>
                     </a:stretch>
@@ -9642,2835 +10027,14 @@
         <w:t xml:space="preserve">재고는 물류의 문제이자 회계의 문제다. Odoo는 실사법과 계속기록법을 모두 지원하고, 원가 결정 방법으로 선입선출(FIFO)·평균법(AVCO)·표준원가법을 제공한다(공식 소개자료는 후입선출법도 언급하나 한국채택국제회계기준은 이를 인정하지 않으므로 국내 실무에서는 논외다). 계속기록법과 이중 기록이 결합하면 모든 이동이 발생 즉시 재고 자산과 매출원가에 반영되어, 월중 어느 시점에든 정확한 재고 자산과 매출총이익을 조회할 수 있다. 평가법은 운영 중 변경의 회계적 파장이 크므로 도입 초기에 품목 카테고리 단위로 확정하는 것이 원칙이며, 상세는 14장의 회계에서 다시 다룬다.</w:t>
       </w:r>
     </w:p>
-    <w:bookmarkEnd w:id="85"/>
-    <w:bookmarkStart w:id="88" w:name="데이터-지도와-3정5s-실물-5s와-데이터-5s가-만나는-유일한-현장"/>
+    <w:bookmarkEnd w:id="106"/>
+    <w:bookmarkStart w:id="112" w:name="데이터-지도와-3정5s-실물-5s와-데이터-5s가-만나는-유일한-현장"/>
     <w:p>
       <w:pPr>
         <w:pStyle w:val="Heading2"/>
       </w:pPr>
       <w:r>
         <w:t xml:space="preserve">12.3 데이터 지도와 3정5S: 실물 5S와 데이터 5S가 만나는 유일한 현장</w:t>
-      </w:r>
-    </w:p>
-    <w:bookmarkStart w:id="86" w:name="이-모듈의-데이터-지도-1"/>
-    <w:p>
-      <w:pPr>
-        <w:pStyle w:val="Heading3"/>
-      </w:pPr>
-      <w:r>
-        <w:t xml:space="preserve">이 모듈의 데이터 지도</w:t>
-      </w:r>
-    </w:p>
-    <w:p>
-      <w:pPr>
-        <w:pStyle w:val="FirstParagraph"/>
-      </w:pPr>
-      <w:r>
-        <w:t xml:space="preserve">컨설팅의 관점에서 재고 모듈의 데이터는 기준정보와 트랜잭션으로 나뉜다.</w:t>
-      </w:r>
-    </w:p>
-    <w:tbl>
-      <w:tblPr>
-        <w:tblStyle w:val="Table"/>
-        <w:tblW w:type="pct" w:w="5000"/>
-        <w:tblLook w:firstRow="1" w:lastRow="0" w:firstColumn="0" w:lastColumn="0" w:noHBand="0" w:noVBand="0" w:val="0020"/>
-        <w:jc w:val="start"/>
-      </w:tblPr>
-      <w:tblGrid>
-        <w:gridCol w:w="1532"/>
-        <w:gridCol w:w="2043"/>
-        <w:gridCol w:w="1532"/>
-        <w:gridCol w:w="2810"/>
-      </w:tblGrid>
-      <w:tr>
-        <w:trPr>
-          <w:tblHeader w:val="true"/>
-        </w:trPr>
-        <w:tc>
-          <w:tcPr/>
-          <w:p>
-            <w:pPr>
-              <w:pStyle w:val="Compact"/>
-              <w:jc w:val="left"/>
-            </w:pPr>
-            <w:r>
-              <w:t xml:space="preserve">구분</w:t>
-            </w:r>
-          </w:p>
-        </w:tc>
-        <w:tc>
-          <w:tcPr/>
-          <w:p>
-            <w:pPr>
-              <w:pStyle w:val="Compact"/>
-              <w:jc w:val="left"/>
-            </w:pPr>
-            <w:r>
-              <w:t xml:space="preserve">데이터</w:t>
-            </w:r>
-          </w:p>
-        </w:tc>
-        <w:tc>
-          <w:tcPr/>
-          <w:p>
-            <w:pPr>
-              <w:pStyle w:val="Compact"/>
-              <w:jc w:val="left"/>
-            </w:pPr>
-            <w:r>
-              <w:t xml:space="preserve">역할</w:t>
-            </w:r>
-          </w:p>
-        </w:tc>
-        <w:tc>
-          <w:tcPr/>
-          <w:p>
-            <w:pPr>
-              <w:pStyle w:val="Compact"/>
-              <w:jc w:val="left"/>
-            </w:pPr>
-            <w:r>
-              <w:t xml:space="preserve">3정5S 관점</w:t>
-            </w:r>
-          </w:p>
-        </w:tc>
-      </w:tr>
-      <w:tr>
-        <w:tc>
-          <w:tcPr/>
-          <w:p>
-            <w:pPr>
-              <w:pStyle w:val="Compact"/>
-              <w:jc w:val="left"/>
-            </w:pPr>
-            <w:r>
-              <w:t xml:space="preserve">기준정보</w:t>
-            </w:r>
-          </w:p>
-        </w:tc>
-        <w:tc>
-          <w:tcPr/>
-          <w:p>
-            <w:pPr>
-              <w:pStyle w:val="Compact"/>
-              <w:jc w:val="left"/>
-            </w:pPr>
-            <w:r>
-              <w:t xml:space="preserve">품목 마스터(코드·단위·추적 수준)</w:t>
-            </w:r>
-          </w:p>
-        </w:tc>
-        <w:tc>
-          <w:tcPr/>
-          <w:p>
-            <w:pPr>
-              <w:pStyle w:val="Compact"/>
-              <w:jc w:val="left"/>
-            </w:pPr>
-            <w:r>
-              <w:t xml:space="preserve">모든 이동의 주어</w:t>
-            </w:r>
-          </w:p>
-        </w:tc>
-        <w:tc>
-          <w:tcPr/>
-          <w:p>
-            <w:pPr>
-              <w:pStyle w:val="Compact"/>
-              <w:jc w:val="left"/>
-            </w:pPr>
-            <w:r>
-              <w:t xml:space="preserve">정품 — 1품목 1코드(1부 2장)</w:t>
-            </w:r>
-          </w:p>
-        </w:tc>
-      </w:tr>
-      <w:tr>
-        <w:tc>
-          <w:tcPr/>
-          <w:p>
-            <w:pPr>
-              <w:pStyle w:val="Compact"/>
-              <w:jc w:val="left"/>
-            </w:pPr>
-            <w:r>
-              <w:t xml:space="preserve">기준정보</w:t>
-            </w:r>
-          </w:p>
-        </w:tc>
-        <w:tc>
-          <w:tcPr/>
-          <w:p>
-            <w:pPr>
-              <w:pStyle w:val="Compact"/>
-              <w:jc w:val="left"/>
-            </w:pPr>
-            <w:r>
-              <w:t xml:space="preserve">위치 체계(창고-구역-랙-칸, 가상 위치)</w:t>
-            </w:r>
-          </w:p>
-        </w:tc>
-        <w:tc>
-          <w:tcPr/>
-          <w:p>
-            <w:pPr>
-              <w:pStyle w:val="Compact"/>
-              <w:jc w:val="left"/>
-            </w:pPr>
-            <w:r>
-              <w:t xml:space="preserve">모든 이동의 좌표계</w:t>
-            </w:r>
-          </w:p>
-        </w:tc>
-        <w:tc>
-          <w:tcPr/>
-          <w:p>
-            <w:pPr>
-              <w:pStyle w:val="Compact"/>
-              <w:jc w:val="left"/>
-            </w:pPr>
-            <w:r>
-              <w:t xml:space="preserve">정위치 — 번지의 디지털판</w:t>
-            </w:r>
-          </w:p>
-        </w:tc>
-      </w:tr>
-      <w:tr>
-        <w:tc>
-          <w:tcPr/>
-          <w:p>
-            <w:pPr>
-              <w:pStyle w:val="Compact"/>
-              <w:jc w:val="left"/>
-            </w:pPr>
-            <w:r>
-              <w:t xml:space="preserve">기준정보</w:t>
-            </w:r>
-          </w:p>
-        </w:tc>
-        <w:tc>
-          <w:tcPr/>
-          <w:p>
-            <w:pPr>
-              <w:pStyle w:val="Compact"/>
-              <w:jc w:val="left"/>
-            </w:pPr>
-            <w:r>
-              <w:t xml:space="preserve">재주문 규칙(최소·최대), 경로 규칙</w:t>
-            </w:r>
-          </w:p>
-        </w:tc>
-        <w:tc>
-          <w:tcPr/>
-          <w:p>
-            <w:pPr>
-              <w:pStyle w:val="Compact"/>
-              <w:jc w:val="left"/>
-            </w:pPr>
-            <w:r>
-              <w:t xml:space="preserve">보충과 흐름의 정책</w:t>
-            </w:r>
-          </w:p>
-        </w:tc>
-        <w:tc>
-          <w:tcPr/>
-          <w:p>
-            <w:pPr>
-              <w:pStyle w:val="Compact"/>
-              <w:jc w:val="left"/>
-            </w:pPr>
-            <w:r>
-              <w:t xml:space="preserve">정량 — 정해진 양의 명문화</w:t>
-            </w:r>
-          </w:p>
-        </w:tc>
-      </w:tr>
-      <w:tr>
-        <w:tc>
-          <w:tcPr/>
-          <w:p>
-            <w:pPr>
-              <w:pStyle w:val="Compact"/>
-              <w:jc w:val="left"/>
-            </w:pPr>
-            <w:r>
-              <w:t xml:space="preserve">기준정보</w:t>
-            </w:r>
-          </w:p>
-        </w:tc>
-        <w:tc>
-          <w:tcPr/>
-          <w:p>
-            <w:pPr>
-              <w:pStyle w:val="Compact"/>
-              <w:jc w:val="left"/>
-            </w:pPr>
-            <w:r>
-              <w:t xml:space="preserve">재고평가 설정(평가법·계정)</w:t>
-            </w:r>
-          </w:p>
-        </w:tc>
-        <w:tc>
-          <w:tcPr/>
-          <w:p>
-            <w:pPr>
-              <w:pStyle w:val="Compact"/>
-              <w:jc w:val="left"/>
-            </w:pPr>
-            <w:r>
-              <w:t xml:space="preserve">화폐적 그림자의 규칙</w:t>
-            </w:r>
-          </w:p>
-        </w:tc>
-        <w:tc>
-          <w:tcPr/>
-          <w:p>
-            <w:pPr>
-              <w:pStyle w:val="Compact"/>
-              <w:jc w:val="left"/>
-            </w:pPr>
-            <w:r>
-              <w:t xml:space="preserve">청결 — 표준의 고정</w:t>
-            </w:r>
-          </w:p>
-        </w:tc>
-      </w:tr>
-      <w:tr>
-        <w:tc>
-          <w:tcPr/>
-          <w:p>
-            <w:pPr>
-              <w:pStyle w:val="Compact"/>
-              <w:jc w:val="left"/>
-            </w:pPr>
-            <w:r>
-              <w:t xml:space="preserve">트랜잭션</w:t>
-            </w:r>
-          </w:p>
-        </w:tc>
-        <w:tc>
-          <w:tcPr/>
-          <w:p>
-            <w:pPr>
-              <w:pStyle w:val="Compact"/>
-              <w:jc w:val="left"/>
-            </w:pPr>
-            <w:r>
-              <w:t xml:space="preserve">재고 이동(입고·출고·이송·소진)</w:t>
-            </w:r>
-          </w:p>
-        </w:tc>
-        <w:tc>
-          <w:tcPr/>
-          <w:p>
-            <w:pPr>
-              <w:pStyle w:val="Compact"/>
-              <w:jc w:val="left"/>
-            </w:pPr>
-            <w:r>
-              <w:t xml:space="preserve">사실의 원장</w:t>
-            </w:r>
-          </w:p>
-        </w:tc>
-        <w:tc>
-          <w:tcPr/>
-          <w:p>
-            <w:pPr>
-              <w:pStyle w:val="Compact"/>
-              <w:jc w:val="left"/>
-            </w:pPr>
-            <w:r>
-              <w:t xml:space="preserve">정량 — 실물과의 일치 대상</w:t>
-            </w:r>
-          </w:p>
-        </w:tc>
-      </w:tr>
-      <w:tr>
-        <w:tc>
-          <w:tcPr/>
-          <w:p>
-            <w:pPr>
-              <w:pStyle w:val="Compact"/>
-              <w:jc w:val="left"/>
-            </w:pPr>
-            <w:r>
-              <w:t xml:space="preserve">트랜잭션</w:t>
-            </w:r>
-          </w:p>
-        </w:tc>
-        <w:tc>
-          <w:tcPr/>
-          <w:p>
-            <w:pPr>
-              <w:pStyle w:val="Compact"/>
-              <w:jc w:val="left"/>
-            </w:pPr>
-            <w:r>
-              <w:t xml:space="preserve">로트·시리얼 이력</w:t>
-            </w:r>
-          </w:p>
-        </w:tc>
-        <w:tc>
-          <w:tcPr/>
-          <w:p>
-            <w:pPr>
-              <w:pStyle w:val="Compact"/>
-              <w:jc w:val="left"/>
-            </w:pPr>
-            <w:r>
-              <w:t xml:space="preserve">추적성의 끈</w:t>
-            </w:r>
-          </w:p>
-        </w:tc>
-        <w:tc>
-          <w:tcPr/>
-          <w:p>
-            <w:pPr>
-              <w:pStyle w:val="Compact"/>
-              <w:jc w:val="left"/>
-            </w:pPr>
-            <w:r>
-              <w:t xml:space="preserve">정품 — 어느 물건인가의 증명</w:t>
-            </w:r>
-          </w:p>
-        </w:tc>
-      </w:tr>
-      <w:tr>
-        <w:tc>
-          <w:tcPr/>
-          <w:p>
-            <w:pPr>
-              <w:pStyle w:val="Compact"/>
-              <w:jc w:val="left"/>
-            </w:pPr>
-            <w:r>
-              <w:t xml:space="preserve">트랜잭션</w:t>
-            </w:r>
-          </w:p>
-        </w:tc>
-        <w:tc>
-          <w:tcPr/>
-          <w:p>
-            <w:pPr>
-              <w:pStyle w:val="Compact"/>
-              <w:jc w:val="left"/>
-            </w:pPr>
-            <w:r>
-              <w:t xml:space="preserve">실사·조정 기록</w:t>
-            </w:r>
-          </w:p>
-        </w:tc>
-        <w:tc>
-          <w:tcPr/>
-          <w:p>
-            <w:pPr>
-              <w:pStyle w:val="Compact"/>
-              <w:jc w:val="left"/>
-            </w:pPr>
-            <w:r>
-              <w:t xml:space="preserve">진실 회복의 기록</w:t>
-            </w:r>
-          </w:p>
-        </w:tc>
-        <w:tc>
-          <w:tcPr/>
-          <w:p>
-            <w:pPr>
-              <w:pStyle w:val="Compact"/>
-              <w:jc w:val="left"/>
-            </w:pPr>
-            <w:r>
-              <w:t xml:space="preserve">청소 — 차이의 발견과 제거</w:t>
-            </w:r>
-          </w:p>
-        </w:tc>
-      </w:tr>
-    </w:tbl>
-    <w:bookmarkEnd w:id="86"/>
-    <w:bookmarkStart w:id="87" w:name="정5s의-원형-현장"/>
-    <w:p>
-      <w:pPr>
-        <w:pStyle w:val="Heading3"/>
-      </w:pPr>
-      <w:r>
-        <w:t xml:space="preserve">3정5S의 원형 현장</w:t>
-      </w:r>
-    </w:p>
-    <w:p>
-      <w:pPr>
-        <w:pStyle w:val="FirstParagraph"/>
-      </w:pPr>
-      <w:r>
-        <w:t xml:space="preserve">여기서 잠시 걸음을 멈추고, 이 장이 2부 전체에서 갖는 특별한 지위를 말해야 한다. 창고는 1부 2장에서 정립한 데이터 3정5S 방법론의 원형 현장이다. 다른 모듈에서 3정5S는 은유다. CRM의 파이프라인 단계를 정돈하고 회계의 계정과목을 정리할 때, 우리는 물리 현장의 기법을 데이터에 유추 적용한다. 그러나 창고에서 3정5S는 은유가 아니라 실물이다. 선반에 번지를 달고 바닥에 구획선을 긋는 물리의 정돈과, 위치 마스터에 창고-구역-랙-칸의 계층을 세우는 데이터의 정돈이 같은 대상을 향한 같은 작업의 양면이기 때문이다. 실물 5S와 데이터 5S가 같은 자리에서, 같은 물건을 두고, 같은 날 수행되는 유일한 장소 — 그것이 창고다.</w:t>
-      </w:r>
-    </w:p>
-    <w:p>
-      <w:pPr>
-        <w:pStyle w:val="BodyText"/>
-      </w:pPr>
-      <w:r>
-        <w:t xml:space="preserve">이 동형성은 실무적으로 강력한 함의를 갖는다. 첫째, 정위치의 물리·디지털 통합이다. 원전이</w:t>
-      </w:r>
-      <w:r>
-        <w:t xml:space="preserve"> </w:t>
-      </w:r>
-      <w:r>
-        <w:t xml:space="preserve">“</w:t>
-      </w:r>
-      <w:r>
-        <w:t xml:space="preserve">선반 구획마다 번지를 달아 명시하라</w:t>
-      </w:r>
-      <w:r>
-        <w:t xml:space="preserve">”</w:t>
-      </w:r>
-      <w:r>
-        <w:t xml:space="preserve">고 한 그 번지가, Odoo에서는 위치 마스터의 레코드이자 선반에 붙는 바코드 라벨이다. 실물의 번지와 데이터의 번지가 같은 체계를 쓰는 순간,</w:t>
-      </w:r>
-      <w:r>
-        <w:t xml:space="preserve"> </w:t>
-      </w:r>
-      <w:r>
-        <w:t xml:space="preserve">“</w:t>
-      </w:r>
-      <w:r>
-        <w:t xml:space="preserve">어느 자재든 정해진 장소 이외에는 절대로 두지 않는다</w:t>
-      </w:r>
-      <w:r>
-        <w:t xml:space="preserve">”</w:t>
-      </w:r>
-      <w:r>
-        <w:t xml:space="preserve">는 물리 규칙과</w:t>
-      </w:r>
-      <w:r>
-        <w:t xml:space="preserve"> </w:t>
-      </w:r>
-      <w:r>
-        <w:t xml:space="preserve">“</w:t>
-      </w:r>
-      <w:r>
-        <w:t xml:space="preserve">모든 이동은 출발·도착 위치를 갖는다</w:t>
-      </w:r>
-      <w:r>
-        <w:t xml:space="preserve">”</w:t>
-      </w:r>
-      <w:r>
-        <w:t xml:space="preserve">는 이중 기록 규칙이 하나의 규율로 합쳐진다. 독일 제조기업 ENFIDO가 7,500개 이상의 저장 위치를 디지털화해 창고 이전과 납품 가용성 확보에 성공한 사례(Odoo 공식 사례)는, 위치 체계 정비가 그 자체로 프로젝트급 성과를 낸다는 증거다. 컨설팅에서 나는 위치 체계 설계를 반드시 실물 레이아웃 정비와 한 묶음으로 수행한다. 구획선 없는 바닥에 위치 코드를 부여하는 것은 주소 없는 골목에 우편번호를 붙이는 일이다.</w:t>
-      </w:r>
-    </w:p>
-    <w:p>
-      <w:pPr>
-        <w:pStyle w:val="BodyText"/>
-      </w:pPr>
-      <w:r>
-        <w:t xml:space="preserve">둘째, 재고 정확도는 정량의 핵심 지표다. 데이터의 3정 가운데 정량 — 장부 수량과 실물 수량의 일치 — 이 가장 집중적으로 시험되는 곳이 재고이며, 그 회복과 유지의 도구가 실사다. 도입 시점의 전 품목 실사가 데이터 청소의 대공사라면, 이후의 순환 실사(cycle counting)는</w:t>
-      </w:r>
-      <w:r>
-        <w:t xml:space="preserve"> </w:t>
-      </w:r>
-      <w:r>
-        <w:t xml:space="preserve">“</w:t>
-      </w:r>
-      <w:r>
-        <w:t xml:space="preserve">쓰레기가 나오는 그 자리에서 그때마다 처리하라</w:t>
-      </w:r>
-      <w:r>
-        <w:t xml:space="preserve">”</w:t>
-      </w:r>
-      <w:r>
-        <w:t xml:space="preserve">던 청소의 일상화다. 연말에 전 품목을 한 번 세는 관행 대신, 품목을 중요도로 나누어 A급은 월 1회, B급은 분기 1회, C급은 반기 1회씩 소량씩 상시로 세면, 실사가 연례행사에서 일상 습관 — 5S의 습관화 — 으로 바뀐다. 실사 차이는 단순히 고치고 끝낼 일이 아니라 점검의 신호로 읽어야 한다. 특정 구역에 차이가 몰리면 그 구역의 동선이나 라벨에 미결함이 있다는 뜻이고, 특정 품목에 반복되면 단위 환산이나 검수 절차의 문제라는 뜻이다. 물리 청소가 미화가 아니라 점검이었듯, 데이터 청소도 수정이 아니라 진단이다.</w:t>
-      </w:r>
-    </w:p>
-    <w:p>
-      <w:pPr>
-        <w:pStyle w:val="BodyText"/>
-      </w:pPr>
-      <w:r>
-        <w:t xml:space="preserve">정리 — 빨간 패 작전 — 도 이 현장에서 실물과 데이터가 한 몸으로 수행된다. 물리의 빨간 패가 10년 안 쓴 부재를 선반에서 걷어낼 때, 디지털의 빨간 패는 수불 없는 품목 코드와 죽은 재주문 규칙을 마스터에서 걷어낸다. 장기 체류 재고의 처분 판정회의에 올라가는 일람표는 시스템의 체류 기간 리포트에서 나오고, 처분이 확정된 실물의 폐기와 해당 코드의 보관(archive) 처리가 같은 날 이루어진다. 불필요 재고가 부실자산으로 재무를 오인시키는</w:t>
-      </w:r>
-      <w:r>
-        <w:t xml:space="preserve"> </w:t>
-      </w:r>
-      <w:r>
-        <w:t xml:space="preserve">“</w:t>
-      </w:r>
-      <w:r>
-        <w:t xml:space="preserve">독</w:t>
-      </w:r>
-      <w:r>
-        <w:t xml:space="preserve">”</w:t>
-      </w:r>
-      <w:r>
-        <w:t xml:space="preserve">이라던 원전의 경고는, 재고평가가 회계와 직결된 통합 플랫폼에서 문자 그대로의 의미를 갖는다. 창고의 빨간 패는 대차대조표를 정직하게 만드는 작업이기도 한 것이다.</w:t>
-      </w:r>
-    </w:p>
-    <w:p>
-      <w:pPr>
-        <w:pStyle w:val="BodyText"/>
-      </w:pPr>
-      <w:r>
-        <w:t xml:space="preserve">셋째, 창고는 습관화의 시험대다. 바코드 스캔이라는 발생 시점 입력이 지켜지는가, 정위치 규칙이 바쁜 날에도 유지되는가는 시스템이 아니라 규율의 문제이며, 원전의 가르침대로 경영자의 지속적 관심이 그 규율을 지탱한다. 사장이 월요일 아침 재고 정확도 지표를 자기 눈으로 확인하는 회사의 창고는 깨끗하고, 그렇지 않은 회사의 창고는 형해화한다. 창고에서 3정5S를 각인한 조직은 다른 모듈의 데이터 정비에서도 같은 감각을 발휘한다. 그래서 나는 제조업 컨설팅의 첫 실습 무대로 언제나 창고를 고른다.</w:t>
-      </w:r>
-    </w:p>
-    <w:bookmarkEnd w:id="87"/>
-    <w:bookmarkEnd w:id="88"/>
-    <w:bookmarkStart w:id="89" w:name="눈으로-보는-관리의-적용-현황판에서-동적-보충까지"/>
-    <w:p>
-      <w:pPr>
-        <w:pStyle w:val="Heading2"/>
-      </w:pPr>
-      <w:r>
-        <w:t xml:space="preserve">12.4 눈으로 보는 관리의 적용: 현황판에서 동적 보충까지</w:t>
-      </w:r>
-    </w:p>
-    <w:p>
-      <w:pPr>
-        <w:pStyle w:val="FirstParagraph"/>
-      </w:pPr>
-      <w:r>
-        <w:t xml:space="preserve">1부 3장의 3단계 — 보이는, 말하는, 추론하는 — 를 재고에 적용한다.</w:t>
-      </w:r>
-    </w:p>
-    <w:p>
-      <w:pPr>
-        <w:pStyle w:val="BodyText"/>
-      </w:pPr>
-      <w:r>
-        <w:rPr>
-          <w:bCs/>
-          <w:b/>
-        </w:rPr>
-        <w:t xml:space="preserve">1단계, 보이는 재고.</w:t>
-      </w:r>
-      <w:r>
-        <w:t xml:space="preserve"> </w:t>
-      </w:r>
-      <w:r>
-        <w:t xml:space="preserve">목표는</w:t>
-      </w:r>
-      <w:r>
-        <w:t xml:space="preserve"> </w:t>
-      </w:r>
-      <w:r>
-        <w:t xml:space="preserve">“</w:t>
-      </w:r>
-      <w:r>
-        <w:t xml:space="preserve">무엇이, 어디에, 몇 개 있는가</w:t>
-      </w:r>
-      <w:r>
-        <w:t xml:space="preserve">”</w:t>
-      </w:r>
-      <w:r>
-        <w:t xml:space="preserve">에 시스템이 즉답하는 상태다. 원전이 정돈의 완성형으로 그린 바로 그 문장이 이 단계의 정의라는 사실은 우연이 아니다 — 눈으로 보는 관리는 정돈의 연장이며, 창고는 그 출발점이었다. 품목별 보유·예약·가용 수량, 위치별 적재 현황, 입출고 예정이 실시간 현황판에 뜨고, 영업 담당자는 고객 앞에서 가용 재고를 직접 조회해 납기를 답한다. 원전의 페인트 구획이 ’구획을 초과한 이상’을 한눈에 드러냈듯, 디지털 현황판에서는 최소치를 하회한 품목이 붉게 표시되고 장기 체류 재고가 별도 목록으로 드러난다. 이 단계의 성공 판정은 단순하다.</w:t>
-      </w:r>
-      <w:r>
-        <w:t xml:space="preserve"> </w:t>
-      </w:r>
-      <w:r>
-        <w:t xml:space="preserve">“</w:t>
-      </w:r>
-      <w:r>
-        <w:t xml:space="preserve">이 품목 지금 몇 개 있고 언제 더 들어옵니까</w:t>
-      </w:r>
-      <w:r>
-        <w:t xml:space="preserve">”</w:t>
-      </w:r>
-      <w:r>
-        <w:t xml:space="preserve">라는 질문에 전화 대신 화면으로 답하게 되었는가.</w:t>
-      </w:r>
-    </w:p>
-    <w:p>
-      <w:pPr>
-        <w:pStyle w:val="BodyText"/>
-      </w:pPr>
-      <w:r>
-        <w:rPr>
-          <w:bCs/>
-          <w:b/>
-        </w:rPr>
-        <w:t xml:space="preserve">2단계, 말하는 재고.</w:t>
-      </w:r>
-      <w:r>
-        <w:t xml:space="preserve"> </w:t>
-      </w:r>
-      <w:r>
-        <w:t xml:space="preserve">사람이 화면을 열어 보기를 기다리지 않고 시스템이 먼저 말을 거는 단계다. 재주문점 도달 경보가 기본이고, 그 위에 결품 임박 브리핑이 얹힌다. 현재 가용 재고와 확정 수요(판매 주문·제조 소요), 입고 예정을 대조해</w:t>
-      </w:r>
-      <w:r>
-        <w:t xml:space="preserve"> </w:t>
-      </w:r>
-      <w:r>
-        <w:t xml:space="preserve">“</w:t>
-      </w:r>
-      <w:r>
-        <w:t xml:space="preserve">품목 K-310, 현재 가용 40개, 금주 출고 예정 55개, 입고 예정 없음 — 목요일 결품 예상. 관련 수주는 A사 외 2건</w:t>
-      </w:r>
-      <w:r>
-        <w:t xml:space="preserve">”</w:t>
-      </w:r>
-      <w:r>
-        <w:t xml:space="preserve">이라는 한 문단의 보고가 담당자의 모바일로 간다. 장기 체류 경보도 같은 구조다.</w:t>
-      </w:r>
-      <w:r>
-        <w:t xml:space="preserve"> </w:t>
-      </w:r>
-      <w:r>
-        <w:t xml:space="preserve">“</w:t>
-      </w:r>
-      <w:r>
-        <w:t xml:space="preserve">최근 6개월 수불 없는 품목 34종, 평가액 8,200만 원 — 처분 판정 대상</w:t>
-      </w:r>
-      <w:r>
-        <w:t xml:space="preserve">”</w:t>
-      </w:r>
-      <w:r>
-        <w:t xml:space="preserve">이라는 브리핑은 1부 2장의 빨간 패 작전을 시스템이 상시로 수행하는 것이다. n8n 워크플로가 Odoo의 이벤트를 받아 맥락을 붙이고 LLM이 문장으로 요약하는 구조는 3장에서 본 그대로다.</w:t>
-      </w:r>
-    </w:p>
-    <w:p>
-      <w:pPr>
-        <w:pStyle w:val="BodyText"/>
-      </w:pPr>
-      <w:r>
-        <w:rPr>
-          <w:bCs/>
-          <w:b/>
-        </w:rPr>
-        <w:t xml:space="preserve">3단계, 추론하는 재고.</w:t>
-      </w:r>
-      <w:r>
-        <w:t xml:space="preserve"> </w:t>
-      </w:r>
-      <w:r>
-        <w:t xml:space="preserve">경보의 기준선 자체를 데이터가 갱신하는 단계다. 고정된 재주문점은 계절성과 추세를 모른다. 수요예측 모델이 품목별 수요 분포와 리드타임 변동성을 학습해 안전재고와 재주문점을 주기적으로 다시 계산하고, 그 결과를 재주문 규칙의 파라미터로 환류하면, 같은 서비스 수준을 더 적은 재고로 달성하는 동적 안전재고가 된다. 여기서 안전재고의 고전 이론이 데이터와 만난다. 안전재고는 수요와 리드타임의 불확실성에 대한 버퍼이므로(Silver, Pyke &amp; Peterson, 1998), 불확실성이 측정되면 버퍼는 일률에서 차등으로 진화한다 — 변동이 큰 품목에 두텁게, 안정된 품목에 얇게. 1부 4장에서</w:t>
-      </w:r>
-      <w:r>
-        <w:t xml:space="preserve"> </w:t>
-      </w:r>
-      <w:r>
-        <w:t xml:space="preserve">“</w:t>
-      </w:r>
-      <w:r>
-        <w:t xml:space="preserve">버퍼는 불확실성의 가격이며 데이터는 그 가격을 정확히 매기게 해 준다</w:t>
-      </w:r>
-      <w:r>
-        <w:t xml:space="preserve">”</w:t>
-      </w:r>
-      <w:r>
-        <w:t xml:space="preserve">고 했던 명제의 재고판이다. 추론 단계는 또한 결품의 원인을 역추적한다. 결품이 수요 급증 때문인지, 공급업체 납기 지연 때문인지, 실사 차이(장부가 거짓이었던 경우) 때문인지를 이동 이력과 발주 이력의 그래프에서 분해하면, 대책은 각각 예측 갱신, 공급업체 관리(11장), 실사 강화로 갈라진다.</w:t>
-      </w:r>
-    </w:p>
-    <w:bookmarkEnd w:id="89"/>
-    <w:bookmarkStart w:id="90" w:name="dmaic-루프-시나리오-재고-정확도-회복의-한-사이클"/>
-    <w:p>
-      <w:pPr>
-        <w:pStyle w:val="Heading2"/>
-      </w:pPr>
-      <w:r>
-        <w:t xml:space="preserve">12.5 DMAIC 루프 시나리오: 재고 정확도 회복의 한 사이클</w:t>
-      </w:r>
-    </w:p>
-    <w:p>
-      <w:pPr>
-        <w:pStyle w:val="FirstParagraph"/>
-      </w:pPr>
-      <w:r>
-        <w:t xml:space="preserve">1부 5장의 DMAIC 데이터 루프를 재고의 대표 KPI인 재고 정확도에 적용한 시나리오다. 등장 수치는 예시이되, 구조는 실제 컨설팅의 표준 진행을 따른다.</w:t>
-      </w:r>
-    </w:p>
-    <w:p>
-      <w:pPr>
-        <w:pStyle w:val="BlockText"/>
-      </w:pPr>
-      <w:r>
-        <w:rPr>
-          <w:bCs/>
-          <w:b/>
-        </w:rPr>
-        <w:t xml:space="preserve">사례 — 재고 정확도 DMAIC 일지 (가상의 부품 유통·조립 기업)</w:t>
-      </w:r>
-    </w:p>
-    <w:p>
-      <w:pPr>
-        <w:pStyle w:val="BlockText"/>
-      </w:pPr>
-      <w:r>
-        <w:rPr>
-          <w:bCs/>
-          <w:b/>
-        </w:rPr>
-        <w:t xml:space="preserve">Define.</w:t>
-      </w:r>
-      <w:r>
-        <w:t xml:space="preserve"> </w:t>
-      </w:r>
-      <w:r>
-        <w:t xml:space="preserve">월간 데이터 진단 회의에서 문제가 정의된다. 순환 실사 표본의 수량 일치율이 87%로, 목표 관리선 95%를 밑돈다. 문제 정의문:</w:t>
-      </w:r>
-      <w:r>
-        <w:t xml:space="preserve"> </w:t>
-      </w:r>
-      <w:r>
-        <w:t xml:space="preserve">“</w:t>
-      </w:r>
-      <w:r>
-        <w:t xml:space="preserve">CTQ는 품목·위치 단위의 장부 대 실물 일치율. 범위는 원자재·상품 창고 전 위치. 현재 87%, 목표 95% 이상, 판정 기준은 8주 후 순환 실사 표본의 일치율과 관리 상태 복귀.</w:t>
-      </w:r>
-      <w:r>
-        <w:t xml:space="preserve">”</w:t>
-      </w:r>
-      <w:r>
-        <w:t xml:space="preserve"> </w:t>
-      </w:r>
-      <w:r>
-        <w:t xml:space="preserve">실사 차이로 인한 긴급 발주와 납기 사고가 분기 6건이라는 비용 근거가 첨부된다.</w:t>
-      </w:r>
-    </w:p>
-    <w:p>
-      <w:pPr>
-        <w:pStyle w:val="BlockText"/>
-      </w:pPr>
-      <w:r>
-        <w:rPr>
-          <w:bCs/>
-          <w:b/>
-        </w:rPr>
-        <w:t xml:space="preserve">Measure.</w:t>
-      </w:r>
-      <w:r>
-        <w:t xml:space="preserve"> </w:t>
-      </w:r>
-      <w:r>
-        <w:t xml:space="preserve">최근 12주의 실사 조정 이력 전수와 이동 기록이 분석 대상으로 적재된다. 측정 시스템부터 점검한다 — 실사 자체의 오류(세는 사람의 실수)를 배제하기 위해 차이가 큰 위치는 이중 실사로 재검증한다. 바코드 스캔 누락률이 채널별로 계산된다. 입고 검수는 2%, 피킹은 4%인데 내부 이송은 19% — 이송 작업의 스캔이 습관화되지 않았다는 신호다.</w:t>
-      </w:r>
-    </w:p>
-    <w:p>
-      <w:pPr>
-        <w:pStyle w:val="BlockText"/>
-      </w:pPr>
-      <w:r>
-        <w:rPr>
-          <w:bCs/>
-          <w:b/>
-        </w:rPr>
-        <w:t xml:space="preserve">Analyze.</w:t>
-      </w:r>
-      <w:r>
-        <w:t xml:space="preserve"> </w:t>
-      </w:r>
-      <w:r>
-        <w:t xml:space="preserve">층별 분석 결과 조정 건수의 61%가 특정 구역(소형 부품 랙)과 특정 유형(피킹 후 잔량 반납)에 집중된다. 이동 그래프 역추적으로 패턴이 드러난다 — 주문 취소로 반납된 부품이 스캔 없이 임의 위치에 놓이고, 다음 피킹 때 장부 위치에서 실물이 없어 조정이 발생하는 연쇄다. 여기에 단위 문제가 겹친다. 일부 품목이 박스 단위로 입고되어 낱개 단위로 출고되는데 단위 환산 등록이 없어, 담당자가 암산으로 변환하며 오차가 누적되었다. 원인 확정:</w:t>
-      </w:r>
-      <w:r>
-        <w:t xml:space="preserve"> </w:t>
-      </w:r>
-      <w:r>
-        <w:t xml:space="preserve">“</w:t>
-      </w:r>
-      <w:r>
-        <w:t xml:space="preserve">반납 프로세스의 스캔 부재와 UoM(단위) 마스터의 미정비.</w:t>
-      </w:r>
-      <w:r>
-        <w:t xml:space="preserve">”</w:t>
-      </w:r>
-    </w:p>
-    <w:p>
-      <w:pPr>
-        <w:pStyle w:val="BlockText"/>
-      </w:pPr>
-      <w:r>
-        <w:rPr>
-          <w:bCs/>
-          <w:b/>
-        </w:rPr>
-        <w:t xml:space="preserve">Improve.</w:t>
-      </w:r>
-      <w:r>
-        <w:t xml:space="preserve"> </w:t>
-      </w:r>
-      <w:r>
-        <w:t xml:space="preserve">대책 3안이 비교된다. ①반납 전용 위치 신설과 반납 스캔 의무화(경로 규칙로 강제), ②해당 품목군 UoM 마스터 정비와 박스-낱개 환산 등록, ③소형 부품 랙의 라벨 재정비와 순환 실사 주기 상향(월 1회→격주). 시뮬레이션과 과거 데이터 재생으로 ①+②의 기대 효과가 일치율 +6%p로 평가되고, ③은 유지 장치로 병행 채택된다. 관리자가 승인하되 한 가지를 수정한다 — 반납 위치를 구역별로 두자는 현장 반장의 의견을 반영한다.</w:t>
-      </w:r>
-    </w:p>
-    <w:p>
-      <w:pPr>
-        <w:pStyle w:val="BlockText"/>
-      </w:pPr>
-      <w:r>
-        <w:rPr>
-          <w:bCs/>
-          <w:b/>
-        </w:rPr>
-        <w:t xml:space="preserve">Control.</w:t>
-      </w:r>
-      <w:r>
-        <w:t xml:space="preserve"> </w:t>
-      </w:r>
-      <w:r>
-        <w:t xml:space="preserve">승인안이 시스템 상태로 환류된다. 반납 경로 규칙과 전용 위치가 등록되고, UoM 마스터가 정비되며, 격주 순환 실사 일정이 활동으로 자동 생성된다. 재고 정확도 관리도가 신설되어 주 단위로 갱신되고, 8주 후 일치율 94.8%로 판정 기준에 근접, 12주 후 96.2%로 관리 상태에 복귀한다. 회고 로그에 잔여 과제가 남는다 —</w:t>
-      </w:r>
-      <w:r>
-        <w:t xml:space="preserve"> </w:t>
-      </w:r>
-      <w:r>
-        <w:t xml:space="preserve">“</w:t>
-      </w:r>
-      <w:r>
-        <w:t xml:space="preserve">이송 스캔 누락률 19%의 근본 원인(스캐너 배치)은 다음 회전의 Define 후보.</w:t>
-      </w:r>
-      <w:r>
-        <w:t xml:space="preserve">”</w:t>
-      </w:r>
-    </w:p>
-    <w:p>
-      <w:pPr>
-        <w:pStyle w:val="FirstParagraph"/>
-      </w:pPr>
-      <w:r>
-        <w:t xml:space="preserve">이 사이클에서 주목할 것은 개선의 결과가 문서가 아니라 시스템의 상태 — 경로 규칙, UoM 마스터, 실사 일정 — 로 저장되었다는 점이다. 재고 정확도가 회복되면 그 위의 모든 것이 좋아진다. MRP의 발주가 정확해지고, 영업의 납기 약속이 신뢰를 얻으며, 다음 절의 AI가 학습할 데이터가 참이 된다. 같은 루프를 재고회전율에 적용할 수도 있다. 그 경우 Define은 회전율 하락의 관리도 신호에서 출발하고, Analyze는 ABC-XYZ 격자 위에서 회전을 갉아먹는 품목군 — 대개 과거의 수요를 기준으로 설정된 채 갱신되지 않은 재주문 규칙 — 을 층별하며, Improve는 정책 파라미터의 재계산을, Control은 규칙 갱신 주기의 제도화를 낳는다. 어느 KPI를 고르든 원칙은 같다. 정확도가 먼저고 회전율이 그다음이다 — 거짓 장부의 회전율 개선은 개선이 아니라 우연이기 때문이다.</w:t>
-      </w:r>
-    </w:p>
-    <w:bookmarkEnd w:id="90"/>
-    <w:bookmarkStart w:id="91" w:name="지능형-ai-적용-포인트-3"/>
-    <w:p>
-      <w:pPr>
-        <w:pStyle w:val="Heading2"/>
-      </w:pPr>
-      <w:r>
-        <w:t xml:space="preserve">12.6 지능형 AI 적용 포인트</w:t>
-      </w:r>
-    </w:p>
-    <w:p>
-      <w:pPr>
-        <w:pStyle w:val="FirstParagraph"/>
-      </w:pPr>
-      <w:r>
-        <w:rPr>
-          <w:bCs/>
-          <w:b/>
-        </w:rPr>
-        <w:t xml:space="preserve">ABC-XYZ 자동 분류.</w:t>
-      </w:r>
-      <w:r>
-        <w:t xml:space="preserve"> </w:t>
-      </w:r>
-      <w:r>
-        <w:t xml:space="preserve">금액 기여도(ABC)와 수요 변동성(XYZ)의 격자로 품목을 분류해 관리 강도를 차등화하는 것은 재고 관리의 고전이다. AX(고금액·안정 수요) 품목은 타이트한 자동 보충으로, CZ(저금액·불규칙 수요) 품목은 느슨한 정책 또는 주문 시 조달로 관리한다. 전통적으로 이 분석은 연 1회 엑셀 작업이었지만, 트랜잭션이 단일 데이터베이스에 흐르는 환경에서는 분류가 상시 갱신되는 품목 속성이 된다. 품목이 격자를 이동하면 — 안정 수요였던 품목의 변동성이 커지면 — 시스템이 재고 정책의 재검토를 제안한다. 분류가 보고서가 아니라 정책의 입력이 되는 것이다.</w:t>
-      </w:r>
-    </w:p>
-    <w:p>
-      <w:pPr>
-        <w:pStyle w:val="BodyText"/>
-      </w:pPr>
-      <w:r>
-        <w:rPr>
-          <w:bCs/>
-          <w:b/>
-        </w:rPr>
-        <w:t xml:space="preserve">수요예측 기반 동적 보충.</w:t>
-      </w:r>
-      <w:r>
-        <w:t xml:space="preserve"> </w:t>
-      </w:r>
-      <w:r>
-        <w:t xml:space="preserve">앞 절에서 본 동적 안전재고의 엔진이다. 시계열 모델이 품목군별 수요를 예측하고, frePPLe 같은 계획 부스터가 안전재고 최적화를 계산해 재주문 규칙로 환류한다. 다만 순서를 지켜야 한다. 예측 모델은 참인 수불 실적 위에서만 배울 수 있으므로, 재고 정확도가 관리 상태에 들어온 뒤의 과제다. 서비스 수준과 재고 투자 사이의 트레이드오프 — 결품률을 1%p 낮추는 데 재고가 얼마나 더 필요한가 — 를 품목군별 곡선으로 보여 주는 것이 이 단계의 경영적 가치다.</w:t>
-      </w:r>
-    </w:p>
-    <w:p>
-      <w:pPr>
-        <w:pStyle w:val="BodyText"/>
-      </w:pPr>
-      <w:r>
-        <w:rPr>
-          <w:bCs/>
-          <w:b/>
-        </w:rPr>
-        <w:t xml:space="preserve">이상 탐지와 자연어 질의.</w:t>
-      </w:r>
-      <w:r>
-        <w:t xml:space="preserve"> </w:t>
-      </w:r>
-      <w:r>
-        <w:t xml:space="preserve">실사 차이의 패턴(특정 구역·품목·시간대의 반복)을 학습해 프로세스 결함이나 도난의 신호를 조기에 띄우는 이상 탐지, 그리고 온톨로지 지식그래프 위의 자연어 질의가 서드브레인 확장의 몫이다. 이중 기록의 이동 데이터는 위치와 로트를 노드로, 이동을 엣지로 읽으면 변환 없이 그래프가 되므로, 재고는 지식그래프 적재가 가장 자연스러운 도메인이다. 질의 예시를 들면 이렇다.</w:t>
-      </w:r>
-      <w:r>
-        <w:t xml:space="preserve"> </w:t>
-      </w:r>
-      <w:r>
-        <w:t xml:space="preserve">“</w:t>
-      </w:r>
-      <w:r>
-        <w:t xml:space="preserve">공급업체 A의 3월 입고 로트가 섞인 완제품은 어느 고객에게 나갔는가?</w:t>
-      </w:r>
-      <w:r>
-        <w:t xml:space="preserve">”</w:t>
-      </w:r>
-      <w:r>
-        <w:t xml:space="preserve">(리콜 범위의 정방향 탐색),</w:t>
-      </w:r>
-      <w:r>
-        <w:t xml:space="preserve"> </w:t>
-      </w:r>
-      <w:r>
-        <w:t xml:space="preserve">“</w:t>
-      </w:r>
-      <w:r>
-        <w:t xml:space="preserve">최근 6개월 수불이 없는데 재주문 규칙이 살아 있는 품목은?</w:t>
-      </w:r>
-      <w:r>
-        <w:t xml:space="preserve">”</w:t>
-      </w:r>
-      <w:r>
-        <w:t xml:space="preserve">(죽은 정책의 탐지 — 데이터 정리의 상시화),</w:t>
-      </w:r>
-      <w:r>
-        <w:t xml:space="preserve"> </w:t>
-      </w:r>
-      <w:r>
-        <w:t xml:space="preserve">“</w:t>
-      </w:r>
-      <w:r>
-        <w:t xml:space="preserve">이번 분기 결품 상위 10개 품목의 결품 원인을 수요·공급·정확도로 분해해 달라</w:t>
-      </w:r>
-      <w:r>
-        <w:t xml:space="preserve">”</w:t>
-      </w:r>
-      <w:r>
-        <w:t xml:space="preserve">(원인의 구조적 분해). 세 질의 모두 답의 재료는 이동 기록이며, 기록의 형식이 질문의 상한을 정한다는 이 장 서두의 명제가 여기서 입증된다.</w:t>
-      </w:r>
-    </w:p>
-    <w:bookmarkEnd w:id="91"/>
-    <w:bookmarkStart w:id="95" w:name="컨설팅-가이드-진단-구축-순서-성공-판정"/>
-    <w:p>
-      <w:pPr>
-        <w:pStyle w:val="Heading2"/>
-      </w:pPr>
-      <w:r>
-        <w:t xml:space="preserve">12.7 컨설팅 가이드: 진단, 구축 순서, 성공 판정</w:t>
-      </w:r>
-    </w:p>
-    <w:bookmarkStart w:id="92" w:name="진단-질문-체크리스트-1"/>
-    <w:p>
-      <w:pPr>
-        <w:pStyle w:val="Heading3"/>
-      </w:pPr>
-      <w:r>
-        <w:t xml:space="preserve">진단 질문 체크리스트</w:t>
-      </w:r>
-    </w:p>
-    <w:p>
-      <w:pPr>
-        <w:numPr>
-          <w:ilvl w:val="0"/>
-          <w:numId w:val="1013"/>
-        </w:numPr>
-        <w:pStyle w:val="Compact"/>
-      </w:pPr>
-      <w:r>
-        <w:t xml:space="preserve">장부 재고와 실물 재고의 일치율을 측정해 본 적이 있는가. 최근 실사에서 원인 불명의 차이는 몇 %였는가.</w:t>
-      </w:r>
-    </w:p>
-    <w:p>
-      <w:pPr>
-        <w:numPr>
-          <w:ilvl w:val="0"/>
-          <w:numId w:val="1013"/>
-        </w:numPr>
-        <w:pStyle w:val="Compact"/>
-      </w:pPr>
-      <w:r>
-        <w:t xml:space="preserve">같은 품목이 두 개 이상의 코드로 등록되어 있지 않은가(1부 2장의 볼트 사건 점검).</w:t>
-      </w:r>
-    </w:p>
-    <w:p>
-      <w:pPr>
-        <w:numPr>
-          <w:ilvl w:val="0"/>
-          <w:numId w:val="1013"/>
-        </w:numPr>
-        <w:pStyle w:val="Compact"/>
-      </w:pPr>
-      <w:r>
-        <w:t xml:space="preserve">창고에 위치(번지) 체계가 있는가. 실물 선반의 번지와 시스템의 위치가 일치하는가.</w:t>
-      </w:r>
-    </w:p>
-    <w:p>
-      <w:pPr>
-        <w:numPr>
-          <w:ilvl w:val="0"/>
-          <w:numId w:val="1013"/>
-        </w:numPr>
-        <w:pStyle w:val="Compact"/>
-      </w:pPr>
-      <w:r>
-        <w:t xml:space="preserve">입출고는 발생 시점에 기록되는가, 하루 치를 몰아서 입력하는가.</w:t>
-      </w:r>
-    </w:p>
-    <w:p>
-      <w:pPr>
-        <w:numPr>
-          <w:ilvl w:val="0"/>
-          <w:numId w:val="1013"/>
-        </w:numPr>
-        <w:pStyle w:val="Compact"/>
-      </w:pPr>
-      <w:r>
-        <w:t xml:space="preserve">로트·시리얼 추적이 필요한 품목(규제·리콜 리스크)을 식별했는가. 지금 리콜이 나면 회수 범위를 몇 시간 안에 확정할 수 있는가.</w:t>
-      </w:r>
-    </w:p>
-    <w:p>
-      <w:pPr>
-        <w:numPr>
-          <w:ilvl w:val="0"/>
-          <w:numId w:val="1013"/>
-        </w:numPr>
-        <w:pStyle w:val="Compact"/>
-      </w:pPr>
-      <w:r>
-        <w:t xml:space="preserve">결품과 과잉이 동시에 존재하는가. 장기 체류 재고의 평가액을 알고 있는가.</w:t>
-      </w:r>
-    </w:p>
-    <w:p>
-      <w:pPr>
-        <w:numPr>
-          <w:ilvl w:val="0"/>
-          <w:numId w:val="1013"/>
-        </w:numPr>
-        <w:pStyle w:val="Compact"/>
-      </w:pPr>
-      <w:r>
-        <w:t xml:space="preserve">재고평가 방법이 회계 정책으로 확정되어 있는가. 재고 자산 금액을 월중에 조회할 수 있는가.</w:t>
-      </w:r>
-    </w:p>
-    <w:p>
-      <w:pPr>
-        <w:numPr>
-          <w:ilvl w:val="0"/>
-          <w:numId w:val="1013"/>
-        </w:numPr>
-        <w:pStyle w:val="Compact"/>
-      </w:pPr>
-      <w:r>
-        <w:t xml:space="preserve">피킹·검수·실사에 걸리는 시간을 측정하고 있는가.</w:t>
-      </w:r>
-    </w:p>
-    <w:p>
-      <w:pPr>
-        <w:numPr>
-          <w:ilvl w:val="0"/>
-          <w:numId w:val="1013"/>
-        </w:numPr>
-        <w:pStyle w:val="Compact"/>
-      </w:pPr>
-      <w:r>
-        <w:t xml:space="preserve">영업이 납기를 약속할 때 시스템의 가용 재고를 근거로 하는가, 창고에 전화하는가.</w:t>
-      </w:r>
-    </w:p>
-    <w:p>
-      <w:pPr>
-        <w:numPr>
-          <w:ilvl w:val="0"/>
-          <w:numId w:val="1013"/>
-        </w:numPr>
-        <w:pStyle w:val="Compact"/>
-      </w:pPr>
-      <w:r>
-        <w:t xml:space="preserve">재고 KPI(정확도·회전율·결품률)를 정례 회의에서 보는가. 책임자가 지정되어 있는가.</w:t>
-      </w:r>
-    </w:p>
-    <w:bookmarkEnd w:id="92"/>
-    <w:bookmarkStart w:id="93" w:name="구축-순서-주-단위-1"/>
-    <w:p>
-      <w:pPr>
-        <w:pStyle w:val="Heading3"/>
-      </w:pPr>
-      <w:r>
-        <w:t xml:space="preserve">구축 순서 (주 단위)</w:t>
-      </w:r>
-    </w:p>
-    <w:p>
-      <w:pPr>
-        <w:pStyle w:val="FirstParagraph"/>
-      </w:pPr>
-      <w:r>
-        <w:rPr>
-          <w:bCs/>
-          <w:b/>
-        </w:rPr>
-        <w:t xml:space="preserve">1~2주차, 기준정보와 위치 체계.</w:t>
-      </w:r>
-      <w:r>
-        <w:t xml:space="preserve"> </w:t>
-      </w:r>
-      <w:r>
-        <w:t xml:space="preserve">품목 마스터의 3정5S(중복 코드 통합·보관 처리, 단위 정비)와 위치 체계 설계를 실물 창고 정비와 동시에 수행한다. 선반 번지 라벨 부착과 위치 마스터 등록이 같은 주의 일이다. 추적 수준(무추적/로트/시리얼)과 재고평가 방법을 이 단계에서 확정한다 — 운영 중 변경은 어렵다.</w:t>
-      </w:r>
-    </w:p>
-    <w:p>
-      <w:pPr>
-        <w:pStyle w:val="BodyText"/>
-      </w:pPr>
-      <w:r>
-        <w:rPr>
-          <w:bCs/>
-          <w:b/>
-        </w:rPr>
-        <w:t xml:space="preserve">3~4주차, 기초 실사와 이동 가동.</w:t>
-      </w:r>
-      <w:r>
-        <w:t xml:space="preserve"> </w:t>
-      </w:r>
-      <w:r>
-        <w:t xml:space="preserve">전 품목 실사로 기초 재고를 적재한다. 부정확한 기초 재고는 이중 기록의 장점을 무력화하므로 이 실사에는 타협이 없다. 입고·출고·이송의 기본 흐름을 단순한 1단계 경로로 가동한다. 복잡한 멀티스텝 경로는 개념이 체화된 뒤의 일이다.</w:t>
-      </w:r>
-    </w:p>
-    <w:p>
-      <w:pPr>
-        <w:pStyle w:val="BodyText"/>
-      </w:pPr>
-      <w:r>
-        <w:rPr>
-          <w:bCs/>
-          <w:b/>
-        </w:rPr>
-        <w:t xml:space="preserve">5~8주차, 바코드의 단계적 도입.</w:t>
-      </w:r>
-      <w:r>
-        <w:t xml:space="preserve"> </w:t>
-      </w:r>
-      <w:r>
-        <w:t xml:space="preserve">바코드는 한꺼번에 켜지 않는다. 1부 3장의 POP 배치 전략 — 입구와 출구부터 — 을 창고에 적용한다. 첫째, 입고 검수부터 시작한다. 오류 데이터가 창고로 들어오는 관문을 먼저 막는 것이다. 둘째, 출고 피킹으로 확장한다. 오피킹은 고객에게 직접 노출되는 오류이므로 스캔 검증의 효과가 가장 크다. 셋째, 내부 이송과 실사로 확장한다. 라벨 체계는 처음부터 GS1 호환으로 설계하되(로트·유통기한 인코딩 여부를 업종 요건으로 결정), 바코드 없는 기존 재고는 위치 라벨 스캔으로 보완한다. 각 단계에서 종이 기록을 공식 폐지해 이중 입력을 남기지 않는다.</w:t>
-      </w:r>
-    </w:p>
-    <w:p>
-      <w:pPr>
-        <w:pStyle w:val="BodyText"/>
-      </w:pPr>
-      <w:r>
-        <w:rPr>
-          <w:bCs/>
-          <w:b/>
-        </w:rPr>
-        <w:t xml:space="preserve">9~12주차, 보충 자동화와 눈으로 보는 관리.</w:t>
-      </w:r>
-      <w:r>
-        <w:t xml:space="preserve"> </w:t>
-      </w:r>
-      <w:r>
-        <w:t xml:space="preserve">수불 데이터가 쌓이기 시작하면 A급 품목부터 재주문 규칙을 설정하고, 재고 현황판과 결품 임박·장기 체류 경보(말하는 단계)를 가동한다. 순환 실사 일정을 확정해 습관화 단계에 진입시킨다. 동적 안전재고와 예측 보충(추론하는 단계)은 최소 두 분기의 정확한 실적이 쌓인 뒤의 과제로 예고만 해 둔다.</w:t>
-      </w:r>
-    </w:p>
-    <w:bookmarkEnd w:id="93"/>
-    <w:bookmarkStart w:id="94" w:name="성공-판정과-흔한-실패"/>
-    <w:p>
-      <w:pPr>
-        <w:pStyle w:val="Heading3"/>
-      </w:pPr>
-      <w:r>
-        <w:t xml:space="preserve">성공 판정과 흔한 실패</w:t>
-      </w:r>
-    </w:p>
-    <w:p>
-      <w:pPr>
-        <w:pStyle w:val="FirstParagraph"/>
-      </w:pPr>
-      <w:r>
-        <w:t xml:space="preserve">성공 판정 기준은 세 가지다. 재고 정확도 95% 이상(순환 실사 표본 기준)이 유지되는가. 결품으로 인한 납기 사고와 장기 체류 재고 평가액이 측정되고 감소 추세인가. 영업·생산이 시스템의 가용 재고를 신뢰하고 의사결정에 쓰는가 — 창고에 확인 전화가 사라졌는가.</w:t>
-      </w:r>
-    </w:p>
-    <w:p>
-      <w:pPr>
-        <w:pStyle w:val="BodyText"/>
-      </w:pPr>
-      <w:r>
-        <w:t xml:space="preserve">흔한 실패는 네 가지다. 첫째, 기초 실사 없이 기존 장부 숫자를 그대로 이관하는 것 — 거짓 위에 정밀한 시스템을 세우는 일이며, 가장 흔하고 가장 치명적이다. 둘째, 위치 체계를 실물 정비 없이 데이터로만 만드는 것 — 현장은 곧 시스템을 우회한다. 셋째, 바코드 전면 일제 도입 — 현장 수용성이 무너지고 스캔 누락이 습관이 된다. 넷째, 이중 기록·경로·예약이라는 개념 체계를 교육하지 않고 설정만 켜는 것 — 개념을 이해하지 못한 채 만진 설정은 이동 문서를 꼬이게 하며, 이는 커뮤니티에서 가장 자주 목격되는 초심자 실패 유형이다.</w:t>
-      </w:r>
-    </w:p>
-    <w:bookmarkEnd w:id="94"/>
-    <w:bookmarkEnd w:id="95"/>
-    <w:bookmarkStart w:id="96" w:name="정직한-평가-wms를-겸하는-erp-재고의-자리"/>
-    <w:p>
-      <w:pPr>
-        <w:pStyle w:val="Heading2"/>
-      </w:pPr>
-      <w:r>
-        <w:t xml:space="preserve">12.8 정직한 평가: WMS를 겸하는 ERP 재고의 자리</w:t>
-      </w:r>
-    </w:p>
-    <w:p>
-      <w:pPr>
-        <w:pStyle w:val="FirstParagraph"/>
-      </w:pPr>
-      <w:r>
-        <w:rPr>
-          <w:bCs/>
-          <w:b/>
-        </w:rPr>
-        <w:t xml:space="preserve">장점.</w:t>
-      </w:r>
-      <w:r>
-        <w:t xml:space="preserve"> </w:t>
-      </w:r>
-      <w:r>
-        <w:t xml:space="preserve">첫째, 이중 기록이 보장하는 데이터 무결성이다. 설명 불가능한 재고 차이가 구조적으로 제거되고, 장부에 대한 신뢰가 발주·생산·납기 약속의 기반이 된다. 둘째, 판매·구매·제조·회계와의 네이티브 통합이다. 별도 WMS 도입 시 반드시 발생하는 인터페이스 구축과 동기화 시차가 원천적으로 없으며, 보충 판단에 미래 수요와 미래 공급이 실시간 반영된다. 셋째, 피킹 전략·경로 규칙 같은 중급 이상의 물류 기법을 설정 변경만으로 실험할 수 있다. 최대 30%의 피킹 효율(Odoo 공식 소개자료)은 소프트웨어가 주는 수치가 아니라 자기 창고의 주문 프로파일을 측정하며 전략을 실험한 기업이 얻는 수치라는 점을 다시 강조한다. 넷째, 바코드·GS1·오프라인 스캔이 기본 포함되어 중소기업이 감당 가능한 비용으로 종이 없는 창고에 접근한다.</w:t>
-      </w:r>
-    </w:p>
-    <w:p>
-      <w:pPr>
-        <w:pStyle w:val="BodyText"/>
-      </w:pPr>
-      <w:r>
-        <w:rPr>
-          <w:bCs/>
-          <w:b/>
-        </w:rPr>
-        <w:t xml:space="preserve">단점과 한계.</w:t>
-      </w:r>
-      <w:r>
-        <w:t xml:space="preserve"> </w:t>
-      </w:r>
-      <w:r>
-        <w:t xml:space="preserve">전문 WMS와 견주면 경계가 분명하다. 하루 수만 건 이상의 피킹을 처리하는 대형 물류센터급 운영에는 Manhattan Associates, Blue Yonder 같은 전문 WMS가 필요하다는 평가가 일반적이다(ERP Research, 2026). 자동창고(AS/RS)·소터·AGV 같은 자동화 설비와의 실시간 제어 연동은 표준 범위 밖이고, 작업자별 생산성 표준과 작업 할당 최적화 같은 노동력 관리 기능은 없으며, 풋어웨이 규칙은 사람이 정한 규칙을 집행할 뿐 주문 패턴 분석으로 품목 배치를 최적화하는 슬로팅은 제공하지 않는다. 순환 실사 지원도 기본 수준이어서 대규모 운영에서는 보완이 필요하다.</w:t>
-      </w:r>
-    </w:p>
-    <w:p>
-      <w:pPr>
-        <w:pStyle w:val="BodyText"/>
-      </w:pPr>
-      <w:r>
-        <w:t xml:space="preserve">개념 체계의 학습 곡선도 정직하게 말해 두어야 한다. 이중 기록·가상 위치·경로·예약은 우아한 만큼 낯선 개념이어서, 단식 장부에 익숙한 담당자가 개념 이해 없이 운영하면 시스템은 오히려 혼란의 증폭기가 된다. 도입 교육의 절반은 화면 조작이 아니라 개념 — 왜 모든 변동이 이동인가, 가용 수량과 보유 수량은 왜 다른가 — 에 할애되어야 한다.</w:t>
-      </w:r>
-    </w:p>
-    <w:p>
-      <w:pPr>
-        <w:pStyle w:val="BodyText"/>
-      </w:pPr>
-      <w:r>
-        <w:rPr>
-          <w:bCs/>
-          <w:b/>
-        </w:rPr>
-        <w:t xml:space="preserve">도입 판단.</w:t>
-      </w:r>
-      <w:r>
-        <w:t xml:space="preserve"> </w:t>
-      </w:r>
-      <w:r>
-        <w:t xml:space="preserve">요컨대 Odoo 재고는</w:t>
-      </w:r>
-      <w:r>
-        <w:t xml:space="preserve"> </w:t>
-      </w:r>
-      <w:r>
-        <w:t xml:space="preserve">“</w:t>
-      </w:r>
-      <w:r>
-        <w:t xml:space="preserve">WMS를 겸하는 ERP 재고</w:t>
-      </w:r>
-      <w:r>
-        <w:t xml:space="preserve">”</w:t>
-      </w:r>
-      <w:r>
-        <w:t xml:space="preserve">이지 전문 WMS가 아니다. 이 책의 대상인 중소·중견 규모에서 이 한계가 실제 제약이 되는 경우는 드물지만, 물류가 본업인 풀필먼트 사업자라면 성장 단계에 따른 전문 WMS 병행의 임계점을 미리 정의해 두어야 한다. 국내 환경에서는 3PL에 창고를 위탁하고 Odoo가 재고의 회계적 진실과 판매·구매 연동을 쥔 채 3PL WMS와 입출고 지시·실적을 API로 주고받는 분업, 그리고 복수 오픈마켓의 주문·재고 동기화를 n8n 워크플로로 연동하는 구성(16장)이 현실적이다. 어느 구성이든 원칙은 하나다. 재고의 단일 진실은 Odoo에 두고, 채널과 현장은 그 진실의 입출력 단자로 삼는다.</w:t>
-      </w:r>
-    </w:p>
-    <w:bookmarkEnd w:id="96"/>
-    <w:bookmarkStart w:id="97" w:name="핵심-요약-4"/>
-    <w:p>
-      <w:pPr>
-        <w:pStyle w:val="Heading2"/>
-      </w:pPr>
-      <w:r>
-        <w:t xml:space="preserve">핵심 요약</w:t>
-      </w:r>
-    </w:p>
-    <w:p>
-      <w:pPr>
-        <w:numPr>
-          <w:ilvl w:val="0"/>
-          <w:numId w:val="1014"/>
-        </w:numPr>
-        <w:pStyle w:val="Compact"/>
-      </w:pPr>
-      <w:r>
-        <w:t xml:space="preserve">재고 모듈의 경영 질문은</w:t>
-      </w:r>
-      <w:r>
-        <w:t xml:space="preserve"> </w:t>
-      </w:r>
-      <w:r>
-        <w:t xml:space="preserve">“</w:t>
-      </w:r>
-      <w:r>
-        <w:t xml:space="preserve">재고는 진실한가</w:t>
-      </w:r>
-      <w:r>
-        <w:t xml:space="preserve">”</w:t>
-      </w:r>
-      <w:r>
-        <w:t xml:space="preserve">가 먼저고</w:t>
-      </w:r>
-      <w:r>
-        <w:t xml:space="preserve"> </w:t>
-      </w:r>
-      <w:r>
-        <w:t xml:space="preserve">“</w:t>
-      </w:r>
-      <w:r>
-        <w:t xml:space="preserve">결품과 과잉 사이 최적점</w:t>
-      </w:r>
-      <w:r>
-        <w:t xml:space="preserve">”</w:t>
-      </w:r>
-      <w:r>
-        <w:t xml:space="preserve">이 그다음이다. 장부가 실물과 다른 회사에서는 어떤 최적화도 성립하지 않는다. 담당 KPI는 재고 정확도·회전율·결품률·피킹 시간이다.</w:t>
-      </w:r>
-    </w:p>
-    <w:p>
-      <w:pPr>
-        <w:numPr>
-          <w:ilvl w:val="0"/>
-          <w:numId w:val="1014"/>
-        </w:numPr>
-        <w:pStyle w:val="Compact"/>
-      </w:pPr>
-      <w:r>
-        <w:t xml:space="preserve">기능의 핵심은 이중 기록이다. 모든 재고 변동을 출발·도착 위치 간 이동으로 기록해 설명 불가능한 차이를 구조적으로 제거하며, 로트·시리얼 추적, GS1 바코드(오프라인 스캔), 피킹 전략(최대 30% 효율), 예약, 경로 규칙, 재고평가(계속기록법·FIFO/AVCO/표준원가)가 그 위에 선다(Odoo 공식 소개자료).</w:t>
-      </w:r>
-    </w:p>
-    <w:p>
-      <w:pPr>
-        <w:numPr>
-          <w:ilvl w:val="0"/>
-          <w:numId w:val="1014"/>
-        </w:numPr>
-        <w:pStyle w:val="Compact"/>
-      </w:pPr>
-      <w:r>
-        <w:t xml:space="preserve">창고는 데이터 3정5S의 원형 현장이다. 위치 체계는 정위치의 물리·디지털 통합이고, 재고 정확도는 정량의 핵심 지표이며, 순환 실사는 청소의 일상화다. 실물 5S와 데이터 5S가 같은 자리에서 만나는 유일한 장소이므로, 3정5S 정착의 첫 실습 무대로 삼는다.</w:t>
-      </w:r>
-    </w:p>
-    <w:p>
-      <w:pPr>
-        <w:numPr>
-          <w:ilvl w:val="0"/>
-          <w:numId w:val="1014"/>
-        </w:numPr>
-        <w:pStyle w:val="Compact"/>
-      </w:pPr>
-      <w:r>
-        <w:t xml:space="preserve">눈으로 보는 관리 3단계: 보이는(실시간 재고 현황판·가용 재고 즉답) → 말하는(재주문점 경보, 결품 임박·장기 체류 브리핑 = 상시 빨간 패 작전) → 추론하는(수요예측 기반 동적 안전재고, 결품 원인의 구조적 분해).</w:t>
-      </w:r>
-    </w:p>
-    <w:p>
-      <w:pPr>
-        <w:numPr>
-          <w:ilvl w:val="0"/>
-          <w:numId w:val="1014"/>
-        </w:numPr>
-        <w:pStyle w:val="Compact"/>
-      </w:pPr>
-      <w:r>
-        <w:t xml:space="preserve">DMAIC 시나리오는 재고 정확도 회복의 한 사이클을 보인다. 스캔 누락과 UoM 미정비라는 원인을 층별·그래프 분석으로 확정하고, 대책을 경로 규칙과 마스터의 상태로 환류하며, 관리도로 유지한다.</w:t>
-      </w:r>
-    </w:p>
-    <w:p>
-      <w:pPr>
-        <w:numPr>
-          <w:ilvl w:val="0"/>
-          <w:numId w:val="1014"/>
-        </w:numPr>
-        <w:pStyle w:val="Compact"/>
-      </w:pPr>
-      <w:r>
-        <w:t xml:space="preserve">AI 적용의 축은 ABC-XYZ 상시 분류, 수요예측 기반 동적 보충(재고 정확도 확보가 선행 조건), 실사 차이 이상 탐지, 이동 그래프 위의 자연어 질의다.</w:t>
-      </w:r>
-    </w:p>
-    <w:p>
-      <w:pPr>
-        <w:numPr>
-          <w:ilvl w:val="0"/>
-          <w:numId w:val="1014"/>
-        </w:numPr>
-        <w:pStyle w:val="Compact"/>
-      </w:pPr>
-      <w:r>
-        <w:t xml:space="preserve">구축 순서는 기준정보·위치 체계(실물과 동시) → 기초 실사 → 바코드 단계 도입(입고→피킹→이송·실사) → 보충 자동화·경보의 12주 로드맵이다. 흔한 실패는 기초 실사 생략, 실물 없는 위치 체계, 바코드 일제 도입, 개념 교육 생략이다.</w:t>
-      </w:r>
-    </w:p>
-    <w:p>
-      <w:pPr>
-        <w:numPr>
-          <w:ilvl w:val="0"/>
-          <w:numId w:val="1014"/>
-        </w:numPr>
-        <w:pStyle w:val="Compact"/>
-      </w:pPr>
-      <w:r>
-        <w:t xml:space="preserve">정직한 평가: Odoo 재고는 WMS를 겸하는 ERP 재고다. 초고물동·자동화 설비·슬로팅·노동력 관리는 전문 WMS의 영역이며(ERP Research, 2026), 중소·중견 규모에서는 통합의 이점이 그 한계를 압도한다.</w:t>
-      </w:r>
-    </w:p>
-    <w:bookmarkEnd w:id="97"/>
-    <w:bookmarkStart w:id="98" w:name="이-장의-참고문헌-4"/>
-    <w:p>
-      <w:pPr>
-        <w:pStyle w:val="Heading2"/>
-      </w:pPr>
-      <w:r>
-        <w:t xml:space="preserve">이 장의 참고문헌</w:t>
-      </w:r>
-    </w:p>
-    <w:p>
-      <w:pPr>
-        <w:numPr>
-          <w:ilvl w:val="0"/>
-          <w:numId w:val="1015"/>
-        </w:numPr>
-        <w:pStyle w:val="Compact"/>
-      </w:pPr>
-      <w:r>
-        <w:t xml:space="preserve">Odoo 공식 소개자료 (2026). 『Odoo 모듈 소개』 세미나 자료, 재고 관리 모듈.</w:t>
-      </w:r>
-    </w:p>
-    <w:p>
-      <w:pPr>
-        <w:numPr>
-          <w:ilvl w:val="0"/>
-          <w:numId w:val="1015"/>
-        </w:numPr>
-        <w:pStyle w:val="Compact"/>
-      </w:pPr>
-      <w:r>
-        <w:t xml:space="preserve">일본 생산관리 고전, 『다품종소량·수주생산의 생산관리』 (저자 소장 번역본) — 정돈·번지·눈으로 보는 관리 관련 인용.</w:t>
-      </w:r>
-    </w:p>
-    <w:p>
-      <w:pPr>
-        <w:numPr>
-          <w:ilvl w:val="0"/>
-          <w:numId w:val="1015"/>
-        </w:numPr>
-        <w:pStyle w:val="Compact"/>
-      </w:pPr>
-      <w:r>
-        <w:t xml:space="preserve">de Koster, R., Le-Duc, T., &amp; Roodbergen, K. J. (2007). Design and Control of Warehouse Order Picking: A Literature Review.</w:t>
-      </w:r>
-      <w:r>
-        <w:t xml:space="preserve"> </w:t>
-      </w:r>
-      <w:r>
-        <w:rPr>
-          <w:iCs/>
-          <w:i/>
-        </w:rPr>
-        <w:t xml:space="preserve">European Journal of Operational Research</w:t>
-      </w:r>
-      <w:r>
-        <w:t xml:space="preserve">, 182(2), 481–501.</w:t>
-      </w:r>
-    </w:p>
-    <w:p>
-      <w:pPr>
-        <w:numPr>
-          <w:ilvl w:val="0"/>
-          <w:numId w:val="1015"/>
-        </w:numPr>
-        <w:pStyle w:val="Compact"/>
-      </w:pPr>
-      <w:r>
-        <w:t xml:space="preserve">Silver, E. A., Pyke, D. F., &amp; Peterson, R. (1998).</w:t>
-      </w:r>
-      <w:r>
-        <w:t xml:space="preserve"> </w:t>
-      </w:r>
-      <w:r>
-        <w:rPr>
-          <w:iCs/>
-          <w:i/>
-        </w:rPr>
-        <w:t xml:space="preserve">Inventory Management and Production Planning and Scheduling</w:t>
-      </w:r>
-      <w:r>
-        <w:t xml:space="preserve"> </w:t>
-      </w:r>
-      <w:r>
-        <w:t xml:space="preserve">(3rd ed.). Wiley.</w:t>
-      </w:r>
-    </w:p>
-    <w:p>
-      <w:pPr>
-        <w:numPr>
-          <w:ilvl w:val="0"/>
-          <w:numId w:val="1015"/>
-        </w:numPr>
-        <w:pStyle w:val="Compact"/>
-      </w:pPr>
-      <w:r>
-        <w:t xml:space="preserve">ERP Research (2026).</w:t>
-      </w:r>
-      <w:r>
-        <w:t xml:space="preserve"> </w:t>
-      </w:r>
-      <w:r>
-        <w:t xml:space="preserve">“</w:t>
-      </w:r>
-      <w:r>
-        <w:t xml:space="preserve">Odoo Warehouse Management: Capabilities &amp; Review</w:t>
-      </w:r>
-      <w:r>
-        <w:t xml:space="preserve">”</w:t>
-      </w:r>
-      <w:r>
-        <w:t xml:space="preserve">. https://www.erpresearch.com/erp/odoo/warehouse-management</w:t>
-      </w:r>
-    </w:p>
-    <w:p>
-      <w:pPr>
-        <w:numPr>
-          <w:ilvl w:val="0"/>
-          <w:numId w:val="1015"/>
-        </w:numPr>
-        <w:pStyle w:val="Compact"/>
-      </w:pPr>
-      <w:r>
-        <w:t xml:space="preserve">Odoo S.A. — 고객 사례: ENFIDO GmbH(7,500개 저장 위치 디지털화), CET Marketing &amp; Distribution(시리얼·QR 추적). https://www.odoo.com/blog/customer-reviews-6</w:t>
-      </w:r>
-    </w:p>
-    <w:p>
-      <w:pPr>
-        <w:numPr>
-          <w:ilvl w:val="0"/>
-          <w:numId w:val="1015"/>
-        </w:numPr>
-        <w:pStyle w:val="Compact"/>
-      </w:pPr>
-      <w:r>
-        <w:t xml:space="preserve">Odoo S.A. (2026).</w:t>
-      </w:r>
-      <w:r>
-        <w:t xml:space="preserve"> </w:t>
-      </w:r>
-      <w:r>
-        <w:t xml:space="preserve">“</w:t>
-      </w:r>
-      <w:r>
-        <w:t xml:space="preserve">Inventory — Odoo Documentation</w:t>
-      </w:r>
-      <w:r>
-        <w:t xml:space="preserve">”</w:t>
-      </w:r>
-      <w:r>
-        <w:t xml:space="preserve">. https://www.odoo.com/documentation/</w:t>
-      </w:r>
-    </w:p>
-    <w:p>
-      <w:pPr>
-        <w:numPr>
-          <w:ilvl w:val="0"/>
-          <w:numId w:val="1015"/>
-        </w:numPr>
-        <w:pStyle w:val="Compact"/>
-      </w:pPr>
-      <w:r>
-        <w:t xml:space="preserve">이 책 1부 2장(데이터 3정5S)·3장(눈으로 보는 관리·POP)·4장(정미소요량과 재고 정확도)·5장(DMAIC 데이터 루프), 2부 11장(매입)·14장(회계)·16장(확장 부스터).</w:t>
-      </w:r>
-    </w:p>
-    <w:bookmarkEnd w:id="98"/>
-    <w:bookmarkEnd w:id="99"/>
-    <w:bookmarkStart w:id="118" w:name="제13장.-제조-관리-생산의-컨설팅"/>
-    <w:p>
-      <w:pPr>
-        <w:pStyle w:val="Heading1"/>
-      </w:pPr>
-      <w:r>
-        <w:t xml:space="preserve">제13장. 제조 관리: 생산의 컨설팅</w:t>
-      </w:r>
-    </w:p>
-    <w:p>
-      <w:pPr>
-        <w:pStyle w:val="BlockText"/>
-      </w:pPr>
-      <w:r>
-        <w:t xml:space="preserve">“</w:t>
-      </w:r>
-      <w:r>
-        <w:t xml:space="preserve">제조 현장에서는 1분 1초가 곧 경쟁력입니다. Odoo 도입 후, 이전에는 상상할 수 없었던 막대한 시간과 비용을 절약하며 생산성을 혁신하고 있습니다.</w:t>
-      </w:r>
-      <w:r>
-        <w:t xml:space="preserve">”</w:t>
-      </w:r>
-      <w:r>
-        <w:t xml:space="preserve"> </w:t>
-      </w:r>
-      <w:r>
-        <w:t xml:space="preserve">— Huabing Liu, 자동차 제조업체 IT 운영 팀장 (Odoo 공식 소개자료)</w:t>
-      </w:r>
-    </w:p>
-    <w:bookmarkStart w:id="100" w:name="경영의-질문-납기-병목-그리고-원가의-진실"/>
-    <w:p>
-      <w:pPr>
-        <w:pStyle w:val="Heading2"/>
-      </w:pPr>
-      <w:r>
-        <w:t xml:space="preserve">13.1 경영의 질문: 납기, 병목, 그리고 원가의 진실</w:t>
-      </w:r>
-    </w:p>
-    <w:p>
-      <w:pPr>
-        <w:pStyle w:val="FirstParagraph"/>
-      </w:pPr>
-      <w:r>
-        <w:t xml:space="preserve">공장 진단의 첫날, 나는 사장에게 세 가지 질문을 던지는 것으로 시작한다. 첫째,</w:t>
-      </w:r>
-      <w:r>
-        <w:t xml:space="preserve"> </w:t>
-      </w:r>
-      <w:r>
-        <w:t xml:space="preserve">“</w:t>
-      </w:r>
-      <w:r>
-        <w:t xml:space="preserve">다음 주 납기가 걸린 주문 가운데 지금 위험한 것은 몇 건입니까?</w:t>
-      </w:r>
-      <w:r>
-        <w:t xml:space="preserve">”</w:t>
-      </w:r>
-      <w:r>
-        <w:t xml:space="preserve"> </w:t>
-      </w:r>
-      <w:r>
-        <w:t xml:space="preserve">둘째,</w:t>
-      </w:r>
-      <w:r>
-        <w:t xml:space="preserve"> </w:t>
-      </w:r>
-      <w:r>
-        <w:t xml:space="preserve">“</w:t>
-      </w:r>
-      <w:r>
-        <w:t xml:space="preserve">지금 이 공장의 병목 공정은 어디입니까?</w:t>
-      </w:r>
-      <w:r>
-        <w:t xml:space="preserve">”</w:t>
-      </w:r>
-      <w:r>
-        <w:t xml:space="preserve"> </w:t>
-      </w:r>
-      <w:r>
-        <w:t xml:space="preserve">셋째,</w:t>
-      </w:r>
-      <w:r>
-        <w:t xml:space="preserve"> </w:t>
-      </w:r>
-      <w:r>
-        <w:t xml:space="preserve">“</w:t>
-      </w:r>
-      <w:r>
-        <w:t xml:space="preserve">지난달 가장 남는 제품과 가장 밑지는 제품은 무엇이었습니까?</w:t>
-      </w:r>
-      <w:r>
-        <w:t xml:space="preserve">”</w:t>
-      </w:r>
-      <w:r>
-        <w:t xml:space="preserve"> </w:t>
-      </w:r>
-      <w:r>
-        <w:t xml:space="preserve">어느 도금가공 기업에서 이 질문을 던졌을 때, 사장은 세 질문 모두에</w:t>
-      </w:r>
-      <w:r>
-        <w:t xml:space="preserve"> </w:t>
-      </w:r>
-      <w:r>
-        <w:t xml:space="preserve">“</w:t>
-      </w:r>
-      <w:r>
-        <w:t xml:space="preserve">공장장에게 물어봐야 한다</w:t>
-      </w:r>
-      <w:r>
-        <w:t xml:space="preserve">”</w:t>
-      </w:r>
-      <w:r>
-        <w:t xml:space="preserve">고 답했고, 호출된 공장장은 첫 질문에 수첩을 꺼냈으며, 둘째 질문에</w:t>
-      </w:r>
-      <w:r>
-        <w:t xml:space="preserve"> </w:t>
-      </w:r>
-      <w:r>
-        <w:t xml:space="preserve">“</w:t>
-      </w:r>
-      <w:r>
-        <w:t xml:space="preserve">그때그때 다르다</w:t>
-      </w:r>
-      <w:r>
-        <w:t xml:space="preserve">”</w:t>
-      </w:r>
-      <w:r>
-        <w:t xml:space="preserve">고 답했고, 셋째 질문에는</w:t>
-      </w:r>
-      <w:r>
-        <w:t xml:space="preserve"> </w:t>
-      </w:r>
-      <w:r>
-        <w:t xml:space="preserve">“</w:t>
-      </w:r>
-      <w:r>
-        <w:t xml:space="preserve">그건 경리가 월말에 뽑는다</w:t>
-      </w:r>
-      <w:r>
-        <w:t xml:space="preserve">”</w:t>
-      </w:r>
-      <w:r>
-        <w:t xml:space="preserve">고 답했다. 세 사람 모두 성실했고, ERP도 있었다. 그러나 계획은 공장장의 수첩에, 실적은 종이 일보에, 원가는 월말의 엑셀에 있었다. 계획-실행-품질-설비-원가가 다섯 개의 섬으로 존재하는 것 — 이것이 한국 중소 제조 현장의 표준 병리다.</w:t>
-      </w:r>
-    </w:p>
-    <w:p>
-      <w:pPr>
-        <w:pStyle w:val="BodyText"/>
-      </w:pPr>
-      <w:r>
-        <w:t xml:space="preserve">제조 관리 모듈이 답해야 할 경영의 질문은 이 세 가지의 정식화다. 첫째, 납기를 지킬 수 있는가 — 지금 수주하는 주문의 납기를 무엇을 근거로 약속하며, 이미 받은 주문의 지연 위험을 언제 아는가. 둘째, 병목은 어디인가 — 공장 전체의 산출을 결정하는 제약 공정을 식별하고 있는가, 그 병목은 제품 믹스가 바뀔 때 어디로 이동하는가. 셋째, 원가는 정확한가 — 제품별·주문별 실제 원가를 언제 아는가, 월말인가 실시간인가. 이 질문들의 KPI가 납기준수율, 제조 리드타임, 워크센터 가동률과 OEE(설비종합효율), 그리고 제품별 실제 원가와 표준원가 차이다.</w:t>
-      </w:r>
-    </w:p>
-    <w:p>
-      <w:pPr>
-        <w:pStyle w:val="BodyText"/>
-      </w:pPr>
-      <w:r>
-        <w:t xml:space="preserve">1부에서 이 질문들의 방법론은 이미 정립되었다. 3장은 관리판과 POP로 실행의 가시화를, 4장은 부품전개와 일정계획으로 계획의 체계를, 5장은 DMAIC 루프로 개선의 회전을, 7장은 공정편성과 디지털 트윈으로 구조의 재구축을 다뤘다. 이 장은 그 방법론들이 Odoo 제조 관리라는 하나의 모듈 위에서 어떻게 실장되는지를 다룬다. 2부의 모듈 장 가운데 1부와의 결선이 가장 굵은 장이다.</w:t>
-      </w:r>
-    </w:p>
-    <w:bookmarkEnd w:id="100"/>
-    <w:bookmarkStart w:id="101" w:name="기능-해부-계획에서-실행-품질에서-원가까지"/>
-    <w:p>
-      <w:pPr>
-        <w:pStyle w:val="Heading2"/>
-      </w:pPr>
-      <w:r>
-        <w:t xml:space="preserve">13.2 기능 해부: 계획에서 실행, 품질에서 원가까지</w:t>
-      </w:r>
-    </w:p>
-    <w:p>
-      <w:pPr>
-        <w:pStyle w:val="FirstParagraph"/>
-      </w:pPr>
-      <w:r>
-        <w:t xml:space="preserve">제조 IT의 국제 표준 참조 모델 ISA-95는 기업 시스템을 계층으로 나눈다. 레벨 4의 ERP가 주 단위 계획과 원가를, 레벨 3의 MES(제조실행시스템)가 시간·분 단위의 작업 지시와 실적을, 그 아래 제어 계층(PLC/SCADA)이 설비를 다룬다. 전통적 구축은 계층마다 별도 솔루션을 세우고 인터페이스로 잇지만, 중소기업에서 이 방식은 인터페이스 비용과 데이터 시차라는 두 벽에 부딪힌다. Odoo 제조 관리의 철학은 이 계층 구분을 단일 데이터베이스 안으로 접어 넣는 것이다. 공식 소개자료의 표현으로</w:t>
-      </w:r>
-      <w:r>
-        <w:t xml:space="preserve"> </w:t>
-      </w:r>
-      <w:r>
-        <w:t xml:space="preserve">“</w:t>
-      </w:r>
-      <w:r>
-        <w:t xml:space="preserve">생산 계획부터 작업 현장 제어, 품질 관리, 유지보수까지 모든 제조 공정을 하나로 통합한 올인원 솔루션</w:t>
-      </w:r>
-      <w:r>
-        <w:t xml:space="preserve">”</w:t>
-      </w:r>
-      <w:r>
-        <w:t xml:space="preserve">이며, 태블릿에서 작업자가 완료를 누르는 순간 재공·자재 소진·노무비·원가·납기 예측이 동시에 갱신된다.</w:t>
-      </w:r>
-    </w:p>
-    <w:p>
-      <w:pPr>
-        <w:pStyle w:val="BodyText"/>
-      </w:pPr>
-      <w:r>
-        <w:rPr>
-          <w:bCs/>
-          <w:b/>
-        </w:rPr>
-        <w:t xml:space="preserve">BOM과 MRP — 4장의 직계.</w:t>
-      </w:r>
-      <w:r>
-        <w:t xml:space="preserve"> </w:t>
-      </w:r>
-      <w:r>
-        <w:t xml:space="preserve">자재명세서(BOM)는 1부 4장에서 본 구조형 부품표의 직역이다. 다단계 BOM(반제품 중첩), 키트, 제품 변형별 분기를 지원하며, 특기할 것은 부산물 처리다 —</w:t>
-      </w:r>
-      <w:r>
-        <w:t xml:space="preserve"> </w:t>
-      </w:r>
-      <w:r>
-        <w:t xml:space="preserve">“</w:t>
-      </w:r>
-      <w:r>
-        <w:t xml:space="preserve">부산물을 자재명세서에 통합하여 잔여 제품을 생산</w:t>
-      </w:r>
-      <w:r>
-        <w:t xml:space="preserve">”</w:t>
-      </w:r>
-      <w:r>
-        <w:t xml:space="preserve">(Odoo 공식 소개자료)하므로 수율과 잔재가 원가 변수인 업종에서 실질적이다. MRP 엔진은 판매 주문과 MPS로부터 소요를 전개하고 재고·발주 잔량을 공제해 제조 주문과 구매 제안을 생성한다 — 원전 시대에 연필과 계산기로 하던 부품전개·정미소요량 계산이 매일 밤 자동으로 도는 것이다. 4장에서 정리한 제번·추번의 지혜도 그대로 이식된다. 제조 주문 번호와 로트/시리얼, 분석 계정이 제번의 세 기능(진척·이력·원가의 끈)을 나누어 맡고, 공통 부품은 재주문 규칙과 MTS 라우트로 추번적 세계에서 돌며, 고객 사양품은 MTO 라우트의 제번적 세계에서 수주와 끈이 붙는다.</w:t>
-      </w:r>
-    </w:p>
-    <w:p>
-      <w:pPr>
-        <w:pStyle w:val="BodyText"/>
-      </w:pPr>
-      <w:r>
-        <w:rPr>
-          <w:bCs/>
-          <w:b/>
-        </w:rPr>
-        <w:t xml:space="preserve">MPS와 S&amp;OP.</w:t>
-      </w:r>
-      <w:r>
-        <w:t xml:space="preserve"> </w:t>
-      </w:r>
-      <w:r>
-        <w:t xml:space="preserve">마스터 생산 일정(MPS)은 수요 예측과 확정 주문을 놓고 기간별 생산 수량을 결정하는 도구로, 공식 소개자료는</w:t>
-      </w:r>
-      <w:r>
-        <w:t xml:space="preserve"> </w:t>
-      </w:r>
-      <w:r>
-        <w:t xml:space="preserve">“</w:t>
-      </w:r>
-      <w:r>
-        <w:t xml:space="preserve">영업 및 운영 계획 S&amp;OP 회의에 이상적인 도구로, 영업 담당자와 제조 부서 간의 목표 조정을 용이하게 한다</w:t>
-      </w:r>
-      <w:r>
-        <w:t xml:space="preserve">”</w:t>
-      </w:r>
-      <w:r>
-        <w:t xml:space="preserve">고 소개한다. 중소기업 S&amp;OP가 실패하는 첫째 이유는 회의에 올릴 단일한 숫자가 없다는 것이다. 영업의 엑셀과 공장의 엑셀이 다를 때 회의는 숫자 대사로 소진된다. 같은 데이터베이스의 수요와 공급을 한 화면에 놓는 MPS는, 1부 3장이 말한 영업-공장 실시간 공유 포털의 계획 버전이다. 일정 조정은 간트 차트에서 수행하며</w:t>
-      </w:r>
-      <w:r>
-        <w:t xml:space="preserve"> </w:t>
-      </w:r>
-      <w:r>
-        <w:t xml:space="preserve">“</w:t>
-      </w:r>
-      <w:r>
-        <w:t xml:space="preserve">한정된 가용 범위 내에서 제조 주문을 예약하고 자원 활용 계획을 수립</w:t>
-      </w:r>
-      <w:r>
-        <w:t xml:space="preserve">”</w:t>
-      </w:r>
-      <w:r>
-        <w:t xml:space="preserve">(Odoo 공식 소개자료)한다. 다만 이 계획 기능의 구조적 한계 — 무한능력 가정 — 는 13.8절에서 정직하게 다룬다.</w:t>
-      </w:r>
-    </w:p>
-    <w:p>
-      <w:pPr>
-        <w:pStyle w:val="BodyText"/>
-      </w:pPr>
-      <w:r>
-        <w:rPr>
-          <w:bCs/>
-          <w:b/>
-        </w:rPr>
-        <w:t xml:space="preserve">작업 현장(Shop Floor) 태블릿 — 3장 POP의 환생.</w:t>
-      </w:r>
-      <w:r>
-        <w:t xml:space="preserve"> </w:t>
-      </w:r>
-      <w:r>
-        <w:t xml:space="preserve">워크센터마다 놓인 태블릿에 작업자별 지시와 작업표준서가 표시되고, 시작·일시정지·완료의 터치가 실적 시각·노무비·자재 소진·품질 검사를 동시에 갱신한다.</w:t>
-      </w:r>
-      <w:r>
-        <w:t xml:space="preserve"> </w:t>
-      </w:r>
-      <w:r>
-        <w:t xml:space="preserve">“</w:t>
-      </w:r>
-      <w:r>
-        <w:t xml:space="preserve">태블릿을 활용한 실시간 작업 지시 및 공정 추적</w:t>
-      </w:r>
-      <w:r>
-        <w:t xml:space="preserve">”</w:t>
-      </w:r>
-      <w:r>
-        <w:t xml:space="preserve">(Odoo 공식 소개자료)이라는 이 기능의 사상적 원류가 1부 3장의 POP — 작업일보의 폐지, 생산 시점의 실적 수집, 공명정대한 공장 — 임을 명시해 둔다. 원전의 관리판 카드가 담던 제번·품명·수량·착수일시·완료예정일시는 작업 주문 레코드의 필드로, 반장이 하루 두 번 옮기던 마그넷 명찰은 실적 입력이 실시간으로 옮기는 칸반 카드로 계승되었다.</w:t>
-      </w:r>
-      <w:r>
-        <w:t xml:space="preserve"> </w:t>
-      </w:r>
-      <w:r>
-        <w:t xml:space="preserve">“</w:t>
-      </w:r>
-      <w:r>
-        <w:t xml:space="preserve">쉬운 인터페이스를 유지하므로 작업자들을 위한 전문 교육이 필요하지 않다</w:t>
-      </w:r>
-      <w:r>
-        <w:t xml:space="preserve">”</w:t>
-      </w:r>
-      <w:r>
-        <w:t xml:space="preserve">(Odoo 공식 소개자료)는 주장은 대체로 사실이어서 현장 수용성은 긍정적으로 평가되지만, 그것이 첫 2주의 입력 습관 형성을 대신해 주지는 않는다.</w:t>
-      </w:r>
-    </w:p>
-    <w:p>
-      <w:pPr>
-        <w:pStyle w:val="BodyText"/>
-      </w:pPr>
-      <w:r>
-        <w:t xml:space="preserve">계획 화면의 실시간 시뮬레이션도 언급해 둘 가치가 있다.</w:t>
-      </w:r>
-      <w:r>
-        <w:t xml:space="preserve"> </w:t>
-      </w:r>
-      <w:r>
-        <w:t xml:space="preserve">“</w:t>
-      </w:r>
-      <w:r>
-        <w:t xml:space="preserve">실시간 생산능력계획, 세심한 부품 가용성 확인, 정확한 비용 관리를 통해 제조 주문을 원활하게 시뮬레이션</w:t>
-      </w:r>
-      <w:r>
-        <w:t xml:space="preserve">”</w:t>
-      </w:r>
-      <w:r>
-        <w:t xml:space="preserve">하고,</w:t>
-      </w:r>
-      <w:r>
-        <w:t xml:space="preserve"> </w:t>
-      </w:r>
-      <w:r>
-        <w:t xml:space="preserve">“</w:t>
-      </w:r>
-      <w:r>
-        <w:t xml:space="preserve">자체 제조, 아웃소싱, 다른 창고에서 배송 등 부품 주문 처리 방법에 대해 정보에 입각한 결정</w:t>
-      </w:r>
-      <w:r>
-        <w:t xml:space="preserve">”</w:t>
-      </w:r>
-      <w:r>
-        <w:t xml:space="preserve">(Odoo 공식 소개자료)을 지원하는 이 기능은, 원전의 감독자가 머릿속으로 하던 내외작 전환 판단의 계산 부분을 화면 위로 올린 것이다. 싱가포르의 반도체 설비 엔지니어링 기업 Meridionale Impianti는 구매 주문 승인 시 제조 주문이 자동 생성되는 연동으로 사무실과 공장 사이의 수작업 왕복 — 오류의 온상이던 — 을 제거했다(Odoo 공식 사례).</w:t>
-      </w:r>
-    </w:p>
-    <w:p>
-      <w:pPr>
-        <w:pStyle w:val="BodyText"/>
-      </w:pPr>
-      <w:r>
-        <w:rPr>
-          <w:bCs/>
-          <w:b/>
-        </w:rPr>
-        <w:t xml:space="preserve">품질·유지보수·PLM·IoT.</w:t>
-      </w:r>
-      <w:r>
-        <w:t xml:space="preserve"> </w:t>
-      </w:r>
-      <w:r>
-        <w:t xml:space="preserve">품질 모듈은 품질 관리 지점(QCP)을 입고·공정·출하에 정의해 검사를 자동 발동시키고, 불합격 시 품질 경고가 담당 팀의 칸반으로 흐른다. 핵심은 품질이 별도 시스템이 아니라 작업의 관문이라는 점 — 검사를 통과하지 못한 작업은 다음 단계로 진행되지 않고, 기록은 로트·제조 주문·설비와 연결된 채 쌓인다. 유지보수 모듈은 설비별 MTBF(고장 간 평균시간)·MTTR(수리 평균시간)을 실적에서 자동 계산하고 예방정비 오더를 주기 생성하며, 작업자의 태블릿 이상 보고가 즉시 정비 요청이 된다 —</w:t>
-      </w:r>
-      <w:r>
-        <w:t xml:space="preserve"> </w:t>
-      </w:r>
-      <w:r>
-        <w:t xml:space="preserve">“</w:t>
-      </w:r>
-      <w:r>
-        <w:t xml:space="preserve">공정 내 품질 검사와 예방 정비를 통한 공장 가동률 극대화</w:t>
-      </w:r>
-      <w:r>
-        <w:t xml:space="preserve">”</w:t>
-      </w:r>
-      <w:r>
-        <w:t xml:space="preserve">(Odoo 공식 소개자료)다. PLM 모듈의 중심은 설계변경지시(ECO)로, BOM·작업표준의 변경을 승인 흐름과 발효 시점으로 통제하고 버전 이력을 보존한다. 구버전 도면으로 만든 불량 로트는 대부분 변경 관리의 실패에서 나오므로, 태블릿에 최신 버전만 표시되는 것 자체가 사고 예방이다. IoT 박스는 바코드 프린터·저울·계측기·풋스위치를 작업 현장 앱에 연결하는 경량 게이트웨이로, 계측값의 검사 필드 자동 입력 같은 흐름을 만든다 — 다만 PLC/SCADA를 대체하는 산업용 미들웨어가 아니라는 경계는 분명히 해 둔다.</w:t>
-      </w:r>
-    </w:p>
-    <w:p>
-      <w:pPr>
-        <w:pStyle w:val="BodyText"/>
-      </w:pPr>
-      <w:r>
-        <w:rPr>
-          <w:bCs/>
-          <w:b/>
-        </w:rPr>
-        <w:t xml:space="preserve">원가와 추적성.</w:t>
-      </w:r>
-      <w:r>
-        <w:t xml:space="preserve"> </w:t>
-      </w:r>
-      <w:r>
-        <w:t xml:space="preserve">작업 시간 기록은 워크센터별 시간당 비용과 곱해져 노무비·경비가 되고, 자재 소진은 12장의 재고 평가 단가와 곱해져 재료비가 되며, 제조 주문 완료 시점에 로트의 실제 원가가 확정된다 —</w:t>
-      </w:r>
-      <w:r>
-        <w:t xml:space="preserve"> </w:t>
-      </w:r>
-      <w:r>
-        <w:t xml:space="preserve">“</w:t>
-      </w:r>
-      <w:r>
-        <w:t xml:space="preserve">자재비와 노무비의 실시간 합산으로 즉각적인 정밀 원가 분석</w:t>
-      </w:r>
-      <w:r>
-        <w:t xml:space="preserve">”</w:t>
-      </w:r>
-      <w:r>
-        <w:t xml:space="preserve">(Odoo 공식 소개자료). 서두의 셋째 질문</w:t>
-      </w:r>
-      <w:r>
-        <w:t xml:space="preserve"> </w:t>
-      </w:r>
-      <w:r>
-        <w:t xml:space="preserve">“</w:t>
-      </w:r>
-      <w:r>
-        <w:t xml:space="preserve">원가는 정확한가</w:t>
-      </w:r>
-      <w:r>
-        <w:t xml:space="preserve">”</w:t>
-      </w:r>
-      <w:r>
-        <w:t xml:space="preserve">에 대한 구조적 답이다. 추적성은 12장의 로트 추적이 제조에서 완성되는 것으로, 원자재 로트에서 완제품 로트까지의 계보가 자동 기록되어</w:t>
-      </w:r>
-      <w:r>
-        <w:t xml:space="preserve"> </w:t>
-      </w:r>
-      <w:r>
-        <w:t xml:space="preserve">“</w:t>
-      </w:r>
-      <w:r>
-        <w:t xml:space="preserve">클릭 한 번으로 모든 작업의 추적성</w:t>
-      </w:r>
-      <w:r>
-        <w:t xml:space="preserve">”</w:t>
-      </w:r>
-      <w:r>
-        <w:t xml:space="preserve">(Odoo 공식 소개자료)이 확보된다.</w:t>
-      </w:r>
-    </w:p>
-    <w:p>
-      <w:pPr>
-        <w:pStyle w:val="BlockText"/>
-      </w:pPr>
-      <w:r>
-        <w:rPr>
-          <w:bCs/>
-          <w:b/>
-        </w:rPr>
-        <w:t xml:space="preserve">사례</w:t>
-      </w:r>
-      <w:r>
-        <w:t xml:space="preserve"> </w:t>
-      </w:r>
-      <w:r>
-        <w:t xml:space="preserve">서두에 인용한 자동차 제조업체 IT 팀장의</w:t>
-      </w:r>
-      <w:r>
-        <w:t xml:space="preserve"> </w:t>
-      </w:r>
-      <w:r>
-        <w:t xml:space="preserve">“</w:t>
-      </w:r>
-      <w:r>
-        <w:t xml:space="preserve">1분 1초</w:t>
-      </w:r>
-      <w:r>
-        <w:t xml:space="preserve">”</w:t>
-      </w:r>
-      <w:r>
-        <w:t xml:space="preserve">는 수사가 아니다. 완성차 서열 납입에 맞추지 못하면 라인 정지 배상이 발생하고, 로트 추적이 안 되면 리콜 회수 범위가 전체로 확대되는 업종에서, 계획-실행-추적이 실시간으로 도는가는 관리 편의가 아니라 거래 자격의 문제다. 독일의 센서·계측기기 제조사 Kompass GmbH는 다단계 BOM 기반의 제조·재고 통합으로 생산계획을 투명화하며 제조 부문 생산성을 최대 50% 끌어올렸다고 보고한다(Odoo 공식 사례).</w:t>
-      </w:r>
-    </w:p>
-    <w:bookmarkEnd w:id="101"/>
-    <w:bookmarkStart w:id="104" w:name="데이터-지도와-3정5s-bom의-정품-실적의-정량-코드의-정돈"/>
-    <w:p>
-      <w:pPr>
-        <w:pStyle w:val="Heading2"/>
-      </w:pPr>
-      <w:r>
-        <w:t xml:space="preserve">13.3 데이터 지도와 3정5S: BOM의 정품, 실적의 정량, 코드의 정돈</w:t>
-      </w:r>
-    </w:p>
-    <w:bookmarkStart w:id="102" w:name="이-모듈의-데이터-지도-2"/>
-    <w:p>
-      <w:pPr>
-        <w:pStyle w:val="Heading3"/>
-      </w:pPr>
-      <w:r>
-        <w:t xml:space="preserve">이 모듈의 데이터 지도</w:t>
-      </w:r>
-    </w:p>
-    <w:tbl>
-      <w:tblPr>
-        <w:tblStyle w:val="Table"/>
-        <w:tblW w:type="pct" w:w="5000"/>
-        <w:tblLook w:firstRow="1" w:lastRow="0" w:firstColumn="0" w:lastColumn="0" w:noHBand="0" w:noVBand="0" w:val="0020"/>
-        <w:jc w:val="start"/>
-      </w:tblPr>
-      <w:tblGrid>
-        <w:gridCol w:w="1532"/>
-        <w:gridCol w:w="2043"/>
-        <w:gridCol w:w="1532"/>
-        <w:gridCol w:w="2810"/>
-      </w:tblGrid>
-      <w:tr>
-        <w:trPr>
-          <w:tblHeader w:val="true"/>
-        </w:trPr>
-        <w:tc>
-          <w:tcPr/>
-          <w:p>
-            <w:pPr>
-              <w:pStyle w:val="Compact"/>
-              <w:jc w:val="left"/>
-            </w:pPr>
-            <w:r>
-              <w:t xml:space="preserve">구분</w:t>
-            </w:r>
-          </w:p>
-        </w:tc>
-        <w:tc>
-          <w:tcPr/>
-          <w:p>
-            <w:pPr>
-              <w:pStyle w:val="Compact"/>
-              <w:jc w:val="left"/>
-            </w:pPr>
-            <w:r>
-              <w:t xml:space="preserve">데이터</w:t>
-            </w:r>
-          </w:p>
-        </w:tc>
-        <w:tc>
-          <w:tcPr/>
-          <w:p>
-            <w:pPr>
-              <w:pStyle w:val="Compact"/>
-              <w:jc w:val="left"/>
-            </w:pPr>
-            <w:r>
-              <w:t xml:space="preserve">역할</w:t>
-            </w:r>
-          </w:p>
-        </w:tc>
-        <w:tc>
-          <w:tcPr/>
-          <w:p>
-            <w:pPr>
-              <w:pStyle w:val="Compact"/>
-              <w:jc w:val="left"/>
-            </w:pPr>
-            <w:r>
-              <w:t xml:space="preserve">3정5S 관점</w:t>
-            </w:r>
-          </w:p>
-        </w:tc>
-      </w:tr>
-      <w:tr>
-        <w:tc>
-          <w:tcPr/>
-          <w:p>
-            <w:pPr>
-              <w:pStyle w:val="Compact"/>
-              <w:jc w:val="left"/>
-            </w:pPr>
-            <w:r>
-              <w:t xml:space="preserve">기준정보</w:t>
-            </w:r>
-          </w:p>
-        </w:tc>
-        <w:tc>
-          <w:tcPr/>
-          <w:p>
-            <w:pPr>
-              <w:pStyle w:val="Compact"/>
-              <w:jc w:val="left"/>
-            </w:pPr>
-            <w:r>
-              <w:t xml:space="preserve">BOM(구성·수량·부산물)</w:t>
-            </w:r>
-          </w:p>
-        </w:tc>
-        <w:tc>
-          <w:tcPr/>
-          <w:p>
-            <w:pPr>
-              <w:pStyle w:val="Compact"/>
-              <w:jc w:val="left"/>
-            </w:pPr>
-            <w:r>
-              <w:t xml:space="preserve">모든 소요 계산의 뿌리</w:t>
-            </w:r>
-          </w:p>
-        </w:tc>
-        <w:tc>
-          <w:tcPr/>
-          <w:p>
-            <w:pPr>
-              <w:pStyle w:val="Compact"/>
-              <w:jc w:val="left"/>
-            </w:pPr>
-            <w:r>
-              <w:t xml:space="preserve">정품 — 현물과의 일치</w:t>
-            </w:r>
-          </w:p>
-        </w:tc>
-      </w:tr>
-      <w:tr>
-        <w:tc>
-          <w:tcPr/>
-          <w:p>
-            <w:pPr>
-              <w:pStyle w:val="Compact"/>
-              <w:jc w:val="left"/>
-            </w:pPr>
-            <w:r>
-              <w:t xml:space="preserve">기준정보</w:t>
-            </w:r>
-          </w:p>
-        </w:tc>
-        <w:tc>
-          <w:tcPr/>
-          <w:p>
-            <w:pPr>
-              <w:pStyle w:val="Compact"/>
-              <w:jc w:val="left"/>
-            </w:pPr>
-            <w:r>
-              <w:t xml:space="preserve">라우팅·워크센터(공정 순서·표준시간·시간당 비용)</w:t>
-            </w:r>
-          </w:p>
-        </w:tc>
-        <w:tc>
-          <w:tcPr/>
-          <w:p>
-            <w:pPr>
-              <w:pStyle w:val="Compact"/>
-              <w:jc w:val="left"/>
-            </w:pPr>
-            <w:r>
-              <w:t xml:space="preserve">일정·능력·원가의 척도</w:t>
-            </w:r>
-          </w:p>
-        </w:tc>
-        <w:tc>
-          <w:tcPr/>
-          <w:p>
-            <w:pPr>
-              <w:pStyle w:val="Compact"/>
-              <w:jc w:val="left"/>
-            </w:pPr>
-            <w:r>
-              <w:t xml:space="preserve">정량 — 실측값의 유지</w:t>
-            </w:r>
-          </w:p>
-        </w:tc>
-      </w:tr>
-      <w:tr>
-        <w:tc>
-          <w:tcPr/>
-          <w:p>
-            <w:pPr>
-              <w:pStyle w:val="Compact"/>
-              <w:jc w:val="left"/>
-            </w:pPr>
-            <w:r>
-              <w:t xml:space="preserve">기준정보</w:t>
-            </w:r>
-          </w:p>
-        </w:tc>
-        <w:tc>
-          <w:tcPr/>
-          <w:p>
-            <w:pPr>
-              <w:pStyle w:val="Compact"/>
-              <w:jc w:val="left"/>
-            </w:pPr>
-            <w:r>
-              <w:t xml:space="preserve">불량 코드·고장 코드·설비 마스터</w:t>
-            </w:r>
-          </w:p>
-        </w:tc>
-        <w:tc>
-          <w:tcPr/>
-          <w:p>
-            <w:pPr>
-              <w:pStyle w:val="Compact"/>
-              <w:jc w:val="left"/>
-            </w:pPr>
-            <w:r>
-              <w:t xml:space="preserve">경험이 통계가 되는 자리</w:t>
-            </w:r>
-          </w:p>
-        </w:tc>
-        <w:tc>
-          <w:tcPr/>
-          <w:p>
-            <w:pPr>
-              <w:pStyle w:val="Compact"/>
-              <w:jc w:val="left"/>
-            </w:pPr>
-            <w:r>
-              <w:t xml:space="preserve">정돈 — 같은 사건 같은 코드</w:t>
-            </w:r>
-          </w:p>
-        </w:tc>
-      </w:tr>
-      <w:tr>
-        <w:tc>
-          <w:tcPr/>
-          <w:p>
-            <w:pPr>
-              <w:pStyle w:val="Compact"/>
-              <w:jc w:val="left"/>
-            </w:pPr>
-            <w:r>
-              <w:t xml:space="preserve">기준정보</w:t>
-            </w:r>
-          </w:p>
-        </w:tc>
-        <w:tc>
-          <w:tcPr/>
-          <w:p>
-            <w:pPr>
-              <w:pStyle w:val="Compact"/>
-              <w:jc w:val="left"/>
-            </w:pPr>
-            <w:r>
-              <w:t xml:space="preserve">품질 관리 지점(QCP)·검사 기준</w:t>
-            </w:r>
-          </w:p>
-        </w:tc>
-        <w:tc>
-          <w:tcPr/>
-          <w:p>
-            <w:pPr>
-              <w:pStyle w:val="Compact"/>
-              <w:jc w:val="left"/>
-            </w:pPr>
-            <w:r>
-              <w:t xml:space="preserve">품질 관문의 정의</w:t>
-            </w:r>
-          </w:p>
-        </w:tc>
-        <w:tc>
-          <w:tcPr/>
-          <w:p>
-            <w:pPr>
-              <w:pStyle w:val="Compact"/>
-              <w:jc w:val="left"/>
-            </w:pPr>
-            <w:r>
-              <w:t xml:space="preserve">청결 — 표준의 시스템화</w:t>
-            </w:r>
-          </w:p>
-        </w:tc>
-      </w:tr>
-      <w:tr>
-        <w:tc>
-          <w:tcPr/>
-          <w:p>
-            <w:pPr>
-              <w:pStyle w:val="Compact"/>
-              <w:jc w:val="left"/>
-            </w:pPr>
-            <w:r>
-              <w:t xml:space="preserve">트랜잭션</w:t>
-            </w:r>
-          </w:p>
-        </w:tc>
-        <w:tc>
-          <w:tcPr/>
-          <w:p>
-            <w:pPr>
-              <w:pStyle w:val="Compact"/>
-              <w:jc w:val="left"/>
-            </w:pPr>
-            <w:r>
-              <w:t xml:space="preserve">제조 주문·작업 주문(계획 대 실적)</w:t>
-            </w:r>
-          </w:p>
-        </w:tc>
-        <w:tc>
-          <w:tcPr/>
-          <w:p>
-            <w:pPr>
-              <w:pStyle w:val="Compact"/>
-              <w:jc w:val="left"/>
-            </w:pPr>
-            <w:r>
-              <w:t xml:space="preserve">계획-실행 대비의 원장</w:t>
-            </w:r>
-          </w:p>
-        </w:tc>
-        <w:tc>
-          <w:tcPr/>
-          <w:p>
-            <w:pPr>
-              <w:pStyle w:val="Compact"/>
-              <w:jc w:val="left"/>
-            </w:pPr>
-            <w:r>
-              <w:t xml:space="preserve">정량 — 발생 시점 기록</w:t>
-            </w:r>
-          </w:p>
-        </w:tc>
-      </w:tr>
-      <w:tr>
-        <w:tc>
-          <w:tcPr/>
-          <w:p>
-            <w:pPr>
-              <w:pStyle w:val="Compact"/>
-              <w:jc w:val="left"/>
-            </w:pPr>
-            <w:r>
-              <w:t xml:space="preserve">트랜잭션</w:t>
-            </w:r>
-          </w:p>
-        </w:tc>
-        <w:tc>
-          <w:tcPr/>
-          <w:p>
-            <w:pPr>
-              <w:pStyle w:val="Compact"/>
-              <w:jc w:val="left"/>
-            </w:pPr>
-            <w:r>
-              <w:t xml:space="preserve">실적 타임스탬프(착수·완료·대기)</w:t>
-            </w:r>
-          </w:p>
-        </w:tc>
-        <w:tc>
-          <w:tcPr/>
-          <w:p>
-            <w:pPr>
-              <w:pStyle w:val="Compact"/>
-              <w:jc w:val="left"/>
-            </w:pPr>
-            <w:r>
-              <w:t xml:space="preserve">리드타임 분포의 원천</w:t>
-            </w:r>
-          </w:p>
-        </w:tc>
-        <w:tc>
-          <w:tcPr/>
-          <w:p>
-            <w:pPr>
-              <w:pStyle w:val="Compact"/>
-              <w:jc w:val="left"/>
-            </w:pPr>
-            <w:r>
-              <w:t xml:space="preserve">정량 — POP의 산출물</w:t>
-            </w:r>
-          </w:p>
-        </w:tc>
-      </w:tr>
-      <w:tr>
-        <w:tc>
-          <w:tcPr/>
-          <w:p>
-            <w:pPr>
-              <w:pStyle w:val="Compact"/>
-              <w:jc w:val="left"/>
-            </w:pPr>
-            <w:r>
-              <w:t xml:space="preserve">트랜잭션</w:t>
-            </w:r>
-          </w:p>
-        </w:tc>
-        <w:tc>
-          <w:tcPr/>
-          <w:p>
-            <w:pPr>
-              <w:pStyle w:val="Compact"/>
-              <w:jc w:val="left"/>
-            </w:pPr>
-            <w:r>
-              <w:t xml:space="preserve">품질 검사·불량·스크랩 기록</w:t>
-            </w:r>
-          </w:p>
-        </w:tc>
-        <w:tc>
-          <w:tcPr/>
-          <w:p>
-            <w:pPr>
-              <w:pStyle w:val="Compact"/>
-              <w:jc w:val="left"/>
-            </w:pPr>
-            <w:r>
-              <w:t xml:space="preserve">개선 루프의 재료</w:t>
-            </w:r>
-          </w:p>
-        </w:tc>
-        <w:tc>
-          <w:tcPr/>
-          <w:p>
-            <w:pPr>
-              <w:pStyle w:val="Compact"/>
-              <w:jc w:val="left"/>
-            </w:pPr>
-            <w:r>
-              <w:t xml:space="preserve">정품·정돈의 검증 데이터</w:t>
-            </w:r>
-          </w:p>
-        </w:tc>
-      </w:tr>
-      <w:tr>
-        <w:tc>
-          <w:tcPr/>
-          <w:p>
-            <w:pPr>
-              <w:pStyle w:val="Compact"/>
-              <w:jc w:val="left"/>
-            </w:pPr>
-            <w:r>
-              <w:t xml:space="preserve">트랜잭션</w:t>
-            </w:r>
-          </w:p>
-        </w:tc>
-        <w:tc>
-          <w:tcPr/>
-          <w:p>
-            <w:pPr>
-              <w:pStyle w:val="Compact"/>
-              <w:jc w:val="left"/>
-            </w:pPr>
-            <w:r>
-              <w:t xml:space="preserve">고장·정비 이력(MTBF/MTTR)</w:t>
-            </w:r>
-          </w:p>
-        </w:tc>
-        <w:tc>
-          <w:tcPr/>
-          <w:p>
-            <w:pPr>
-              <w:pStyle w:val="Compact"/>
-              <w:jc w:val="left"/>
-            </w:pPr>
-            <w:r>
-              <w:t xml:space="preserve">예지보전의 학습 데이터</w:t>
-            </w:r>
-          </w:p>
-        </w:tc>
-        <w:tc>
-          <w:tcPr/>
-          <w:p>
-            <w:pPr>
-              <w:pStyle w:val="Compact"/>
-              <w:jc w:val="left"/>
-            </w:pPr>
-            <w:r>
-              <w:t xml:space="preserve">청소 — 미결함의 기록</w:t>
-            </w:r>
-          </w:p>
-        </w:tc>
-      </w:tr>
-    </w:tbl>
-    <w:bookmarkEnd w:id="102"/>
-    <w:bookmarkStart w:id="103" w:name="세-개의-급소"/>
-    <w:p>
-      <w:pPr>
-        <w:pStyle w:val="Heading3"/>
-      </w:pPr>
-      <w:r>
-        <w:t xml:space="preserve">세 개의 급소</w:t>
-      </w:r>
-    </w:p>
-    <w:p>
-      <w:pPr>
-        <w:pStyle w:val="FirstParagraph"/>
-      </w:pPr>
-      <w:r>
-        <w:t xml:space="preserve">제조 데이터의 3정5S에는 세 개의 급소가 있다. 첫째, BOM 정확도 — 정품의 문제다. 현물과 다른 BOM으로 돌린 MRP는 자동화된 오류만 생산한다. 1부 4장이 정리했듯 설계 BOM의 제조용 변환(EBOM→MBOM), 공정과의 재묶음(계획 계층은 거칠게, 실행은 세밀하게), 볼트·너트류의 등록 제외가 BOM 정비의 골자이며, 도입 시 반드시 실물 분해 대조 또는 백플러시 차이 분석으로 BOM을 실사해야 한다. BOM은 한 번 정비하고 끝나는 문서가 아니라 ECO로만 변경되는 통제 문서가 되어야 한다 — 청결 단계의 승인 게이트가 PLM으로 구현되는 것이다.</w:t>
-      </w:r>
-    </w:p>
-    <w:p>
-      <w:pPr>
-        <w:pStyle w:val="BodyText"/>
-      </w:pPr>
-      <w:r>
-        <w:t xml:space="preserve">둘째, 공정 실적의 실시간성 — 정량의 문제다. 재고의 정량이 장부와 실물의 일치라면, 제조의 정량은 기록 시각과 발생 시각의 일치다. 종이 일보를 다음 날 재입력하는 공장의 데이터는 수량은 맞아도 시간이 거짓이다. 시간이 거짓이면 리드타임 분포도, 대기 시간 분석도, 병목 탐지도 모두 허구가 된다. 원전이 작업일보를</w:t>
-      </w:r>
-      <w:r>
-        <w:t xml:space="preserve"> </w:t>
-      </w:r>
-      <w:r>
-        <w:t xml:space="preserve">“</w:t>
-      </w:r>
-      <w:r>
-        <w:t xml:space="preserve">진실한 데이터를 기입해 주지 않는</w:t>
-      </w:r>
-      <w:r>
-        <w:t xml:space="preserve">”</w:t>
-      </w:r>
-      <w:r>
-        <w:t xml:space="preserve"> </w:t>
-      </w:r>
-      <w:r>
-        <w:t xml:space="preserve">제도라 단죄하고 POP로 대체하라 했던 이유가 이것이며, 태블릿 실적의 첫 감사 항목도 수량이 아니라 타임스탬프의 분포다. 퇴근 직전에 하루 치가 몰아 찍히는 패턴이 보이면, 그 공장의 POP는 형해화가 시작된 것이다.</w:t>
-      </w:r>
-    </w:p>
-    <w:p>
-      <w:pPr>
-        <w:pStyle w:val="BodyText"/>
-      </w:pPr>
-      <w:r>
-        <w:t xml:space="preserve">셋째, 불량·고장 코드의 정돈이다. 두 작업자가 같은 베어링 고장을 한 명은</w:t>
-      </w:r>
-      <w:r>
-        <w:t xml:space="preserve"> </w:t>
-      </w:r>
-      <w:r>
-        <w:t xml:space="preserve">‘</w:t>
-      </w:r>
-      <w:r>
-        <w:t xml:space="preserve">소음</w:t>
-      </w:r>
-      <w:r>
-        <w:t xml:space="preserve">’</w:t>
-      </w:r>
-      <w:r>
-        <w:t xml:space="preserve">, 한 명은 ’진동’으로 적으면 시스템은 둘을 다른 사건으로 본다(1부 2장). 불량 코드와 고장 코드의 체계 — 너무 거칠지도 세밀하지도 않은, 현장이 3초 안에 고를 수 있는 수준의 분류 — 를 세우고 자유 서술을 보조 필드로 격하시키는 것이 정돈이다. 같은 사건이 같은 코드로 적힐 때 비로소 경험이 통계가 되고, 통계가 다음 절의 예측이 된다. 원인 코드 없는 품질 기록은 집계는 되어도 추론은 되지 않는다.</w:t>
-      </w:r>
-    </w:p>
-    <w:bookmarkEnd w:id="103"/>
-    <w:bookmarkEnd w:id="104"/>
-    <w:bookmarkStart w:id="105" w:name="눈으로-보는-관리의-적용-간트에서-예지보전까지"/>
-    <w:p>
-      <w:pPr>
-        <w:pStyle w:val="Heading2"/>
-      </w:pPr>
-      <w:r>
-        <w:t xml:space="preserve">13.4 눈으로 보는 관리의 적용: 간트에서 예지보전까지</w:t>
-      </w:r>
-    </w:p>
-    <w:p>
-      <w:pPr>
-        <w:pStyle w:val="FirstParagraph"/>
-      </w:pPr>
-      <w:r>
-        <w:t xml:space="preserve">1부 3장의 3단계를 제조에 적용한다. 3장의 표에서 관리판=칸반 보드, 발송판=간트, 작업표=작업 주문·바코드, POP=태블릿이라는 대응을 이미 확립했으므로, 여기서는 운영의 관점으로 재구성한다.</w:t>
-      </w:r>
-    </w:p>
-    <w:p>
-      <w:pPr>
-        <w:pStyle w:val="BodyText"/>
-      </w:pPr>
-      <w:r>
-        <w:rPr>
-          <w:bCs/>
-          <w:b/>
-        </w:rPr>
-        <w:t xml:space="preserve">1단계, 보이는 공장.</w:t>
-      </w:r>
-      <w:r>
-        <w:t xml:space="preserve"> </w:t>
-      </w:r>
-      <w:r>
-        <w:t xml:space="preserve">제조 주문·작업 주문의 칸반 보드가 디지털 관리판이 되고, 간트 화면이 소일정계획 겸용 발송판이 된다. 워크센터별 부하, 공정별 재공 수량, 지연 주문의 적색 표시가 원전의 페인트 구획 — 정상과 이상의 경계를 구조에 새기는 것 — 을 화면 위에 재현한다. 공장장이 아침에 5분간 보드 앞에 서던 관행은 아침에 5분간 대시보드를 여는 관행으로 바뀌되, 확인하는 내용은 정확히 같다. 어느 로트가 어디서 막혀 있는가. 이 단계의 성공 판정은</w:t>
-      </w:r>
-      <w:r>
-        <w:t xml:space="preserve"> </w:t>
-      </w:r>
-      <w:r>
-        <w:t xml:space="preserve">“</w:t>
-      </w:r>
-      <w:r>
-        <w:t xml:space="preserve">지금 그 주문 어디까지 갔습니까</w:t>
-      </w:r>
-      <w:r>
-        <w:t xml:space="preserve">”</w:t>
-      </w:r>
-      <w:r>
-        <w:t xml:space="preserve">라는 전화가 사라졌는가다.</w:t>
-      </w:r>
-    </w:p>
-    <w:p>
-      <w:pPr>
-        <w:pStyle w:val="BodyText"/>
-      </w:pPr>
-      <w:r>
-        <w:rPr>
-          <w:bCs/>
-          <w:b/>
-        </w:rPr>
-        <w:t xml:space="preserve">2단계, 말하는 공장.</w:t>
-      </w:r>
-      <w:r>
-        <w:t xml:space="preserve"> </w:t>
-      </w:r>
-      <w:r>
-        <w:t xml:space="preserve">시스템이 이상을 먼저 감지하고 말을 거는 단계다. 작업 주문의 계획 대비 지연이 임계를 넘으면, 공정별 재공이 관리 한계를 벗어나면, 품질 경고가 특정 설비에 반복되면 이벤트가 발생하고, n8n이 관련 수주·고객·자재의 맥락을 붙이며, LLM이 한 문단의 브리핑을 만든다.</w:t>
-      </w:r>
-      <w:r>
-        <w:t xml:space="preserve"> </w:t>
-      </w:r>
-      <w:r>
-        <w:t xml:space="preserve">“</w:t>
-      </w:r>
-      <w:r>
-        <w:t xml:space="preserve">서브조립 2공정 재공이 관리 한계의 1.8배. 원인은 외주 부품 입고 지연으로 추정. 영향 수주 A사 외 3건, 최단 납기 금요일. 로트 분할 또는 응원 배치 검토 요망.</w:t>
-      </w:r>
-      <w:r>
-        <w:t xml:space="preserve">”</w:t>
-      </w:r>
-      <w:r>
-        <w:t xml:space="preserve"> </w:t>
-      </w:r>
-      <w:r>
-        <w:t xml:space="preserve">매일 아침 공장장의 모바일에 도착하는 아침 브리핑 — 지연 위험 주문, 어제의 불량 상위 코드, 금일 예방정비 예정 — 은 원전의 관리자가 하루 3회 순찰로 걸어서 수집하던 정보의 자동 배달이다. 순찰이 불필요해지는 것이 아니라, 순찰이 확인의 시간에서 대화의 시간으로 바뀐다.</w:t>
-      </w:r>
-    </w:p>
-    <w:p>
-      <w:pPr>
-        <w:pStyle w:val="BodyText"/>
-      </w:pPr>
-      <w:r>
-        <w:t xml:space="preserve">브리핑의 원리는 1부 3장의 세 층 구조 — 이상 감지, 맥락의 결합, 자연어 요약 — 그대로이며, 여기서 강조할 것은 브리핑의 수신자가 관리자만이 아니라는 점이다. 원전이 POP 가동 후의 공장을 여섯 인물의 독백으로 그렸듯, 반장은 자기 공정의 후공정 영향도를, 자재 담당은 금일 결품 위험을, 영업은 담당 고객의 수주 진척을 각자의 화면과 브리핑으로 받는다. 정보가 계층을 따라 걸러져 내려오는 대신 역할을 따라 병렬로 배달되는 것 — 이것이 공명정대한 공장의 운영 형태다.</w:t>
-      </w:r>
-    </w:p>
-    <w:p>
-      <w:pPr>
-        <w:pStyle w:val="BodyText"/>
-      </w:pPr>
-      <w:r>
-        <w:rPr>
-          <w:bCs/>
-          <w:b/>
-        </w:rPr>
-        <w:t xml:space="preserve">3단계, 추론하는 공장.</w:t>
-      </w:r>
-      <w:r>
-        <w:t xml:space="preserve"> </w:t>
-      </w:r>
-      <w:r>
-        <w:t xml:space="preserve">세 개의 추론이 얹힌다. 병목 탐지 — 이번 주의 병목은 frePPLe의 부하 분석이 보여 주고, 제품 믹스가 바뀌어도 부하가 집중되는 구조적 병목은 품목-공정-워크센터 흐름 네트워크의 그래프 중심성 분석이 식별한다(1부 4장 예고, 7장 완성). 납기 예측 — 과거 실적 타임스탬프로 학습한 모델이 제조 주문별 리드타임 분포를 예측해, 영업의 납기 답변을 경험치에서 확률로 바꾼다.</w:t>
-      </w:r>
-      <w:r>
-        <w:t xml:space="preserve"> </w:t>
-      </w:r>
-      <w:r>
-        <w:t xml:space="preserve">“</w:t>
-      </w:r>
-      <w:r>
-        <w:t xml:space="preserve">이 사양이면 통상 3주</w:t>
-      </w:r>
-      <w:r>
-        <w:t xml:space="preserve">”</w:t>
-      </w:r>
-      <w:r>
-        <w:t xml:space="preserve">가 아니라</w:t>
-      </w:r>
-      <w:r>
-        <w:t xml:space="preserve"> </w:t>
-      </w:r>
-      <w:r>
-        <w:t xml:space="preserve">“</w:t>
-      </w:r>
-      <w:r>
-        <w:t xml:space="preserve">동종 주문의 리드타임 중앙값 16일, 90분위 23일, 현재 부하 반영 시 지연 확률 18%</w:t>
-      </w:r>
-      <w:r>
-        <w:t xml:space="preserve">”</w:t>
-      </w:r>
-      <w:r>
-        <w:t xml:space="preserve">로 답하는 것이다. 예지보전 — 예방정비가 주기 기반이라면 예지보전은 상태 기반이다. MTBF·정비 이력에 설비 상태 데이터(진동·전류·온도)가 결합되면 고장 징후에서 잔여 수명을 추정해 정비를 고장 전에, 그러나 너무 이르지 않게 배치한다. 이것은 센서 계층이 갖춰진 뒤의 2단계 확장 영역이며, 그 전이라도 고장 이력 데이터의 정돈(코드체계)이 선행 투자다.</w:t>
-      </w:r>
-    </w:p>
-    <w:bookmarkEnd w:id="105"/>
-    <w:bookmarkStart w:id="109" w:name="dmaic-루프-시나리오-oee-한-사이클"/>
-    <w:p>
-      <w:pPr>
-        <w:pStyle w:val="Heading2"/>
-      </w:pPr>
-      <w:r>
-        <w:t xml:space="preserve">13.5 DMAIC 루프 시나리오: OEE 한 사이클</w:t>
       </w:r>
     </w:p>
     <w:p>
@@ -12482,18 +10046,18 @@
           <wp:inline>
             <wp:extent cx="4206240" cy="2716530"/>
             <wp:effectExtent b="0" l="0" r="0" t="0"/>
-            <wp:docPr descr="그림 13-1. OEE 폭포 — 100%는 어디서 깎여 나가는가 (수치는 예시)" title="" id="107" name="Picture"/>
+            <wp:docPr descr="그림 12-2. 로케이션 체계 — 실물 선반의 번지와 시스템 위치 레코드의 1:1 대응" title="" id="108" name="Picture"/>
             <a:graphic>
               <a:graphicData uri="http://schemas.openxmlformats.org/drawingml/2006/picture">
                 <pic:pic>
                   <pic:nvPicPr>
-                    <pic:cNvPr descr="figures/fig_131_oee.png" id="108" name="Picture"/>
+                    <pic:cNvPr descr="figures/fig_122_location.png" id="109" name="Picture"/>
                     <pic:cNvPicPr>
                       <a:picLocks noChangeArrowheads="1" noChangeAspect="1"/>
                     </pic:cNvPicPr>
                   </pic:nvPicPr>
                   <pic:blipFill>
-                    <a:blip r:embed="rId106"/>
+                    <a:blip r:embed="rId107"/>
                     <a:stretch>
                       <a:fillRect/>
                     </a:stretch>
@@ -12525,6 +10089,3047 @@
         <w:pStyle w:val="ImageCaption"/>
       </w:pPr>
       <w:r>
+        <w:t xml:space="preserve">그림 12-2. 로케이션 체계 — 실물 선반의 번지와 시스템 위치 레코드의 1:1 대응</w:t>
+      </w:r>
+    </w:p>
+    <w:bookmarkStart w:id="110" w:name="이-모듈의-데이터-지도-1"/>
+    <w:p>
+      <w:pPr>
+        <w:pStyle w:val="Heading3"/>
+      </w:pPr>
+      <w:r>
+        <w:t xml:space="preserve">이 모듈의 데이터 지도</w:t>
+      </w:r>
+    </w:p>
+    <w:p>
+      <w:pPr>
+        <w:pStyle w:val="FirstParagraph"/>
+      </w:pPr>
+      <w:r>
+        <w:t xml:space="preserve">컨설팅의 관점에서 재고 모듈의 데이터는 기준정보와 트랜잭션으로 나뉜다.</w:t>
+      </w:r>
+    </w:p>
+    <w:tbl>
+      <w:tblPr>
+        <w:tblStyle w:val="Table"/>
+        <w:tblW w:type="pct" w:w="5000"/>
+        <w:tblLook w:firstRow="1" w:lastRow="0" w:firstColumn="0" w:lastColumn="0" w:noHBand="0" w:noVBand="0" w:val="0020"/>
+        <w:jc w:val="start"/>
+      </w:tblPr>
+      <w:tblGrid>
+        <w:gridCol w:w="1532"/>
+        <w:gridCol w:w="2043"/>
+        <w:gridCol w:w="1532"/>
+        <w:gridCol w:w="2810"/>
+      </w:tblGrid>
+      <w:tr>
+        <w:trPr>
+          <w:tblHeader w:val="true"/>
+        </w:trPr>
+        <w:tc>
+          <w:tcPr/>
+          <w:p>
+            <w:pPr>
+              <w:pStyle w:val="Compact"/>
+              <w:jc w:val="left"/>
+            </w:pPr>
+            <w:r>
+              <w:t xml:space="preserve">구분</w:t>
+            </w:r>
+          </w:p>
+        </w:tc>
+        <w:tc>
+          <w:tcPr/>
+          <w:p>
+            <w:pPr>
+              <w:pStyle w:val="Compact"/>
+              <w:jc w:val="left"/>
+            </w:pPr>
+            <w:r>
+              <w:t xml:space="preserve">데이터</w:t>
+            </w:r>
+          </w:p>
+        </w:tc>
+        <w:tc>
+          <w:tcPr/>
+          <w:p>
+            <w:pPr>
+              <w:pStyle w:val="Compact"/>
+              <w:jc w:val="left"/>
+            </w:pPr>
+            <w:r>
+              <w:t xml:space="preserve">역할</w:t>
+            </w:r>
+          </w:p>
+        </w:tc>
+        <w:tc>
+          <w:tcPr/>
+          <w:p>
+            <w:pPr>
+              <w:pStyle w:val="Compact"/>
+              <w:jc w:val="left"/>
+            </w:pPr>
+            <w:r>
+              <w:t xml:space="preserve">3정5S 관점</w:t>
+            </w:r>
+          </w:p>
+        </w:tc>
+      </w:tr>
+      <w:tr>
+        <w:tc>
+          <w:tcPr/>
+          <w:p>
+            <w:pPr>
+              <w:pStyle w:val="Compact"/>
+              <w:jc w:val="left"/>
+            </w:pPr>
+            <w:r>
+              <w:t xml:space="preserve">기준정보</w:t>
+            </w:r>
+          </w:p>
+        </w:tc>
+        <w:tc>
+          <w:tcPr/>
+          <w:p>
+            <w:pPr>
+              <w:pStyle w:val="Compact"/>
+              <w:jc w:val="left"/>
+            </w:pPr>
+            <w:r>
+              <w:t xml:space="preserve">품목 마스터(코드·단위·추적 수준)</w:t>
+            </w:r>
+          </w:p>
+        </w:tc>
+        <w:tc>
+          <w:tcPr/>
+          <w:p>
+            <w:pPr>
+              <w:pStyle w:val="Compact"/>
+              <w:jc w:val="left"/>
+            </w:pPr>
+            <w:r>
+              <w:t xml:space="preserve">모든 이동의 주어</w:t>
+            </w:r>
+          </w:p>
+        </w:tc>
+        <w:tc>
+          <w:tcPr/>
+          <w:p>
+            <w:pPr>
+              <w:pStyle w:val="Compact"/>
+              <w:jc w:val="left"/>
+            </w:pPr>
+            <w:r>
+              <w:t xml:space="preserve">정품 — 1품목 1코드(1부 2장)</w:t>
+            </w:r>
+          </w:p>
+        </w:tc>
+      </w:tr>
+      <w:tr>
+        <w:tc>
+          <w:tcPr/>
+          <w:p>
+            <w:pPr>
+              <w:pStyle w:val="Compact"/>
+              <w:jc w:val="left"/>
+            </w:pPr>
+            <w:r>
+              <w:t xml:space="preserve">기준정보</w:t>
+            </w:r>
+          </w:p>
+        </w:tc>
+        <w:tc>
+          <w:tcPr/>
+          <w:p>
+            <w:pPr>
+              <w:pStyle w:val="Compact"/>
+              <w:jc w:val="left"/>
+            </w:pPr>
+            <w:r>
+              <w:t xml:space="preserve">위치 체계(창고-구역-랙-칸, 가상 위치)</w:t>
+            </w:r>
+          </w:p>
+        </w:tc>
+        <w:tc>
+          <w:tcPr/>
+          <w:p>
+            <w:pPr>
+              <w:pStyle w:val="Compact"/>
+              <w:jc w:val="left"/>
+            </w:pPr>
+            <w:r>
+              <w:t xml:space="preserve">모든 이동의 좌표계</w:t>
+            </w:r>
+          </w:p>
+        </w:tc>
+        <w:tc>
+          <w:tcPr/>
+          <w:p>
+            <w:pPr>
+              <w:pStyle w:val="Compact"/>
+              <w:jc w:val="left"/>
+            </w:pPr>
+            <w:r>
+              <w:t xml:space="preserve">정위치 — 번지의 디지털판</w:t>
+            </w:r>
+          </w:p>
+        </w:tc>
+      </w:tr>
+      <w:tr>
+        <w:tc>
+          <w:tcPr/>
+          <w:p>
+            <w:pPr>
+              <w:pStyle w:val="Compact"/>
+              <w:jc w:val="left"/>
+            </w:pPr>
+            <w:r>
+              <w:t xml:space="preserve">기준정보</w:t>
+            </w:r>
+          </w:p>
+        </w:tc>
+        <w:tc>
+          <w:tcPr/>
+          <w:p>
+            <w:pPr>
+              <w:pStyle w:val="Compact"/>
+              <w:jc w:val="left"/>
+            </w:pPr>
+            <w:r>
+              <w:t xml:space="preserve">재주문 규칙(최소·최대), 경로 규칙</w:t>
+            </w:r>
+          </w:p>
+        </w:tc>
+        <w:tc>
+          <w:tcPr/>
+          <w:p>
+            <w:pPr>
+              <w:pStyle w:val="Compact"/>
+              <w:jc w:val="left"/>
+            </w:pPr>
+            <w:r>
+              <w:t xml:space="preserve">보충과 흐름의 정책</w:t>
+            </w:r>
+          </w:p>
+        </w:tc>
+        <w:tc>
+          <w:tcPr/>
+          <w:p>
+            <w:pPr>
+              <w:pStyle w:val="Compact"/>
+              <w:jc w:val="left"/>
+            </w:pPr>
+            <w:r>
+              <w:t xml:space="preserve">정량 — 정해진 양의 명문화</w:t>
+            </w:r>
+          </w:p>
+        </w:tc>
+      </w:tr>
+      <w:tr>
+        <w:tc>
+          <w:tcPr/>
+          <w:p>
+            <w:pPr>
+              <w:pStyle w:val="Compact"/>
+              <w:jc w:val="left"/>
+            </w:pPr>
+            <w:r>
+              <w:t xml:space="preserve">기준정보</w:t>
+            </w:r>
+          </w:p>
+        </w:tc>
+        <w:tc>
+          <w:tcPr/>
+          <w:p>
+            <w:pPr>
+              <w:pStyle w:val="Compact"/>
+              <w:jc w:val="left"/>
+            </w:pPr>
+            <w:r>
+              <w:t xml:space="preserve">재고평가 설정(평가법·계정)</w:t>
+            </w:r>
+          </w:p>
+        </w:tc>
+        <w:tc>
+          <w:tcPr/>
+          <w:p>
+            <w:pPr>
+              <w:pStyle w:val="Compact"/>
+              <w:jc w:val="left"/>
+            </w:pPr>
+            <w:r>
+              <w:t xml:space="preserve">화폐적 그림자의 규칙</w:t>
+            </w:r>
+          </w:p>
+        </w:tc>
+        <w:tc>
+          <w:tcPr/>
+          <w:p>
+            <w:pPr>
+              <w:pStyle w:val="Compact"/>
+              <w:jc w:val="left"/>
+            </w:pPr>
+            <w:r>
+              <w:t xml:space="preserve">청결 — 표준의 고정</w:t>
+            </w:r>
+          </w:p>
+        </w:tc>
+      </w:tr>
+      <w:tr>
+        <w:tc>
+          <w:tcPr/>
+          <w:p>
+            <w:pPr>
+              <w:pStyle w:val="Compact"/>
+              <w:jc w:val="left"/>
+            </w:pPr>
+            <w:r>
+              <w:t xml:space="preserve">트랜잭션</w:t>
+            </w:r>
+          </w:p>
+        </w:tc>
+        <w:tc>
+          <w:tcPr/>
+          <w:p>
+            <w:pPr>
+              <w:pStyle w:val="Compact"/>
+              <w:jc w:val="left"/>
+            </w:pPr>
+            <w:r>
+              <w:t xml:space="preserve">재고 이동(입고·출고·이송·소진)</w:t>
+            </w:r>
+          </w:p>
+        </w:tc>
+        <w:tc>
+          <w:tcPr/>
+          <w:p>
+            <w:pPr>
+              <w:pStyle w:val="Compact"/>
+              <w:jc w:val="left"/>
+            </w:pPr>
+            <w:r>
+              <w:t xml:space="preserve">사실의 원장</w:t>
+            </w:r>
+          </w:p>
+        </w:tc>
+        <w:tc>
+          <w:tcPr/>
+          <w:p>
+            <w:pPr>
+              <w:pStyle w:val="Compact"/>
+              <w:jc w:val="left"/>
+            </w:pPr>
+            <w:r>
+              <w:t xml:space="preserve">정량 — 실물과의 일치 대상</w:t>
+            </w:r>
+          </w:p>
+        </w:tc>
+      </w:tr>
+      <w:tr>
+        <w:tc>
+          <w:tcPr/>
+          <w:p>
+            <w:pPr>
+              <w:pStyle w:val="Compact"/>
+              <w:jc w:val="left"/>
+            </w:pPr>
+            <w:r>
+              <w:t xml:space="preserve">트랜잭션</w:t>
+            </w:r>
+          </w:p>
+        </w:tc>
+        <w:tc>
+          <w:tcPr/>
+          <w:p>
+            <w:pPr>
+              <w:pStyle w:val="Compact"/>
+              <w:jc w:val="left"/>
+            </w:pPr>
+            <w:r>
+              <w:t xml:space="preserve">로트·시리얼 이력</w:t>
+            </w:r>
+          </w:p>
+        </w:tc>
+        <w:tc>
+          <w:tcPr/>
+          <w:p>
+            <w:pPr>
+              <w:pStyle w:val="Compact"/>
+              <w:jc w:val="left"/>
+            </w:pPr>
+            <w:r>
+              <w:t xml:space="preserve">추적성의 끈</w:t>
+            </w:r>
+          </w:p>
+        </w:tc>
+        <w:tc>
+          <w:tcPr/>
+          <w:p>
+            <w:pPr>
+              <w:pStyle w:val="Compact"/>
+              <w:jc w:val="left"/>
+            </w:pPr>
+            <w:r>
+              <w:t xml:space="preserve">정품 — 어느 물건인가의 증명</w:t>
+            </w:r>
+          </w:p>
+        </w:tc>
+      </w:tr>
+      <w:tr>
+        <w:tc>
+          <w:tcPr/>
+          <w:p>
+            <w:pPr>
+              <w:pStyle w:val="Compact"/>
+              <w:jc w:val="left"/>
+            </w:pPr>
+            <w:r>
+              <w:t xml:space="preserve">트랜잭션</w:t>
+            </w:r>
+          </w:p>
+        </w:tc>
+        <w:tc>
+          <w:tcPr/>
+          <w:p>
+            <w:pPr>
+              <w:pStyle w:val="Compact"/>
+              <w:jc w:val="left"/>
+            </w:pPr>
+            <w:r>
+              <w:t xml:space="preserve">실사·조정 기록</w:t>
+            </w:r>
+          </w:p>
+        </w:tc>
+        <w:tc>
+          <w:tcPr/>
+          <w:p>
+            <w:pPr>
+              <w:pStyle w:val="Compact"/>
+              <w:jc w:val="left"/>
+            </w:pPr>
+            <w:r>
+              <w:t xml:space="preserve">진실 회복의 기록</w:t>
+            </w:r>
+          </w:p>
+        </w:tc>
+        <w:tc>
+          <w:tcPr/>
+          <w:p>
+            <w:pPr>
+              <w:pStyle w:val="Compact"/>
+              <w:jc w:val="left"/>
+            </w:pPr>
+            <w:r>
+              <w:t xml:space="preserve">청소 — 차이의 발견과 제거</w:t>
+            </w:r>
+          </w:p>
+        </w:tc>
+      </w:tr>
+    </w:tbl>
+    <w:bookmarkEnd w:id="110"/>
+    <w:bookmarkStart w:id="111" w:name="정5s의-원형-현장"/>
+    <w:p>
+      <w:pPr>
+        <w:pStyle w:val="Heading3"/>
+      </w:pPr>
+      <w:r>
+        <w:t xml:space="preserve">3정5S의 원형 현장</w:t>
+      </w:r>
+    </w:p>
+    <w:p>
+      <w:pPr>
+        <w:pStyle w:val="FirstParagraph"/>
+      </w:pPr>
+      <w:r>
+        <w:t xml:space="preserve">여기서 잠시 걸음을 멈추고, 이 장이 2부 전체에서 갖는 특별한 지위를 말해야 한다. 창고는 1부 2장에서 정립한 데이터 3정5S 방법론의 원형 현장이다. 다른 모듈에서 3정5S는 은유다. CRM의 파이프라인 단계를 정돈하고 회계의 계정과목을 정리할 때, 우리는 물리 현장의 기법을 데이터에 유추 적용한다. 그러나 창고에서 3정5S는 은유가 아니라 실물이다. 선반에 번지를 달고 바닥에 구획선을 긋는 물리의 정돈과, 위치 마스터에 창고-구역-랙-칸의 계층을 세우는 데이터의 정돈이 같은 대상을 향한 같은 작업의 양면이기 때문이다. 실물 5S와 데이터 5S가 같은 자리에서, 같은 물건을 두고, 같은 날 수행되는 유일한 장소 — 그것이 창고다.</w:t>
+      </w:r>
+    </w:p>
+    <w:p>
+      <w:pPr>
+        <w:pStyle w:val="BodyText"/>
+      </w:pPr>
+      <w:r>
+        <w:t xml:space="preserve">이 동형성은 실무적으로 강력한 함의를 갖는다. 첫째, 정위치의 물리·디지털 통합이다. 원전이</w:t>
+      </w:r>
+      <w:r>
+        <w:t xml:space="preserve"> </w:t>
+      </w:r>
+      <w:r>
+        <w:t xml:space="preserve">“</w:t>
+      </w:r>
+      <w:r>
+        <w:t xml:space="preserve">선반 구획마다 번지를 달아 명시하라</w:t>
+      </w:r>
+      <w:r>
+        <w:t xml:space="preserve">”</w:t>
+      </w:r>
+      <w:r>
+        <w:t xml:space="preserve">고 한 그 번지가, Odoo에서는 위치 마스터의 레코드이자 선반에 붙는 바코드 라벨이다. 실물의 번지와 데이터의 번지가 같은 체계를 쓰는 순간,</w:t>
+      </w:r>
+      <w:r>
+        <w:t xml:space="preserve"> </w:t>
+      </w:r>
+      <w:r>
+        <w:t xml:space="preserve">“</w:t>
+      </w:r>
+      <w:r>
+        <w:t xml:space="preserve">어느 자재든 정해진 장소 이외에는 절대로 두지 않는다</w:t>
+      </w:r>
+      <w:r>
+        <w:t xml:space="preserve">”</w:t>
+      </w:r>
+      <w:r>
+        <w:t xml:space="preserve">는 물리 규칙과</w:t>
+      </w:r>
+      <w:r>
+        <w:t xml:space="preserve"> </w:t>
+      </w:r>
+      <w:r>
+        <w:t xml:space="preserve">“</w:t>
+      </w:r>
+      <w:r>
+        <w:t xml:space="preserve">모든 이동은 출발·도착 위치를 갖는다</w:t>
+      </w:r>
+      <w:r>
+        <w:t xml:space="preserve">”</w:t>
+      </w:r>
+      <w:r>
+        <w:t xml:space="preserve">는 이중 기록 규칙이 하나의 규율로 합쳐진다. 독일 제조기업 ENFIDO가 7,500개 이상의 저장 위치를 디지털화해 창고 이전과 납품 가용성 확보에 성공한 사례(Odoo 공식 사례)는, 위치 체계 정비가 그 자체로 프로젝트급 성과를 낸다는 증거다. 컨설팅에서 나는 위치 체계 설계를 반드시 실물 레이아웃 정비와 한 묶음으로 수행한다. 구획선 없는 바닥에 위치 코드를 부여하는 것은 주소 없는 골목에 우편번호를 붙이는 일이다.</w:t>
+      </w:r>
+    </w:p>
+    <w:p>
+      <w:pPr>
+        <w:pStyle w:val="BodyText"/>
+      </w:pPr>
+      <w:r>
+        <w:t xml:space="preserve">둘째, 재고 정확도는 정량의 핵심 지표다. 데이터의 3정 가운데 정량 — 장부 수량과 실물 수량의 일치 — 이 가장 집중적으로 시험되는 곳이 재고이며, 그 회복과 유지의 도구가 실사다. 도입 시점의 전 품목 실사가 데이터 청소의 대공사라면, 이후의 순환 실사(cycle counting)는</w:t>
+      </w:r>
+      <w:r>
+        <w:t xml:space="preserve"> </w:t>
+      </w:r>
+      <w:r>
+        <w:t xml:space="preserve">“</w:t>
+      </w:r>
+      <w:r>
+        <w:t xml:space="preserve">쓰레기가 나오는 그 자리에서 그때마다 처리하라</w:t>
+      </w:r>
+      <w:r>
+        <w:t xml:space="preserve">”</w:t>
+      </w:r>
+      <w:r>
+        <w:t xml:space="preserve">던 청소의 일상화다. 연말에 전 품목을 한 번 세는 관행 대신, 품목을 중요도로 나누어 A급은 월 1회, B급은 분기 1회, C급은 반기 1회씩 소량씩 상시로 세면, 실사가 연례행사에서 일상 습관 — 5S의 습관화 — 으로 바뀐다. 실사 차이는 단순히 고치고 끝낼 일이 아니라 점검의 신호로 읽어야 한다. 특정 구역에 차이가 몰리면 그 구역의 동선이나 라벨에 미결함이 있다는 뜻이고, 특정 품목에 반복되면 단위 환산이나 검수 절차의 문제라는 뜻이다. 물리 청소가 미화가 아니라 점검이었듯, 데이터 청소도 수정이 아니라 진단이다.</w:t>
+      </w:r>
+    </w:p>
+    <w:p>
+      <w:pPr>
+        <w:pStyle w:val="BodyText"/>
+      </w:pPr>
+      <w:r>
+        <w:t xml:space="preserve">정리 — 빨간 패 작전 — 도 이 현장에서 실물과 데이터가 한 몸으로 수행된다. 물리의 빨간 패가 10년 안 쓴 부재를 선반에서 걷어낼 때, 디지털의 빨간 패는 수불 없는 품목 코드와 죽은 재주문 규칙을 마스터에서 걷어낸다. 장기 체류 재고의 처분 판정회의에 올라가는 일람표는 시스템의 체류 기간 리포트에서 나오고, 처분이 확정된 실물의 폐기와 해당 코드의 보관(archive) 처리가 같은 날 이루어진다. 불필요 재고가 부실자산으로 재무를 오인시키는</w:t>
+      </w:r>
+      <w:r>
+        <w:t xml:space="preserve"> </w:t>
+      </w:r>
+      <w:r>
+        <w:t xml:space="preserve">“</w:t>
+      </w:r>
+      <w:r>
+        <w:t xml:space="preserve">독</w:t>
+      </w:r>
+      <w:r>
+        <w:t xml:space="preserve">”</w:t>
+      </w:r>
+      <w:r>
+        <w:t xml:space="preserve">이라던 원전의 경고는, 재고평가가 회계와 직결된 통합 플랫폼에서 문자 그대로의 의미를 갖는다. 창고의 빨간 패는 대차대조표를 정직하게 만드는 작업이기도 한 것이다.</w:t>
+      </w:r>
+    </w:p>
+    <w:p>
+      <w:pPr>
+        <w:pStyle w:val="BodyText"/>
+      </w:pPr>
+      <w:r>
+        <w:t xml:space="preserve">셋째, 창고는 습관화의 시험대다. 바코드 스캔이라는 발생 시점 입력이 지켜지는가, 정위치 규칙이 바쁜 날에도 유지되는가는 시스템이 아니라 규율의 문제이며, 원전의 가르침대로 경영자의 지속적 관심이 그 규율을 지탱한다. 사장이 월요일 아침 재고 정확도 지표를 자기 눈으로 확인하는 회사의 창고는 깨끗하고, 그렇지 않은 회사의 창고는 형해화한다. 창고에서 3정5S를 각인한 조직은 다른 모듈의 데이터 정비에서도 같은 감각을 발휘한다. 그래서 나는 제조업 컨설팅의 첫 실습 무대로 언제나 창고를 고른다.</w:t>
+      </w:r>
+    </w:p>
+    <w:bookmarkEnd w:id="111"/>
+    <w:bookmarkEnd w:id="112"/>
+    <w:bookmarkStart w:id="113" w:name="눈으로-보는-관리의-적용-현황판에서-동적-보충까지"/>
+    <w:p>
+      <w:pPr>
+        <w:pStyle w:val="Heading2"/>
+      </w:pPr>
+      <w:r>
+        <w:t xml:space="preserve">12.4 눈으로 보는 관리의 적용: 현황판에서 동적 보충까지</w:t>
+      </w:r>
+    </w:p>
+    <w:p>
+      <w:pPr>
+        <w:pStyle w:val="FirstParagraph"/>
+      </w:pPr>
+      <w:r>
+        <w:t xml:space="preserve">1부 3장의 3단계 — 보이는, 말하는, 추론하는 — 를 재고에 적용한다.</w:t>
+      </w:r>
+    </w:p>
+    <w:p>
+      <w:pPr>
+        <w:pStyle w:val="BodyText"/>
+      </w:pPr>
+      <w:r>
+        <w:rPr>
+          <w:bCs/>
+          <w:b/>
+        </w:rPr>
+        <w:t xml:space="preserve">1단계, 보이는 재고.</w:t>
+      </w:r>
+      <w:r>
+        <w:t xml:space="preserve"> </w:t>
+      </w:r>
+      <w:r>
+        <w:t xml:space="preserve">목표는</w:t>
+      </w:r>
+      <w:r>
+        <w:t xml:space="preserve"> </w:t>
+      </w:r>
+      <w:r>
+        <w:t xml:space="preserve">“</w:t>
+      </w:r>
+      <w:r>
+        <w:t xml:space="preserve">무엇이, 어디에, 몇 개 있는가</w:t>
+      </w:r>
+      <w:r>
+        <w:t xml:space="preserve">”</w:t>
+      </w:r>
+      <w:r>
+        <w:t xml:space="preserve">에 시스템이 즉답하는 상태다. 원전이 정돈의 완성형으로 그린 바로 그 문장이 이 단계의 정의라는 사실은 우연이 아니다 — 눈으로 보는 관리는 정돈의 연장이며, 창고는 그 출발점이었다. 품목별 보유·예약·가용 수량, 위치별 적재 현황, 입출고 예정이 실시간 현황판에 뜨고, 영업 담당자는 고객 앞에서 가용 재고를 직접 조회해 납기를 답한다. 원전의 페인트 구획이 ’구획을 초과한 이상’을 한눈에 드러냈듯, 디지털 현황판에서는 최소치를 하회한 품목이 붉게 표시되고 장기 체류 재고가 별도 목록으로 드러난다. 이 단계의 성공 판정은 단순하다.</w:t>
+      </w:r>
+      <w:r>
+        <w:t xml:space="preserve"> </w:t>
+      </w:r>
+      <w:r>
+        <w:t xml:space="preserve">“</w:t>
+      </w:r>
+      <w:r>
+        <w:t xml:space="preserve">이 품목 지금 몇 개 있고 언제 더 들어옵니까</w:t>
+      </w:r>
+      <w:r>
+        <w:t xml:space="preserve">”</w:t>
+      </w:r>
+      <w:r>
+        <w:t xml:space="preserve">라는 질문에 전화 대신 화면으로 답하게 되었는가.</w:t>
+      </w:r>
+    </w:p>
+    <w:p>
+      <w:pPr>
+        <w:pStyle w:val="BodyText"/>
+      </w:pPr>
+      <w:r>
+        <w:rPr>
+          <w:bCs/>
+          <w:b/>
+        </w:rPr>
+        <w:t xml:space="preserve">2단계, 말하는 재고.</w:t>
+      </w:r>
+      <w:r>
+        <w:t xml:space="preserve"> </w:t>
+      </w:r>
+      <w:r>
+        <w:t xml:space="preserve">사람이 화면을 열어 보기를 기다리지 않고 시스템이 먼저 말을 거는 단계다. 재주문점 도달 경보가 기본이고, 그 위에 결품 임박 브리핑이 얹힌다. 현재 가용 재고와 확정 수요(판매 주문·제조 소요), 입고 예정을 대조해</w:t>
+      </w:r>
+      <w:r>
+        <w:t xml:space="preserve"> </w:t>
+      </w:r>
+      <w:r>
+        <w:t xml:space="preserve">“</w:t>
+      </w:r>
+      <w:r>
+        <w:t xml:space="preserve">품목 K-310, 현재 가용 40개, 금주 출고 예정 55개, 입고 예정 없음 — 목요일 결품 예상. 관련 수주는 A사 외 2건</w:t>
+      </w:r>
+      <w:r>
+        <w:t xml:space="preserve">”</w:t>
+      </w:r>
+      <w:r>
+        <w:t xml:space="preserve">이라는 한 문단의 보고가 담당자의 모바일로 간다. 장기 체류 경보도 같은 구조다.</w:t>
+      </w:r>
+      <w:r>
+        <w:t xml:space="preserve"> </w:t>
+      </w:r>
+      <w:r>
+        <w:t xml:space="preserve">“</w:t>
+      </w:r>
+      <w:r>
+        <w:t xml:space="preserve">최근 6개월 수불 없는 품목 34종, 평가액 8,200만 원 — 처분 판정 대상</w:t>
+      </w:r>
+      <w:r>
+        <w:t xml:space="preserve">”</w:t>
+      </w:r>
+      <w:r>
+        <w:t xml:space="preserve">이라는 브리핑은 1부 2장의 빨간 패 작전을 시스템이 상시로 수행하는 것이다. n8n 워크플로가 Odoo의 이벤트를 받아 맥락을 붙이고 LLM이 문장으로 요약하는 구조는 3장에서 본 그대로다.</w:t>
+      </w:r>
+    </w:p>
+    <w:p>
+      <w:pPr>
+        <w:pStyle w:val="BodyText"/>
+      </w:pPr>
+      <w:r>
+        <w:rPr>
+          <w:bCs/>
+          <w:b/>
+        </w:rPr>
+        <w:t xml:space="preserve">3단계, 추론하는 재고.</w:t>
+      </w:r>
+      <w:r>
+        <w:t xml:space="preserve"> </w:t>
+      </w:r>
+      <w:r>
+        <w:t xml:space="preserve">경보의 기준선 자체를 데이터가 갱신하는 단계다. 고정된 재주문점은 계절성과 추세를 모른다. 수요예측 모델이 품목별 수요 분포와 리드타임 변동성을 학습해 안전재고와 재주문점을 주기적으로 다시 계산하고, 그 결과를 재주문 규칙의 파라미터로 환류하면, 같은 서비스 수준을 더 적은 재고로 달성하는 동적 안전재고가 된다. 여기서 안전재고의 고전 이론이 데이터와 만난다. 안전재고는 수요와 리드타임의 불확실성에 대한 버퍼이므로(Silver, Pyke &amp; Peterson, 1998), 불확실성이 측정되면 버퍼는 일률에서 차등으로 진화한다 — 변동이 큰 품목에 두텁게, 안정된 품목에 얇게. 1부 4장에서</w:t>
+      </w:r>
+      <w:r>
+        <w:t xml:space="preserve"> </w:t>
+      </w:r>
+      <w:r>
+        <w:t xml:space="preserve">“</w:t>
+      </w:r>
+      <w:r>
+        <w:t xml:space="preserve">버퍼는 불확실성의 가격이며 데이터는 그 가격을 정확히 매기게 해 준다</w:t>
+      </w:r>
+      <w:r>
+        <w:t xml:space="preserve">”</w:t>
+      </w:r>
+      <w:r>
+        <w:t xml:space="preserve">고 했던 명제의 재고판이다. 추론 단계는 또한 결품의 원인을 역추적한다. 결품이 수요 급증 때문인지, 공급업체 납기 지연 때문인지, 실사 차이(장부가 거짓이었던 경우) 때문인지를 이동 이력과 발주 이력의 그래프에서 분해하면, 대책은 각각 예측 갱신, 공급업체 관리(11장), 실사 강화로 갈라진다.</w:t>
+      </w:r>
+    </w:p>
+    <w:bookmarkEnd w:id="113"/>
+    <w:bookmarkStart w:id="114" w:name="dmaic-루프-시나리오-재고-정확도-회복의-한-사이클"/>
+    <w:p>
+      <w:pPr>
+        <w:pStyle w:val="Heading2"/>
+      </w:pPr>
+      <w:r>
+        <w:t xml:space="preserve">12.5 DMAIC 루프 시나리오: 재고 정확도 회복의 한 사이클</w:t>
+      </w:r>
+    </w:p>
+    <w:p>
+      <w:pPr>
+        <w:pStyle w:val="FirstParagraph"/>
+      </w:pPr>
+      <w:r>
+        <w:t xml:space="preserve">1부 5장의 DMAIC 데이터 루프를 재고의 대표 KPI인 재고 정확도에 적용한 시나리오다. 등장 수치는 예시이되, 구조는 실제 컨설팅의 표준 진행을 따른다.</w:t>
+      </w:r>
+    </w:p>
+    <w:p>
+      <w:pPr>
+        <w:pStyle w:val="BlockText"/>
+      </w:pPr>
+      <w:r>
+        <w:rPr>
+          <w:bCs/>
+          <w:b/>
+        </w:rPr>
+        <w:t xml:space="preserve">사례 — 재고 정확도 DMAIC 일지 (가상의 부품 유통·조립 기업)</w:t>
+      </w:r>
+    </w:p>
+    <w:p>
+      <w:pPr>
+        <w:pStyle w:val="BlockText"/>
+      </w:pPr>
+      <w:r>
+        <w:rPr>
+          <w:bCs/>
+          <w:b/>
+        </w:rPr>
+        <w:t xml:space="preserve">Define.</w:t>
+      </w:r>
+      <w:r>
+        <w:t xml:space="preserve"> </w:t>
+      </w:r>
+      <w:r>
+        <w:t xml:space="preserve">월간 데이터 진단 회의에서 문제가 정의된다. 순환 실사 표본의 수량 일치율이 87%로, 목표 관리선 95%를 밑돈다. 문제 정의문:</w:t>
+      </w:r>
+      <w:r>
+        <w:t xml:space="preserve"> </w:t>
+      </w:r>
+      <w:r>
+        <w:t xml:space="preserve">“</w:t>
+      </w:r>
+      <w:r>
+        <w:t xml:space="preserve">CTQ는 품목·위치 단위의 장부 대 실물 일치율. 범위는 원자재·상품 창고 전 위치. 현재 87%, 목표 95% 이상, 판정 기준은 8주 후 순환 실사 표본의 일치율과 관리 상태 복귀.</w:t>
+      </w:r>
+      <w:r>
+        <w:t xml:space="preserve">”</w:t>
+      </w:r>
+      <w:r>
+        <w:t xml:space="preserve"> </w:t>
+      </w:r>
+      <w:r>
+        <w:t xml:space="preserve">실사 차이로 인한 긴급 발주와 납기 사고가 분기 6건이라는 비용 근거가 첨부된다.</w:t>
+      </w:r>
+    </w:p>
+    <w:p>
+      <w:pPr>
+        <w:pStyle w:val="BlockText"/>
+      </w:pPr>
+      <w:r>
+        <w:rPr>
+          <w:bCs/>
+          <w:b/>
+        </w:rPr>
+        <w:t xml:space="preserve">Measure.</w:t>
+      </w:r>
+      <w:r>
+        <w:t xml:space="preserve"> </w:t>
+      </w:r>
+      <w:r>
+        <w:t xml:space="preserve">최근 12주의 실사 조정 이력 전수와 이동 기록이 분석 대상으로 적재된다. 측정 시스템부터 점검한다 — 실사 자체의 오류(세는 사람의 실수)를 배제하기 위해 차이가 큰 위치는 이중 실사로 재검증한다. 바코드 스캔 누락률이 채널별로 계산된다. 입고 검수는 2%, 피킹은 4%인데 내부 이송은 19% — 이송 작업의 스캔이 습관화되지 않았다는 신호다.</w:t>
+      </w:r>
+    </w:p>
+    <w:p>
+      <w:pPr>
+        <w:pStyle w:val="BlockText"/>
+      </w:pPr>
+      <w:r>
+        <w:rPr>
+          <w:bCs/>
+          <w:b/>
+        </w:rPr>
+        <w:t xml:space="preserve">Analyze.</w:t>
+      </w:r>
+      <w:r>
+        <w:t xml:space="preserve"> </w:t>
+      </w:r>
+      <w:r>
+        <w:t xml:space="preserve">층별 분석 결과 조정 건수의 61%가 특정 구역(소형 부품 랙)과 특정 유형(피킹 후 잔량 반납)에 집중된다. 이동 그래프 역추적으로 패턴이 드러난다 — 주문 취소로 반납된 부품이 스캔 없이 임의 위치에 놓이고, 다음 피킹 때 장부 위치에서 실물이 없어 조정이 발생하는 연쇄다. 여기에 단위 문제가 겹친다. 일부 품목이 박스 단위로 입고되어 낱개 단위로 출고되는데 단위 환산 등록이 없어, 담당자가 암산으로 변환하며 오차가 누적되었다. 원인 확정:</w:t>
+      </w:r>
+      <w:r>
+        <w:t xml:space="preserve"> </w:t>
+      </w:r>
+      <w:r>
+        <w:t xml:space="preserve">“</w:t>
+      </w:r>
+      <w:r>
+        <w:t xml:space="preserve">반납 프로세스의 스캔 부재와 UoM(단위) 마스터의 미정비.</w:t>
+      </w:r>
+      <w:r>
+        <w:t xml:space="preserve">”</w:t>
+      </w:r>
+    </w:p>
+    <w:p>
+      <w:pPr>
+        <w:pStyle w:val="BlockText"/>
+      </w:pPr>
+      <w:r>
+        <w:rPr>
+          <w:bCs/>
+          <w:b/>
+        </w:rPr>
+        <w:t xml:space="preserve">Improve.</w:t>
+      </w:r>
+      <w:r>
+        <w:t xml:space="preserve"> </w:t>
+      </w:r>
+      <w:r>
+        <w:t xml:space="preserve">대책 3안이 비교된다. ①반납 전용 위치 신설과 반납 스캔 의무화(경로 규칙로 강제), ②해당 품목군 UoM 마스터 정비와 박스-낱개 환산 등록, ③소형 부품 랙의 라벨 재정비와 순환 실사 주기 상향(월 1회→격주). 시뮬레이션과 과거 데이터 재생으로 ①+②의 기대 효과가 일치율 +6%p로 평가되고, ③은 유지 장치로 병행 채택된다. 관리자가 승인하되 한 가지를 수정한다 — 반납 위치를 구역별로 두자는 현장 반장의 의견을 반영한다.</w:t>
+      </w:r>
+    </w:p>
+    <w:p>
+      <w:pPr>
+        <w:pStyle w:val="BlockText"/>
+      </w:pPr>
+      <w:r>
+        <w:rPr>
+          <w:bCs/>
+          <w:b/>
+        </w:rPr>
+        <w:t xml:space="preserve">Control.</w:t>
+      </w:r>
+      <w:r>
+        <w:t xml:space="preserve"> </w:t>
+      </w:r>
+      <w:r>
+        <w:t xml:space="preserve">승인안이 시스템 상태로 환류된다. 반납 경로 규칙과 전용 위치가 등록되고, UoM 마스터가 정비되며, 격주 순환 실사 일정이 활동으로 자동 생성된다. 재고 정확도 관리도가 신설되어 주 단위로 갱신되고, 8주 후 일치율 94.8%로 판정 기준에 근접, 12주 후 96.2%로 관리 상태에 복귀한다. 회고 로그에 잔여 과제가 남는다 —</w:t>
+      </w:r>
+      <w:r>
+        <w:t xml:space="preserve"> </w:t>
+      </w:r>
+      <w:r>
+        <w:t xml:space="preserve">“</w:t>
+      </w:r>
+      <w:r>
+        <w:t xml:space="preserve">이송 스캔 누락률 19%의 근본 원인(스캐너 배치)은 다음 회전의 Define 후보.</w:t>
+      </w:r>
+      <w:r>
+        <w:t xml:space="preserve">”</w:t>
+      </w:r>
+    </w:p>
+    <w:p>
+      <w:pPr>
+        <w:pStyle w:val="FirstParagraph"/>
+      </w:pPr>
+      <w:r>
+        <w:t xml:space="preserve">이 사이클에서 주목할 것은 개선의 결과가 문서가 아니라 시스템의 상태 — 경로 규칙, UoM 마스터, 실사 일정 — 로 저장되었다는 점이다. 재고 정확도가 회복되면 그 위의 모든 것이 좋아진다. MRP의 발주가 정확해지고, 영업의 납기 약속이 신뢰를 얻으며, 다음 절의 AI가 학습할 데이터가 참이 된다. 같은 루프를 재고회전율에 적용할 수도 있다. 그 경우 Define은 회전율 하락의 관리도 신호에서 출발하고, Analyze는 ABC-XYZ 격자 위에서 회전을 갉아먹는 품목군 — 대개 과거의 수요를 기준으로 설정된 채 갱신되지 않은 재주문 규칙 — 을 층별하며, Improve는 정책 파라미터의 재계산을, Control은 규칙 갱신 주기의 제도화를 낳는다. 어느 KPI를 고르든 원칙은 같다. 정확도가 먼저고 회전율이 그다음이다 — 거짓 장부의 회전율 개선은 개선이 아니라 우연이기 때문이다.</w:t>
+      </w:r>
+    </w:p>
+    <w:bookmarkEnd w:id="114"/>
+    <w:bookmarkStart w:id="115" w:name="지능형-ai-적용-포인트-3"/>
+    <w:p>
+      <w:pPr>
+        <w:pStyle w:val="Heading2"/>
+      </w:pPr>
+      <w:r>
+        <w:t xml:space="preserve">12.6 지능형 AI 적용 포인트</w:t>
+      </w:r>
+    </w:p>
+    <w:p>
+      <w:pPr>
+        <w:pStyle w:val="FirstParagraph"/>
+      </w:pPr>
+      <w:r>
+        <w:rPr>
+          <w:bCs/>
+          <w:b/>
+        </w:rPr>
+        <w:t xml:space="preserve">ABC-XYZ 자동 분류.</w:t>
+      </w:r>
+      <w:r>
+        <w:t xml:space="preserve"> </w:t>
+      </w:r>
+      <w:r>
+        <w:t xml:space="preserve">금액 기여도(ABC)와 수요 변동성(XYZ)의 격자로 품목을 분류해 관리 강도를 차등화하는 것은 재고 관리의 고전이다. AX(고금액·안정 수요) 품목은 타이트한 자동 보충으로, CZ(저금액·불규칙 수요) 품목은 느슨한 정책 또는 주문 시 조달로 관리한다. 전통적으로 이 분석은 연 1회 엑셀 작업이었지만, 트랜잭션이 단일 데이터베이스에 흐르는 환경에서는 분류가 상시 갱신되는 품목 속성이 된다. 품목이 격자를 이동하면 — 안정 수요였던 품목의 변동성이 커지면 — 시스템이 재고 정책의 재검토를 제안한다. 분류가 보고서가 아니라 정책의 입력이 되는 것이다.</w:t>
+      </w:r>
+    </w:p>
+    <w:p>
+      <w:pPr>
+        <w:pStyle w:val="BodyText"/>
+      </w:pPr>
+      <w:r>
+        <w:rPr>
+          <w:bCs/>
+          <w:b/>
+        </w:rPr>
+        <w:t xml:space="preserve">수요예측 기반 동적 보충.</w:t>
+      </w:r>
+      <w:r>
+        <w:t xml:space="preserve"> </w:t>
+      </w:r>
+      <w:r>
+        <w:t xml:space="preserve">앞 절에서 본 동적 안전재고의 엔진이다. 시계열 모델이 품목군별 수요를 예측하고, frePPLe 같은 계획 부스터가 안전재고 최적화를 계산해 재주문 규칙로 환류한다. 다만 순서를 지켜야 한다. 예측 모델은 참인 수불 실적 위에서만 배울 수 있으므로, 재고 정확도가 관리 상태에 들어온 뒤의 과제다. 서비스 수준과 재고 투자 사이의 트레이드오프 — 결품률을 1%p 낮추는 데 재고가 얼마나 더 필요한가 — 를 품목군별 곡선으로 보여 주는 것이 이 단계의 경영적 가치다.</w:t>
+      </w:r>
+    </w:p>
+    <w:p>
+      <w:pPr>
+        <w:pStyle w:val="BodyText"/>
+      </w:pPr>
+      <w:r>
+        <w:rPr>
+          <w:bCs/>
+          <w:b/>
+        </w:rPr>
+        <w:t xml:space="preserve">이상 탐지와 자연어 질의.</w:t>
+      </w:r>
+      <w:r>
+        <w:t xml:space="preserve"> </w:t>
+      </w:r>
+      <w:r>
+        <w:t xml:space="preserve">실사 차이의 패턴(특정 구역·품목·시간대의 반복)을 학습해 프로세스 결함이나 도난의 신호를 조기에 띄우는 이상 탐지, 그리고 온톨로지 지식그래프 위의 자연어 질의가 서드브레인 확장의 몫이다. 이중 기록의 이동 데이터는 위치와 로트를 노드로, 이동을 엣지로 읽으면 변환 없이 그래프가 되므로, 재고는 지식그래프 적재가 가장 자연스러운 도메인이다. 질의 예시를 들면 이렇다.</w:t>
+      </w:r>
+      <w:r>
+        <w:t xml:space="preserve"> </w:t>
+      </w:r>
+      <w:r>
+        <w:t xml:space="preserve">“</w:t>
+      </w:r>
+      <w:r>
+        <w:t xml:space="preserve">공급업체 A의 3월 입고 로트가 섞인 완제품은 어느 고객에게 나갔는가?</w:t>
+      </w:r>
+      <w:r>
+        <w:t xml:space="preserve">”</w:t>
+      </w:r>
+      <w:r>
+        <w:t xml:space="preserve">(리콜 범위의 정방향 탐색),</w:t>
+      </w:r>
+      <w:r>
+        <w:t xml:space="preserve"> </w:t>
+      </w:r>
+      <w:r>
+        <w:t xml:space="preserve">“</w:t>
+      </w:r>
+      <w:r>
+        <w:t xml:space="preserve">최근 6개월 수불이 없는데 재주문 규칙이 살아 있는 품목은?</w:t>
+      </w:r>
+      <w:r>
+        <w:t xml:space="preserve">”</w:t>
+      </w:r>
+      <w:r>
+        <w:t xml:space="preserve">(죽은 정책의 탐지 — 데이터 정리의 상시화),</w:t>
+      </w:r>
+      <w:r>
+        <w:t xml:space="preserve"> </w:t>
+      </w:r>
+      <w:r>
+        <w:t xml:space="preserve">“</w:t>
+      </w:r>
+      <w:r>
+        <w:t xml:space="preserve">이번 분기 결품 상위 10개 품목의 결품 원인을 수요·공급·정확도로 분해해 달라</w:t>
+      </w:r>
+      <w:r>
+        <w:t xml:space="preserve">”</w:t>
+      </w:r>
+      <w:r>
+        <w:t xml:space="preserve">(원인의 구조적 분해). 세 질의 모두 답의 재료는 이동 기록이며, 기록의 형식이 질문의 상한을 정한다는 이 장 서두의 명제가 여기서 입증된다.</w:t>
+      </w:r>
+    </w:p>
+    <w:bookmarkEnd w:id="115"/>
+    <w:bookmarkStart w:id="119" w:name="컨설팅-가이드-진단-구축-순서-성공-판정"/>
+    <w:p>
+      <w:pPr>
+        <w:pStyle w:val="Heading2"/>
+      </w:pPr>
+      <w:r>
+        <w:t xml:space="preserve">12.7 컨설팅 가이드: 진단, 구축 순서, 성공 판정</w:t>
+      </w:r>
+    </w:p>
+    <w:bookmarkStart w:id="116" w:name="진단-질문-체크리스트-1"/>
+    <w:p>
+      <w:pPr>
+        <w:pStyle w:val="Heading3"/>
+      </w:pPr>
+      <w:r>
+        <w:t xml:space="preserve">진단 질문 체크리스트</w:t>
+      </w:r>
+    </w:p>
+    <w:p>
+      <w:pPr>
+        <w:numPr>
+          <w:ilvl w:val="0"/>
+          <w:numId w:val="1013"/>
+        </w:numPr>
+        <w:pStyle w:val="Compact"/>
+      </w:pPr>
+      <w:r>
+        <w:t xml:space="preserve">장부 재고와 실물 재고의 일치율을 측정해 본 적이 있는가. 최근 실사에서 원인 불명의 차이는 몇 %였는가.</w:t>
+      </w:r>
+    </w:p>
+    <w:p>
+      <w:pPr>
+        <w:numPr>
+          <w:ilvl w:val="0"/>
+          <w:numId w:val="1013"/>
+        </w:numPr>
+        <w:pStyle w:val="Compact"/>
+      </w:pPr>
+      <w:r>
+        <w:t xml:space="preserve">같은 품목이 두 개 이상의 코드로 등록되어 있지 않은가(1부 2장의 볼트 사건 점검).</w:t>
+      </w:r>
+    </w:p>
+    <w:p>
+      <w:pPr>
+        <w:numPr>
+          <w:ilvl w:val="0"/>
+          <w:numId w:val="1013"/>
+        </w:numPr>
+        <w:pStyle w:val="Compact"/>
+      </w:pPr>
+      <w:r>
+        <w:t xml:space="preserve">창고에 위치(번지) 체계가 있는가. 실물 선반의 번지와 시스템의 위치가 일치하는가.</w:t>
+      </w:r>
+    </w:p>
+    <w:p>
+      <w:pPr>
+        <w:numPr>
+          <w:ilvl w:val="0"/>
+          <w:numId w:val="1013"/>
+        </w:numPr>
+        <w:pStyle w:val="Compact"/>
+      </w:pPr>
+      <w:r>
+        <w:t xml:space="preserve">입출고는 발생 시점에 기록되는가, 하루 치를 몰아서 입력하는가.</w:t>
+      </w:r>
+    </w:p>
+    <w:p>
+      <w:pPr>
+        <w:numPr>
+          <w:ilvl w:val="0"/>
+          <w:numId w:val="1013"/>
+        </w:numPr>
+        <w:pStyle w:val="Compact"/>
+      </w:pPr>
+      <w:r>
+        <w:t xml:space="preserve">로트·시리얼 추적이 필요한 품목(규제·리콜 리스크)을 식별했는가. 지금 리콜이 나면 회수 범위를 몇 시간 안에 확정할 수 있는가.</w:t>
+      </w:r>
+    </w:p>
+    <w:p>
+      <w:pPr>
+        <w:numPr>
+          <w:ilvl w:val="0"/>
+          <w:numId w:val="1013"/>
+        </w:numPr>
+        <w:pStyle w:val="Compact"/>
+      </w:pPr>
+      <w:r>
+        <w:t xml:space="preserve">결품과 과잉이 동시에 존재하는가. 장기 체류 재고의 평가액을 알고 있는가.</w:t>
+      </w:r>
+    </w:p>
+    <w:p>
+      <w:pPr>
+        <w:numPr>
+          <w:ilvl w:val="0"/>
+          <w:numId w:val="1013"/>
+        </w:numPr>
+        <w:pStyle w:val="Compact"/>
+      </w:pPr>
+      <w:r>
+        <w:t xml:space="preserve">재고평가 방법이 회계 정책으로 확정되어 있는가. 재고 자산 금액을 월중에 조회할 수 있는가.</w:t>
+      </w:r>
+    </w:p>
+    <w:p>
+      <w:pPr>
+        <w:numPr>
+          <w:ilvl w:val="0"/>
+          <w:numId w:val="1013"/>
+        </w:numPr>
+        <w:pStyle w:val="Compact"/>
+      </w:pPr>
+      <w:r>
+        <w:t xml:space="preserve">피킹·검수·실사에 걸리는 시간을 측정하고 있는가.</w:t>
+      </w:r>
+    </w:p>
+    <w:p>
+      <w:pPr>
+        <w:numPr>
+          <w:ilvl w:val="0"/>
+          <w:numId w:val="1013"/>
+        </w:numPr>
+        <w:pStyle w:val="Compact"/>
+      </w:pPr>
+      <w:r>
+        <w:t xml:space="preserve">영업이 납기를 약속할 때 시스템의 가용 재고를 근거로 하는가, 창고에 전화하는가.</w:t>
+      </w:r>
+    </w:p>
+    <w:p>
+      <w:pPr>
+        <w:numPr>
+          <w:ilvl w:val="0"/>
+          <w:numId w:val="1013"/>
+        </w:numPr>
+        <w:pStyle w:val="Compact"/>
+      </w:pPr>
+      <w:r>
+        <w:t xml:space="preserve">재고 KPI(정확도·회전율·결품률)를 정례 회의에서 보는가. 책임자가 지정되어 있는가.</w:t>
+      </w:r>
+    </w:p>
+    <w:bookmarkEnd w:id="116"/>
+    <w:bookmarkStart w:id="117" w:name="구축-순서-주-단위-1"/>
+    <w:p>
+      <w:pPr>
+        <w:pStyle w:val="Heading3"/>
+      </w:pPr>
+      <w:r>
+        <w:t xml:space="preserve">구축 순서 (주 단위)</w:t>
+      </w:r>
+    </w:p>
+    <w:p>
+      <w:pPr>
+        <w:pStyle w:val="FirstParagraph"/>
+      </w:pPr>
+      <w:r>
+        <w:rPr>
+          <w:bCs/>
+          <w:b/>
+        </w:rPr>
+        <w:t xml:space="preserve">1~2주차, 기준정보와 위치 체계.</w:t>
+      </w:r>
+      <w:r>
+        <w:t xml:space="preserve"> </w:t>
+      </w:r>
+      <w:r>
+        <w:t xml:space="preserve">품목 마스터의 3정5S(중복 코드 통합·보관 처리, 단위 정비)와 위치 체계 설계를 실물 창고 정비와 동시에 수행한다. 선반 번지 라벨 부착과 위치 마스터 등록이 같은 주의 일이다. 추적 수준(무추적/로트/시리얼)과 재고평가 방법을 이 단계에서 확정한다 — 운영 중 변경은 어렵다.</w:t>
+      </w:r>
+    </w:p>
+    <w:p>
+      <w:pPr>
+        <w:pStyle w:val="BodyText"/>
+      </w:pPr>
+      <w:r>
+        <w:rPr>
+          <w:bCs/>
+          <w:b/>
+        </w:rPr>
+        <w:t xml:space="preserve">3~4주차, 기초 실사와 이동 가동.</w:t>
+      </w:r>
+      <w:r>
+        <w:t xml:space="preserve"> </w:t>
+      </w:r>
+      <w:r>
+        <w:t xml:space="preserve">전 품목 실사로 기초 재고를 적재한다. 부정확한 기초 재고는 이중 기록의 장점을 무력화하므로 이 실사에는 타협이 없다. 입고·출고·이송의 기본 흐름을 단순한 1단계 경로로 가동한다. 복잡한 멀티스텝 경로는 개념이 체화된 뒤의 일이다.</w:t>
+      </w:r>
+    </w:p>
+    <w:p>
+      <w:pPr>
+        <w:pStyle w:val="BodyText"/>
+      </w:pPr>
+      <w:r>
+        <w:rPr>
+          <w:bCs/>
+          <w:b/>
+        </w:rPr>
+        <w:t xml:space="preserve">5~8주차, 바코드의 단계적 도입.</w:t>
+      </w:r>
+      <w:r>
+        <w:t xml:space="preserve"> </w:t>
+      </w:r>
+      <w:r>
+        <w:t xml:space="preserve">바코드는 한꺼번에 켜지 않는다. 1부 3장의 POP 배치 전략 — 입구와 출구부터 — 을 창고에 적용한다. 첫째, 입고 검수부터 시작한다. 오류 데이터가 창고로 들어오는 관문을 먼저 막는 것이다. 둘째, 출고 피킹으로 확장한다. 오피킹은 고객에게 직접 노출되는 오류이므로 스캔 검증의 효과가 가장 크다. 셋째, 내부 이송과 실사로 확장한다. 라벨 체계는 처음부터 GS1 호환으로 설계하되(로트·유통기한 인코딩 여부를 업종 요건으로 결정), 바코드 없는 기존 재고는 위치 라벨 스캔으로 보완한다. 각 단계에서 종이 기록을 공식 폐지해 이중 입력을 남기지 않는다.</w:t>
+      </w:r>
+    </w:p>
+    <w:p>
+      <w:pPr>
+        <w:pStyle w:val="BodyText"/>
+      </w:pPr>
+      <w:r>
+        <w:rPr>
+          <w:bCs/>
+          <w:b/>
+        </w:rPr>
+        <w:t xml:space="preserve">9~12주차, 보충 자동화와 눈으로 보는 관리.</w:t>
+      </w:r>
+      <w:r>
+        <w:t xml:space="preserve"> </w:t>
+      </w:r>
+      <w:r>
+        <w:t xml:space="preserve">수불 데이터가 쌓이기 시작하면 A급 품목부터 재주문 규칙을 설정하고, 재고 현황판과 결품 임박·장기 체류 경보(말하는 단계)를 가동한다. 순환 실사 일정을 확정해 습관화 단계에 진입시킨다. 동적 안전재고와 예측 보충(추론하는 단계)은 최소 두 분기의 정확한 실적이 쌓인 뒤의 과제로 예고만 해 둔다.</w:t>
+      </w:r>
+    </w:p>
+    <w:bookmarkEnd w:id="117"/>
+    <w:bookmarkStart w:id="118" w:name="성공-판정과-흔한-실패"/>
+    <w:p>
+      <w:pPr>
+        <w:pStyle w:val="Heading3"/>
+      </w:pPr>
+      <w:r>
+        <w:t xml:space="preserve">성공 판정과 흔한 실패</w:t>
+      </w:r>
+    </w:p>
+    <w:p>
+      <w:pPr>
+        <w:pStyle w:val="FirstParagraph"/>
+      </w:pPr>
+      <w:r>
+        <w:t xml:space="preserve">성공 판정 기준은 세 가지다. 재고 정확도 95% 이상(순환 실사 표본 기준)이 유지되는가. 결품으로 인한 납기 사고와 장기 체류 재고 평가액이 측정되고 감소 추세인가. 영업·생산이 시스템의 가용 재고를 신뢰하고 의사결정에 쓰는가 — 창고에 확인 전화가 사라졌는가.</w:t>
+      </w:r>
+    </w:p>
+    <w:p>
+      <w:pPr>
+        <w:pStyle w:val="BodyText"/>
+      </w:pPr>
+      <w:r>
+        <w:t xml:space="preserve">흔한 실패는 네 가지다. 첫째, 기초 실사 없이 기존 장부 숫자를 그대로 이관하는 것 — 거짓 위에 정밀한 시스템을 세우는 일이며, 가장 흔하고 가장 치명적이다. 둘째, 위치 체계를 실물 정비 없이 데이터로만 만드는 것 — 현장은 곧 시스템을 우회한다. 셋째, 바코드 전면 일제 도입 — 현장 수용성이 무너지고 스캔 누락이 습관이 된다. 넷째, 이중 기록·경로·예약이라는 개념 체계를 교육하지 않고 설정만 켜는 것 — 개념을 이해하지 못한 채 만진 설정은 이동 문서를 꼬이게 하며, 이는 커뮤니티에서 가장 자주 목격되는 초심자 실패 유형이다.</w:t>
+      </w:r>
+    </w:p>
+    <w:bookmarkEnd w:id="118"/>
+    <w:bookmarkEnd w:id="119"/>
+    <w:bookmarkStart w:id="123" w:name="정직한-평가-wms를-겸하는-erp-재고의-자리"/>
+    <w:p>
+      <w:pPr>
+        <w:pStyle w:val="Heading2"/>
+      </w:pPr>
+      <w:r>
+        <w:t xml:space="preserve">12.8 정직한 평가: WMS를 겸하는 ERP 재고의 자리</w:t>
+      </w:r>
+    </w:p>
+    <w:p>
+      <w:pPr>
+        <w:pStyle w:val="CaptionedFigure"/>
+      </w:pPr>
+      <w:r>
+        <w:drawing>
+          <wp:inline>
+            <wp:extent cx="4206240" cy="2746932"/>
+            <wp:effectExtent b="0" l="0" r="0" t="0"/>
+            <wp:docPr descr="그림 12-3. 피킹 전략 3종의 동선 비교 — 단일·클러스터·웨이브 (동선은 개념 예시)" title="" id="121" name="Picture"/>
+            <a:graphic>
+              <a:graphicData uri="http://schemas.openxmlformats.org/drawingml/2006/picture">
+                <pic:pic>
+                  <pic:nvPicPr>
+                    <pic:cNvPr descr="figures/fig_123_picking.png" id="122" name="Picture"/>
+                    <pic:cNvPicPr>
+                      <a:picLocks noChangeArrowheads="1" noChangeAspect="1"/>
+                    </pic:cNvPicPr>
+                  </pic:nvPicPr>
+                  <pic:blipFill>
+                    <a:blip r:embed="rId120"/>
+                    <a:stretch>
+                      <a:fillRect/>
+                    </a:stretch>
+                  </pic:blipFill>
+                  <pic:spPr bwMode="auto">
+                    <a:xfrm>
+                      <a:off x="0" y="0"/>
+                      <a:ext cx="4206240" cy="2746932"/>
+                    </a:xfrm>
+                    <a:prstGeom prst="rect">
+                      <a:avLst/>
+                    </a:prstGeom>
+                    <a:noFill/>
+                    <a:ln w="9525">
+                      <a:noFill/>
+                      <a:headEnd/>
+                      <a:tailEnd/>
+                    </a:ln>
+                  </pic:spPr>
+                </pic:pic>
+              </a:graphicData>
+            </a:graphic>
+          </wp:inline>
+        </w:drawing>
+      </w:r>
+    </w:p>
+    <w:p>
+      <w:pPr>
+        <w:pStyle w:val="ImageCaption"/>
+      </w:pPr>
+      <w:r>
+        <w:t xml:space="preserve">그림 12-3. 피킹 전략 3종의 동선 비교 — 단일·클러스터·웨이브 (동선은 개념 예시)</w:t>
+      </w:r>
+    </w:p>
+    <w:p>
+      <w:pPr>
+        <w:pStyle w:val="BodyText"/>
+      </w:pPr>
+      <w:r>
+        <w:rPr>
+          <w:bCs/>
+          <w:b/>
+        </w:rPr>
+        <w:t xml:space="preserve">장점.</w:t>
+      </w:r>
+      <w:r>
+        <w:t xml:space="preserve"> </w:t>
+      </w:r>
+      <w:r>
+        <w:t xml:space="preserve">첫째, 이중 기록이 보장하는 데이터 무결성이다. 설명 불가능한 재고 차이가 구조적으로 제거되고, 장부에 대한 신뢰가 발주·생산·납기 약속의 기반이 된다. 둘째, 판매·구매·제조·회계와의 네이티브 통합이다. 별도 WMS 도입 시 반드시 발생하는 인터페이스 구축과 동기화 시차가 원천적으로 없으며, 보충 판단에 미래 수요와 미래 공급이 실시간 반영된다. 셋째, 피킹 전략·경로 규칙 같은 중급 이상의 물류 기법을 설정 변경만으로 실험할 수 있다. 최대 30%의 피킹 효율(Odoo 공식 소개자료)은 소프트웨어가 주는 수치가 아니라 자기 창고의 주문 프로파일을 측정하며 전략을 실험한 기업이 얻는 수치라는 점을 다시 강조한다. 넷째, 바코드·GS1·오프라인 스캔이 기본 포함되어 중소기업이 감당 가능한 비용으로 종이 없는 창고에 접근한다.</w:t>
+      </w:r>
+    </w:p>
+    <w:p>
+      <w:pPr>
+        <w:pStyle w:val="BodyText"/>
+      </w:pPr>
+      <w:r>
+        <w:rPr>
+          <w:bCs/>
+          <w:b/>
+        </w:rPr>
+        <w:t xml:space="preserve">단점과 한계.</w:t>
+      </w:r>
+      <w:r>
+        <w:t xml:space="preserve"> </w:t>
+      </w:r>
+      <w:r>
+        <w:t xml:space="preserve">전문 WMS와 견주면 경계가 분명하다. 하루 수만 건 이상의 피킹을 처리하는 대형 물류센터급 운영에는 Manhattan Associates, Blue Yonder 같은 전문 WMS가 필요하다는 평가가 일반적이다(ERP Research, 2026). 자동창고(AS/RS)·소터·AGV 같은 자동화 설비와의 실시간 제어 연동은 표준 범위 밖이고, 작업자별 생산성 표준과 작업 할당 최적화 같은 노동력 관리 기능은 없으며, 풋어웨이 규칙은 사람이 정한 규칙을 집행할 뿐 주문 패턴 분석으로 품목 배치를 최적화하는 슬로팅은 제공하지 않는다. 순환 실사 지원도 기본 수준이어서 대규모 운영에서는 보완이 필요하다.</w:t>
+      </w:r>
+    </w:p>
+    <w:p>
+      <w:pPr>
+        <w:pStyle w:val="BodyText"/>
+      </w:pPr>
+      <w:r>
+        <w:t xml:space="preserve">개념 체계의 학습 곡선도 정직하게 말해 두어야 한다. 이중 기록·가상 위치·경로·예약은 우아한 만큼 낯선 개념이어서, 단식 장부에 익숙한 담당자가 개념 이해 없이 운영하면 시스템은 오히려 혼란의 증폭기가 된다. 도입 교육의 절반은 화면 조작이 아니라 개념 — 왜 모든 변동이 이동인가, 가용 수량과 보유 수량은 왜 다른가 — 에 할애되어야 한다.</w:t>
+      </w:r>
+    </w:p>
+    <w:p>
+      <w:pPr>
+        <w:pStyle w:val="BodyText"/>
+      </w:pPr>
+      <w:r>
+        <w:rPr>
+          <w:bCs/>
+          <w:b/>
+        </w:rPr>
+        <w:t xml:space="preserve">도입 판단.</w:t>
+      </w:r>
+      <w:r>
+        <w:t xml:space="preserve"> </w:t>
+      </w:r>
+      <w:r>
+        <w:t xml:space="preserve">요컨대 Odoo 재고는</w:t>
+      </w:r>
+      <w:r>
+        <w:t xml:space="preserve"> </w:t>
+      </w:r>
+      <w:r>
+        <w:t xml:space="preserve">“</w:t>
+      </w:r>
+      <w:r>
+        <w:t xml:space="preserve">WMS를 겸하는 ERP 재고</w:t>
+      </w:r>
+      <w:r>
+        <w:t xml:space="preserve">”</w:t>
+      </w:r>
+      <w:r>
+        <w:t xml:space="preserve">이지 전문 WMS가 아니다. 이 책의 대상인 중소·중견 규모에서 이 한계가 실제 제약이 되는 경우는 드물지만, 물류가 본업인 풀필먼트 사업자라면 성장 단계에 따른 전문 WMS 병행의 임계점을 미리 정의해 두어야 한다. 국내 환경에서는 3PL에 창고를 위탁하고 Odoo가 재고의 회계적 진실과 판매·구매 연동을 쥔 채 3PL WMS와 입출고 지시·실적을 API로 주고받는 분업, 그리고 복수 오픈마켓의 주문·재고 동기화를 n8n 워크플로로 연동하는 구성(16장)이 현실적이다. 어느 구성이든 원칙은 하나다. 재고의 단일 진실은 Odoo에 두고, 채널과 현장은 그 진실의 입출력 단자로 삼는다.</w:t>
+      </w:r>
+    </w:p>
+    <w:bookmarkEnd w:id="123"/>
+    <w:bookmarkStart w:id="124" w:name="핵심-요약-4"/>
+    <w:p>
+      <w:pPr>
+        <w:pStyle w:val="Heading2"/>
+      </w:pPr>
+      <w:r>
+        <w:t xml:space="preserve">핵심 요약</w:t>
+      </w:r>
+    </w:p>
+    <w:p>
+      <w:pPr>
+        <w:numPr>
+          <w:ilvl w:val="0"/>
+          <w:numId w:val="1014"/>
+        </w:numPr>
+        <w:pStyle w:val="Compact"/>
+      </w:pPr>
+      <w:r>
+        <w:t xml:space="preserve">재고 모듈의 경영 질문은</w:t>
+      </w:r>
+      <w:r>
+        <w:t xml:space="preserve"> </w:t>
+      </w:r>
+      <w:r>
+        <w:t xml:space="preserve">“</w:t>
+      </w:r>
+      <w:r>
+        <w:t xml:space="preserve">재고는 진실한가</w:t>
+      </w:r>
+      <w:r>
+        <w:t xml:space="preserve">”</w:t>
+      </w:r>
+      <w:r>
+        <w:t xml:space="preserve">가 먼저고</w:t>
+      </w:r>
+      <w:r>
+        <w:t xml:space="preserve"> </w:t>
+      </w:r>
+      <w:r>
+        <w:t xml:space="preserve">“</w:t>
+      </w:r>
+      <w:r>
+        <w:t xml:space="preserve">결품과 과잉 사이 최적점</w:t>
+      </w:r>
+      <w:r>
+        <w:t xml:space="preserve">”</w:t>
+      </w:r>
+      <w:r>
+        <w:t xml:space="preserve">이 그다음이다. 장부가 실물과 다른 회사에서는 어떤 최적화도 성립하지 않는다. 담당 KPI는 재고 정확도·회전율·결품률·피킹 시간이다.</w:t>
+      </w:r>
+    </w:p>
+    <w:p>
+      <w:pPr>
+        <w:numPr>
+          <w:ilvl w:val="0"/>
+          <w:numId w:val="1014"/>
+        </w:numPr>
+        <w:pStyle w:val="Compact"/>
+      </w:pPr>
+      <w:r>
+        <w:t xml:space="preserve">기능의 핵심은 이중 기록이다. 모든 재고 변동을 출발·도착 위치 간 이동으로 기록해 설명 불가능한 차이를 구조적으로 제거하며, 로트·시리얼 추적, GS1 바코드(오프라인 스캔), 피킹 전략(최대 30% 효율), 예약, 경로 규칙, 재고평가(계속기록법·FIFO/AVCO/표준원가)가 그 위에 선다(Odoo 공식 소개자료).</w:t>
+      </w:r>
+    </w:p>
+    <w:p>
+      <w:pPr>
+        <w:numPr>
+          <w:ilvl w:val="0"/>
+          <w:numId w:val="1014"/>
+        </w:numPr>
+        <w:pStyle w:val="Compact"/>
+      </w:pPr>
+      <w:r>
+        <w:t xml:space="preserve">창고는 데이터 3정5S의 원형 현장이다. 위치 체계는 정위치의 물리·디지털 통합이고, 재고 정확도는 정량의 핵심 지표이며, 순환 실사는 청소의 일상화다. 실물 5S와 데이터 5S가 같은 자리에서 만나는 유일한 장소이므로, 3정5S 정착의 첫 실습 무대로 삼는다.</w:t>
+      </w:r>
+    </w:p>
+    <w:p>
+      <w:pPr>
+        <w:numPr>
+          <w:ilvl w:val="0"/>
+          <w:numId w:val="1014"/>
+        </w:numPr>
+        <w:pStyle w:val="Compact"/>
+      </w:pPr>
+      <w:r>
+        <w:t xml:space="preserve">눈으로 보는 관리 3단계: 보이는(실시간 재고 현황판·가용 재고 즉답) → 말하는(재주문점 경보, 결품 임박·장기 체류 브리핑 = 상시 빨간 패 작전) → 추론하는(수요예측 기반 동적 안전재고, 결품 원인의 구조적 분해).</w:t>
+      </w:r>
+    </w:p>
+    <w:p>
+      <w:pPr>
+        <w:numPr>
+          <w:ilvl w:val="0"/>
+          <w:numId w:val="1014"/>
+        </w:numPr>
+        <w:pStyle w:val="Compact"/>
+      </w:pPr>
+      <w:r>
+        <w:t xml:space="preserve">DMAIC 시나리오는 재고 정확도 회복의 한 사이클을 보인다. 스캔 누락과 UoM 미정비라는 원인을 층별·그래프 분석으로 확정하고, 대책을 경로 규칙과 마스터의 상태로 환류하며, 관리도로 유지한다.</w:t>
+      </w:r>
+    </w:p>
+    <w:p>
+      <w:pPr>
+        <w:numPr>
+          <w:ilvl w:val="0"/>
+          <w:numId w:val="1014"/>
+        </w:numPr>
+        <w:pStyle w:val="Compact"/>
+      </w:pPr>
+      <w:r>
+        <w:t xml:space="preserve">AI 적용의 축은 ABC-XYZ 상시 분류, 수요예측 기반 동적 보충(재고 정확도 확보가 선행 조건), 실사 차이 이상 탐지, 이동 그래프 위의 자연어 질의다.</w:t>
+      </w:r>
+    </w:p>
+    <w:p>
+      <w:pPr>
+        <w:numPr>
+          <w:ilvl w:val="0"/>
+          <w:numId w:val="1014"/>
+        </w:numPr>
+        <w:pStyle w:val="Compact"/>
+      </w:pPr>
+      <w:r>
+        <w:t xml:space="preserve">구축 순서는 기준정보·위치 체계(실물과 동시) → 기초 실사 → 바코드 단계 도입(입고→피킹→이송·실사) → 보충 자동화·경보의 12주 로드맵이다. 흔한 실패는 기초 실사 생략, 실물 없는 위치 체계, 바코드 일제 도입, 개념 교육 생략이다.</w:t>
+      </w:r>
+    </w:p>
+    <w:p>
+      <w:pPr>
+        <w:numPr>
+          <w:ilvl w:val="0"/>
+          <w:numId w:val="1014"/>
+        </w:numPr>
+        <w:pStyle w:val="Compact"/>
+      </w:pPr>
+      <w:r>
+        <w:t xml:space="preserve">정직한 평가: Odoo 재고는 WMS를 겸하는 ERP 재고다. 초고물동·자동화 설비·슬로팅·노동력 관리는 전문 WMS의 영역이며(ERP Research, 2026), 중소·중견 규모에서는 통합의 이점이 그 한계를 압도한다.</w:t>
+      </w:r>
+    </w:p>
+    <w:bookmarkEnd w:id="124"/>
+    <w:bookmarkStart w:id="125" w:name="이-장의-참고문헌-4"/>
+    <w:p>
+      <w:pPr>
+        <w:pStyle w:val="Heading2"/>
+      </w:pPr>
+      <w:r>
+        <w:t xml:space="preserve">이 장의 참고문헌</w:t>
+      </w:r>
+    </w:p>
+    <w:p>
+      <w:pPr>
+        <w:numPr>
+          <w:ilvl w:val="0"/>
+          <w:numId w:val="1015"/>
+        </w:numPr>
+        <w:pStyle w:val="Compact"/>
+      </w:pPr>
+      <w:r>
+        <w:t xml:space="preserve">Odoo 공식 소개자료 (2026). 『Odoo 모듈 소개』 세미나 자료, 재고 관리 모듈.</w:t>
+      </w:r>
+    </w:p>
+    <w:p>
+      <w:pPr>
+        <w:numPr>
+          <w:ilvl w:val="0"/>
+          <w:numId w:val="1015"/>
+        </w:numPr>
+        <w:pStyle w:val="Compact"/>
+      </w:pPr>
+      <w:r>
+        <w:t xml:space="preserve">일본 생산관리 고전, 『다품종소량·수주생산의 생산관리』 (저자 소장 번역본) — 정돈·번지·눈으로 보는 관리 관련 인용.</w:t>
+      </w:r>
+    </w:p>
+    <w:p>
+      <w:pPr>
+        <w:numPr>
+          <w:ilvl w:val="0"/>
+          <w:numId w:val="1015"/>
+        </w:numPr>
+        <w:pStyle w:val="Compact"/>
+      </w:pPr>
+      <w:r>
+        <w:t xml:space="preserve">de Koster, R., Le-Duc, T., &amp; Roodbergen, K. J. (2007). Design and Control of Warehouse Order Picking: A Literature Review.</w:t>
+      </w:r>
+      <w:r>
+        <w:t xml:space="preserve"> </w:t>
+      </w:r>
+      <w:r>
+        <w:rPr>
+          <w:iCs/>
+          <w:i/>
+        </w:rPr>
+        <w:t xml:space="preserve">European Journal of Operational Research</w:t>
+      </w:r>
+      <w:r>
+        <w:t xml:space="preserve">, 182(2), 481–501.</w:t>
+      </w:r>
+    </w:p>
+    <w:p>
+      <w:pPr>
+        <w:numPr>
+          <w:ilvl w:val="0"/>
+          <w:numId w:val="1015"/>
+        </w:numPr>
+        <w:pStyle w:val="Compact"/>
+      </w:pPr>
+      <w:r>
+        <w:t xml:space="preserve">Silver, E. A., Pyke, D. F., &amp; Peterson, R. (1998).</w:t>
+      </w:r>
+      <w:r>
+        <w:t xml:space="preserve"> </w:t>
+      </w:r>
+      <w:r>
+        <w:rPr>
+          <w:iCs/>
+          <w:i/>
+        </w:rPr>
+        <w:t xml:space="preserve">Inventory Management and Production Planning and Scheduling</w:t>
+      </w:r>
+      <w:r>
+        <w:t xml:space="preserve"> </w:t>
+      </w:r>
+      <w:r>
+        <w:t xml:space="preserve">(3rd ed.). Wiley.</w:t>
+      </w:r>
+    </w:p>
+    <w:p>
+      <w:pPr>
+        <w:numPr>
+          <w:ilvl w:val="0"/>
+          <w:numId w:val="1015"/>
+        </w:numPr>
+        <w:pStyle w:val="Compact"/>
+      </w:pPr>
+      <w:r>
+        <w:t xml:space="preserve">ERP Research (2026).</w:t>
+      </w:r>
+      <w:r>
+        <w:t xml:space="preserve"> </w:t>
+      </w:r>
+      <w:r>
+        <w:t xml:space="preserve">“</w:t>
+      </w:r>
+      <w:r>
+        <w:t xml:space="preserve">Odoo Warehouse Management: Capabilities &amp; Review</w:t>
+      </w:r>
+      <w:r>
+        <w:t xml:space="preserve">”</w:t>
+      </w:r>
+      <w:r>
+        <w:t xml:space="preserve">. https://www.erpresearch.com/erp/odoo/warehouse-management</w:t>
+      </w:r>
+    </w:p>
+    <w:p>
+      <w:pPr>
+        <w:numPr>
+          <w:ilvl w:val="0"/>
+          <w:numId w:val="1015"/>
+        </w:numPr>
+        <w:pStyle w:val="Compact"/>
+      </w:pPr>
+      <w:r>
+        <w:t xml:space="preserve">Odoo S.A. — 고객 사례: ENFIDO GmbH(7,500개 저장 위치 디지털화), CET Marketing &amp; Distribution(시리얼·QR 추적). https://www.odoo.com/blog/customer-reviews-6</w:t>
+      </w:r>
+    </w:p>
+    <w:p>
+      <w:pPr>
+        <w:numPr>
+          <w:ilvl w:val="0"/>
+          <w:numId w:val="1015"/>
+        </w:numPr>
+        <w:pStyle w:val="Compact"/>
+      </w:pPr>
+      <w:r>
+        <w:t xml:space="preserve">Odoo S.A. (2026).</w:t>
+      </w:r>
+      <w:r>
+        <w:t xml:space="preserve"> </w:t>
+      </w:r>
+      <w:r>
+        <w:t xml:space="preserve">“</w:t>
+      </w:r>
+      <w:r>
+        <w:t xml:space="preserve">Inventory — Odoo Documentation</w:t>
+      </w:r>
+      <w:r>
+        <w:t xml:space="preserve">”</w:t>
+      </w:r>
+      <w:r>
+        <w:t xml:space="preserve">. https://www.odoo.com/documentation/</w:t>
+      </w:r>
+    </w:p>
+    <w:p>
+      <w:pPr>
+        <w:numPr>
+          <w:ilvl w:val="0"/>
+          <w:numId w:val="1015"/>
+        </w:numPr>
+        <w:pStyle w:val="Compact"/>
+      </w:pPr>
+      <w:r>
+        <w:t xml:space="preserve">이 책 1부 2장(데이터 3정5S)·3장(눈으로 보는 관리·POP)·4장(정미소요량과 재고 정확도)·5장(DMAIC 데이터 루프), 2부 11장(매입)·14장(회계)·16장(확장 부스터).</w:t>
+      </w:r>
+    </w:p>
+    <w:bookmarkEnd w:id="125"/>
+    <w:bookmarkEnd w:id="126"/>
+    <w:bookmarkStart w:id="151" w:name="제13장.-제조-관리-생산의-컨설팅"/>
+    <w:p>
+      <w:pPr>
+        <w:pStyle w:val="Heading1"/>
+      </w:pPr>
+      <w:r>
+        <w:t xml:space="preserve">제13장. 제조 관리: 생산의 컨설팅</w:t>
+      </w:r>
+    </w:p>
+    <w:p>
+      <w:pPr>
+        <w:pStyle w:val="BlockText"/>
+      </w:pPr>
+      <w:r>
+        <w:t xml:space="preserve">“</w:t>
+      </w:r>
+      <w:r>
+        <w:t xml:space="preserve">제조 현장에서는 1분 1초가 곧 경쟁력입니다. Odoo 도입 후, 이전에는 상상할 수 없었던 막대한 시간과 비용을 절약하며 생산성을 혁신하고 있습니다.</w:t>
+      </w:r>
+      <w:r>
+        <w:t xml:space="preserve">”</w:t>
+      </w:r>
+      <w:r>
+        <w:t xml:space="preserve"> </w:t>
+      </w:r>
+      <w:r>
+        <w:t xml:space="preserve">— Huabing Liu, 자동차 제조업체 IT 운영 팀장 (Odoo 공식 소개자료)</w:t>
+      </w:r>
+    </w:p>
+    <w:bookmarkStart w:id="127" w:name="경영의-질문-납기-병목-그리고-원가의-진실"/>
+    <w:p>
+      <w:pPr>
+        <w:pStyle w:val="Heading2"/>
+      </w:pPr>
+      <w:r>
+        <w:t xml:space="preserve">13.1 경영의 질문: 납기, 병목, 그리고 원가의 진실</w:t>
+      </w:r>
+    </w:p>
+    <w:p>
+      <w:pPr>
+        <w:pStyle w:val="FirstParagraph"/>
+      </w:pPr>
+      <w:r>
+        <w:t xml:space="preserve">공장 진단의 첫날, 나는 사장에게 세 가지 질문을 던지는 것으로 시작한다. 첫째,</w:t>
+      </w:r>
+      <w:r>
+        <w:t xml:space="preserve"> </w:t>
+      </w:r>
+      <w:r>
+        <w:t xml:space="preserve">“</w:t>
+      </w:r>
+      <w:r>
+        <w:t xml:space="preserve">다음 주 납기가 걸린 주문 가운데 지금 위험한 것은 몇 건입니까?</w:t>
+      </w:r>
+      <w:r>
+        <w:t xml:space="preserve">”</w:t>
+      </w:r>
+      <w:r>
+        <w:t xml:space="preserve"> </w:t>
+      </w:r>
+      <w:r>
+        <w:t xml:space="preserve">둘째,</w:t>
+      </w:r>
+      <w:r>
+        <w:t xml:space="preserve"> </w:t>
+      </w:r>
+      <w:r>
+        <w:t xml:space="preserve">“</w:t>
+      </w:r>
+      <w:r>
+        <w:t xml:space="preserve">지금 이 공장의 병목 공정은 어디입니까?</w:t>
+      </w:r>
+      <w:r>
+        <w:t xml:space="preserve">”</w:t>
+      </w:r>
+      <w:r>
+        <w:t xml:space="preserve"> </w:t>
+      </w:r>
+      <w:r>
+        <w:t xml:space="preserve">셋째,</w:t>
+      </w:r>
+      <w:r>
+        <w:t xml:space="preserve"> </w:t>
+      </w:r>
+      <w:r>
+        <w:t xml:space="preserve">“</w:t>
+      </w:r>
+      <w:r>
+        <w:t xml:space="preserve">지난달 가장 남는 제품과 가장 밑지는 제품은 무엇이었습니까?</w:t>
+      </w:r>
+      <w:r>
+        <w:t xml:space="preserve">”</w:t>
+      </w:r>
+      <w:r>
+        <w:t xml:space="preserve"> </w:t>
+      </w:r>
+      <w:r>
+        <w:t xml:space="preserve">어느 도금가공 기업에서 이 질문을 던졌을 때, 사장은 세 질문 모두에</w:t>
+      </w:r>
+      <w:r>
+        <w:t xml:space="preserve"> </w:t>
+      </w:r>
+      <w:r>
+        <w:t xml:space="preserve">“</w:t>
+      </w:r>
+      <w:r>
+        <w:t xml:space="preserve">공장장에게 물어봐야 한다</w:t>
+      </w:r>
+      <w:r>
+        <w:t xml:space="preserve">”</w:t>
+      </w:r>
+      <w:r>
+        <w:t xml:space="preserve">고 답했고, 호출된 공장장은 첫 질문에 수첩을 꺼냈으며, 둘째 질문에</w:t>
+      </w:r>
+      <w:r>
+        <w:t xml:space="preserve"> </w:t>
+      </w:r>
+      <w:r>
+        <w:t xml:space="preserve">“</w:t>
+      </w:r>
+      <w:r>
+        <w:t xml:space="preserve">그때그때 다르다</w:t>
+      </w:r>
+      <w:r>
+        <w:t xml:space="preserve">”</w:t>
+      </w:r>
+      <w:r>
+        <w:t xml:space="preserve">고 답했고, 셋째 질문에는</w:t>
+      </w:r>
+      <w:r>
+        <w:t xml:space="preserve"> </w:t>
+      </w:r>
+      <w:r>
+        <w:t xml:space="preserve">“</w:t>
+      </w:r>
+      <w:r>
+        <w:t xml:space="preserve">그건 경리가 월말에 뽑는다</w:t>
+      </w:r>
+      <w:r>
+        <w:t xml:space="preserve">”</w:t>
+      </w:r>
+      <w:r>
+        <w:t xml:space="preserve">고 답했다. 세 사람 모두 성실했고, ERP도 있었다. 그러나 계획은 공장장의 수첩에, 실적은 종이 일보에, 원가는 월말의 엑셀에 있었다. 계획-실행-품질-설비-원가가 다섯 개의 섬으로 존재하는 것 — 이것이 한국 중소 제조 현장의 표준 병리다.</w:t>
+      </w:r>
+    </w:p>
+    <w:p>
+      <w:pPr>
+        <w:pStyle w:val="BodyText"/>
+      </w:pPr>
+      <w:r>
+        <w:t xml:space="preserve">제조 관리 모듈이 답해야 할 경영의 질문은 이 세 가지의 정식화다. 첫째, 납기를 지킬 수 있는가 — 지금 수주하는 주문의 납기를 무엇을 근거로 약속하며, 이미 받은 주문의 지연 위험을 언제 아는가. 둘째, 병목은 어디인가 — 공장 전체의 산출을 결정하는 제약 공정을 식별하고 있는가, 그 병목은 제품 믹스가 바뀔 때 어디로 이동하는가. 셋째, 원가는 정확한가 — 제품별·주문별 실제 원가를 언제 아는가, 월말인가 실시간인가. 이 질문들의 KPI가 납기준수율, 제조 리드타임, 워크센터 가동률과 OEE(설비종합효율), 그리고 제품별 실제 원가와 표준원가 차이다.</w:t>
+      </w:r>
+    </w:p>
+    <w:p>
+      <w:pPr>
+        <w:pStyle w:val="BodyText"/>
+      </w:pPr>
+      <w:r>
+        <w:t xml:space="preserve">1부에서 이 질문들의 방법론은 이미 정립되었다. 3장은 관리판과 POP로 실행의 가시화를, 4장은 부품전개와 일정계획으로 계획의 체계를, 5장은 DMAIC 루프로 개선의 회전을, 7장은 공정편성과 디지털 트윈으로 구조의 재구축을 다뤘다. 이 장은 그 방법론들이 Odoo 제조 관리라는 하나의 모듈 위에서 어떻게 실장되는지를 다룬다. 2부의 모듈 장 가운데 1부와의 결선이 가장 굵은 장이다.</w:t>
+      </w:r>
+    </w:p>
+    <w:bookmarkEnd w:id="127"/>
+    <w:bookmarkStart w:id="131" w:name="기능-해부-계획에서-실행-품질에서-원가까지"/>
+    <w:p>
+      <w:pPr>
+        <w:pStyle w:val="Heading2"/>
+      </w:pPr>
+      <w:r>
+        <w:t xml:space="preserve">13.2 기능 해부: 계획에서 실행, 품질에서 원가까지</w:t>
+      </w:r>
+    </w:p>
+    <w:p>
+      <w:pPr>
+        <w:pStyle w:val="CaptionedFigure"/>
+      </w:pPr>
+      <w:r>
+        <w:drawing>
+          <wp:inline>
+            <wp:extent cx="4206240" cy="1716832"/>
+            <wp:effectExtent b="0" l="0" r="0" t="0"/>
+            <wp:docPr descr="그림 13-2. 제조 데이터 흐름 — 수주에서 원가까지" title="" id="129" name="Picture"/>
+            <a:graphic>
+              <a:graphicData uri="http://schemas.openxmlformats.org/drawingml/2006/picture">
+                <pic:pic>
+                  <pic:nvPicPr>
+                    <pic:cNvPr descr="figures/fig_132_mfg_flow.png" id="130" name="Picture"/>
+                    <pic:cNvPicPr>
+                      <a:picLocks noChangeArrowheads="1" noChangeAspect="1"/>
+                    </pic:cNvPicPr>
+                  </pic:nvPicPr>
+                  <pic:blipFill>
+                    <a:blip r:embed="rId128"/>
+                    <a:stretch>
+                      <a:fillRect/>
+                    </a:stretch>
+                  </pic:blipFill>
+                  <pic:spPr bwMode="auto">
+                    <a:xfrm>
+                      <a:off x="0" y="0"/>
+                      <a:ext cx="4206240" cy="1716832"/>
+                    </a:xfrm>
+                    <a:prstGeom prst="rect">
+                      <a:avLst/>
+                    </a:prstGeom>
+                    <a:noFill/>
+                    <a:ln w="9525">
+                      <a:noFill/>
+                      <a:headEnd/>
+                      <a:tailEnd/>
+                    </a:ln>
+                  </pic:spPr>
+                </pic:pic>
+              </a:graphicData>
+            </a:graphic>
+          </wp:inline>
+        </w:drawing>
+      </w:r>
+    </w:p>
+    <w:p>
+      <w:pPr>
+        <w:pStyle w:val="ImageCaption"/>
+      </w:pPr>
+      <w:r>
+        <w:t xml:space="preserve">그림 13-2. 제조 데이터 흐름 — 수주에서 원가까지</w:t>
+      </w:r>
+    </w:p>
+    <w:p>
+      <w:pPr>
+        <w:pStyle w:val="BodyText"/>
+      </w:pPr>
+      <w:r>
+        <w:t xml:space="preserve">제조 IT의 국제 표준 참조 모델 ISA-95는 기업 시스템을 계층으로 나눈다. 레벨 4의 ERP가 주 단위 계획과 원가를, 레벨 3의 MES(제조실행시스템)가 시간·분 단위의 작업 지시와 실적을, 그 아래 제어 계층(PLC/SCADA)이 설비를 다룬다. 전통적 구축은 계층마다 별도 솔루션을 세우고 인터페이스로 잇지만, 중소기업에서 이 방식은 인터페이스 비용과 데이터 시차라는 두 벽에 부딪힌다. Odoo 제조 관리의 철학은 이 계층 구분을 단일 데이터베이스 안으로 접어 넣는 것이다. 공식 소개자료의 표현으로</w:t>
+      </w:r>
+      <w:r>
+        <w:t xml:space="preserve"> </w:t>
+      </w:r>
+      <w:r>
+        <w:t xml:space="preserve">“</w:t>
+      </w:r>
+      <w:r>
+        <w:t xml:space="preserve">생산 계획부터 작업 현장 제어, 품질 관리, 유지보수까지 모든 제조 공정을 하나로 통합한 올인원 솔루션</w:t>
+      </w:r>
+      <w:r>
+        <w:t xml:space="preserve">”</w:t>
+      </w:r>
+      <w:r>
+        <w:t xml:space="preserve">이며, 태블릿에서 작업자가 완료를 누르는 순간 재공·자재 소진·노무비·원가·납기 예측이 동시에 갱신된다.</w:t>
+      </w:r>
+    </w:p>
+    <w:p>
+      <w:pPr>
+        <w:pStyle w:val="BodyText"/>
+      </w:pPr>
+      <w:r>
+        <w:rPr>
+          <w:bCs/>
+          <w:b/>
+        </w:rPr>
+        <w:t xml:space="preserve">BOM과 MRP — 4장의 직계.</w:t>
+      </w:r>
+      <w:r>
+        <w:t xml:space="preserve"> </w:t>
+      </w:r>
+      <w:r>
+        <w:t xml:space="preserve">자재명세서(BOM)는 1부 4장에서 본 구조형 부품표의 직역이다. 다단계 BOM(반제품 중첩), 키트, 제품 변형별 분기를 지원하며, 특기할 것은 부산물 처리다 —</w:t>
+      </w:r>
+      <w:r>
+        <w:t xml:space="preserve"> </w:t>
+      </w:r>
+      <w:r>
+        <w:t xml:space="preserve">“</w:t>
+      </w:r>
+      <w:r>
+        <w:t xml:space="preserve">부산물을 자재명세서에 통합하여 잔여 제품을 생산</w:t>
+      </w:r>
+      <w:r>
+        <w:t xml:space="preserve">”</w:t>
+      </w:r>
+      <w:r>
+        <w:t xml:space="preserve">(Odoo 공식 소개자료)하므로 수율과 잔재가 원가 변수인 업종에서 실질적이다. MRP 엔진은 판매 주문과 MPS로부터 소요를 전개하고 재고·발주 잔량을 공제해 제조 주문과 구매 제안을 생성한다 — 원전 시대에 연필과 계산기로 하던 부품전개·정미소요량 계산이 매일 밤 자동으로 도는 것이다. 4장에서 정리한 제번·추번의 지혜도 그대로 이식된다. 제조 주문 번호와 로트/시리얼, 분석 계정이 제번의 세 기능(진척·이력·원가의 끈)을 나누어 맡고, 공통 부품은 재주문 규칙과 MTS 라우트로 추번적 세계에서 돌며, 고객 사양품은 MTO 라우트의 제번적 세계에서 수주와 끈이 붙는다.</w:t>
+      </w:r>
+    </w:p>
+    <w:p>
+      <w:pPr>
+        <w:pStyle w:val="BodyText"/>
+      </w:pPr>
+      <w:r>
+        <w:rPr>
+          <w:bCs/>
+          <w:b/>
+        </w:rPr>
+        <w:t xml:space="preserve">MPS와 S&amp;OP.</w:t>
+      </w:r>
+      <w:r>
+        <w:t xml:space="preserve"> </w:t>
+      </w:r>
+      <w:r>
+        <w:t xml:space="preserve">마스터 생산 일정(MPS)은 수요 예측과 확정 주문을 놓고 기간별 생산 수량을 결정하는 도구로, 공식 소개자료는</w:t>
+      </w:r>
+      <w:r>
+        <w:t xml:space="preserve"> </w:t>
+      </w:r>
+      <w:r>
+        <w:t xml:space="preserve">“</w:t>
+      </w:r>
+      <w:r>
+        <w:t xml:space="preserve">영업 및 운영 계획 S&amp;OP 회의에 이상적인 도구로, 영업 담당자와 제조 부서 간의 목표 조정을 용이하게 한다</w:t>
+      </w:r>
+      <w:r>
+        <w:t xml:space="preserve">”</w:t>
+      </w:r>
+      <w:r>
+        <w:t xml:space="preserve">고 소개한다. 중소기업 S&amp;OP가 실패하는 첫째 이유는 회의에 올릴 단일한 숫자가 없다는 것이다. 영업의 엑셀과 공장의 엑셀이 다를 때 회의는 숫자 대사로 소진된다. 같은 데이터베이스의 수요와 공급을 한 화면에 놓는 MPS는, 1부 3장이 말한 영업-공장 실시간 공유 포털의 계획 버전이다. 일정 조정은 간트 차트에서 수행하며</w:t>
+      </w:r>
+      <w:r>
+        <w:t xml:space="preserve"> </w:t>
+      </w:r>
+      <w:r>
+        <w:t xml:space="preserve">“</w:t>
+      </w:r>
+      <w:r>
+        <w:t xml:space="preserve">한정된 가용 범위 내에서 제조 주문을 예약하고 자원 활용 계획을 수립</w:t>
+      </w:r>
+      <w:r>
+        <w:t xml:space="preserve">”</w:t>
+      </w:r>
+      <w:r>
+        <w:t xml:space="preserve">(Odoo 공식 소개자료)한다. 다만 이 계획 기능의 구조적 한계 — 무한능력 가정 — 는 13.8절에서 정직하게 다룬다.</w:t>
+      </w:r>
+    </w:p>
+    <w:p>
+      <w:pPr>
+        <w:pStyle w:val="BodyText"/>
+      </w:pPr>
+      <w:r>
+        <w:rPr>
+          <w:bCs/>
+          <w:b/>
+        </w:rPr>
+        <w:t xml:space="preserve">작업 현장(Shop Floor) 태블릿 — 3장 POP의 환생.</w:t>
+      </w:r>
+      <w:r>
+        <w:t xml:space="preserve"> </w:t>
+      </w:r>
+      <w:r>
+        <w:t xml:space="preserve">워크센터마다 놓인 태블릿에 작업자별 지시와 작업표준서가 표시되고, 시작·일시정지·완료의 터치가 실적 시각·노무비·자재 소진·품질 검사를 동시에 갱신한다.</w:t>
+      </w:r>
+      <w:r>
+        <w:t xml:space="preserve"> </w:t>
+      </w:r>
+      <w:r>
+        <w:t xml:space="preserve">“</w:t>
+      </w:r>
+      <w:r>
+        <w:t xml:space="preserve">태블릿을 활용한 실시간 작업 지시 및 공정 추적</w:t>
+      </w:r>
+      <w:r>
+        <w:t xml:space="preserve">”</w:t>
+      </w:r>
+      <w:r>
+        <w:t xml:space="preserve">(Odoo 공식 소개자료)이라는 이 기능의 사상적 원류가 1부 3장의 POP — 작업일보의 폐지, 생산 시점의 실적 수집, 공명정대한 공장 — 임을 명시해 둔다. 원전의 관리판 카드가 담던 제번·품명·수량·착수일시·완료예정일시는 작업 주문 레코드의 필드로, 반장이 하루 두 번 옮기던 마그넷 명찰은 실적 입력이 실시간으로 옮기는 칸반 카드로 계승되었다.</w:t>
+      </w:r>
+      <w:r>
+        <w:t xml:space="preserve"> </w:t>
+      </w:r>
+      <w:r>
+        <w:t xml:space="preserve">“</w:t>
+      </w:r>
+      <w:r>
+        <w:t xml:space="preserve">쉬운 인터페이스를 유지하므로 작업자들을 위한 전문 교육이 필요하지 않다</w:t>
+      </w:r>
+      <w:r>
+        <w:t xml:space="preserve">”</w:t>
+      </w:r>
+      <w:r>
+        <w:t xml:space="preserve">(Odoo 공식 소개자료)는 주장은 대체로 사실이어서 현장 수용성은 긍정적으로 평가되지만, 그것이 첫 2주의 입력 습관 형성을 대신해 주지는 않는다.</w:t>
+      </w:r>
+    </w:p>
+    <w:p>
+      <w:pPr>
+        <w:pStyle w:val="BodyText"/>
+      </w:pPr>
+      <w:r>
+        <w:t xml:space="preserve">계획 화면의 실시간 시뮬레이션도 언급해 둘 가치가 있다.</w:t>
+      </w:r>
+      <w:r>
+        <w:t xml:space="preserve"> </w:t>
+      </w:r>
+      <w:r>
+        <w:t xml:space="preserve">“</w:t>
+      </w:r>
+      <w:r>
+        <w:t xml:space="preserve">실시간 생산능력계획, 세심한 부품 가용성 확인, 정확한 비용 관리를 통해 제조 주문을 원활하게 시뮬레이션</w:t>
+      </w:r>
+      <w:r>
+        <w:t xml:space="preserve">”</w:t>
+      </w:r>
+      <w:r>
+        <w:t xml:space="preserve">하고,</w:t>
+      </w:r>
+      <w:r>
+        <w:t xml:space="preserve"> </w:t>
+      </w:r>
+      <w:r>
+        <w:t xml:space="preserve">“</w:t>
+      </w:r>
+      <w:r>
+        <w:t xml:space="preserve">자체 제조, 아웃소싱, 다른 창고에서 배송 등 부품 주문 처리 방법에 대해 정보에 입각한 결정</w:t>
+      </w:r>
+      <w:r>
+        <w:t xml:space="preserve">”</w:t>
+      </w:r>
+      <w:r>
+        <w:t xml:space="preserve">(Odoo 공식 소개자료)을 지원하는 이 기능은, 원전의 감독자가 머릿속으로 하던 내외작 전환 판단의 계산 부분을 화면 위로 올린 것이다. 싱가포르의 반도체 설비 엔지니어링 기업 Meridionale Impianti는 구매 주문 승인 시 제조 주문이 자동 생성되는 연동으로 사무실과 공장 사이의 수작업 왕복 — 오류의 온상이던 — 을 제거했다(Odoo 공식 사례).</w:t>
+      </w:r>
+    </w:p>
+    <w:p>
+      <w:pPr>
+        <w:pStyle w:val="BodyText"/>
+      </w:pPr>
+      <w:r>
+        <w:rPr>
+          <w:bCs/>
+          <w:b/>
+        </w:rPr>
+        <w:t xml:space="preserve">품질·유지보수·PLM·IoT.</w:t>
+      </w:r>
+      <w:r>
+        <w:t xml:space="preserve"> </w:t>
+      </w:r>
+      <w:r>
+        <w:t xml:space="preserve">품질 모듈은 품질 관리 지점(QCP)을 입고·공정·출하에 정의해 검사를 자동 발동시키고, 불합격 시 품질 경고가 담당 팀의 칸반으로 흐른다. 핵심은 품질이 별도 시스템이 아니라 작업의 관문이라는 점 — 검사를 통과하지 못한 작업은 다음 단계로 진행되지 않고, 기록은 로트·제조 주문·설비와 연결된 채 쌓인다. 유지보수 모듈은 설비별 MTBF(고장 간 평균시간)·MTTR(수리 평균시간)을 실적에서 자동 계산하고 예방정비 오더를 주기 생성하며, 작업자의 태블릿 이상 보고가 즉시 정비 요청이 된다 —</w:t>
+      </w:r>
+      <w:r>
+        <w:t xml:space="preserve"> </w:t>
+      </w:r>
+      <w:r>
+        <w:t xml:space="preserve">“</w:t>
+      </w:r>
+      <w:r>
+        <w:t xml:space="preserve">공정 내 품질 검사와 예방 정비를 통한 공장 가동률 극대화</w:t>
+      </w:r>
+      <w:r>
+        <w:t xml:space="preserve">”</w:t>
+      </w:r>
+      <w:r>
+        <w:t xml:space="preserve">(Odoo 공식 소개자료)다. PLM 모듈의 중심은 설계변경지시(ECO)로, BOM·작업표준의 변경을 승인 흐름과 발효 시점으로 통제하고 버전 이력을 보존한다. 구버전 도면으로 만든 불량 로트는 대부분 변경 관리의 실패에서 나오므로, 태블릿에 최신 버전만 표시되는 것 자체가 사고 예방이다. IoT 박스는 바코드 프린터·저울·계측기·풋스위치를 작업 현장 앱에 연결하는 경량 게이트웨이로, 계측값의 검사 필드 자동 입력 같은 흐름을 만든다 — 다만 PLC/SCADA를 대체하는 산업용 미들웨어가 아니라는 경계는 분명히 해 둔다.</w:t>
+      </w:r>
+    </w:p>
+    <w:p>
+      <w:pPr>
+        <w:pStyle w:val="BodyText"/>
+      </w:pPr>
+      <w:r>
+        <w:rPr>
+          <w:bCs/>
+          <w:b/>
+        </w:rPr>
+        <w:t xml:space="preserve">원가와 추적성.</w:t>
+      </w:r>
+      <w:r>
+        <w:t xml:space="preserve"> </w:t>
+      </w:r>
+      <w:r>
+        <w:t xml:space="preserve">작업 시간 기록은 워크센터별 시간당 비용과 곱해져 노무비·경비가 되고, 자재 소진은 12장의 재고 평가 단가와 곱해져 재료비가 되며, 제조 주문 완료 시점에 로트의 실제 원가가 확정된다 —</w:t>
+      </w:r>
+      <w:r>
+        <w:t xml:space="preserve"> </w:t>
+      </w:r>
+      <w:r>
+        <w:t xml:space="preserve">“</w:t>
+      </w:r>
+      <w:r>
+        <w:t xml:space="preserve">자재비와 노무비의 실시간 합산으로 즉각적인 정밀 원가 분석</w:t>
+      </w:r>
+      <w:r>
+        <w:t xml:space="preserve">”</w:t>
+      </w:r>
+      <w:r>
+        <w:t xml:space="preserve">(Odoo 공식 소개자료). 서두의 셋째 질문</w:t>
+      </w:r>
+      <w:r>
+        <w:t xml:space="preserve"> </w:t>
+      </w:r>
+      <w:r>
+        <w:t xml:space="preserve">“</w:t>
+      </w:r>
+      <w:r>
+        <w:t xml:space="preserve">원가는 정확한가</w:t>
+      </w:r>
+      <w:r>
+        <w:t xml:space="preserve">”</w:t>
+      </w:r>
+      <w:r>
+        <w:t xml:space="preserve">에 대한 구조적 답이다. 추적성은 12장의 로트 추적이 제조에서 완성되는 것으로, 원자재 로트에서 완제품 로트까지의 계보가 자동 기록되어</w:t>
+      </w:r>
+      <w:r>
+        <w:t xml:space="preserve"> </w:t>
+      </w:r>
+      <w:r>
+        <w:t xml:space="preserve">“</w:t>
+      </w:r>
+      <w:r>
+        <w:t xml:space="preserve">클릭 한 번으로 모든 작업의 추적성</w:t>
+      </w:r>
+      <w:r>
+        <w:t xml:space="preserve">”</w:t>
+      </w:r>
+      <w:r>
+        <w:t xml:space="preserve">(Odoo 공식 소개자료)이 확보된다.</w:t>
+      </w:r>
+    </w:p>
+    <w:p>
+      <w:pPr>
+        <w:pStyle w:val="BlockText"/>
+      </w:pPr>
+      <w:r>
+        <w:rPr>
+          <w:bCs/>
+          <w:b/>
+        </w:rPr>
+        <w:t xml:space="preserve">사례</w:t>
+      </w:r>
+      <w:r>
+        <w:t xml:space="preserve"> </w:t>
+      </w:r>
+      <w:r>
+        <w:t xml:space="preserve">서두에 인용한 자동차 제조업체 IT 팀장의</w:t>
+      </w:r>
+      <w:r>
+        <w:t xml:space="preserve"> </w:t>
+      </w:r>
+      <w:r>
+        <w:t xml:space="preserve">“</w:t>
+      </w:r>
+      <w:r>
+        <w:t xml:space="preserve">1분 1초</w:t>
+      </w:r>
+      <w:r>
+        <w:t xml:space="preserve">”</w:t>
+      </w:r>
+      <w:r>
+        <w:t xml:space="preserve">는 수사가 아니다. 완성차 서열 납입에 맞추지 못하면 라인 정지 배상이 발생하고, 로트 추적이 안 되면 리콜 회수 범위가 전체로 확대되는 업종에서, 계획-실행-추적이 실시간으로 도는가는 관리 편의가 아니라 거래 자격의 문제다. 독일의 센서·계측기기 제조사 Kompass GmbH는 다단계 BOM 기반의 제조·재고 통합으로 생산계획을 투명화하며 제조 부문 생산성을 최대 50% 끌어올렸다고 보고한다(Odoo 공식 사례).</w:t>
+      </w:r>
+    </w:p>
+    <w:bookmarkEnd w:id="131"/>
+    <w:bookmarkStart w:id="134" w:name="데이터-지도와-3정5s-bom의-정품-실적의-정량-코드의-정돈"/>
+    <w:p>
+      <w:pPr>
+        <w:pStyle w:val="Heading2"/>
+      </w:pPr>
+      <w:r>
+        <w:t xml:space="preserve">13.3 데이터 지도와 3정5S: BOM의 정품, 실적의 정량, 코드의 정돈</w:t>
+      </w:r>
+    </w:p>
+    <w:bookmarkStart w:id="132" w:name="이-모듈의-데이터-지도-2"/>
+    <w:p>
+      <w:pPr>
+        <w:pStyle w:val="Heading3"/>
+      </w:pPr>
+      <w:r>
+        <w:t xml:space="preserve">이 모듈의 데이터 지도</w:t>
+      </w:r>
+    </w:p>
+    <w:tbl>
+      <w:tblPr>
+        <w:tblStyle w:val="Table"/>
+        <w:tblW w:type="pct" w:w="5000"/>
+        <w:tblLook w:firstRow="1" w:lastRow="0" w:firstColumn="0" w:lastColumn="0" w:noHBand="0" w:noVBand="0" w:val="0020"/>
+        <w:jc w:val="start"/>
+      </w:tblPr>
+      <w:tblGrid>
+        <w:gridCol w:w="1532"/>
+        <w:gridCol w:w="2043"/>
+        <w:gridCol w:w="1532"/>
+        <w:gridCol w:w="2810"/>
+      </w:tblGrid>
+      <w:tr>
+        <w:trPr>
+          <w:tblHeader w:val="true"/>
+        </w:trPr>
+        <w:tc>
+          <w:tcPr/>
+          <w:p>
+            <w:pPr>
+              <w:pStyle w:val="Compact"/>
+              <w:jc w:val="left"/>
+            </w:pPr>
+            <w:r>
+              <w:t xml:space="preserve">구분</w:t>
+            </w:r>
+          </w:p>
+        </w:tc>
+        <w:tc>
+          <w:tcPr/>
+          <w:p>
+            <w:pPr>
+              <w:pStyle w:val="Compact"/>
+              <w:jc w:val="left"/>
+            </w:pPr>
+            <w:r>
+              <w:t xml:space="preserve">데이터</w:t>
+            </w:r>
+          </w:p>
+        </w:tc>
+        <w:tc>
+          <w:tcPr/>
+          <w:p>
+            <w:pPr>
+              <w:pStyle w:val="Compact"/>
+              <w:jc w:val="left"/>
+            </w:pPr>
+            <w:r>
+              <w:t xml:space="preserve">역할</w:t>
+            </w:r>
+          </w:p>
+        </w:tc>
+        <w:tc>
+          <w:tcPr/>
+          <w:p>
+            <w:pPr>
+              <w:pStyle w:val="Compact"/>
+              <w:jc w:val="left"/>
+            </w:pPr>
+            <w:r>
+              <w:t xml:space="preserve">3정5S 관점</w:t>
+            </w:r>
+          </w:p>
+        </w:tc>
+      </w:tr>
+      <w:tr>
+        <w:tc>
+          <w:tcPr/>
+          <w:p>
+            <w:pPr>
+              <w:pStyle w:val="Compact"/>
+              <w:jc w:val="left"/>
+            </w:pPr>
+            <w:r>
+              <w:t xml:space="preserve">기준정보</w:t>
+            </w:r>
+          </w:p>
+        </w:tc>
+        <w:tc>
+          <w:tcPr/>
+          <w:p>
+            <w:pPr>
+              <w:pStyle w:val="Compact"/>
+              <w:jc w:val="left"/>
+            </w:pPr>
+            <w:r>
+              <w:t xml:space="preserve">BOM(구성·수량·부산물)</w:t>
+            </w:r>
+          </w:p>
+        </w:tc>
+        <w:tc>
+          <w:tcPr/>
+          <w:p>
+            <w:pPr>
+              <w:pStyle w:val="Compact"/>
+              <w:jc w:val="left"/>
+            </w:pPr>
+            <w:r>
+              <w:t xml:space="preserve">모든 소요 계산의 뿌리</w:t>
+            </w:r>
+          </w:p>
+        </w:tc>
+        <w:tc>
+          <w:tcPr/>
+          <w:p>
+            <w:pPr>
+              <w:pStyle w:val="Compact"/>
+              <w:jc w:val="left"/>
+            </w:pPr>
+            <w:r>
+              <w:t xml:space="preserve">정품 — 현물과의 일치</w:t>
+            </w:r>
+          </w:p>
+        </w:tc>
+      </w:tr>
+      <w:tr>
+        <w:tc>
+          <w:tcPr/>
+          <w:p>
+            <w:pPr>
+              <w:pStyle w:val="Compact"/>
+              <w:jc w:val="left"/>
+            </w:pPr>
+            <w:r>
+              <w:t xml:space="preserve">기준정보</w:t>
+            </w:r>
+          </w:p>
+        </w:tc>
+        <w:tc>
+          <w:tcPr/>
+          <w:p>
+            <w:pPr>
+              <w:pStyle w:val="Compact"/>
+              <w:jc w:val="left"/>
+            </w:pPr>
+            <w:r>
+              <w:t xml:space="preserve">라우팅·워크센터(공정 순서·표준시간·시간당 비용)</w:t>
+            </w:r>
+          </w:p>
+        </w:tc>
+        <w:tc>
+          <w:tcPr/>
+          <w:p>
+            <w:pPr>
+              <w:pStyle w:val="Compact"/>
+              <w:jc w:val="left"/>
+            </w:pPr>
+            <w:r>
+              <w:t xml:space="preserve">일정·능력·원가의 척도</w:t>
+            </w:r>
+          </w:p>
+        </w:tc>
+        <w:tc>
+          <w:tcPr/>
+          <w:p>
+            <w:pPr>
+              <w:pStyle w:val="Compact"/>
+              <w:jc w:val="left"/>
+            </w:pPr>
+            <w:r>
+              <w:t xml:space="preserve">정량 — 실측값의 유지</w:t>
+            </w:r>
+          </w:p>
+        </w:tc>
+      </w:tr>
+      <w:tr>
+        <w:tc>
+          <w:tcPr/>
+          <w:p>
+            <w:pPr>
+              <w:pStyle w:val="Compact"/>
+              <w:jc w:val="left"/>
+            </w:pPr>
+            <w:r>
+              <w:t xml:space="preserve">기준정보</w:t>
+            </w:r>
+          </w:p>
+        </w:tc>
+        <w:tc>
+          <w:tcPr/>
+          <w:p>
+            <w:pPr>
+              <w:pStyle w:val="Compact"/>
+              <w:jc w:val="left"/>
+            </w:pPr>
+            <w:r>
+              <w:t xml:space="preserve">불량 코드·고장 코드·설비 마스터</w:t>
+            </w:r>
+          </w:p>
+        </w:tc>
+        <w:tc>
+          <w:tcPr/>
+          <w:p>
+            <w:pPr>
+              <w:pStyle w:val="Compact"/>
+              <w:jc w:val="left"/>
+            </w:pPr>
+            <w:r>
+              <w:t xml:space="preserve">경험이 통계가 되는 자리</w:t>
+            </w:r>
+          </w:p>
+        </w:tc>
+        <w:tc>
+          <w:tcPr/>
+          <w:p>
+            <w:pPr>
+              <w:pStyle w:val="Compact"/>
+              <w:jc w:val="left"/>
+            </w:pPr>
+            <w:r>
+              <w:t xml:space="preserve">정돈 — 같은 사건 같은 코드</w:t>
+            </w:r>
+          </w:p>
+        </w:tc>
+      </w:tr>
+      <w:tr>
+        <w:tc>
+          <w:tcPr/>
+          <w:p>
+            <w:pPr>
+              <w:pStyle w:val="Compact"/>
+              <w:jc w:val="left"/>
+            </w:pPr>
+            <w:r>
+              <w:t xml:space="preserve">기준정보</w:t>
+            </w:r>
+          </w:p>
+        </w:tc>
+        <w:tc>
+          <w:tcPr/>
+          <w:p>
+            <w:pPr>
+              <w:pStyle w:val="Compact"/>
+              <w:jc w:val="left"/>
+            </w:pPr>
+            <w:r>
+              <w:t xml:space="preserve">품질 관리 지점(QCP)·검사 기준</w:t>
+            </w:r>
+          </w:p>
+        </w:tc>
+        <w:tc>
+          <w:tcPr/>
+          <w:p>
+            <w:pPr>
+              <w:pStyle w:val="Compact"/>
+              <w:jc w:val="left"/>
+            </w:pPr>
+            <w:r>
+              <w:t xml:space="preserve">품질 관문의 정의</w:t>
+            </w:r>
+          </w:p>
+        </w:tc>
+        <w:tc>
+          <w:tcPr/>
+          <w:p>
+            <w:pPr>
+              <w:pStyle w:val="Compact"/>
+              <w:jc w:val="left"/>
+            </w:pPr>
+            <w:r>
+              <w:t xml:space="preserve">청결 — 표준의 시스템화</w:t>
+            </w:r>
+          </w:p>
+        </w:tc>
+      </w:tr>
+      <w:tr>
+        <w:tc>
+          <w:tcPr/>
+          <w:p>
+            <w:pPr>
+              <w:pStyle w:val="Compact"/>
+              <w:jc w:val="left"/>
+            </w:pPr>
+            <w:r>
+              <w:t xml:space="preserve">트랜잭션</w:t>
+            </w:r>
+          </w:p>
+        </w:tc>
+        <w:tc>
+          <w:tcPr/>
+          <w:p>
+            <w:pPr>
+              <w:pStyle w:val="Compact"/>
+              <w:jc w:val="left"/>
+            </w:pPr>
+            <w:r>
+              <w:t xml:space="preserve">제조 주문·작업 주문(계획 대 실적)</w:t>
+            </w:r>
+          </w:p>
+        </w:tc>
+        <w:tc>
+          <w:tcPr/>
+          <w:p>
+            <w:pPr>
+              <w:pStyle w:val="Compact"/>
+              <w:jc w:val="left"/>
+            </w:pPr>
+            <w:r>
+              <w:t xml:space="preserve">계획-실행 대비의 원장</w:t>
+            </w:r>
+          </w:p>
+        </w:tc>
+        <w:tc>
+          <w:tcPr/>
+          <w:p>
+            <w:pPr>
+              <w:pStyle w:val="Compact"/>
+              <w:jc w:val="left"/>
+            </w:pPr>
+            <w:r>
+              <w:t xml:space="preserve">정량 — 발생 시점 기록</w:t>
+            </w:r>
+          </w:p>
+        </w:tc>
+      </w:tr>
+      <w:tr>
+        <w:tc>
+          <w:tcPr/>
+          <w:p>
+            <w:pPr>
+              <w:pStyle w:val="Compact"/>
+              <w:jc w:val="left"/>
+            </w:pPr>
+            <w:r>
+              <w:t xml:space="preserve">트랜잭션</w:t>
+            </w:r>
+          </w:p>
+        </w:tc>
+        <w:tc>
+          <w:tcPr/>
+          <w:p>
+            <w:pPr>
+              <w:pStyle w:val="Compact"/>
+              <w:jc w:val="left"/>
+            </w:pPr>
+            <w:r>
+              <w:t xml:space="preserve">실적 타임스탬프(착수·완료·대기)</w:t>
+            </w:r>
+          </w:p>
+        </w:tc>
+        <w:tc>
+          <w:tcPr/>
+          <w:p>
+            <w:pPr>
+              <w:pStyle w:val="Compact"/>
+              <w:jc w:val="left"/>
+            </w:pPr>
+            <w:r>
+              <w:t xml:space="preserve">리드타임 분포의 원천</w:t>
+            </w:r>
+          </w:p>
+        </w:tc>
+        <w:tc>
+          <w:tcPr/>
+          <w:p>
+            <w:pPr>
+              <w:pStyle w:val="Compact"/>
+              <w:jc w:val="left"/>
+            </w:pPr>
+            <w:r>
+              <w:t xml:space="preserve">정량 — POP의 산출물</w:t>
+            </w:r>
+          </w:p>
+        </w:tc>
+      </w:tr>
+      <w:tr>
+        <w:tc>
+          <w:tcPr/>
+          <w:p>
+            <w:pPr>
+              <w:pStyle w:val="Compact"/>
+              <w:jc w:val="left"/>
+            </w:pPr>
+            <w:r>
+              <w:t xml:space="preserve">트랜잭션</w:t>
+            </w:r>
+          </w:p>
+        </w:tc>
+        <w:tc>
+          <w:tcPr/>
+          <w:p>
+            <w:pPr>
+              <w:pStyle w:val="Compact"/>
+              <w:jc w:val="left"/>
+            </w:pPr>
+            <w:r>
+              <w:t xml:space="preserve">품질 검사·불량·스크랩 기록</w:t>
+            </w:r>
+          </w:p>
+        </w:tc>
+        <w:tc>
+          <w:tcPr/>
+          <w:p>
+            <w:pPr>
+              <w:pStyle w:val="Compact"/>
+              <w:jc w:val="left"/>
+            </w:pPr>
+            <w:r>
+              <w:t xml:space="preserve">개선 루프의 재료</w:t>
+            </w:r>
+          </w:p>
+        </w:tc>
+        <w:tc>
+          <w:tcPr/>
+          <w:p>
+            <w:pPr>
+              <w:pStyle w:val="Compact"/>
+              <w:jc w:val="left"/>
+            </w:pPr>
+            <w:r>
+              <w:t xml:space="preserve">정품·정돈의 검증 데이터</w:t>
+            </w:r>
+          </w:p>
+        </w:tc>
+      </w:tr>
+      <w:tr>
+        <w:tc>
+          <w:tcPr/>
+          <w:p>
+            <w:pPr>
+              <w:pStyle w:val="Compact"/>
+              <w:jc w:val="left"/>
+            </w:pPr>
+            <w:r>
+              <w:t xml:space="preserve">트랜잭션</w:t>
+            </w:r>
+          </w:p>
+        </w:tc>
+        <w:tc>
+          <w:tcPr/>
+          <w:p>
+            <w:pPr>
+              <w:pStyle w:val="Compact"/>
+              <w:jc w:val="left"/>
+            </w:pPr>
+            <w:r>
+              <w:t xml:space="preserve">고장·정비 이력(MTBF/MTTR)</w:t>
+            </w:r>
+          </w:p>
+        </w:tc>
+        <w:tc>
+          <w:tcPr/>
+          <w:p>
+            <w:pPr>
+              <w:pStyle w:val="Compact"/>
+              <w:jc w:val="left"/>
+            </w:pPr>
+            <w:r>
+              <w:t xml:space="preserve">예지보전의 학습 데이터</w:t>
+            </w:r>
+          </w:p>
+        </w:tc>
+        <w:tc>
+          <w:tcPr/>
+          <w:p>
+            <w:pPr>
+              <w:pStyle w:val="Compact"/>
+              <w:jc w:val="left"/>
+            </w:pPr>
+            <w:r>
+              <w:t xml:space="preserve">청소 — 미결함의 기록</w:t>
+            </w:r>
+          </w:p>
+        </w:tc>
+      </w:tr>
+    </w:tbl>
+    <w:bookmarkEnd w:id="132"/>
+    <w:bookmarkStart w:id="133" w:name="세-개의-급소"/>
+    <w:p>
+      <w:pPr>
+        <w:pStyle w:val="Heading3"/>
+      </w:pPr>
+      <w:r>
+        <w:t xml:space="preserve">세 개의 급소</w:t>
+      </w:r>
+    </w:p>
+    <w:p>
+      <w:pPr>
+        <w:pStyle w:val="FirstParagraph"/>
+      </w:pPr>
+      <w:r>
+        <w:t xml:space="preserve">제조 데이터의 3정5S에는 세 개의 급소가 있다. 첫째, BOM 정확도 — 정품의 문제다. 현물과 다른 BOM으로 돌린 MRP는 자동화된 오류만 생산한다. 1부 4장이 정리했듯 설계 BOM의 제조용 변환(EBOM→MBOM), 공정과의 재묶음(계획 계층은 거칠게, 실행은 세밀하게), 볼트·너트류의 등록 제외가 BOM 정비의 골자이며, 도입 시 반드시 실물 분해 대조 또는 백플러시 차이 분석으로 BOM을 실사해야 한다. BOM은 한 번 정비하고 끝나는 문서가 아니라 ECO로만 변경되는 통제 문서가 되어야 한다 — 청결 단계의 승인 게이트가 PLM으로 구현되는 것이다.</w:t>
+      </w:r>
+    </w:p>
+    <w:p>
+      <w:pPr>
+        <w:pStyle w:val="BodyText"/>
+      </w:pPr>
+      <w:r>
+        <w:t xml:space="preserve">둘째, 공정 실적의 실시간성 — 정량의 문제다. 재고의 정량이 장부와 실물의 일치라면, 제조의 정량은 기록 시각과 발생 시각의 일치다. 종이 일보를 다음 날 재입력하는 공장의 데이터는 수량은 맞아도 시간이 거짓이다. 시간이 거짓이면 리드타임 분포도, 대기 시간 분석도, 병목 탐지도 모두 허구가 된다. 원전이 작업일보를</w:t>
+      </w:r>
+      <w:r>
+        <w:t xml:space="preserve"> </w:t>
+      </w:r>
+      <w:r>
+        <w:t xml:space="preserve">“</w:t>
+      </w:r>
+      <w:r>
+        <w:t xml:space="preserve">진실한 데이터를 기입해 주지 않는</w:t>
+      </w:r>
+      <w:r>
+        <w:t xml:space="preserve">”</w:t>
+      </w:r>
+      <w:r>
+        <w:t xml:space="preserve"> </w:t>
+      </w:r>
+      <w:r>
+        <w:t xml:space="preserve">제도라 단죄하고 POP로 대체하라 했던 이유가 이것이며, 태블릿 실적의 첫 감사 항목도 수량이 아니라 타임스탬프의 분포다. 퇴근 직전에 하루 치가 몰아 찍히는 패턴이 보이면, 그 공장의 POP는 형해화가 시작된 것이다.</w:t>
+      </w:r>
+    </w:p>
+    <w:p>
+      <w:pPr>
+        <w:pStyle w:val="BodyText"/>
+      </w:pPr>
+      <w:r>
+        <w:t xml:space="preserve">셋째, 불량·고장 코드의 정돈이다. 두 작업자가 같은 베어링 고장을 한 명은</w:t>
+      </w:r>
+      <w:r>
+        <w:t xml:space="preserve"> </w:t>
+      </w:r>
+      <w:r>
+        <w:t xml:space="preserve">‘</w:t>
+      </w:r>
+      <w:r>
+        <w:t xml:space="preserve">소음</w:t>
+      </w:r>
+      <w:r>
+        <w:t xml:space="preserve">’</w:t>
+      </w:r>
+      <w:r>
+        <w:t xml:space="preserve">, 한 명은 ’진동’으로 적으면 시스템은 둘을 다른 사건으로 본다(1부 2장). 불량 코드와 고장 코드의 체계 — 너무 거칠지도 세밀하지도 않은, 현장이 3초 안에 고를 수 있는 수준의 분류 — 를 세우고 자유 서술을 보조 필드로 격하시키는 것이 정돈이다. 같은 사건이 같은 코드로 적힐 때 비로소 경험이 통계가 되고, 통계가 다음 절의 예측이 된다. 원인 코드 없는 품질 기록은 집계는 되어도 추론은 되지 않는다.</w:t>
+      </w:r>
+    </w:p>
+    <w:bookmarkEnd w:id="133"/>
+    <w:bookmarkEnd w:id="134"/>
+    <w:bookmarkStart w:id="138" w:name="눈으로-보는-관리의-적용-간트에서-예지보전까지"/>
+    <w:p>
+      <w:pPr>
+        <w:pStyle w:val="Heading2"/>
+      </w:pPr>
+      <w:r>
+        <w:t xml:space="preserve">13.4 눈으로 보는 관리의 적용: 간트에서 예지보전까지</w:t>
+      </w:r>
+    </w:p>
+    <w:p>
+      <w:pPr>
+        <w:pStyle w:val="CaptionedFigure"/>
+      </w:pPr>
+      <w:r>
+        <w:drawing>
+          <wp:inline>
+            <wp:extent cx="4206240" cy="2190750"/>
+            <wp:effectExtent b="0" l="0" r="0" t="0"/>
+            <wp:docPr descr="그림 13-3. frePPLe 유한능력 일정과 병목 워크센터 (화면 도식)" title="" id="136" name="Picture"/>
+            <a:graphic>
+              <a:graphicData uri="http://schemas.openxmlformats.org/drawingml/2006/picture">
+                <pic:pic>
+                  <pic:nvPicPr>
+                    <pic:cNvPr descr="figures/fig_133_gantt_neck.png" id="137" name="Picture"/>
+                    <pic:cNvPicPr>
+                      <a:picLocks noChangeArrowheads="1" noChangeAspect="1"/>
+                    </pic:cNvPicPr>
+                  </pic:nvPicPr>
+                  <pic:blipFill>
+                    <a:blip r:embed="rId135"/>
+                    <a:stretch>
+                      <a:fillRect/>
+                    </a:stretch>
+                  </pic:blipFill>
+                  <pic:spPr bwMode="auto">
+                    <a:xfrm>
+                      <a:off x="0" y="0"/>
+                      <a:ext cx="4206240" cy="2190750"/>
+                    </a:xfrm>
+                    <a:prstGeom prst="rect">
+                      <a:avLst/>
+                    </a:prstGeom>
+                    <a:noFill/>
+                    <a:ln w="9525">
+                      <a:noFill/>
+                      <a:headEnd/>
+                      <a:tailEnd/>
+                    </a:ln>
+                  </pic:spPr>
+                </pic:pic>
+              </a:graphicData>
+            </a:graphic>
+          </wp:inline>
+        </w:drawing>
+      </w:r>
+    </w:p>
+    <w:p>
+      <w:pPr>
+        <w:pStyle w:val="ImageCaption"/>
+      </w:pPr>
+      <w:r>
+        <w:t xml:space="preserve">그림 13-3. frePPLe 유한능력 일정과 병목 워크센터 (화면 도식)</w:t>
+      </w:r>
+    </w:p>
+    <w:p>
+      <w:pPr>
+        <w:pStyle w:val="BodyText"/>
+      </w:pPr>
+      <w:r>
+        <w:t xml:space="preserve">1부 3장의 3단계를 제조에 적용한다. 3장의 표에서 관리판=칸반 보드, 발송판=간트, 작업표=작업 주문·바코드, POP=태블릿이라는 대응을 이미 확립했으므로, 여기서는 운영의 관점으로 재구성한다.</w:t>
+      </w:r>
+    </w:p>
+    <w:p>
+      <w:pPr>
+        <w:pStyle w:val="BodyText"/>
+      </w:pPr>
+      <w:r>
+        <w:rPr>
+          <w:bCs/>
+          <w:b/>
+        </w:rPr>
+        <w:t xml:space="preserve">1단계, 보이는 공장.</w:t>
+      </w:r>
+      <w:r>
+        <w:t xml:space="preserve"> </w:t>
+      </w:r>
+      <w:r>
+        <w:t xml:space="preserve">제조 주문·작업 주문의 칸반 보드가 디지털 관리판이 되고, 간트 화면이 소일정계획 겸용 발송판이 된다. 워크센터별 부하, 공정별 재공 수량, 지연 주문의 적색 표시가 원전의 페인트 구획 — 정상과 이상의 경계를 구조에 새기는 것 — 을 화면 위에 재현한다. 공장장이 아침에 5분간 보드 앞에 서던 관행은 아침에 5분간 대시보드를 여는 관행으로 바뀌되, 확인하는 내용은 정확히 같다. 어느 로트가 어디서 막혀 있는가. 이 단계의 성공 판정은</w:t>
+      </w:r>
+      <w:r>
+        <w:t xml:space="preserve"> </w:t>
+      </w:r>
+      <w:r>
+        <w:t xml:space="preserve">“</w:t>
+      </w:r>
+      <w:r>
+        <w:t xml:space="preserve">지금 그 주문 어디까지 갔습니까</w:t>
+      </w:r>
+      <w:r>
+        <w:t xml:space="preserve">”</w:t>
+      </w:r>
+      <w:r>
+        <w:t xml:space="preserve">라는 전화가 사라졌는가다.</w:t>
+      </w:r>
+    </w:p>
+    <w:p>
+      <w:pPr>
+        <w:pStyle w:val="BodyText"/>
+      </w:pPr>
+      <w:r>
+        <w:rPr>
+          <w:bCs/>
+          <w:b/>
+        </w:rPr>
+        <w:t xml:space="preserve">2단계, 말하는 공장.</w:t>
+      </w:r>
+      <w:r>
+        <w:t xml:space="preserve"> </w:t>
+      </w:r>
+      <w:r>
+        <w:t xml:space="preserve">시스템이 이상을 먼저 감지하고 말을 거는 단계다. 작업 주문의 계획 대비 지연이 임계를 넘으면, 공정별 재공이 관리 한계를 벗어나면, 품질 경고가 특정 설비에 반복되면 이벤트가 발생하고, n8n이 관련 수주·고객·자재의 맥락을 붙이며, LLM이 한 문단의 브리핑을 만든다.</w:t>
+      </w:r>
+      <w:r>
+        <w:t xml:space="preserve"> </w:t>
+      </w:r>
+      <w:r>
+        <w:t xml:space="preserve">“</w:t>
+      </w:r>
+      <w:r>
+        <w:t xml:space="preserve">서브조립 2공정 재공이 관리 한계의 1.8배. 원인은 외주 부품 입고 지연으로 추정. 영향 수주 A사 외 3건, 최단 납기 금요일. 로트 분할 또는 응원 배치 검토 요망.</w:t>
+      </w:r>
+      <w:r>
+        <w:t xml:space="preserve">”</w:t>
+      </w:r>
+      <w:r>
+        <w:t xml:space="preserve"> </w:t>
+      </w:r>
+      <w:r>
+        <w:t xml:space="preserve">매일 아침 공장장의 모바일에 도착하는 아침 브리핑 — 지연 위험 주문, 어제의 불량 상위 코드, 금일 예방정비 예정 — 은 원전의 관리자가 하루 3회 순찰로 걸어서 수집하던 정보의 자동 배달이다. 순찰이 불필요해지는 것이 아니라, 순찰이 확인의 시간에서 대화의 시간으로 바뀐다.</w:t>
+      </w:r>
+    </w:p>
+    <w:p>
+      <w:pPr>
+        <w:pStyle w:val="BodyText"/>
+      </w:pPr>
+      <w:r>
+        <w:t xml:space="preserve">브리핑의 원리는 1부 3장의 세 층 구조 — 이상 감지, 맥락의 결합, 자연어 요약 — 그대로이며, 여기서 강조할 것은 브리핑의 수신자가 관리자만이 아니라는 점이다. 원전이 POP 가동 후의 공장을 여섯 인물의 독백으로 그렸듯, 반장은 자기 공정의 후공정 영향도를, 자재 담당은 금일 결품 위험을, 영업은 담당 고객의 수주 진척을 각자의 화면과 브리핑으로 받는다. 정보가 계층을 따라 걸러져 내려오는 대신 역할을 따라 병렬로 배달되는 것 — 이것이 공명정대한 공장의 운영 형태다.</w:t>
+      </w:r>
+    </w:p>
+    <w:p>
+      <w:pPr>
+        <w:pStyle w:val="BodyText"/>
+      </w:pPr>
+      <w:r>
+        <w:rPr>
+          <w:bCs/>
+          <w:b/>
+        </w:rPr>
+        <w:t xml:space="preserve">3단계, 추론하는 공장.</w:t>
+      </w:r>
+      <w:r>
+        <w:t xml:space="preserve"> </w:t>
+      </w:r>
+      <w:r>
+        <w:t xml:space="preserve">세 개의 추론이 얹힌다. 병목 탐지 — 이번 주의 병목은 frePPLe의 부하 분석이 보여 주고, 제품 믹스가 바뀌어도 부하가 집중되는 구조적 병목은 품목-공정-워크센터 흐름 네트워크의 그래프 중심성 분석이 식별한다(1부 4장 예고, 7장 완성). 납기 예측 — 과거 실적 타임스탬프로 학습한 모델이 제조 주문별 리드타임 분포를 예측해, 영업의 납기 답변을 경험치에서 확률로 바꾼다.</w:t>
+      </w:r>
+      <w:r>
+        <w:t xml:space="preserve"> </w:t>
+      </w:r>
+      <w:r>
+        <w:t xml:space="preserve">“</w:t>
+      </w:r>
+      <w:r>
+        <w:t xml:space="preserve">이 사양이면 통상 3주</w:t>
+      </w:r>
+      <w:r>
+        <w:t xml:space="preserve">”</w:t>
+      </w:r>
+      <w:r>
+        <w:t xml:space="preserve">가 아니라</w:t>
+      </w:r>
+      <w:r>
+        <w:t xml:space="preserve"> </w:t>
+      </w:r>
+      <w:r>
+        <w:t xml:space="preserve">“</w:t>
+      </w:r>
+      <w:r>
+        <w:t xml:space="preserve">동종 주문의 리드타임 중앙값 16일, 90분위 23일, 현재 부하 반영 시 지연 확률 18%</w:t>
+      </w:r>
+      <w:r>
+        <w:t xml:space="preserve">”</w:t>
+      </w:r>
+      <w:r>
+        <w:t xml:space="preserve">로 답하는 것이다. 예지보전 — 예방정비가 주기 기반이라면 예지보전은 상태 기반이다. MTBF·정비 이력에 설비 상태 데이터(진동·전류·온도)가 결합되면 고장 징후에서 잔여 수명을 추정해 정비를 고장 전에, 그러나 너무 이르지 않게 배치한다. 이것은 센서 계층이 갖춰진 뒤의 2단계 확장 영역이며, 그 전이라도 고장 이력 데이터의 정돈(코드체계)이 선행 투자다.</w:t>
+      </w:r>
+    </w:p>
+    <w:bookmarkEnd w:id="138"/>
+    <w:bookmarkStart w:id="142" w:name="dmaic-루프-시나리오-oee-한-사이클"/>
+    <w:p>
+      <w:pPr>
+        <w:pStyle w:val="Heading2"/>
+      </w:pPr>
+      <w:r>
+        <w:t xml:space="preserve">13.5 DMAIC 루프 시나리오: OEE 한 사이클</w:t>
+      </w:r>
+    </w:p>
+    <w:p>
+      <w:pPr>
+        <w:pStyle w:val="CaptionedFigure"/>
+      </w:pPr>
+      <w:r>
+        <w:drawing>
+          <wp:inline>
+            <wp:extent cx="4206240" cy="2716530"/>
+            <wp:effectExtent b="0" l="0" r="0" t="0"/>
+            <wp:docPr descr="그림 13-1. OEE 폭포 — 100%는 어디서 깎여 나가는가 (수치는 예시)" title="" id="140" name="Picture"/>
+            <a:graphic>
+              <a:graphicData uri="http://schemas.openxmlformats.org/drawingml/2006/picture">
+                <pic:pic>
+                  <pic:nvPicPr>
+                    <pic:cNvPr descr="figures/fig_131_oee.png" id="141" name="Picture"/>
+                    <pic:cNvPicPr>
+                      <a:picLocks noChangeArrowheads="1" noChangeAspect="1"/>
+                    </pic:cNvPicPr>
+                  </pic:nvPicPr>
+                  <pic:blipFill>
+                    <a:blip r:embed="rId139"/>
+                    <a:stretch>
+                      <a:fillRect/>
+                    </a:stretch>
+                  </pic:blipFill>
+                  <pic:spPr bwMode="auto">
+                    <a:xfrm>
+                      <a:off x="0" y="0"/>
+                      <a:ext cx="4206240" cy="2716530"/>
+                    </a:xfrm>
+                    <a:prstGeom prst="rect">
+                      <a:avLst/>
+                    </a:prstGeom>
+                    <a:noFill/>
+                    <a:ln w="9525">
+                      <a:noFill/>
+                      <a:headEnd/>
+                      <a:tailEnd/>
+                    </a:ln>
+                  </pic:spPr>
+                </pic:pic>
+              </a:graphicData>
+            </a:graphic>
+          </wp:inline>
+        </w:drawing>
+      </w:r>
+    </w:p>
+    <w:p>
+      <w:pPr>
+        <w:pStyle w:val="ImageCaption"/>
+      </w:pPr>
+      <w:r>
         <w:t xml:space="preserve">그림 13-1. OEE 폭포 — 100%는 어디서 깎여 나가는가 (수치는 예시)</w:t>
       </w:r>
     </w:p>
@@ -12664,8 +13269,8 @@
         <w:t xml:space="preserve">이런 사이클이 국내 현장에서 무엇을 낳는지는 스마트공장 보급사업의 성과 데이터가 보여 준다. 중소벤처기업부의 도입기업 5,003개사 성과분석(2014~2017년 도입분)에 따르면 생산성 30% 증가, 품질 43.5% 향상, 원가 15.9% 절감, 납기준수율 15.5% 향상이 보고되었고, 10인 미만 소기업의 생산성 향상률은 39%로 평균을 웃돌았다(중소벤처기업부, 2018). 개별 사례의 진폭은 더 크다. 진단키트 제조사 솔젠트는 바코드 자재관리·물류동선 최적화·검사 자동화 등 73개 과제로 생산성 73% 증가와 원가 55% 절감을, 금속 열처리 기업 대성종합열처리는 생산량 75% 증가와 불량률 50% 감소를 기록했다(중소벤처기업부 발표 자료; 경남도 발표 자료). 주의할 것은 이 수치들이 소프트웨어 설치의 효과가 아니라는 점이다. 솔젠트의 성과는 73개의 개선 과제 — 곧 73번의 DMAIC 회전 — 의 누적이었다. 도구는 회전을 빠르게 할 뿐, 회전 자체를 대신하지 않는다.</w:t>
       </w:r>
     </w:p>
-    <w:bookmarkEnd w:id="109"/>
-    <w:bookmarkStart w:id="110" w:name="지능형-ai-적용-포인트-4"/>
+    <w:bookmarkEnd w:id="142"/>
+    <w:bookmarkStart w:id="143" w:name="지능형-ai-적용-포인트-4"/>
     <w:p>
       <w:pPr>
         <w:pStyle w:val="Heading2"/>
@@ -12851,8 +13456,8 @@
         <w:t xml:space="preserve">(이력 유사도 — 예지보전의 전 단계). 사장이 회의에서 이 질문을 시스템에 직접 던질 수 있게 되는 것 — 서두의 도금가공 기업에서 세 번의 호출과 수첩과 월말 엑셀이 하던 일 — 이 이 단계의 실질이다.</w:t>
       </w:r>
     </w:p>
-    <w:bookmarkEnd w:id="110"/>
-    <w:bookmarkStart w:id="114" w:name="컨설팅-가이드-진단-mes-단계-도입-성공-판정"/>
+    <w:bookmarkEnd w:id="143"/>
+    <w:bookmarkStart w:id="147" w:name="컨설팅-가이드-진단-mes-단계-도입-성공-판정"/>
     <w:p>
       <w:pPr>
         <w:pStyle w:val="Heading2"/>
@@ -12861,7 +13466,7 @@
         <w:t xml:space="preserve">13.7 컨설팅 가이드: 진단, MES 단계 도입, 성공 판정</w:t>
       </w:r>
     </w:p>
-    <w:bookmarkStart w:id="111" w:name="진단-질문-체크리스트-2"/>
+    <w:bookmarkStart w:id="144" w:name="진단-질문-체크리스트-2"/>
     <w:p>
       <w:pPr>
         <w:pStyle w:val="Heading3"/>
@@ -12990,8 +13595,8 @@
         <w:t xml:space="preserve">영업과 제조가 같은 숫자를 보는 회의체(S&amp;OP)가 있는가.</w:t>
       </w:r>
     </w:p>
-    <w:bookmarkEnd w:id="111"/>
-    <w:bookmarkStart w:id="112" w:name="mes-단계-도입-1부-3장-순서의-계승"/>
+    <w:bookmarkEnd w:id="144"/>
+    <w:bookmarkStart w:id="145" w:name="mes-단계-도입-1부-3장-순서의-계승"/>
     <w:p>
       <w:pPr>
         <w:pStyle w:val="Heading3"/>
@@ -13080,8 +13685,8 @@
         <w:t xml:space="preserve">QCP 확대, 예방정비 일정 가동, ECO 승인 흐름 정착, 그리고 실적 데이터가 두 분기쯤 쌓이면 표준시간·기준일정을 실측 분포로 갱신한다. 워크센터 수와 주문 수가 수동 간트 조정의 한계를 넘어서면 frePPLe 커넥터를 도입해 유한능력 계획으로 넘어간다(16장). 아침 브리핑과 병목 대시보드 — 말하는 공장 — 는 이 단계의 산출물이다.</w:t>
       </w:r>
     </w:p>
-    <w:bookmarkEnd w:id="112"/>
-    <w:bookmarkStart w:id="113" w:name="성공-판정과-흔한-실패-1"/>
+    <w:bookmarkEnd w:id="145"/>
+    <w:bookmarkStart w:id="146" w:name="성공-판정과-흔한-실패-1"/>
     <w:p>
       <w:pPr>
         <w:pStyle w:val="Heading3"/>
@@ -13136,9 +13741,9 @@
         <w:t xml:space="preserve">(1부 3장)의 위반이며, 실패한 빅뱅은 재도전의 정치적 자본까지 소진시킨다.</w:t>
       </w:r>
     </w:p>
-    <w:bookmarkEnd w:id="113"/>
-    <w:bookmarkEnd w:id="114"/>
-    <w:bookmarkStart w:id="115" w:name="정직한-평가-무한능력의-아킬레스건과-전문-mes의-경계"/>
+    <w:bookmarkEnd w:id="146"/>
+    <w:bookmarkEnd w:id="147"/>
+    <w:bookmarkStart w:id="148" w:name="정직한-평가-무한능력의-아킬레스건과-전문-mes의-경계"/>
     <w:p>
       <w:pPr>
         <w:pStyle w:val="Heading2"/>
@@ -13234,8 +13839,8 @@
         <w:t xml:space="preserve">세 가지로 요약한다. 공정 데이터의 깊이(초 단위 설비 제어·레시피 관리)가 사업의 사활인가 — 그렇다면 전문 MES다. 계획-실행-원가의 연결과 낮은 운영 부담이 우선인가 — 그렇다면 Odoo형 통합이다. 이미 국산 ERP가 회계의 중심인가 — 그렇다면 제조 영역만 Odoo로 세우고 회계 인터페이스를 최소화하는 절충도 가능하나, 단일 원장의 이점을 일부 포기하는 선택임을 인지해야 한다.</w:t>
       </w:r>
     </w:p>
-    <w:bookmarkEnd w:id="115"/>
-    <w:bookmarkStart w:id="116" w:name="핵심-요약-5"/>
+    <w:bookmarkEnd w:id="148"/>
+    <w:bookmarkStart w:id="149" w:name="핵심-요약-5"/>
     <w:p>
       <w:pPr>
         <w:pStyle w:val="Heading2"/>
@@ -13340,8 +13945,8 @@
         <w:t xml:space="preserve">정직한 평가: 최대 약점은 무한능력 계획이며 frePPLe 부스터로 보강한다(frePPLe, 2023). ETO 모델링·PLC 연동·SPC/MSA는 표준 밖이다. 전문 MES는 실행 깊이에서, 보급형은 초기 비용에서 앞서지만, 계획-실행-품질-정비-원가의 실시간 연결은 통합 플랫폼의 고유 영역이다.</w:t>
       </w:r>
     </w:p>
-    <w:bookmarkEnd w:id="116"/>
-    <w:bookmarkStart w:id="117" w:name="이-장의-참고문헌-5"/>
+    <w:bookmarkEnd w:id="149"/>
+    <w:bookmarkStart w:id="150" w:name="이-장의-참고문헌-5"/>
     <w:p>
       <w:pPr>
         <w:pStyle w:val="Heading2"/>
@@ -13589,9 +14194,9 @@
         <w:t xml:space="preserve">이 책 1부 3장(눈으로 보는 관리·POP)·4장(부품전개·일정계획·frePPLe)·5장(DMAIC 루프)·7장(공정편성·디지털 트윈), 2부 12장(재고 관리)·14장(회계)·16장(확장 부스터).</w:t>
       </w:r>
     </w:p>
-    <w:bookmarkEnd w:id="117"/>
-    <w:bookmarkEnd w:id="118"/>
-    <w:bookmarkStart w:id="129" w:name="제14장.-회계-재무의-컨설팅"/>
+    <w:bookmarkEnd w:id="150"/>
+    <w:bookmarkEnd w:id="151"/>
+    <w:bookmarkStart w:id="168" w:name="제14장.-회계-재무의-컨설팅"/>
     <w:p>
       <w:pPr>
         <w:pStyle w:val="Heading1"/>
@@ -13620,7 +14225,7 @@
         <w:t xml:space="preserve">— Wim Van den Brande, KPMG 세무·법률·회계 부문 책임자 (Odoo 공식 소개자료)</w:t>
       </w:r>
     </w:p>
-    <w:bookmarkStart w:id="119" w:name="경영의-질문-결산서가-아니라-답을-요구하라"/>
+    <w:bookmarkStart w:id="152" w:name="경영의-질문-결산서가-아니라-답을-요구하라"/>
     <w:p>
       <w:pPr>
         <w:pStyle w:val="Heading2"/>
@@ -13728,8 +14333,8 @@
         <w:t xml:space="preserve">전통적 회계 조직이 이 질문에 즉답하지 못하는 이유는 능력이 아니라 구조다. 회계는 1494년 루카 파치올리(Luca Pacioli)가 복식부기를 체계화한 이래 기업 활동을 화폐로 번역하는 보편 언어였으나(Pacioli, 1494), 그 번역 작업의 대부분이 사람의 손끝에서 이루어지는 한 회계 인력의 시간은 기록에 소진된다. 1부에서 정립한 언어로 말하면, 회계를 기록 시스템(System of Record)에서 판단 시스템(System of Intelligence)으로 이행시키는 첫 조건은 기록 노동의 자동화이고, 둘째 조건은 그 위에 얹을 데이터의 정비 — 계정과목과 분석 차원의 3정5S — 이며, 셋째 조건은 보이는→말하는→추론하는 관리 구조다. 이 장은 그 순서대로 진행한다.</w:t>
       </w:r>
     </w:p>
-    <w:bookmarkEnd w:id="119"/>
-    <w:bookmarkStart w:id="120" w:name="기능-해부-데이터-입력-없는-회계"/>
+    <w:bookmarkEnd w:id="152"/>
+    <w:bookmarkStart w:id="156" w:name="기능-해부-데이터-입력-없는-회계"/>
     <w:p>
       <w:pPr>
         <w:pStyle w:val="Heading2"/>
@@ -13740,7 +14345,77 @@
     </w:p>
     <w:p>
       <w:pPr>
-        <w:pStyle w:val="FirstParagraph"/>
+        <w:pStyle w:val="CaptionedFigure"/>
+      </w:pPr>
+      <w:r>
+        <w:drawing>
+          <wp:inline>
+            <wp:extent cx="4206240" cy="2147867"/>
+            <wp:effectExtent b="0" l="0" r="0" t="0"/>
+            <wp:docPr descr="그림 14-1. “입력 없는 회계”의 자동화 파이프라인" title="" id="154" name="Picture"/>
+            <a:graphic>
+              <a:graphicData uri="http://schemas.openxmlformats.org/drawingml/2006/picture">
+                <pic:pic>
+                  <pic:nvPicPr>
+                    <pic:cNvPr descr="figures/fig_141_no_input_acct.png" id="155" name="Picture"/>
+                    <pic:cNvPicPr>
+                      <a:picLocks noChangeArrowheads="1" noChangeAspect="1"/>
+                    </pic:cNvPicPr>
+                  </pic:nvPicPr>
+                  <pic:blipFill>
+                    <a:blip r:embed="rId153"/>
+                    <a:stretch>
+                      <a:fillRect/>
+                    </a:stretch>
+                  </pic:blipFill>
+                  <pic:spPr bwMode="auto">
+                    <a:xfrm>
+                      <a:off x="0" y="0"/>
+                      <a:ext cx="4206240" cy="2147867"/>
+                    </a:xfrm>
+                    <a:prstGeom prst="rect">
+                      <a:avLst/>
+                    </a:prstGeom>
+                    <a:noFill/>
+                    <a:ln w="9525">
+                      <a:noFill/>
+                      <a:headEnd/>
+                      <a:tailEnd/>
+                    </a:ln>
+                  </pic:spPr>
+                </pic:pic>
+              </a:graphicData>
+            </a:graphic>
+          </wp:inline>
+        </w:drawing>
+      </w:r>
+    </w:p>
+    <w:p>
+      <w:pPr>
+        <w:pStyle w:val="ImageCaption"/>
+      </w:pPr>
+      <w:r>
+        <w:t xml:space="preserve">그림 14-1.</w:t>
+      </w:r>
+      <w:r>
+        <w:t xml:space="preserve"> </w:t>
+      </w:r>
+      <w:r>
+        <w:t xml:space="preserve">“</w:t>
+      </w:r>
+      <w:r>
+        <w:t xml:space="preserve">입력 없는 회계</w:t>
+      </w:r>
+      <w:r>
+        <w:t xml:space="preserve">”</w:t>
+      </w:r>
+      <w:r>
+        <w:t xml:space="preserve">의 자동화 파이프라인</w:t>
+      </w:r>
+    </w:p>
+    <w:p>
+      <w:pPr>
+        <w:pStyle w:val="BodyText"/>
       </w:pPr>
       <w:r>
         <w:t xml:space="preserve">Odoo 회계 모듈의 설계 철학은</w:t>
@@ -13818,8 +14493,8 @@
         <w:t xml:space="preserve">구조적으로 중요한 것은 이 기능들이 별도 회계 패키지가 아니라 단일 PostgreSQL 위의 한 앱이라는 점이다(8장). 판매에서 청구서가 확정되면 분개가 자동 생성되고, 재고의 입출고는 재고 자산 계정에, 제조의 자재비·노무비는 제조 원가에 실시간 반영된다. 복식부기가 모든 거래를 차변·대변의 균형으로 강제하는 인류 최고(最古)의 데이터 무결성 규칙이라면, 단일 데이터베이스는 그 규칙이 부문 시스템 사이의 이관 없이 전사에 관철되게 하는 플랫폼적 보장이다. 12장에서 본 재고의 이중 기록이 복식부기의 은유를 물류에 이식한 것이었음을 상기하면, 회계는 ERP 전체 데이터 정합성의 리트머스 시험지라 할 수 있다.</w:t>
       </w:r>
     </w:p>
-    <w:bookmarkEnd w:id="120"/>
-    <w:bookmarkStart w:id="121" w:name="데이터-지도와-3정5s-계정과-분석-차원의-정돈이-원가-온톨로지를-만든다"/>
+    <w:bookmarkEnd w:id="156"/>
+    <w:bookmarkStart w:id="157" w:name="데이터-지도와-3정5s-계정과-분석-차원의-정돈이-원가-온톨로지를-만든다"/>
     <w:p>
       <w:pPr>
         <w:pStyle w:val="Heading2"/>
@@ -14428,8 +15103,8 @@
         <w:t xml:space="preserve">라고 계속 묻는 회사의 원장이 깨끗해진다.</w:t>
       </w:r>
     </w:p>
-    <w:bookmarkEnd w:id="121"/>
-    <w:bookmarkStart w:id="122" w:name="눈으로-보는-관리의-적용-보이는-재무에서-추론하는-재무로"/>
+    <w:bookmarkEnd w:id="157"/>
+    <w:bookmarkStart w:id="158" w:name="눈으로-보는-관리의-적용-보이는-재무에서-추론하는-재무로"/>
     <w:p>
       <w:pPr>
         <w:pStyle w:val="Heading2"/>
@@ -14545,8 +15220,8 @@
         <w:t xml:space="preserve">는 결과를 매출 수량 효과, 판매 단가 효과, 원가율 효과, 판관비 효과로 분해하고, 원가율 효과는 다시 자재비·노무비·경비로, 자재비는 다시 품목과 공급업체 단가로 내려가는 역추적이다. 1부 5장 Analyze 단계의 언어로 말하면 층별(stratification)과 그래프 경로 탐색의 재무 적용이다. 이 분해가 담당자의 엑셀 작업이 아니라 원장과 분석 차원 위의 자동 질의가 되려면 14.3절의 정돈 — 계정과 분석 태그의 온톨로지적 일관성 — 이 전제되어야 한다. 보이는 재무는 대시보드 설정으로 되지만, 추론하는 재무는 데이터 정돈 없이는 결코 되지 않는다.</w:t>
       </w:r>
     </w:p>
-    <w:bookmarkEnd w:id="122"/>
-    <w:bookmarkStart w:id="123" w:name="dmaic-루프-시나리오-현금전환주기-한-사이클"/>
+    <w:bookmarkEnd w:id="158"/>
+    <w:bookmarkStart w:id="162" w:name="dmaic-루프-시나리오-현금전환주기-한-사이클"/>
     <w:p>
       <w:pPr>
         <w:pStyle w:val="Heading2"/>
@@ -14557,7 +15232,62 @@
     </w:p>
     <w:p>
       <w:pPr>
-        <w:pStyle w:val="FirstParagraph"/>
+        <w:pStyle w:val="CaptionedFigure"/>
+      </w:pPr>
+      <w:r>
+        <w:drawing>
+          <wp:inline>
+            <wp:extent cx="4206240" cy="2194560"/>
+            <wp:effectExtent b="0" l="0" r="0" t="0"/>
+            <wp:docPr descr="그림 14-2. 현금전환주기(CCC)의 구조 (수치는 14.5절 시나리오 예시)" title="" id="160" name="Picture"/>
+            <a:graphic>
+              <a:graphicData uri="http://schemas.openxmlformats.org/drawingml/2006/picture">
+                <pic:pic>
+                  <pic:nvPicPr>
+                    <pic:cNvPr descr="figures/fig_142_ccc.png" id="161" name="Picture"/>
+                    <pic:cNvPicPr>
+                      <a:picLocks noChangeArrowheads="1" noChangeAspect="1"/>
+                    </pic:cNvPicPr>
+                  </pic:nvPicPr>
+                  <pic:blipFill>
+                    <a:blip r:embed="rId159"/>
+                    <a:stretch>
+                      <a:fillRect/>
+                    </a:stretch>
+                  </pic:blipFill>
+                  <pic:spPr bwMode="auto">
+                    <a:xfrm>
+                      <a:off x="0" y="0"/>
+                      <a:ext cx="4206240" cy="2194560"/>
+                    </a:xfrm>
+                    <a:prstGeom prst="rect">
+                      <a:avLst/>
+                    </a:prstGeom>
+                    <a:noFill/>
+                    <a:ln w="9525">
+                      <a:noFill/>
+                      <a:headEnd/>
+                      <a:tailEnd/>
+                    </a:ln>
+                  </pic:spPr>
+                </pic:pic>
+              </a:graphicData>
+            </a:graphic>
+          </wp:inline>
+        </w:drawing>
+      </w:r>
+    </w:p>
+    <w:p>
+      <w:pPr>
+        <w:pStyle w:val="ImageCaption"/>
+      </w:pPr>
+      <w:r>
+        <w:t xml:space="preserve">그림 14-2. 현금전환주기(CCC)의 구조 (수치는 14.5절 시나리오 예시)</w:t>
+      </w:r>
+    </w:p>
+    <w:p>
+      <w:pPr>
+        <w:pStyle w:val="BodyText"/>
       </w:pPr>
       <w:r>
         <w:t xml:space="preserve">1부 5장의 DMAIC 데이터 루프를 재무의 대표 KPI인 현금전환주기(CCC)에 적용한 한 사이클을 가상의 중소 제조기업 시나리오로 재구성한다. CCC는 재고자산회전일수(DIO)+매출채권회수일수(DSO)−매입채무지급일수(DPO)로, 현금이 재고와 채권에 잠겨 있다가 돌아오기까지의 일수다. 등장 수치는 시나리오 예시다.</w:t>
@@ -14828,8 +15558,8 @@
         <w:t xml:space="preserve">는 선언은 3개월 이동 평균의 통계적 판정을 통과해야 하며, 모든 회전은 감사 로그로 남아 다음 회전 — 예컨대 DPO 개선이나 계절 자금 수요의 선제 조달 — 의 학습 재료가 된다. 재무는 되돌리기 어려운 행동이 많은 영역이므로, 루프의 자동화 폭은 다른 모듈보다 보수적으로 잡는 것이 컨설팅의 정석이다.</w:t>
       </w:r>
     </w:p>
-    <w:bookmarkEnd w:id="123"/>
-    <w:bookmarkStart w:id="124" w:name="지능형-ai-적용-포인트-원장에게-질문하는-경영"/>
+    <w:bookmarkEnd w:id="162"/>
+    <w:bookmarkStart w:id="163" w:name="지능형-ai-적용-포인트-원장에게-질문하는-경영"/>
     <w:p>
       <w:pPr>
         <w:pStyle w:val="Heading2"/>
@@ -14914,8 +15644,8 @@
         <w:t xml:space="preserve">에 분석 계정 집계와 견적 대비 차이가 돌아오는 것이다. 다만 정직하게 경계를 그어야 한다. 첫 번째 질문 수준의 다중 홉 원인 분해는 텍스트 검색형 AI만으로는 얕고, 계정·품목·공급업체·환율을 잇는 의미 구조 — 원가 온톨로지 — 가 있어야 신뢰할 수 있는 답이 된다(1부 7장). Odoo가 만드는 깨끗한 원장은 그 온톨로지의 원료이며, 서드브레인 확장(16장)은 그 원료를 추론 가능한 그래프로 바꾸는 작업이다.</w:t>
       </w:r>
     </w:p>
-    <w:bookmarkEnd w:id="124"/>
-    <w:bookmarkStart w:id="125" w:name="컨설팅-가이드-3"/>
+    <w:bookmarkEnd w:id="163"/>
+    <w:bookmarkStart w:id="164" w:name="컨설팅-가이드-3"/>
     <w:p>
       <w:pPr>
         <w:pStyle w:val="Heading2"/>
@@ -15019,8 +15749,8 @@
         <w:t xml:space="preserve">첫째, 이중 원장이다. 국산 회계 프로그램을 병행하며 Odoo와 이중 입력하는 구성은 가장 흔한 실패 패턴으로, 어느 쪽을 원천으로 삼을지 정하고 반대 방향은 자동 연동 또는 폐기해야 한다. 둘째, 분석 차원의 소급 설계다. 운영 개시 후에 분석 플랜을 만들면 과거 데이터에 태그가 없어 비교 분석이 반년간 불구가 된다 — 반드시 1~2주차에 끝낸다. 셋째, 세무 요건의 후순위화다. 전자세금계산서와 부가세 신고 경로를 계약 전에 확정하지 않으면 가동 직전에 프로젝트가 멈춘다. 넷째, AI 맹신이다. 캡처 인식률 98%는 2%의 오류를 뜻하며, 승인 게이트 없는 자동 전기는 감사 리스크다. 다섯째, 계정 체계의 과잉 설계다. 미래의 모든 분석을 대비해 계정을 수백 개로 쪼개면 입력 현장이 분류에 지쳐 우회하기 시작하고, 우회가 시작된 원장은 규칙이 없던 때보다 나빠진다 — 1부 2장의 청결 원칙(지킬 수 없는 규정은 즉시 고친다)은 계정 설계에도 적용된다. 분석의 세밀함은 계정이 아니라 분석 차원이 담당하게 하는 것이 정석이다.</w:t>
       </w:r>
     </w:p>
-    <w:bookmarkEnd w:id="125"/>
-    <w:bookmarkStart w:id="126" w:name="정직한-평가-관리회계의-강자-한국-세무의-이방인"/>
+    <w:bookmarkEnd w:id="164"/>
+    <w:bookmarkStart w:id="165" w:name="정직한-평가-관리회계의-강자-한국-세무의-이방인"/>
     <w:p>
       <w:pPr>
         <w:pStyle w:val="Heading2"/>
@@ -15496,8 +16226,8 @@
         <w:t xml:space="preserve">이고, 컨설팅의 일은 그 강함을 취하고 이방인의 자리를 파트너와 세무대리인 협업으로 메우는 설계다. 그리고 회계 자동화로 절감된 담당자의 시간이 분석 차원의 설계와 검증에 재투자될 때, 회계 부서는 기록의 관리자에서 판단 시스템의 큐레이터로 진화한다 — 그 진화를 지능의 측면에서 완성하는 것이 다음 장의 주제다.</w:t>
       </w:r>
     </w:p>
-    <w:bookmarkEnd w:id="126"/>
-    <w:bookmarkStart w:id="127" w:name="핵심-요약-6"/>
+    <w:bookmarkEnd w:id="165"/>
+    <w:bookmarkStart w:id="166" w:name="핵심-요약-6"/>
     <w:p>
       <w:pPr>
         <w:pStyle w:val="Heading2"/>
@@ -15605,8 +16335,8 @@
         <w:t xml:space="preserve">판단 기준: 수출·제조·원가 중심 기업에는 강력하고, 내수·신고 중심 기업에는 국산 솔루션이 합리적이다. 회계는 모든 활동의 화폐적 그림자이며, 깨끗한 원장은 서드브레인 원가 추론의 원료다.</w:t>
       </w:r>
     </w:p>
-    <w:bookmarkEnd w:id="127"/>
-    <w:bookmarkStart w:id="128" w:name="이-장의-참고문헌-6"/>
+    <w:bookmarkEnd w:id="166"/>
+    <w:bookmarkStart w:id="167" w:name="이-장의-참고문헌-6"/>
     <w:p>
       <w:pPr>
         <w:pStyle w:val="Heading2"/>
@@ -15715,9 +16445,9 @@
         <w:t xml:space="preserve">으로 규정한 5S 원전.</w:t>
       </w:r>
     </w:p>
-    <w:bookmarkEnd w:id="128"/>
-    <w:bookmarkEnd w:id="129"/>
-    <w:bookmarkStart w:id="140" w:name="제15장.-odoo-ai지식센터-지능의-내장과-그-너머"/>
+    <w:bookmarkEnd w:id="167"/>
+    <w:bookmarkEnd w:id="168"/>
+    <w:bookmarkStart w:id="185" w:name="제15장.-odoo-ai지식센터-지능의-내장과-그-너머"/>
     <w:p>
       <w:pPr>
         <w:pStyle w:val="Heading1"/>
@@ -15762,7 +16492,7 @@
         <w:t xml:space="preserve">(Polanyi, 1966)</w:t>
       </w:r>
     </w:p>
-    <w:bookmarkStart w:id="130" w:name="경영의-질문-우리-회사의-지식은-어디에-있는가"/>
+    <w:bookmarkStart w:id="169" w:name="경영의-질문-우리-회사의-지식은-어디에-있는가"/>
     <w:p>
       <w:pPr>
         <w:pStyle w:val="Heading2"/>
@@ -15891,8 +16621,8 @@
         <w:t xml:space="preserve">이 질문들의 학술적 뿌리는 폴라니의 명제다. 인간은 말할 수 있는 것보다 많이 알며(Polanyi, 1966), 그 말해지지 않은 층 — 암묵지 — 이야말로 조직 경쟁력의 원천이자 가장 취약한 자산이다. 노나카는 암묵지와 형식지의 상호변환(SECI)으로 조직 지식이 창출된다는 동태 이론을 제시했고(Nonaka, 1994), 이 장의 두 앱은 정확히 그 변환의 도구다. 지식센터는 형식지의 그릇이고, Odoo AI는 변환을 가속하는 엔진이다. 그리고 이 장의 후반부는 정직한 경계 긋기에 바쳐진다. 이 엔진이 1부 5장의 DMAIC 루프에서 무엇을 담당할 수 있고 무엇을 담당할 수 없는가 — 그 결핍의 목록이 16장 서드브레인 아키텍처의 요구 명세가 된다.</w:t>
       </w:r>
     </w:p>
-    <w:bookmarkEnd w:id="130"/>
-    <w:bookmarkStart w:id="131" w:name="기능-해부-화면-속에-녹아든-지능"/>
+    <w:bookmarkEnd w:id="169"/>
+    <w:bookmarkStart w:id="170" w:name="기능-해부-화면-속에-녹아든-지능"/>
     <w:p>
       <w:pPr>
         <w:pStyle w:val="Heading2"/>
@@ -15981,8 +16711,8 @@
         <w:t xml:space="preserve">한편 지식센터는 Odoo 16부터 도입된 문서 협업 앱으로, 회사의 지식문서를 계층형 아티클로 작성·보관·공유한다. 노션류의 블록 편집기와 유사한 사용성에, 결정적 차이는 ERP와 같은 데이터베이스 안에 있다는 점이다. 작업표준서를 제조 작업지시서에서 바로 열람하고, 영업 플레이북을 CRM 파이프라인에서 참조하며, 헬프데스크 상담원이 티켓 화면에서 문서를 검색해 답변에 삽입한다. 아티클은 트리 구조로 중첩되어 부서별·주제별 체계를 이루고, 전사 워크스페이스와 개인 영역의 권한 경계, 템플릿, 공동 편집과 버전 이력, 업무 레코드와 나란히 걸리는 전사 검색을 갖춘다. 문서가 업무 화면 밖 별도 위키에 있는 것과 업무 레코드 옆에 있는 것의 차이는, 지식이 실제로 사용되는 빈도를 좌우한다.</w:t>
       </w:r>
     </w:p>
-    <w:bookmarkEnd w:id="131"/>
-    <w:bookmarkStart w:id="132" w:name="지식센터-암묵지의-형식지화-거점-seci와-지식의-3정5s"/>
+    <w:bookmarkEnd w:id="170"/>
+    <w:bookmarkStart w:id="174" w:name="지식센터-암묵지의-형식지화-거점-seci와-지식의-3정5s"/>
     <w:p>
       <w:pPr>
         <w:pStyle w:val="Heading2"/>
@@ -15993,7 +16723,62 @@
     </w:p>
     <w:p>
       <w:pPr>
-        <w:pStyle w:val="FirstParagraph"/>
+        <w:pStyle w:val="CaptionedFigure"/>
+      </w:pPr>
+      <w:r>
+        <w:drawing>
+          <wp:inline>
+            <wp:extent cx="4206240" cy="2863822"/>
+            <wp:effectExtent b="0" l="0" r="0" t="0"/>
+            <wp:docPr descr="그림 15-1. SECI 나선과 지식센터·Odoo AI" title="" id="172" name="Picture"/>
+            <a:graphic>
+              <a:graphicData uri="http://schemas.openxmlformats.org/drawingml/2006/picture">
+                <pic:pic>
+                  <pic:nvPicPr>
+                    <pic:cNvPr descr="figures/fig_151_seci.png" id="173" name="Picture"/>
+                    <pic:cNvPicPr>
+                      <a:picLocks noChangeArrowheads="1" noChangeAspect="1"/>
+                    </pic:cNvPicPr>
+                  </pic:nvPicPr>
+                  <pic:blipFill>
+                    <a:blip r:embed="rId171"/>
+                    <a:stretch>
+                      <a:fillRect/>
+                    </a:stretch>
+                  </pic:blipFill>
+                  <pic:spPr bwMode="auto">
+                    <a:xfrm>
+                      <a:off x="0" y="0"/>
+                      <a:ext cx="4206240" cy="2863822"/>
+                    </a:xfrm>
+                    <a:prstGeom prst="rect">
+                      <a:avLst/>
+                    </a:prstGeom>
+                    <a:noFill/>
+                    <a:ln w="9525">
+                      <a:noFill/>
+                      <a:headEnd/>
+                      <a:tailEnd/>
+                    </a:ln>
+                  </pic:spPr>
+                </pic:pic>
+              </a:graphicData>
+            </a:graphic>
+          </wp:inline>
+        </w:drawing>
+      </w:r>
+    </w:p>
+    <w:p>
+      <w:pPr>
+        <w:pStyle w:val="ImageCaption"/>
+      </w:pPr>
+      <w:r>
+        <w:t xml:space="preserve">그림 15-1. SECI 나선과 지식센터·Odoo AI</w:t>
+      </w:r>
+    </w:p>
+    <w:p>
+      <w:pPr>
+        <w:pStyle w:val="BodyText"/>
       </w:pPr>
       <w:r>
         <w:t xml:space="preserve">지식센터의 이론적 자리는 노나카의 SECI 모델이다. 조직 지식은 암묵지와 형식지의 네 가지 변환 — 공동화(Socialization, 암묵지→암묵지), 표출화(Externalization, 암묵지→형식지), 연결화(Combination, 형식지→형식지), 내면화(Internalization, 형식지→암묵지) — 의 나선으로 창출되며(Nonaka, 1994; Nonaka &amp; Takeuchi, 1995), 그 변환이 일어나는 공유된 맥락이 장(場, ba)이다(Nonaka &amp; Konno, 1998). 두 앱을 이 나선에 대응시키면 다음과 같다.</w:t>
@@ -16351,8 +17136,8 @@
         <w:t xml:space="preserve">는 규율, 그리고 분기별 지식 진단 — 참조 수 상위·하위 아티클, 무소유자 문서, AI 오답 신고 건수를 경영자가 함께 보는 자리다.</w:t>
       </w:r>
     </w:p>
-    <w:bookmarkEnd w:id="132"/>
-    <w:bookmarkStart w:id="133" w:name="눈으로-보는-관리의-적용-지식이-보이고-말하고-추론을-넘보다"/>
+    <w:bookmarkEnd w:id="174"/>
+    <w:bookmarkStart w:id="175" w:name="눈으로-보는-관리의-적용-지식이-보이고-말하고-추론을-넘보다"/>
     <w:p>
       <w:pPr>
         <w:pStyle w:val="Heading2"/>
@@ -16548,8 +17333,8 @@
         <w:t xml:space="preserve">라고 관계를 가로질러 판단하지는 못한다. 이 경계를 방법론의 수준에서 정밀하게 측정하는 것이 다음 절이다.</w:t>
       </w:r>
     </w:p>
-    <w:bookmarkEnd w:id="133"/>
-    <w:bookmarkStart w:id="134" w:name="X75bcc3c8af05980db30a70ba2fd74e1151c6e37"/>
+    <w:bookmarkEnd w:id="175"/>
+    <w:bookmarkStart w:id="176" w:name="X75bcc3c8af05980db30a70ba2fd74e1151c6e37"/>
     <w:p>
       <w:pPr>
         <w:pStyle w:val="Heading2"/>
@@ -16849,8 +17634,8 @@
         <w:t xml:space="preserve">그러므로 서드브레인 보강의 논리는 다음과 같이 정리된다. Odoo AI와 지식센터는 루프의 손발이되 아직 두뇌가 아니다. 이 결핍은 제품의 미성숙이 아니라 아키텍처의 자연스러운 경계이며, 정확히 그 경계에서 16장의 확장 부스터가 시작된다. 온톨로지 지식그래프(Neo4j)가 Analyze의 관계 추론을, frePPLe과 디지털 트윈이 Improve의 정량 실험을, n8n이 루프 전체의 배관을, 자체 호스팅 LLM이 데이터 주권을 보강한다. 역으로 강조해야 할 것은 순서다. 지식센터에 문서를 쌓고 AI Fields로 정형 데이터를 늘리는 오늘의 실천이, 내일 온톨로지에 적재될 지식의 품질을 결정한다. 이 장의 두 앱을 착실히 운용하는 것은 서드브레인 구축의 선행 투자다.</w:t>
       </w:r>
     </w:p>
-    <w:bookmarkEnd w:id="134"/>
-    <w:bookmarkStart w:id="135" w:name="지능형-ai-적용-포인트-질문의-세-수준"/>
+    <w:bookmarkEnd w:id="176"/>
+    <w:bookmarkStart w:id="177" w:name="지능형-ai-적용-포인트-질문의-세-수준"/>
     <w:p>
       <w:pPr>
         <w:pStyle w:val="Heading2"/>
@@ -16993,8 +17778,8 @@
         <w:t xml:space="preserve">이라며 1·2수준의 실질 효용까지 버리는 것 — 이것이 현장에서 가장 흔한 낭비이며, 수준별 로드맵의 제시가 그 예방책이다. 역방향의 낭비도 있다. 2수준 답변을 검증 없이 그대로 의사결정에 쓰는 것이다. 에이전트의 집계는 접근 권한과 필터 조건에 따라 달라질 수 있으므로, 도입 초기 3개월은 답변과 화면 조회를 병행 대조하는 검증 기간을 두고, 대조 일치율이 확인된 질의 유형부터 검증을 해제하는 것이 안전한 운용이다.</w:t>
       </w:r>
     </w:p>
-    <w:bookmarkEnd w:id="135"/>
-    <w:bookmarkStart w:id="136" w:name="컨설팅-가이드-4"/>
+    <w:bookmarkEnd w:id="177"/>
+    <w:bookmarkStart w:id="181" w:name="컨설팅-가이드-4"/>
     <w:p>
       <w:pPr>
         <w:pStyle w:val="Heading2"/>
@@ -17005,7 +17790,62 @@
     </w:p>
     <w:p>
       <w:pPr>
-        <w:pStyle w:val="FirstParagraph"/>
+        <w:pStyle w:val="CaptionedFigure"/>
+      </w:pPr>
+      <w:r>
+        <w:drawing>
+          <wp:inline>
+            <wp:extent cx="4206240" cy="2387041"/>
+            <wp:effectExtent b="0" l="0" r="0" t="0"/>
+            <wp:docPr descr="그림 15-2. 지식의 3정5S 문서 체계" title="" id="179" name="Picture"/>
+            <a:graphic>
+              <a:graphicData uri="http://schemas.openxmlformats.org/drawingml/2006/picture">
+                <pic:pic>
+                  <pic:nvPicPr>
+                    <pic:cNvPr descr="figures/fig_152_knowledge_5s.png" id="180" name="Picture"/>
+                    <pic:cNvPicPr>
+                      <a:picLocks noChangeArrowheads="1" noChangeAspect="1"/>
+                    </pic:cNvPicPr>
+                  </pic:nvPicPr>
+                  <pic:blipFill>
+                    <a:blip r:embed="rId178"/>
+                    <a:stretch>
+                      <a:fillRect/>
+                    </a:stretch>
+                  </pic:blipFill>
+                  <pic:spPr bwMode="auto">
+                    <a:xfrm>
+                      <a:off x="0" y="0"/>
+                      <a:ext cx="4206240" cy="2387041"/>
+                    </a:xfrm>
+                    <a:prstGeom prst="rect">
+                      <a:avLst/>
+                    </a:prstGeom>
+                    <a:noFill/>
+                    <a:ln w="9525">
+                      <a:noFill/>
+                      <a:headEnd/>
+                      <a:tailEnd/>
+                    </a:ln>
+                  </pic:spPr>
+                </pic:pic>
+              </a:graphicData>
+            </a:graphic>
+          </wp:inline>
+        </w:drawing>
+      </w:r>
+    </w:p>
+    <w:p>
+      <w:pPr>
+        <w:pStyle w:val="ImageCaption"/>
+      </w:pPr>
+      <w:r>
+        <w:t xml:space="preserve">그림 15-2. 지식의 3정5S 문서 체계</w:t>
+      </w:r>
+    </w:p>
+    <w:p>
+      <w:pPr>
+        <w:pStyle w:val="BodyText"/>
       </w:pPr>
       <w:r>
         <w:rPr>
@@ -17210,8 +18050,8 @@
         <w:t xml:space="preserve">규율처럼 업무 흐름 자체에 축적을 심는 것이 회피법이다. 넷째, 프라이버시 사후 대응이다. 반출 금지 데이터의 범위를 사고가 난 뒤에 정하는 회사가 의외로 많다 — 활성화 첫 주에 정의하는 것이 컨설턴트의 의무다.</w:t>
       </w:r>
     </w:p>
-    <w:bookmarkEnd w:id="136"/>
-    <w:bookmarkStart w:id="137" w:name="정직한-평가-지능의-임대와-그-대가"/>
+    <w:bookmarkEnd w:id="181"/>
+    <w:bookmarkStart w:id="182" w:name="정직한-평가-지능의-임대와-그-대가"/>
     <w:p>
       <w:pPr>
         <w:pStyle w:val="Heading2"/>
@@ -17349,8 +18189,8 @@
         <w:t xml:space="preserve">로의 도약은 다음 장에서 시작된다.</w:t>
       </w:r>
     </w:p>
-    <w:bookmarkEnd w:id="137"/>
-    <w:bookmarkStart w:id="138" w:name="핵심-요약-7"/>
+    <w:bookmarkEnd w:id="182"/>
+    <w:bookmarkStart w:id="183" w:name="핵심-요약-7"/>
     <w:p>
       <w:pPr>
         <w:pStyle w:val="Heading2"/>
@@ -17488,8 +18328,8 @@
         <w:t xml:space="preserve">정직한 한계는 범용 LLM 의존(지능의 임대)과 데이터 프라이버시, 거버넌스 공백이다. 오늘의 문서 축적과 정형화가 내일 온톨로지에 적재될 지식의 품질을 결정하며, 그 도약의 아키텍처가 16장의 주제다.</w:t>
       </w:r>
     </w:p>
-    <w:bookmarkEnd w:id="138"/>
-    <w:bookmarkStart w:id="139" w:name="이-장의-참고문헌-7"/>
+    <w:bookmarkEnd w:id="183"/>
+    <w:bookmarkStart w:id="184" w:name="이-장의-참고문헌-7"/>
     <w:p>
       <w:pPr>
         <w:pStyle w:val="Heading2"/>
@@ -17703,9 +18543,9 @@
         <w:t xml:space="preserve">이 책 1부 2장(디지털 3정5S)·3장(눈으로 보는 관리)·5장(DMAIC 데이터 루프와 LLM 무한 루프), 2부 16장(확장 부스터: 서드브레인 아키텍처 구축).</w:t>
       </w:r>
     </w:p>
-    <w:bookmarkEnd w:id="139"/>
-    <w:bookmarkEnd w:id="140"/>
-    <w:bookmarkStart w:id="158" w:name="제16장.-확장-부스터-서드브레인-아키텍처-구축"/>
+    <w:bookmarkEnd w:id="184"/>
+    <w:bookmarkEnd w:id="185"/>
+    <w:bookmarkStart w:id="209" w:name="제16장.-확장-부스터-서드브레인-아키텍처-구축"/>
     <w:p>
       <w:pPr>
         <w:pStyle w:val="Heading1"/>
@@ -17783,7 +18623,7 @@
         <w:t xml:space="preserve">15장의 결론은 명확했다. Odoo에 내장된 AI는 기록 위의 지능으로서 훌륭한 출발점이지만, 세 가지가 부족하다. 유한능력의 정밀한 계획 능력, 시스템 경계를 넘는 자동화의 배관, 그리고 기업의 의미 구조를 이해하는 온톨로지 기억이다. 이 장은 그 결핍을 메우는 확장 부스터 — frePPLe, n8n과 Dify, Neo4j GraphRAG, 그리고 Ollama/Claude의 LLM 이중화 — 를 ’기능 소개’가 아니라 ’구축 컨설팅’의 관점에서 다룬다. 어떤 성숙도에서 어떤 부스터를 어떤 순서로 도입하고, 보안과 비용은 어떻게 설계하며, 무엇이 어렵고 무엇을 각오해야 하는가. 1부 7장에서 그린 예측 플랫폼 아키텍처의 실장(實裝) 매뉴얼이 이 장의 정체다.</w:t>
       </w:r>
     </w:p>
-    <w:bookmarkStart w:id="141" w:name="왜-부스터인가-병립의-함정과-원플랫폼쓰리부스터"/>
+    <w:bookmarkStart w:id="186" w:name="왜-부스터인가-병립의-함정과-원플랫폼쓰리부스터"/>
     <w:p>
       <w:pPr>
         <w:pStyle w:val="Heading2"/>
@@ -17959,8 +18799,8 @@
         <w:t xml:space="preserve">그 상태에 도달하는가이다. 그 논의를 위해 먼저 각 부스터의 정체를 컨설턴트의 언어로 해부한다.</w:t>
       </w:r>
     </w:p>
-    <w:bookmarkEnd w:id="141"/>
-    <w:bookmarkStart w:id="146" w:name="세-부스터의-해부-계획-자동화-지식"/>
+    <w:bookmarkEnd w:id="186"/>
+    <w:bookmarkStart w:id="191" w:name="세-부스터의-해부-계획-자동화-지식"/>
     <w:p>
       <w:pPr>
         <w:pStyle w:val="Heading2"/>
@@ -17969,7 +18809,7 @@
         <w:t xml:space="preserve">16.2 세 부스터의 해부: 계획, 자동화, 지식</w:t>
       </w:r>
     </w:p>
-    <w:bookmarkStart w:id="142" w:name="계획-부스터-frepple-유한능력의-세계로"/>
+    <w:bookmarkStart w:id="187" w:name="계획-부스터-frepple-유한능력의-세계로"/>
     <w:p>
       <w:pPr>
         <w:pStyle w:val="Heading3"/>
@@ -17986,8 +18826,8 @@
         <w:t xml:space="preserve">13장에서 확인했듯 Odoo의 제조 관리는 MRP와 MPS, 간트 계획까지 지원하지만, 표준 스케줄러는 자원 능력의 제약을 정밀하게 반영하는 데 한계가 있다. 설비 8대와 작업자 12명, 자재 입고 일정이라는 유한한 제약 아래 수백 개 제조 오더의 순서를 최적화하는 문제는 전문 APS(Advanced Planning and Scheduling)의 영역이다. frePPLe는 가장 널리 쓰이는 오픈소스 APS로, 자원·인력·자재·리드타임의 제약을 모두 반영한 유한능력(finite capacity) 계획과 스케줄을 생성하고, 통계적 수요예측과 안전재고 계획, 시나리오 비교(What-if)까지 계획 업무 전반을 포괄한다(frePPLe 공식 문서). 결정적으로 Odoo 공식 커넥터가 있다. 품목·BOM·워크센터·판매 오더·재고를 frePPLe로 보내고, 계산된 제조·구매 오더 제안을 Odoo로 돌려받는다. ERP를 바꾸지 않고 계획 두뇌만 이식하는 구조이며, 오픈코어 모델이므로 소규모 제조라면 커뮤니티 에디션과 커넥터만으로 시작할 수 있다. 1부 4장의 부품전개·일정계획 방법론과 7장의 편성 시뮬레이션이 이 엔진 위에서 실행된다.</w:t>
       </w:r>
     </w:p>
-    <w:bookmarkEnd w:id="142"/>
-    <w:bookmarkStart w:id="143" w:name="ax-부스터-n8n과-dify-배관과-작업대"/>
+    <w:bookmarkEnd w:id="187"/>
+    <w:bookmarkStart w:id="188" w:name="ax-부스터-n8n과-dify-배관과-작업대"/>
     <w:p>
       <w:pPr>
         <w:pStyle w:val="Heading3"/>
@@ -18060,8 +18900,8 @@
         <w:t xml:space="preserve">의 지능 구성에 강하다. 실무 표준 패턴은 n8n이 이벤트를 감지해 Dify 앱의 API를 호출하고, Dify가 RAG와 LLM으로 판단한 결과를 n8n이 Odoo 레코드에 기록하는 접속이다.</w:t>
       </w:r>
     </w:p>
-    <w:bookmarkEnd w:id="143"/>
-    <w:bookmarkStart w:id="144" w:name="지식-부스터-neo4j-graphrag-서드브레인의-본체"/>
+    <w:bookmarkEnd w:id="188"/>
+    <w:bookmarkStart w:id="189" w:name="지식-부스터-neo4j-graphrag-서드브레인의-본체"/>
     <w:p>
       <w:pPr>
         <w:pStyle w:val="Heading3"/>
@@ -18102,8 +18942,8 @@
         <w:t xml:space="preserve">)이다. 15장에서 진단한 Odoo AI의 결정적 한계 — 온톨로지의 부재 — 를 정확히 메우는 층이며, 1부 7장의 디지털 트윈이 서는 무대이기도 하다. 이 그래프는 검색 인덱스를 넘어 개인지식과 기업지식이 만나는 심장이다. 베테랑의 노트가 LLM 구조화와 본인 승인·익명화를 거쳐 온톨로지에 기여하고(개인→기업), 회사의 사례·통계가 개인 질의의 컨텍스트로 돌아온다(기업→개인). 공통 코드체계 — 2장에서 정비한 데이터의 정위치 — 가 두 세계의 연결 고리가 된다(이형근, 2026).</w:t>
       </w:r>
     </w:p>
-    <w:bookmarkEnd w:id="144"/>
-    <w:bookmarkStart w:id="145" w:name="llm-이중화-ollama와-claude-데이터-주권과-성능의-분업"/>
+    <w:bookmarkEnd w:id="189"/>
+    <w:bookmarkStart w:id="190" w:name="llm-이중화-ollama와-claude-데이터-주권과-성능의-분업"/>
     <w:p>
       <w:pPr>
         <w:pStyle w:val="Heading3"/>
@@ -18120,9 +18960,9 @@
         <w:t xml:space="preserve">LLM 전략은 이중화다. Ollama는 Llama·Qwen 계열의 오픈소스 LLM을 자체 하드웨어(또는 전용 클라우드 GPU)에서 구동하게 하는 실행 환경으로, 프롬프트와 출력이 네트워크 밖으로 나가지 않아 데이터 주권을 확보하고 토큰당 과금을 제거한다. 반면 다단계 원인 분석, 장문 보고서, 코드 생성 같은 고난도 추론은 Claude 같은 프론티어 모델이 여전히 앞선다. 실무 설계는 과업의 민감도와 난이도의 2×2로 갈린다. 민감 데이터를 다루는 일상 과업(주문 분류, 불량 기록 구조화, 사내 문서 질의)은 자체 호스팅 소형 모델이, 민감 데이터를 익명화한 고난도 과업(경영 분석, 시나리오 해석)은 프론티어 모델이 맡는다. Dify와 n8n이 모델 추상화 계층을 제공하므로 이 라우팅은 코드 수정 없이 설정으로 운영되며, 특정 모델·특정 사업자에 대한 종속이 구조적으로 회피된다. 15장에서 지적한 Odoo AI의 범용 LLM 종속성에 대한 답이 바로 이 이중화다.</w:t>
       </w:r>
     </w:p>
-    <w:bookmarkEnd w:id="145"/>
-    <w:bookmarkEnd w:id="146"/>
-    <w:bookmarkStart w:id="147" w:name="무한-루프의-기술-스택-구현-배관-작업대-기억-두뇌-손발"/>
+    <w:bookmarkEnd w:id="190"/>
+    <w:bookmarkEnd w:id="191"/>
+    <w:bookmarkStart w:id="195" w:name="무한-루프의-기술-스택-구현-배관-작업대-기억-두뇌-손발"/>
     <w:p>
       <w:pPr>
         <w:pStyle w:val="Heading2"/>
@@ -18133,7 +18973,62 @@
     </w:p>
     <w:p>
       <w:pPr>
-        <w:pStyle w:val="FirstParagraph"/>
+        <w:pStyle w:val="CaptionedFigure"/>
+      </w:pPr>
+      <w:r>
+        <w:drawing>
+          <wp:inline>
+            <wp:extent cx="4206240" cy="3087559"/>
+            <wp:effectExtent b="0" l="0" r="0" t="0"/>
+            <wp:docPr descr="그림 16-2. 무한 루프의 기술 스택 배치" title="" id="193" name="Picture"/>
+            <a:graphic>
+              <a:graphicData uri="http://schemas.openxmlformats.org/drawingml/2006/picture">
+                <pic:pic>
+                  <pic:nvPicPr>
+                    <pic:cNvPr descr="figures/fig_162_loop_stack.png" id="194" name="Picture"/>
+                    <pic:cNvPicPr>
+                      <a:picLocks noChangeArrowheads="1" noChangeAspect="1"/>
+                    </pic:cNvPicPr>
+                  </pic:nvPicPr>
+                  <pic:blipFill>
+                    <a:blip r:embed="rId192"/>
+                    <a:stretch>
+                      <a:fillRect/>
+                    </a:stretch>
+                  </pic:blipFill>
+                  <pic:spPr bwMode="auto">
+                    <a:xfrm>
+                      <a:off x="0" y="0"/>
+                      <a:ext cx="4206240" cy="3087559"/>
+                    </a:xfrm>
+                    <a:prstGeom prst="rect">
+                      <a:avLst/>
+                    </a:prstGeom>
+                    <a:noFill/>
+                    <a:ln w="9525">
+                      <a:noFill/>
+                      <a:headEnd/>
+                      <a:tailEnd/>
+                    </a:ln>
+                  </pic:spPr>
+                </pic:pic>
+              </a:graphicData>
+            </a:graphic>
+          </wp:inline>
+        </w:drawing>
+      </w:r>
+    </w:p>
+    <w:p>
+      <w:pPr>
+        <w:pStyle w:val="ImageCaption"/>
+      </w:pPr>
+      <w:r>
+        <w:t xml:space="preserve">그림 16-2. 무한 루프의 기술 스택 배치</w:t>
+      </w:r>
+    </w:p>
+    <w:p>
+      <w:pPr>
+        <w:pStyle w:val="BodyText"/>
       </w:pPr>
       <w:r>
         <w:t xml:space="preserve">이 장의 핵심 절이다. 1부 5장에서 우리는 DMAIC 데이터 루프 — 사람이 분기마다 돌리던 개선 사이클을 LLM 에이전트가 상시로 돌리는 무한 루프 — 를 방법론으로 설계했다. 그때의 다이어그램에서 각 단계는</w:t>
@@ -18626,8 +19521,8 @@
         <w:t xml:space="preserve">이 구현에서 컨설턴트가 지켜야 할 설계 원칙은 하나다. 지능은 교체 가능하게, 기억과 배관은 안정되게. LLM은 몇 달 주기로 더 나은 모델이 나오는 소모성 부품이지만, 온톨로지와 코드체계, ETL 파이프라인은 기업의 축적 자산이다. 루프의 가치가 쌓이는 곳은 두뇌가 아니라 기억이라는 것 — 이것이 모델 경쟁의 소음 속에서 아키텍처가 흔들리지 않게 하는 중심추다.</w:t>
       </w:r>
     </w:p>
-    <w:bookmarkEnd w:id="147"/>
-    <w:bookmarkStart w:id="148" w:name="성숙도-단계별-도입-순서-어느-단계에서-무엇을"/>
+    <w:bookmarkEnd w:id="195"/>
+    <w:bookmarkStart w:id="196" w:name="성숙도-단계별-도입-순서-어느-단계에서-무엇을"/>
     <w:p>
       <w:pPr>
         <w:pStyle w:val="Heading2"/>
@@ -18984,8 +19879,8 @@
         <w:t xml:space="preserve">를 묻는 경영 질문이 쌓이기 전에 그래프를 세우는 것은 장식이고, 계획 최적화가 병목이 되기 전에 APS를 세우는 것도 장식이다. 실무적으로 n8n만은 예외적으로 이른 도입을 권한다. 1단계에서 외부 채널 수집의 배관으로 시작해 두면, 이후 모든 단계의 확장이 같은 캔버스 위의 워크플로 추가로 처리되기 때문이다. 확장의 최종 단계로, 센서 기반 예지보전이 필요해지는 시점에는 UMH(United Manufacturing Hub) 같은 산업 IoT 스택을 2단계 확장으로 더한다(이형근, 2026). 처음부터 모든 것을 세우지 않고 경영의 질문이 자라는 속도에 맞춰 부스터를 더하는 것 — 이것이 목표지향 설계의 아키텍처적 표현이다.</w:t>
       </w:r>
     </w:p>
-    <w:bookmarkEnd w:id="148"/>
-    <w:bookmarkStart w:id="149" w:name="하이브리드-보안과-비용-구조-데이터-주권을-구독료로"/>
+    <w:bookmarkEnd w:id="196"/>
+    <w:bookmarkStart w:id="200" w:name="하이브리드-보안과-비용-구조-데이터-주권을-구독료로"/>
     <w:p>
       <w:pPr>
         <w:pStyle w:val="Heading2"/>
@@ -18996,7 +19891,62 @@
     </w:p>
     <w:p>
       <w:pPr>
-        <w:pStyle w:val="FirstParagraph"/>
+        <w:pStyle w:val="CaptionedFigure"/>
+      </w:pPr>
+      <w:r>
+        <w:drawing>
+          <wp:inline>
+            <wp:extent cx="4206240" cy="2423160"/>
+            <wp:effectExtent b="0" l="0" r="0" t="0"/>
+            <wp:docPr descr="그림 16-3. 하이브리드 보안 2층 구조" title="" id="198" name="Picture"/>
+            <a:graphic>
+              <a:graphicData uri="http://schemas.openxmlformats.org/drawingml/2006/picture">
+                <pic:pic>
+                  <pic:nvPicPr>
+                    <pic:cNvPr descr="figures/fig_163_hybrid_security.png" id="199" name="Picture"/>
+                    <pic:cNvPicPr>
+                      <a:picLocks noChangeArrowheads="1" noChangeAspect="1"/>
+                    </pic:cNvPicPr>
+                  </pic:nvPicPr>
+                  <pic:blipFill>
+                    <a:blip r:embed="rId197"/>
+                    <a:stretch>
+                      <a:fillRect/>
+                    </a:stretch>
+                  </pic:blipFill>
+                  <pic:spPr bwMode="auto">
+                    <a:xfrm>
+                      <a:off x="0" y="0"/>
+                      <a:ext cx="4206240" cy="2423160"/>
+                    </a:xfrm>
+                    <a:prstGeom prst="rect">
+                      <a:avLst/>
+                    </a:prstGeom>
+                    <a:noFill/>
+                    <a:ln w="9525">
+                      <a:noFill/>
+                      <a:headEnd/>
+                      <a:tailEnd/>
+                    </a:ln>
+                  </pic:spPr>
+                </pic:pic>
+              </a:graphicData>
+            </a:graphic>
+          </wp:inline>
+        </w:drawing>
+      </w:r>
+    </w:p>
+    <w:p>
+      <w:pPr>
+        <w:pStyle w:val="ImageCaption"/>
+      </w:pPr>
+      <w:r>
+        <w:t xml:space="preserve">그림 16-3. 하이브리드 보안 2층 구조</w:t>
+      </w:r>
+    </w:p>
+    <w:p>
+      <w:pPr>
+        <w:pStyle w:val="BodyText"/>
       </w:pPr>
       <w:r>
         <w:t xml:space="preserve">이 스택을 초소형 기업까지 확장한 관리형 클라우드 모델의 설계 철학은</w:t>
@@ -19226,8 +20176,8 @@
         <w:t xml:space="preserve">비용 구조도 같은 철학 위에 선다. 전 구성 요소가 오픈소스·소스 공개형이므로 소프트웨어 라이선스는 0원이고, 자체 LLM·자동화·보안·백업을 포함한 규모별 월 구독제로 초기 투자가 제거된다. 초소형 사업자의 AI 도입을 막는 최대 장벽이 초기 비용이라는 조사(중소기업중앙회, 2024)를 정면으로 겨냥한 구조이며, 6장 6.11절의 3주 경량 모델 — 온보딩·지식적재·현장적용 — 이 이 비용 구조 위에서 성립한다. 다만 컨설턴트는 고객에게 정직해야 한다. 라이선스 0원은 총비용 0원이 아니다. 뒤의 16.8절에서 보듯 이 스택의 진짜 비용은 라이선스가 아니라 통합과 운영에 있으며, 구독료는 그 운영을 누군가 대신 감당하는 값이다.</w:t>
       </w:r>
     </w:p>
-    <w:bookmarkEnd w:id="149"/>
-    <w:bookmarkStart w:id="150" w:name="손끝의-서드브레인-모바일스마트글라스-시나리오"/>
+    <w:bookmarkEnd w:id="200"/>
+    <w:bookmarkStart w:id="201" w:name="손끝의-서드브레인-모바일스마트글라스-시나리오"/>
     <w:p>
       <w:pPr>
         <w:pStyle w:val="Heading2"/>
@@ -19441,8 +20391,8 @@
         <w:t xml:space="preserve">는 수집 설계 원칙의 극한 형태가 여기 있다. 음성과 시선이 입력 장치가 되는 순간, 기록 행위는 사실상 소멸하고 데이터의 정량 — 실시간 전수 수집 — 이 부산물로 달성된다.</w:t>
       </w:r>
     </w:p>
-    <w:bookmarkEnd w:id="150"/>
-    <w:bookmarkStart w:id="154" w:name="컨설팅-가이드-진단-질문-구축-순서-성공-판정"/>
+    <w:bookmarkEnd w:id="201"/>
+    <w:bookmarkStart w:id="205" w:name="컨설팅-가이드-진단-질문-구축-순서-성공-판정"/>
     <w:p>
       <w:pPr>
         <w:pStyle w:val="Heading2"/>
@@ -19451,7 +20401,7 @@
         <w:t xml:space="preserve">16.7 컨설팅 가이드: 진단 질문, 구축 순서, 성공 판정</w:t>
       </w:r>
     </w:p>
-    <w:bookmarkStart w:id="151" w:name="부스터별-진단-질문-체크리스트"/>
+    <w:bookmarkStart w:id="202" w:name="부스터별-진단-질문-체크리스트"/>
     <w:p>
       <w:pPr>
         <w:pStyle w:val="Heading3"/>
@@ -19633,8 +20583,8 @@
         <w:t xml:space="preserve">(공통) 부스터 도입의 성공을 판정할 KPI 기준선이 측정되어 있는가.</w:t>
       </w:r>
     </w:p>
-    <w:bookmarkEnd w:id="151"/>
-    <w:bookmarkStart w:id="152" w:name="구축-순서와-기간"/>
+    <w:bookmarkEnd w:id="202"/>
+    <w:bookmarkStart w:id="203" w:name="구축-순서와-기간"/>
     <w:p>
       <w:pPr>
         <w:pStyle w:val="Heading3"/>
@@ -19903,8 +20853,8 @@
         <w:t xml:space="preserve">기간은 데이터 성숙도에 따라 절반이 되거나 두 배가 된다. 특히 3~6주 차의 온톨로지 설계가 전체의 관문이다 — 여기서 부실하면 이후 모든 층이 부실해진다.</w:t>
       </w:r>
     </w:p>
-    <w:bookmarkEnd w:id="152"/>
-    <w:bookmarkStart w:id="153" w:name="성공-판정과-흔한-실패-2"/>
+    <w:bookmarkEnd w:id="203"/>
+    <w:bookmarkStart w:id="204" w:name="성공-판정과-흔한-실패-2"/>
     <w:p>
       <w:pPr>
         <w:pStyle w:val="Heading3"/>
@@ -19921,9 +20871,9 @@
         <w:t xml:space="preserve">성공 판정은 부스터별로 하나씩이다. frePPLe는 계획 수립 시간과 납기 회답 시간의 단축(예: 주 8시간→1시간, 회답 반나절→10분), n8n은 수작업 연계 시간의 소멸, Dify·Neo4j는 경영 질문 응답 커버리지와 근거 추적 가능성(6장 4단계 판정 기준의 계승), 루프 전체로는 첫 회전의 완주 — Define부터 Control까지 사람의 승인 게이트를 거쳐 Odoo 환류가 실제로 일어났는가 — 다. 흔한 실패는 세 가지다. 첫째, 기술 선행 — 질문 없이 그래프부터 세우고 적재할 의미를 찾아 헤매는 경우로, 대응은 6장 1단계로의 회귀뿐이다. 둘째, 파이프라인 방치 — ETL이 조용히 실패하는데 아무도 모르는 상태로, 파이프라인 자체를 감시 대상 KPI로 등록하는 것이 회피법이다. 셋째, 시범 루프의 과욕 — 첫 DMAIC 루프에 가장 어려운 문제를 태우는 경우로, 첫 회전은 데이터가 두텁고 이해관계가 단순한 KPI(예: 특정 품목군의 재고회전)로 시작해 성공 체험을 만드는 것이 옳다.</w:t>
       </w:r>
     </w:p>
-    <w:bookmarkEnd w:id="153"/>
-    <w:bookmarkEnd w:id="154"/>
-    <w:bookmarkStart w:id="155" w:name="정직한-평가-복잡성의-값"/>
+    <w:bookmarkEnd w:id="204"/>
+    <w:bookmarkEnd w:id="205"/>
+    <w:bookmarkStart w:id="206" w:name="정직한-평가-복잡성의-값"/>
     <w:p>
       <w:pPr>
         <w:pStyle w:val="Heading2"/>
@@ -19956,8 +20906,8 @@
         <w:t xml:space="preserve">그렇다면 누구에게 권하는가. 판단 기준은 세 가지다. ①단일 상용 스위트의 라이선스를 감당할 수 없거나 감당할 의사가 없는 규모(대체로 50인 이하)이면서, ②데이터 주권 — 민감 데이터의 외부 반출 통제 — 을 구조적으로 요구하며, ③운영을 감당할 파트너 또는 관리형 서비스를 확보할 수 있는 기업. 셋 중 하나라도 결여되면 대안을 보라. ①이 결여된 중견 이상이라면 상용 APS·BI의 병립도 관리 역량에 따라 유효하고, ③이 결여된 초소형이라면 자체 구축이 아니라 관리형 클라우드 구독(6장의 3주 경량 모델)이 답이다. 아키텍처는 이념이 아니라 적합성의 문제다 — 이 문장으로 부스터 논의를 닫고, 다음 장에서 2부 전체를 하나의 컨설팅 로드맵으로 결산한다.</w:t>
       </w:r>
     </w:p>
-    <w:bookmarkEnd w:id="155"/>
-    <w:bookmarkStart w:id="156" w:name="핵심-요약-8"/>
+    <w:bookmarkEnd w:id="206"/>
+    <w:bookmarkStart w:id="207" w:name="핵심-요약-8"/>
     <w:p>
       <w:pPr>
         <w:pStyle w:val="Heading2"/>
@@ -20065,8 +21015,8 @@
         <w:t xml:space="preserve">정직한 평가: 여섯 개 구성 요소의 통합·운영 복잡도, 숨은 비용, 책임 소재의 분산이 이 아키텍처의 값이다. 규모·데이터 주권 요구·운영 파트너의 세 조건을 충족하는 기업에게만 권하며, 조건이 결여되면 상용 병립 또는 관리형 구독이 대안이다.</w:t>
       </w:r>
     </w:p>
-    <w:bookmarkEnd w:id="156"/>
-    <w:bookmarkStart w:id="157" w:name="이-장의-참고문헌-8"/>
+    <w:bookmarkEnd w:id="207"/>
+    <w:bookmarkStart w:id="208" w:name="이-장의-참고문헌-8"/>
     <w:p>
       <w:pPr>
         <w:pStyle w:val="Heading2"/>
@@ -20183,9 +21133,9 @@
         <w:t xml:space="preserve">United Manufacturing Hub. 공식 문서. https://www.umh.app</w:t>
       </w:r>
     </w:p>
-    <w:bookmarkEnd w:id="157"/>
-    <w:bookmarkEnd w:id="158"/>
-    <w:bookmarkStart w:id="170" w:name="제17장.-2부-결산-모듈-도입-우선순위와-전사-컨설팅-로드맵"/>
+    <w:bookmarkEnd w:id="208"/>
+    <w:bookmarkEnd w:id="209"/>
+    <w:bookmarkStart w:id="227" w:name="제17장.-2부-결산-모듈-도입-우선순위와-전사-컨설팅-로드맵"/>
     <w:p>
       <w:pPr>
         <w:pStyle w:val="Heading1"/>
@@ -20240,7 +21190,7 @@
         <w:t xml:space="preserve">아홉 개 장에 걸쳐 모듈을 해부한 지금, 독자의 물음도 같을 것이다. 웹사이트와 이커머스(9장), CRM과 판매(10장), 매입(11장), 재고 관리(12장), 제조 관리(13장), 회계(14장), Odoo AI와 지식센터(15장), 그리고 확장 부스터(16장)까지 — 각 장은 그 자체로 완결된 컨설팅 단위였지만, 실제 기업은 모듈을 한꺼번에 도입하지 않으며 도입해서도 안 된다. 이 장은 2부 전체를 하나의 실행 체계로 접는다. 전 모듈을 한 장의 매트릭스로 종합하고, 모듈 사이를 흐르는 단일 원장의 데이터 흐름을 확인하고, 업종·규모별 도입 시나리오 세 가지를 제시한 뒤, 1부 6장의 AX 5단계 로드맵과 결합해 전사 컨설팅 마스터플랜의 템플릿으로 완성한다. 2부를 컨설팅 실행서로 선언했던 8장의 약속을 갚는 장이다.</w:t>
       </w:r>
     </w:p>
-    <w:bookmarkStart w:id="159" w:name="부가-걸어온-길-여덟-개의-렌즈-하나의-방법"/>
+    <w:bookmarkStart w:id="210" w:name="부가-걸어온-길-여덟-개의-렌즈-하나의-방법"/>
     <w:p>
       <w:pPr>
         <w:pStyle w:val="Heading2"/>
@@ -20257,8 +21207,8 @@
         <w:t xml:space="preserve">돌아보면 2부의 아홉 개 장은 모두 같은 구조 — 8장에서 선언한 컨설팅 8절 형식 — 로 쓰였다. 경영의 질문에서 출발해, 기능을 해부하고, 데이터 지도와 3정5S 체크포인트를 세우고, 보이는→말하는→추론하는 3단계를 모듈 위에 구현하고, 대표 KPI 하나로 DMAIC 루프를 돌리고, AI 적용 포인트를 확인하고, 컨설팅 가이드와 정직한 평가로 닫았다. 이 반복은 단조로움이 아니라 방법의 증명이었다. 1부에서 정립한 방법론 — 데이터의 3정5S(2장), 눈으로 보는 관리의 3단계(3장), DMAIC 데이터 루프(5장), AX 5단계 로드맵(6장), 온톨로지 예측 플랫폼(7장) — 이 어느 모듈에 대해서도 같은 힘으로 작동한다는 것, 즉 모듈은 다양해도 컨설팅의 문법은 하나라는 것이다. 이 문법의 일관성이야말로 단일 플랫폼 위에서 전사를 다루는 컨설턴트의 무기다. 이제 그 아홉 개 장을 한 장의 표로 포갠다.</w:t>
       </w:r>
     </w:p>
-    <w:bookmarkEnd w:id="159"/>
-    <w:bookmarkStart w:id="160" w:name="모듈데이터ai-적용-매트릭스"/>
+    <w:bookmarkEnd w:id="210"/>
+    <w:bookmarkStart w:id="211" w:name="모듈데이터ai-적용-매트릭스"/>
     <w:p>
       <w:pPr>
         <w:pStyle w:val="Heading2"/>
@@ -21032,8 +21982,8 @@
         <w:t xml:space="preserve">또 하나 읽어야 할 것은 KPI 열의 세로 방향, 즉 지표들 사이의 사슬이다. 전환율(9장)이 오르면 수주가 늘고, 수주가 늘면 재고와 제조의 부하가 변하며, 납기준수율(11·13장)이 흔들리면 매출의 시점이 밀리고, 그 모든 것이 현금전환주기(14장)라는 재무의 최종 지표로 수렴한다. 모듈별 KPI는 독립 변수가 아니라 하나의 인과 사슬 위의 마디이며, 이 사슬을 명시적으로 그려 두는 것이 6장에서 말한 KGI-질문-KPI 트리의 전사 버전이다. 실무적 함의는 분명하다. 어느 모듈의 DMAIC 루프가 개선을 만들면 그 효과는 사슬을 타고 다른 모듈의 KPI에 나타나므로, 개선의 판정은 모듈 안에서 하되 개선의 보고는 사슬 전체 — 궁극적으로 KGI — 위에서 해야 한다. 부분 최적의 함정(7장)을 지표 체계의 수준에서 막는 장치가 이 사슬이다.</w:t>
       </w:r>
     </w:p>
-    <w:bookmarkEnd w:id="160"/>
-    <w:bookmarkStart w:id="161" w:name="단일-원장의-데이터-흐름-주문에서-결산까지"/>
+    <w:bookmarkEnd w:id="211"/>
+    <w:bookmarkStart w:id="215" w:name="단일-원장의-데이터-흐름-주문에서-결산까지"/>
     <w:p>
       <w:pPr>
         <w:pStyle w:val="Heading2"/>
@@ -21044,7 +21994,62 @@
     </w:p>
     <w:p>
       <w:pPr>
-        <w:pStyle w:val="FirstParagraph"/>
+        <w:pStyle w:val="CaptionedFigure"/>
+      </w:pPr>
+      <w:r>
+        <w:drawing>
+          <wp:inline>
+            <wp:extent cx="4206240" cy="2944367"/>
+            <wp:effectExtent b="0" l="0" r="0" t="0"/>
+            <wp:docPr descr="그림 17-1. 단일 원장의 데이터 순환" title="" id="213" name="Picture"/>
+            <a:graphic>
+              <a:graphicData uri="http://schemas.openxmlformats.org/drawingml/2006/picture">
+                <pic:pic>
+                  <pic:nvPicPr>
+                    <pic:cNvPr descr="figures/fig_171_single_ledger.png" id="214" name="Picture"/>
+                    <pic:cNvPicPr>
+                      <a:picLocks noChangeArrowheads="1" noChangeAspect="1"/>
+                    </pic:cNvPicPr>
+                  </pic:nvPicPr>
+                  <pic:blipFill>
+                    <a:blip r:embed="rId212"/>
+                    <a:stretch>
+                      <a:fillRect/>
+                    </a:stretch>
+                  </pic:blipFill>
+                  <pic:spPr bwMode="auto">
+                    <a:xfrm>
+                      <a:off x="0" y="0"/>
+                      <a:ext cx="4206240" cy="2944367"/>
+                    </a:xfrm>
+                    <a:prstGeom prst="rect">
+                      <a:avLst/>
+                    </a:prstGeom>
+                    <a:noFill/>
+                    <a:ln w="9525">
+                      <a:noFill/>
+                      <a:headEnd/>
+                      <a:tailEnd/>
+                    </a:ln>
+                  </pic:spPr>
+                </pic:pic>
+              </a:graphicData>
+            </a:graphic>
+          </wp:inline>
+        </w:drawing>
+      </w:r>
+    </w:p>
+    <w:p>
+      <w:pPr>
+        <w:pStyle w:val="ImageCaption"/>
+      </w:pPr>
+      <w:r>
+        <w:t xml:space="preserve">그림 17-1. 단일 원장의 데이터 순환</w:t>
+      </w:r>
+    </w:p>
+    <w:p>
+      <w:pPr>
+        <w:pStyle w:val="BodyText"/>
       </w:pPr>
       <w:r>
         <w:t xml:space="preserve">모듈을 개별 장으로 해부하는 동안 잠시 흐려졌을 수 있는 사실 하나를 복원한다. 이 모든 모듈은 하나의 데이터베이스 위에서 하나의 이야기를 쓴다. 고객의 주문 한 건이 시스템을 통과하는 경로를 따라가 보자.</w:t>
@@ -21200,8 +22205,8 @@
         <w:t xml:space="preserve">라는 경영자의 질문이 들어왔다고 하자. 회계의 이익 분해가 특정 제품군의 원가 상승을 지목하고(14장), 원가의 분해가 해당 제품군의 재작업 증가를 지목하며(13장), 재작업의 로트 역추적이 특정 자재 로트를 지목하고(12장), 자재 로트의 이력이 특정 공급업체의 대체 납품을 지목한다(11장). 네 개 모듈을 관통하는 이 역추적이 병립 아키텍처에서는 부서 네 곳에 걸친 몇 주짜리 조사이지만, 단일 원장과 온톨로지 그래프 위에서는 한 번의 경로 질의와 한 장의 서사 보고서다. 2부에서 모듈마다 데이터의 3정5S를 고집한 이유가 이 장면에 있다 — 사슬은 가장 약한 고리만큼만 강하다.</w:t>
       </w:r>
     </w:p>
-    <w:bookmarkEnd w:id="161"/>
-    <w:bookmarkStart w:id="165" w:name="업종규모별-도입-시나리오-3종"/>
+    <w:bookmarkEnd w:id="215"/>
+    <w:bookmarkStart w:id="219" w:name="업종규모별-도입-시나리오-3종"/>
     <w:p>
       <w:pPr>
         <w:pStyle w:val="Heading2"/>
@@ -21218,7 +22223,7 @@
         <w:t xml:space="preserve">모듈 도입의 순서에 보편 정답은 없지만, 업종과 규모가 정하는 전형은 있다. 순서를 결정하는 원리는 두 가지다. 하나는 가치의 원리 — 그 업종에서 경영 사각지대가 가장 크고 개선 여지 금액이 가장 큰 지점의 모듈부터 — 이고, 다른 하나는 기반의 원리 — 뒤에 올 모듈이 의존하는 데이터를 앞의 모듈이 만들어 놓도록 — 다. 두 원리가 충돌하면 기반이 이긴다. 가치가 큰 모듈이라도 그것이 의존하는 데이터가 없으면 도입은 실패하기 때문이다. 이 원리 위에서, 컨설팅 현장에서 가장 자주 만나는 세 유형의 표준 시나리오를 제시한다. 각 시나리오의 기간은 6장 로드맵과 같은 50인 이하 기준의 경험적 추정이며, 성숙도 목표는 7장의 5단계를 따른다.</w:t>
       </w:r>
     </w:p>
-    <w:bookmarkStart w:id="162" w:name="시나리오-a-1인-이커머스-3주-경량-모델로-시작한다"/>
+    <w:bookmarkStart w:id="216" w:name="시나리오-a-1인-이커머스-3주-경량-모델로-시작한다"/>
     <w:p>
       <w:pPr>
         <w:pStyle w:val="Heading3"/>
@@ -21510,8 +22515,8 @@
         <w:t xml:space="preserve">주의점은 하나다. 성장이 이 시나리오의 변수다. 월 주문이 수백 건을 넘고 사입·위탁이 섞이기 시작하면 재고 관리의 로케이션 체계(12장)를 정식으로 세워야 하며, 그 시점이 경량 모델에서 정식 방법론으로 이행하는 관문이다. 같은 플랫폼 위에 있으므로 이행에 재구축은 없다.</w:t>
       </w:r>
     </w:p>
-    <w:bookmarkEnd w:id="162"/>
-    <w:bookmarkStart w:id="163" w:name="시나리오-b-550인-제조-재고에서-시작해-제조로-오른다"/>
+    <w:bookmarkEnd w:id="216"/>
+    <w:bookmarkStart w:id="217" w:name="시나리오-b-550인-제조-재고에서-시작해-제조로-오른다"/>
     <w:p>
       <w:pPr>
         <w:pStyle w:val="Heading3"/>
@@ -21853,8 +22858,8 @@
         <w:t xml:space="preserve">전체 약 9~13개월로, 6장 표준 시나리오의 기간과 포개진다. 성공의 관문은 2순서의 POP 정착이다. 현장 실적이 24시간 이내에 정확히 잡히지 않으면 4·5순서는 연기되어야 한다 — 사다리를 건너뛰지 않는다는 원칙은 모듈 순서에도 그대로 적용된다.</w:t>
       </w:r>
     </w:p>
-    <w:bookmarkEnd w:id="163"/>
-    <w:bookmarkStart w:id="164" w:name="시나리오-c-유통서비스1050인-고객-접점에서-시작해-회계로-닫는다"/>
+    <w:bookmarkEnd w:id="217"/>
+    <w:bookmarkStart w:id="218" w:name="시나리오-c-유통서비스1050인-고객-접점에서-시작해-회계로-닫는다"/>
     <w:p>
       <w:pPr>
         <w:pStyle w:val="Heading3"/>
@@ -22281,9 +23286,9 @@
         <w:t xml:space="preserve">열이 비어 있는 도입 계획은 계획이 아니라 설치 일정표에 불과하다. 개통은 시작이고, 그 모듈의 KPI가 말하고 추론하기 시작할 때 비로소 도입이 완료된다.</w:t>
       </w:r>
     </w:p>
-    <w:bookmarkEnd w:id="164"/>
-    <w:bookmarkEnd w:id="165"/>
-    <w:bookmarkStart w:id="166" w:name="전사-컨설팅-마스터플랜-5단계-로드맵과-모듈-순서의-결합"/>
+    <w:bookmarkEnd w:id="218"/>
+    <w:bookmarkEnd w:id="219"/>
+    <w:bookmarkStart w:id="223" w:name="전사-컨설팅-마스터플랜-5단계-로드맵과-모듈-순서의-결합"/>
     <w:p>
       <w:pPr>
         <w:pStyle w:val="Heading2"/>
@@ -22294,7 +23299,62 @@
     </w:p>
     <w:p>
       <w:pPr>
-        <w:pStyle w:val="FirstParagraph"/>
+        <w:pStyle w:val="CaptionedFigure"/>
+      </w:pPr>
+      <w:r>
+        <w:drawing>
+          <wp:inline>
+            <wp:extent cx="4206240" cy="2565806"/>
+            <wp:effectExtent b="0" l="0" r="0" t="0"/>
+            <wp:docPr descr="그림 17-2. 전사 컨설팅 마스터플랜 — AX 5단계 로드맵 × 모듈 도입 순서" title="" id="221" name="Picture"/>
+            <a:graphic>
+              <a:graphicData uri="http://schemas.openxmlformats.org/drawingml/2006/picture">
+                <pic:pic>
+                  <pic:nvPicPr>
+                    <pic:cNvPr descr="figures/fig_172_masterplan.png" id="222" name="Picture"/>
+                    <pic:cNvPicPr>
+                      <a:picLocks noChangeArrowheads="1" noChangeAspect="1"/>
+                    </pic:cNvPicPr>
+                  </pic:nvPicPr>
+                  <pic:blipFill>
+                    <a:blip r:embed="rId220"/>
+                    <a:stretch>
+                      <a:fillRect/>
+                    </a:stretch>
+                  </pic:blipFill>
+                  <pic:spPr bwMode="auto">
+                    <a:xfrm>
+                      <a:off x="0" y="0"/>
+                      <a:ext cx="4206240" cy="2565806"/>
+                    </a:xfrm>
+                    <a:prstGeom prst="rect">
+                      <a:avLst/>
+                    </a:prstGeom>
+                    <a:noFill/>
+                    <a:ln w="9525">
+                      <a:noFill/>
+                      <a:headEnd/>
+                      <a:tailEnd/>
+                    </a:ln>
+                  </pic:spPr>
+                </pic:pic>
+              </a:graphicData>
+            </a:graphic>
+          </wp:inline>
+        </w:drawing>
+      </w:r>
+    </w:p>
+    <w:p>
+      <w:pPr>
+        <w:pStyle w:val="ImageCaption"/>
+      </w:pPr>
+      <w:r>
+        <w:t xml:space="preserve">그림 17-2. 전사 컨설팅 마스터플랜 — AX 5단계 로드맵 × 모듈 도입 순서</w:t>
+      </w:r>
+    </w:p>
+    <w:p>
+      <w:pPr>
+        <w:pStyle w:val="BodyText"/>
       </w:pPr>
       <w:r>
         <w:t xml:space="preserve">이제 마지막 조립이다. 1부 6장의 AX 5단계 로드맵 — 진단·기반·적재·지능화·환류 — 은 시간 축의 뼈대였고, 이 장의 모듈 순서는 공간 축의 살이다. 둘을 겹치면 전사 컨설팅 마스터플랜의 템플릿이 된다. 시나리오 B(5~50인 제조)를 예로 조립한 표준형은 다음과 같다.</w:t>
@@ -22641,8 +23701,8 @@
         <w:t xml:space="preserve">동시에 이 템플릿은 기업 실무자의 검증 도구이기도 하다. 외부 제안서를 받았을 때 물어야 할 질문이 표에서 나온다. 진단 없이 모듈 목록부터 제시하는 제안, 성숙도 1단계 관문 없이 AI를 약속하는 제안, 성공 판정 기준이 KGI 기준선과 연결되지 않은 제안 — 모두 이 템플릿에 비추면 결격이 드러난다. 컨설턴트를 검증하는 가장 좋은 도구는 컨설턴트의 방법론 그 자체다.</w:t>
       </w:r>
     </w:p>
-    <w:bookmarkEnd w:id="166"/>
-    <w:bookmarkStart w:id="167" w:name="부의-핵심-메시지-그리고-3부로"/>
+    <w:bookmarkEnd w:id="223"/>
+    <w:bookmarkStart w:id="224" w:name="부의-핵심-메시지-그리고-3부로"/>
     <w:p>
       <w:pPr>
         <w:pStyle w:val="Heading2"/>
@@ -22693,8 +23753,8 @@
         <w:t xml:space="preserve">남은 것은 증명이다. 방법론과 실행 체계가 실제 기업에서 어떤 성과를 만드는가. 3부에서는 부문별 온톨로지의 작동 메커니즘 — 영업·구매·생산·품질·회계의 데이터가 지식그래프에서 실제로 어떻게 연결되고 어떤 질문에 답하는가 — 을 파고들고, 국내외 도입 사례의 성과 수치와 함께 서드브레인 경영의 실증을 다룬다. 도구의 해부는 끝났다. 이제 도구가 일하는 모습을 볼 차례다.</w:t>
       </w:r>
     </w:p>
-    <w:bookmarkEnd w:id="167"/>
-    <w:bookmarkStart w:id="168" w:name="핵심-요약-9"/>
+    <w:bookmarkEnd w:id="224"/>
+    <w:bookmarkStart w:id="225" w:name="핵심-요약-9"/>
     <w:p>
       <w:pPr>
         <w:pStyle w:val="Heading2"/>
@@ -22787,8 +23847,8 @@
         <w:t xml:space="preserve">2부의 결론: 모듈 컨설팅의 본질은 데이터 정비이고, 모든 모듈은 같은 성숙도 사다리를 오르며, 결핍은 질문이 요구할 때만 부스터로 메운다. 3부는 부문별 온톨로지의 작동 메커니즘과 성과 사례로 이 방법론을 실증한다.</w:t>
       </w:r>
     </w:p>
-    <w:bookmarkEnd w:id="168"/>
-    <w:bookmarkStart w:id="169" w:name="이-장의-참고문헌-9"/>
+    <w:bookmarkEnd w:id="225"/>
+    <w:bookmarkStart w:id="226" w:name="이-장의-참고문헌-9"/>
     <w:p>
       <w:pPr>
         <w:pStyle w:val="Heading2"/>
@@ -22883,8 +23943,8 @@
         <w:t xml:space="preserve">일본 생산관리 고전. 『다품종소량·수주생산의 생산관리』 (본서 연구자료).</w:t>
       </w:r>
     </w:p>
-    <w:bookmarkEnd w:id="169"/>
-    <w:bookmarkEnd w:id="170"/>
+    <w:bookmarkEnd w:id="226"/>
+    <w:bookmarkEnd w:id="227"/>
     <w:sectPr/>
   </w:body>
 </w:document>

--- a/book/v2/AI_ERP_혁명_Odoo와_지능형ERP_2부.docx
+++ b/book/v2/AI_ERP_혁명_Odoo와_지능형ERP_2부.docx
@@ -4865,7 +4865,7 @@
     </w:p>
     <w:bookmarkEnd w:id="66"/>
     <w:bookmarkEnd w:id="67"/>
-    <w:bookmarkStart w:id="84" w:name="제10장.-crm판매-영업-파이프라인의-컨설팅"/>
+    <w:bookmarkStart w:id="88" w:name="제10장.-crm판매-영업-파이프라인의-컨설팅"/>
     <w:p>
       <w:pPr>
         <w:pStyle w:val="Heading1"/>
@@ -7098,7 +7098,871 @@
       </w:r>
     </w:p>
     <w:bookmarkEnd w:id="81"/>
-    <w:bookmarkStart w:id="82" w:name="핵심-요약-2"/>
+    <w:bookmarkStart w:id="85" w:name="심화-수요예측을-통한-영업-지능화-표지-첫-번째-키워드의-실행"/>
+    <w:p>
+      <w:pPr>
+        <w:pStyle w:val="Heading2"/>
+      </w:pPr>
+      <w:r>
+        <w:t xml:space="preserve">10.9 심화: 수요예측을 통한 영업 지능화 — 표지 첫 번째 키워드의 실행</w:t>
+      </w:r>
+    </w:p>
+    <w:p>
+      <w:pPr>
+        <w:pStyle w:val="FirstParagraph"/>
+      </w:pPr>
+      <w:r>
+        <w:t xml:space="preserve">이 책의 표지에는 네 개의 핵심 키워드가 적혀 있다. 그 첫 번째가</w:t>
+      </w:r>
+      <w:r>
+        <w:t xml:space="preserve"> </w:t>
+      </w:r>
+      <w:r>
+        <w:t xml:space="preserve">“</w:t>
+      </w:r>
+      <w:r>
+        <w:t xml:space="preserve">수요예측을 통한 영업 지능화</w:t>
+      </w:r>
+      <w:r>
+        <w:t xml:space="preserve">”</w:t>
+      </w:r>
+      <w:r>
+        <w:t xml:space="preserve">이며, 그 실행의 무대가 바로 이 장의 CRM·판매 모듈이다. 왜 영업 지능화의 축이 수요예측인가. 영업의 모든 상류 의사결정 — 어느 리드에 집중할 것인가, 어느 제품군에 판촉을 걸 것인가, 다음 분기 목표를 얼마로 잡을 것인가 — 은 결국</w:t>
+      </w:r>
+      <w:r>
+        <w:t xml:space="preserve"> </w:t>
+      </w:r>
+      <w:r>
+        <w:t xml:space="preserve">“</w:t>
+      </w:r>
+      <w:r>
+        <w:t xml:space="preserve">얼마나 팔릴 것인가</w:t>
+      </w:r>
+      <w:r>
+        <w:t xml:space="preserve">”</w:t>
+      </w:r>
+      <w:r>
+        <w:t xml:space="preserve">라는 하나의 질문에 기대고 있기 때문이다. 그리고 이 질문의 답은 영업에서 멈추지 않는다. 예측된 수요는 재고의 재주문 규칙과 제조의 MPS로 흘러 들어가 공급 전체를 당기는 첫 번째 신호가 된다(표지의 두 번째 키워드</w:t>
+      </w:r>
+      <w:r>
+        <w:t xml:space="preserve"> </w:t>
+      </w:r>
+      <w:r>
+        <w:t xml:space="preserve">“</w:t>
+      </w:r>
+      <w:r>
+        <w:t xml:space="preserve">재고 최적화 및 생산계획 자동화</w:t>
+      </w:r>
+      <w:r>
+        <w:t xml:space="preserve">”</w:t>
+      </w:r>
+      <w:r>
+        <w:t xml:space="preserve">가 12·13장에서 이 신호를 받는다).</w:t>
+      </w:r>
+    </w:p>
+    <w:bookmarkStart w:id="82" w:name="odoo의-수요예측-업무-프로세스"/>
+    <w:p>
+      <w:pPr>
+        <w:pStyle w:val="Heading3"/>
+      </w:pPr>
+      <w:r>
+        <w:t xml:space="preserve">Odoo의 수요예측 업무 프로세스</w:t>
+      </w:r>
+    </w:p>
+    <w:p>
+      <w:pPr>
+        <w:pStyle w:val="FirstParagraph"/>
+      </w:pPr>
+      <w:r>
+        <w:t xml:space="preserve">Odoo는 수요예측을 별도의 통계 패키지가 아니라 영업 업무의 부산물로 만든다. 표준 프로세스는 다섯 단계로 정리된다.</w:t>
+      </w:r>
+    </w:p>
+    <w:tbl>
+      <w:tblPr>
+        <w:tblStyle w:val="Table"/>
+        <w:tblW w:type="pct" w:w="5000"/>
+        <w:tblLook w:firstRow="1" w:lastRow="0" w:firstColumn="0" w:lastColumn="0" w:noHBand="0" w:noVBand="0" w:val="0020"/>
+        <w:jc w:val="start"/>
+      </w:tblPr>
+      <w:tblGrid>
+        <w:gridCol w:w="1357"/>
+        <w:gridCol w:w="1357"/>
+        <w:gridCol w:w="2489"/>
+        <w:gridCol w:w="2715"/>
+      </w:tblGrid>
+      <w:tr>
+        <w:trPr>
+          <w:tblHeader w:val="true"/>
+        </w:trPr>
+        <w:tc>
+          <w:tcPr/>
+          <w:p>
+            <w:pPr>
+              <w:pStyle w:val="Compact"/>
+              <w:jc w:val="left"/>
+            </w:pPr>
+            <w:r>
+              <w:t xml:space="preserve">단계</w:t>
+            </w:r>
+          </w:p>
+        </w:tc>
+        <w:tc>
+          <w:tcPr/>
+          <w:p>
+            <w:pPr>
+              <w:pStyle w:val="Compact"/>
+              <w:jc w:val="left"/>
+            </w:pPr>
+            <w:r>
+              <w:t xml:space="preserve">업무</w:t>
+            </w:r>
+          </w:p>
+        </w:tc>
+        <w:tc>
+          <w:tcPr/>
+          <w:p>
+            <w:pPr>
+              <w:pStyle w:val="Compact"/>
+              <w:jc w:val="left"/>
+            </w:pPr>
+            <w:r>
+              <w:t xml:space="preserve">Odoo 기능</w:t>
+            </w:r>
+          </w:p>
+        </w:tc>
+        <w:tc>
+          <w:tcPr/>
+          <w:p>
+            <w:pPr>
+              <w:pStyle w:val="Compact"/>
+              <w:jc w:val="left"/>
+            </w:pPr>
+            <w:r>
+              <w:t xml:space="preserve">발생 데이터</w:t>
+            </w:r>
+          </w:p>
+        </w:tc>
+      </w:tr>
+      <w:tr>
+        <w:tc>
+          <w:tcPr/>
+          <w:p>
+            <w:pPr>
+              <w:pStyle w:val="Compact"/>
+              <w:jc w:val="left"/>
+            </w:pPr>
+            <w:r>
+              <w:t xml:space="preserve">1</w:t>
+            </w:r>
+          </w:p>
+        </w:tc>
+        <w:tc>
+          <w:tcPr/>
+          <w:p>
+            <w:pPr>
+              <w:pStyle w:val="Compact"/>
+              <w:jc w:val="left"/>
+            </w:pPr>
+            <w:r>
+              <w:t xml:space="preserve">기회 등록·단계 관리</w:t>
+            </w:r>
+          </w:p>
+        </w:tc>
+        <w:tc>
+          <w:tcPr/>
+          <w:p>
+            <w:pPr>
+              <w:pStyle w:val="Compact"/>
+              <w:jc w:val="left"/>
+            </w:pPr>
+            <w:r>
+              <w:t xml:space="preserve">CRM 파이프라인 칸반</w:t>
+            </w:r>
+          </w:p>
+        </w:tc>
+        <w:tc>
+          <w:tcPr/>
+          <w:p>
+            <w:pPr>
+              <w:pStyle w:val="Compact"/>
+              <w:jc w:val="left"/>
+            </w:pPr>
+            <w:r>
+              <w:t xml:space="preserve">예상 수익, 마감 예정일, 단계</w:t>
+            </w:r>
+          </w:p>
+        </w:tc>
+      </w:tr>
+      <w:tr>
+        <w:tc>
+          <w:tcPr/>
+          <w:p>
+            <w:pPr>
+              <w:pStyle w:val="Compact"/>
+              <w:jc w:val="left"/>
+            </w:pPr>
+            <w:r>
+              <w:t xml:space="preserve">2</w:t>
+            </w:r>
+          </w:p>
+        </w:tc>
+        <w:tc>
+          <w:tcPr/>
+          <w:p>
+            <w:pPr>
+              <w:pStyle w:val="Compact"/>
+              <w:jc w:val="left"/>
+            </w:pPr>
+            <w:r>
+              <w:t xml:space="preserve">성공 확률 산정</w:t>
+            </w:r>
+          </w:p>
+        </w:tc>
+        <w:tc>
+          <w:tcPr/>
+          <w:p>
+            <w:pPr>
+              <w:pStyle w:val="Compact"/>
+              <w:jc w:val="left"/>
+            </w:pPr>
+            <w:r>
+              <w:t xml:space="preserve">AI 리드 스코어링(자동 확률)</w:t>
+            </w:r>
+          </w:p>
+        </w:tc>
+        <w:tc>
+          <w:tcPr/>
+          <w:p>
+            <w:pPr>
+              <w:pStyle w:val="Compact"/>
+              <w:jc w:val="left"/>
+            </w:pPr>
+            <w:r>
+              <w:t xml:space="preserve">확률(%) — 이력 기반 학습</w:t>
+            </w:r>
+          </w:p>
+        </w:tc>
+      </w:tr>
+      <w:tr>
+        <w:tc>
+          <w:tcPr/>
+          <w:p>
+            <w:pPr>
+              <w:pStyle w:val="Compact"/>
+              <w:jc w:val="left"/>
+            </w:pPr>
+            <w:r>
+              <w:t xml:space="preserve">3</w:t>
+            </w:r>
+          </w:p>
+        </w:tc>
+        <w:tc>
+          <w:tcPr/>
+          <w:p>
+            <w:pPr>
+              <w:pStyle w:val="Compact"/>
+              <w:jc w:val="left"/>
+            </w:pPr>
+            <w:r>
+              <w:t xml:space="preserve">가중 예측 집계</w:t>
+            </w:r>
+          </w:p>
+        </w:tc>
+        <w:tc>
+          <w:tcPr/>
+          <w:p>
+            <w:pPr>
+              <w:pStyle w:val="Compact"/>
+              <w:jc w:val="left"/>
+            </w:pPr>
+            <w:r>
+              <w:t xml:space="preserve">예측 보고서(Forecast Report)</w:t>
+            </w:r>
+          </w:p>
+        </w:tc>
+        <w:tc>
+          <w:tcPr/>
+          <w:p>
+            <w:pPr>
+              <w:pStyle w:val="Compact"/>
+              <w:jc w:val="left"/>
+            </w:pPr>
+            <w:r>
+              <w:t xml:space="preserve">예상 수익 × 확률 = 가중 수익(prorated revenue)</w:t>
+            </w:r>
+          </w:p>
+        </w:tc>
+      </w:tr>
+      <w:tr>
+        <w:tc>
+          <w:tcPr/>
+          <w:p>
+            <w:pPr>
+              <w:pStyle w:val="Compact"/>
+              <w:jc w:val="left"/>
+            </w:pPr>
+            <w:r>
+              <w:t xml:space="preserve">4</w:t>
+            </w:r>
+          </w:p>
+        </w:tc>
+        <w:tc>
+          <w:tcPr/>
+          <w:p>
+            <w:pPr>
+              <w:pStyle w:val="Compact"/>
+              <w:jc w:val="left"/>
+            </w:pPr>
+            <w:r>
+              <w:t xml:space="preserve">예측의 공급 연계</w:t>
+            </w:r>
+          </w:p>
+        </w:tc>
+        <w:tc>
+          <w:tcPr/>
+          <w:p>
+            <w:pPr>
+              <w:pStyle w:val="Compact"/>
+              <w:jc w:val="left"/>
+            </w:pPr>
+            <w:r>
+              <w:t xml:space="preserve">판매 분석 → 재주문 규칙·MPS</w:t>
+            </w:r>
+          </w:p>
+        </w:tc>
+        <w:tc>
+          <w:tcPr/>
+          <w:p>
+            <w:pPr>
+              <w:pStyle w:val="Compact"/>
+              <w:jc w:val="left"/>
+            </w:pPr>
+            <w:r>
+              <w:t xml:space="preserve">제품군별 예상 수요</w:t>
+            </w:r>
+          </w:p>
+        </w:tc>
+      </w:tr>
+      <w:tr>
+        <w:tc>
+          <w:tcPr/>
+          <w:p>
+            <w:pPr>
+              <w:pStyle w:val="Compact"/>
+              <w:jc w:val="left"/>
+            </w:pPr>
+            <w:r>
+              <w:t xml:space="preserve">5</w:t>
+            </w:r>
+          </w:p>
+        </w:tc>
+        <w:tc>
+          <w:tcPr/>
+          <w:p>
+            <w:pPr>
+              <w:pStyle w:val="Compact"/>
+              <w:jc w:val="left"/>
+            </w:pPr>
+            <w:r>
+              <w:t xml:space="preserve">실적 대비 검증</w:t>
+            </w:r>
+          </w:p>
+        </w:tc>
+        <w:tc>
+          <w:tcPr/>
+          <w:p>
+            <w:pPr>
+              <w:pStyle w:val="Compact"/>
+              <w:jc w:val="left"/>
+            </w:pPr>
+            <w:r>
+              <w:t xml:space="preserve">판매 보고서·MAPE 점검</w:t>
+            </w:r>
+          </w:p>
+        </w:tc>
+        <w:tc>
+          <w:tcPr/>
+          <w:p>
+            <w:pPr>
+              <w:pStyle w:val="Compact"/>
+              <w:jc w:val="left"/>
+            </w:pPr>
+            <w:r>
+              <w:t xml:space="preserve">예측 오차 — 다음 회전의 학습 재료</w:t>
+            </w:r>
+          </w:p>
+        </w:tc>
+      </w:tr>
+    </w:tbl>
+    <w:p>
+      <w:pPr>
+        <w:pStyle w:val="BodyText"/>
+      </w:pPr>
+      <w:r>
+        <w:t xml:space="preserve">핵심은 3단계의 공식이다. CRM의 예측 보고서는 파이프라인의 각 기회를 마감 예정 월별로 배열하고,</w:t>
+      </w:r>
+      <w:r>
+        <w:t xml:space="preserve"> </w:t>
+      </w:r>
+      <w:r>
+        <w:rPr>
+          <w:bCs/>
+          <w:b/>
+        </w:rPr>
+        <w:t xml:space="preserve">예상 수익에 성공 확률을 곱한 가중 수익</w:t>
+      </w:r>
+      <w:r>
+        <w:t xml:space="preserve">을 집계해</w:t>
+      </w:r>
+      <w:r>
+        <w:t xml:space="preserve"> </w:t>
+      </w:r>
+      <w:r>
+        <w:t xml:space="preserve">“</w:t>
+      </w:r>
+      <w:r>
+        <w:t xml:space="preserve">다음 달, 그다음 달의 매출 전망</w:t>
+      </w:r>
+      <w:r>
+        <w:t xml:space="preserve">”</w:t>
+      </w:r>
+      <w:r>
+        <w:t xml:space="preserve">을 만든다(Odoo 공식 문서). 개별 영업 담당자의 감이 아니라 파이프라인 데이터 전체가 만드는 전망이며, 10.3절에서 강조한 단계 정의의 정돈이 되어 있을수록 이 전망은 정확해진다. 실무 사례들도 같은 경로를 보여준다 — 제조업에서 CRM·판매의 예측이 MRP의 생산능력 계획과 재고의 예측 기반 재주문 규칙에 정렬되어, 수주가 확정되기 전에 공급이 준비되는 구조다(OS-MENA 제조 사례; Rapsodoo 파트너 사례). 앱스토어에는 기간별 판매예측 입력·비교 앱 등 보완 모듈도 다수 등록되어 있다.</w:t>
+      </w:r>
+    </w:p>
+    <w:bookmarkEnd w:id="82"/>
+    <w:bookmarkStart w:id="83" w:name="연구가-말하는-것-무엇이-예측을-정확하게-만드는가"/>
+    <w:p>
+      <w:pPr>
+        <w:pStyle w:val="Heading3"/>
+      </w:pPr>
+      <w:r>
+        <w:t xml:space="preserve">연구가 말하는 것: 무엇이 예측을 정확하게 만드는가</w:t>
+      </w:r>
+    </w:p>
+    <w:p>
+      <w:pPr>
+        <w:pStyle w:val="FirstParagraph"/>
+      </w:pPr>
+      <w:r>
+        <w:t xml:space="preserve">수요예측 연구의 최대 규모 실증인 M5 대회(월마트 42,840개 시계열)는 세 가지 실무 교훈을 남겼다(Makridakis et al., 2022). 첫째, 기계학습(경사부스팅 계열)이 전통 통계 기법 대비 22.4% 더 정확했다 — 다만 외부 변수(가격·판촉·요일)를 먹였을 때의 이야기다. 둘째, 계층적 예측이 유리하다 — 개별 SKU보다 제품군·지역 수준에서 예측하고 하향 배분하는 쪽이 안정적이다. 셋째, 점 예측보다 구간 예측이 의사결정에 유용하다 —</w:t>
+      </w:r>
+      <w:r>
+        <w:t xml:space="preserve"> </w:t>
+      </w:r>
+      <w:r>
+        <w:t xml:space="preserve">“</w:t>
+      </w:r>
+      <w:r>
+        <w:t xml:space="preserve">다음 달 1,000개</w:t>
+      </w:r>
+      <w:r>
+        <w:t xml:space="preserve">”</w:t>
+      </w:r>
+      <w:r>
+        <w:t xml:space="preserve">가 아니라</w:t>
+      </w:r>
+      <w:r>
+        <w:t xml:space="preserve"> </w:t>
+      </w:r>
+      <w:r>
+        <w:t xml:space="preserve">“</w:t>
+      </w:r>
+      <w:r>
+        <w:t xml:space="preserve">800~1,250개(90% 구간)</w:t>
+      </w:r>
+      <w:r>
+        <w:t xml:space="preserve">”</w:t>
+      </w:r>
+      <w:r>
+        <w:t xml:space="preserve">가 안전재고와 능력 계획의 언어다. 딥러닝 계열로는 확률적 구간 예측을 직접 산출하는 DeepAR이 대표적이다(Salinas et al., 2020). 중소기업 실무로 번역하면 — 데이터가 짧고 품종이 많은 다품종소량 환경일수록, 단품 단위 정밀 예측에 매달리기보다 제품군 계층에서 구간으로 예측하고, CRM 파이프라인이라는 선행 신호를 외부 변수로 결합하는 것이 정석이다.</w:t>
+      </w:r>
+    </w:p>
+    <w:bookmarkEnd w:id="83"/>
+    <w:bookmarkStart w:id="84" w:name="ai-에이전트-방법론-수요예측-에이전트-파이프라인"/>
+    <w:p>
+      <w:pPr>
+        <w:pStyle w:val="Heading3"/>
+      </w:pPr>
+      <w:r>
+        <w:t xml:space="preserve">AI 에이전트 방법론: 수요예측 에이전트 파이프라인</w:t>
+      </w:r>
+    </w:p>
+    <w:p>
+      <w:pPr>
+        <w:pStyle w:val="FirstParagraph"/>
+      </w:pPr>
+      <w:r>
+        <w:t xml:space="preserve">이제 이 장의 방법론적 기여다. 위의 업무 프로세스와 연구 교훈을, 1부 5장의 DMAIC 루프 위에서 상시로 도는</w:t>
+      </w:r>
+      <w:r>
+        <w:t xml:space="preserve"> </w:t>
+      </w:r>
+      <w:r>
+        <w:rPr>
+          <w:bCs/>
+          <w:b/>
+        </w:rPr>
+        <w:t xml:space="preserve">수요예측 에이전트 파이프라인</w:t>
+      </w:r>
+      <w:r>
+        <w:t xml:space="preserve">으로 설계한다. 다섯 에이전트가 역할을 분담한다.</w:t>
+      </w:r>
+    </w:p>
+    <w:tbl>
+      <w:tblPr>
+        <w:tblStyle w:val="Table"/>
+        <w:tblW w:type="pct" w:w="5000"/>
+        <w:tblLook w:firstRow="1" w:lastRow="0" w:firstColumn="0" w:lastColumn="0" w:noHBand="0" w:noVBand="0" w:val="0020"/>
+        <w:jc w:val="start"/>
+      </w:tblPr>
+      <w:tblGrid>
+        <w:gridCol w:w="1320"/>
+        <w:gridCol w:w="2376"/>
+        <w:gridCol w:w="1716"/>
+        <w:gridCol w:w="2508"/>
+      </w:tblGrid>
+      <w:tr>
+        <w:trPr>
+          <w:tblHeader w:val="true"/>
+        </w:trPr>
+        <w:tc>
+          <w:tcPr/>
+          <w:p>
+            <w:pPr>
+              <w:pStyle w:val="Compact"/>
+              <w:jc w:val="left"/>
+            </w:pPr>
+            <w:r>
+              <w:t xml:space="preserve">에이전트</w:t>
+            </w:r>
+          </w:p>
+        </w:tc>
+        <w:tc>
+          <w:tcPr/>
+          <w:p>
+            <w:pPr>
+              <w:pStyle w:val="Compact"/>
+              <w:jc w:val="left"/>
+            </w:pPr>
+            <w:r>
+              <w:t xml:space="preserve">역할 (DMAIC 대응)</w:t>
+            </w:r>
+          </w:p>
+        </w:tc>
+        <w:tc>
+          <w:tcPr/>
+          <w:p>
+            <w:pPr>
+              <w:pStyle w:val="Compact"/>
+              <w:jc w:val="left"/>
+            </w:pPr>
+            <w:r>
+              <w:t xml:space="preserve">입력 → 출력</w:t>
+            </w:r>
+          </w:p>
+        </w:tc>
+        <w:tc>
+          <w:tcPr/>
+          <w:p>
+            <w:pPr>
+              <w:pStyle w:val="Compact"/>
+              <w:jc w:val="left"/>
+            </w:pPr>
+            <w:r>
+              <w:t xml:space="preserve">구현(부스터 매핑)</w:t>
+            </w:r>
+          </w:p>
+        </w:tc>
+      </w:tr>
+      <w:tr>
+        <w:tc>
+          <w:tcPr/>
+          <w:p>
+            <w:pPr>
+              <w:pStyle w:val="Compact"/>
+              <w:jc w:val="left"/>
+            </w:pPr>
+            <w:r>
+              <w:t xml:space="preserve">① 수집 에이전트</w:t>
+            </w:r>
+          </w:p>
+        </w:tc>
+        <w:tc>
+          <w:tcPr/>
+          <w:p>
+            <w:pPr>
+              <w:pStyle w:val="Compact"/>
+              <w:jc w:val="left"/>
+            </w:pPr>
+            <w:r>
+              <w:t xml:space="preserve">Measure</w:t>
+            </w:r>
+          </w:p>
+        </w:tc>
+        <w:tc>
+          <w:tcPr/>
+          <w:p>
+            <w:pPr>
+              <w:pStyle w:val="Compact"/>
+              <w:jc w:val="left"/>
+            </w:pPr>
+            <w:r>
+              <w:t xml:space="preserve">Odoo 판매이력·CRM 파이프라인·가격/판촉·계절 달력 → 학습 데이터셋</w:t>
+            </w:r>
+          </w:p>
+        </w:tc>
+        <w:tc>
+          <w:tcPr/>
+          <w:p>
+            <w:pPr>
+              <w:pStyle w:val="Compact"/>
+              <w:jc w:val="left"/>
+            </w:pPr>
+            <w:r>
+              <w:t xml:space="preserve">n8n 정기 ETL</w:t>
+            </w:r>
+          </w:p>
+        </w:tc>
+      </w:tr>
+      <w:tr>
+        <w:tc>
+          <w:tcPr/>
+          <w:p>
+            <w:pPr>
+              <w:pStyle w:val="Compact"/>
+              <w:jc w:val="left"/>
+            </w:pPr>
+            <w:r>
+              <w:t xml:space="preserve">② 예측 에이전트</w:t>
+            </w:r>
+          </w:p>
+        </w:tc>
+        <w:tc>
+          <w:tcPr/>
+          <w:p>
+            <w:pPr>
+              <w:pStyle w:val="Compact"/>
+              <w:jc w:val="left"/>
+            </w:pPr>
+            <w:r>
+              <w:t xml:space="preserve">Analyze</w:t>
+            </w:r>
+          </w:p>
+        </w:tc>
+        <w:tc>
+          <w:tcPr/>
+          <w:p>
+            <w:pPr>
+              <w:pStyle w:val="Compact"/>
+              <w:jc w:val="left"/>
+            </w:pPr>
+            <w:r>
+              <w:t xml:space="preserve">데이터셋 → 제품군별 구간 예측(ML) + 파이프라인 가중 수익 결합</w:t>
+            </w:r>
+          </w:p>
+        </w:tc>
+        <w:tc>
+          <w:tcPr/>
+          <w:p>
+            <w:pPr>
+              <w:pStyle w:val="Compact"/>
+              <w:jc w:val="left"/>
+            </w:pPr>
+            <w:r>
+              <w:t xml:space="preserve">ML(경사부스팅/DeepAR)</w:t>
+            </w:r>
+          </w:p>
+        </w:tc>
+      </w:tr>
+      <w:tr>
+        <w:tc>
+          <w:tcPr/>
+          <w:p>
+            <w:pPr>
+              <w:pStyle w:val="Compact"/>
+              <w:jc w:val="left"/>
+            </w:pPr>
+            <w:r>
+              <w:t xml:space="preserve">③ 검증 게이트</w:t>
+            </w:r>
+          </w:p>
+        </w:tc>
+        <w:tc>
+          <w:tcPr/>
+          <w:p>
+            <w:pPr>
+              <w:pStyle w:val="Compact"/>
+              <w:jc w:val="left"/>
+            </w:pPr>
+            <w:r>
+              <w:t xml:space="preserve">Analyze→Improve 관문</w:t>
+            </w:r>
+          </w:p>
+        </w:tc>
+        <w:tc>
+          <w:tcPr/>
+          <w:p>
+            <w:pPr>
+              <w:pStyle w:val="Compact"/>
+              <w:jc w:val="left"/>
+            </w:pPr>
+            <w:r>
+              <w:t xml:space="preserve">예측 → MAPE 백테스트·심볼릭 규칙 검증(급변 시 보류)</w:t>
+            </w:r>
+          </w:p>
+        </w:tc>
+        <w:tc>
+          <w:tcPr/>
+          <w:p>
+            <w:pPr>
+              <w:pStyle w:val="Compact"/>
+              <w:jc w:val="left"/>
+            </w:pPr>
+            <w:r>
+              <w:t xml:space="preserve">규칙 엔진(21.8절의 검증 계층)</w:t>
+            </w:r>
+          </w:p>
+        </w:tc>
+      </w:tr>
+      <w:tr>
+        <w:tc>
+          <w:tcPr/>
+          <w:p>
+            <w:pPr>
+              <w:pStyle w:val="Compact"/>
+              <w:jc w:val="left"/>
+            </w:pPr>
+            <w:r>
+              <w:t xml:space="preserve">④ 영업 액션 에이전트</w:t>
+            </w:r>
+          </w:p>
+        </w:tc>
+        <w:tc>
+          <w:tcPr/>
+          <w:p>
+            <w:pPr>
+              <w:pStyle w:val="Compact"/>
+              <w:jc w:val="left"/>
+            </w:pPr>
+            <w:r>
+              <w:t xml:space="preserve">Improve</w:t>
+            </w:r>
+          </w:p>
+        </w:tc>
+        <w:tc>
+          <w:tcPr/>
+          <w:p>
+            <w:pPr>
+              <w:pStyle w:val="Compact"/>
+              <w:jc w:val="left"/>
+            </w:pPr>
+            <w:r>
+              <w:t xml:space="preserve">검증된 예측 → 리드 우선순위 재배열·판촉 제안·목표 갱신 초안</w:t>
+            </w:r>
+          </w:p>
+        </w:tc>
+        <w:tc>
+          <w:tcPr/>
+          <w:p>
+            <w:pPr>
+              <w:pStyle w:val="Compact"/>
+              <w:jc w:val="left"/>
+            </w:pPr>
+            <w:r>
+              <w:t xml:space="preserve">Dify 앱 + Odoo 액션</w:t>
+            </w:r>
+          </w:p>
+        </w:tc>
+      </w:tr>
+      <w:tr>
+        <w:tc>
+          <w:tcPr/>
+          <w:p>
+            <w:pPr>
+              <w:pStyle w:val="Compact"/>
+              <w:jc w:val="left"/>
+            </w:pPr>
+            <w:r>
+              <w:t xml:space="preserve">⑤ 환류 에이전트</w:t>
+            </w:r>
+          </w:p>
+        </w:tc>
+        <w:tc>
+          <w:tcPr/>
+          <w:p>
+            <w:pPr>
+              <w:pStyle w:val="Compact"/>
+              <w:jc w:val="left"/>
+            </w:pPr>
+            <w:r>
+              <w:t xml:space="preserve">Control</w:t>
+            </w:r>
+          </w:p>
+        </w:tc>
+        <w:tc>
+          <w:tcPr/>
+          <w:p>
+            <w:pPr>
+              <w:pStyle w:val="Compact"/>
+              <w:jc w:val="left"/>
+            </w:pPr>
+            <w:r>
+              <w:t xml:space="preserve">월 실적 → 오차 분해 리포트·재학습 트리거·HITL 승인 기록</w:t>
+            </w:r>
+          </w:p>
+        </w:tc>
+        <w:tc>
+          <w:tcPr/>
+          <w:p>
+            <w:pPr>
+              <w:pStyle w:val="Compact"/>
+              <w:jc w:val="left"/>
+            </w:pPr>
+            <w:r>
+              <w:t xml:space="preserve">n8n + 감사 로그</w:t>
+            </w:r>
+          </w:p>
+        </w:tc>
+      </w:tr>
+    </w:tbl>
+    <w:p>
+      <w:pPr>
+        <w:pStyle w:val="BodyText"/>
+      </w:pPr>
+      <w:r>
+        <w:t xml:space="preserve">운영의 리듬은 이렇다. 매주 ①이 데이터를 갱신하고 ②가 예측을 다시 계산하면, ③이 두 개의 관문을 세운다 — 통계 관문(최근 백테스트 MAPE가 임계치 이내인가)과 심볼릭 관문(전월 대비 ±40%를 넘는 급변 예측은 근거 검토 전 자동 반영 금지 같은 규칙). 관문을 통과한 예측만 ④가 영업 액션으로 번역한다: 성공 확률이 높은데 활동이 끊긴 기회를 아침 브리핑 최상단에 올리고, 예측 대비 파이프라인이 부족한 제품군에 캠페인 초안을 만들며, 확정 예측을 재고·MPS로 넘긴다. 사람은 두 지점에서 개입한다 — ④의 제안 승인(HITL)과 ⑤의 오차 리뷰. 그리고 ⑤가 남기는</w:t>
+      </w:r>
+      <w:r>
+        <w:t xml:space="preserve"> </w:t>
+      </w:r>
+      <w:r>
+        <w:t xml:space="preserve">“</w:t>
+      </w:r>
+      <w:r>
+        <w:t xml:space="preserve">예측-실적-승인</w:t>
+      </w:r>
+      <w:r>
+        <w:t xml:space="preserve">”</w:t>
+      </w:r>
+      <w:r>
+        <w:t xml:space="preserve"> </w:t>
+      </w:r>
+      <w:r>
+        <w:t xml:space="preserve">기록이 다음 회전의 학습 데이터가 된다. 21.8절의 언어로 말하면, 이 파이프라인은 뉴럴(②)의 제안을 심볼릭(③)이 검증하고 사람이 통치하는 뉴로-심볼릭 루프의 영업판 실장이다.</w:t>
+      </w:r>
+    </w:p>
+    <w:p>
+      <w:pPr>
+        <w:pStyle w:val="BodyText"/>
+      </w:pPr>
+      <w:r>
+        <w:t xml:space="preserve">도입 순서는 컨설팅 가이드(10.7)의 연장으로 세 걸음이면 된다. 1개월 차에 파이프라인 단계·확률 데이터를 정돈하고 예측 보고서를 운영 회의의 표준 화면으로 삼는다(수작업 예측의 폐지). 2~3개월 차에 ①②⑤를 구축해 구간 예측과 오차 리포트를 돌린다. 4개월 차 이후 ③④를 얹어 액션 자동화로 확장한다. 성공 판정은 세 지표다 — 제품군 예측 MAPE(목표: 도입 전 대비 20% 이상 개선), 예측이 커버하는 매출 비중, 그리고 예측 기반 액션의 전환율(예측이 지목한 기회의 수주율이 평균보다 높은가).</w:t>
+      </w:r>
+    </w:p>
+    <w:bookmarkEnd w:id="84"/>
+    <w:bookmarkEnd w:id="85"/>
+    <w:bookmarkStart w:id="86" w:name="핵심-요약-2"/>
     <w:p>
       <w:pPr>
         <w:pStyle w:val="Heading2"/>
@@ -7239,8 +8103,20 @@
         <w:t xml:space="preserve">사유 10% 미만 유지다.</w:t>
       </w:r>
     </w:p>
-    <w:bookmarkEnd w:id="82"/>
-    <w:bookmarkStart w:id="83" w:name="이-장의-참고문헌-2"/>
+    <w:p>
+      <w:pPr>
+        <w:numPr>
+          <w:ilvl w:val="0"/>
+          <w:numId w:val="1009"/>
+        </w:numPr>
+        <w:pStyle w:val="Compact"/>
+      </w:pPr>
+      <w:r>
+        <w:t xml:space="preserve">표지 첫 키워드 ’수요예측을 통한 영업 지능화’는 CRM 예측 보고서(예상 수익×확률=가중 수익)에서 출발해, 다섯 에이전트(수집·예측·검증 게이트·영업 액션·환류)의 파이프라인으로 상시화된다 — M5 대회의 교훈(ML 22.4% 우위·계층 예측·구간 예측)을 설계에 반영한 뉴로-심볼릭 루프의 영업판이다.</w:t>
+      </w:r>
+    </w:p>
+    <w:bookmarkEnd w:id="86"/>
+    <w:bookmarkStart w:id="87" w:name="이-장의-참고문헌-2"/>
     <w:p>
       <w:pPr>
         <w:pStyle w:val="Heading2"/>
@@ -7359,9 +8235,143 @@
         <w:t xml:space="preserve">이 책 12장(재고 관리), 13장(제조 관리), 16장(확장 부스터) — 수요 신호의 하류 연결과 그래프 아키텍처.</w:t>
       </w:r>
     </w:p>
-    <w:bookmarkEnd w:id="83"/>
-    <w:bookmarkEnd w:id="84"/>
-    <w:bookmarkStart w:id="101" w:name="제11장.-매입구매-조달의-컨설팅"/>
+    <w:p>
+      <w:pPr>
+        <w:numPr>
+          <w:ilvl w:val="0"/>
+          <w:numId w:val="1010"/>
+        </w:numPr>
+        <w:pStyle w:val="Compact"/>
+      </w:pPr>
+      <w:r>
+        <w:t xml:space="preserve">Makridakis, S., Spiliotis, E., &amp; Assimakopoulos, V. (2022).</w:t>
+      </w:r>
+      <w:r>
+        <w:t xml:space="preserve"> </w:t>
+      </w:r>
+      <w:r>
+        <w:t xml:space="preserve">“</w:t>
+      </w:r>
+      <w:r>
+        <w:t xml:space="preserve">M5 Accuracy Competition: Results, Findings, and Conclusions.</w:t>
+      </w:r>
+      <w:r>
+        <w:t xml:space="preserve">”</w:t>
+      </w:r>
+      <w:r>
+        <w:t xml:space="preserve"> </w:t>
+      </w:r>
+      <w:r>
+        <w:rPr>
+          <w:iCs/>
+          <w:i/>
+        </w:rPr>
+        <w:t xml:space="preserve">International Journal of Forecasting</w:t>
+      </w:r>
+      <w:r>
+        <w:t xml:space="preserve">, 38(4).</w:t>
+      </w:r>
+    </w:p>
+    <w:p>
+      <w:pPr>
+        <w:numPr>
+          <w:ilvl w:val="0"/>
+          <w:numId w:val="1010"/>
+        </w:numPr>
+        <w:pStyle w:val="Compact"/>
+      </w:pPr>
+      <w:r>
+        <w:t xml:space="preserve">Salinas, D., Flunkert, V., Gasthaus, J., &amp; Januschowski, T. (2020).</w:t>
+      </w:r>
+      <w:r>
+        <w:t xml:space="preserve"> </w:t>
+      </w:r>
+      <w:r>
+        <w:t xml:space="preserve">“</w:t>
+      </w:r>
+      <w:r>
+        <w:t xml:space="preserve">DeepAR: Probabilistic Forecasting with Autoregressive Recurrent Networks.</w:t>
+      </w:r>
+      <w:r>
+        <w:t xml:space="preserve">”</w:t>
+      </w:r>
+      <w:r>
+        <w:t xml:space="preserve"> </w:t>
+      </w:r>
+      <w:r>
+        <w:rPr>
+          <w:iCs/>
+          <w:i/>
+        </w:rPr>
+        <w:t xml:space="preserve">International Journal of Forecasting</w:t>
+      </w:r>
+      <w:r>
+        <w:t xml:space="preserve">, 36(3).</w:t>
+      </w:r>
+    </w:p>
+    <w:p>
+      <w:pPr>
+        <w:numPr>
+          <w:ilvl w:val="0"/>
+          <w:numId w:val="1010"/>
+        </w:numPr>
+        <w:pStyle w:val="Compact"/>
+      </w:pPr>
+      <w:r>
+        <w:t xml:space="preserve">Odoo S.A. (2025).</w:t>
+      </w:r>
+      <w:r>
+        <w:t xml:space="preserve"> </w:t>
+      </w:r>
+      <w:r>
+        <w:t xml:space="preserve">“</w:t>
+      </w:r>
+      <w:r>
+        <w:t xml:space="preserve">Forecast report / Expected revenue report.</w:t>
+      </w:r>
+      <w:r>
+        <w:t xml:space="preserve">”</w:t>
+      </w:r>
+      <w:r>
+        <w:t xml:space="preserve"> </w:t>
+      </w:r>
+      <w:r>
+        <w:t xml:space="preserve">Odoo 19.0 Documentation, CRM Performance.</w:t>
+      </w:r>
+    </w:p>
+    <w:p>
+      <w:pPr>
+        <w:numPr>
+          <w:ilvl w:val="0"/>
+          <w:numId w:val="1010"/>
+        </w:numPr>
+        <w:pStyle w:val="Compact"/>
+      </w:pPr>
+      <w:r>
+        <w:t xml:space="preserve">OS-MENA (2025).</w:t>
+      </w:r>
+      <w:r>
+        <w:t xml:space="preserve"> </w:t>
+      </w:r>
+      <w:r>
+        <w:t xml:space="preserve">“</w:t>
+      </w:r>
+      <w:r>
+        <w:t xml:space="preserve">Sales Forecasting and Financial Control in Manufacturing with Odoo.</w:t>
+      </w:r>
+      <w:r>
+        <w:t xml:space="preserve">”</w:t>
+      </w:r>
+      <w:r>
+        <w:t xml:space="preserve"> </w:t>
+      </w:r>
+      <w:r>
+        <w:t xml:space="preserve">(제조업 예측-MRP 정렬 사례)</w:t>
+      </w:r>
+    </w:p>
+    <w:bookmarkEnd w:id="87"/>
+    <w:bookmarkEnd w:id="88"/>
+    <w:bookmarkStart w:id="105" w:name="제11장.-매입구매-조달의-컨설팅"/>
     <w:p>
       <w:pPr>
         <w:pStyle w:val="Heading1"/>
@@ -7421,7 +8431,7 @@
         <w:t xml:space="preserve">(1983)</w:t>
       </w:r>
     </w:p>
-    <w:bookmarkStart w:id="85" w:name="경영의-질문-언제-얼마나-누구에게-발주할-것인가"/>
+    <w:bookmarkStart w:id="89" w:name="경영의-질문-언제-얼마나-누구에게-발주할-것인가"/>
     <w:p>
       <w:pPr>
         <w:pStyle w:val="Heading2"/>
@@ -7494,8 +8504,8 @@
         <w:t xml:space="preserve">특정 업체가 한 달 멈추면 어떤 제품의 어떤 고객 납기가 무너지는가 — 단일 소싱의 리스크는 평시에는 보이지 않다가 사고 때 청구서로 돌아온다. 크랄리치가 1983년에 구매를 ’공급 관리’로 격상하라고 요구한 이래(Kraljic, 1983), 이 질문들은 구매 부서의 실무가 아니라 경영의 의제가 되었다. 담당 KPI는 공급업체 납기준수율, 구매단가 절감률(및 단가 이상 건수), 결품 발생 건수, 발주 처리 리드타임, 단일 소싱 품목 비율이다.</w:t>
       </w:r>
     </w:p>
-    <w:bookmarkEnd w:id="85"/>
-    <w:bookmarkStart w:id="89" w:name="기능-해부-rfq에서-3단계-대조까지"/>
+    <w:bookmarkEnd w:id="89"/>
+    <w:bookmarkStart w:id="93" w:name="기능-해부-rfq에서-3단계-대조까지"/>
     <w:p>
       <w:pPr>
         <w:pStyle w:val="Heading2"/>
@@ -7513,18 +8523,18 @@
           <wp:inline>
             <wp:extent cx="4206240" cy="3474719"/>
             <wp:effectExtent b="0" l="0" r="0" t="0"/>
-            <wp:docPr descr="그림 11-1. 발주 자동화 사이클 — 재고 하한 감지에서 재고·회계 반영까지" title="" id="87" name="Picture"/>
+            <wp:docPr descr="그림 11-1. 발주 자동화 사이클 — 재고 하한 감지에서 재고·회계 반영까지" title="" id="91" name="Picture"/>
             <a:graphic>
               <a:graphicData uri="http://schemas.openxmlformats.org/drawingml/2006/picture">
                 <pic:pic>
                   <pic:nvPicPr>
-                    <pic:cNvPr descr="figures/fig_111_procure_cycle.png" id="88" name="Picture"/>
+                    <pic:cNvPr descr="figures/fig_111_procure_cycle.png" id="92" name="Picture"/>
                     <pic:cNvPicPr>
                       <a:picLocks noChangeArrowheads="1" noChangeAspect="1"/>
                     </pic:cNvPicPr>
                   </pic:nvPicPr>
                   <pic:blipFill>
-                    <a:blip r:embed="rId86"/>
+                    <a:blip r:embed="rId90"/>
                     <a:stretch>
                       <a:fillRect/>
                     </a:stretch>
@@ -7678,8 +8688,8 @@
         <w:t xml:space="preserve">로 전환되는 것 — 서두의 구매 과장이 가진 암묵지가 조직의 형식지로 표출화되는 것이다(Nonaka &amp; Takeuchi, 1995).</w:t>
       </w:r>
     </w:p>
-    <w:bookmarkEnd w:id="89"/>
-    <w:bookmarkStart w:id="90" w:name="데이터-지도와-3정5s-단가-이력의-정돈-리드타임의-정량"/>
+    <w:bookmarkEnd w:id="93"/>
+    <w:bookmarkStart w:id="94" w:name="데이터-지도와-3정5s-단가-이력의-정돈-리드타임의-정량"/>
     <w:p>
       <w:pPr>
         <w:pStyle w:val="Heading2"/>
@@ -8206,8 +9216,8 @@
         <w:t xml:space="preserve">가 이 모듈에서 갖는 특별한 의미는 리드타임 실적의 정량이다. 리드타임은 계획(1부 4장의 기준일정)의 입력값인데, 대부분의 회사에서 이 값은 등록 당시의 추정치로 화석화되어 있다. 입고를 발생 시점에 기록하는 습관이 서면 발주일과 입고일의 차이가 자동으로 쌓여 리드타임이 추정에서 측정으로, 단일값에서 분포로 진화한다. 1부 4장이 강조했듯 계획의 여유(버퍼)는 이 분포 위에서만 정확히 배분될 수 있다. 월간 구매 회의를 시스템 리포트로 진행하는 정례화 — 납기준수율과 단가 변동을 같은 화면에서 보는 리듬 — 가 이 모든 규율의 닻이다.</w:t>
       </w:r>
     </w:p>
-    <w:bookmarkEnd w:id="90"/>
-    <w:bookmarkStart w:id="94" w:name="눈으로-보는-관리의-적용-발주-현황판에서-공급-리스크까지"/>
+    <w:bookmarkEnd w:id="94"/>
+    <w:bookmarkStart w:id="98" w:name="눈으로-보는-관리의-적용-발주-현황판에서-공급-리스크까지"/>
     <w:p>
       <w:pPr>
         <w:pStyle w:val="Heading2"/>
@@ -8225,18 +9235,18 @@
           <wp:inline>
             <wp:extent cx="4206240" cy="2834640"/>
             <wp:effectExtent b="0" l="0" r="0" t="0"/>
-            <wp:docPr descr="그림 11-2. 단일 소싱 리스크 네트워크 — 한 업체에만 이어진 품목이 위험 노드다" title="" id="92" name="Picture"/>
+            <wp:docPr descr="그림 11-2. 단일 소싱 리스크 네트워크 — 한 업체에만 이어진 품목이 위험 노드다" title="" id="96" name="Picture"/>
             <a:graphic>
               <a:graphicData uri="http://schemas.openxmlformats.org/drawingml/2006/picture">
                 <pic:pic>
                   <pic:nvPicPr>
-                    <pic:cNvPr descr="figures/fig_112_sourcing_risk.png" id="93" name="Picture"/>
+                    <pic:cNvPr descr="figures/fig_112_sourcing_risk.png" id="97" name="Picture"/>
                     <pic:cNvPicPr>
                       <a:picLocks noChangeArrowheads="1" noChangeAspect="1"/>
                     </pic:cNvPicPr>
                   </pic:nvPicPr>
                   <pic:blipFill>
-                    <a:blip r:embed="rId91"/>
+                    <a:blip r:embed="rId95"/>
                     <a:stretch>
                       <a:fillRect/>
                     </a:stretch>
@@ -8381,8 +9391,8 @@
         <w:t xml:space="preserve">는 선제 경고가 된다. 이 추론이 그래프 위에서 완성되는 모습은 11.6절에서 다룬다.</w:t>
       </w:r>
     </w:p>
-    <w:bookmarkEnd w:id="94"/>
-    <w:bookmarkStart w:id="95" w:name="dmaic-루프-시나리오-공급업체-납기준수율"/>
+    <w:bookmarkEnd w:id="98"/>
+    <w:bookmarkStart w:id="99" w:name="dmaic-루프-시나리오-공급업체-납기준수율"/>
     <w:p>
       <w:pPr>
         <w:pStyle w:val="Heading2"/>
@@ -8699,8 +9709,8 @@
         <w:t xml:space="preserve">이 사이클의 교훈은 Measure 단계에 있다. 요청 납기가 관행상 일괄 입력된 품목군에서는 준수율이라는 지표 자체가 허구였다. 1부 5장의 측정 시스템 분석(MSA) 규율 — 자를 먼저 검사하라 — 이 조달에서 갖는 구체적 의미이며, 11.3절의 3정5S가 이 루프의 전제 공사인 이유다.</w:t>
       </w:r>
     </w:p>
-    <w:bookmarkEnd w:id="95"/>
-    <w:bookmarkStart w:id="96" w:name="지능형-ai-적용-포인트-2"/>
+    <w:bookmarkEnd w:id="99"/>
+    <w:bookmarkStart w:id="100" w:name="지능형-ai-적용-포인트-2"/>
     <w:p>
       <w:pPr>
         <w:pStyle w:val="Heading2"/>
@@ -8817,8 +9827,8 @@
         <w:t xml:space="preserve">는 서두의 구매 과장의 지식은 어떤 필드에도 없다. 담당자의 승인된 노트를 LLM이 구조화 추출해 공급업체 노드의 속성으로 온톨로지에 기여시키는 순환이 갖춰질 때, 조달 그래프는 트랜잭션의 집계를 넘어 조직의 조달 지혜가 된다.</w:t>
       </w:r>
     </w:p>
-    <w:bookmarkEnd w:id="96"/>
-    <w:bookmarkStart w:id="97" w:name="컨설팅-가이드-2"/>
+    <w:bookmarkEnd w:id="100"/>
+    <w:bookmarkStart w:id="101" w:name="컨설팅-가이드-2"/>
     <w:p>
       <w:pPr>
         <w:pStyle w:val="Heading2"/>
@@ -8899,8 +9909,8 @@
         <w:t xml:space="preserve">첫째, 마스터 정비 없는 자동화다. 중복 업체와 죽은 가격표 위에 재주문 규칙을 켜면 시스템은 자동으로 잘못 발주한다. 둘째, 전 품목 일괄 재주문 규칙이다. 수요 패턴이 검증되지 않은 품목까지 일괄 적용하면 과잉 재고가 먼저 온다. ABC 선별과 단계 확대가 원칙이다. 셋째, 이중 채널의 방치다. 급한 발주는 전화로 하고 나중에 시스템에 넣는 관행을 허용하면 데이터의 시각이 왜곡되어 리드타임 측정이 무너진다. 긴급 발주조차 모바일 화면에서 PO로 내는 경로를 만들어 주어야 한다. 넷째, 성과 데이터의 미사용이다. 납기준수율을 집계만 하고 업체와의 협상·배분에 쓰지 않으면 현장은 곧 입력의 이유를 잃는다. 데이터는 보는 리듬과 쓰는 자리가 있어야 축적된다.</w:t>
       </w:r>
     </w:p>
-    <w:bookmarkEnd w:id="97"/>
-    <w:bookmarkStart w:id="98" w:name="정직한-평가-2"/>
+    <w:bookmarkEnd w:id="101"/>
+    <w:bookmarkStart w:id="102" w:name="정직한-평가-2"/>
     <w:p>
       <w:pPr>
         <w:pStyle w:val="Heading2"/>
@@ -9250,8 +10260,8 @@
         <w:t xml:space="preserve">도입 판단 기준은 명확하다. Coupa·Ariba류는 공급업체 네트워크와 전략 구매의 깊이에서 앞서지만 도입 비용과 복잡도가 중소기업의 체급을 벗어나고, 회계 소프트웨어 중심의 국내 관행은 매입을 전표로만 기록할 뿐 조달 프로세스를 다루지 못한다. 운영 구매를 ERP와 한 몸으로 자동화하는 중간 지점 — 이것이 Odoo 매입의 위치이며, 이 책이 대상으로 하는 중소·중견 기업에는 실용적 최적점이다. 다만 크랄리치의 구분을 빌리면, 이 모듈이 자동화하는 것은 일상 품목(non-critical)과 레버리지 품목의 운영 구매다. 전략 품목 — 단일 소싱의 핵심 자재, 병목 품목 — 의 관리는 시스템이 아니라 경영의 일이며, 시스템이 하는 것은 그 품목이 어디인지를 그래프로 드러내고(11.6절) 경영의 판단에 근거를 공급하는 것까지다.</w:t>
       </w:r>
     </w:p>
-    <w:bookmarkEnd w:id="98"/>
-    <w:bookmarkStart w:id="99" w:name="핵심-요약-3"/>
+    <w:bookmarkEnd w:id="102"/>
+    <w:bookmarkStart w:id="103" w:name="핵심-요약-3"/>
     <w:p>
       <w:pPr>
         <w:pStyle w:val="Heading2"/>
@@ -9359,8 +10369,8 @@
         <w:t xml:space="preserve">한계는 RFQ 후속 수동, 스코어카드 부재, Enterprise 전용 기능, 전략 구매 기능 부재, 정적 재주문 규칙이다. Odoo 매입의 자리는 운영 구매의 자동화이며, 전략 품목의 판단은 경영에 남는다.</w:t>
       </w:r>
     </w:p>
-    <w:bookmarkEnd w:id="99"/>
-    <w:bookmarkStart w:id="100" w:name="이-장의-참고문헌-3"/>
+    <w:bookmarkEnd w:id="103"/>
+    <w:bookmarkStart w:id="104" w:name="이-장의-참고문헌-3"/>
     <w:p>
       <w:pPr>
         <w:pStyle w:val="Heading2"/>
@@ -9524,9 +10534,9 @@
         <w:t xml:space="preserve">이 책 8장(품목 마스터), 12장(재고 관리), 14장(회계·3단계 대조의 하류), 16장(확장 부스터·공급 리스크 그래프).</w:t>
       </w:r>
     </w:p>
-    <w:bookmarkEnd w:id="100"/>
-    <w:bookmarkEnd w:id="101"/>
-    <w:bookmarkStart w:id="126" w:name="제12장.-재고-관리-물류의-컨설팅"/>
+    <w:bookmarkEnd w:id="104"/>
+    <w:bookmarkEnd w:id="105"/>
+    <w:bookmarkStart w:id="130" w:name="제12장.-재고-관리-물류의-컨설팅"/>
     <w:p>
       <w:pPr>
         <w:pStyle w:val="Heading1"/>
@@ -9555,7 +10565,7 @@
         <w:t xml:space="preserve">— 생산관리 고전(『다품종소량·수주생산의 생산관리』)</w:t>
       </w:r>
     </w:p>
-    <w:bookmarkStart w:id="102" w:name="경영의-질문-결품과-과잉-사이-그리고-재고는-진실한가"/>
+    <w:bookmarkStart w:id="106" w:name="경영의-질문-결품과-과잉-사이-그리고-재고는-진실한가"/>
     <w:p>
       <w:pPr>
         <w:pStyle w:val="Heading2"/>
@@ -9645,8 +10655,8 @@
         <w:t xml:space="preserve">을 요구했던 것을 기억하라. 이 장은 그 정확성을 만들고 유지하는 컨설팅, 그 위에서 비로소 가능해지는 최적화의 컨설팅을 다룬다.</w:t>
       </w:r>
     </w:p>
-    <w:bookmarkEnd w:id="102"/>
-    <w:bookmarkStart w:id="106" w:name="기능-해부-이중-기록에서-재고평가까지"/>
+    <w:bookmarkEnd w:id="106"/>
+    <w:bookmarkStart w:id="110" w:name="기능-해부-이중-기록에서-재고평가까지"/>
     <w:p>
       <w:pPr>
         <w:pStyle w:val="Heading2"/>
@@ -9664,18 +10674,18 @@
           <wp:inline>
             <wp:extent cx="4206240" cy="2743199"/>
             <wp:effectExtent b="0" l="0" r="0" t="0"/>
-            <wp:docPr descr="그림 12-1. 이중 기록 재고 — 재고는 위치를 바꿀 뿐이다" title="" id="104" name="Picture"/>
+            <wp:docPr descr="그림 12-1. 이중 기록 재고 — 재고는 위치를 바꿀 뿐이다" title="" id="108" name="Picture"/>
             <a:graphic>
               <a:graphicData uri="http://schemas.openxmlformats.org/drawingml/2006/picture">
                 <pic:pic>
                   <pic:nvPicPr>
-                    <pic:cNvPr descr="figures/fig_121_double_entry.png" id="105" name="Picture"/>
+                    <pic:cNvPr descr="figures/fig_121_double_entry.png" id="109" name="Picture"/>
                     <pic:cNvPicPr>
                       <a:picLocks noChangeArrowheads="1" noChangeAspect="1"/>
                     </pic:cNvPicPr>
                   </pic:nvPicPr>
                   <pic:blipFill>
-                    <a:blip r:embed="rId103"/>
+                    <a:blip r:embed="rId107"/>
                     <a:stretch>
                       <a:fillRect/>
                     </a:stretch>
@@ -10027,8 +11037,8 @@
         <w:t xml:space="preserve">재고는 물류의 문제이자 회계의 문제다. Odoo는 실사법과 계속기록법을 모두 지원하고, 원가 결정 방법으로 선입선출(FIFO)·평균법(AVCO)·표준원가법을 제공한다(공식 소개자료는 후입선출법도 언급하나 한국채택국제회계기준은 이를 인정하지 않으므로 국내 실무에서는 논외다). 계속기록법과 이중 기록이 결합하면 모든 이동이 발생 즉시 재고 자산과 매출원가에 반영되어, 월중 어느 시점에든 정확한 재고 자산과 매출총이익을 조회할 수 있다. 평가법은 운영 중 변경의 회계적 파장이 크므로 도입 초기에 품목 카테고리 단위로 확정하는 것이 원칙이며, 상세는 14장의 회계에서 다시 다룬다.</w:t>
       </w:r>
     </w:p>
-    <w:bookmarkEnd w:id="106"/>
-    <w:bookmarkStart w:id="112" w:name="데이터-지도와-3정5s-실물-5s와-데이터-5s가-만나는-유일한-현장"/>
+    <w:bookmarkEnd w:id="110"/>
+    <w:bookmarkStart w:id="116" w:name="데이터-지도와-3정5s-실물-5s와-데이터-5s가-만나는-유일한-현장"/>
     <w:p>
       <w:pPr>
         <w:pStyle w:val="Heading2"/>
@@ -10046,18 +11056,18 @@
           <wp:inline>
             <wp:extent cx="4206240" cy="2716530"/>
             <wp:effectExtent b="0" l="0" r="0" t="0"/>
-            <wp:docPr descr="그림 12-2. 로케이션 체계 — 실물 선반의 번지와 시스템 위치 레코드의 1:1 대응" title="" id="108" name="Picture"/>
+            <wp:docPr descr="그림 12-2. 로케이션 체계 — 실물 선반의 번지와 시스템 위치 레코드의 1:1 대응" title="" id="112" name="Picture"/>
             <a:graphic>
               <a:graphicData uri="http://schemas.openxmlformats.org/drawingml/2006/picture">
                 <pic:pic>
                   <pic:nvPicPr>
-                    <pic:cNvPr descr="figures/fig_122_location.png" id="109" name="Picture"/>
+                    <pic:cNvPr descr="figures/fig_122_location.png" id="113" name="Picture"/>
                     <pic:cNvPicPr>
                       <a:picLocks noChangeArrowheads="1" noChangeAspect="1"/>
                     </pic:cNvPicPr>
                   </pic:nvPicPr>
                   <pic:blipFill>
-                    <a:blip r:embed="rId107"/>
+                    <a:blip r:embed="rId111"/>
                     <a:stretch>
                       <a:fillRect/>
                     </a:stretch>
@@ -10092,7 +11102,7 @@
         <w:t xml:space="preserve">그림 12-2. 로케이션 체계 — 실물 선반의 번지와 시스템 위치 레코드의 1:1 대응</w:t>
       </w:r>
     </w:p>
-    <w:bookmarkStart w:id="110" w:name="이-모듈의-데이터-지도-1"/>
+    <w:bookmarkStart w:id="114" w:name="이-모듈의-데이터-지도-1"/>
     <w:p>
       <w:pPr>
         <w:pStyle w:val="Heading3"/>
@@ -10526,8 +11536,8 @@
         </w:tc>
       </w:tr>
     </w:tbl>
-    <w:bookmarkEnd w:id="110"/>
-    <w:bookmarkStart w:id="111" w:name="정5s의-원형-현장"/>
+    <w:bookmarkEnd w:id="114"/>
+    <w:bookmarkStart w:id="115" w:name="정5s의-원형-현장"/>
     <w:p>
       <w:pPr>
         <w:pStyle w:val="Heading3"/>
@@ -10651,9 +11661,9 @@
         <w:t xml:space="preserve">셋째, 창고는 습관화의 시험대다. 바코드 스캔이라는 발생 시점 입력이 지켜지는가, 정위치 규칙이 바쁜 날에도 유지되는가는 시스템이 아니라 규율의 문제이며, 원전의 가르침대로 경영자의 지속적 관심이 그 규율을 지탱한다. 사장이 월요일 아침 재고 정확도 지표를 자기 눈으로 확인하는 회사의 창고는 깨끗하고, 그렇지 않은 회사의 창고는 형해화한다. 창고에서 3정5S를 각인한 조직은 다른 모듈의 데이터 정비에서도 같은 감각을 발휘한다. 그래서 나는 제조업 컨설팅의 첫 실습 무대로 언제나 창고를 고른다.</w:t>
       </w:r>
     </w:p>
-    <w:bookmarkEnd w:id="111"/>
-    <w:bookmarkEnd w:id="112"/>
-    <w:bookmarkStart w:id="113" w:name="눈으로-보는-관리의-적용-현황판에서-동적-보충까지"/>
+    <w:bookmarkEnd w:id="115"/>
+    <w:bookmarkEnd w:id="116"/>
+    <w:bookmarkStart w:id="117" w:name="눈으로-보는-관리의-적용-현황판에서-동적-보충까지"/>
     <w:p>
       <w:pPr>
         <w:pStyle w:val="Heading2"/>
@@ -10799,8 +11809,8 @@
         <w:t xml:space="preserve">고 했던 명제의 재고판이다. 추론 단계는 또한 결품의 원인을 역추적한다. 결품이 수요 급증 때문인지, 공급업체 납기 지연 때문인지, 실사 차이(장부가 거짓이었던 경우) 때문인지를 이동 이력과 발주 이력의 그래프에서 분해하면, 대책은 각각 예측 갱신, 공급업체 관리(11장), 실사 강화로 갈라진다.</w:t>
       </w:r>
     </w:p>
-    <w:bookmarkEnd w:id="113"/>
-    <w:bookmarkStart w:id="114" w:name="dmaic-루프-시나리오-재고-정확도-회복의-한-사이클"/>
+    <w:bookmarkEnd w:id="117"/>
+    <w:bookmarkStart w:id="118" w:name="dmaic-루프-시나리오-재고-정확도-회복의-한-사이클"/>
     <w:p>
       <w:pPr>
         <w:pStyle w:val="Heading2"/>
@@ -10969,8 +11979,8 @@
         <w:t xml:space="preserve">이 사이클에서 주목할 것은 개선의 결과가 문서가 아니라 시스템의 상태 — 경로 규칙, UoM 마스터, 실사 일정 — 로 저장되었다는 점이다. 재고 정확도가 회복되면 그 위의 모든 것이 좋아진다. MRP의 발주가 정확해지고, 영업의 납기 약속이 신뢰를 얻으며, 다음 절의 AI가 학습할 데이터가 참이 된다. 같은 루프를 재고회전율에 적용할 수도 있다. 그 경우 Define은 회전율 하락의 관리도 신호에서 출발하고, Analyze는 ABC-XYZ 격자 위에서 회전을 갉아먹는 품목군 — 대개 과거의 수요를 기준으로 설정된 채 갱신되지 않은 재주문 규칙 — 을 층별하며, Improve는 정책 파라미터의 재계산을, Control은 규칙 갱신 주기의 제도화를 낳는다. 어느 KPI를 고르든 원칙은 같다. 정확도가 먼저고 회전율이 그다음이다 — 거짓 장부의 회전율 개선은 개선이 아니라 우연이기 때문이다.</w:t>
       </w:r>
     </w:p>
-    <w:bookmarkEnd w:id="114"/>
-    <w:bookmarkStart w:id="115" w:name="지능형-ai-적용-포인트-3"/>
+    <w:bookmarkEnd w:id="118"/>
+    <w:bookmarkStart w:id="119" w:name="지능형-ai-적용-포인트-3"/>
     <w:p>
       <w:pPr>
         <w:pStyle w:val="Heading2"/>
@@ -11078,8 +12088,8 @@
         <w:t xml:space="preserve">(원인의 구조적 분해). 세 질의 모두 답의 재료는 이동 기록이며, 기록의 형식이 질문의 상한을 정한다는 이 장 서두의 명제가 여기서 입증된다.</w:t>
       </w:r>
     </w:p>
-    <w:bookmarkEnd w:id="115"/>
-    <w:bookmarkStart w:id="119" w:name="컨설팅-가이드-진단-구축-순서-성공-판정"/>
+    <w:bookmarkEnd w:id="119"/>
+    <w:bookmarkStart w:id="123" w:name="컨설팅-가이드-진단-구축-순서-성공-판정"/>
     <w:p>
       <w:pPr>
         <w:pStyle w:val="Heading2"/>
@@ -11088,7 +12098,7 @@
         <w:t xml:space="preserve">12.7 컨설팅 가이드: 진단, 구축 순서, 성공 판정</w:t>
       </w:r>
     </w:p>
-    <w:bookmarkStart w:id="116" w:name="진단-질문-체크리스트-1"/>
+    <w:bookmarkStart w:id="120" w:name="진단-질문-체크리스트-1"/>
     <w:p>
       <w:pPr>
         <w:pStyle w:val="Heading3"/>
@@ -11217,8 +12227,8 @@
         <w:t xml:space="preserve">재고 KPI(정확도·회전율·결품률)를 정례 회의에서 보는가. 책임자가 지정되어 있는가.</w:t>
       </w:r>
     </w:p>
-    <w:bookmarkEnd w:id="116"/>
-    <w:bookmarkStart w:id="117" w:name="구축-순서-주-단위-1"/>
+    <w:bookmarkEnd w:id="120"/>
+    <w:bookmarkStart w:id="121" w:name="구축-순서-주-단위-1"/>
     <w:p>
       <w:pPr>
         <w:pStyle w:val="Heading3"/>
@@ -11299,8 +12309,8 @@
         <w:t xml:space="preserve">수불 데이터가 쌓이기 시작하면 A급 품목부터 재주문 규칙을 설정하고, 재고 현황판과 결품 임박·장기 체류 경보(말하는 단계)를 가동한다. 순환 실사 일정을 확정해 습관화 단계에 진입시킨다. 동적 안전재고와 예측 보충(추론하는 단계)은 최소 두 분기의 정확한 실적이 쌓인 뒤의 과제로 예고만 해 둔다.</w:t>
       </w:r>
     </w:p>
-    <w:bookmarkEnd w:id="117"/>
-    <w:bookmarkStart w:id="118" w:name="성공-판정과-흔한-실패"/>
+    <w:bookmarkEnd w:id="121"/>
+    <w:bookmarkStart w:id="122" w:name="성공-판정과-흔한-실패"/>
     <w:p>
       <w:pPr>
         <w:pStyle w:val="Heading3"/>
@@ -11325,9 +12335,9 @@
         <w:t xml:space="preserve">흔한 실패는 네 가지다. 첫째, 기초 실사 없이 기존 장부 숫자를 그대로 이관하는 것 — 거짓 위에 정밀한 시스템을 세우는 일이며, 가장 흔하고 가장 치명적이다. 둘째, 위치 체계를 실물 정비 없이 데이터로만 만드는 것 — 현장은 곧 시스템을 우회한다. 셋째, 바코드 전면 일제 도입 — 현장 수용성이 무너지고 스캔 누락이 습관이 된다. 넷째, 이중 기록·경로·예약이라는 개념 체계를 교육하지 않고 설정만 켜는 것 — 개념을 이해하지 못한 채 만진 설정은 이동 문서를 꼬이게 하며, 이는 커뮤니티에서 가장 자주 목격되는 초심자 실패 유형이다.</w:t>
       </w:r>
     </w:p>
-    <w:bookmarkEnd w:id="118"/>
-    <w:bookmarkEnd w:id="119"/>
-    <w:bookmarkStart w:id="123" w:name="정직한-평가-wms를-겸하는-erp-재고의-자리"/>
+    <w:bookmarkEnd w:id="122"/>
+    <w:bookmarkEnd w:id="123"/>
+    <w:bookmarkStart w:id="127" w:name="정직한-평가-wms를-겸하는-erp-재고의-자리"/>
     <w:p>
       <w:pPr>
         <w:pStyle w:val="Heading2"/>
@@ -11345,18 +12355,18 @@
           <wp:inline>
             <wp:extent cx="4206240" cy="2746932"/>
             <wp:effectExtent b="0" l="0" r="0" t="0"/>
-            <wp:docPr descr="그림 12-3. 피킹 전략 3종의 동선 비교 — 단일·클러스터·웨이브 (동선은 개념 예시)" title="" id="121" name="Picture"/>
+            <wp:docPr descr="그림 12-3. 피킹 전략 3종의 동선 비교 — 단일·클러스터·웨이브 (동선은 개념 예시)" title="" id="125" name="Picture"/>
             <a:graphic>
               <a:graphicData uri="http://schemas.openxmlformats.org/drawingml/2006/picture">
                 <pic:pic>
                   <pic:nvPicPr>
-                    <pic:cNvPr descr="figures/fig_123_picking.png" id="122" name="Picture"/>
+                    <pic:cNvPr descr="figures/fig_123_picking.png" id="126" name="Picture"/>
                     <pic:cNvPicPr>
                       <a:picLocks noChangeArrowheads="1" noChangeAspect="1"/>
                     </pic:cNvPicPr>
                   </pic:nvPicPr>
                   <pic:blipFill>
-                    <a:blip r:embed="rId120"/>
+                    <a:blip r:embed="rId124"/>
                     <a:stretch>
                       <a:fillRect/>
                     </a:stretch>
@@ -11468,8 +12478,8 @@
         <w:t xml:space="preserve">이지 전문 WMS가 아니다. 이 책의 대상인 중소·중견 규모에서 이 한계가 실제 제약이 되는 경우는 드물지만, 물류가 본업인 풀필먼트 사업자라면 성장 단계에 따른 전문 WMS 병행의 임계점을 미리 정의해 두어야 한다. 국내 환경에서는 3PL에 창고를 위탁하고 Odoo가 재고의 회계적 진실과 판매·구매 연동을 쥔 채 3PL WMS와 입출고 지시·실적을 API로 주고받는 분업, 그리고 복수 오픈마켓의 주문·재고 동기화를 n8n 워크플로로 연동하는 구성(16장)이 현실적이다. 어느 구성이든 원칙은 하나다. 재고의 단일 진실은 Odoo에 두고, 채널과 현장은 그 진실의 입출력 단자로 삼는다.</w:t>
       </w:r>
     </w:p>
-    <w:bookmarkEnd w:id="123"/>
-    <w:bookmarkStart w:id="124" w:name="핵심-요약-4"/>
+    <w:bookmarkEnd w:id="127"/>
+    <w:bookmarkStart w:id="128" w:name="핵심-요약-4"/>
     <w:p>
       <w:pPr>
         <w:pStyle w:val="Heading2"/>
@@ -11604,8 +12614,8 @@
         <w:t xml:space="preserve">정직한 평가: Odoo 재고는 WMS를 겸하는 ERP 재고다. 초고물동·자동화 설비·슬로팅·노동력 관리는 전문 WMS의 영역이며(ERP Research, 2026), 중소·중견 규모에서는 통합의 이점이 그 한계를 압도한다.</w:t>
       </w:r>
     </w:p>
-    <w:bookmarkEnd w:id="124"/>
-    <w:bookmarkStart w:id="125" w:name="이-장의-참고문헌-4"/>
+    <w:bookmarkEnd w:id="128"/>
+    <w:bookmarkStart w:id="129" w:name="이-장의-참고문헌-4"/>
     <w:p>
       <w:pPr>
         <w:pStyle w:val="Heading2"/>
@@ -11769,9 +12779,9 @@
         <w:t xml:space="preserve">이 책 1부 2장(데이터 3정5S)·3장(눈으로 보는 관리·POP)·4장(정미소요량과 재고 정확도)·5장(DMAIC 데이터 루프), 2부 11장(매입)·14장(회계)·16장(확장 부스터).</w:t>
       </w:r>
     </w:p>
-    <w:bookmarkEnd w:id="125"/>
-    <w:bookmarkEnd w:id="126"/>
-    <w:bookmarkStart w:id="151" w:name="제13장.-제조-관리-생산의-컨설팅"/>
+    <w:bookmarkEnd w:id="129"/>
+    <w:bookmarkEnd w:id="130"/>
+    <w:bookmarkStart w:id="155" w:name="제13장.-제조-관리-생산의-컨설팅"/>
     <w:p>
       <w:pPr>
         <w:pStyle w:val="Heading1"/>
@@ -11800,7 +12810,7 @@
         <w:t xml:space="preserve">— Huabing Liu, 자동차 제조업체 IT 운영 팀장 (Odoo 공식 소개자료)</w:t>
       </w:r>
     </w:p>
-    <w:bookmarkStart w:id="127" w:name="경영의-질문-납기-병목-그리고-원가의-진실"/>
+    <w:bookmarkStart w:id="131" w:name="경영의-질문-납기-병목-그리고-원가의-진실"/>
     <w:p>
       <w:pPr>
         <w:pStyle w:val="Heading2"/>
@@ -11932,8 +12942,8 @@
         <w:t xml:space="preserve">1부에서 이 질문들의 방법론은 이미 정립되었다. 3장은 관리판과 POP로 실행의 가시화를, 4장은 부품전개와 일정계획으로 계획의 체계를, 5장은 DMAIC 루프로 개선의 회전을, 7장은 공정편성과 디지털 트윈으로 구조의 재구축을 다뤘다. 이 장은 그 방법론들이 Odoo 제조 관리라는 하나의 모듈 위에서 어떻게 실장되는지를 다룬다. 2부의 모듈 장 가운데 1부와의 결선이 가장 굵은 장이다.</w:t>
       </w:r>
     </w:p>
-    <w:bookmarkEnd w:id="127"/>
-    <w:bookmarkStart w:id="131" w:name="기능-해부-계획에서-실행-품질에서-원가까지"/>
+    <w:bookmarkEnd w:id="131"/>
+    <w:bookmarkStart w:id="135" w:name="기능-해부-계획에서-실행-품질에서-원가까지"/>
     <w:p>
       <w:pPr>
         <w:pStyle w:val="Heading2"/>
@@ -11951,18 +12961,18 @@
           <wp:inline>
             <wp:extent cx="4206240" cy="1716832"/>
             <wp:effectExtent b="0" l="0" r="0" t="0"/>
-            <wp:docPr descr="그림 13-2. 제조 데이터 흐름 — 수주에서 원가까지" title="" id="129" name="Picture"/>
+            <wp:docPr descr="그림 13-2. 제조 데이터 흐름 — 수주에서 원가까지" title="" id="133" name="Picture"/>
             <a:graphic>
               <a:graphicData uri="http://schemas.openxmlformats.org/drawingml/2006/picture">
                 <pic:pic>
                   <pic:nvPicPr>
-                    <pic:cNvPr descr="figures/fig_132_mfg_flow.png" id="130" name="Picture"/>
+                    <pic:cNvPr descr="figures/fig_132_mfg_flow.png" id="134" name="Picture"/>
                     <pic:cNvPicPr>
                       <a:picLocks noChangeArrowheads="1" noChangeAspect="1"/>
                     </pic:cNvPicPr>
                   </pic:nvPicPr>
                   <pic:blipFill>
-                    <a:blip r:embed="rId128"/>
+                    <a:blip r:embed="rId132"/>
                     <a:stretch>
                       <a:fillRect/>
                     </a:stretch>
@@ -12316,8 +13326,8 @@
         <w:t xml:space="preserve">는 수사가 아니다. 완성차 서열 납입에 맞추지 못하면 라인 정지 배상이 발생하고, 로트 추적이 안 되면 리콜 회수 범위가 전체로 확대되는 업종에서, 계획-실행-추적이 실시간으로 도는가는 관리 편의가 아니라 거래 자격의 문제다. 독일의 센서·계측기기 제조사 Kompass GmbH는 다단계 BOM 기반의 제조·재고 통합으로 생산계획을 투명화하며 제조 부문 생산성을 최대 50% 끌어올렸다고 보고한다(Odoo 공식 사례).</w:t>
       </w:r>
     </w:p>
-    <w:bookmarkEnd w:id="131"/>
-    <w:bookmarkStart w:id="134" w:name="데이터-지도와-3정5s-bom의-정품-실적의-정량-코드의-정돈"/>
+    <w:bookmarkEnd w:id="135"/>
+    <w:bookmarkStart w:id="138" w:name="데이터-지도와-3정5s-bom의-정품-실적의-정량-코드의-정돈"/>
     <w:p>
       <w:pPr>
         <w:pStyle w:val="Heading2"/>
@@ -12326,7 +13336,7 @@
         <w:t xml:space="preserve">13.3 데이터 지도와 3정5S: BOM의 정품, 실적의 정량, 코드의 정돈</w:t>
       </w:r>
     </w:p>
-    <w:bookmarkStart w:id="132" w:name="이-모듈의-데이터-지도-2"/>
+    <w:bookmarkStart w:id="136" w:name="이-모듈의-데이터-지도-2"/>
     <w:p>
       <w:pPr>
         <w:pStyle w:val="Heading3"/>
@@ -12802,8 +13812,8 @@
         </w:tc>
       </w:tr>
     </w:tbl>
-    <w:bookmarkEnd w:id="132"/>
-    <w:bookmarkStart w:id="133" w:name="세-개의-급소"/>
+    <w:bookmarkEnd w:id="136"/>
+    <w:bookmarkStart w:id="137" w:name="세-개의-급소"/>
     <w:p>
       <w:pPr>
         <w:pStyle w:val="Heading3"/>
@@ -12869,9 +13879,9 @@
         <w:t xml:space="preserve">, 한 명은 ’진동’으로 적으면 시스템은 둘을 다른 사건으로 본다(1부 2장). 불량 코드와 고장 코드의 체계 — 너무 거칠지도 세밀하지도 않은, 현장이 3초 안에 고를 수 있는 수준의 분류 — 를 세우고 자유 서술을 보조 필드로 격하시키는 것이 정돈이다. 같은 사건이 같은 코드로 적힐 때 비로소 경험이 통계가 되고, 통계가 다음 절의 예측이 된다. 원인 코드 없는 품질 기록은 집계는 되어도 추론은 되지 않는다.</w:t>
       </w:r>
     </w:p>
-    <w:bookmarkEnd w:id="133"/>
-    <w:bookmarkEnd w:id="134"/>
-    <w:bookmarkStart w:id="138" w:name="눈으로-보는-관리의-적용-간트에서-예지보전까지"/>
+    <w:bookmarkEnd w:id="137"/>
+    <w:bookmarkEnd w:id="138"/>
+    <w:bookmarkStart w:id="142" w:name="눈으로-보는-관리의-적용-간트에서-예지보전까지"/>
     <w:p>
       <w:pPr>
         <w:pStyle w:val="Heading2"/>
@@ -12889,18 +13899,18 @@
           <wp:inline>
             <wp:extent cx="4206240" cy="2190750"/>
             <wp:effectExtent b="0" l="0" r="0" t="0"/>
-            <wp:docPr descr="그림 13-3. frePPLe 유한능력 일정과 병목 워크센터 (화면 도식)" title="" id="136" name="Picture"/>
+            <wp:docPr descr="그림 13-3. frePPLe 유한능력 일정과 병목 워크센터 (화면 도식)" title="" id="140" name="Picture"/>
             <a:graphic>
               <a:graphicData uri="http://schemas.openxmlformats.org/drawingml/2006/picture">
                 <pic:pic>
                   <pic:nvPicPr>
-                    <pic:cNvPr descr="figures/fig_133_gantt_neck.png" id="137" name="Picture"/>
+                    <pic:cNvPr descr="figures/fig_133_gantt_neck.png" id="141" name="Picture"/>
                     <pic:cNvPicPr>
                       <a:picLocks noChangeArrowheads="1" noChangeAspect="1"/>
                     </pic:cNvPicPr>
                   </pic:nvPicPr>
                   <pic:blipFill>
-                    <a:blip r:embed="rId135"/>
+                    <a:blip r:embed="rId139"/>
                     <a:stretch>
                       <a:fillRect/>
                     </a:stretch>
@@ -13068,8 +14078,8 @@
         <w:t xml:space="preserve">로 답하는 것이다. 예지보전 — 예방정비가 주기 기반이라면 예지보전은 상태 기반이다. MTBF·정비 이력에 설비 상태 데이터(진동·전류·온도)가 결합되면 고장 징후에서 잔여 수명을 추정해 정비를 고장 전에, 그러나 너무 이르지 않게 배치한다. 이것은 센서 계층이 갖춰진 뒤의 2단계 확장 영역이며, 그 전이라도 고장 이력 데이터의 정돈(코드체계)이 선행 투자다.</w:t>
       </w:r>
     </w:p>
-    <w:bookmarkEnd w:id="138"/>
-    <w:bookmarkStart w:id="142" w:name="dmaic-루프-시나리오-oee-한-사이클"/>
+    <w:bookmarkEnd w:id="142"/>
+    <w:bookmarkStart w:id="146" w:name="dmaic-루프-시나리오-oee-한-사이클"/>
     <w:p>
       <w:pPr>
         <w:pStyle w:val="Heading2"/>
@@ -13087,18 +14097,18 @@
           <wp:inline>
             <wp:extent cx="4206240" cy="2716530"/>
             <wp:effectExtent b="0" l="0" r="0" t="0"/>
-            <wp:docPr descr="그림 13-1. OEE 폭포 — 100%는 어디서 깎여 나가는가 (수치는 예시)" title="" id="140" name="Picture"/>
+            <wp:docPr descr="그림 13-1. OEE 폭포 — 100%는 어디서 깎여 나가는가 (수치는 예시)" title="" id="144" name="Picture"/>
             <a:graphic>
               <a:graphicData uri="http://schemas.openxmlformats.org/drawingml/2006/picture">
                 <pic:pic>
                   <pic:nvPicPr>
-                    <pic:cNvPr descr="figures/fig_131_oee.png" id="141" name="Picture"/>
+                    <pic:cNvPr descr="figures/fig_131_oee.png" id="145" name="Picture"/>
                     <pic:cNvPicPr>
                       <a:picLocks noChangeArrowheads="1" noChangeAspect="1"/>
                     </pic:cNvPicPr>
                   </pic:nvPicPr>
                   <pic:blipFill>
-                    <a:blip r:embed="rId139"/>
+                    <a:blip r:embed="rId143"/>
                     <a:stretch>
                       <a:fillRect/>
                     </a:stretch>
@@ -13269,8 +14279,8 @@
         <w:t xml:space="preserve">이런 사이클이 국내 현장에서 무엇을 낳는지는 스마트공장 보급사업의 성과 데이터가 보여 준다. 중소벤처기업부의 도입기업 5,003개사 성과분석(2014~2017년 도입분)에 따르면 생산성 30% 증가, 품질 43.5% 향상, 원가 15.9% 절감, 납기준수율 15.5% 향상이 보고되었고, 10인 미만 소기업의 생산성 향상률은 39%로 평균을 웃돌았다(중소벤처기업부, 2018). 개별 사례의 진폭은 더 크다. 진단키트 제조사 솔젠트는 바코드 자재관리·물류동선 최적화·검사 자동화 등 73개 과제로 생산성 73% 증가와 원가 55% 절감을, 금속 열처리 기업 대성종합열처리는 생산량 75% 증가와 불량률 50% 감소를 기록했다(중소벤처기업부 발표 자료; 경남도 발표 자료). 주의할 것은 이 수치들이 소프트웨어 설치의 효과가 아니라는 점이다. 솔젠트의 성과는 73개의 개선 과제 — 곧 73번의 DMAIC 회전 — 의 누적이었다. 도구는 회전을 빠르게 할 뿐, 회전 자체를 대신하지 않는다.</w:t>
       </w:r>
     </w:p>
-    <w:bookmarkEnd w:id="142"/>
-    <w:bookmarkStart w:id="143" w:name="지능형-ai-적용-포인트-4"/>
+    <w:bookmarkEnd w:id="146"/>
+    <w:bookmarkStart w:id="147" w:name="지능형-ai-적용-포인트-4"/>
     <w:p>
       <w:pPr>
         <w:pStyle w:val="Heading2"/>
@@ -13456,8 +14466,8 @@
         <w:t xml:space="preserve">(이력 유사도 — 예지보전의 전 단계). 사장이 회의에서 이 질문을 시스템에 직접 던질 수 있게 되는 것 — 서두의 도금가공 기업에서 세 번의 호출과 수첩과 월말 엑셀이 하던 일 — 이 이 단계의 실질이다.</w:t>
       </w:r>
     </w:p>
-    <w:bookmarkEnd w:id="143"/>
-    <w:bookmarkStart w:id="147" w:name="컨설팅-가이드-진단-mes-단계-도입-성공-판정"/>
+    <w:bookmarkEnd w:id="147"/>
+    <w:bookmarkStart w:id="151" w:name="컨설팅-가이드-진단-mes-단계-도입-성공-판정"/>
     <w:p>
       <w:pPr>
         <w:pStyle w:val="Heading2"/>
@@ -13466,7 +14476,7 @@
         <w:t xml:space="preserve">13.7 컨설팅 가이드: 진단, MES 단계 도입, 성공 판정</w:t>
       </w:r>
     </w:p>
-    <w:bookmarkStart w:id="144" w:name="진단-질문-체크리스트-2"/>
+    <w:bookmarkStart w:id="148" w:name="진단-질문-체크리스트-2"/>
     <w:p>
       <w:pPr>
         <w:pStyle w:val="Heading3"/>
@@ -13595,8 +14605,8 @@
         <w:t xml:space="preserve">영업과 제조가 같은 숫자를 보는 회의체(S&amp;OP)가 있는가.</w:t>
       </w:r>
     </w:p>
-    <w:bookmarkEnd w:id="144"/>
-    <w:bookmarkStart w:id="145" w:name="mes-단계-도입-1부-3장-순서의-계승"/>
+    <w:bookmarkEnd w:id="148"/>
+    <w:bookmarkStart w:id="149" w:name="mes-단계-도입-1부-3장-순서의-계승"/>
     <w:p>
       <w:pPr>
         <w:pStyle w:val="Heading3"/>
@@ -13685,8 +14695,8 @@
         <w:t xml:space="preserve">QCP 확대, 예방정비 일정 가동, ECO 승인 흐름 정착, 그리고 실적 데이터가 두 분기쯤 쌓이면 표준시간·기준일정을 실측 분포로 갱신한다. 워크센터 수와 주문 수가 수동 간트 조정의 한계를 넘어서면 frePPLe 커넥터를 도입해 유한능력 계획으로 넘어간다(16장). 아침 브리핑과 병목 대시보드 — 말하는 공장 — 는 이 단계의 산출물이다.</w:t>
       </w:r>
     </w:p>
-    <w:bookmarkEnd w:id="145"/>
-    <w:bookmarkStart w:id="146" w:name="성공-판정과-흔한-실패-1"/>
+    <w:bookmarkEnd w:id="149"/>
+    <w:bookmarkStart w:id="150" w:name="성공-판정과-흔한-실패-1"/>
     <w:p>
       <w:pPr>
         <w:pStyle w:val="Heading3"/>
@@ -13741,9 +14751,9 @@
         <w:t xml:space="preserve">(1부 3장)의 위반이며, 실패한 빅뱅은 재도전의 정치적 자본까지 소진시킨다.</w:t>
       </w:r>
     </w:p>
-    <w:bookmarkEnd w:id="146"/>
-    <w:bookmarkEnd w:id="147"/>
-    <w:bookmarkStart w:id="148" w:name="정직한-평가-무한능력의-아킬레스건과-전문-mes의-경계"/>
+    <w:bookmarkEnd w:id="150"/>
+    <w:bookmarkEnd w:id="151"/>
+    <w:bookmarkStart w:id="152" w:name="정직한-평가-무한능력의-아킬레스건과-전문-mes의-경계"/>
     <w:p>
       <w:pPr>
         <w:pStyle w:val="Heading2"/>
@@ -13839,8 +14849,8 @@
         <w:t xml:space="preserve">세 가지로 요약한다. 공정 데이터의 깊이(초 단위 설비 제어·레시피 관리)가 사업의 사활인가 — 그렇다면 전문 MES다. 계획-실행-원가의 연결과 낮은 운영 부담이 우선인가 — 그렇다면 Odoo형 통합이다. 이미 국산 ERP가 회계의 중심인가 — 그렇다면 제조 영역만 Odoo로 세우고 회계 인터페이스를 최소화하는 절충도 가능하나, 단일 원장의 이점을 일부 포기하는 선택임을 인지해야 한다.</w:t>
       </w:r>
     </w:p>
-    <w:bookmarkEnd w:id="148"/>
-    <w:bookmarkStart w:id="149" w:name="핵심-요약-5"/>
+    <w:bookmarkEnd w:id="152"/>
+    <w:bookmarkStart w:id="153" w:name="핵심-요약-5"/>
     <w:p>
       <w:pPr>
         <w:pStyle w:val="Heading2"/>
@@ -13945,8 +14955,8 @@
         <w:t xml:space="preserve">정직한 평가: 최대 약점은 무한능력 계획이며 frePPLe 부스터로 보강한다(frePPLe, 2023). ETO 모델링·PLC 연동·SPC/MSA는 표준 밖이다. 전문 MES는 실행 깊이에서, 보급형은 초기 비용에서 앞서지만, 계획-실행-품질-정비-원가의 실시간 연결은 통합 플랫폼의 고유 영역이다.</w:t>
       </w:r>
     </w:p>
-    <w:bookmarkEnd w:id="149"/>
-    <w:bookmarkStart w:id="150" w:name="이-장의-참고문헌-5"/>
+    <w:bookmarkEnd w:id="153"/>
+    <w:bookmarkStart w:id="154" w:name="이-장의-참고문헌-5"/>
     <w:p>
       <w:pPr>
         <w:pStyle w:val="Heading2"/>
@@ -14194,9 +15204,9 @@
         <w:t xml:space="preserve">이 책 1부 3장(눈으로 보는 관리·POP)·4장(부품전개·일정계획·frePPLe)·5장(DMAIC 루프)·7장(공정편성·디지털 트윈), 2부 12장(재고 관리)·14장(회계)·16장(확장 부스터).</w:t>
       </w:r>
     </w:p>
-    <w:bookmarkEnd w:id="150"/>
-    <w:bookmarkEnd w:id="151"/>
-    <w:bookmarkStart w:id="168" w:name="제14장.-회계-재무의-컨설팅"/>
+    <w:bookmarkEnd w:id="154"/>
+    <w:bookmarkEnd w:id="155"/>
+    <w:bookmarkStart w:id="172" w:name="제14장.-회계-재무의-컨설팅"/>
     <w:p>
       <w:pPr>
         <w:pStyle w:val="Heading1"/>
@@ -14225,7 +15235,7 @@
         <w:t xml:space="preserve">— Wim Van den Brande, KPMG 세무·법률·회계 부문 책임자 (Odoo 공식 소개자료)</w:t>
       </w:r>
     </w:p>
-    <w:bookmarkStart w:id="152" w:name="경영의-질문-결산서가-아니라-답을-요구하라"/>
+    <w:bookmarkStart w:id="156" w:name="경영의-질문-결산서가-아니라-답을-요구하라"/>
     <w:p>
       <w:pPr>
         <w:pStyle w:val="Heading2"/>
@@ -14333,8 +15343,8 @@
         <w:t xml:space="preserve">전통적 회계 조직이 이 질문에 즉답하지 못하는 이유는 능력이 아니라 구조다. 회계는 1494년 루카 파치올리(Luca Pacioli)가 복식부기를 체계화한 이래 기업 활동을 화폐로 번역하는 보편 언어였으나(Pacioli, 1494), 그 번역 작업의 대부분이 사람의 손끝에서 이루어지는 한 회계 인력의 시간은 기록에 소진된다. 1부에서 정립한 언어로 말하면, 회계를 기록 시스템(System of Record)에서 판단 시스템(System of Intelligence)으로 이행시키는 첫 조건은 기록 노동의 자동화이고, 둘째 조건은 그 위에 얹을 데이터의 정비 — 계정과목과 분석 차원의 3정5S — 이며, 셋째 조건은 보이는→말하는→추론하는 관리 구조다. 이 장은 그 순서대로 진행한다.</w:t>
       </w:r>
     </w:p>
-    <w:bookmarkEnd w:id="152"/>
-    <w:bookmarkStart w:id="156" w:name="기능-해부-데이터-입력-없는-회계"/>
+    <w:bookmarkEnd w:id="156"/>
+    <w:bookmarkStart w:id="160" w:name="기능-해부-데이터-입력-없는-회계"/>
     <w:p>
       <w:pPr>
         <w:pStyle w:val="Heading2"/>
@@ -14352,18 +15362,18 @@
           <wp:inline>
             <wp:extent cx="4206240" cy="2147867"/>
             <wp:effectExtent b="0" l="0" r="0" t="0"/>
-            <wp:docPr descr="그림 14-1. “입력 없는 회계”의 자동화 파이프라인" title="" id="154" name="Picture"/>
+            <wp:docPr descr="그림 14-1. “입력 없는 회계”의 자동화 파이프라인" title="" id="158" name="Picture"/>
             <a:graphic>
               <a:graphicData uri="http://schemas.openxmlformats.org/drawingml/2006/picture">
                 <pic:pic>
                   <pic:nvPicPr>
-                    <pic:cNvPr descr="figures/fig_141_no_input_acct.png" id="155" name="Picture"/>
+                    <pic:cNvPr descr="figures/fig_141_no_input_acct.png" id="159" name="Picture"/>
                     <pic:cNvPicPr>
                       <a:picLocks noChangeArrowheads="1" noChangeAspect="1"/>
                     </pic:cNvPicPr>
                   </pic:nvPicPr>
                   <pic:blipFill>
-                    <a:blip r:embed="rId153"/>
+                    <a:blip r:embed="rId157"/>
                     <a:stretch>
                       <a:fillRect/>
                     </a:stretch>
@@ -14493,8 +15503,8 @@
         <w:t xml:space="preserve">구조적으로 중요한 것은 이 기능들이 별도 회계 패키지가 아니라 단일 PostgreSQL 위의 한 앱이라는 점이다(8장). 판매에서 청구서가 확정되면 분개가 자동 생성되고, 재고의 입출고는 재고 자산 계정에, 제조의 자재비·노무비는 제조 원가에 실시간 반영된다. 복식부기가 모든 거래를 차변·대변의 균형으로 강제하는 인류 최고(最古)의 데이터 무결성 규칙이라면, 단일 데이터베이스는 그 규칙이 부문 시스템 사이의 이관 없이 전사에 관철되게 하는 플랫폼적 보장이다. 12장에서 본 재고의 이중 기록이 복식부기의 은유를 물류에 이식한 것이었음을 상기하면, 회계는 ERP 전체 데이터 정합성의 리트머스 시험지라 할 수 있다.</w:t>
       </w:r>
     </w:p>
-    <w:bookmarkEnd w:id="156"/>
-    <w:bookmarkStart w:id="157" w:name="데이터-지도와-3정5s-계정과-분석-차원의-정돈이-원가-온톨로지를-만든다"/>
+    <w:bookmarkEnd w:id="160"/>
+    <w:bookmarkStart w:id="161" w:name="데이터-지도와-3정5s-계정과-분석-차원의-정돈이-원가-온톨로지를-만든다"/>
     <w:p>
       <w:pPr>
         <w:pStyle w:val="Heading2"/>
@@ -15103,8 +16113,8 @@
         <w:t xml:space="preserve">라고 계속 묻는 회사의 원장이 깨끗해진다.</w:t>
       </w:r>
     </w:p>
-    <w:bookmarkEnd w:id="157"/>
-    <w:bookmarkStart w:id="158" w:name="눈으로-보는-관리의-적용-보이는-재무에서-추론하는-재무로"/>
+    <w:bookmarkEnd w:id="161"/>
+    <w:bookmarkStart w:id="162" w:name="눈으로-보는-관리의-적용-보이는-재무에서-추론하는-재무로"/>
     <w:p>
       <w:pPr>
         <w:pStyle w:val="Heading2"/>
@@ -15220,8 +16230,8 @@
         <w:t xml:space="preserve">는 결과를 매출 수량 효과, 판매 단가 효과, 원가율 효과, 판관비 효과로 분해하고, 원가율 효과는 다시 자재비·노무비·경비로, 자재비는 다시 품목과 공급업체 단가로 내려가는 역추적이다. 1부 5장 Analyze 단계의 언어로 말하면 층별(stratification)과 그래프 경로 탐색의 재무 적용이다. 이 분해가 담당자의 엑셀 작업이 아니라 원장과 분석 차원 위의 자동 질의가 되려면 14.3절의 정돈 — 계정과 분석 태그의 온톨로지적 일관성 — 이 전제되어야 한다. 보이는 재무는 대시보드 설정으로 되지만, 추론하는 재무는 데이터 정돈 없이는 결코 되지 않는다.</w:t>
       </w:r>
     </w:p>
-    <w:bookmarkEnd w:id="158"/>
-    <w:bookmarkStart w:id="162" w:name="dmaic-루프-시나리오-현금전환주기-한-사이클"/>
+    <w:bookmarkEnd w:id="162"/>
+    <w:bookmarkStart w:id="166" w:name="dmaic-루프-시나리오-현금전환주기-한-사이클"/>
     <w:p>
       <w:pPr>
         <w:pStyle w:val="Heading2"/>
@@ -15239,18 +16249,18 @@
           <wp:inline>
             <wp:extent cx="4206240" cy="2194560"/>
             <wp:effectExtent b="0" l="0" r="0" t="0"/>
-            <wp:docPr descr="그림 14-2. 현금전환주기(CCC)의 구조 (수치는 14.5절 시나리오 예시)" title="" id="160" name="Picture"/>
+            <wp:docPr descr="그림 14-2. 현금전환주기(CCC)의 구조 (수치는 14.5절 시나리오 예시)" title="" id="164" name="Picture"/>
             <a:graphic>
               <a:graphicData uri="http://schemas.openxmlformats.org/drawingml/2006/picture">
                 <pic:pic>
                   <pic:nvPicPr>
-                    <pic:cNvPr descr="figures/fig_142_ccc.png" id="161" name="Picture"/>
+                    <pic:cNvPr descr="figures/fig_142_ccc.png" id="165" name="Picture"/>
                     <pic:cNvPicPr>
                       <a:picLocks noChangeArrowheads="1" noChangeAspect="1"/>
                     </pic:cNvPicPr>
                   </pic:nvPicPr>
                   <pic:blipFill>
-                    <a:blip r:embed="rId159"/>
+                    <a:blip r:embed="rId163"/>
                     <a:stretch>
                       <a:fillRect/>
                     </a:stretch>
@@ -15558,8 +16568,8 @@
         <w:t xml:space="preserve">는 선언은 3개월 이동 평균의 통계적 판정을 통과해야 하며, 모든 회전은 감사 로그로 남아 다음 회전 — 예컨대 DPO 개선이나 계절 자금 수요의 선제 조달 — 의 학습 재료가 된다. 재무는 되돌리기 어려운 행동이 많은 영역이므로, 루프의 자동화 폭은 다른 모듈보다 보수적으로 잡는 것이 컨설팅의 정석이다.</w:t>
       </w:r>
     </w:p>
-    <w:bookmarkEnd w:id="162"/>
-    <w:bookmarkStart w:id="163" w:name="지능형-ai-적용-포인트-원장에게-질문하는-경영"/>
+    <w:bookmarkEnd w:id="166"/>
+    <w:bookmarkStart w:id="167" w:name="지능형-ai-적용-포인트-원장에게-질문하는-경영"/>
     <w:p>
       <w:pPr>
         <w:pStyle w:val="Heading2"/>
@@ -15644,8 +16654,8 @@
         <w:t xml:space="preserve">에 분석 계정 집계와 견적 대비 차이가 돌아오는 것이다. 다만 정직하게 경계를 그어야 한다. 첫 번째 질문 수준의 다중 홉 원인 분해는 텍스트 검색형 AI만으로는 얕고, 계정·품목·공급업체·환율을 잇는 의미 구조 — 원가 온톨로지 — 가 있어야 신뢰할 수 있는 답이 된다(1부 7장). Odoo가 만드는 깨끗한 원장은 그 온톨로지의 원료이며, 서드브레인 확장(16장)은 그 원료를 추론 가능한 그래프로 바꾸는 작업이다.</w:t>
       </w:r>
     </w:p>
-    <w:bookmarkEnd w:id="163"/>
-    <w:bookmarkStart w:id="164" w:name="컨설팅-가이드-3"/>
+    <w:bookmarkEnd w:id="167"/>
+    <w:bookmarkStart w:id="168" w:name="컨설팅-가이드-3"/>
     <w:p>
       <w:pPr>
         <w:pStyle w:val="Heading2"/>
@@ -15749,8 +16759,8 @@
         <w:t xml:space="preserve">첫째, 이중 원장이다. 국산 회계 프로그램을 병행하며 Odoo와 이중 입력하는 구성은 가장 흔한 실패 패턴으로, 어느 쪽을 원천으로 삼을지 정하고 반대 방향은 자동 연동 또는 폐기해야 한다. 둘째, 분석 차원의 소급 설계다. 운영 개시 후에 분석 플랜을 만들면 과거 데이터에 태그가 없어 비교 분석이 반년간 불구가 된다 — 반드시 1~2주차에 끝낸다. 셋째, 세무 요건의 후순위화다. 전자세금계산서와 부가세 신고 경로를 계약 전에 확정하지 않으면 가동 직전에 프로젝트가 멈춘다. 넷째, AI 맹신이다. 캡처 인식률 98%는 2%의 오류를 뜻하며, 승인 게이트 없는 자동 전기는 감사 리스크다. 다섯째, 계정 체계의 과잉 설계다. 미래의 모든 분석을 대비해 계정을 수백 개로 쪼개면 입력 현장이 분류에 지쳐 우회하기 시작하고, 우회가 시작된 원장은 규칙이 없던 때보다 나빠진다 — 1부 2장의 청결 원칙(지킬 수 없는 규정은 즉시 고친다)은 계정 설계에도 적용된다. 분석의 세밀함은 계정이 아니라 분석 차원이 담당하게 하는 것이 정석이다.</w:t>
       </w:r>
     </w:p>
-    <w:bookmarkEnd w:id="164"/>
-    <w:bookmarkStart w:id="165" w:name="정직한-평가-관리회계의-강자-한국-세무의-이방인"/>
+    <w:bookmarkEnd w:id="168"/>
+    <w:bookmarkStart w:id="169" w:name="정직한-평가-관리회계의-강자-한국-세무의-이방인"/>
     <w:p>
       <w:pPr>
         <w:pStyle w:val="Heading2"/>
@@ -16226,8 +17236,8 @@
         <w:t xml:space="preserve">이고, 컨설팅의 일은 그 강함을 취하고 이방인의 자리를 파트너와 세무대리인 협업으로 메우는 설계다. 그리고 회계 자동화로 절감된 담당자의 시간이 분석 차원의 설계와 검증에 재투자될 때, 회계 부서는 기록의 관리자에서 판단 시스템의 큐레이터로 진화한다 — 그 진화를 지능의 측면에서 완성하는 것이 다음 장의 주제다.</w:t>
       </w:r>
     </w:p>
-    <w:bookmarkEnd w:id="165"/>
-    <w:bookmarkStart w:id="166" w:name="핵심-요약-6"/>
+    <w:bookmarkEnd w:id="169"/>
+    <w:bookmarkStart w:id="170" w:name="핵심-요약-6"/>
     <w:p>
       <w:pPr>
         <w:pStyle w:val="Heading2"/>
@@ -16335,8 +17345,8 @@
         <w:t xml:space="preserve">판단 기준: 수출·제조·원가 중심 기업에는 강력하고, 내수·신고 중심 기업에는 국산 솔루션이 합리적이다. 회계는 모든 활동의 화폐적 그림자이며, 깨끗한 원장은 서드브레인 원가 추론의 원료다.</w:t>
       </w:r>
     </w:p>
-    <w:bookmarkEnd w:id="166"/>
-    <w:bookmarkStart w:id="167" w:name="이-장의-참고문헌-6"/>
+    <w:bookmarkEnd w:id="170"/>
+    <w:bookmarkStart w:id="171" w:name="이-장의-참고문헌-6"/>
     <w:p>
       <w:pPr>
         <w:pStyle w:val="Heading2"/>
@@ -16445,9 +17455,9 @@
         <w:t xml:space="preserve">으로 규정한 5S 원전.</w:t>
       </w:r>
     </w:p>
-    <w:bookmarkEnd w:id="167"/>
-    <w:bookmarkEnd w:id="168"/>
-    <w:bookmarkStart w:id="185" w:name="제15장.-odoo-ai지식센터-지능의-내장과-그-너머"/>
+    <w:bookmarkEnd w:id="171"/>
+    <w:bookmarkEnd w:id="172"/>
+    <w:bookmarkStart w:id="189" w:name="제15장.-odoo-ai지식센터-지능의-내장과-그-너머"/>
     <w:p>
       <w:pPr>
         <w:pStyle w:val="Heading1"/>
@@ -16492,7 +17502,7 @@
         <w:t xml:space="preserve">(Polanyi, 1966)</w:t>
       </w:r>
     </w:p>
-    <w:bookmarkStart w:id="169" w:name="경영의-질문-우리-회사의-지식은-어디에-있는가"/>
+    <w:bookmarkStart w:id="173" w:name="경영의-질문-우리-회사의-지식은-어디에-있는가"/>
     <w:p>
       <w:pPr>
         <w:pStyle w:val="Heading2"/>
@@ -16621,8 +17631,8 @@
         <w:t xml:space="preserve">이 질문들의 학술적 뿌리는 폴라니의 명제다. 인간은 말할 수 있는 것보다 많이 알며(Polanyi, 1966), 그 말해지지 않은 층 — 암묵지 — 이야말로 조직 경쟁력의 원천이자 가장 취약한 자산이다. 노나카는 암묵지와 형식지의 상호변환(SECI)으로 조직 지식이 창출된다는 동태 이론을 제시했고(Nonaka, 1994), 이 장의 두 앱은 정확히 그 변환의 도구다. 지식센터는 형식지의 그릇이고, Odoo AI는 변환을 가속하는 엔진이다. 그리고 이 장의 후반부는 정직한 경계 긋기에 바쳐진다. 이 엔진이 1부 5장의 DMAIC 루프에서 무엇을 담당할 수 있고 무엇을 담당할 수 없는가 — 그 결핍의 목록이 16장 서드브레인 아키텍처의 요구 명세가 된다.</w:t>
       </w:r>
     </w:p>
-    <w:bookmarkEnd w:id="169"/>
-    <w:bookmarkStart w:id="170" w:name="기능-해부-화면-속에-녹아든-지능"/>
+    <w:bookmarkEnd w:id="173"/>
+    <w:bookmarkStart w:id="174" w:name="기능-해부-화면-속에-녹아든-지능"/>
     <w:p>
       <w:pPr>
         <w:pStyle w:val="Heading2"/>
@@ -16711,8 +17721,8 @@
         <w:t xml:space="preserve">한편 지식센터는 Odoo 16부터 도입된 문서 협업 앱으로, 회사의 지식문서를 계층형 아티클로 작성·보관·공유한다. 노션류의 블록 편집기와 유사한 사용성에, 결정적 차이는 ERP와 같은 데이터베이스 안에 있다는 점이다. 작업표준서를 제조 작업지시서에서 바로 열람하고, 영업 플레이북을 CRM 파이프라인에서 참조하며, 헬프데스크 상담원이 티켓 화면에서 문서를 검색해 답변에 삽입한다. 아티클은 트리 구조로 중첩되어 부서별·주제별 체계를 이루고, 전사 워크스페이스와 개인 영역의 권한 경계, 템플릿, 공동 편집과 버전 이력, 업무 레코드와 나란히 걸리는 전사 검색을 갖춘다. 문서가 업무 화면 밖 별도 위키에 있는 것과 업무 레코드 옆에 있는 것의 차이는, 지식이 실제로 사용되는 빈도를 좌우한다.</w:t>
       </w:r>
     </w:p>
-    <w:bookmarkEnd w:id="170"/>
-    <w:bookmarkStart w:id="174" w:name="지식센터-암묵지의-형식지화-거점-seci와-지식의-3정5s"/>
+    <w:bookmarkEnd w:id="174"/>
+    <w:bookmarkStart w:id="178" w:name="지식센터-암묵지의-형식지화-거점-seci와-지식의-3정5s"/>
     <w:p>
       <w:pPr>
         <w:pStyle w:val="Heading2"/>
@@ -16730,18 +17740,18 @@
           <wp:inline>
             <wp:extent cx="4206240" cy="2863822"/>
             <wp:effectExtent b="0" l="0" r="0" t="0"/>
-            <wp:docPr descr="그림 15-1. SECI 나선과 지식센터·Odoo AI" title="" id="172" name="Picture"/>
+            <wp:docPr descr="그림 15-1. SECI 나선과 지식센터·Odoo AI" title="" id="176" name="Picture"/>
             <a:graphic>
               <a:graphicData uri="http://schemas.openxmlformats.org/drawingml/2006/picture">
                 <pic:pic>
                   <pic:nvPicPr>
-                    <pic:cNvPr descr="figures/fig_151_seci.png" id="173" name="Picture"/>
+                    <pic:cNvPr descr="figures/fig_151_seci.png" id="177" name="Picture"/>
                     <pic:cNvPicPr>
                       <a:picLocks noChangeArrowheads="1" noChangeAspect="1"/>
                     </pic:cNvPicPr>
                   </pic:nvPicPr>
                   <pic:blipFill>
-                    <a:blip r:embed="rId171"/>
+                    <a:blip r:embed="rId175"/>
                     <a:stretch>
                       <a:fillRect/>
                     </a:stretch>
@@ -17136,8 +18146,8 @@
         <w:t xml:space="preserve">는 규율, 그리고 분기별 지식 진단 — 참조 수 상위·하위 아티클, 무소유자 문서, AI 오답 신고 건수를 경영자가 함께 보는 자리다.</w:t>
       </w:r>
     </w:p>
-    <w:bookmarkEnd w:id="174"/>
-    <w:bookmarkStart w:id="175" w:name="눈으로-보는-관리의-적용-지식이-보이고-말하고-추론을-넘보다"/>
+    <w:bookmarkEnd w:id="178"/>
+    <w:bookmarkStart w:id="179" w:name="눈으로-보는-관리의-적용-지식이-보이고-말하고-추론을-넘보다"/>
     <w:p>
       <w:pPr>
         <w:pStyle w:val="Heading2"/>
@@ -17333,8 +18343,8 @@
         <w:t xml:space="preserve">라고 관계를 가로질러 판단하지는 못한다. 이 경계를 방법론의 수준에서 정밀하게 측정하는 것이 다음 절이다.</w:t>
       </w:r>
     </w:p>
-    <w:bookmarkEnd w:id="175"/>
-    <w:bookmarkStart w:id="176" w:name="X75bcc3c8af05980db30a70ba2fd74e1151c6e37"/>
+    <w:bookmarkEnd w:id="179"/>
+    <w:bookmarkStart w:id="180" w:name="X75bcc3c8af05980db30a70ba2fd74e1151c6e37"/>
     <w:p>
       <w:pPr>
         <w:pStyle w:val="Heading2"/>
@@ -17634,8 +18644,8 @@
         <w:t xml:space="preserve">그러므로 서드브레인 보강의 논리는 다음과 같이 정리된다. Odoo AI와 지식센터는 루프의 손발이되 아직 두뇌가 아니다. 이 결핍은 제품의 미성숙이 아니라 아키텍처의 자연스러운 경계이며, 정확히 그 경계에서 16장의 확장 부스터가 시작된다. 온톨로지 지식그래프(Neo4j)가 Analyze의 관계 추론을, frePPLe과 디지털 트윈이 Improve의 정량 실험을, n8n이 루프 전체의 배관을, 자체 호스팅 LLM이 데이터 주권을 보강한다. 역으로 강조해야 할 것은 순서다. 지식센터에 문서를 쌓고 AI Fields로 정형 데이터를 늘리는 오늘의 실천이, 내일 온톨로지에 적재될 지식의 품질을 결정한다. 이 장의 두 앱을 착실히 운용하는 것은 서드브레인 구축의 선행 투자다.</w:t>
       </w:r>
     </w:p>
-    <w:bookmarkEnd w:id="176"/>
-    <w:bookmarkStart w:id="177" w:name="지능형-ai-적용-포인트-질문의-세-수준"/>
+    <w:bookmarkEnd w:id="180"/>
+    <w:bookmarkStart w:id="181" w:name="지능형-ai-적용-포인트-질문의-세-수준"/>
     <w:p>
       <w:pPr>
         <w:pStyle w:val="Heading2"/>
@@ -17778,8 +18788,8 @@
         <w:t xml:space="preserve">이라며 1·2수준의 실질 효용까지 버리는 것 — 이것이 현장에서 가장 흔한 낭비이며, 수준별 로드맵의 제시가 그 예방책이다. 역방향의 낭비도 있다. 2수준 답변을 검증 없이 그대로 의사결정에 쓰는 것이다. 에이전트의 집계는 접근 권한과 필터 조건에 따라 달라질 수 있으므로, 도입 초기 3개월은 답변과 화면 조회를 병행 대조하는 검증 기간을 두고, 대조 일치율이 확인된 질의 유형부터 검증을 해제하는 것이 안전한 운용이다.</w:t>
       </w:r>
     </w:p>
-    <w:bookmarkEnd w:id="177"/>
-    <w:bookmarkStart w:id="181" w:name="컨설팅-가이드-4"/>
+    <w:bookmarkEnd w:id="181"/>
+    <w:bookmarkStart w:id="185" w:name="컨설팅-가이드-4"/>
     <w:p>
       <w:pPr>
         <w:pStyle w:val="Heading2"/>
@@ -17797,18 +18807,18 @@
           <wp:inline>
             <wp:extent cx="4206240" cy="2387041"/>
             <wp:effectExtent b="0" l="0" r="0" t="0"/>
-            <wp:docPr descr="그림 15-2. 지식의 3정5S 문서 체계" title="" id="179" name="Picture"/>
+            <wp:docPr descr="그림 15-2. 지식의 3정5S 문서 체계" title="" id="183" name="Picture"/>
             <a:graphic>
               <a:graphicData uri="http://schemas.openxmlformats.org/drawingml/2006/picture">
                 <pic:pic>
                   <pic:nvPicPr>
-                    <pic:cNvPr descr="figures/fig_152_knowledge_5s.png" id="180" name="Picture"/>
+                    <pic:cNvPr descr="figures/fig_152_knowledge_5s.png" id="184" name="Picture"/>
                     <pic:cNvPicPr>
                       <a:picLocks noChangeArrowheads="1" noChangeAspect="1"/>
                     </pic:cNvPicPr>
                   </pic:nvPicPr>
                   <pic:blipFill>
-                    <a:blip r:embed="rId178"/>
+                    <a:blip r:embed="rId182"/>
                     <a:stretch>
                       <a:fillRect/>
                     </a:stretch>
@@ -18050,8 +19060,8 @@
         <w:t xml:space="preserve">규율처럼 업무 흐름 자체에 축적을 심는 것이 회피법이다. 넷째, 프라이버시 사후 대응이다. 반출 금지 데이터의 범위를 사고가 난 뒤에 정하는 회사가 의외로 많다 — 활성화 첫 주에 정의하는 것이 컨설턴트의 의무다.</w:t>
       </w:r>
     </w:p>
-    <w:bookmarkEnd w:id="181"/>
-    <w:bookmarkStart w:id="182" w:name="정직한-평가-지능의-임대와-그-대가"/>
+    <w:bookmarkEnd w:id="185"/>
+    <w:bookmarkStart w:id="186" w:name="정직한-평가-지능의-임대와-그-대가"/>
     <w:p>
       <w:pPr>
         <w:pStyle w:val="Heading2"/>
@@ -18189,8 +19199,8 @@
         <w:t xml:space="preserve">로의 도약은 다음 장에서 시작된다.</w:t>
       </w:r>
     </w:p>
-    <w:bookmarkEnd w:id="182"/>
-    <w:bookmarkStart w:id="183" w:name="핵심-요약-7"/>
+    <w:bookmarkEnd w:id="186"/>
+    <w:bookmarkStart w:id="187" w:name="핵심-요약-7"/>
     <w:p>
       <w:pPr>
         <w:pStyle w:val="Heading2"/>
@@ -18328,8 +19338,8 @@
         <w:t xml:space="preserve">정직한 한계는 범용 LLM 의존(지능의 임대)과 데이터 프라이버시, 거버넌스 공백이다. 오늘의 문서 축적과 정형화가 내일 온톨로지에 적재될 지식의 품질을 결정하며, 그 도약의 아키텍처가 16장의 주제다.</w:t>
       </w:r>
     </w:p>
-    <w:bookmarkEnd w:id="183"/>
-    <w:bookmarkStart w:id="184" w:name="이-장의-참고문헌-7"/>
+    <w:bookmarkEnd w:id="187"/>
+    <w:bookmarkStart w:id="188" w:name="이-장의-참고문헌-7"/>
     <w:p>
       <w:pPr>
         <w:pStyle w:val="Heading2"/>
@@ -18543,9 +19553,9 @@
         <w:t xml:space="preserve">이 책 1부 2장(디지털 3정5S)·3장(눈으로 보는 관리)·5장(DMAIC 데이터 루프와 LLM 무한 루프), 2부 16장(확장 부스터: 서드브레인 아키텍처 구축).</w:t>
       </w:r>
     </w:p>
-    <w:bookmarkEnd w:id="184"/>
-    <w:bookmarkEnd w:id="185"/>
-    <w:bookmarkStart w:id="209" w:name="제16장.-확장-부스터-서드브레인-아키텍처-구축"/>
+    <w:bookmarkEnd w:id="188"/>
+    <w:bookmarkEnd w:id="189"/>
+    <w:bookmarkStart w:id="213" w:name="제16장.-확장-부스터-서드브레인-아키텍처-구축"/>
     <w:p>
       <w:pPr>
         <w:pStyle w:val="Heading1"/>
@@ -18623,7 +19633,7 @@
         <w:t xml:space="preserve">15장의 결론은 명확했다. Odoo에 내장된 AI는 기록 위의 지능으로서 훌륭한 출발점이지만, 세 가지가 부족하다. 유한능력의 정밀한 계획 능력, 시스템 경계를 넘는 자동화의 배관, 그리고 기업의 의미 구조를 이해하는 온톨로지 기억이다. 이 장은 그 결핍을 메우는 확장 부스터 — frePPLe, n8n과 Dify, Neo4j GraphRAG, 그리고 Ollama/Claude의 LLM 이중화 — 를 ’기능 소개’가 아니라 ’구축 컨설팅’의 관점에서 다룬다. 어떤 성숙도에서 어떤 부스터를 어떤 순서로 도입하고, 보안과 비용은 어떻게 설계하며, 무엇이 어렵고 무엇을 각오해야 하는가. 1부 7장에서 그린 예측 플랫폼 아키텍처의 실장(實裝) 매뉴얼이 이 장의 정체다.</w:t>
       </w:r>
     </w:p>
-    <w:bookmarkStart w:id="186" w:name="왜-부스터인가-병립의-함정과-원플랫폼쓰리부스터"/>
+    <w:bookmarkStart w:id="190" w:name="왜-부스터인가-병립의-함정과-원플랫폼쓰리부스터"/>
     <w:p>
       <w:pPr>
         <w:pStyle w:val="Heading2"/>
@@ -18799,8 +19809,8 @@
         <w:t xml:space="preserve">그 상태에 도달하는가이다. 그 논의를 위해 먼저 각 부스터의 정체를 컨설턴트의 언어로 해부한다.</w:t>
       </w:r>
     </w:p>
-    <w:bookmarkEnd w:id="186"/>
-    <w:bookmarkStart w:id="191" w:name="세-부스터의-해부-계획-자동화-지식"/>
+    <w:bookmarkEnd w:id="190"/>
+    <w:bookmarkStart w:id="195" w:name="세-부스터의-해부-계획-자동화-지식"/>
     <w:p>
       <w:pPr>
         <w:pStyle w:val="Heading2"/>
@@ -18809,7 +19819,7 @@
         <w:t xml:space="preserve">16.2 세 부스터의 해부: 계획, 자동화, 지식</w:t>
       </w:r>
     </w:p>
-    <w:bookmarkStart w:id="187" w:name="계획-부스터-frepple-유한능력의-세계로"/>
+    <w:bookmarkStart w:id="191" w:name="계획-부스터-frepple-유한능력의-세계로"/>
     <w:p>
       <w:pPr>
         <w:pStyle w:val="Heading3"/>
@@ -18826,8 +19836,8 @@
         <w:t xml:space="preserve">13장에서 확인했듯 Odoo의 제조 관리는 MRP와 MPS, 간트 계획까지 지원하지만, 표준 스케줄러는 자원 능력의 제약을 정밀하게 반영하는 데 한계가 있다. 설비 8대와 작업자 12명, 자재 입고 일정이라는 유한한 제약 아래 수백 개 제조 오더의 순서를 최적화하는 문제는 전문 APS(Advanced Planning and Scheduling)의 영역이다. frePPLe는 가장 널리 쓰이는 오픈소스 APS로, 자원·인력·자재·리드타임의 제약을 모두 반영한 유한능력(finite capacity) 계획과 스케줄을 생성하고, 통계적 수요예측과 안전재고 계획, 시나리오 비교(What-if)까지 계획 업무 전반을 포괄한다(frePPLe 공식 문서). 결정적으로 Odoo 공식 커넥터가 있다. 품목·BOM·워크센터·판매 오더·재고를 frePPLe로 보내고, 계산된 제조·구매 오더 제안을 Odoo로 돌려받는다. ERP를 바꾸지 않고 계획 두뇌만 이식하는 구조이며, 오픈코어 모델이므로 소규모 제조라면 커뮤니티 에디션과 커넥터만으로 시작할 수 있다. 1부 4장의 부품전개·일정계획 방법론과 7장의 편성 시뮬레이션이 이 엔진 위에서 실행된다.</w:t>
       </w:r>
     </w:p>
-    <w:bookmarkEnd w:id="187"/>
-    <w:bookmarkStart w:id="188" w:name="ax-부스터-n8n과-dify-배관과-작업대"/>
+    <w:bookmarkEnd w:id="191"/>
+    <w:bookmarkStart w:id="192" w:name="ax-부스터-n8n과-dify-배관과-작업대"/>
     <w:p>
       <w:pPr>
         <w:pStyle w:val="Heading3"/>
@@ -18900,8 +19910,8 @@
         <w:t xml:space="preserve">의 지능 구성에 강하다. 실무 표준 패턴은 n8n이 이벤트를 감지해 Dify 앱의 API를 호출하고, Dify가 RAG와 LLM으로 판단한 결과를 n8n이 Odoo 레코드에 기록하는 접속이다.</w:t>
       </w:r>
     </w:p>
-    <w:bookmarkEnd w:id="188"/>
-    <w:bookmarkStart w:id="189" w:name="지식-부스터-neo4j-graphrag-서드브레인의-본체"/>
+    <w:bookmarkEnd w:id="192"/>
+    <w:bookmarkStart w:id="193" w:name="지식-부스터-neo4j-graphrag-서드브레인의-본체"/>
     <w:p>
       <w:pPr>
         <w:pStyle w:val="Heading3"/>
@@ -18942,8 +19952,8 @@
         <w:t xml:space="preserve">)이다. 15장에서 진단한 Odoo AI의 결정적 한계 — 온톨로지의 부재 — 를 정확히 메우는 층이며, 1부 7장의 디지털 트윈이 서는 무대이기도 하다. 이 그래프는 검색 인덱스를 넘어 개인지식과 기업지식이 만나는 심장이다. 베테랑의 노트가 LLM 구조화와 본인 승인·익명화를 거쳐 온톨로지에 기여하고(개인→기업), 회사의 사례·통계가 개인 질의의 컨텍스트로 돌아온다(기업→개인). 공통 코드체계 — 2장에서 정비한 데이터의 정위치 — 가 두 세계의 연결 고리가 된다(이형근, 2026).</w:t>
       </w:r>
     </w:p>
-    <w:bookmarkEnd w:id="189"/>
-    <w:bookmarkStart w:id="190" w:name="llm-이중화-ollama와-claude-데이터-주권과-성능의-분업"/>
+    <w:bookmarkEnd w:id="193"/>
+    <w:bookmarkStart w:id="194" w:name="llm-이중화-ollama와-claude-데이터-주권과-성능의-분업"/>
     <w:p>
       <w:pPr>
         <w:pStyle w:val="Heading3"/>
@@ -18960,9 +19970,9 @@
         <w:t xml:space="preserve">LLM 전략은 이중화다. Ollama는 Llama·Qwen 계열의 오픈소스 LLM을 자체 하드웨어(또는 전용 클라우드 GPU)에서 구동하게 하는 실행 환경으로, 프롬프트와 출력이 네트워크 밖으로 나가지 않아 데이터 주권을 확보하고 토큰당 과금을 제거한다. 반면 다단계 원인 분석, 장문 보고서, 코드 생성 같은 고난도 추론은 Claude 같은 프론티어 모델이 여전히 앞선다. 실무 설계는 과업의 민감도와 난이도의 2×2로 갈린다. 민감 데이터를 다루는 일상 과업(주문 분류, 불량 기록 구조화, 사내 문서 질의)은 자체 호스팅 소형 모델이, 민감 데이터를 익명화한 고난도 과업(경영 분석, 시나리오 해석)은 프론티어 모델이 맡는다. Dify와 n8n이 모델 추상화 계층을 제공하므로 이 라우팅은 코드 수정 없이 설정으로 운영되며, 특정 모델·특정 사업자에 대한 종속이 구조적으로 회피된다. 15장에서 지적한 Odoo AI의 범용 LLM 종속성에 대한 답이 바로 이 이중화다.</w:t>
       </w:r>
     </w:p>
-    <w:bookmarkEnd w:id="190"/>
-    <w:bookmarkEnd w:id="191"/>
-    <w:bookmarkStart w:id="195" w:name="무한-루프의-기술-스택-구현-배관-작업대-기억-두뇌-손발"/>
+    <w:bookmarkEnd w:id="194"/>
+    <w:bookmarkEnd w:id="195"/>
+    <w:bookmarkStart w:id="199" w:name="무한-루프의-기술-스택-구현-배관-작업대-기억-두뇌-손발"/>
     <w:p>
       <w:pPr>
         <w:pStyle w:val="Heading2"/>
@@ -18980,18 +19990,18 @@
           <wp:inline>
             <wp:extent cx="4206240" cy="3087559"/>
             <wp:effectExtent b="0" l="0" r="0" t="0"/>
-            <wp:docPr descr="그림 16-2. 무한 루프의 기술 스택 배치" title="" id="193" name="Picture"/>
+            <wp:docPr descr="그림 16-2. 무한 루프의 기술 스택 배치" title="" id="197" name="Picture"/>
             <a:graphic>
               <a:graphicData uri="http://schemas.openxmlformats.org/drawingml/2006/picture">
                 <pic:pic>
                   <pic:nvPicPr>
-                    <pic:cNvPr descr="figures/fig_162_loop_stack.png" id="194" name="Picture"/>
+                    <pic:cNvPr descr="figures/fig_162_loop_stack.png" id="198" name="Picture"/>
                     <pic:cNvPicPr>
                       <a:picLocks noChangeArrowheads="1" noChangeAspect="1"/>
                     </pic:cNvPicPr>
                   </pic:nvPicPr>
                   <pic:blipFill>
-                    <a:blip r:embed="rId192"/>
+                    <a:blip r:embed="rId196"/>
                     <a:stretch>
                       <a:fillRect/>
                     </a:stretch>
@@ -19521,8 +20531,8 @@
         <w:t xml:space="preserve">이 구현에서 컨설턴트가 지켜야 할 설계 원칙은 하나다. 지능은 교체 가능하게, 기억과 배관은 안정되게. LLM은 몇 달 주기로 더 나은 모델이 나오는 소모성 부품이지만, 온톨로지와 코드체계, ETL 파이프라인은 기업의 축적 자산이다. 루프의 가치가 쌓이는 곳은 두뇌가 아니라 기억이라는 것 — 이것이 모델 경쟁의 소음 속에서 아키텍처가 흔들리지 않게 하는 중심추다.</w:t>
       </w:r>
     </w:p>
-    <w:bookmarkEnd w:id="195"/>
-    <w:bookmarkStart w:id="196" w:name="성숙도-단계별-도입-순서-어느-단계에서-무엇을"/>
+    <w:bookmarkEnd w:id="199"/>
+    <w:bookmarkStart w:id="200" w:name="성숙도-단계별-도입-순서-어느-단계에서-무엇을"/>
     <w:p>
       <w:pPr>
         <w:pStyle w:val="Heading2"/>
@@ -19879,8 +20889,8 @@
         <w:t xml:space="preserve">를 묻는 경영 질문이 쌓이기 전에 그래프를 세우는 것은 장식이고, 계획 최적화가 병목이 되기 전에 APS를 세우는 것도 장식이다. 실무적으로 n8n만은 예외적으로 이른 도입을 권한다. 1단계에서 외부 채널 수집의 배관으로 시작해 두면, 이후 모든 단계의 확장이 같은 캔버스 위의 워크플로 추가로 처리되기 때문이다. 확장의 최종 단계로, 센서 기반 예지보전이 필요해지는 시점에는 UMH(United Manufacturing Hub) 같은 산업 IoT 스택을 2단계 확장으로 더한다(이형근, 2026). 처음부터 모든 것을 세우지 않고 경영의 질문이 자라는 속도에 맞춰 부스터를 더하는 것 — 이것이 목표지향 설계의 아키텍처적 표현이다.</w:t>
       </w:r>
     </w:p>
-    <w:bookmarkEnd w:id="196"/>
-    <w:bookmarkStart w:id="200" w:name="하이브리드-보안과-비용-구조-데이터-주권을-구독료로"/>
+    <w:bookmarkEnd w:id="200"/>
+    <w:bookmarkStart w:id="204" w:name="하이브리드-보안과-비용-구조-데이터-주권을-구독료로"/>
     <w:p>
       <w:pPr>
         <w:pStyle w:val="Heading2"/>
@@ -19898,18 +20908,18 @@
           <wp:inline>
             <wp:extent cx="4206240" cy="2423160"/>
             <wp:effectExtent b="0" l="0" r="0" t="0"/>
-            <wp:docPr descr="그림 16-3. 하이브리드 보안 2층 구조" title="" id="198" name="Picture"/>
+            <wp:docPr descr="그림 16-3. 하이브리드 보안 2층 구조" title="" id="202" name="Picture"/>
             <a:graphic>
               <a:graphicData uri="http://schemas.openxmlformats.org/drawingml/2006/picture">
                 <pic:pic>
                   <pic:nvPicPr>
-                    <pic:cNvPr descr="figures/fig_163_hybrid_security.png" id="199" name="Picture"/>
+                    <pic:cNvPr descr="figures/fig_163_hybrid_security.png" id="203" name="Picture"/>
                     <pic:cNvPicPr>
                       <a:picLocks noChangeArrowheads="1" noChangeAspect="1"/>
                     </pic:cNvPicPr>
                   </pic:nvPicPr>
                   <pic:blipFill>
-                    <a:blip r:embed="rId197"/>
+                    <a:blip r:embed="rId201"/>
                     <a:stretch>
                       <a:fillRect/>
                     </a:stretch>
@@ -20176,8 +21186,8 @@
         <w:t xml:space="preserve">비용 구조도 같은 철학 위에 선다. 전 구성 요소가 오픈소스·소스 공개형이므로 소프트웨어 라이선스는 0원이고, 자체 LLM·자동화·보안·백업을 포함한 규모별 월 구독제로 초기 투자가 제거된다. 초소형 사업자의 AI 도입을 막는 최대 장벽이 초기 비용이라는 조사(중소기업중앙회, 2024)를 정면으로 겨냥한 구조이며, 6장 6.11절의 3주 경량 모델 — 온보딩·지식적재·현장적용 — 이 이 비용 구조 위에서 성립한다. 다만 컨설턴트는 고객에게 정직해야 한다. 라이선스 0원은 총비용 0원이 아니다. 뒤의 16.8절에서 보듯 이 스택의 진짜 비용은 라이선스가 아니라 통합과 운영에 있으며, 구독료는 그 운영을 누군가 대신 감당하는 값이다.</w:t>
       </w:r>
     </w:p>
-    <w:bookmarkEnd w:id="200"/>
-    <w:bookmarkStart w:id="201" w:name="손끝의-서드브레인-모바일스마트글라스-시나리오"/>
+    <w:bookmarkEnd w:id="204"/>
+    <w:bookmarkStart w:id="205" w:name="손끝의-서드브레인-모바일스마트글라스-시나리오"/>
     <w:p>
       <w:pPr>
         <w:pStyle w:val="Heading2"/>
@@ -20391,8 +21401,8 @@
         <w:t xml:space="preserve">는 수집 설계 원칙의 극한 형태가 여기 있다. 음성과 시선이 입력 장치가 되는 순간, 기록 행위는 사실상 소멸하고 데이터의 정량 — 실시간 전수 수집 — 이 부산물로 달성된다.</w:t>
       </w:r>
     </w:p>
-    <w:bookmarkEnd w:id="201"/>
-    <w:bookmarkStart w:id="205" w:name="컨설팅-가이드-진단-질문-구축-순서-성공-판정"/>
+    <w:bookmarkEnd w:id="205"/>
+    <w:bookmarkStart w:id="209" w:name="컨설팅-가이드-진단-질문-구축-순서-성공-판정"/>
     <w:p>
       <w:pPr>
         <w:pStyle w:val="Heading2"/>
@@ -20401,7 +21411,7 @@
         <w:t xml:space="preserve">16.7 컨설팅 가이드: 진단 질문, 구축 순서, 성공 판정</w:t>
       </w:r>
     </w:p>
-    <w:bookmarkStart w:id="202" w:name="부스터별-진단-질문-체크리스트"/>
+    <w:bookmarkStart w:id="206" w:name="부스터별-진단-질문-체크리스트"/>
     <w:p>
       <w:pPr>
         <w:pStyle w:val="Heading3"/>
@@ -20583,8 +21593,8 @@
         <w:t xml:space="preserve">(공통) 부스터 도입의 성공을 판정할 KPI 기준선이 측정되어 있는가.</w:t>
       </w:r>
     </w:p>
-    <w:bookmarkEnd w:id="202"/>
-    <w:bookmarkStart w:id="203" w:name="구축-순서와-기간"/>
+    <w:bookmarkEnd w:id="206"/>
+    <w:bookmarkStart w:id="207" w:name="구축-순서와-기간"/>
     <w:p>
       <w:pPr>
         <w:pStyle w:val="Heading3"/>
@@ -20853,8 +21863,8 @@
         <w:t xml:space="preserve">기간은 데이터 성숙도에 따라 절반이 되거나 두 배가 된다. 특히 3~6주 차의 온톨로지 설계가 전체의 관문이다 — 여기서 부실하면 이후 모든 층이 부실해진다.</w:t>
       </w:r>
     </w:p>
-    <w:bookmarkEnd w:id="203"/>
-    <w:bookmarkStart w:id="204" w:name="성공-판정과-흔한-실패-2"/>
+    <w:bookmarkEnd w:id="207"/>
+    <w:bookmarkStart w:id="208" w:name="성공-판정과-흔한-실패-2"/>
     <w:p>
       <w:pPr>
         <w:pStyle w:val="Heading3"/>
@@ -20871,9 +21881,9 @@
         <w:t xml:space="preserve">성공 판정은 부스터별로 하나씩이다. frePPLe는 계획 수립 시간과 납기 회답 시간의 단축(예: 주 8시간→1시간, 회답 반나절→10분), n8n은 수작업 연계 시간의 소멸, Dify·Neo4j는 경영 질문 응답 커버리지와 근거 추적 가능성(6장 4단계 판정 기준의 계승), 루프 전체로는 첫 회전의 완주 — Define부터 Control까지 사람의 승인 게이트를 거쳐 Odoo 환류가 실제로 일어났는가 — 다. 흔한 실패는 세 가지다. 첫째, 기술 선행 — 질문 없이 그래프부터 세우고 적재할 의미를 찾아 헤매는 경우로, 대응은 6장 1단계로의 회귀뿐이다. 둘째, 파이프라인 방치 — ETL이 조용히 실패하는데 아무도 모르는 상태로, 파이프라인 자체를 감시 대상 KPI로 등록하는 것이 회피법이다. 셋째, 시범 루프의 과욕 — 첫 DMAIC 루프에 가장 어려운 문제를 태우는 경우로, 첫 회전은 데이터가 두텁고 이해관계가 단순한 KPI(예: 특정 품목군의 재고회전)로 시작해 성공 체험을 만드는 것이 옳다.</w:t>
       </w:r>
     </w:p>
-    <w:bookmarkEnd w:id="204"/>
-    <w:bookmarkEnd w:id="205"/>
-    <w:bookmarkStart w:id="206" w:name="정직한-평가-복잡성의-값"/>
+    <w:bookmarkEnd w:id="208"/>
+    <w:bookmarkEnd w:id="209"/>
+    <w:bookmarkStart w:id="210" w:name="정직한-평가-복잡성의-값"/>
     <w:p>
       <w:pPr>
         <w:pStyle w:val="Heading2"/>
@@ -20906,8 +21916,8 @@
         <w:t xml:space="preserve">그렇다면 누구에게 권하는가. 판단 기준은 세 가지다. ①단일 상용 스위트의 라이선스를 감당할 수 없거나 감당할 의사가 없는 규모(대체로 50인 이하)이면서, ②데이터 주권 — 민감 데이터의 외부 반출 통제 — 을 구조적으로 요구하며, ③운영을 감당할 파트너 또는 관리형 서비스를 확보할 수 있는 기업. 셋 중 하나라도 결여되면 대안을 보라. ①이 결여된 중견 이상이라면 상용 APS·BI의 병립도 관리 역량에 따라 유효하고, ③이 결여된 초소형이라면 자체 구축이 아니라 관리형 클라우드 구독(6장의 3주 경량 모델)이 답이다. 아키텍처는 이념이 아니라 적합성의 문제다 — 이 문장으로 부스터 논의를 닫고, 다음 장에서 2부 전체를 하나의 컨설팅 로드맵으로 결산한다.</w:t>
       </w:r>
     </w:p>
-    <w:bookmarkEnd w:id="206"/>
-    <w:bookmarkStart w:id="207" w:name="핵심-요약-8"/>
+    <w:bookmarkEnd w:id="210"/>
+    <w:bookmarkStart w:id="211" w:name="핵심-요약-8"/>
     <w:p>
       <w:pPr>
         <w:pStyle w:val="Heading2"/>
@@ -21015,8 +22025,8 @@
         <w:t xml:space="preserve">정직한 평가: 여섯 개 구성 요소의 통합·운영 복잡도, 숨은 비용, 책임 소재의 분산이 이 아키텍처의 값이다. 규모·데이터 주권 요구·운영 파트너의 세 조건을 충족하는 기업에게만 권하며, 조건이 결여되면 상용 병립 또는 관리형 구독이 대안이다.</w:t>
       </w:r>
     </w:p>
-    <w:bookmarkEnd w:id="207"/>
-    <w:bookmarkStart w:id="208" w:name="이-장의-참고문헌-8"/>
+    <w:bookmarkEnd w:id="211"/>
+    <w:bookmarkStart w:id="212" w:name="이-장의-참고문헌-8"/>
     <w:p>
       <w:pPr>
         <w:pStyle w:val="Heading2"/>
@@ -21133,9 +22143,9 @@
         <w:t xml:space="preserve">United Manufacturing Hub. 공식 문서. https://www.umh.app</w:t>
       </w:r>
     </w:p>
-    <w:bookmarkEnd w:id="208"/>
-    <w:bookmarkEnd w:id="209"/>
-    <w:bookmarkStart w:id="227" w:name="제17장.-2부-결산-모듈-도입-우선순위와-전사-컨설팅-로드맵"/>
+    <w:bookmarkEnd w:id="212"/>
+    <w:bookmarkEnd w:id="213"/>
+    <w:bookmarkStart w:id="231" w:name="제17장.-2부-결산-모듈-도입-우선순위와-전사-컨설팅-로드맵"/>
     <w:p>
       <w:pPr>
         <w:pStyle w:val="Heading1"/>
@@ -21190,7 +22200,7 @@
         <w:t xml:space="preserve">아홉 개 장에 걸쳐 모듈을 해부한 지금, 독자의 물음도 같을 것이다. 웹사이트와 이커머스(9장), CRM과 판매(10장), 매입(11장), 재고 관리(12장), 제조 관리(13장), 회계(14장), Odoo AI와 지식센터(15장), 그리고 확장 부스터(16장)까지 — 각 장은 그 자체로 완결된 컨설팅 단위였지만, 실제 기업은 모듈을 한꺼번에 도입하지 않으며 도입해서도 안 된다. 이 장은 2부 전체를 하나의 실행 체계로 접는다. 전 모듈을 한 장의 매트릭스로 종합하고, 모듈 사이를 흐르는 단일 원장의 데이터 흐름을 확인하고, 업종·규모별 도입 시나리오 세 가지를 제시한 뒤, 1부 6장의 AX 5단계 로드맵과 결합해 전사 컨설팅 마스터플랜의 템플릿으로 완성한다. 2부를 컨설팅 실행서로 선언했던 8장의 약속을 갚는 장이다.</w:t>
       </w:r>
     </w:p>
-    <w:bookmarkStart w:id="210" w:name="부가-걸어온-길-여덟-개의-렌즈-하나의-방법"/>
+    <w:bookmarkStart w:id="214" w:name="부가-걸어온-길-여덟-개의-렌즈-하나의-방법"/>
     <w:p>
       <w:pPr>
         <w:pStyle w:val="Heading2"/>
@@ -21207,8 +22217,8 @@
         <w:t xml:space="preserve">돌아보면 2부의 아홉 개 장은 모두 같은 구조 — 8장에서 선언한 컨설팅 8절 형식 — 로 쓰였다. 경영의 질문에서 출발해, 기능을 해부하고, 데이터 지도와 3정5S 체크포인트를 세우고, 보이는→말하는→추론하는 3단계를 모듈 위에 구현하고, 대표 KPI 하나로 DMAIC 루프를 돌리고, AI 적용 포인트를 확인하고, 컨설팅 가이드와 정직한 평가로 닫았다. 이 반복은 단조로움이 아니라 방법의 증명이었다. 1부에서 정립한 방법론 — 데이터의 3정5S(2장), 눈으로 보는 관리의 3단계(3장), DMAIC 데이터 루프(5장), AX 5단계 로드맵(6장), 온톨로지 예측 플랫폼(7장) — 이 어느 모듈에 대해서도 같은 힘으로 작동한다는 것, 즉 모듈은 다양해도 컨설팅의 문법은 하나라는 것이다. 이 문법의 일관성이야말로 단일 플랫폼 위에서 전사를 다루는 컨설턴트의 무기다. 이제 그 아홉 개 장을 한 장의 표로 포갠다.</w:t>
       </w:r>
     </w:p>
-    <w:bookmarkEnd w:id="210"/>
-    <w:bookmarkStart w:id="211" w:name="모듈데이터ai-적용-매트릭스"/>
+    <w:bookmarkEnd w:id="214"/>
+    <w:bookmarkStart w:id="215" w:name="모듈데이터ai-적용-매트릭스"/>
     <w:p>
       <w:pPr>
         <w:pStyle w:val="Heading2"/>
@@ -21982,8 +22992,8 @@
         <w:t xml:space="preserve">또 하나 읽어야 할 것은 KPI 열의 세로 방향, 즉 지표들 사이의 사슬이다. 전환율(9장)이 오르면 수주가 늘고, 수주가 늘면 재고와 제조의 부하가 변하며, 납기준수율(11·13장)이 흔들리면 매출의 시점이 밀리고, 그 모든 것이 현금전환주기(14장)라는 재무의 최종 지표로 수렴한다. 모듈별 KPI는 독립 변수가 아니라 하나의 인과 사슬 위의 마디이며, 이 사슬을 명시적으로 그려 두는 것이 6장에서 말한 KGI-질문-KPI 트리의 전사 버전이다. 실무적 함의는 분명하다. 어느 모듈의 DMAIC 루프가 개선을 만들면 그 효과는 사슬을 타고 다른 모듈의 KPI에 나타나므로, 개선의 판정은 모듈 안에서 하되 개선의 보고는 사슬 전체 — 궁극적으로 KGI — 위에서 해야 한다. 부분 최적의 함정(7장)을 지표 체계의 수준에서 막는 장치가 이 사슬이다.</w:t>
       </w:r>
     </w:p>
-    <w:bookmarkEnd w:id="211"/>
-    <w:bookmarkStart w:id="215" w:name="단일-원장의-데이터-흐름-주문에서-결산까지"/>
+    <w:bookmarkEnd w:id="215"/>
+    <w:bookmarkStart w:id="219" w:name="단일-원장의-데이터-흐름-주문에서-결산까지"/>
     <w:p>
       <w:pPr>
         <w:pStyle w:val="Heading2"/>
@@ -22001,18 +23011,18 @@
           <wp:inline>
             <wp:extent cx="4206240" cy="2944367"/>
             <wp:effectExtent b="0" l="0" r="0" t="0"/>
-            <wp:docPr descr="그림 17-1. 단일 원장의 데이터 순환" title="" id="213" name="Picture"/>
+            <wp:docPr descr="그림 17-1. 단일 원장의 데이터 순환" title="" id="217" name="Picture"/>
             <a:graphic>
               <a:graphicData uri="http://schemas.openxmlformats.org/drawingml/2006/picture">
                 <pic:pic>
                   <pic:nvPicPr>
-                    <pic:cNvPr descr="figures/fig_171_single_ledger.png" id="214" name="Picture"/>
+                    <pic:cNvPr descr="figures/fig_171_single_ledger.png" id="218" name="Picture"/>
                     <pic:cNvPicPr>
                       <a:picLocks noChangeArrowheads="1" noChangeAspect="1"/>
                     </pic:cNvPicPr>
                   </pic:nvPicPr>
                   <pic:blipFill>
-                    <a:blip r:embed="rId212"/>
+                    <a:blip r:embed="rId216"/>
                     <a:stretch>
                       <a:fillRect/>
                     </a:stretch>
@@ -22205,8 +23215,8 @@
         <w:t xml:space="preserve">라는 경영자의 질문이 들어왔다고 하자. 회계의 이익 분해가 특정 제품군의 원가 상승을 지목하고(14장), 원가의 분해가 해당 제품군의 재작업 증가를 지목하며(13장), 재작업의 로트 역추적이 특정 자재 로트를 지목하고(12장), 자재 로트의 이력이 특정 공급업체의 대체 납품을 지목한다(11장). 네 개 모듈을 관통하는 이 역추적이 병립 아키텍처에서는 부서 네 곳에 걸친 몇 주짜리 조사이지만, 단일 원장과 온톨로지 그래프 위에서는 한 번의 경로 질의와 한 장의 서사 보고서다. 2부에서 모듈마다 데이터의 3정5S를 고집한 이유가 이 장면에 있다 — 사슬은 가장 약한 고리만큼만 강하다.</w:t>
       </w:r>
     </w:p>
-    <w:bookmarkEnd w:id="215"/>
-    <w:bookmarkStart w:id="219" w:name="업종규모별-도입-시나리오-3종"/>
+    <w:bookmarkEnd w:id="219"/>
+    <w:bookmarkStart w:id="223" w:name="업종규모별-도입-시나리오-3종"/>
     <w:p>
       <w:pPr>
         <w:pStyle w:val="Heading2"/>
@@ -22223,7 +23233,7 @@
         <w:t xml:space="preserve">모듈 도입의 순서에 보편 정답은 없지만, 업종과 규모가 정하는 전형은 있다. 순서를 결정하는 원리는 두 가지다. 하나는 가치의 원리 — 그 업종에서 경영 사각지대가 가장 크고 개선 여지 금액이 가장 큰 지점의 모듈부터 — 이고, 다른 하나는 기반의 원리 — 뒤에 올 모듈이 의존하는 데이터를 앞의 모듈이 만들어 놓도록 — 다. 두 원리가 충돌하면 기반이 이긴다. 가치가 큰 모듈이라도 그것이 의존하는 데이터가 없으면 도입은 실패하기 때문이다. 이 원리 위에서, 컨설팅 현장에서 가장 자주 만나는 세 유형의 표준 시나리오를 제시한다. 각 시나리오의 기간은 6장 로드맵과 같은 50인 이하 기준의 경험적 추정이며, 성숙도 목표는 7장의 5단계를 따른다.</w:t>
       </w:r>
     </w:p>
-    <w:bookmarkStart w:id="216" w:name="시나리오-a-1인-이커머스-3주-경량-모델로-시작한다"/>
+    <w:bookmarkStart w:id="220" w:name="시나리오-a-1인-이커머스-3주-경량-모델로-시작한다"/>
     <w:p>
       <w:pPr>
         <w:pStyle w:val="Heading3"/>
@@ -22515,8 +23525,8 @@
         <w:t xml:space="preserve">주의점은 하나다. 성장이 이 시나리오의 변수다. 월 주문이 수백 건을 넘고 사입·위탁이 섞이기 시작하면 재고 관리의 로케이션 체계(12장)를 정식으로 세워야 하며, 그 시점이 경량 모델에서 정식 방법론으로 이행하는 관문이다. 같은 플랫폼 위에 있으므로 이행에 재구축은 없다.</w:t>
       </w:r>
     </w:p>
-    <w:bookmarkEnd w:id="216"/>
-    <w:bookmarkStart w:id="217" w:name="시나리오-b-550인-제조-재고에서-시작해-제조로-오른다"/>
+    <w:bookmarkEnd w:id="220"/>
+    <w:bookmarkStart w:id="221" w:name="시나리오-b-550인-제조-재고에서-시작해-제조로-오른다"/>
     <w:p>
       <w:pPr>
         <w:pStyle w:val="Heading3"/>
@@ -22858,8 +23868,8 @@
         <w:t xml:space="preserve">전체 약 9~13개월로, 6장 표준 시나리오의 기간과 포개진다. 성공의 관문은 2순서의 POP 정착이다. 현장 실적이 24시간 이내에 정확히 잡히지 않으면 4·5순서는 연기되어야 한다 — 사다리를 건너뛰지 않는다는 원칙은 모듈 순서에도 그대로 적용된다.</w:t>
       </w:r>
     </w:p>
-    <w:bookmarkEnd w:id="217"/>
-    <w:bookmarkStart w:id="218" w:name="시나리오-c-유통서비스1050인-고객-접점에서-시작해-회계로-닫는다"/>
+    <w:bookmarkEnd w:id="221"/>
+    <w:bookmarkStart w:id="222" w:name="시나리오-c-유통서비스1050인-고객-접점에서-시작해-회계로-닫는다"/>
     <w:p>
       <w:pPr>
         <w:pStyle w:val="Heading3"/>
@@ -23286,9 +24296,9 @@
         <w:t xml:space="preserve">열이 비어 있는 도입 계획은 계획이 아니라 설치 일정표에 불과하다. 개통은 시작이고, 그 모듈의 KPI가 말하고 추론하기 시작할 때 비로소 도입이 완료된다.</w:t>
       </w:r>
     </w:p>
-    <w:bookmarkEnd w:id="218"/>
-    <w:bookmarkEnd w:id="219"/>
-    <w:bookmarkStart w:id="223" w:name="전사-컨설팅-마스터플랜-5단계-로드맵과-모듈-순서의-결합"/>
+    <w:bookmarkEnd w:id="222"/>
+    <w:bookmarkEnd w:id="223"/>
+    <w:bookmarkStart w:id="227" w:name="전사-컨설팅-마스터플랜-5단계-로드맵과-모듈-순서의-결합"/>
     <w:p>
       <w:pPr>
         <w:pStyle w:val="Heading2"/>
@@ -23306,18 +24316,18 @@
           <wp:inline>
             <wp:extent cx="4206240" cy="2565806"/>
             <wp:effectExtent b="0" l="0" r="0" t="0"/>
-            <wp:docPr descr="그림 17-2. 전사 컨설팅 마스터플랜 — AX 5단계 로드맵 × 모듈 도입 순서" title="" id="221" name="Picture"/>
+            <wp:docPr descr="그림 17-2. 전사 컨설팅 마스터플랜 — AX 5단계 로드맵 × 모듈 도입 순서" title="" id="225" name="Picture"/>
             <a:graphic>
               <a:graphicData uri="http://schemas.openxmlformats.org/drawingml/2006/picture">
                 <pic:pic>
                   <pic:nvPicPr>
-                    <pic:cNvPr descr="figures/fig_172_masterplan.png" id="222" name="Picture"/>
+                    <pic:cNvPr descr="figures/fig_172_masterplan.png" id="226" name="Picture"/>
                     <pic:cNvPicPr>
                       <a:picLocks noChangeArrowheads="1" noChangeAspect="1"/>
                     </pic:cNvPicPr>
                   </pic:nvPicPr>
                   <pic:blipFill>
-                    <a:blip r:embed="rId220"/>
+                    <a:blip r:embed="rId224"/>
                     <a:stretch>
                       <a:fillRect/>
                     </a:stretch>
@@ -23701,8 +24711,8 @@
         <w:t xml:space="preserve">동시에 이 템플릿은 기업 실무자의 검증 도구이기도 하다. 외부 제안서를 받았을 때 물어야 할 질문이 표에서 나온다. 진단 없이 모듈 목록부터 제시하는 제안, 성숙도 1단계 관문 없이 AI를 약속하는 제안, 성공 판정 기준이 KGI 기준선과 연결되지 않은 제안 — 모두 이 템플릿에 비추면 결격이 드러난다. 컨설턴트를 검증하는 가장 좋은 도구는 컨설턴트의 방법론 그 자체다.</w:t>
       </w:r>
     </w:p>
-    <w:bookmarkEnd w:id="223"/>
-    <w:bookmarkStart w:id="224" w:name="부의-핵심-메시지-그리고-3부로"/>
+    <w:bookmarkEnd w:id="227"/>
+    <w:bookmarkStart w:id="228" w:name="부의-핵심-메시지-그리고-3부로"/>
     <w:p>
       <w:pPr>
         <w:pStyle w:val="Heading2"/>
@@ -23753,8 +24763,8 @@
         <w:t xml:space="preserve">남은 것은 증명이다. 방법론과 실행 체계가 실제 기업에서 어떤 성과를 만드는가. 3부에서는 부문별 온톨로지의 작동 메커니즘 — 영업·구매·생산·품질·회계의 데이터가 지식그래프에서 실제로 어떻게 연결되고 어떤 질문에 답하는가 — 을 파고들고, 국내외 도입 사례의 성과 수치와 함께 서드브레인 경영의 실증을 다룬다. 도구의 해부는 끝났다. 이제 도구가 일하는 모습을 볼 차례다.</w:t>
       </w:r>
     </w:p>
-    <w:bookmarkEnd w:id="224"/>
-    <w:bookmarkStart w:id="225" w:name="핵심-요약-9"/>
+    <w:bookmarkEnd w:id="228"/>
+    <w:bookmarkStart w:id="229" w:name="핵심-요약-9"/>
     <w:p>
       <w:pPr>
         <w:pStyle w:val="Heading2"/>
@@ -23847,8 +24857,8 @@
         <w:t xml:space="preserve">2부의 결론: 모듈 컨설팅의 본질은 데이터 정비이고, 모든 모듈은 같은 성숙도 사다리를 오르며, 결핍은 질문이 요구할 때만 부스터로 메운다. 3부는 부문별 온톨로지의 작동 메커니즘과 성과 사례로 이 방법론을 실증한다.</w:t>
       </w:r>
     </w:p>
-    <w:bookmarkEnd w:id="225"/>
-    <w:bookmarkStart w:id="226" w:name="이-장의-참고문헌-9"/>
+    <w:bookmarkEnd w:id="229"/>
+    <w:bookmarkStart w:id="230" w:name="이-장의-참고문헌-9"/>
     <w:p>
       <w:pPr>
         <w:pStyle w:val="Heading2"/>
@@ -23943,8 +24953,8 @@
         <w:t xml:space="preserve">일본 생산관리 고전. 『다품종소량·수주생산의 생산관리』 (본서 연구자료).</w:t>
       </w:r>
     </w:p>
-    <w:bookmarkEnd w:id="226"/>
-    <w:bookmarkEnd w:id="227"/>
+    <w:bookmarkEnd w:id="230"/>
+    <w:bookmarkEnd w:id="231"/>
     <w:sectPr/>
   </w:body>
 </w:document>

--- a/book/v2/AI_ERP_혁명_Odoo와_지능형ERP_2부.docx
+++ b/book/v2/AI_ERP_혁명_Odoo와_지능형ERP_2부.docx
@@ -10536,7 +10536,7 @@
     </w:p>
     <w:bookmarkEnd w:id="104"/>
     <w:bookmarkEnd w:id="105"/>
-    <w:bookmarkStart w:id="130" w:name="제12장.-재고-관리-물류의-컨설팅"/>
+    <w:bookmarkStart w:id="133" w:name="제12장.-재고-관리-물류의-컨설팅"/>
     <w:p>
       <w:pPr>
         <w:pStyle w:val="Heading1"/>
@@ -12479,7 +12479,811 @@
       </w:r>
     </w:p>
     <w:bookmarkEnd w:id="127"/>
-    <w:bookmarkStart w:id="128" w:name="핵심-요약-4"/>
+    <w:bookmarkStart w:id="131" w:name="심화-재고-최적화-및-생산계획-자동화-표지-두-번째-키워드의-실행"/>
+    <w:p>
+      <w:pPr>
+        <w:pStyle w:val="Heading2"/>
+      </w:pPr>
+      <w:r>
+        <w:t xml:space="preserve">12.9 심화: 재고 최적화 및 생산계획 자동화 — 표지 두 번째 키워드의 실행</w:t>
+      </w:r>
+    </w:p>
+    <w:p>
+      <w:pPr>
+        <w:pStyle w:val="FirstParagraph"/>
+      </w:pPr>
+      <w:r>
+        <w:t xml:space="preserve">표지의 두 번째 키워드</w:t>
+      </w:r>
+      <w:r>
+        <w:t xml:space="preserve"> </w:t>
+      </w:r>
+      <w:r>
+        <w:t xml:space="preserve">“</w:t>
+      </w:r>
+      <w:r>
+        <w:t xml:space="preserve">재고 최적화 및 생산계획 자동화</w:t>
+      </w:r>
+      <w:r>
+        <w:t xml:space="preserve">”</w:t>
+      </w:r>
+      <w:r>
+        <w:t xml:space="preserve">의 무대가 이 장과 다음 장이다. 10.9절의 수요예측 에이전트가 만든 신호는 여기서 두 갈래로 실행된다 — 재고의 보충 정책(이 장)과 제조의 생산계획(13장). 왜 이 둘이 하나의 키워드로 묶이는가. 재고와 생산계획은 같은 질문의 앞뒷면이기 때문이다.</w:t>
+      </w:r>
+      <w:r>
+        <w:t xml:space="preserve"> </w:t>
+      </w:r>
+      <w:r>
+        <w:t xml:space="preserve">“</w:t>
+      </w:r>
+      <w:r>
+        <w:t xml:space="preserve">무엇을 얼마나 미리 준비할 것인가</w:t>
+      </w:r>
+      <w:r>
+        <w:t xml:space="preserve">”</w:t>
+      </w:r>
+      <w:r>
+        <w:t xml:space="preserve">라는 질문에 구매품은 재주문 규칙으로, 제조품은 MPS와 제조오더로 답할 뿐, 둘 다 수요 신호를 공급 행동으로 번역하는 일이다.</w:t>
+      </w:r>
+    </w:p>
+    <w:bookmarkStart w:id="128" w:name="odoo의-재고-최적화생산계획-업무-프로세스"/>
+    <w:p>
+      <w:pPr>
+        <w:pStyle w:val="Heading3"/>
+      </w:pPr>
+      <w:r>
+        <w:t xml:space="preserve">Odoo의 재고 최적화·생산계획 업무 프로세스</w:t>
+      </w:r>
+    </w:p>
+    <w:tbl>
+      <w:tblPr>
+        <w:tblStyle w:val="Table"/>
+        <w:tblW w:type="pct" w:w="5000"/>
+        <w:tblLook w:firstRow="1" w:lastRow="0" w:firstColumn="0" w:lastColumn="0" w:noHBand="0" w:noVBand="0" w:val="0020"/>
+        <w:jc w:val="start"/>
+      </w:tblPr>
+      <w:tblGrid>
+        <w:gridCol w:w="1357"/>
+        <w:gridCol w:w="1357"/>
+        <w:gridCol w:w="2489"/>
+        <w:gridCol w:w="2715"/>
+      </w:tblGrid>
+      <w:tr>
+        <w:trPr>
+          <w:tblHeader w:val="true"/>
+        </w:trPr>
+        <w:tc>
+          <w:tcPr/>
+          <w:p>
+            <w:pPr>
+              <w:pStyle w:val="Compact"/>
+              <w:jc w:val="left"/>
+            </w:pPr>
+            <w:r>
+              <w:t xml:space="preserve">단계</w:t>
+            </w:r>
+          </w:p>
+        </w:tc>
+        <w:tc>
+          <w:tcPr/>
+          <w:p>
+            <w:pPr>
+              <w:pStyle w:val="Compact"/>
+              <w:jc w:val="left"/>
+            </w:pPr>
+            <w:r>
+              <w:t xml:space="preserve">업무</w:t>
+            </w:r>
+          </w:p>
+        </w:tc>
+        <w:tc>
+          <w:tcPr/>
+          <w:p>
+            <w:pPr>
+              <w:pStyle w:val="Compact"/>
+              <w:jc w:val="left"/>
+            </w:pPr>
+            <w:r>
+              <w:t xml:space="preserve">Odoo 기능</w:t>
+            </w:r>
+          </w:p>
+        </w:tc>
+        <w:tc>
+          <w:tcPr/>
+          <w:p>
+            <w:pPr>
+              <w:pStyle w:val="Compact"/>
+              <w:jc w:val="left"/>
+            </w:pPr>
+            <w:r>
+              <w:t xml:space="preserve">발생 데이터</w:t>
+            </w:r>
+          </w:p>
+        </w:tc>
+      </w:tr>
+      <w:tr>
+        <w:tc>
+          <w:tcPr/>
+          <w:p>
+            <w:pPr>
+              <w:pStyle w:val="Compact"/>
+              <w:jc w:val="left"/>
+            </w:pPr>
+            <w:r>
+              <w:t xml:space="preserve">1</w:t>
+            </w:r>
+          </w:p>
+        </w:tc>
+        <w:tc>
+          <w:tcPr/>
+          <w:p>
+            <w:pPr>
+              <w:pStyle w:val="Compact"/>
+              <w:jc w:val="left"/>
+            </w:pPr>
+            <w:r>
+              <w:t xml:space="preserve">수요 신호 수집</w:t>
+            </w:r>
+          </w:p>
+        </w:tc>
+        <w:tc>
+          <w:tcPr/>
+          <w:p>
+            <w:pPr>
+              <w:pStyle w:val="Compact"/>
+              <w:jc w:val="left"/>
+            </w:pPr>
+            <w:r>
+              <w:t xml:space="preserve">판매 주문·CRM 가중 예측(10.9)·판매 분석</w:t>
+            </w:r>
+          </w:p>
+        </w:tc>
+        <w:tc>
+          <w:tcPr/>
+          <w:p>
+            <w:pPr>
+              <w:pStyle w:val="Compact"/>
+              <w:jc w:val="left"/>
+            </w:pPr>
+            <w:r>
+              <w:t xml:space="preserve">제품군별 예상 수요</w:t>
+            </w:r>
+          </w:p>
+        </w:tc>
+      </w:tr>
+      <w:tr>
+        <w:tc>
+          <w:tcPr/>
+          <w:p>
+            <w:pPr>
+              <w:pStyle w:val="Compact"/>
+              <w:jc w:val="left"/>
+            </w:pPr>
+            <w:r>
+              <w:t xml:space="preserve">2</w:t>
+            </w:r>
+          </w:p>
+        </w:tc>
+        <w:tc>
+          <w:tcPr/>
+          <w:p>
+            <w:pPr>
+              <w:pStyle w:val="Compact"/>
+              <w:jc w:val="left"/>
+            </w:pPr>
+            <w:r>
+              <w:t xml:space="preserve">보충 정책 정의</w:t>
+            </w:r>
+          </w:p>
+        </w:tc>
+        <w:tc>
+          <w:tcPr/>
+          <w:p>
+            <w:pPr>
+              <w:pStyle w:val="Compact"/>
+              <w:jc w:val="left"/>
+            </w:pPr>
+            <w:r>
+              <w:t xml:space="preserve">재주문 규칙(min/max)·MTO/MTS 라우트</w:t>
+            </w:r>
+          </w:p>
+        </w:tc>
+        <w:tc>
+          <w:tcPr/>
+          <w:p>
+            <w:pPr>
+              <w:pStyle w:val="Compact"/>
+              <w:jc w:val="left"/>
+            </w:pPr>
+            <w:r>
+              <w:t xml:space="preserve">품목별 안전재고·ROP·발주 배수</w:t>
+            </w:r>
+          </w:p>
+        </w:tc>
+      </w:tr>
+      <w:tr>
+        <w:tc>
+          <w:tcPr/>
+          <w:p>
+            <w:pPr>
+              <w:pStyle w:val="Compact"/>
+              <w:jc w:val="left"/>
+            </w:pPr>
+            <w:r>
+              <w:t xml:space="preserve">3</w:t>
+            </w:r>
+          </w:p>
+        </w:tc>
+        <w:tc>
+          <w:tcPr/>
+          <w:p>
+            <w:pPr>
+              <w:pStyle w:val="Compact"/>
+              <w:jc w:val="left"/>
+            </w:pPr>
+            <w:r>
+              <w:t xml:space="preserve">기준생산계획 수립</w:t>
+            </w:r>
+          </w:p>
+        </w:tc>
+        <w:tc>
+          <w:tcPr/>
+          <w:p>
+            <w:pPr>
+              <w:pStyle w:val="Compact"/>
+              <w:jc w:val="left"/>
+            </w:pPr>
+            <w:r>
+              <w:t xml:space="preserve">MPS — 예측 수요와 확정 수주의 결합</w:t>
+            </w:r>
+          </w:p>
+        </w:tc>
+        <w:tc>
+          <w:tcPr/>
+          <w:p>
+            <w:pPr>
+              <w:pStyle w:val="Compact"/>
+              <w:jc w:val="left"/>
+            </w:pPr>
+            <w:r>
+              <w:t xml:space="preserve">기간별 생산·구매 계획량</w:t>
+            </w:r>
+          </w:p>
+        </w:tc>
+      </w:tr>
+      <w:tr>
+        <w:tc>
+          <w:tcPr/>
+          <w:p>
+            <w:pPr>
+              <w:pStyle w:val="Compact"/>
+              <w:jc w:val="left"/>
+            </w:pPr>
+            <w:r>
+              <w:t xml:space="preserve">4</w:t>
+            </w:r>
+          </w:p>
+        </w:tc>
+        <w:tc>
+          <w:tcPr/>
+          <w:p>
+            <w:pPr>
+              <w:pStyle w:val="Compact"/>
+              <w:jc w:val="left"/>
+            </w:pPr>
+            <w:r>
+              <w:t xml:space="preserve">소요 전개·오더 생성</w:t>
+            </w:r>
+          </w:p>
+        </w:tc>
+        <w:tc>
+          <w:tcPr/>
+          <w:p>
+            <w:pPr>
+              <w:pStyle w:val="Compact"/>
+              <w:jc w:val="left"/>
+            </w:pPr>
+            <w:r>
+              <w:t xml:space="preserve">MRP — BOM 전개, 발주서·제조오더 자동 초안</w:t>
+            </w:r>
+          </w:p>
+        </w:tc>
+        <w:tc>
+          <w:tcPr/>
+          <w:p>
+            <w:pPr>
+              <w:pStyle w:val="Compact"/>
+              <w:jc w:val="left"/>
+            </w:pPr>
+            <w:r>
+              <w:t xml:space="preserve">자재별 소요량·납기</w:t>
+            </w:r>
+          </w:p>
+        </w:tc>
+      </w:tr>
+      <w:tr>
+        <w:tc>
+          <w:tcPr/>
+          <w:p>
+            <w:pPr>
+              <w:pStyle w:val="Compact"/>
+              <w:jc w:val="left"/>
+            </w:pPr>
+            <w:r>
+              <w:t xml:space="preserve">5</w:t>
+            </w:r>
+          </w:p>
+        </w:tc>
+        <w:tc>
+          <w:tcPr/>
+          <w:p>
+            <w:pPr>
+              <w:pStyle w:val="Compact"/>
+              <w:jc w:val="left"/>
+            </w:pPr>
+            <w:r>
+              <w:t xml:space="preserve">실행·검증</w:t>
+            </w:r>
+          </w:p>
+        </w:tc>
+        <w:tc>
+          <w:tcPr/>
+          <w:p>
+            <w:pPr>
+              <w:pStyle w:val="Compact"/>
+              <w:jc w:val="left"/>
+            </w:pPr>
+            <w:r>
+              <w:t xml:space="preserve">입고·생산 실적, 리드타임·회전율 점검</w:t>
+            </w:r>
+          </w:p>
+        </w:tc>
+        <w:tc>
+          <w:tcPr/>
+          <w:p>
+            <w:pPr>
+              <w:pStyle w:val="Compact"/>
+              <w:jc w:val="left"/>
+            </w:pPr>
+            <w:r>
+              <w:t xml:space="preserve">계획 대비 실적 오차</w:t>
+            </w:r>
+          </w:p>
+        </w:tc>
+      </w:tr>
+    </w:tbl>
+    <w:p>
+      <w:pPr>
+        <w:pStyle w:val="BodyText"/>
+      </w:pPr>
+      <w:r>
+        <w:t xml:space="preserve">핵심은 2단계와 3단계의 관계다. 재주문 규칙은 과거 소비의 관성으로 움직이는 자동 보충이고, MPS는 미래 예측을 반영하는 계획 보충이다. 안정 소비 품목(XZ축의 X)은 규칙에 맡기고, 변동 품목과 신제품은 MPS로 계획하는 이원 운영이 정석이며, 유한능력의 정밀 일정은 frePPLe가 보강한다(13장·1부 4장). 이 프로세스가 자동으로 돌기 시작하면, 12.5절의 재고 정확도와 함께</w:t>
+      </w:r>
+      <w:r>
+        <w:t xml:space="preserve"> </w:t>
+      </w:r>
+      <w:r>
+        <w:t xml:space="preserve">“</w:t>
+      </w:r>
+      <w:r>
+        <w:t xml:space="preserve">결품과 과잉 사이의 최적점</w:t>
+      </w:r>
+      <w:r>
+        <w:t xml:space="preserve">”</w:t>
+      </w:r>
+      <w:r>
+        <w:t xml:space="preserve">이 사람의 감이 아니라 정책 파라미터의 문제가 된다.</w:t>
+      </w:r>
+    </w:p>
+    <w:bookmarkEnd w:id="128"/>
+    <w:bookmarkStart w:id="129" w:name="연구가-말하는-것-최적-재고의-세-공식과-한-경고"/>
+    <w:p>
+      <w:pPr>
+        <w:pStyle w:val="Heading3"/>
+      </w:pPr>
+      <w:r>
+        <w:t xml:space="preserve">연구가 말하는 것: 최적 재고의 세 공식과 한 경고</w:t>
+      </w:r>
+    </w:p>
+    <w:p>
+      <w:pPr>
+        <w:pStyle w:val="FirstParagraph"/>
+      </w:pPr>
+      <w:r>
+        <w:t xml:space="preserve">재고이론은 이 정책 파라미터에 백 년의 근거를 제공한다. 경제적 발주량(EOQ)은 발주 비용과 보유 비용의 균형점을 준다(Harris, 1913). 안전재고 공식은 수요 변동성과 리드타임 변동성을 서비스 수준 계수로 묶어,</w:t>
+      </w:r>
+      <w:r>
+        <w:t xml:space="preserve"> </w:t>
+      </w:r>
+      <w:r>
+        <w:t xml:space="preserve">“</w:t>
+      </w:r>
+      <w:r>
+        <w:t xml:space="preserve">불확실성이 큰 만큼만 여유를 가지라</w:t>
+      </w:r>
+      <w:r>
+        <w:t xml:space="preserve">”</w:t>
+      </w:r>
+      <w:r>
+        <w:t xml:space="preserve">고 말한다(Silver, Pyke &amp; Peterson, 1998). 그리고 M5 대회의 불확실성 부문은 구간 예측(quantile forecast)이 점 예측보다 재고 결정에 유용함을 실증했다 — 안전재고란 결국 수요 분포의 상위 분위수를 사는 일이기 때문이다(Makridakis et al., 2022). 한 가지 경고도 있다. 어떤 공식도 입력 데이터 — 리드타임 실적, 수요 이력, 재고 정확도 — 가 3정5S를 통과하지 못하면 정밀하게 틀린 답을 낸다. 12.3절이 이 절보다 앞에 있는 이유다.</w:t>
+      </w:r>
+    </w:p>
+    <w:bookmarkEnd w:id="129"/>
+    <w:bookmarkStart w:id="130" w:name="ai-에이전트-방법론-재고계획-에이전트-파이프라인"/>
+    <w:p>
+      <w:pPr>
+        <w:pStyle w:val="Heading3"/>
+      </w:pPr>
+      <w:r>
+        <w:t xml:space="preserve">AI 에이전트 방법론: 재고·계획 에이전트 파이프라인</w:t>
+      </w:r>
+    </w:p>
+    <w:tbl>
+      <w:tblPr>
+        <w:tblStyle w:val="Table"/>
+        <w:tblW w:type="pct" w:w="5000"/>
+        <w:tblLook w:firstRow="1" w:lastRow="0" w:firstColumn="0" w:lastColumn="0" w:noHBand="0" w:noVBand="0" w:val="0020"/>
+        <w:jc w:val="start"/>
+      </w:tblPr>
+      <w:tblGrid>
+        <w:gridCol w:w="1320"/>
+        <w:gridCol w:w="2376"/>
+        <w:gridCol w:w="1716"/>
+        <w:gridCol w:w="2508"/>
+      </w:tblGrid>
+      <w:tr>
+        <w:trPr>
+          <w:tblHeader w:val="true"/>
+        </w:trPr>
+        <w:tc>
+          <w:tcPr/>
+          <w:p>
+            <w:pPr>
+              <w:pStyle w:val="Compact"/>
+              <w:jc w:val="left"/>
+            </w:pPr>
+            <w:r>
+              <w:t xml:space="preserve">에이전트</w:t>
+            </w:r>
+          </w:p>
+        </w:tc>
+        <w:tc>
+          <w:tcPr/>
+          <w:p>
+            <w:pPr>
+              <w:pStyle w:val="Compact"/>
+              <w:jc w:val="left"/>
+            </w:pPr>
+            <w:r>
+              <w:t xml:space="preserve">역할 (DMAIC 대응)</w:t>
+            </w:r>
+          </w:p>
+        </w:tc>
+        <w:tc>
+          <w:tcPr/>
+          <w:p>
+            <w:pPr>
+              <w:pStyle w:val="Compact"/>
+              <w:jc w:val="left"/>
+            </w:pPr>
+            <w:r>
+              <w:t xml:space="preserve">입력 → 출력</w:t>
+            </w:r>
+          </w:p>
+        </w:tc>
+        <w:tc>
+          <w:tcPr/>
+          <w:p>
+            <w:pPr>
+              <w:pStyle w:val="Compact"/>
+              <w:jc w:val="left"/>
+            </w:pPr>
+            <w:r>
+              <w:t xml:space="preserve">구현(부스터 매핑)</w:t>
+            </w:r>
+          </w:p>
+        </w:tc>
+      </w:tr>
+      <w:tr>
+        <w:tc>
+          <w:tcPr/>
+          <w:p>
+            <w:pPr>
+              <w:pStyle w:val="Compact"/>
+              <w:jc w:val="left"/>
+            </w:pPr>
+            <w:r>
+              <w:t xml:space="preserve">① 수요 신호 에이전트</w:t>
+            </w:r>
+          </w:p>
+        </w:tc>
+        <w:tc>
+          <w:tcPr/>
+          <w:p>
+            <w:pPr>
+              <w:pStyle w:val="Compact"/>
+              <w:jc w:val="left"/>
+            </w:pPr>
+            <w:r>
+              <w:t xml:space="preserve">Measure</w:t>
+            </w:r>
+          </w:p>
+        </w:tc>
+        <w:tc>
+          <w:tcPr/>
+          <w:p>
+            <w:pPr>
+              <w:pStyle w:val="Compact"/>
+              <w:jc w:val="left"/>
+            </w:pPr>
+            <w:r>
+              <w:t xml:space="preserve">10.9 예측·확정 수주·계절성 → 품목군별 수요 분포</w:t>
+            </w:r>
+          </w:p>
+        </w:tc>
+        <w:tc>
+          <w:tcPr/>
+          <w:p>
+            <w:pPr>
+              <w:pStyle w:val="Compact"/>
+              <w:jc w:val="left"/>
+            </w:pPr>
+            <w:r>
+              <w:t xml:space="preserve">n8n ETL</w:t>
+            </w:r>
+          </w:p>
+        </w:tc>
+      </w:tr>
+      <w:tr>
+        <w:tc>
+          <w:tcPr/>
+          <w:p>
+            <w:pPr>
+              <w:pStyle w:val="Compact"/>
+              <w:jc w:val="left"/>
+            </w:pPr>
+            <w:r>
+              <w:t xml:space="preserve">② 정책 최적화 에이전트</w:t>
+            </w:r>
+          </w:p>
+        </w:tc>
+        <w:tc>
+          <w:tcPr/>
+          <w:p>
+            <w:pPr>
+              <w:pStyle w:val="Compact"/>
+              <w:jc w:val="left"/>
+            </w:pPr>
+            <w:r>
+              <w:t xml:space="preserve">Analyze</w:t>
+            </w:r>
+          </w:p>
+        </w:tc>
+        <w:tc>
+          <w:tcPr/>
+          <w:p>
+            <w:pPr>
+              <w:pStyle w:val="Compact"/>
+              <w:jc w:val="left"/>
+            </w:pPr>
+            <w:r>
+              <w:t xml:space="preserve">수요 분포·리드타임 실적 → ABC-XYZ 재분류·동적 안전재고/ROP 재계산</w:t>
+            </w:r>
+          </w:p>
+        </w:tc>
+        <w:tc>
+          <w:tcPr/>
+          <w:p>
+            <w:pPr>
+              <w:pStyle w:val="Compact"/>
+              <w:jc w:val="left"/>
+            </w:pPr>
+            <w:r>
+              <w:t xml:space="preserve">ML + 재고 공식</w:t>
+            </w:r>
+          </w:p>
+        </w:tc>
+      </w:tr>
+      <w:tr>
+        <w:tc>
+          <w:tcPr/>
+          <w:p>
+            <w:pPr>
+              <w:pStyle w:val="Compact"/>
+              <w:jc w:val="left"/>
+            </w:pPr>
+            <w:r>
+              <w:t xml:space="preserve">③ 검증 게이트</w:t>
+            </w:r>
+          </w:p>
+        </w:tc>
+        <w:tc>
+          <w:tcPr/>
+          <w:p>
+            <w:pPr>
+              <w:pStyle w:val="Compact"/>
+              <w:jc w:val="left"/>
+            </w:pPr>
+            <w:r>
+              <w:t xml:space="preserve">Analyze→Improve 관문</w:t>
+            </w:r>
+          </w:p>
+        </w:tc>
+        <w:tc>
+          <w:tcPr/>
+          <w:p>
+            <w:pPr>
+              <w:pStyle w:val="Compact"/>
+              <w:jc w:val="left"/>
+            </w:pPr>
+            <w:r>
+              <w:t xml:space="preserve">신규 정책 → 재고 예산·창고 용량·최소 서비스 수준 규칙 검증</w:t>
+            </w:r>
+          </w:p>
+        </w:tc>
+        <w:tc>
+          <w:tcPr/>
+          <w:p>
+            <w:pPr>
+              <w:pStyle w:val="Compact"/>
+              <w:jc w:val="left"/>
+            </w:pPr>
+            <w:r>
+              <w:t xml:space="preserve">규칙 엔진(21.8절)</w:t>
+            </w:r>
+          </w:p>
+        </w:tc>
+      </w:tr>
+      <w:tr>
+        <w:tc>
+          <w:tcPr/>
+          <w:p>
+            <w:pPr>
+              <w:pStyle w:val="Compact"/>
+              <w:jc w:val="left"/>
+            </w:pPr>
+            <w:r>
+              <w:t xml:space="preserve">④ 계획 실행 에이전트</w:t>
+            </w:r>
+          </w:p>
+        </w:tc>
+        <w:tc>
+          <w:tcPr/>
+          <w:p>
+            <w:pPr>
+              <w:pStyle w:val="Compact"/>
+              <w:jc w:val="left"/>
+            </w:pPr>
+            <w:r>
+              <w:t xml:space="preserve">Improve</w:t>
+            </w:r>
+          </w:p>
+        </w:tc>
+        <w:tc>
+          <w:tcPr/>
+          <w:p>
+            <w:pPr>
+              <w:pStyle w:val="Compact"/>
+              <w:jc w:val="left"/>
+            </w:pPr>
+            <w:r>
+              <w:t xml:space="preserve">검증된 정책 → 재주문 규칙 갱신 초안·MPS 초안·frePPLe 시뮬레이션 비교</w:t>
+            </w:r>
+          </w:p>
+        </w:tc>
+        <w:tc>
+          <w:tcPr/>
+          <w:p>
+            <w:pPr>
+              <w:pStyle w:val="Compact"/>
+              <w:jc w:val="left"/>
+            </w:pPr>
+            <w:r>
+              <w:t xml:space="preserve">Odoo 액션 + frePPLe</w:t>
+            </w:r>
+          </w:p>
+        </w:tc>
+      </w:tr>
+      <w:tr>
+        <w:tc>
+          <w:tcPr/>
+          <w:p>
+            <w:pPr>
+              <w:pStyle w:val="Compact"/>
+              <w:jc w:val="left"/>
+            </w:pPr>
+            <w:r>
+              <w:t xml:space="preserve">⑤ 환류 에이전트</w:t>
+            </w:r>
+          </w:p>
+        </w:tc>
+        <w:tc>
+          <w:tcPr/>
+          <w:p>
+            <w:pPr>
+              <w:pStyle w:val="Compact"/>
+              <w:jc w:val="left"/>
+            </w:pPr>
+            <w:r>
+              <w:t xml:space="preserve">Control</w:t>
+            </w:r>
+          </w:p>
+        </w:tc>
+        <w:tc>
+          <w:tcPr/>
+          <w:p>
+            <w:pPr>
+              <w:pStyle w:val="Compact"/>
+              <w:jc w:val="left"/>
+            </w:pPr>
+            <w:r>
+              <w:t xml:space="preserve">결품·과잉·회전율 실적 → 오차 리포트·재계산 트리거·HITL 기록</w:t>
+            </w:r>
+          </w:p>
+        </w:tc>
+        <w:tc>
+          <w:tcPr/>
+          <w:p>
+            <w:pPr>
+              <w:pStyle w:val="Compact"/>
+              <w:jc w:val="left"/>
+            </w:pPr>
+            <w:r>
+              <w:t xml:space="preserve">n8n + 감사 로그</w:t>
+            </w:r>
+          </w:p>
+        </w:tc>
+      </w:tr>
+    </w:tbl>
+    <w:p>
+      <w:pPr>
+        <w:pStyle w:val="BodyText"/>
+      </w:pPr>
+      <w:r>
+        <w:t xml:space="preserve">운영 리듬은 월 1회의 정책 회전과 일 단위의 실행 감시다. 매월 ①②가 전 품목의 안전재고·ROP를 다시 계산하면, ③이 두 관문을 세운다 —</w:t>
+      </w:r>
+      <w:r>
+        <w:t xml:space="preserve"> </w:t>
+      </w:r>
+      <w:r>
+        <w:t xml:space="preserve">“</w:t>
+      </w:r>
+      <w:r>
+        <w:t xml:space="preserve">전사 재고 금액이 예산 상한을 넘는 조정은 보류</w:t>
+      </w:r>
+      <w:r>
+        <w:t xml:space="preserve">”</w:t>
+      </w:r>
+      <w:r>
+        <w:t xml:space="preserve">,</w:t>
+      </w:r>
+      <w:r>
+        <w:t xml:space="preserve"> </w:t>
+      </w:r>
+      <w:r>
+        <w:t xml:space="preserve">“</w:t>
+      </w:r>
+      <w:r>
+        <w:t xml:space="preserve">안전재고 ±50% 초과 변경은 근거 검토 전 자동 반영 금지</w:t>
+      </w:r>
+      <w:r>
+        <w:t xml:space="preserve">”</w:t>
+      </w:r>
+      <w:r>
+        <w:t xml:space="preserve">. 통과한 정책만 ④가 Odoo 재주문 규칙에 반영하고 MPS 초안을 만들며, frePPLe로 능력 제약 하의 실행 가능성을 시뮬레이션해 비교표를 붙인다. 사람은 정책 승인(월)과 예외 검토(일)에서 개입하고, ⑤가 남긴 결품·과잉의 기록이 다음 달 계산의 교사가 된다. 3부 21장의 InventoryBufferAgent는 이 파이프라인의 ②~⑤가 JEDAIX 위에서 실장된 모습이다 — 두 구현은 같은 원리의 두 표현이다.</w:t>
+      </w:r>
+    </w:p>
+    <w:p>
+      <w:pPr>
+        <w:pStyle w:val="BodyText"/>
+      </w:pPr>
+      <w:r>
+        <w:t xml:space="preserve">도입은 세 걸음이다. 1개월 차에 재고 정확도(12.5)와 품목별 리드타임 실적을 정비한다 — 정량 없는 최적화는 없다. 2~3개월 차에 ABC-XYZ 분류와 동적 안전재고 재계산(①②⑤)을 돌려 정책 회전을 시작한다. 4개월 차 이후 ③④를 얹어 MPS·frePPLe 연동의 계획 자동화로 확장한다. 성공 판정은 네 지표다 — 재고회전율(도입 전 대비 개선), 결품률(서비스 수준 유지 확인), 재고일수(DIO) 감축, 그리고 계획 준수율(MPS 대비 실행)이다. 재고 금액만 줄고 결품이 늘었다면 최적화가 아니라 절약이며, 이 파이프라인의 실패다.</w:t>
+      </w:r>
+    </w:p>
+    <w:bookmarkEnd w:id="130"/>
+    <w:bookmarkEnd w:id="131"/>
+    <w:bookmarkStart w:id="132" w:name="핵심-요약-4"/>
     <w:p>
       <w:pPr>
         <w:pStyle w:val="Heading2"/>
@@ -12494,7 +13298,6 @@
           <w:ilvl w:val="0"/>
           <w:numId w:val="1014"/>
         </w:numPr>
-        <w:pStyle w:val="Compact"/>
       </w:pPr>
       <w:r>
         <w:t xml:space="preserve">재고 모듈의 경영 질문은</w:t>
@@ -12536,7 +13339,6 @@
           <w:ilvl w:val="0"/>
           <w:numId w:val="1014"/>
         </w:numPr>
-        <w:pStyle w:val="Compact"/>
       </w:pPr>
       <w:r>
         <w:t xml:space="preserve">기능의 핵심은 이중 기록이다. 모든 재고 변동을 출발·도착 위치 간 이동으로 기록해 설명 불가능한 차이를 구조적으로 제거하며, 로트·시리얼 추적, GS1 바코드(오프라인 스캔), 피킹 전략(최대 30% 효율), 예약, 경로 규칙, 재고평가(계속기록법·FIFO/AVCO/표준원가)가 그 위에 선다(Odoo 공식 소개자료).</w:t>
@@ -12548,7 +13350,6 @@
           <w:ilvl w:val="0"/>
           <w:numId w:val="1014"/>
         </w:numPr>
-        <w:pStyle w:val="Compact"/>
       </w:pPr>
       <w:r>
         <w:t xml:space="preserve">창고는 데이터 3정5S의 원형 현장이다. 위치 체계는 정위치의 물리·디지털 통합이고, 재고 정확도는 정량의 핵심 지표이며, 순환 실사는 청소의 일상화다. 실물 5S와 데이터 5S가 같은 자리에서 만나는 유일한 장소이므로, 3정5S 정착의 첫 실습 무대로 삼는다.</w:t>
@@ -12560,7 +13361,6 @@
           <w:ilvl w:val="0"/>
           <w:numId w:val="1014"/>
         </w:numPr>
-        <w:pStyle w:val="Compact"/>
       </w:pPr>
       <w:r>
         <w:t xml:space="preserve">눈으로 보는 관리 3단계: 보이는(실시간 재고 현황판·가용 재고 즉답) → 말하는(재주문점 경보, 결품 임박·장기 체류 브리핑 = 상시 빨간 패 작전) → 추론하는(수요예측 기반 동적 안전재고, 결품 원인의 구조적 분해).</w:t>
@@ -12572,7 +13372,6 @@
           <w:ilvl w:val="0"/>
           <w:numId w:val="1014"/>
         </w:numPr>
-        <w:pStyle w:val="Compact"/>
       </w:pPr>
       <w:r>
         <w:t xml:space="preserve">DMAIC 시나리오는 재고 정확도 회복의 한 사이클을 보인다. 스캔 누락과 UoM 미정비라는 원인을 층별·그래프 분석으로 확정하고, 대책을 경로 규칙과 마스터의 상태로 환류하며, 관리도로 유지한다.</w:t>
@@ -12584,7 +13383,6 @@
           <w:ilvl w:val="0"/>
           <w:numId w:val="1014"/>
         </w:numPr>
-        <w:pStyle w:val="Compact"/>
       </w:pPr>
       <w:r>
         <w:t xml:space="preserve">AI 적용의 축은 ABC-XYZ 상시 분류, 수요예측 기반 동적 보충(재고 정확도 확보가 선행 조건), 실사 차이 이상 탐지, 이동 그래프 위의 자연어 질의다.</w:t>
@@ -12596,7 +13394,6 @@
           <w:ilvl w:val="0"/>
           <w:numId w:val="1014"/>
         </w:numPr>
-        <w:pStyle w:val="Compact"/>
       </w:pPr>
       <w:r>
         <w:t xml:space="preserve">구축 순서는 기준정보·위치 체계(실물과 동시) → 기초 실사 → 바코드 단계 도입(입고→피킹→이송·실사) → 보충 자동화·경보의 12주 로드맵이다. 흔한 실패는 기초 실사 생략, 실물 없는 위치 체계, 바코드 일제 도입, 개념 교육 생략이다.</w:t>
@@ -12608,29 +13405,23 @@
           <w:ilvl w:val="0"/>
           <w:numId w:val="1014"/>
         </w:numPr>
-        <w:pStyle w:val="Compact"/>
       </w:pPr>
       <w:r>
         <w:t xml:space="preserve">정직한 평가: Odoo 재고는 WMS를 겸하는 ERP 재고다. 초고물동·자동화 설비·슬로팅·노동력 관리는 전문 WMS의 영역이며(ERP Research, 2026), 중소·중견 규모에서는 통합의 이점이 그 한계를 압도한다.</w:t>
       </w:r>
-    </w:p>
-    <w:bookmarkEnd w:id="128"/>
-    <w:bookmarkStart w:id="129" w:name="이-장의-참고문헌-4"/>
-    <w:p>
-      <w:pPr>
-        <w:pStyle w:val="Heading2"/>
-      </w:pPr>
-      <w:r>
-        <w:t xml:space="preserve">이 장의 참고문헌</w:t>
+      <w:r>
+        <w:t xml:space="preserve">- 표지 두 번째 키워드 ’재고 최적화 및 생산계획 자동화’는 수요 신호→보충 정책→MPS→MRP→검증의 5단계 프로세스 위에서, 다섯 에이전트(수요 신호·정책 최적화·검증 게이트·계획 실행·환류)의 월 단위 정책 회전으로 상시화된다 — 재고이론의 공식(EOQ·안전재고·구간 예측)에 3정5S의 데이터 규율을 결합한 설계다.</w:t>
+      </w:r>
+      <w:r>
+        <w:t xml:space="preserve">## 이 장의 참고문헌</w:t>
       </w:r>
     </w:p>
     <w:p>
       <w:pPr>
         <w:numPr>
           <w:ilvl w:val="0"/>
-          <w:numId w:val="1015"/>
+          <w:numId w:val="1014"/>
         </w:numPr>
-        <w:pStyle w:val="Compact"/>
       </w:pPr>
       <w:r>
         <w:t xml:space="preserve">Odoo 공식 소개자료 (2026). 『Odoo 모듈 소개』 세미나 자료, 재고 관리 모듈.</w:t>
@@ -12640,9 +13431,8 @@
       <w:pPr>
         <w:numPr>
           <w:ilvl w:val="0"/>
-          <w:numId w:val="1015"/>
+          <w:numId w:val="1014"/>
         </w:numPr>
-        <w:pStyle w:val="Compact"/>
       </w:pPr>
       <w:r>
         <w:t xml:space="preserve">일본 생산관리 고전, 『다품종소량·수주생산의 생산관리』 (저자 소장 번역본) — 정돈·번지·눈으로 보는 관리 관련 인용.</w:t>
@@ -12652,9 +13442,8 @@
       <w:pPr>
         <w:numPr>
           <w:ilvl w:val="0"/>
-          <w:numId w:val="1015"/>
+          <w:numId w:val="1014"/>
         </w:numPr>
-        <w:pStyle w:val="Compact"/>
       </w:pPr>
       <w:r>
         <w:t xml:space="preserve">de Koster, R., Le-Duc, T., &amp; Roodbergen, K. J. (2007). Design and Control of Warehouse Order Picking: A Literature Review.</w:t>
@@ -12677,9 +13466,8 @@
       <w:pPr>
         <w:numPr>
           <w:ilvl w:val="0"/>
-          <w:numId w:val="1015"/>
+          <w:numId w:val="1014"/>
         </w:numPr>
-        <w:pStyle w:val="Compact"/>
       </w:pPr>
       <w:r>
         <w:t xml:space="preserve">Silver, E. A., Pyke, D. F., &amp; Peterson, R. (1998).</w:t>
@@ -12705,9 +13493,8 @@
       <w:pPr>
         <w:numPr>
           <w:ilvl w:val="0"/>
-          <w:numId w:val="1015"/>
+          <w:numId w:val="1014"/>
         </w:numPr>
-        <w:pStyle w:val="Compact"/>
       </w:pPr>
       <w:r>
         <w:t xml:space="preserve">ERP Research (2026).</w:t>
@@ -12732,9 +13519,8 @@
       <w:pPr>
         <w:numPr>
           <w:ilvl w:val="0"/>
-          <w:numId w:val="1015"/>
+          <w:numId w:val="1014"/>
         </w:numPr>
-        <w:pStyle w:val="Compact"/>
       </w:pPr>
       <w:r>
         <w:t xml:space="preserve">Odoo S.A. — 고객 사례: ENFIDO GmbH(7,500개 저장 위치 디지털화), CET Marketing &amp; Distribution(시리얼·QR 추적). https://www.odoo.com/blog/customer-reviews-6</w:t>
@@ -12744,9 +13530,8 @@
       <w:pPr>
         <w:numPr>
           <w:ilvl w:val="0"/>
-          <w:numId w:val="1015"/>
+          <w:numId w:val="1014"/>
         </w:numPr>
-        <w:pStyle w:val="Compact"/>
       </w:pPr>
       <w:r>
         <w:t xml:space="preserve">Odoo S.A. (2026).</w:t>
@@ -12771,17 +13556,107 @@
       <w:pPr>
         <w:numPr>
           <w:ilvl w:val="0"/>
-          <w:numId w:val="1015"/>
+          <w:numId w:val="1014"/>
         </w:numPr>
-        <w:pStyle w:val="Compact"/>
       </w:pPr>
       <w:r>
         <w:t xml:space="preserve">이 책 1부 2장(데이터 3정5S)·3장(눈으로 보는 관리·POP)·4장(정미소요량과 재고 정확도)·5장(DMAIC 데이터 루프), 2부 11장(매입)·14장(회계)·16장(확장 부스터).</w:t>
       </w:r>
-    </w:p>
-    <w:bookmarkEnd w:id="129"/>
-    <w:bookmarkEnd w:id="130"/>
-    <w:bookmarkStart w:id="155" w:name="제13장.-제조-관리-생산의-컨설팅"/>
+      <w:r>
+        <w:t xml:space="preserve">- Harris, F. W. (1913).</w:t>
+      </w:r>
+      <w:r>
+        <w:t xml:space="preserve"> </w:t>
+      </w:r>
+      <w:r>
+        <w:t xml:space="preserve">“</w:t>
+      </w:r>
+      <w:r>
+        <w:t xml:space="preserve">How Many Parts to Make at Once.</w:t>
+      </w:r>
+      <w:r>
+        <w:t xml:space="preserve">”</w:t>
+      </w:r>
+      <w:r>
+        <w:t xml:space="preserve"> </w:t>
+      </w:r>
+      <w:r>
+        <w:rPr>
+          <w:iCs/>
+          <w:i/>
+        </w:rPr>
+        <w:t xml:space="preserve">Factory, The Magazine of Management</w:t>
+      </w:r>
+      <w:r>
+        <w:t xml:space="preserve">, 10(2).</w:t>
+      </w:r>
+    </w:p>
+    <w:p>
+      <w:pPr>
+        <w:numPr>
+          <w:ilvl w:val="0"/>
+          <w:numId w:val="1014"/>
+        </w:numPr>
+      </w:pPr>
+      <w:r>
+        <w:t xml:space="preserve">Silver, E. A., Pyke, D. F., &amp; Peterson, R. (1998).</w:t>
+      </w:r>
+      <w:r>
+        <w:t xml:space="preserve"> </w:t>
+      </w:r>
+      <w:r>
+        <w:rPr>
+          <w:iCs/>
+          <w:i/>
+        </w:rPr>
+        <w:t xml:space="preserve">Inventory Management and Production Planning and Scheduling</w:t>
+      </w:r>
+      <w:r>
+        <w:t xml:space="preserve"> </w:t>
+      </w:r>
+      <w:r>
+        <w:t xml:space="preserve">(3rd ed.). Wiley.</w:t>
+      </w:r>
+    </w:p>
+    <w:p>
+      <w:pPr>
+        <w:numPr>
+          <w:ilvl w:val="0"/>
+          <w:numId w:val="1014"/>
+        </w:numPr>
+      </w:pPr>
+      <w:r>
+        <w:t xml:space="preserve">Makridakis, S., Spiliotis, E., &amp; Assimakopoulos, V. (2022).</w:t>
+      </w:r>
+      <w:r>
+        <w:t xml:space="preserve"> </w:t>
+      </w:r>
+      <w:r>
+        <w:t xml:space="preserve">“</w:t>
+      </w:r>
+      <w:r>
+        <w:t xml:space="preserve">The M5 Uncertainty Competition: Results, Findings and Conclusions.</w:t>
+      </w:r>
+      <w:r>
+        <w:t xml:space="preserve">”</w:t>
+      </w:r>
+      <w:r>
+        <w:t xml:space="preserve"> </w:t>
+      </w:r>
+      <w:r>
+        <w:rPr>
+          <w:iCs/>
+          <w:i/>
+        </w:rPr>
+        <w:t xml:space="preserve">International Journal of Forecasting</w:t>
+      </w:r>
+      <w:r>
+        <w:t xml:space="preserve">, 38(4).</w:t>
+      </w:r>
+    </w:p>
+    <w:bookmarkEnd w:id="132"/>
+    <w:bookmarkEnd w:id="133"/>
+    <w:bookmarkStart w:id="162" w:name="제13장.-제조-관리-생산의-컨설팅"/>
     <w:p>
       <w:pPr>
         <w:pStyle w:val="Heading1"/>
@@ -12810,7 +13685,7 @@
         <w:t xml:space="preserve">— Huabing Liu, 자동차 제조업체 IT 운영 팀장 (Odoo 공식 소개자료)</w:t>
       </w:r>
     </w:p>
-    <w:bookmarkStart w:id="131" w:name="경영의-질문-납기-병목-그리고-원가의-진실"/>
+    <w:bookmarkStart w:id="134" w:name="경영의-질문-납기-병목-그리고-원가의-진실"/>
     <w:p>
       <w:pPr>
         <w:pStyle w:val="Heading2"/>
@@ -12942,8 +13817,8 @@
         <w:t xml:space="preserve">1부에서 이 질문들의 방법론은 이미 정립되었다. 3장은 관리판과 POP로 실행의 가시화를, 4장은 부품전개와 일정계획으로 계획의 체계를, 5장은 DMAIC 루프로 개선의 회전을, 7장은 공정편성과 디지털 트윈으로 구조의 재구축을 다뤘다. 이 장은 그 방법론들이 Odoo 제조 관리라는 하나의 모듈 위에서 어떻게 실장되는지를 다룬다. 2부의 모듈 장 가운데 1부와의 결선이 가장 굵은 장이다.</w:t>
       </w:r>
     </w:p>
-    <w:bookmarkEnd w:id="131"/>
-    <w:bookmarkStart w:id="135" w:name="기능-해부-계획에서-실행-품질에서-원가까지"/>
+    <w:bookmarkEnd w:id="134"/>
+    <w:bookmarkStart w:id="138" w:name="기능-해부-계획에서-실행-품질에서-원가까지"/>
     <w:p>
       <w:pPr>
         <w:pStyle w:val="Heading2"/>
@@ -12961,18 +13836,18 @@
           <wp:inline>
             <wp:extent cx="4206240" cy="1716832"/>
             <wp:effectExtent b="0" l="0" r="0" t="0"/>
-            <wp:docPr descr="그림 13-2. 제조 데이터 흐름 — 수주에서 원가까지" title="" id="133" name="Picture"/>
+            <wp:docPr descr="그림 13-2. 제조 데이터 흐름 — 수주에서 원가까지" title="" id="136" name="Picture"/>
             <a:graphic>
               <a:graphicData uri="http://schemas.openxmlformats.org/drawingml/2006/picture">
                 <pic:pic>
                   <pic:nvPicPr>
-                    <pic:cNvPr descr="figures/fig_132_mfg_flow.png" id="134" name="Picture"/>
+                    <pic:cNvPr descr="figures/fig_132_mfg_flow.png" id="137" name="Picture"/>
                     <pic:cNvPicPr>
                       <a:picLocks noChangeArrowheads="1" noChangeAspect="1"/>
                     </pic:cNvPicPr>
                   </pic:nvPicPr>
                   <pic:blipFill>
-                    <a:blip r:embed="rId132"/>
+                    <a:blip r:embed="rId135"/>
                     <a:stretch>
                       <a:fillRect/>
                     </a:stretch>
@@ -13326,8 +14201,8 @@
         <w:t xml:space="preserve">는 수사가 아니다. 완성차 서열 납입에 맞추지 못하면 라인 정지 배상이 발생하고, 로트 추적이 안 되면 리콜 회수 범위가 전체로 확대되는 업종에서, 계획-실행-추적이 실시간으로 도는가는 관리 편의가 아니라 거래 자격의 문제다. 독일의 센서·계측기기 제조사 Kompass GmbH는 다단계 BOM 기반의 제조·재고 통합으로 생산계획을 투명화하며 제조 부문 생산성을 최대 50% 끌어올렸다고 보고한다(Odoo 공식 사례).</w:t>
       </w:r>
     </w:p>
-    <w:bookmarkEnd w:id="135"/>
-    <w:bookmarkStart w:id="138" w:name="데이터-지도와-3정5s-bom의-정품-실적의-정량-코드의-정돈"/>
+    <w:bookmarkEnd w:id="138"/>
+    <w:bookmarkStart w:id="141" w:name="데이터-지도와-3정5s-bom의-정품-실적의-정량-코드의-정돈"/>
     <w:p>
       <w:pPr>
         <w:pStyle w:val="Heading2"/>
@@ -13336,7 +14211,7 @@
         <w:t xml:space="preserve">13.3 데이터 지도와 3정5S: BOM의 정품, 실적의 정량, 코드의 정돈</w:t>
       </w:r>
     </w:p>
-    <w:bookmarkStart w:id="136" w:name="이-모듈의-데이터-지도-2"/>
+    <w:bookmarkStart w:id="139" w:name="이-모듈의-데이터-지도-2"/>
     <w:p>
       <w:pPr>
         <w:pStyle w:val="Heading3"/>
@@ -13812,8 +14687,8 @@
         </w:tc>
       </w:tr>
     </w:tbl>
-    <w:bookmarkEnd w:id="136"/>
-    <w:bookmarkStart w:id="137" w:name="세-개의-급소"/>
+    <w:bookmarkEnd w:id="139"/>
+    <w:bookmarkStart w:id="140" w:name="세-개의-급소"/>
     <w:p>
       <w:pPr>
         <w:pStyle w:val="Heading3"/>
@@ -13879,9 +14754,9 @@
         <w:t xml:space="preserve">, 한 명은 ’진동’으로 적으면 시스템은 둘을 다른 사건으로 본다(1부 2장). 불량 코드와 고장 코드의 체계 — 너무 거칠지도 세밀하지도 않은, 현장이 3초 안에 고를 수 있는 수준의 분류 — 를 세우고 자유 서술을 보조 필드로 격하시키는 것이 정돈이다. 같은 사건이 같은 코드로 적힐 때 비로소 경험이 통계가 되고, 통계가 다음 절의 예측이 된다. 원인 코드 없는 품질 기록은 집계는 되어도 추론은 되지 않는다.</w:t>
       </w:r>
     </w:p>
-    <w:bookmarkEnd w:id="137"/>
-    <w:bookmarkEnd w:id="138"/>
-    <w:bookmarkStart w:id="142" w:name="눈으로-보는-관리의-적용-간트에서-예지보전까지"/>
+    <w:bookmarkEnd w:id="140"/>
+    <w:bookmarkEnd w:id="141"/>
+    <w:bookmarkStart w:id="145" w:name="눈으로-보는-관리의-적용-간트에서-예지보전까지"/>
     <w:p>
       <w:pPr>
         <w:pStyle w:val="Heading2"/>
@@ -13899,18 +14774,18 @@
           <wp:inline>
             <wp:extent cx="4206240" cy="2190750"/>
             <wp:effectExtent b="0" l="0" r="0" t="0"/>
-            <wp:docPr descr="그림 13-3. frePPLe 유한능력 일정과 병목 워크센터 (화면 도식)" title="" id="140" name="Picture"/>
+            <wp:docPr descr="그림 13-3. frePPLe 유한능력 일정과 병목 워크센터 (화면 도식)" title="" id="143" name="Picture"/>
             <a:graphic>
               <a:graphicData uri="http://schemas.openxmlformats.org/drawingml/2006/picture">
                 <pic:pic>
                   <pic:nvPicPr>
-                    <pic:cNvPr descr="figures/fig_133_gantt_neck.png" id="141" name="Picture"/>
+                    <pic:cNvPr descr="figures/fig_133_gantt_neck.png" id="144" name="Picture"/>
                     <pic:cNvPicPr>
                       <a:picLocks noChangeArrowheads="1" noChangeAspect="1"/>
                     </pic:cNvPicPr>
                   </pic:nvPicPr>
                   <pic:blipFill>
-                    <a:blip r:embed="rId139"/>
+                    <a:blip r:embed="rId142"/>
                     <a:stretch>
                       <a:fillRect/>
                     </a:stretch>
@@ -14078,8 +14953,8 @@
         <w:t xml:space="preserve">로 답하는 것이다. 예지보전 — 예방정비가 주기 기반이라면 예지보전은 상태 기반이다. MTBF·정비 이력에 설비 상태 데이터(진동·전류·온도)가 결합되면 고장 징후에서 잔여 수명을 추정해 정비를 고장 전에, 그러나 너무 이르지 않게 배치한다. 이것은 센서 계층이 갖춰진 뒤의 2단계 확장 영역이며, 그 전이라도 고장 이력 데이터의 정돈(코드체계)이 선행 투자다.</w:t>
       </w:r>
     </w:p>
-    <w:bookmarkEnd w:id="142"/>
-    <w:bookmarkStart w:id="146" w:name="dmaic-루프-시나리오-oee-한-사이클"/>
+    <w:bookmarkEnd w:id="145"/>
+    <w:bookmarkStart w:id="149" w:name="dmaic-루프-시나리오-oee-한-사이클"/>
     <w:p>
       <w:pPr>
         <w:pStyle w:val="Heading2"/>
@@ -14097,18 +14972,18 @@
           <wp:inline>
             <wp:extent cx="4206240" cy="2716530"/>
             <wp:effectExtent b="0" l="0" r="0" t="0"/>
-            <wp:docPr descr="그림 13-1. OEE 폭포 — 100%는 어디서 깎여 나가는가 (수치는 예시)" title="" id="144" name="Picture"/>
+            <wp:docPr descr="그림 13-1. OEE 폭포 — 100%는 어디서 깎여 나가는가 (수치는 예시)" title="" id="147" name="Picture"/>
             <a:graphic>
               <a:graphicData uri="http://schemas.openxmlformats.org/drawingml/2006/picture">
                 <pic:pic>
                   <pic:nvPicPr>
-                    <pic:cNvPr descr="figures/fig_131_oee.png" id="145" name="Picture"/>
+                    <pic:cNvPr descr="figures/fig_131_oee.png" id="148" name="Picture"/>
                     <pic:cNvPicPr>
                       <a:picLocks noChangeArrowheads="1" noChangeAspect="1"/>
                     </pic:cNvPicPr>
                   </pic:nvPicPr>
                   <pic:blipFill>
-                    <a:blip r:embed="rId143"/>
+                    <a:blip r:embed="rId146"/>
                     <a:stretch>
                       <a:fillRect/>
                     </a:stretch>
@@ -14279,8 +15154,8 @@
         <w:t xml:space="preserve">이런 사이클이 국내 현장에서 무엇을 낳는지는 스마트공장 보급사업의 성과 데이터가 보여 준다. 중소벤처기업부의 도입기업 5,003개사 성과분석(2014~2017년 도입분)에 따르면 생산성 30% 증가, 품질 43.5% 향상, 원가 15.9% 절감, 납기준수율 15.5% 향상이 보고되었고, 10인 미만 소기업의 생산성 향상률은 39%로 평균을 웃돌았다(중소벤처기업부, 2018). 개별 사례의 진폭은 더 크다. 진단키트 제조사 솔젠트는 바코드 자재관리·물류동선 최적화·검사 자동화 등 73개 과제로 생산성 73% 증가와 원가 55% 절감을, 금속 열처리 기업 대성종합열처리는 생산량 75% 증가와 불량률 50% 감소를 기록했다(중소벤처기업부 발표 자료; 경남도 발표 자료). 주의할 것은 이 수치들이 소프트웨어 설치의 효과가 아니라는 점이다. 솔젠트의 성과는 73개의 개선 과제 — 곧 73번의 DMAIC 회전 — 의 누적이었다. 도구는 회전을 빠르게 할 뿐, 회전 자체를 대신하지 않는다.</w:t>
       </w:r>
     </w:p>
-    <w:bookmarkEnd w:id="146"/>
-    <w:bookmarkStart w:id="147" w:name="지능형-ai-적용-포인트-4"/>
+    <w:bookmarkEnd w:id="149"/>
+    <w:bookmarkStart w:id="150" w:name="지능형-ai-적용-포인트-4"/>
     <w:p>
       <w:pPr>
         <w:pStyle w:val="Heading2"/>
@@ -14466,8 +15341,8 @@
         <w:t xml:space="preserve">(이력 유사도 — 예지보전의 전 단계). 사장이 회의에서 이 질문을 시스템에 직접 던질 수 있게 되는 것 — 서두의 도금가공 기업에서 세 번의 호출과 수첩과 월말 엑셀이 하던 일 — 이 이 단계의 실질이다.</w:t>
       </w:r>
     </w:p>
-    <w:bookmarkEnd w:id="147"/>
-    <w:bookmarkStart w:id="151" w:name="컨설팅-가이드-진단-mes-단계-도입-성공-판정"/>
+    <w:bookmarkEnd w:id="150"/>
+    <w:bookmarkStart w:id="154" w:name="컨설팅-가이드-진단-mes-단계-도입-성공-판정"/>
     <w:p>
       <w:pPr>
         <w:pStyle w:val="Heading2"/>
@@ -14476,13 +15351,1194 @@
         <w:t xml:space="preserve">13.7 컨설팅 가이드: 진단, MES 단계 도입, 성공 판정</w:t>
       </w:r>
     </w:p>
-    <w:bookmarkStart w:id="148" w:name="진단-질문-체크리스트-2"/>
+    <w:bookmarkStart w:id="151" w:name="진단-질문-체크리스트-2"/>
     <w:p>
       <w:pPr>
         <w:pStyle w:val="Heading3"/>
       </w:pPr>
       <w:r>
         <w:t xml:space="preserve">진단 질문 체크리스트</w:t>
+      </w:r>
+    </w:p>
+    <w:p>
+      <w:pPr>
+        <w:numPr>
+          <w:ilvl w:val="0"/>
+          <w:numId w:val="1015"/>
+        </w:numPr>
+        <w:pStyle w:val="Compact"/>
+      </w:pPr>
+      <w:r>
+        <w:t xml:space="preserve">다음 주 납기 도래 주문의 일람을 몇 초 안에 뽑을 수 있는가. 지연 위험은 언제 아는가.</w:t>
+      </w:r>
+    </w:p>
+    <w:p>
+      <w:pPr>
+        <w:numPr>
+          <w:ilvl w:val="0"/>
+          <w:numId w:val="1015"/>
+        </w:numPr>
+        <w:pStyle w:val="Compact"/>
+      </w:pPr>
+      <w:r>
+        <w:t xml:space="preserve">BOM은 현물과 일치하는가. 마지막으로 BOM을 실사한 것이 언제인가. 변경은 누가 어떻게 승인하는가.</w:t>
+      </w:r>
+    </w:p>
+    <w:p>
+      <w:pPr>
+        <w:numPr>
+          <w:ilvl w:val="0"/>
+          <w:numId w:val="1015"/>
+        </w:numPr>
+        <w:pStyle w:val="Compact"/>
+      </w:pPr>
+      <w:r>
+        <w:t xml:space="preserve">작업 실적은 발생 시점에 기록되는가, 종이 일보로 걷혀 재입력되는가.</w:t>
+      </w:r>
+    </w:p>
+    <w:p>
+      <w:pPr>
+        <w:numPr>
+          <w:ilvl w:val="0"/>
+          <w:numId w:val="1015"/>
+        </w:numPr>
+        <w:pStyle w:val="Compact"/>
+      </w:pPr>
+      <w:r>
+        <w:t xml:space="preserve">표준시간과 기준일정은 실측인가 추정인가. 최근 갱신은 언제인가.</w:t>
+      </w:r>
+    </w:p>
+    <w:p>
+      <w:pPr>
+        <w:numPr>
+          <w:ilvl w:val="0"/>
+          <w:numId w:val="1015"/>
+        </w:numPr>
+        <w:pStyle w:val="Compact"/>
+      </w:pPr>
+      <w:r>
+        <w:t xml:space="preserve">병목 공정이 어디인지 데이터로 답할 수 있는가, 경험으로 답하는가.</w:t>
+      </w:r>
+    </w:p>
+    <w:p>
+      <w:pPr>
+        <w:numPr>
+          <w:ilvl w:val="0"/>
+          <w:numId w:val="1015"/>
+        </w:numPr>
+        <w:pStyle w:val="Compact"/>
+      </w:pPr>
+      <w:r>
+        <w:t xml:space="preserve">불량·고장의 원인 코드체계가 있는가. 같은 사건이 같은 코드로 적히는가.</w:t>
+      </w:r>
+    </w:p>
+    <w:p>
+      <w:pPr>
+        <w:numPr>
+          <w:ilvl w:val="0"/>
+          <w:numId w:val="1015"/>
+        </w:numPr>
+        <w:pStyle w:val="Compact"/>
+      </w:pPr>
+      <w:r>
+        <w:t xml:space="preserve">제품별 실제 원가를 언제 아는가 — 실시간인가, 월말인가, 모르는가.</w:t>
+      </w:r>
+    </w:p>
+    <w:p>
+      <w:pPr>
+        <w:numPr>
+          <w:ilvl w:val="0"/>
+          <w:numId w:val="1015"/>
+        </w:numPr>
+        <w:pStyle w:val="Compact"/>
+      </w:pPr>
+      <w:r>
+        <w:t xml:space="preserve">품질 검사는 공정의 관문인가, 사후의 서류인가. 검사 기록이 로트·설비와 연결되는가.</w:t>
+      </w:r>
+    </w:p>
+    <w:p>
+      <w:pPr>
+        <w:numPr>
+          <w:ilvl w:val="0"/>
+          <w:numId w:val="1015"/>
+        </w:numPr>
+        <w:pStyle w:val="Compact"/>
+      </w:pPr>
+      <w:r>
+        <w:t xml:space="preserve">설비 고장은 기록되는가. MTBF를 아는 설비가 몇 대인가.</w:t>
+      </w:r>
+    </w:p>
+    <w:p>
+      <w:pPr>
+        <w:numPr>
+          <w:ilvl w:val="0"/>
+          <w:numId w:val="1015"/>
+        </w:numPr>
+        <w:pStyle w:val="Compact"/>
+      </w:pPr>
+      <w:r>
+        <w:t xml:space="preserve">영업과 제조가 같은 숫자를 보는 회의체(S&amp;OP)가 있는가.</w:t>
+      </w:r>
+    </w:p>
+    <w:bookmarkEnd w:id="151"/>
+    <w:bookmarkStart w:id="152" w:name="mes-단계-도입-1부-3장-순서의-계승"/>
+    <w:p>
+      <w:pPr>
+        <w:pStyle w:val="Heading3"/>
+      </w:pPr>
+      <w:r>
+        <w:t xml:space="preserve">MES 단계 도입 (1부 3장 순서의 계승)</w:t>
+      </w:r>
+    </w:p>
+    <w:p>
+      <w:pPr>
+        <w:pStyle w:val="FirstParagraph"/>
+      </w:pPr>
+      <w:r>
+        <w:t xml:space="preserve">제조 관리의 구축은 1부 3장의 컨설팅 실행 순서 — 수주 전산화, 바코드 작업표, POP 단계 배치, 전사 확산 — 를 모듈의 언어로 다시 쓴 것이다.</w:t>
+      </w:r>
+    </w:p>
+    <w:p>
+      <w:pPr>
+        <w:pStyle w:val="BodyText"/>
+      </w:pPr>
+      <w:r>
+        <w:rPr>
+          <w:bCs/>
+          <w:b/>
+        </w:rPr>
+        <w:t xml:space="preserve">1단계(2~4주), 기준정보의 3정5S.</w:t>
+      </w:r>
+      <w:r>
+        <w:t xml:space="preserve"> </w:t>
+      </w:r>
+      <w:r>
+        <w:t xml:space="preserve">품목·BOM·라우팅·워크센터·불량 및 고장 코드의 정비가 모든 것에 선행한다. BOM 실사와 표준시간의 첫 실측(정밀하지 않아도 좋다 — 원전의 졸속주의·중점주의로, 주요 품목군부터), 워크센터 시간당 비용의 산정이 이 단계의 산출물이다.</w:t>
+      </w:r>
+    </w:p>
+    <w:p>
+      <w:pPr>
+        <w:pStyle w:val="BodyText"/>
+      </w:pPr>
+      <w:r>
+        <w:rPr>
+          <w:bCs/>
+          <w:b/>
+        </w:rPr>
+        <w:t xml:space="preserve">2단계(4~8주), 제조 주문과 지시의 전산화.</w:t>
+      </w:r>
+      <w:r>
+        <w:t xml:space="preserve"> </w:t>
+      </w:r>
+      <w:r>
+        <w:t xml:space="preserve">판매 주문에서 제조 주문을 생성하고 작업 주문서를 바코드와 함께 인쇄한다. 현장은 아직 종이로 일해도 좋다 — 계획 로직의 고도화와 지시의 전산화는 분리 가능하며 후자가 먼저다(1부 3장). MPS를 세워 영업-제조가 같은 숫자를 보는 월간 S&amp;OP 회의를 이 단계에서 시작한다.</w:t>
+      </w:r>
+    </w:p>
+    <w:p>
+      <w:pPr>
+        <w:pStyle w:val="BodyText"/>
+      </w:pPr>
+      <w:r>
+        <w:rPr>
+          <w:bCs/>
+          <w:b/>
+        </w:rPr>
+        <w:t xml:space="preserve">3단계(8~16주), 태블릿 POP의 단계 배치.</w:t>
+      </w:r>
+      <w:r>
+        <w:t xml:space="preserve"> </w:t>
+      </w:r>
+      <w:r>
+        <w:t xml:space="preserve">작업 현장 태블릿을 전 공정 일제가 아니라 공정의 입구와 출구, 그리고 병목 공정에 먼저 놓는다. 입구와 출구만 잡아도 총 리드타임과 재공 총량이 측정되고, 병목을 잡으면 흐름이 측정된다. 이 단계에서 작업일보를 공식 폐지한다 — 태블릿과 일보의 병행은 현장을 이중 입력으로 지치게 하고 시스템의 신뢰를 무너뜨린다. 품질 QCP는 불량 비용이 큰 관문 2~3곳부터 최소로 시작한다. 과도한 검사 지점은 현장 수용성을 해친다.</w:t>
+      </w:r>
+    </w:p>
+    <w:p>
+      <w:pPr>
+        <w:pStyle w:val="BodyText"/>
+      </w:pPr>
+      <w:r>
+        <w:rPr>
+          <w:bCs/>
+          <w:b/>
+        </w:rPr>
+        <w:t xml:space="preserve">4단계(16주 이후), 품질·정비·계획의 심화.</w:t>
+      </w:r>
+      <w:r>
+        <w:t xml:space="preserve"> </w:t>
+      </w:r>
+      <w:r>
+        <w:t xml:space="preserve">QCP 확대, 예방정비 일정 가동, ECO 승인 흐름 정착, 그리고 실적 데이터가 두 분기쯤 쌓이면 표준시간·기준일정을 실측 분포로 갱신한다. 워크센터 수와 주문 수가 수동 간트 조정의 한계를 넘어서면 frePPLe 커넥터를 도입해 유한능력 계획으로 넘어간다(16장). 아침 브리핑과 병목 대시보드 — 말하는 공장 — 는 이 단계의 산출물이다.</w:t>
+      </w:r>
+    </w:p>
+    <w:bookmarkEnd w:id="152"/>
+    <w:bookmarkStart w:id="153" w:name="성공-판정과-흔한-실패-1"/>
+    <w:p>
+      <w:pPr>
+        <w:pStyle w:val="Heading3"/>
+      </w:pPr>
+      <w:r>
+        <w:t xml:space="preserve">성공 판정과 흔한 실패</w:t>
+      </w:r>
+    </w:p>
+    <w:p>
+      <w:pPr>
+        <w:pStyle w:val="FirstParagraph"/>
+      </w:pPr>
+      <w:r>
+        <w:t xml:space="preserve">성공 판정은 네 가지다. 납기준수율이 측정되고 개선 추세인가. 실적 타임스탬프가 발생 시점 분포를 보이는가(몰아치기 입력의 소멸). 제품별 실제 원가가 월중에 조회되고 수주 판단에 쓰이는가. 병목이 데이터로 지목되고 그 해소가 경영 회의의 의제인가. 특히 두 번째 판정 — 타임스탬프의 진실성 — 은 나머지 셋의 전제이므로, 도입 후 1개월 시점에 실적 데이터의 품질 감사를 반드시 일정에 넣는다. 미기록·지연 기록·몰아치기는 조기에 잡지 않으면 습관이 되고, 습관이 된 뒤에는 시스템 교체로도 고쳐지지 않는다.</w:t>
+      </w:r>
+    </w:p>
+    <w:p>
+      <w:pPr>
+        <w:pStyle w:val="BodyText"/>
+      </w:pPr>
+      <w:r>
+        <w:t xml:space="preserve">흔한 실패는 이렇다. 첫째, BOM 실사 없는 MRP 가동 — 자동화된 오류의 양산이며, MRP 불신의 최대 원인이다. 둘째, 태블릿과 종이 일보의 병행 — 이중 입력은 반드시 형해화로 끝난다. 셋째, 설정과 현실의 불일치 — 자재 소진 시점(착수 시/완료 시/백플러시), 로트 운영, 외주 공정 처리 같은 설정이 공장의 실제 방식과 어긋나면 데이터는 빠르게 죽는다. 구현의 성패는 기능이 아니라</w:t>
+      </w:r>
+      <w:r>
+        <w:t xml:space="preserve"> </w:t>
+      </w:r>
+      <w:r>
+        <w:t xml:space="preserve">“</w:t>
+      </w:r>
+      <w:r>
+        <w:t xml:space="preserve">공장이 실제로 돌아가는 방식을 설정에 반영했는가</w:t>
+      </w:r>
+      <w:r>
+        <w:t xml:space="preserve">”</w:t>
+      </w:r>
+      <w:r>
+        <w:t xml:space="preserve">에서 갈린다는 것이 실무 분석들의 일치된 지적이다. 넷째, 처음부터 전 공정·전 기능 일제 가동 —</w:t>
+      </w:r>
+      <w:r>
+        <w:t xml:space="preserve"> </w:t>
+      </w:r>
+      <w:r>
+        <w:t xml:space="preserve">“</w:t>
+      </w:r>
+      <w:r>
+        <w:t xml:space="preserve">전체상은 크게, 실시는 작게 하나씩</w:t>
+      </w:r>
+      <w:r>
+        <w:t xml:space="preserve">”</w:t>
+      </w:r>
+      <w:r>
+        <w:t xml:space="preserve">(1부 3장)의 위반이며, 실패한 빅뱅은 재도전의 정치적 자본까지 소진시킨다.</w:t>
+      </w:r>
+    </w:p>
+    <w:bookmarkEnd w:id="153"/>
+    <w:bookmarkEnd w:id="154"/>
+    <w:bookmarkStart w:id="155" w:name="정직한-평가-무한능력의-아킬레스건과-전문-mes의-경계"/>
+    <w:p>
+      <w:pPr>
+        <w:pStyle w:val="Heading2"/>
+      </w:pPr>
+      <w:r>
+        <w:t xml:space="preserve">13.8 정직한 평가: 무한능력의 아킬레스건과 전문 MES의 경계</w:t>
+      </w:r>
+    </w:p>
+    <w:p>
+      <w:pPr>
+        <w:pStyle w:val="FirstParagraph"/>
+      </w:pPr>
+      <w:r>
+        <w:rPr>
+          <w:bCs/>
+          <w:b/>
+        </w:rPr>
+        <w:t xml:space="preserve">장점.</w:t>
+      </w:r>
+      <w:r>
+        <w:t xml:space="preserve"> </w:t>
+      </w:r>
+      <w:r>
+        <w:t xml:space="preserve">첫째, 통합의 실시간성이다. 작업 완료 터치 하나가 재공·원가·납기·품질·정비 데이터를 동시에 움직이는 구조는 별도 MES-ERP 인터페이스로는 재현하기 어렵고,</w:t>
+      </w:r>
+      <w:r>
+        <w:t xml:space="preserve"> </w:t>
+      </w:r>
+      <w:r>
+        <w:t xml:space="preserve">“</w:t>
+      </w:r>
+      <w:r>
+        <w:t xml:space="preserve">실시간 원가</w:t>
+      </w:r>
+      <w:r>
+        <w:t xml:space="preserve">”</w:t>
+      </w:r>
+      <w:r>
+        <w:t xml:space="preserve">라는 서두의 셋째 질문에 대한 구조적 답이 된다. 둘째, 도입 장벽이 낮다. 태블릿 인터페이스의 학습 비용이 낮아 현장 저항이 적고, 5인 소공인의 작업 지시에서 시작해 품질·정비·PLM·IoT로 같은 플랫폼에서 확장할 수 있다. 셋째, 추적성과 원가가 별도 프로젝트가 아니라 사용의 부산물로 얻어진다.</w:t>
+      </w:r>
+    </w:p>
+    <w:p>
+      <w:pPr>
+        <w:pStyle w:val="BodyText"/>
+      </w:pPr>
+      <w:r>
+        <w:rPr>
+          <w:bCs/>
+          <w:b/>
+        </w:rPr>
+        <w:t xml:space="preserve">단점과 한계.</w:t>
+      </w:r>
+      <w:r>
+        <w:t xml:space="preserve"> </w:t>
+      </w:r>
+      <w:r>
+        <w:t xml:space="preserve">가장 구조적인 것은 유한능력 계획의 부재다. Odoo의 표준 스케줄러는 무한능력 가정 위에서 리드타임 역산으로 주문을 배치할 뿐, 워크센터 능력을 엄밀한 제약으로 놓고 일정을 최적화하지 않는다. 공식 APS 파트너 frePPLe은 Odoo MRP가 하지 못하는 것으로 수요예측, 제약 기반 스케줄링, 안전재고 최적화, What-if 시뮬레이션을 꼽는다(frePPLe, 2023). 1부 4장의 언어로 하면 Odoo 단독의 일정계획은 공수계획이 첨부되지 않은 계획 — 그림의 떡이 될 위험을 안는다. 주문·공정 수가 적을 때는 계획 담당자의 수동 간트 조정으로 버틸 수 있으나 규모가 커지면 지속 불가능하며, 이것이 frePPLe를 계획 부스터로 지정한 이유다. 그 밖의 한계도 분명하다. 수천 개의 동적 변형을 다루는 수주설계생산(ETO) 환경에서는 표준 모델링의 한계에 도달한다는 평가가 있고, IoT 박스는 주변기기 게이트웨이일 뿐 PLC/SCADA 계층의 실시간 설비 데이터 수집·제어는 표준 밖이며, SPC 관리도·측정시스템분석(MSA)·CAD 통합 형상관리 같은 고급 품질·PLM 기능도 전문 솔루션 또는 커스터마이징의 영역이다.</w:t>
+      </w:r>
+    </w:p>
+    <w:p>
+      <w:pPr>
+        <w:pStyle w:val="BodyText"/>
+      </w:pPr>
+      <w:r>
+        <w:rPr>
+          <w:bCs/>
+          <w:b/>
+        </w:rPr>
+        <w:t xml:space="preserve">경쟁·보완 솔루션 대비.</w:t>
+      </w:r>
+      <w:r>
+        <w:t xml:space="preserve"> </w:t>
+      </w:r>
+      <w:r>
+        <w:t xml:space="preserve">지멘스 Opcenter나 삼성SDS Nexplant 같은 전문 MES는 반도체·전자·자동차 부품처럼 공정 데이터의 깊이와 설비 제어가 사활인 환경에서 대체 불가능하지만, 도입·유지 비용과 전담 인력 요구가 이 책의 대상 기업에는 과체급이다. 국내 스마트공장 보급형 MES는 초기 부담이 낮지만 ERP와 분리된 실적 집계 시스템에 머물러 활용도가 떨어지는 사례가 적지 않았다는 것이 보급사업 평가의 반복된 지적이고, 국산 ERP에 별도 MES를 붙이는 조합은 세무·회계 대응이 강점이나 BOM·실적·원가 인터페이스의 유지 부담과 데이터 시차가 상존한다. Odoo의 자리는 그 사이다 — 실행 계층의 깊이는 전문 MES에 양보하는 대신, 계획-실행-품질-정비-원가의 연결을 하나의 데이터베이스에서 제공한다.</w:t>
+      </w:r>
+    </w:p>
+    <w:p>
+      <w:pPr>
+        <w:pStyle w:val="BodyText"/>
+      </w:pPr>
+      <w:r>
+        <w:rPr>
+          <w:bCs/>
+          <w:b/>
+        </w:rPr>
+        <w:t xml:space="preserve">도입 판단 기준.</w:t>
+      </w:r>
+      <w:r>
+        <w:t xml:space="preserve"> </w:t>
+      </w:r>
+      <w:r>
+        <w:t xml:space="preserve">세 가지로 요약한다. 공정 데이터의 깊이(초 단위 설비 제어·레시피 관리)가 사업의 사활인가 — 그렇다면 전문 MES다. 계획-실행-원가의 연결과 낮은 운영 부담이 우선인가 — 그렇다면 Odoo형 통합이다. 이미 국산 ERP가 회계의 중심인가 — 그렇다면 제조 영역만 Odoo로 세우고 회계 인터페이스를 최소화하는 절충도 가능하나, 단일 원장의 이점을 일부 포기하는 선택임을 인지해야 한다.</w:t>
+      </w:r>
+    </w:p>
+    <w:bookmarkEnd w:id="155"/>
+    <w:bookmarkStart w:id="159" w:name="심화-iot를-이용한-설비예지-지능화-표지-세-번째-키워드의-실행"/>
+    <w:p>
+      <w:pPr>
+        <w:pStyle w:val="Heading2"/>
+      </w:pPr>
+      <w:r>
+        <w:t xml:space="preserve">13.9 심화: IoT를 이용한 설비예지 지능화 — 표지 세 번째 키워드의 실행</w:t>
+      </w:r>
+    </w:p>
+    <w:p>
+      <w:pPr>
+        <w:pStyle w:val="FirstParagraph"/>
+      </w:pPr>
+      <w:r>
+        <w:t xml:space="preserve">표지의 세 번째 키워드</w:t>
+      </w:r>
+      <w:r>
+        <w:t xml:space="preserve"> </w:t>
+      </w:r>
+      <w:r>
+        <w:t xml:space="preserve">“</w:t>
+      </w:r>
+      <w:r>
+        <w:t xml:space="preserve">IoT를 이용한 설비예지 지능화</w:t>
+      </w:r>
+      <w:r>
+        <w:t xml:space="preserve">”</w:t>
+      </w:r>
+      <w:r>
+        <w:t xml:space="preserve">의 무대가 이 장의 유지보수·IoT 영역이다. 왜 설비예지가 제조 지능화의 독립 키워드인가. 13.5절의 OEE 폭포가 보여주듯 계획외 정지 — 돌발 고장 — 는 가동률을 갉아먹는 가장 굵은 손실 구간이며, 동시에 가장 예측하기 어려운 구간이기 때문이다. 사후 정비(고장 나면 고친다)는 정지 손실을 그대로 감수하고, 예방 정비(주기마다 고친다)는 멀쩡한 부품을 교체하는 낭비를 감수한다. 예지 정비(상태를 보고 고친다)는 그 사이의 최적점 — 고장의 징후가 나타난 뒤, 기능이 상실되기 전 — 을 노린다. 설비관리 이론이 P-F 곡선이라 부르는 구간, 즉 잠재 고장(Potential failure)에서 기능 고장(Functional failure)까지의 시간 창이 예지의 무대다.</w:t>
+      </w:r>
+    </w:p>
+    <w:bookmarkStart w:id="156" w:name="odoo의-설비예지-업무-프로세스"/>
+    <w:p>
+      <w:pPr>
+        <w:pStyle w:val="Heading3"/>
+      </w:pPr>
+      <w:r>
+        <w:t xml:space="preserve">Odoo의 설비예지 업무 프로세스</w:t>
+      </w:r>
+    </w:p>
+    <w:tbl>
+      <w:tblPr>
+        <w:tblStyle w:val="Table"/>
+        <w:tblW w:type="pct" w:w="5000"/>
+        <w:tblLook w:firstRow="1" w:lastRow="0" w:firstColumn="0" w:lastColumn="0" w:noHBand="0" w:noVBand="0" w:val="0020"/>
+        <w:jc w:val="start"/>
+      </w:tblPr>
+      <w:tblGrid>
+        <w:gridCol w:w="1357"/>
+        <w:gridCol w:w="1357"/>
+        <w:gridCol w:w="2489"/>
+        <w:gridCol w:w="2715"/>
+      </w:tblGrid>
+      <w:tr>
+        <w:trPr>
+          <w:tblHeader w:val="true"/>
+        </w:trPr>
+        <w:tc>
+          <w:tcPr/>
+          <w:p>
+            <w:pPr>
+              <w:pStyle w:val="Compact"/>
+              <w:jc w:val="left"/>
+            </w:pPr>
+            <w:r>
+              <w:t xml:space="preserve">단계</w:t>
+            </w:r>
+          </w:p>
+        </w:tc>
+        <w:tc>
+          <w:tcPr/>
+          <w:p>
+            <w:pPr>
+              <w:pStyle w:val="Compact"/>
+              <w:jc w:val="left"/>
+            </w:pPr>
+            <w:r>
+              <w:t xml:space="preserve">업무</w:t>
+            </w:r>
+          </w:p>
+        </w:tc>
+        <w:tc>
+          <w:tcPr/>
+          <w:p>
+            <w:pPr>
+              <w:pStyle w:val="Compact"/>
+              <w:jc w:val="left"/>
+            </w:pPr>
+            <w:r>
+              <w:t xml:space="preserve">Odoo 기능</w:t>
+            </w:r>
+          </w:p>
+        </w:tc>
+        <w:tc>
+          <w:tcPr/>
+          <w:p>
+            <w:pPr>
+              <w:pStyle w:val="Compact"/>
+              <w:jc w:val="left"/>
+            </w:pPr>
+            <w:r>
+              <w:t xml:space="preserve">발생 데이터</w:t>
+            </w:r>
+          </w:p>
+        </w:tc>
+      </w:tr>
+      <w:tr>
+        <w:tc>
+          <w:tcPr/>
+          <w:p>
+            <w:pPr>
+              <w:pStyle w:val="Compact"/>
+              <w:jc w:val="left"/>
+            </w:pPr>
+            <w:r>
+              <w:t xml:space="preserve">1</w:t>
+            </w:r>
+          </w:p>
+        </w:tc>
+        <w:tc>
+          <w:tcPr/>
+          <w:p>
+            <w:pPr>
+              <w:pStyle w:val="Compact"/>
+              <w:jc w:val="left"/>
+            </w:pPr>
+            <w:r>
+              <w:t xml:space="preserve">설비 마스터·이력 정비</w:t>
+            </w:r>
+          </w:p>
+        </w:tc>
+        <w:tc>
+          <w:tcPr/>
+          <w:p>
+            <w:pPr>
+              <w:pStyle w:val="Compact"/>
+              <w:jc w:val="left"/>
+            </w:pPr>
+            <w:r>
+              <w:t xml:space="preserve">유지보수 모듈 — 설비 대장, 고장·정비 이력</w:t>
+            </w:r>
+          </w:p>
+        </w:tc>
+        <w:tc>
+          <w:tcPr/>
+          <w:p>
+            <w:pPr>
+              <w:pStyle w:val="Compact"/>
+              <w:jc w:val="left"/>
+            </w:pPr>
+            <w:r>
+              <w:t xml:space="preserve">MTBF·MTTR 자동 산출</w:t>
+            </w:r>
+          </w:p>
+        </w:tc>
+      </w:tr>
+      <w:tr>
+        <w:tc>
+          <w:tcPr/>
+          <w:p>
+            <w:pPr>
+              <w:pStyle w:val="Compact"/>
+              <w:jc w:val="left"/>
+            </w:pPr>
+            <w:r>
+              <w:t xml:space="preserve">2</w:t>
+            </w:r>
+          </w:p>
+        </w:tc>
+        <w:tc>
+          <w:tcPr/>
+          <w:p>
+            <w:pPr>
+              <w:pStyle w:val="Compact"/>
+              <w:jc w:val="left"/>
+            </w:pPr>
+            <w:r>
+              <w:t xml:space="preserve">상태 데이터 수집</w:t>
+            </w:r>
+          </w:p>
+        </w:tc>
+        <w:tc>
+          <w:tcPr/>
+          <w:p>
+            <w:pPr>
+              <w:pStyle w:val="Compact"/>
+              <w:jc w:val="left"/>
+            </w:pPr>
+            <w:r>
+              <w:t xml:space="preserve">IoT 박스 — 센서·PLC 연동, 작업현장 태블릿</w:t>
+            </w:r>
+          </w:p>
+        </w:tc>
+        <w:tc>
+          <w:tcPr/>
+          <w:p>
+            <w:pPr>
+              <w:pStyle w:val="Compact"/>
+              <w:jc w:val="left"/>
+            </w:pPr>
+            <w:r>
+              <w:t xml:space="preserve">진동·온도·전류·가동 시계열</w:t>
+            </w:r>
+          </w:p>
+        </w:tc>
+      </w:tr>
+      <w:tr>
+        <w:tc>
+          <w:tcPr/>
+          <w:p>
+            <w:pPr>
+              <w:pStyle w:val="Compact"/>
+              <w:jc w:val="left"/>
+            </w:pPr>
+            <w:r>
+              <w:t xml:space="preserve">3</w:t>
+            </w:r>
+          </w:p>
+        </w:tc>
+        <w:tc>
+          <w:tcPr/>
+          <w:p>
+            <w:pPr>
+              <w:pStyle w:val="Compact"/>
+              <w:jc w:val="left"/>
+            </w:pPr>
+            <w:r>
+              <w:t xml:space="preserve">이상 감지·경보</w:t>
+            </w:r>
+          </w:p>
+        </w:tc>
+        <w:tc>
+          <w:tcPr/>
+          <w:p>
+            <w:pPr>
+              <w:pStyle w:val="Compact"/>
+              <w:jc w:val="left"/>
+            </w:pPr>
+            <w:r>
+              <w:t xml:space="preserve">임계값·관리도 경보, 품질 검사 연동</w:t>
+            </w:r>
+          </w:p>
+        </w:tc>
+        <w:tc>
+          <w:tcPr/>
+          <w:p>
+            <w:pPr>
+              <w:pStyle w:val="Compact"/>
+              <w:jc w:val="left"/>
+            </w:pPr>
+            <w:r>
+              <w:t xml:space="preserve">이상 이벤트, 고장 코드 후보</w:t>
+            </w:r>
+          </w:p>
+        </w:tc>
+      </w:tr>
+      <w:tr>
+        <w:tc>
+          <w:tcPr/>
+          <w:p>
+            <w:pPr>
+              <w:pStyle w:val="Compact"/>
+              <w:jc w:val="left"/>
+            </w:pPr>
+            <w:r>
+              <w:t xml:space="preserve">4</w:t>
+            </w:r>
+          </w:p>
+        </w:tc>
+        <w:tc>
+          <w:tcPr/>
+          <w:p>
+            <w:pPr>
+              <w:pStyle w:val="Compact"/>
+              <w:jc w:val="left"/>
+            </w:pPr>
+            <w:r>
+              <w:t xml:space="preserve">정비 오더 생성</w:t>
+            </w:r>
+          </w:p>
+        </w:tc>
+        <w:tc>
+          <w:tcPr/>
+          <w:p>
+            <w:pPr>
+              <w:pStyle w:val="Compact"/>
+              <w:jc w:val="left"/>
+            </w:pPr>
+            <w:r>
+              <w:t xml:space="preserve">고장/예방 정비 요청 자동 생성, 정비 칸반</w:t>
+            </w:r>
+          </w:p>
+        </w:tc>
+        <w:tc>
+          <w:tcPr/>
+          <w:p>
+            <w:pPr>
+              <w:pStyle w:val="Compact"/>
+              <w:jc w:val="left"/>
+            </w:pPr>
+            <w:r>
+              <w:t xml:space="preserve">정비 오더·부품 소요</w:t>
+            </w:r>
+          </w:p>
+        </w:tc>
+      </w:tr>
+      <w:tr>
+        <w:tc>
+          <w:tcPr/>
+          <w:p>
+            <w:pPr>
+              <w:pStyle w:val="Compact"/>
+              <w:jc w:val="left"/>
+            </w:pPr>
+            <w:r>
+              <w:t xml:space="preserve">5</w:t>
+            </w:r>
+          </w:p>
+        </w:tc>
+        <w:tc>
+          <w:tcPr/>
+          <w:p>
+            <w:pPr>
+              <w:pStyle w:val="Compact"/>
+              <w:jc w:val="left"/>
+            </w:pPr>
+            <w:r>
+              <w:t xml:space="preserve">분석·표준화</w:t>
+            </w:r>
+          </w:p>
+        </w:tc>
+        <w:tc>
+          <w:tcPr/>
+          <w:p>
+            <w:pPr>
+              <w:pStyle w:val="Compact"/>
+              <w:jc w:val="left"/>
+            </w:pPr>
+            <w:r>
+              <w:t xml:space="preserve">고장 통계 → 예방정비 주기·기준 갱신</w:t>
+            </w:r>
+          </w:p>
+        </w:tc>
+        <w:tc>
+          <w:tcPr/>
+          <w:p>
+            <w:pPr>
+              <w:pStyle w:val="Compact"/>
+              <w:jc w:val="left"/>
+            </w:pPr>
+            <w:r>
+              <w:t xml:space="preserve">고장 코드별 빈도·원인</w:t>
+            </w:r>
+          </w:p>
+        </w:tc>
+      </w:tr>
+    </w:tbl>
+    <w:p>
+      <w:pPr>
+        <w:pStyle w:val="BodyText"/>
+      </w:pPr>
+      <w:r>
+        <w:t xml:space="preserve">핵심은 1단계의 이력과 3단계의 코드다. Odoo 유지보수 모듈은 정비 이력에서 MTBF(평균 고장 간격)와 MTTR(평균 수리 시간)를 자동 산출한다(Odoo 공식 소개자료) — 그러나 그 숫자가 의미를 가지려면 고장이 코드로 기록되어야 한다. 1부 5장의 5축 고장코드(설비-부위-현상-원인-조치)가 여기서 학습 데이터의 라벨이 된다.</w:t>
+      </w:r>
+      <w:r>
+        <w:t xml:space="preserve"> </w:t>
+      </w:r>
+      <w:r>
+        <w:t xml:space="preserve">“</w:t>
+      </w:r>
+      <w:r>
+        <w:t xml:space="preserve">베어링에서 소음, 원인은 윤활 부족, 조치는 급유</w:t>
+      </w:r>
+      <w:r>
+        <w:t xml:space="preserve">”</w:t>
+      </w:r>
+      <w:r>
+        <w:t xml:space="preserve">가 코드로 쌓인 회사만이, 다음 단계인 예지 모델을 학습시킬 재료를 갖는다.</w:t>
+      </w:r>
+    </w:p>
+    <w:bookmarkEnd w:id="156"/>
+    <w:bookmarkStart w:id="157" w:name="연구가-말하는-것-상태기반-정비의-30년"/>
+    <w:p>
+      <w:pPr>
+        <w:pStyle w:val="Heading3"/>
+      </w:pPr>
+      <w:r>
+        <w:t xml:space="preserve">연구가 말하는 것: 상태기반 정비의 30년</w:t>
+      </w:r>
+    </w:p>
+    <w:p>
+      <w:pPr>
+        <w:pStyle w:val="FirstParagraph"/>
+      </w:pPr>
+      <w:r>
+        <w:t xml:space="preserve">상태기반 정비(CBM) 연구의 표준 리뷰는 진단(지금 무엇이 이상한가)과 예지(앞으로 언제 고장 날 것인가)를 구분하고, 예지가 성립하려면 열화 데이터와 고장 이력의 축적이 전제임을 정리했다(Jardine, Lin &amp; Banjevic, 2006). 기계학습 접근은 다중 분류기로</w:t>
+      </w:r>
+      <w:r>
+        <w:t xml:space="preserve"> </w:t>
+      </w:r>
+      <w:r>
+        <w:t xml:space="preserve">“</w:t>
+      </w:r>
+      <w:r>
+        <w:t xml:space="preserve">정상/주의/위험</w:t>
+      </w:r>
+      <w:r>
+        <w:t xml:space="preserve">”</w:t>
+      </w:r>
+      <w:r>
+        <w:t xml:space="preserve">을 판별하는 실용 노선이 반도체 공정 등에서 검증되었고(Susto et al., 2015), 최근에는 잔여 유효 수명(RUL) 추정의 딥러닝 계열이 활발하다. 중소기업 실무로 번역하면 — 처음부터 RUL 회귀 같은 고난도 문제에 도전하기보다, ①임계·관리도 경보(통계) ②이상 점수 랭킹(비지도 ML) ③고장 코드 분류(지도 ML)의 순서로 올라가는 것이 정석이며, 각 단계 모두 5S를 통과한 정비 이력이 없으면 시작되지 않는다.</w:t>
+      </w:r>
+    </w:p>
+    <w:bookmarkEnd w:id="157"/>
+    <w:bookmarkStart w:id="158" w:name="ai-에이전트-방법론-설비예지-에이전트-파이프라인"/>
+    <w:p>
+      <w:pPr>
+        <w:pStyle w:val="Heading3"/>
+      </w:pPr>
+      <w:r>
+        <w:t xml:space="preserve">AI 에이전트 방법론: 설비예지 에이전트 파이프라인</w:t>
+      </w:r>
+    </w:p>
+    <w:tbl>
+      <w:tblPr>
+        <w:tblStyle w:val="Table"/>
+        <w:tblW w:type="pct" w:w="5000"/>
+        <w:tblLook w:firstRow="1" w:lastRow="0" w:firstColumn="0" w:lastColumn="0" w:noHBand="0" w:noVBand="0" w:val="0020"/>
+        <w:jc w:val="start"/>
+      </w:tblPr>
+      <w:tblGrid>
+        <w:gridCol w:w="1320"/>
+        <w:gridCol w:w="2376"/>
+        <w:gridCol w:w="1716"/>
+        <w:gridCol w:w="2508"/>
+      </w:tblGrid>
+      <w:tr>
+        <w:trPr>
+          <w:tblHeader w:val="true"/>
+        </w:trPr>
+        <w:tc>
+          <w:tcPr/>
+          <w:p>
+            <w:pPr>
+              <w:pStyle w:val="Compact"/>
+              <w:jc w:val="left"/>
+            </w:pPr>
+            <w:r>
+              <w:t xml:space="preserve">에이전트</w:t>
+            </w:r>
+          </w:p>
+        </w:tc>
+        <w:tc>
+          <w:tcPr/>
+          <w:p>
+            <w:pPr>
+              <w:pStyle w:val="Compact"/>
+              <w:jc w:val="left"/>
+            </w:pPr>
+            <w:r>
+              <w:t xml:space="preserve">역할 (DMAIC 대응)</w:t>
+            </w:r>
+          </w:p>
+        </w:tc>
+        <w:tc>
+          <w:tcPr/>
+          <w:p>
+            <w:pPr>
+              <w:pStyle w:val="Compact"/>
+              <w:jc w:val="left"/>
+            </w:pPr>
+            <w:r>
+              <w:t xml:space="preserve">입력 → 출력</w:t>
+            </w:r>
+          </w:p>
+        </w:tc>
+        <w:tc>
+          <w:tcPr/>
+          <w:p>
+            <w:pPr>
+              <w:pStyle w:val="Compact"/>
+              <w:jc w:val="left"/>
+            </w:pPr>
+            <w:r>
+              <w:t xml:space="preserve">구현(부스터 매핑)</w:t>
+            </w:r>
+          </w:p>
+        </w:tc>
+      </w:tr>
+      <w:tr>
+        <w:tc>
+          <w:tcPr/>
+          <w:p>
+            <w:pPr>
+              <w:pStyle w:val="Compact"/>
+              <w:jc w:val="left"/>
+            </w:pPr>
+            <w:r>
+              <w:t xml:space="preserve">① 센서 수집 에이전트</w:t>
+            </w:r>
+          </w:p>
+        </w:tc>
+        <w:tc>
+          <w:tcPr/>
+          <w:p>
+            <w:pPr>
+              <w:pStyle w:val="Compact"/>
+              <w:jc w:val="left"/>
+            </w:pPr>
+            <w:r>
+              <w:t xml:space="preserve">Measure</w:t>
+            </w:r>
+          </w:p>
+        </w:tc>
+        <w:tc>
+          <w:tcPr/>
+          <w:p>
+            <w:pPr>
+              <w:pStyle w:val="Compact"/>
+              <w:jc w:val="left"/>
+            </w:pPr>
+            <w:r>
+              <w:t xml:space="preserve">IoT 박스 시계열·가동 실적 → 설비별 상태 데이터셋</w:t>
+            </w:r>
+          </w:p>
+        </w:tc>
+        <w:tc>
+          <w:tcPr/>
+          <w:p>
+            <w:pPr>
+              <w:pStyle w:val="Compact"/>
+              <w:jc w:val="left"/>
+            </w:pPr>
+            <w:r>
+              <w:t xml:space="preserve">IoT 박스 + n8n 적재</w:t>
+            </w:r>
+          </w:p>
+        </w:tc>
+      </w:tr>
+      <w:tr>
+        <w:tc>
+          <w:tcPr/>
+          <w:p>
+            <w:pPr>
+              <w:pStyle w:val="Compact"/>
+              <w:jc w:val="left"/>
+            </w:pPr>
+            <w:r>
+              <w:t xml:space="preserve">② 이상 탐지 에이전트</w:t>
+            </w:r>
+          </w:p>
+        </w:tc>
+        <w:tc>
+          <w:tcPr/>
+          <w:p>
+            <w:pPr>
+              <w:pStyle w:val="Compact"/>
+              <w:jc w:val="left"/>
+            </w:pPr>
+            <w:r>
+              <w:t xml:space="preserve">Analyze</w:t>
+            </w:r>
+          </w:p>
+        </w:tc>
+        <w:tc>
+          <w:tcPr/>
+          <w:p>
+            <w:pPr>
+              <w:pStyle w:val="Compact"/>
+              <w:jc w:val="left"/>
+            </w:pPr>
+            <w:r>
+              <w:t xml:space="preserve">상태 데이터 → 관리도 이탈·이상 점수(비지도)</w:t>
+            </w:r>
+          </w:p>
+        </w:tc>
+        <w:tc>
+          <w:tcPr/>
+          <w:p>
+            <w:pPr>
+              <w:pStyle w:val="Compact"/>
+              <w:jc w:val="left"/>
+            </w:pPr>
+            <w:r>
+              <w:t xml:space="preserve">통계 + ML</w:t>
+            </w:r>
+          </w:p>
+        </w:tc>
+      </w:tr>
+      <w:tr>
+        <w:tc>
+          <w:tcPr/>
+          <w:p>
+            <w:pPr>
+              <w:pStyle w:val="Compact"/>
+              <w:jc w:val="left"/>
+            </w:pPr>
+            <w:r>
+              <w:t xml:space="preserve">③ 진단·예지 에이전트</w:t>
+            </w:r>
+          </w:p>
+        </w:tc>
+        <w:tc>
+          <w:tcPr/>
+          <w:p>
+            <w:pPr>
+              <w:pStyle w:val="Compact"/>
+              <w:jc w:val="left"/>
+            </w:pPr>
+            <w:r>
+              <w:t xml:space="preserve">Analyze</w:t>
+            </w:r>
+          </w:p>
+        </w:tc>
+        <w:tc>
+          <w:tcPr/>
+          <w:p>
+            <w:pPr>
+              <w:pStyle w:val="Compact"/>
+              <w:jc w:val="left"/>
+            </w:pPr>
+            <w:r>
+              <w:t xml:space="preserve">이상 신호 + 고장 이력 → 고장 코드 후보·위험도, 유사 사례(베테랑 조치 기록)</w:t>
+            </w:r>
+          </w:p>
+        </w:tc>
+        <w:tc>
+          <w:tcPr/>
+          <w:p>
+            <w:pPr>
+              <w:pStyle w:val="Compact"/>
+              <w:jc w:val="left"/>
+            </w:pPr>
+            <w:r>
+              <w:t xml:space="preserve">ML + 지식그래프 검색</w:t>
+            </w:r>
+          </w:p>
+        </w:tc>
+      </w:tr>
+      <w:tr>
+        <w:tc>
+          <w:tcPr/>
+          <w:p>
+            <w:pPr>
+              <w:pStyle w:val="Compact"/>
+              <w:jc w:val="left"/>
+            </w:pPr>
+            <w:r>
+              <w:t xml:space="preserve">④ 정비 액션 에이전트</w:t>
+            </w:r>
+          </w:p>
+        </w:tc>
+        <w:tc>
+          <w:tcPr/>
+          <w:p>
+            <w:pPr>
+              <w:pStyle w:val="Compact"/>
+              <w:jc w:val="left"/>
+            </w:pPr>
+            <w:r>
+              <w:t xml:space="preserve">Improve</w:t>
+            </w:r>
+          </w:p>
+        </w:tc>
+        <w:tc>
+          <w:tcPr/>
+          <w:p>
+            <w:pPr>
+              <w:pStyle w:val="Compact"/>
+              <w:jc w:val="left"/>
+            </w:pPr>
+            <w:r>
+              <w:t xml:space="preserve">위험도 → 정비 오더 초안·부품 예약·생산 일정 회피안(frePPLe 조율)</w:t>
+            </w:r>
+          </w:p>
+        </w:tc>
+        <w:tc>
+          <w:tcPr/>
+          <w:p>
+            <w:pPr>
+              <w:pStyle w:val="Compact"/>
+              <w:jc w:val="left"/>
+            </w:pPr>
+            <w:r>
+              <w:t xml:space="preserve">Odoo 액션 + frePPLe</w:t>
+            </w:r>
+          </w:p>
+        </w:tc>
+      </w:tr>
+      <w:tr>
+        <w:tc>
+          <w:tcPr/>
+          <w:p>
+            <w:pPr>
+              <w:pStyle w:val="Compact"/>
+              <w:jc w:val="left"/>
+            </w:pPr>
+            <w:r>
+              <w:t xml:space="preserve">⑤ 환류 에이전트</w:t>
+            </w:r>
+          </w:p>
+        </w:tc>
+        <w:tc>
+          <w:tcPr/>
+          <w:p>
+            <w:pPr>
+              <w:pStyle w:val="Compact"/>
+              <w:jc w:val="left"/>
+            </w:pPr>
+            <w:r>
+              <w:t xml:space="preserve">Control</w:t>
+            </w:r>
+          </w:p>
+        </w:tc>
+        <w:tc>
+          <w:tcPr/>
+          <w:p>
+            <w:pPr>
+              <w:pStyle w:val="Compact"/>
+              <w:jc w:val="left"/>
+            </w:pPr>
+            <w:r>
+              <w:t xml:space="preserve">정비 결과·오탐 리뷰 → 라벨 보강·임계 재조정·HITL 기록</w:t>
+            </w:r>
+          </w:p>
+        </w:tc>
+        <w:tc>
+          <w:tcPr/>
+          <w:p>
+            <w:pPr>
+              <w:pStyle w:val="Compact"/>
+              <w:jc w:val="left"/>
+            </w:pPr>
+            <w:r>
+              <w:t xml:space="preserve">n8n + 감사 로그</w:t>
+            </w:r>
+          </w:p>
+        </w:tc>
+      </w:tr>
+    </w:tbl>
+    <w:p>
+      <w:pPr>
+        <w:pStyle w:val="BodyText"/>
+      </w:pPr>
+      <w:r>
+        <w:t xml:space="preserve">운영의 그림은 이렇다. ①이 상시로 시계열을 적재하면 ②가 설비별 이상 점수를 매일 갱신하고, 점수가 임계를 넘으면 ③이 두 가지를 붙여 보고한다 — 이 패턴과 가장 닮은 과거 고장 코드(확률 순), 그리고 그때의 조치 기록. 3장의 스마트글라스 시나리오에서</w:t>
+      </w:r>
+      <w:r>
+        <w:t xml:space="preserve"> </w:t>
+      </w:r>
+      <w:r>
+        <w:t xml:space="preserve">“</w:t>
+      </w:r>
+      <w:r>
+        <w:t xml:space="preserve">도면 옆에 과거 불량 포인트가 표시되던</w:t>
+      </w:r>
+      <w:r>
+        <w:t xml:space="preserve">”</w:t>
+      </w:r>
+      <w:r>
+        <w:t xml:space="preserve"> </w:t>
+      </w:r>
+      <w:r>
+        <w:t xml:space="preserve">원리가 설비 화면에서 재현되는 것이다. ④는 위험도가 확정 임계를 넘은 설비에 정비 오더 초안을 만들되, frePPLe의 일정을 조회해 생산 부하가 낮은 시간대를 정비 후보로 제안한다 — 예지의 경제적 가치는</w:t>
+      </w:r>
+      <w:r>
+        <w:t xml:space="preserve"> </w:t>
+      </w:r>
+      <w:r>
+        <w:t xml:space="preserve">“</w:t>
+      </w:r>
+      <w:r>
+        <w:t xml:space="preserve">고장 전에 고치는 것</w:t>
+      </w:r>
+      <w:r>
+        <w:t xml:space="preserve">”</w:t>
+      </w:r>
+      <w:r>
+        <w:t xml:space="preserve">이 아니라</w:t>
+      </w:r>
+      <w:r>
+        <w:t xml:space="preserve"> </w:t>
+      </w:r>
+      <w:r>
+        <w:t xml:space="preserve">“</w:t>
+      </w:r>
+      <w:r>
+        <w:t xml:space="preserve">생산을 멈추지 않는 시간에 고치는 것</w:t>
+      </w:r>
+      <w:r>
+        <w:t xml:space="preserve">”</w:t>
+      </w:r>
+      <w:r>
+        <w:t xml:space="preserve">에서 완성되기 때문이다. 사람은 정비 실행의 승인과 오탐의 판정에서 개입하고, ⑤가 그 판정을 라벨로 축적한다 — 오탐이라는 피드백조차 다음 모델의 정확도가 된다.</w:t>
+      </w:r>
+    </w:p>
+    <w:p>
+      <w:pPr>
+        <w:pStyle w:val="BodyText"/>
+      </w:pPr>
+      <w:r>
+        <w:t xml:space="preserve">도입은 세 걸음이다. 1~2개월 차에 설비 대장과 고장 코드체계를 정비하고 정비 이력의 코드 기록을 습관화한다(예지의 5S). 3~4개월 차에 핵심 설비 2~3대에 센서를 붙여 ①②의 경보 운영을 시작한다 — 전 설비가 아니라 병목·고액 설비부터다(13.5절의 병목 CNC가 첫 후보다). 5개월 차 이후 이력이 쌓인 설비부터 ③④⑤의 예지·자동 액션으로 확장한다. 성공 판정은 네 지표다 — 계획외 정지 시간(월), MTBF 개선, 예지 적중률(경보 후 실제 이상 확인 비율), 그리고 OEE 가동률의 회복이다. 경보가 늘었는데 적중률이 낮다면 임계가 성급한 것이고, 현장은 곧 경보를 무시하게 된다 — 늑대 소년이 된 시스템은 없느니만 못하다.</w:t>
+      </w:r>
+    </w:p>
+    <w:bookmarkEnd w:id="158"/>
+    <w:bookmarkEnd w:id="159"/>
+    <w:bookmarkStart w:id="160" w:name="핵심-요약-5"/>
+    <w:p>
+      <w:pPr>
+        <w:pStyle w:val="Heading2"/>
+      </w:pPr>
+      <w:r>
+        <w:t xml:space="preserve">핵심 요약</w:t>
       </w:r>
     </w:p>
     <w:p>
@@ -14494,7 +16550,7 @@
         <w:pStyle w:val="Compact"/>
       </w:pPr>
       <w:r>
-        <w:t xml:space="preserve">다음 주 납기 도래 주문의 일람을 몇 초 안에 뽑을 수 있는가. 지연 위험은 언제 아는가.</w:t>
+        <w:t xml:space="preserve">제조 모듈의 경영 질문은 셋이다. 납기를 지킬 수 있는가, 병목은 어디인가, 원가는 정확한가. 담당 KPI는 납기준수율·리드타임·OEE·실제 원가이며, 이 장은 1부 3장(POP)·4장(계획)·5장(DMAIC)·7장(편성·트윈)의 방법론이 한 모듈 위에 실장되는 무대다.</w:t>
       </w:r>
     </w:p>
     <w:p>
@@ -14506,7 +16562,7 @@
         <w:pStyle w:val="Compact"/>
       </w:pPr>
       <w:r>
-        <w:t xml:space="preserve">BOM은 현물과 일치하는가. 마지막으로 BOM을 실사한 것이 언제인가. 변경은 누가 어떻게 승인하는가.</w:t>
+        <w:t xml:space="preserve">기능의 골격: 다단계 BOM(부산물 포함)·MRP·MPS 기반 S&amp;OP·간트 계획, Shop Floor 태블릿(3장 POP의 환생 — 작업일보의 폐지), QCP 품질 관문, MTBF/MTTR 유지보수, ECO 기반 PLM, IoT 박스, 그리고 실적 발생 즉시 확정되는 실시간 원가(Odoo 공식 소개자료).</w:t>
       </w:r>
     </w:p>
     <w:p>
@@ -14518,7 +16574,7 @@
         <w:pStyle w:val="Compact"/>
       </w:pPr>
       <w:r>
-        <w:t xml:space="preserve">작업 실적은 발생 시점에 기록되는가, 종이 일보로 걷혀 재입력되는가.</w:t>
+        <w:t xml:space="preserve">데이터 3정5S의 급소는 셋이다. BOM 정확도(정품 — 현물 실사와 ECO 통제), 공정 실적의 실시간성(정량 — 타임스탬프의 진실성, 몰아치기 입력의 감사), 불량·고장 코드의 정돈(같은 사건 같은 코드 — 경험이 통계가 되는 조건).</w:t>
       </w:r>
     </w:p>
     <w:p>
@@ -14530,7 +16586,7 @@
         <w:pStyle w:val="Compact"/>
       </w:pPr>
       <w:r>
-        <w:t xml:space="preserve">표준시간과 기준일정은 실측인가 추정인가. 최근 갱신은 언제인가.</w:t>
+        <w:t xml:space="preserve">눈으로 보는 관리 3단계: 보이는(칸반·간트·재공 현황 = 디지털 관리판) → 말하는(지연·재공 경보와 아침 브리핑 = 순찰의 자동 배달) → 추론하는(그래프 중심성 병목 탐지, 리드타임 분포 기반 납기 예측, 예지보전).</w:t>
       </w:r>
     </w:p>
     <w:p>
@@ -14542,7 +16598,7 @@
         <w:pStyle w:val="Compact"/>
       </w:pPr>
       <w:r>
-        <w:t xml:space="preserve">병목 공정이 어디인지 데이터로 답할 수 있는가, 경험으로 답하는가.</w:t>
+        <w:t xml:space="preserve">DMAIC 시나리오는 병목 워크센터의 OEE 한 사이클(54%→67%)을 보인다. 국내 스마트공장 성과 — 5,003개사 평균 생산성 30%·품질 43.5%·원가 15.9%·납기 15.5% 개선, 솔젠트 생산성 73%(중소벤처기업부) — 는 도구가 아니라 개선 회전의 누적이 낳은 수치다.</w:t>
       </w:r>
     </w:p>
     <w:p>
@@ -14554,7 +16610,7 @@
         <w:pStyle w:val="Compact"/>
       </w:pPr>
       <w:r>
-        <w:t xml:space="preserve">불량·고장의 원인 코드체계가 있는가. 같은 사건이 같은 코드로 적히는가.</w:t>
+        <w:t xml:space="preserve">AI 적용의 축은 디지털 트윈 What-if(운영의 특급 수락 판단부터 구조의 편성 재구축까지 — 1부 7장), 예지보전·SPC(코드 정돈이 선행 투자), 온톨로지 위의 자연어 질의다.</w:t>
       </w:r>
     </w:p>
     <w:p>
@@ -14566,7 +16622,7 @@
         <w:pStyle w:val="Compact"/>
       </w:pPr>
       <w:r>
-        <w:t xml:space="preserve">제품별 실제 원가를 언제 아는가 — 실시간인가, 월말인가, 모르는가.</w:t>
+        <w:t xml:space="preserve">구축은 기준정보 3정5S → 제조 주문·지시 전산화(MPS·S&amp;OP 개시) → 태블릿 POP 단계 배치(입구·출구·병목 우선, 작업일보 공식 폐지) → 품질·정비·유한능력 계획 심화의 단계 도입이다. 흔한 실패는 BOM 실사 생략, 일보 병행, 설정-현실 불일치, 빅뱅 가동이다.</w:t>
       </w:r>
     </w:p>
     <w:p>
@@ -14578,7 +16634,7 @@
         <w:pStyle w:val="Compact"/>
       </w:pPr>
       <w:r>
-        <w:t xml:space="preserve">품질 검사는 공정의 관문인가, 사후의 서류인가. 검사 기록이 로트·설비와 연결되는가.</w:t>
+        <w:t xml:space="preserve">정직한 평가: 최대 약점은 무한능력 계획이며 frePPLe 부스터로 보강한다(frePPLe, 2023). ETO 모델링·PLC 연동·SPC/MSA는 표준 밖이다. 전문 MES는 실행 깊이에서, 보급형은 초기 비용에서 앞서지만, 계획-실행-품질-정비-원가의 실시간 연결은 통합 플랫폼의 고유 영역이다.</w:t>
       </w:r>
     </w:p>
     <w:p>
@@ -14590,273 +16646,17 @@
         <w:pStyle w:val="Compact"/>
       </w:pPr>
       <w:r>
-        <w:t xml:space="preserve">설비 고장은 기록되는가. MTBF를 아는 설비가 몇 대인가.</w:t>
-      </w:r>
-    </w:p>
-    <w:p>
-      <w:pPr>
-        <w:numPr>
-          <w:ilvl w:val="0"/>
-          <w:numId w:val="1016"/>
-        </w:numPr>
-        <w:pStyle w:val="Compact"/>
-      </w:pPr>
-      <w:r>
-        <w:t xml:space="preserve">영업과 제조가 같은 숫자를 보는 회의체(S&amp;OP)가 있는가.</w:t>
-      </w:r>
-    </w:p>
-    <w:bookmarkEnd w:id="148"/>
-    <w:bookmarkStart w:id="149" w:name="mes-단계-도입-1부-3장-순서의-계승"/>
-    <w:p>
-      <w:pPr>
-        <w:pStyle w:val="Heading3"/>
-      </w:pPr>
-      <w:r>
-        <w:t xml:space="preserve">MES 단계 도입 (1부 3장 순서의 계승)</w:t>
-      </w:r>
-    </w:p>
-    <w:p>
-      <w:pPr>
-        <w:pStyle w:val="FirstParagraph"/>
-      </w:pPr>
-      <w:r>
-        <w:t xml:space="preserve">제조 관리의 구축은 1부 3장의 컨설팅 실행 순서 — 수주 전산화, 바코드 작업표, POP 단계 배치, 전사 확산 — 를 모듈의 언어로 다시 쓴 것이다.</w:t>
-      </w:r>
-    </w:p>
-    <w:p>
-      <w:pPr>
-        <w:pStyle w:val="BodyText"/>
-      </w:pPr>
-      <w:r>
-        <w:rPr>
-          <w:bCs/>
-          <w:b/>
-        </w:rPr>
-        <w:t xml:space="preserve">1단계(2~4주), 기준정보의 3정5S.</w:t>
-      </w:r>
-      <w:r>
-        <w:t xml:space="preserve"> </w:t>
-      </w:r>
-      <w:r>
-        <w:t xml:space="preserve">품목·BOM·라우팅·워크센터·불량 및 고장 코드의 정비가 모든 것에 선행한다. BOM 실사와 표준시간의 첫 실측(정밀하지 않아도 좋다 — 원전의 졸속주의·중점주의로, 주요 품목군부터), 워크센터 시간당 비용의 산정이 이 단계의 산출물이다.</w:t>
-      </w:r>
-    </w:p>
-    <w:p>
-      <w:pPr>
-        <w:pStyle w:val="BodyText"/>
-      </w:pPr>
-      <w:r>
-        <w:rPr>
-          <w:bCs/>
-          <w:b/>
-        </w:rPr>
-        <w:t xml:space="preserve">2단계(4~8주), 제조 주문과 지시의 전산화.</w:t>
-      </w:r>
-      <w:r>
-        <w:t xml:space="preserve"> </w:t>
-      </w:r>
-      <w:r>
-        <w:t xml:space="preserve">판매 주문에서 제조 주문을 생성하고 작업 주문서를 바코드와 함께 인쇄한다. 현장은 아직 종이로 일해도 좋다 — 계획 로직의 고도화와 지시의 전산화는 분리 가능하며 후자가 먼저다(1부 3장). MPS를 세워 영업-제조가 같은 숫자를 보는 월간 S&amp;OP 회의를 이 단계에서 시작한다.</w:t>
-      </w:r>
-    </w:p>
-    <w:p>
-      <w:pPr>
-        <w:pStyle w:val="BodyText"/>
-      </w:pPr>
-      <w:r>
-        <w:rPr>
-          <w:bCs/>
-          <w:b/>
-        </w:rPr>
-        <w:t xml:space="preserve">3단계(8~16주), 태블릿 POP의 단계 배치.</w:t>
-      </w:r>
-      <w:r>
-        <w:t xml:space="preserve"> </w:t>
-      </w:r>
-      <w:r>
-        <w:t xml:space="preserve">작업 현장 태블릿을 전 공정 일제가 아니라 공정의 입구와 출구, 그리고 병목 공정에 먼저 놓는다. 입구와 출구만 잡아도 총 리드타임과 재공 총량이 측정되고, 병목을 잡으면 흐름이 측정된다. 이 단계에서 작업일보를 공식 폐지한다 — 태블릿과 일보의 병행은 현장을 이중 입력으로 지치게 하고 시스템의 신뢰를 무너뜨린다. 품질 QCP는 불량 비용이 큰 관문 2~3곳부터 최소로 시작한다. 과도한 검사 지점은 현장 수용성을 해친다.</w:t>
-      </w:r>
-    </w:p>
-    <w:p>
-      <w:pPr>
-        <w:pStyle w:val="BodyText"/>
-      </w:pPr>
-      <w:r>
-        <w:rPr>
-          <w:bCs/>
-          <w:b/>
-        </w:rPr>
-        <w:t xml:space="preserve">4단계(16주 이후), 품질·정비·계획의 심화.</w:t>
-      </w:r>
-      <w:r>
-        <w:t xml:space="preserve"> </w:t>
-      </w:r>
-      <w:r>
-        <w:t xml:space="preserve">QCP 확대, 예방정비 일정 가동, ECO 승인 흐름 정착, 그리고 실적 데이터가 두 분기쯤 쌓이면 표준시간·기준일정을 실측 분포로 갱신한다. 워크센터 수와 주문 수가 수동 간트 조정의 한계를 넘어서면 frePPLe 커넥터를 도입해 유한능력 계획으로 넘어간다(16장). 아침 브리핑과 병목 대시보드 — 말하는 공장 — 는 이 단계의 산출물이다.</w:t>
-      </w:r>
-    </w:p>
-    <w:bookmarkEnd w:id="149"/>
-    <w:bookmarkStart w:id="150" w:name="성공-판정과-흔한-실패-1"/>
-    <w:p>
-      <w:pPr>
-        <w:pStyle w:val="Heading3"/>
-      </w:pPr>
-      <w:r>
-        <w:t xml:space="preserve">성공 판정과 흔한 실패</w:t>
-      </w:r>
-    </w:p>
-    <w:p>
-      <w:pPr>
-        <w:pStyle w:val="FirstParagraph"/>
-      </w:pPr>
-      <w:r>
-        <w:t xml:space="preserve">성공 판정은 네 가지다. 납기준수율이 측정되고 개선 추세인가. 실적 타임스탬프가 발생 시점 분포를 보이는가(몰아치기 입력의 소멸). 제품별 실제 원가가 월중에 조회되고 수주 판단에 쓰이는가. 병목이 데이터로 지목되고 그 해소가 경영 회의의 의제인가. 특히 두 번째 판정 — 타임스탬프의 진실성 — 은 나머지 셋의 전제이므로, 도입 후 1개월 시점에 실적 데이터의 품질 감사를 반드시 일정에 넣는다. 미기록·지연 기록·몰아치기는 조기에 잡지 않으면 습관이 되고, 습관이 된 뒤에는 시스템 교체로도 고쳐지지 않는다.</w:t>
-      </w:r>
-    </w:p>
-    <w:p>
-      <w:pPr>
-        <w:pStyle w:val="BodyText"/>
-      </w:pPr>
-      <w:r>
-        <w:t xml:space="preserve">흔한 실패는 이렇다. 첫째, BOM 실사 없는 MRP 가동 — 자동화된 오류의 양산이며, MRP 불신의 최대 원인이다. 둘째, 태블릿과 종이 일보의 병행 — 이중 입력은 반드시 형해화로 끝난다. 셋째, 설정과 현실의 불일치 — 자재 소진 시점(착수 시/완료 시/백플러시), 로트 운영, 외주 공정 처리 같은 설정이 공장의 실제 방식과 어긋나면 데이터는 빠르게 죽는다. 구현의 성패는 기능이 아니라</w:t>
-      </w:r>
-      <w:r>
-        <w:t xml:space="preserve"> </w:t>
-      </w:r>
-      <w:r>
-        <w:t xml:space="preserve">“</w:t>
-      </w:r>
-      <w:r>
-        <w:t xml:space="preserve">공장이 실제로 돌아가는 방식을 설정에 반영했는가</w:t>
-      </w:r>
-      <w:r>
-        <w:t xml:space="preserve">”</w:t>
-      </w:r>
-      <w:r>
-        <w:t xml:space="preserve">에서 갈린다는 것이 실무 분석들의 일치된 지적이다. 넷째, 처음부터 전 공정·전 기능 일제 가동 —</w:t>
-      </w:r>
-      <w:r>
-        <w:t xml:space="preserve"> </w:t>
-      </w:r>
-      <w:r>
-        <w:t xml:space="preserve">“</w:t>
-      </w:r>
-      <w:r>
-        <w:t xml:space="preserve">전체상은 크게, 실시는 작게 하나씩</w:t>
-      </w:r>
-      <w:r>
-        <w:t xml:space="preserve">”</w:t>
-      </w:r>
-      <w:r>
-        <w:t xml:space="preserve">(1부 3장)의 위반이며, 실패한 빅뱅은 재도전의 정치적 자본까지 소진시킨다.</w:t>
-      </w:r>
-    </w:p>
-    <w:bookmarkEnd w:id="150"/>
-    <w:bookmarkEnd w:id="151"/>
-    <w:bookmarkStart w:id="152" w:name="정직한-평가-무한능력의-아킬레스건과-전문-mes의-경계"/>
+        <w:t xml:space="preserve">표지 세 번째 키워드 ’IoT를 이용한 설비예지 지능화’는 P-F 곡선의 시간 창을 노린다 — 설비 이력·고장 코드(5축)의 정비 위에 센서 수집→이상 탐지→진단·예지→정비 액션(생산 일정 회피 포함)→환류의 다섯 에이전트를 얹고, 병목·고액 설비부터 단계 도입한다. 오탐 판정까지 라벨로 축적하는 것이 정확도의 원천이다.</w:t>
+      </w:r>
+    </w:p>
+    <w:bookmarkEnd w:id="160"/>
+    <w:bookmarkStart w:id="161" w:name="이-장의-참고문헌-4"/>
     <w:p>
       <w:pPr>
         <w:pStyle w:val="Heading2"/>
       </w:pPr>
       <w:r>
-        <w:t xml:space="preserve">13.8 정직한 평가: 무한능력의 아킬레스건과 전문 MES의 경계</w:t>
-      </w:r>
-    </w:p>
-    <w:p>
-      <w:pPr>
-        <w:pStyle w:val="FirstParagraph"/>
-      </w:pPr>
-      <w:r>
-        <w:rPr>
-          <w:bCs/>
-          <w:b/>
-        </w:rPr>
-        <w:t xml:space="preserve">장점.</w:t>
-      </w:r>
-      <w:r>
-        <w:t xml:space="preserve"> </w:t>
-      </w:r>
-      <w:r>
-        <w:t xml:space="preserve">첫째, 통합의 실시간성이다. 작업 완료 터치 하나가 재공·원가·납기·품질·정비 데이터를 동시에 움직이는 구조는 별도 MES-ERP 인터페이스로는 재현하기 어렵고,</w:t>
-      </w:r>
-      <w:r>
-        <w:t xml:space="preserve"> </w:t>
-      </w:r>
-      <w:r>
-        <w:t xml:space="preserve">“</w:t>
-      </w:r>
-      <w:r>
-        <w:t xml:space="preserve">실시간 원가</w:t>
-      </w:r>
-      <w:r>
-        <w:t xml:space="preserve">”</w:t>
-      </w:r>
-      <w:r>
-        <w:t xml:space="preserve">라는 서두의 셋째 질문에 대한 구조적 답이 된다. 둘째, 도입 장벽이 낮다. 태블릿 인터페이스의 학습 비용이 낮아 현장 저항이 적고, 5인 소공인의 작업 지시에서 시작해 품질·정비·PLM·IoT로 같은 플랫폼에서 확장할 수 있다. 셋째, 추적성과 원가가 별도 프로젝트가 아니라 사용의 부산물로 얻어진다.</w:t>
-      </w:r>
-    </w:p>
-    <w:p>
-      <w:pPr>
-        <w:pStyle w:val="BodyText"/>
-      </w:pPr>
-      <w:r>
-        <w:rPr>
-          <w:bCs/>
-          <w:b/>
-        </w:rPr>
-        <w:t xml:space="preserve">단점과 한계.</w:t>
-      </w:r>
-      <w:r>
-        <w:t xml:space="preserve"> </w:t>
-      </w:r>
-      <w:r>
-        <w:t xml:space="preserve">가장 구조적인 것은 유한능력 계획의 부재다. Odoo의 표준 스케줄러는 무한능력 가정 위에서 리드타임 역산으로 주문을 배치할 뿐, 워크센터 능력을 엄밀한 제약으로 놓고 일정을 최적화하지 않는다. 공식 APS 파트너 frePPLe은 Odoo MRP가 하지 못하는 것으로 수요예측, 제약 기반 스케줄링, 안전재고 최적화, What-if 시뮬레이션을 꼽는다(frePPLe, 2023). 1부 4장의 언어로 하면 Odoo 단독의 일정계획은 공수계획이 첨부되지 않은 계획 — 그림의 떡이 될 위험을 안는다. 주문·공정 수가 적을 때는 계획 담당자의 수동 간트 조정으로 버틸 수 있으나 규모가 커지면 지속 불가능하며, 이것이 frePPLe를 계획 부스터로 지정한 이유다. 그 밖의 한계도 분명하다. 수천 개의 동적 변형을 다루는 수주설계생산(ETO) 환경에서는 표준 모델링의 한계에 도달한다는 평가가 있고, IoT 박스는 주변기기 게이트웨이일 뿐 PLC/SCADA 계층의 실시간 설비 데이터 수집·제어는 표준 밖이며, SPC 관리도·측정시스템분석(MSA)·CAD 통합 형상관리 같은 고급 품질·PLM 기능도 전문 솔루션 또는 커스터마이징의 영역이다.</w:t>
-      </w:r>
-    </w:p>
-    <w:p>
-      <w:pPr>
-        <w:pStyle w:val="BodyText"/>
-      </w:pPr>
-      <w:r>
-        <w:rPr>
-          <w:bCs/>
-          <w:b/>
-        </w:rPr>
-        <w:t xml:space="preserve">경쟁·보완 솔루션 대비.</w:t>
-      </w:r>
-      <w:r>
-        <w:t xml:space="preserve"> </w:t>
-      </w:r>
-      <w:r>
-        <w:t xml:space="preserve">지멘스 Opcenter나 삼성SDS Nexplant 같은 전문 MES는 반도체·전자·자동차 부품처럼 공정 데이터의 깊이와 설비 제어가 사활인 환경에서 대체 불가능하지만, 도입·유지 비용과 전담 인력 요구가 이 책의 대상 기업에는 과체급이다. 국내 스마트공장 보급형 MES는 초기 부담이 낮지만 ERP와 분리된 실적 집계 시스템에 머물러 활용도가 떨어지는 사례가 적지 않았다는 것이 보급사업 평가의 반복된 지적이고, 국산 ERP에 별도 MES를 붙이는 조합은 세무·회계 대응이 강점이나 BOM·실적·원가 인터페이스의 유지 부담과 데이터 시차가 상존한다. Odoo의 자리는 그 사이다 — 실행 계층의 깊이는 전문 MES에 양보하는 대신, 계획-실행-품질-정비-원가의 연결을 하나의 데이터베이스에서 제공한다.</w:t>
-      </w:r>
-    </w:p>
-    <w:p>
-      <w:pPr>
-        <w:pStyle w:val="BodyText"/>
-      </w:pPr>
-      <w:r>
-        <w:rPr>
-          <w:bCs/>
-          <w:b/>
-        </w:rPr>
-        <w:t xml:space="preserve">도입 판단 기준.</w:t>
-      </w:r>
-      <w:r>
-        <w:t xml:space="preserve"> </w:t>
-      </w:r>
-      <w:r>
-        <w:t xml:space="preserve">세 가지로 요약한다. 공정 데이터의 깊이(초 단위 설비 제어·레시피 관리)가 사업의 사활인가 — 그렇다면 전문 MES다. 계획-실행-원가의 연결과 낮은 운영 부담이 우선인가 — 그렇다면 Odoo형 통합이다. 이미 국산 ERP가 회계의 중심인가 — 그렇다면 제조 영역만 Odoo로 세우고 회계 인터페이스를 최소화하는 절충도 가능하나, 단일 원장의 이점을 일부 포기하는 선택임을 인지해야 한다.</w:t>
-      </w:r>
-    </w:p>
-    <w:bookmarkEnd w:id="152"/>
-    <w:bookmarkStart w:id="153" w:name="핵심-요약-5"/>
-    <w:p>
-      <w:pPr>
-        <w:pStyle w:val="Heading2"/>
-      </w:pPr>
-      <w:r>
-        <w:t xml:space="preserve">핵심 요약</w:t>
+        <w:t xml:space="preserve">이 장의 참고문헌</w:t>
       </w:r>
     </w:p>
     <w:p>
@@ -14868,7 +16668,7 @@
         <w:pStyle w:val="Compact"/>
       </w:pPr>
       <w:r>
-        <w:t xml:space="preserve">제조 모듈의 경영 질문은 셋이다. 납기를 지킬 수 있는가, 병목은 어디인가, 원가는 정확한가. 담당 KPI는 납기준수율·리드타임·OEE·실제 원가이며, 이 장은 1부 3장(POP)·4장(계획)·5장(DMAIC)·7장(편성·트윈)의 방법론이 한 모듈 위에 실장되는 무대다.</w:t>
+        <w:t xml:space="preserve">Odoo 공식 소개자료 (2026). 『Odoo 모듈 소개』 세미나 자료, 제조 관리 모듈.</w:t>
       </w:r>
     </w:p>
     <w:p>
@@ -14880,7 +16680,7 @@
         <w:pStyle w:val="Compact"/>
       </w:pPr>
       <w:r>
-        <w:t xml:space="preserve">기능의 골격: 다단계 BOM(부산물 포함)·MRP·MPS 기반 S&amp;OP·간트 계획, Shop Floor 태블릿(3장 POP의 환생 — 작업일보의 폐지), QCP 품질 관문, MTBF/MTTR 유지보수, ECO 기반 PLM, IoT 박스, 그리고 실적 발생 즉시 확정되는 실시간 원가(Odoo 공식 소개자료).</w:t>
+        <w:t xml:space="preserve">일본 생산관리 고전, 『다품종소량·수주생산의 생산관리』 (저자 소장 번역본) — POP·일정계획·병목 관련 인용의 원전.</w:t>
       </w:r>
     </w:p>
     <w:p>
@@ -14892,7 +16692,7 @@
         <w:pStyle w:val="Compact"/>
       </w:pPr>
       <w:r>
-        <w:t xml:space="preserve">데이터 3정5S의 급소는 셋이다. BOM 정확도(정품 — 현물 실사와 ECO 통제), 공정 실적의 실시간성(정량 — 타임스탬프의 진실성, 몰아치기 입력의 감사), 불량·고장 코드의 정돈(같은 사건 같은 코드 — 경험이 통계가 되는 조건).</w:t>
+        <w:t xml:space="preserve">중소벤처기업부 (2018). 스마트공장 보급사업 성과분석 (도입기업 5,003개사, 2014~2017 도입분) — 생산성 30%·품질 43.5%·원가 15.9%·납기준수율 15.5% 개선. 솔젠트·대성종합열처리 사례는 중기부·경남도 발표 자료.</w:t>
       </w:r>
     </w:p>
     <w:p>
@@ -14904,7 +16704,20 @@
         <w:pStyle w:val="Compact"/>
       </w:pPr>
       <w:r>
-        <w:t xml:space="preserve">눈으로 보는 관리 3단계: 보이는(칸반·간트·재공 현황 = 디지털 관리판) → 말하는(지연·재공 경보와 아침 브리핑 = 순찰의 자동 배달) → 추론하는(그래프 중심성 병목 탐지, 리드타임 분포 기반 납기 예측, 예지보전).</w:t>
+        <w:t xml:space="preserve">Orlicky, J. (1975).</w:t>
+      </w:r>
+      <w:r>
+        <w:t xml:space="preserve"> </w:t>
+      </w:r>
+      <w:r>
+        <w:rPr>
+          <w:iCs/>
+          <w:i/>
+        </w:rPr>
+        <w:t xml:space="preserve">Material Requirements Planning</w:t>
+      </w:r>
+      <w:r>
+        <w:t xml:space="preserve">. McGraw-Hill.</w:t>
       </w:r>
     </w:p>
     <w:p>
@@ -14916,7 +16729,20 @@
         <w:pStyle w:val="Compact"/>
       </w:pPr>
       <w:r>
-        <w:t xml:space="preserve">DMAIC 시나리오는 병목 워크센터의 OEE 한 사이클(54%→67%)을 보인다. 국내 스마트공장 성과 — 5,003개사 평균 생산성 30%·품질 43.5%·원가 15.9%·납기 15.5% 개선, 솔젠트 생산성 73%(중소벤처기업부) — 는 도구가 아니라 개선 회전의 누적이 낳은 수치다.</w:t>
+        <w:t xml:space="preserve">Nakajima, S. (1988).</w:t>
+      </w:r>
+      <w:r>
+        <w:t xml:space="preserve"> </w:t>
+      </w:r>
+      <w:r>
+        <w:rPr>
+          <w:iCs/>
+          <w:i/>
+        </w:rPr>
+        <w:t xml:space="preserve">Introduction to TPM: Total Productive Maintenance</w:t>
+      </w:r>
+      <w:r>
+        <w:t xml:space="preserve">. Productivity Press. — OEE의 정식화.</w:t>
       </w:r>
     </w:p>
     <w:p>
@@ -14928,7 +16754,20 @@
         <w:pStyle w:val="Compact"/>
       </w:pPr>
       <w:r>
-        <w:t xml:space="preserve">AI 적용의 축은 디지털 트윈 What-if(운영의 특급 수락 판단부터 구조의 편성 재구축까지 — 1부 7장), 예지보전·SPC(코드 정돈이 선행 투자), 온톨로지 위의 자연어 질의다.</w:t>
+        <w:t xml:space="preserve">Goldratt, E. M., &amp; Cox, J. (1984).</w:t>
+      </w:r>
+      <w:r>
+        <w:t xml:space="preserve"> </w:t>
+      </w:r>
+      <w:r>
+        <w:rPr>
+          <w:iCs/>
+          <w:i/>
+        </w:rPr>
+        <w:t xml:space="preserve">The Goal: A Process of Ongoing Improvement</w:t>
+      </w:r>
+      <w:r>
+        <w:t xml:space="preserve">. North River Press. — 병목 관리의 이론적 배경.</w:t>
       </w:r>
     </w:p>
     <w:p>
@@ -14940,7 +16779,20 @@
         <w:pStyle w:val="Compact"/>
       </w:pPr>
       <w:r>
-        <w:t xml:space="preserve">구축은 기준정보 3정5S → 제조 주문·지시 전산화(MPS·S&amp;OP 개시) → 태블릿 POP 단계 배치(입구·출구·병목 우선, 작업일보 공식 폐지) → 품질·정비·유한능력 계획 심화의 단계 도입이다. 흔한 실패는 BOM 실사 생략, 일보 병행, 설정-현실 불일치, 빅뱅 가동이다.</w:t>
+        <w:t xml:space="preserve">Davenport, T. H. (1998). Putting the Enterprise into the Enterprise System.</w:t>
+      </w:r>
+      <w:r>
+        <w:t xml:space="preserve"> </w:t>
+      </w:r>
+      <w:r>
+        <w:rPr>
+          <w:iCs/>
+          <w:i/>
+        </w:rPr>
+        <w:t xml:space="preserve">Harvard Business Review</w:t>
+      </w:r>
+      <w:r>
+        <w:t xml:space="preserve">, 76(4), 121–131.</w:t>
       </w:r>
     </w:p>
     <w:p>
@@ -14952,164 +16804,6 @@
         <w:pStyle w:val="Compact"/>
       </w:pPr>
       <w:r>
-        <w:t xml:space="preserve">정직한 평가: 최대 약점은 무한능력 계획이며 frePPLe 부스터로 보강한다(frePPLe, 2023). ETO 모델링·PLC 연동·SPC/MSA는 표준 밖이다. 전문 MES는 실행 깊이에서, 보급형은 초기 비용에서 앞서지만, 계획-실행-품질-정비-원가의 실시간 연결은 통합 플랫폼의 고유 영역이다.</w:t>
-      </w:r>
-    </w:p>
-    <w:bookmarkEnd w:id="153"/>
-    <w:bookmarkStart w:id="154" w:name="이-장의-참고문헌-5"/>
-    <w:p>
-      <w:pPr>
-        <w:pStyle w:val="Heading2"/>
-      </w:pPr>
-      <w:r>
-        <w:t xml:space="preserve">이 장의 참고문헌</w:t>
-      </w:r>
-    </w:p>
-    <w:p>
-      <w:pPr>
-        <w:numPr>
-          <w:ilvl w:val="0"/>
-          <w:numId w:val="1018"/>
-        </w:numPr>
-        <w:pStyle w:val="Compact"/>
-      </w:pPr>
-      <w:r>
-        <w:t xml:space="preserve">Odoo 공식 소개자료 (2026). 『Odoo 모듈 소개』 세미나 자료, 제조 관리 모듈.</w:t>
-      </w:r>
-    </w:p>
-    <w:p>
-      <w:pPr>
-        <w:numPr>
-          <w:ilvl w:val="0"/>
-          <w:numId w:val="1018"/>
-        </w:numPr>
-        <w:pStyle w:val="Compact"/>
-      </w:pPr>
-      <w:r>
-        <w:t xml:space="preserve">일본 생산관리 고전, 『다품종소량·수주생산의 생산관리』 (저자 소장 번역본) — POP·일정계획·병목 관련 인용의 원전.</w:t>
-      </w:r>
-    </w:p>
-    <w:p>
-      <w:pPr>
-        <w:numPr>
-          <w:ilvl w:val="0"/>
-          <w:numId w:val="1018"/>
-        </w:numPr>
-        <w:pStyle w:val="Compact"/>
-      </w:pPr>
-      <w:r>
-        <w:t xml:space="preserve">중소벤처기업부 (2018). 스마트공장 보급사업 성과분석 (도입기업 5,003개사, 2014~2017 도입분) — 생산성 30%·품질 43.5%·원가 15.9%·납기준수율 15.5% 개선. 솔젠트·대성종합열처리 사례는 중기부·경남도 발표 자료.</w:t>
-      </w:r>
-    </w:p>
-    <w:p>
-      <w:pPr>
-        <w:numPr>
-          <w:ilvl w:val="0"/>
-          <w:numId w:val="1018"/>
-        </w:numPr>
-        <w:pStyle w:val="Compact"/>
-      </w:pPr>
-      <w:r>
-        <w:t xml:space="preserve">Orlicky, J. (1975).</w:t>
-      </w:r>
-      <w:r>
-        <w:t xml:space="preserve"> </w:t>
-      </w:r>
-      <w:r>
-        <w:rPr>
-          <w:iCs/>
-          <w:i/>
-        </w:rPr>
-        <w:t xml:space="preserve">Material Requirements Planning</w:t>
-      </w:r>
-      <w:r>
-        <w:t xml:space="preserve">. McGraw-Hill.</w:t>
-      </w:r>
-    </w:p>
-    <w:p>
-      <w:pPr>
-        <w:numPr>
-          <w:ilvl w:val="0"/>
-          <w:numId w:val="1018"/>
-        </w:numPr>
-        <w:pStyle w:val="Compact"/>
-      </w:pPr>
-      <w:r>
-        <w:t xml:space="preserve">Nakajima, S. (1988).</w:t>
-      </w:r>
-      <w:r>
-        <w:t xml:space="preserve"> </w:t>
-      </w:r>
-      <w:r>
-        <w:rPr>
-          <w:iCs/>
-          <w:i/>
-        </w:rPr>
-        <w:t xml:space="preserve">Introduction to TPM: Total Productive Maintenance</w:t>
-      </w:r>
-      <w:r>
-        <w:t xml:space="preserve">. Productivity Press. — OEE의 정식화.</w:t>
-      </w:r>
-    </w:p>
-    <w:p>
-      <w:pPr>
-        <w:numPr>
-          <w:ilvl w:val="0"/>
-          <w:numId w:val="1018"/>
-        </w:numPr>
-        <w:pStyle w:val="Compact"/>
-      </w:pPr>
-      <w:r>
-        <w:t xml:space="preserve">Goldratt, E. M., &amp; Cox, J. (1984).</w:t>
-      </w:r>
-      <w:r>
-        <w:t xml:space="preserve"> </w:t>
-      </w:r>
-      <w:r>
-        <w:rPr>
-          <w:iCs/>
-          <w:i/>
-        </w:rPr>
-        <w:t xml:space="preserve">The Goal: A Process of Ongoing Improvement</w:t>
-      </w:r>
-      <w:r>
-        <w:t xml:space="preserve">. North River Press. — 병목 관리의 이론적 배경.</w:t>
-      </w:r>
-    </w:p>
-    <w:p>
-      <w:pPr>
-        <w:numPr>
-          <w:ilvl w:val="0"/>
-          <w:numId w:val="1018"/>
-        </w:numPr>
-        <w:pStyle w:val="Compact"/>
-      </w:pPr>
-      <w:r>
-        <w:t xml:space="preserve">Davenport, T. H. (1998). Putting the Enterprise into the Enterprise System.</w:t>
-      </w:r>
-      <w:r>
-        <w:t xml:space="preserve"> </w:t>
-      </w:r>
-      <w:r>
-        <w:rPr>
-          <w:iCs/>
-          <w:i/>
-        </w:rPr>
-        <w:t xml:space="preserve">Harvard Business Review</w:t>
-      </w:r>
-      <w:r>
-        <w:t xml:space="preserve">, 76(4), 121–131.</w:t>
-      </w:r>
-    </w:p>
-    <w:p>
-      <w:pPr>
-        <w:numPr>
-          <w:ilvl w:val="0"/>
-          <w:numId w:val="1018"/>
-        </w:numPr>
-        <w:pStyle w:val="Compact"/>
-      </w:pPr>
-      <w:r>
         <w:t xml:space="preserve">Nonaka, I., &amp; Takeuchi, H. (1995).</w:t>
       </w:r>
       <w:r>
@@ -15130,7 +16824,7 @@
       <w:pPr>
         <w:numPr>
           <w:ilvl w:val="0"/>
-          <w:numId w:val="1018"/>
+          <w:numId w:val="1017"/>
         </w:numPr>
         <w:pStyle w:val="Compact"/>
       </w:pPr>
@@ -15157,7 +16851,7 @@
       <w:pPr>
         <w:numPr>
           <w:ilvl w:val="0"/>
-          <w:numId w:val="1018"/>
+          <w:numId w:val="1017"/>
         </w:numPr>
         <w:pStyle w:val="Compact"/>
       </w:pPr>
@@ -15169,7 +16863,7 @@
       <w:pPr>
         <w:numPr>
           <w:ilvl w:val="0"/>
-          <w:numId w:val="1018"/>
+          <w:numId w:val="1017"/>
         </w:numPr>
         <w:pStyle w:val="Compact"/>
       </w:pPr>
@@ -15196,7 +16890,7 @@
       <w:pPr>
         <w:numPr>
           <w:ilvl w:val="0"/>
-          <w:numId w:val="1018"/>
+          <w:numId w:val="1017"/>
         </w:numPr>
         <w:pStyle w:val="Compact"/>
       </w:pPr>
@@ -15204,9 +16898,83 @@
         <w:t xml:space="preserve">이 책 1부 3장(눈으로 보는 관리·POP)·4장(부품전개·일정계획·frePPLe)·5장(DMAIC 루프)·7장(공정편성·디지털 트윈), 2부 12장(재고 관리)·14장(회계)·16장(확장 부스터).</w:t>
       </w:r>
     </w:p>
-    <w:bookmarkEnd w:id="154"/>
-    <w:bookmarkEnd w:id="155"/>
-    <w:bookmarkStart w:id="172" w:name="제14장.-회계-재무의-컨설팅"/>
+    <w:p>
+      <w:pPr>
+        <w:numPr>
+          <w:ilvl w:val="0"/>
+          <w:numId w:val="1017"/>
+        </w:numPr>
+        <w:pStyle w:val="Compact"/>
+      </w:pPr>
+      <w:r>
+        <w:t xml:space="preserve">Jardine, A. K. S., Lin, D., &amp; Banjevic, D. (2006).</w:t>
+      </w:r>
+      <w:r>
+        <w:t xml:space="preserve"> </w:t>
+      </w:r>
+      <w:r>
+        <w:t xml:space="preserve">“</w:t>
+      </w:r>
+      <w:r>
+        <w:t xml:space="preserve">A Review on Machinery Diagnostics and Prognostics Implementing Condition-Based Maintenance.</w:t>
+      </w:r>
+      <w:r>
+        <w:t xml:space="preserve">”</w:t>
+      </w:r>
+      <w:r>
+        <w:t xml:space="preserve"> </w:t>
+      </w:r>
+      <w:r>
+        <w:rPr>
+          <w:iCs/>
+          <w:i/>
+        </w:rPr>
+        <w:t xml:space="preserve">Mechanical Systems and Signal Processing</w:t>
+      </w:r>
+      <w:r>
+        <w:t xml:space="preserve">, 20(7).</w:t>
+      </w:r>
+    </w:p>
+    <w:p>
+      <w:pPr>
+        <w:numPr>
+          <w:ilvl w:val="0"/>
+          <w:numId w:val="1017"/>
+        </w:numPr>
+        <w:pStyle w:val="Compact"/>
+      </w:pPr>
+      <w:r>
+        <w:t xml:space="preserve">Susto, G. A., Schirru, A., Pampuri, S., McLoone, S., &amp; Beghi, A. (2015).</w:t>
+      </w:r>
+      <w:r>
+        <w:t xml:space="preserve"> </w:t>
+      </w:r>
+      <w:r>
+        <w:t xml:space="preserve">“</w:t>
+      </w:r>
+      <w:r>
+        <w:t xml:space="preserve">Machine Learning for Predictive Maintenance: A Multiple Classifier Approach.</w:t>
+      </w:r>
+      <w:r>
+        <w:t xml:space="preserve">”</w:t>
+      </w:r>
+      <w:r>
+        <w:t xml:space="preserve"> </w:t>
+      </w:r>
+      <w:r>
+        <w:rPr>
+          <w:iCs/>
+          <w:i/>
+        </w:rPr>
+        <w:t xml:space="preserve">IEEE Transactions on Industrial Informatics</w:t>
+      </w:r>
+      <w:r>
+        <w:t xml:space="preserve">, 11(3).</w:t>
+      </w:r>
+    </w:p>
+    <w:bookmarkEnd w:id="161"/>
+    <w:bookmarkEnd w:id="162"/>
+    <w:bookmarkStart w:id="179" w:name="제14장.-회계-재무의-컨설팅"/>
     <w:p>
       <w:pPr>
         <w:pStyle w:val="Heading1"/>
@@ -15235,7 +17003,7 @@
         <w:t xml:space="preserve">— Wim Van den Brande, KPMG 세무·법률·회계 부문 책임자 (Odoo 공식 소개자료)</w:t>
       </w:r>
     </w:p>
-    <w:bookmarkStart w:id="156" w:name="경영의-질문-결산서가-아니라-답을-요구하라"/>
+    <w:bookmarkStart w:id="163" w:name="경영의-질문-결산서가-아니라-답을-요구하라"/>
     <w:p>
       <w:pPr>
         <w:pStyle w:val="Heading2"/>
@@ -15343,8 +17111,8 @@
         <w:t xml:space="preserve">전통적 회계 조직이 이 질문에 즉답하지 못하는 이유는 능력이 아니라 구조다. 회계는 1494년 루카 파치올리(Luca Pacioli)가 복식부기를 체계화한 이래 기업 활동을 화폐로 번역하는 보편 언어였으나(Pacioli, 1494), 그 번역 작업의 대부분이 사람의 손끝에서 이루어지는 한 회계 인력의 시간은 기록에 소진된다. 1부에서 정립한 언어로 말하면, 회계를 기록 시스템(System of Record)에서 판단 시스템(System of Intelligence)으로 이행시키는 첫 조건은 기록 노동의 자동화이고, 둘째 조건은 그 위에 얹을 데이터의 정비 — 계정과목과 분석 차원의 3정5S — 이며, 셋째 조건은 보이는→말하는→추론하는 관리 구조다. 이 장은 그 순서대로 진행한다.</w:t>
       </w:r>
     </w:p>
-    <w:bookmarkEnd w:id="156"/>
-    <w:bookmarkStart w:id="160" w:name="기능-해부-데이터-입력-없는-회계"/>
+    <w:bookmarkEnd w:id="163"/>
+    <w:bookmarkStart w:id="167" w:name="기능-해부-데이터-입력-없는-회계"/>
     <w:p>
       <w:pPr>
         <w:pStyle w:val="Heading2"/>
@@ -15362,18 +17130,18 @@
           <wp:inline>
             <wp:extent cx="4206240" cy="2147867"/>
             <wp:effectExtent b="0" l="0" r="0" t="0"/>
-            <wp:docPr descr="그림 14-1. “입력 없는 회계”의 자동화 파이프라인" title="" id="158" name="Picture"/>
+            <wp:docPr descr="그림 14-1. “입력 없는 회계”의 자동화 파이프라인" title="" id="165" name="Picture"/>
             <a:graphic>
               <a:graphicData uri="http://schemas.openxmlformats.org/drawingml/2006/picture">
                 <pic:pic>
                   <pic:nvPicPr>
-                    <pic:cNvPr descr="figures/fig_141_no_input_acct.png" id="159" name="Picture"/>
+                    <pic:cNvPr descr="figures/fig_141_no_input_acct.png" id="166" name="Picture"/>
                     <pic:cNvPicPr>
                       <a:picLocks noChangeArrowheads="1" noChangeAspect="1"/>
                     </pic:cNvPicPr>
                   </pic:nvPicPr>
                   <pic:blipFill>
-                    <a:blip r:embed="rId157"/>
+                    <a:blip r:embed="rId164"/>
                     <a:stretch>
                       <a:fillRect/>
                     </a:stretch>
@@ -15503,8 +17271,8 @@
         <w:t xml:space="preserve">구조적으로 중요한 것은 이 기능들이 별도 회계 패키지가 아니라 단일 PostgreSQL 위의 한 앱이라는 점이다(8장). 판매에서 청구서가 확정되면 분개가 자동 생성되고, 재고의 입출고는 재고 자산 계정에, 제조의 자재비·노무비는 제조 원가에 실시간 반영된다. 복식부기가 모든 거래를 차변·대변의 균형으로 강제하는 인류 최고(最古)의 데이터 무결성 규칙이라면, 단일 데이터베이스는 그 규칙이 부문 시스템 사이의 이관 없이 전사에 관철되게 하는 플랫폼적 보장이다. 12장에서 본 재고의 이중 기록이 복식부기의 은유를 물류에 이식한 것이었음을 상기하면, 회계는 ERP 전체 데이터 정합성의 리트머스 시험지라 할 수 있다.</w:t>
       </w:r>
     </w:p>
-    <w:bookmarkEnd w:id="160"/>
-    <w:bookmarkStart w:id="161" w:name="데이터-지도와-3정5s-계정과-분석-차원의-정돈이-원가-온톨로지를-만든다"/>
+    <w:bookmarkEnd w:id="167"/>
+    <w:bookmarkStart w:id="168" w:name="데이터-지도와-3정5s-계정과-분석-차원의-정돈이-원가-온톨로지를-만든다"/>
     <w:p>
       <w:pPr>
         <w:pStyle w:val="Heading2"/>
@@ -16113,8 +17881,8 @@
         <w:t xml:space="preserve">라고 계속 묻는 회사의 원장이 깨끗해진다.</w:t>
       </w:r>
     </w:p>
-    <w:bookmarkEnd w:id="161"/>
-    <w:bookmarkStart w:id="162" w:name="눈으로-보는-관리의-적용-보이는-재무에서-추론하는-재무로"/>
+    <w:bookmarkEnd w:id="168"/>
+    <w:bookmarkStart w:id="169" w:name="눈으로-보는-관리의-적용-보이는-재무에서-추론하는-재무로"/>
     <w:p>
       <w:pPr>
         <w:pStyle w:val="Heading2"/>
@@ -16230,8 +17998,8 @@
         <w:t xml:space="preserve">는 결과를 매출 수량 효과, 판매 단가 효과, 원가율 효과, 판관비 효과로 분해하고, 원가율 효과는 다시 자재비·노무비·경비로, 자재비는 다시 품목과 공급업체 단가로 내려가는 역추적이다. 1부 5장 Analyze 단계의 언어로 말하면 층별(stratification)과 그래프 경로 탐색의 재무 적용이다. 이 분해가 담당자의 엑셀 작업이 아니라 원장과 분석 차원 위의 자동 질의가 되려면 14.3절의 정돈 — 계정과 분석 태그의 온톨로지적 일관성 — 이 전제되어야 한다. 보이는 재무는 대시보드 설정으로 되지만, 추론하는 재무는 데이터 정돈 없이는 결코 되지 않는다.</w:t>
       </w:r>
     </w:p>
-    <w:bookmarkEnd w:id="162"/>
-    <w:bookmarkStart w:id="166" w:name="dmaic-루프-시나리오-현금전환주기-한-사이클"/>
+    <w:bookmarkEnd w:id="169"/>
+    <w:bookmarkStart w:id="173" w:name="dmaic-루프-시나리오-현금전환주기-한-사이클"/>
     <w:p>
       <w:pPr>
         <w:pStyle w:val="Heading2"/>
@@ -16249,18 +18017,18 @@
           <wp:inline>
             <wp:extent cx="4206240" cy="2194560"/>
             <wp:effectExtent b="0" l="0" r="0" t="0"/>
-            <wp:docPr descr="그림 14-2. 현금전환주기(CCC)의 구조 (수치는 14.5절 시나리오 예시)" title="" id="164" name="Picture"/>
+            <wp:docPr descr="그림 14-2. 현금전환주기(CCC)의 구조 (수치는 14.5절 시나리오 예시)" title="" id="171" name="Picture"/>
             <a:graphic>
               <a:graphicData uri="http://schemas.openxmlformats.org/drawingml/2006/picture">
                 <pic:pic>
                   <pic:nvPicPr>
-                    <pic:cNvPr descr="figures/fig_142_ccc.png" id="165" name="Picture"/>
+                    <pic:cNvPr descr="figures/fig_142_ccc.png" id="172" name="Picture"/>
                     <pic:cNvPicPr>
                       <a:picLocks noChangeArrowheads="1" noChangeAspect="1"/>
                     </pic:cNvPicPr>
                   </pic:nvPicPr>
                   <pic:blipFill>
-                    <a:blip r:embed="rId163"/>
+                    <a:blip r:embed="rId170"/>
                     <a:stretch>
                       <a:fillRect/>
                     </a:stretch>
@@ -16568,8 +18336,8 @@
         <w:t xml:space="preserve">는 선언은 3개월 이동 평균의 통계적 판정을 통과해야 하며, 모든 회전은 감사 로그로 남아 다음 회전 — 예컨대 DPO 개선이나 계절 자금 수요의 선제 조달 — 의 학습 재료가 된다. 재무는 되돌리기 어려운 행동이 많은 영역이므로, 루프의 자동화 폭은 다른 모듈보다 보수적으로 잡는 것이 컨설팅의 정석이다.</w:t>
       </w:r>
     </w:p>
-    <w:bookmarkEnd w:id="166"/>
-    <w:bookmarkStart w:id="167" w:name="지능형-ai-적용-포인트-원장에게-질문하는-경영"/>
+    <w:bookmarkEnd w:id="173"/>
+    <w:bookmarkStart w:id="174" w:name="지능형-ai-적용-포인트-원장에게-질문하는-경영"/>
     <w:p>
       <w:pPr>
         <w:pStyle w:val="Heading2"/>
@@ -16654,8 +18422,8 @@
         <w:t xml:space="preserve">에 분석 계정 집계와 견적 대비 차이가 돌아오는 것이다. 다만 정직하게 경계를 그어야 한다. 첫 번째 질문 수준의 다중 홉 원인 분해는 텍스트 검색형 AI만으로는 얕고, 계정·품목·공급업체·환율을 잇는 의미 구조 — 원가 온톨로지 — 가 있어야 신뢰할 수 있는 답이 된다(1부 7장). Odoo가 만드는 깨끗한 원장은 그 온톨로지의 원료이며, 서드브레인 확장(16장)은 그 원료를 추론 가능한 그래프로 바꾸는 작업이다.</w:t>
       </w:r>
     </w:p>
-    <w:bookmarkEnd w:id="167"/>
-    <w:bookmarkStart w:id="168" w:name="컨설팅-가이드-3"/>
+    <w:bookmarkEnd w:id="174"/>
+    <w:bookmarkStart w:id="175" w:name="컨설팅-가이드-3"/>
     <w:p>
       <w:pPr>
         <w:pStyle w:val="Heading2"/>
@@ -16759,8 +18527,8 @@
         <w:t xml:space="preserve">첫째, 이중 원장이다. 국산 회계 프로그램을 병행하며 Odoo와 이중 입력하는 구성은 가장 흔한 실패 패턴으로, 어느 쪽을 원천으로 삼을지 정하고 반대 방향은 자동 연동 또는 폐기해야 한다. 둘째, 분석 차원의 소급 설계다. 운영 개시 후에 분석 플랜을 만들면 과거 데이터에 태그가 없어 비교 분석이 반년간 불구가 된다 — 반드시 1~2주차에 끝낸다. 셋째, 세무 요건의 후순위화다. 전자세금계산서와 부가세 신고 경로를 계약 전에 확정하지 않으면 가동 직전에 프로젝트가 멈춘다. 넷째, AI 맹신이다. 캡처 인식률 98%는 2%의 오류를 뜻하며, 승인 게이트 없는 자동 전기는 감사 리스크다. 다섯째, 계정 체계의 과잉 설계다. 미래의 모든 분석을 대비해 계정을 수백 개로 쪼개면 입력 현장이 분류에 지쳐 우회하기 시작하고, 우회가 시작된 원장은 규칙이 없던 때보다 나빠진다 — 1부 2장의 청결 원칙(지킬 수 없는 규정은 즉시 고친다)은 계정 설계에도 적용된다. 분석의 세밀함은 계정이 아니라 분석 차원이 담당하게 하는 것이 정석이다.</w:t>
       </w:r>
     </w:p>
-    <w:bookmarkEnd w:id="168"/>
-    <w:bookmarkStart w:id="169" w:name="정직한-평가-관리회계의-강자-한국-세무의-이방인"/>
+    <w:bookmarkEnd w:id="175"/>
+    <w:bookmarkStart w:id="176" w:name="정직한-평가-관리회계의-강자-한국-세무의-이방인"/>
     <w:p>
       <w:pPr>
         <w:pStyle w:val="Heading2"/>
@@ -17236,14 +19004,123 @@
         <w:t xml:space="preserve">이고, 컨설팅의 일은 그 강함을 취하고 이방인의 자리를 파트너와 세무대리인 협업으로 메우는 설계다. 그리고 회계 자동화로 절감된 담당자의 시간이 분석 차원의 설계와 검증에 재투자될 때, 회계 부서는 기록의 관리자에서 판단 시스템의 큐레이터로 진화한다 — 그 진화를 지능의 측면에서 완성하는 것이 다음 장의 주제다.</w:t>
       </w:r>
     </w:p>
-    <w:bookmarkEnd w:id="169"/>
-    <w:bookmarkStart w:id="170" w:name="핵심-요약-6"/>
+    <w:bookmarkEnd w:id="176"/>
+    <w:bookmarkStart w:id="177" w:name="핵심-요약-6"/>
     <w:p>
       <w:pPr>
         <w:pStyle w:val="Heading2"/>
       </w:pPr>
       <w:r>
         <w:t xml:space="preserve">핵심 요약</w:t>
+      </w:r>
+    </w:p>
+    <w:p>
+      <w:pPr>
+        <w:numPr>
+          <w:ilvl w:val="0"/>
+          <w:numId w:val="1018"/>
+        </w:numPr>
+        <w:pStyle w:val="Compact"/>
+      </w:pPr>
+      <w:r>
+        <w:t xml:space="preserve">회계 모듈이 답할 경영의 질문은</w:t>
+      </w:r>
+      <w:r>
+        <w:t xml:space="preserve"> </w:t>
+      </w:r>
+      <w:r>
+        <w:t xml:space="preserve">“</w:t>
+      </w:r>
+      <w:r>
+        <w:t xml:space="preserve">이익은 왜 줄었나, 현금은 언제 마르나, 원가는 정확한가, 채권은 회수되나, 마감은 며칠인가</w:t>
+      </w:r>
+      <w:r>
+        <w:t xml:space="preserve">”</w:t>
+      </w:r>
+      <w:r>
+        <w:t xml:space="preserve">이며, 대표 KPI는 CCC·DSO·결산 소요일수다.</w:t>
+      </w:r>
+    </w:p>
+    <w:p>
+      <w:pPr>
+        <w:numPr>
+          <w:ilvl w:val="0"/>
+          <w:numId w:val="1018"/>
+        </w:numPr>
+        <w:pStyle w:val="Compact"/>
+      </w:pPr>
+      <w:r>
+        <w:t xml:space="preserve">Odoo 회계는 AI 청구서 캡처 98%, 28,000개 은행 연동과 95% 자동 매칭, 실시간 보고, 자동 후속조치, Peppol 전자 청구서로 기록 노동을 승인 노동으로 바꾼다(KPMG: 부가세 결산 4일→3시간, Odoo 공식 소개자료).</w:t>
+      </w:r>
+    </w:p>
+    <w:p>
+      <w:pPr>
+        <w:numPr>
+          <w:ilvl w:val="0"/>
+          <w:numId w:val="1018"/>
+        </w:numPr>
+        <w:pStyle w:val="Compact"/>
+      </w:pPr>
+      <w:r>
+        <w:t xml:space="preserve">데이터 3정5S의 핵심은 정돈이다. 계정과목 코드체계와 분석 차원 3축(부서·프로젝트·제품군)의 정돈은 원가 온톨로지의 어휘를 만드는 작업이며, 미결산 항목·미대사 라인의 청소와 승인 게이트·상시 마감의 습관화가 이를 지킨다.</w:t>
+      </w:r>
+    </w:p>
+    <w:p>
+      <w:pPr>
+        <w:numPr>
+          <w:ilvl w:val="0"/>
+          <w:numId w:val="1018"/>
+        </w:numPr>
+        <w:pStyle w:val="Compact"/>
+      </w:pPr>
+      <w:r>
+        <w:t xml:space="preserve">눈으로 보는 관리 3단계: 보이는(실시간 재무 대시보드와 이상의 경계 표시)→말하는(채권 연체 경보·자동 후속조치·자금 브리핑·이상 탐지)→추론하는(13주 현금흐름 예측·이익 변동 원인 분해). 추론 단계는 데이터 정돈 없이 성립하지 않는다.</w:t>
+      </w:r>
+    </w:p>
+    <w:p>
+      <w:pPr>
+        <w:numPr>
+          <w:ilvl w:val="0"/>
+          <w:numId w:val="1018"/>
+        </w:numPr>
+        <w:pStyle w:val="Compact"/>
+      </w:pPr>
+      <w:r>
+        <w:t xml:space="preserve">DMAIC 루프의 대표 시나리오는 CCC 단축이다. 정의(87일→70일)–측정(대사·조건 보완)–분석(고객 층별·재고 역추적)–개선(시뮬레이션 비교)–관리(규칙 환류와 관리도)가 한 사이클로 돌고, 결과는 문서가 아니라 시스템 규칙으로 저장된다.</w:t>
+      </w:r>
+    </w:p>
+    <w:p>
+      <w:pPr>
+        <w:numPr>
+          <w:ilvl w:val="0"/>
+          <w:numId w:val="1018"/>
+        </w:numPr>
+        <w:pStyle w:val="Compact"/>
+      </w:pPr>
+      <w:r>
+        <w:t xml:space="preserve">한국 도입의 최대 장벽은 세무 로컬라이제이션이다. 전자세금계산서 ASP 연동, 부가세 신고의 세무대리인 협업, 이중 원장 회피가 보완 설계의 세 기둥이다.</w:t>
+      </w:r>
+    </w:p>
+    <w:p>
+      <w:pPr>
+        <w:numPr>
+          <w:ilvl w:val="0"/>
+          <w:numId w:val="1018"/>
+        </w:numPr>
+        <w:pStyle w:val="Compact"/>
+      </w:pPr>
+      <w:r>
+        <w:t xml:space="preserve">판단 기준: 수출·제조·원가 중심 기업에는 강력하고, 내수·신고 중심 기업에는 국산 솔루션이 합리적이다. 회계는 모든 활동의 화폐적 그림자이며, 깨끗한 원장은 서드브레인 원가 추론의 원료다.</w:t>
+      </w:r>
+    </w:p>
+    <w:bookmarkEnd w:id="177"/>
+    <w:bookmarkStart w:id="178" w:name="이-장의-참고문헌-5"/>
+    <w:p>
+      <w:pPr>
+        <w:pStyle w:val="Heading2"/>
+      </w:pPr>
+      <w:r>
+        <w:t xml:space="preserve">이 장의 참고문헌</w:t>
       </w:r>
     </w:p>
     <w:p>
@@ -17255,22 +19132,7 @@
         <w:pStyle w:val="Compact"/>
       </w:pPr>
       <w:r>
-        <w:t xml:space="preserve">회계 모듈이 답할 경영의 질문은</w:t>
-      </w:r>
-      <w:r>
-        <w:t xml:space="preserve"> </w:t>
-      </w:r>
-      <w:r>
-        <w:t xml:space="preserve">“</w:t>
-      </w:r>
-      <w:r>
-        <w:t xml:space="preserve">이익은 왜 줄었나, 현금은 언제 마르나, 원가는 정확한가, 채권은 회수되나, 마감은 며칠인가</w:t>
-      </w:r>
-      <w:r>
-        <w:t xml:space="preserve">”</w:t>
-      </w:r>
-      <w:r>
-        <w:t xml:space="preserve">이며, 대표 KPI는 CCC·DSO·결산 소요일수다.</w:t>
+        <w:t xml:space="preserve">Odoo 공식 소개자료 (2026). 『Odoo 모듈 소개』 세미나 자료, 회계 모듈 편. — AI 청구서 캡처 98%, 은행 연동 28,000개·95% 매칭, KPMG 인용의 출처.</w:t>
       </w:r>
     </w:p>
     <w:p>
@@ -17282,7 +19144,7 @@
         <w:pStyle w:val="Compact"/>
       </w:pPr>
       <w:r>
-        <w:t xml:space="preserve">Odoo 회계는 AI 청구서 캡처 98%, 28,000개 은행 연동과 95% 자동 매칭, 실시간 보고, 자동 후속조치, Peppol 전자 청구서로 기록 노동을 승인 노동으로 바꾼다(KPMG: 부가세 결산 4일→3시간, Odoo 공식 소개자료).</w:t>
+        <w:t xml:space="preserve">국세청 (2024). 「전자(세금)계산서 제도의 이해」. https://www.nts.go.kr</w:t>
       </w:r>
     </w:p>
     <w:p>
@@ -17294,7 +19156,20 @@
         <w:pStyle w:val="Compact"/>
       </w:pPr>
       <w:r>
-        <w:t xml:space="preserve">데이터 3정5S의 핵심은 정돈이다. 계정과목 코드체계와 분석 차원 3축(부서·프로젝트·제품군)의 정돈은 원가 온톨로지의 어휘를 만드는 작업이며, 미결산 항목·미대사 라인의 청소와 승인 게이트·상시 마감의 습관화가 이를 지킨다.</w:t>
+        <w:t xml:space="preserve">Pacioli, L. (1494).</w:t>
+      </w:r>
+      <w:r>
+        <w:t xml:space="preserve"> </w:t>
+      </w:r>
+      <w:r>
+        <w:rPr>
+          <w:iCs/>
+          <w:i/>
+        </w:rPr>
+        <w:t xml:space="preserve">Summa de arithmetica, geometria, proportioni et proportionalita</w:t>
+      </w:r>
+      <w:r>
+        <w:t xml:space="preserve">. Venice. — 복식부기의 최초 체계화.</w:t>
       </w:r>
     </w:p>
     <w:p>
@@ -17306,7 +19181,7 @@
         <w:pStyle w:val="Compact"/>
       </w:pPr>
       <w:r>
-        <w:t xml:space="preserve">눈으로 보는 관리 3단계: 보이는(실시간 재무 대시보드와 이상의 경계 표시)→말하는(채권 연체 경보·자동 후속조치·자금 브리핑·이상 탐지)→추론하는(13주 현금흐름 예측·이익 변동 원인 분해). 추론 단계는 데이터 정돈 없이 성립하지 않는다.</w:t>
+        <w:t xml:space="preserve">한국회계기준원. 한국채택국제회계기준(K-IFRS) 및 일반기업회계기준. https://www.kasb.or.kr</w:t>
       </w:r>
     </w:p>
     <w:p>
@@ -17318,7 +19193,7 @@
         <w:pStyle w:val="Compact"/>
       </w:pPr>
       <w:r>
-        <w:t xml:space="preserve">DMAIC 루프의 대표 시나리오는 CCC 단축이다. 정의(87일→70일)–측정(대사·조건 보완)–분석(고객 층별·재고 역추적)–개선(시뮬레이션 비교)–관리(규칙 환류와 관리도)가 한 사이클로 돌고, 결과는 문서가 아니라 시스템 규칙으로 저장된다.</w:t>
+        <w:t xml:space="preserve">이 책 1부 2장(디지털 3정5S)·3장(눈으로 보는 관리)·5장(DMAIC 데이터 루프)·7장(온톨로지 지식그래프), 2부 12장(재고 관리)·15장(Odoo AI)·16장(확장 부스터).</w:t>
       </w:r>
     </w:p>
     <w:p>
@@ -17330,113 +19205,6 @@
         <w:pStyle w:val="Compact"/>
       </w:pPr>
       <w:r>
-        <w:t xml:space="preserve">한국 도입의 최대 장벽은 세무 로컬라이제이션이다. 전자세금계산서 ASP 연동, 부가세 신고의 세무대리인 협업, 이중 원장 회피가 보완 설계의 세 기둥이다.</w:t>
-      </w:r>
-    </w:p>
-    <w:p>
-      <w:pPr>
-        <w:numPr>
-          <w:ilvl w:val="0"/>
-          <w:numId w:val="1019"/>
-        </w:numPr>
-        <w:pStyle w:val="Compact"/>
-      </w:pPr>
-      <w:r>
-        <w:t xml:space="preserve">판단 기준: 수출·제조·원가 중심 기업에는 강력하고, 내수·신고 중심 기업에는 국산 솔루션이 합리적이다. 회계는 모든 활동의 화폐적 그림자이며, 깨끗한 원장은 서드브레인 원가 추론의 원료다.</w:t>
-      </w:r>
-    </w:p>
-    <w:bookmarkEnd w:id="170"/>
-    <w:bookmarkStart w:id="171" w:name="이-장의-참고문헌-6"/>
-    <w:p>
-      <w:pPr>
-        <w:pStyle w:val="Heading2"/>
-      </w:pPr>
-      <w:r>
-        <w:t xml:space="preserve">이 장의 참고문헌</w:t>
-      </w:r>
-    </w:p>
-    <w:p>
-      <w:pPr>
-        <w:numPr>
-          <w:ilvl w:val="0"/>
-          <w:numId w:val="1020"/>
-        </w:numPr>
-        <w:pStyle w:val="Compact"/>
-      </w:pPr>
-      <w:r>
-        <w:t xml:space="preserve">Odoo 공식 소개자료 (2026). 『Odoo 모듈 소개』 세미나 자료, 회계 모듈 편. — AI 청구서 캡처 98%, 은행 연동 28,000개·95% 매칭, KPMG 인용의 출처.</w:t>
-      </w:r>
-    </w:p>
-    <w:p>
-      <w:pPr>
-        <w:numPr>
-          <w:ilvl w:val="0"/>
-          <w:numId w:val="1020"/>
-        </w:numPr>
-        <w:pStyle w:val="Compact"/>
-      </w:pPr>
-      <w:r>
-        <w:t xml:space="preserve">국세청 (2024). 「전자(세금)계산서 제도의 이해」. https://www.nts.go.kr</w:t>
-      </w:r>
-    </w:p>
-    <w:p>
-      <w:pPr>
-        <w:numPr>
-          <w:ilvl w:val="0"/>
-          <w:numId w:val="1020"/>
-        </w:numPr>
-        <w:pStyle w:val="Compact"/>
-      </w:pPr>
-      <w:r>
-        <w:t xml:space="preserve">Pacioli, L. (1494).</w:t>
-      </w:r>
-      <w:r>
-        <w:t xml:space="preserve"> </w:t>
-      </w:r>
-      <w:r>
-        <w:rPr>
-          <w:iCs/>
-          <w:i/>
-        </w:rPr>
-        <w:t xml:space="preserve">Summa de arithmetica, geometria, proportioni et proportionalita</w:t>
-      </w:r>
-      <w:r>
-        <w:t xml:space="preserve">. Venice. — 복식부기의 최초 체계화.</w:t>
-      </w:r>
-    </w:p>
-    <w:p>
-      <w:pPr>
-        <w:numPr>
-          <w:ilvl w:val="0"/>
-          <w:numId w:val="1020"/>
-        </w:numPr>
-        <w:pStyle w:val="Compact"/>
-      </w:pPr>
-      <w:r>
-        <w:t xml:space="preserve">한국회계기준원. 한국채택국제회계기준(K-IFRS) 및 일반기업회계기준. https://www.kasb.or.kr</w:t>
-      </w:r>
-    </w:p>
-    <w:p>
-      <w:pPr>
-        <w:numPr>
-          <w:ilvl w:val="0"/>
-          <w:numId w:val="1020"/>
-        </w:numPr>
-        <w:pStyle w:val="Compact"/>
-      </w:pPr>
-      <w:r>
-        <w:t xml:space="preserve">이 책 1부 2장(디지털 3정5S)·3장(눈으로 보는 관리)·5장(DMAIC 데이터 루프)·7장(온톨로지 지식그래프), 2부 12장(재고 관리)·15장(Odoo AI)·16장(확장 부스터).</w:t>
-      </w:r>
-    </w:p>
-    <w:p>
-      <w:pPr>
-        <w:numPr>
-          <w:ilvl w:val="0"/>
-          <w:numId w:val="1020"/>
-        </w:numPr>
-        <w:pStyle w:val="Compact"/>
-      </w:pPr>
-      <w:r>
         <w:t xml:space="preserve">일본 생산관리 고전, 『다품종소량·수주생산의 생산관리』 (저자 소장 번역본). — 불필요품을</w:t>
       </w:r>
       <w:r>
@@ -17455,9 +19223,9 @@
         <w:t xml:space="preserve">으로 규정한 5S 원전.</w:t>
       </w:r>
     </w:p>
-    <w:bookmarkEnd w:id="171"/>
-    <w:bookmarkEnd w:id="172"/>
-    <w:bookmarkStart w:id="189" w:name="제15장.-odoo-ai지식센터-지능의-내장과-그-너머"/>
+    <w:bookmarkEnd w:id="178"/>
+    <w:bookmarkEnd w:id="179"/>
+    <w:bookmarkStart w:id="200" w:name="제15장.-odoo-ai지식센터-지능의-내장과-그-너머"/>
     <w:p>
       <w:pPr>
         <w:pStyle w:val="Heading1"/>
@@ -17502,7 +19270,7 @@
         <w:t xml:space="preserve">(Polanyi, 1966)</w:t>
       </w:r>
     </w:p>
-    <w:bookmarkStart w:id="173" w:name="경영의-질문-우리-회사의-지식은-어디에-있는가"/>
+    <w:bookmarkStart w:id="180" w:name="경영의-질문-우리-회사의-지식은-어디에-있는가"/>
     <w:p>
       <w:pPr>
         <w:pStyle w:val="Heading2"/>
@@ -17631,8 +19399,8 @@
         <w:t xml:space="preserve">이 질문들의 학술적 뿌리는 폴라니의 명제다. 인간은 말할 수 있는 것보다 많이 알며(Polanyi, 1966), 그 말해지지 않은 층 — 암묵지 — 이야말로 조직 경쟁력의 원천이자 가장 취약한 자산이다. 노나카는 암묵지와 형식지의 상호변환(SECI)으로 조직 지식이 창출된다는 동태 이론을 제시했고(Nonaka, 1994), 이 장의 두 앱은 정확히 그 변환의 도구다. 지식센터는 형식지의 그릇이고, Odoo AI는 변환을 가속하는 엔진이다. 그리고 이 장의 후반부는 정직한 경계 긋기에 바쳐진다. 이 엔진이 1부 5장의 DMAIC 루프에서 무엇을 담당할 수 있고 무엇을 담당할 수 없는가 — 그 결핍의 목록이 16장 서드브레인 아키텍처의 요구 명세가 된다.</w:t>
       </w:r>
     </w:p>
-    <w:bookmarkEnd w:id="173"/>
-    <w:bookmarkStart w:id="174" w:name="기능-해부-화면-속에-녹아든-지능"/>
+    <w:bookmarkEnd w:id="180"/>
+    <w:bookmarkStart w:id="181" w:name="기능-해부-화면-속에-녹아든-지능"/>
     <w:p>
       <w:pPr>
         <w:pStyle w:val="Heading2"/>
@@ -17721,8 +19489,8 @@
         <w:t xml:space="preserve">한편 지식센터는 Odoo 16부터 도입된 문서 협업 앱으로, 회사의 지식문서를 계층형 아티클로 작성·보관·공유한다. 노션류의 블록 편집기와 유사한 사용성에, 결정적 차이는 ERP와 같은 데이터베이스 안에 있다는 점이다. 작업표준서를 제조 작업지시서에서 바로 열람하고, 영업 플레이북을 CRM 파이프라인에서 참조하며, 헬프데스크 상담원이 티켓 화면에서 문서를 검색해 답변에 삽입한다. 아티클은 트리 구조로 중첩되어 부서별·주제별 체계를 이루고, 전사 워크스페이스와 개인 영역의 권한 경계, 템플릿, 공동 편집과 버전 이력, 업무 레코드와 나란히 걸리는 전사 검색을 갖춘다. 문서가 업무 화면 밖 별도 위키에 있는 것과 업무 레코드 옆에 있는 것의 차이는, 지식이 실제로 사용되는 빈도를 좌우한다.</w:t>
       </w:r>
     </w:p>
-    <w:bookmarkEnd w:id="174"/>
-    <w:bookmarkStart w:id="178" w:name="지식센터-암묵지의-형식지화-거점-seci와-지식의-3정5s"/>
+    <w:bookmarkEnd w:id="181"/>
+    <w:bookmarkStart w:id="185" w:name="지식센터-암묵지의-형식지화-거점-seci와-지식의-3정5s"/>
     <w:p>
       <w:pPr>
         <w:pStyle w:val="Heading2"/>
@@ -17740,18 +19508,18 @@
           <wp:inline>
             <wp:extent cx="4206240" cy="2863822"/>
             <wp:effectExtent b="0" l="0" r="0" t="0"/>
-            <wp:docPr descr="그림 15-1. SECI 나선과 지식센터·Odoo AI" title="" id="176" name="Picture"/>
+            <wp:docPr descr="그림 15-1. SECI 나선과 지식센터·Odoo AI" title="" id="183" name="Picture"/>
             <a:graphic>
               <a:graphicData uri="http://schemas.openxmlformats.org/drawingml/2006/picture">
                 <pic:pic>
                   <pic:nvPicPr>
-                    <pic:cNvPr descr="figures/fig_151_seci.png" id="177" name="Picture"/>
+                    <pic:cNvPr descr="figures/fig_151_seci.png" id="184" name="Picture"/>
                     <pic:cNvPicPr>
                       <a:picLocks noChangeArrowheads="1" noChangeAspect="1"/>
                     </pic:cNvPicPr>
                   </pic:nvPicPr>
                   <pic:blipFill>
-                    <a:blip r:embed="rId175"/>
+                    <a:blip r:embed="rId182"/>
                     <a:stretch>
                       <a:fillRect/>
                     </a:stretch>
@@ -18146,8 +19914,8 @@
         <w:t xml:space="preserve">는 규율, 그리고 분기별 지식 진단 — 참조 수 상위·하위 아티클, 무소유자 문서, AI 오답 신고 건수를 경영자가 함께 보는 자리다.</w:t>
       </w:r>
     </w:p>
-    <w:bookmarkEnd w:id="178"/>
-    <w:bookmarkStart w:id="179" w:name="눈으로-보는-관리의-적용-지식이-보이고-말하고-추론을-넘보다"/>
+    <w:bookmarkEnd w:id="185"/>
+    <w:bookmarkStart w:id="186" w:name="눈으로-보는-관리의-적용-지식이-보이고-말하고-추론을-넘보다"/>
     <w:p>
       <w:pPr>
         <w:pStyle w:val="Heading2"/>
@@ -18343,8 +20111,8 @@
         <w:t xml:space="preserve">라고 관계를 가로질러 판단하지는 못한다. 이 경계를 방법론의 수준에서 정밀하게 측정하는 것이 다음 절이다.</w:t>
       </w:r>
     </w:p>
-    <w:bookmarkEnd w:id="179"/>
-    <w:bookmarkStart w:id="180" w:name="X75bcc3c8af05980db30a70ba2fd74e1151c6e37"/>
+    <w:bookmarkEnd w:id="186"/>
+    <w:bookmarkStart w:id="187" w:name="X75bcc3c8af05980db30a70ba2fd74e1151c6e37"/>
     <w:p>
       <w:pPr>
         <w:pStyle w:val="Heading2"/>
@@ -18644,8 +20412,8 @@
         <w:t xml:space="preserve">그러므로 서드브레인 보강의 논리는 다음과 같이 정리된다. Odoo AI와 지식센터는 루프의 손발이되 아직 두뇌가 아니다. 이 결핍은 제품의 미성숙이 아니라 아키텍처의 자연스러운 경계이며, 정확히 그 경계에서 16장의 확장 부스터가 시작된다. 온톨로지 지식그래프(Neo4j)가 Analyze의 관계 추론을, frePPLe과 디지털 트윈이 Improve의 정량 실험을, n8n이 루프 전체의 배관을, 자체 호스팅 LLM이 데이터 주권을 보강한다. 역으로 강조해야 할 것은 순서다. 지식센터에 문서를 쌓고 AI Fields로 정형 데이터를 늘리는 오늘의 실천이, 내일 온톨로지에 적재될 지식의 품질을 결정한다. 이 장의 두 앱을 착실히 운용하는 것은 서드브레인 구축의 선행 투자다.</w:t>
       </w:r>
     </w:p>
-    <w:bookmarkEnd w:id="180"/>
-    <w:bookmarkStart w:id="181" w:name="지능형-ai-적용-포인트-질문의-세-수준"/>
+    <w:bookmarkEnd w:id="187"/>
+    <w:bookmarkStart w:id="188" w:name="지능형-ai-적용-포인트-질문의-세-수준"/>
     <w:p>
       <w:pPr>
         <w:pStyle w:val="Heading2"/>
@@ -18788,8 +20556,8 @@
         <w:t xml:space="preserve">이라며 1·2수준의 실질 효용까지 버리는 것 — 이것이 현장에서 가장 흔한 낭비이며, 수준별 로드맵의 제시가 그 예방책이다. 역방향의 낭비도 있다. 2수준 답변을 검증 없이 그대로 의사결정에 쓰는 것이다. 에이전트의 집계는 접근 권한과 필터 조건에 따라 달라질 수 있으므로, 도입 초기 3개월은 답변과 화면 조회를 병행 대조하는 검증 기간을 두고, 대조 일치율이 확인된 질의 유형부터 검증을 해제하는 것이 안전한 운용이다.</w:t>
       </w:r>
     </w:p>
-    <w:bookmarkEnd w:id="181"/>
-    <w:bookmarkStart w:id="185" w:name="컨설팅-가이드-4"/>
+    <w:bookmarkEnd w:id="188"/>
+    <w:bookmarkStart w:id="192" w:name="컨설팅-가이드-4"/>
     <w:p>
       <w:pPr>
         <w:pStyle w:val="Heading2"/>
@@ -18807,18 +20575,18 @@
           <wp:inline>
             <wp:extent cx="4206240" cy="2387041"/>
             <wp:effectExtent b="0" l="0" r="0" t="0"/>
-            <wp:docPr descr="그림 15-2. 지식의 3정5S 문서 체계" title="" id="183" name="Picture"/>
+            <wp:docPr descr="그림 15-2. 지식의 3정5S 문서 체계" title="" id="190" name="Picture"/>
             <a:graphic>
               <a:graphicData uri="http://schemas.openxmlformats.org/drawingml/2006/picture">
                 <pic:pic>
                   <pic:nvPicPr>
-                    <pic:cNvPr descr="figures/fig_152_knowledge_5s.png" id="184" name="Picture"/>
+                    <pic:cNvPr descr="figures/fig_152_knowledge_5s.png" id="191" name="Picture"/>
                     <pic:cNvPicPr>
                       <a:picLocks noChangeArrowheads="1" noChangeAspect="1"/>
                     </pic:cNvPicPr>
                   </pic:nvPicPr>
                   <pic:blipFill>
-                    <a:blip r:embed="rId182"/>
+                    <a:blip r:embed="rId189"/>
                     <a:stretch>
                       <a:fillRect/>
                     </a:stretch>
@@ -19060,8 +20828,8 @@
         <w:t xml:space="preserve">규율처럼 업무 흐름 자체에 축적을 심는 것이 회피법이다. 넷째, 프라이버시 사후 대응이다. 반출 금지 데이터의 범위를 사고가 난 뒤에 정하는 회사가 의외로 많다 — 활성화 첫 주에 정의하는 것이 컨설턴트의 의무다.</w:t>
       </w:r>
     </w:p>
-    <w:bookmarkEnd w:id="185"/>
-    <w:bookmarkStart w:id="186" w:name="정직한-평가-지능의-임대와-그-대가"/>
+    <w:bookmarkEnd w:id="192"/>
+    <w:bookmarkStart w:id="193" w:name="정직한-평가-지능의-임대와-그-대가"/>
     <w:p>
       <w:pPr>
         <w:pStyle w:val="Heading2"/>
@@ -19199,14 +20967,1002 @@
         <w:t xml:space="preserve">로의 도약은 다음 장에서 시작된다.</w:t>
       </w:r>
     </w:p>
-    <w:bookmarkEnd w:id="186"/>
-    <w:bookmarkStart w:id="187" w:name="핵심-요약-7"/>
+    <w:bookmarkEnd w:id="193"/>
+    <w:bookmarkStart w:id="197" w:name="심화-기업의-노하우를-지식센터-지능화-표지-네-번째-키워드의-실행"/>
     <w:p>
       <w:pPr>
         <w:pStyle w:val="Heading2"/>
       </w:pPr>
       <w:r>
+        <w:t xml:space="preserve">15.9 심화: 기업의 노하우를 지식센터 지능화 — 표지 네 번째 키워드의 실행</w:t>
+      </w:r>
+    </w:p>
+    <w:p>
+      <w:pPr>
+        <w:pStyle w:val="FirstParagraph"/>
+      </w:pPr>
+      <w:r>
+        <w:t xml:space="preserve">표지의 네 번째 키워드</w:t>
+      </w:r>
+      <w:r>
+        <w:t xml:space="preserve"> </w:t>
+      </w:r>
+      <w:r>
+        <w:t xml:space="preserve">“</w:t>
+      </w:r>
+      <w:r>
+        <w:t xml:space="preserve">기업의 노하우를 지식센터 지능화</w:t>
+      </w:r>
+      <w:r>
+        <w:t xml:space="preserve">”</w:t>
+      </w:r>
+      <w:r>
+        <w:t xml:space="preserve">는 이 장의 결론이자, 3부로 건너가는 다리다. 15.3절에서 지식센터를 SECI 표출화의 거점으로 자리매김했지만, 문서고는 채워지는 것만으로 지능이 되지 않는다 — 1부 5장의 표현을 빌리면</w:t>
+      </w:r>
+      <w:r>
+        <w:t xml:space="preserve"> </w:t>
+      </w:r>
+      <w:r>
+        <w:t xml:space="preserve">“</w:t>
+      </w:r>
+      <w:r>
+        <w:t xml:space="preserve">캐비닛 속 보고서</w:t>
+      </w:r>
+      <w:r>
+        <w:t xml:space="preserve">”</w:t>
+      </w:r>
+      <w:r>
+        <w:t xml:space="preserve">가 디지털 캐비닛으로 옮겨졌을 뿐이다. 지식센터의 지능화란 세 가지가 더해지는 것이다. 노하우가 스스로 모이고(수집의 자동화), 물으면 근거와 함께 답하며(RAG 질의), 묻기 전에 일하는 화면에 나타나는(맥락 제시) 상태다.</w:t>
+      </w:r>
+    </w:p>
+    <w:bookmarkStart w:id="194" w:name="odoo의-지식센터-지능화-업무-프로세스"/>
+    <w:p>
+      <w:pPr>
+        <w:pStyle w:val="Heading3"/>
+      </w:pPr>
+      <w:r>
+        <w:t xml:space="preserve">Odoo의 지식센터 지능화 업무 프로세스</w:t>
+      </w:r>
+    </w:p>
+    <w:tbl>
+      <w:tblPr>
+        <w:tblStyle w:val="Table"/>
+        <w:tblW w:type="pct" w:w="5000"/>
+        <w:tblLook w:firstRow="1" w:lastRow="0" w:firstColumn="0" w:lastColumn="0" w:noHBand="0" w:noVBand="0" w:val="0020"/>
+        <w:jc w:val="start"/>
+      </w:tblPr>
+      <w:tblGrid>
+        <w:gridCol w:w="1357"/>
+        <w:gridCol w:w="1357"/>
+        <w:gridCol w:w="2489"/>
+        <w:gridCol w:w="2715"/>
+      </w:tblGrid>
+      <w:tr>
+        <w:trPr>
+          <w:tblHeader w:val="true"/>
+        </w:trPr>
+        <w:tc>
+          <w:tcPr/>
+          <w:p>
+            <w:pPr>
+              <w:pStyle w:val="Compact"/>
+              <w:jc w:val="left"/>
+            </w:pPr>
+            <w:r>
+              <w:t xml:space="preserve">단계</w:t>
+            </w:r>
+          </w:p>
+        </w:tc>
+        <w:tc>
+          <w:tcPr/>
+          <w:p>
+            <w:pPr>
+              <w:pStyle w:val="Compact"/>
+              <w:jc w:val="left"/>
+            </w:pPr>
+            <w:r>
+              <w:t xml:space="preserve">업무</w:t>
+            </w:r>
+          </w:p>
+        </w:tc>
+        <w:tc>
+          <w:tcPr/>
+          <w:p>
+            <w:pPr>
+              <w:pStyle w:val="Compact"/>
+              <w:jc w:val="left"/>
+            </w:pPr>
+            <w:r>
+              <w:t xml:space="preserve">Odoo 기능</w:t>
+            </w:r>
+          </w:p>
+        </w:tc>
+        <w:tc>
+          <w:tcPr/>
+          <w:p>
+            <w:pPr>
+              <w:pStyle w:val="Compact"/>
+              <w:jc w:val="left"/>
+            </w:pPr>
+            <w:r>
+              <w:t xml:space="preserve">발생 데이터</w:t>
+            </w:r>
+          </w:p>
+        </w:tc>
+      </w:tr>
+      <w:tr>
+        <w:tc>
+          <w:tcPr/>
+          <w:p>
+            <w:pPr>
+              <w:pStyle w:val="Compact"/>
+              <w:jc w:val="left"/>
+            </w:pPr>
+            <w:r>
+              <w:t xml:space="preserve">1</w:t>
+            </w:r>
+          </w:p>
+        </w:tc>
+        <w:tc>
+          <w:tcPr/>
+          <w:p>
+            <w:pPr>
+              <w:pStyle w:val="Compact"/>
+              <w:jc w:val="left"/>
+            </w:pPr>
+            <w:r>
+              <w:t xml:space="preserve">지식 수집</w:t>
+            </w:r>
+          </w:p>
+        </w:tc>
+        <w:tc>
+          <w:tcPr/>
+          <w:p>
+            <w:pPr>
+              <w:pStyle w:val="Compact"/>
+              <w:jc w:val="left"/>
+            </w:pPr>
+            <w:r>
+              <w:t xml:space="preserve">지식센터 문서, 회의 음성 기록·AI 요약, 메일·메모</w:t>
+            </w:r>
+          </w:p>
+        </w:tc>
+        <w:tc>
+          <w:tcPr/>
+          <w:p>
+            <w:pPr>
+              <w:pStyle w:val="Compact"/>
+              <w:jc w:val="left"/>
+            </w:pPr>
+            <w:r>
+              <w:t xml:space="preserve">원천 지식(비정형)</w:t>
+            </w:r>
+          </w:p>
+        </w:tc>
+      </w:tr>
+      <w:tr>
+        <w:tc>
+          <w:tcPr/>
+          <w:p>
+            <w:pPr>
+              <w:pStyle w:val="Compact"/>
+              <w:jc w:val="left"/>
+            </w:pPr>
+            <w:r>
+              <w:t xml:space="preserve">2</w:t>
+            </w:r>
+          </w:p>
+        </w:tc>
+        <w:tc>
+          <w:tcPr/>
+          <w:p>
+            <w:pPr>
+              <w:pStyle w:val="Compact"/>
+              <w:jc w:val="left"/>
+            </w:pPr>
+            <w:r>
+              <w:t xml:space="preserve">구조화·정돈</w:t>
+            </w:r>
+          </w:p>
+        </w:tc>
+        <w:tc>
+          <w:tcPr/>
+          <w:p>
+            <w:pPr>
+              <w:pStyle w:val="Compact"/>
+              <w:jc w:val="left"/>
+            </w:pPr>
+            <w:r>
+              <w:t xml:space="preserve">문서 트리·템플릿(지식의 정위치·정품), AI Fields 추출</w:t>
+            </w:r>
+          </w:p>
+        </w:tc>
+        <w:tc>
+          <w:tcPr/>
+          <w:p>
+            <w:pPr>
+              <w:pStyle w:val="Compact"/>
+              <w:jc w:val="left"/>
+            </w:pPr>
+            <w:r>
+              <w:t xml:space="preserve">표준화된 문서·태그</w:t>
+            </w:r>
+          </w:p>
+        </w:tc>
+      </w:tr>
+      <w:tr>
+        <w:tc>
+          <w:tcPr/>
+          <w:p>
+            <w:pPr>
+              <w:pStyle w:val="Compact"/>
+              <w:jc w:val="left"/>
+            </w:pPr>
+            <w:r>
+              <w:t xml:space="preserve">3</w:t>
+            </w:r>
+          </w:p>
+        </w:tc>
+        <w:tc>
+          <w:tcPr/>
+          <w:p>
+            <w:pPr>
+              <w:pStyle w:val="Compact"/>
+              <w:jc w:val="left"/>
+            </w:pPr>
+            <w:r>
+              <w:t xml:space="preserve">색인·연결</w:t>
+            </w:r>
+          </w:p>
+        </w:tc>
+        <w:tc>
+          <w:tcPr/>
+          <w:p>
+            <w:pPr>
+              <w:pStyle w:val="Compact"/>
+              <w:jc w:val="left"/>
+            </w:pPr>
+            <w:r>
+              <w:t xml:space="preserve">사내문서 RAG 색인, 문서-품목·공정·거래처 링크</w:t>
+            </w:r>
+          </w:p>
+        </w:tc>
+        <w:tc>
+          <w:tcPr/>
+          <w:p>
+            <w:pPr>
+              <w:pStyle w:val="Compact"/>
+              <w:jc w:val="left"/>
+            </w:pPr>
+            <w:r>
+              <w:t xml:space="preserve">검색 가능한 지식 기반</w:t>
+            </w:r>
+          </w:p>
+        </w:tc>
+      </w:tr>
+      <w:tr>
+        <w:tc>
+          <w:tcPr/>
+          <w:p>
+            <w:pPr>
+              <w:pStyle w:val="Compact"/>
+              <w:jc w:val="left"/>
+            </w:pPr>
+            <w:r>
+              <w:t xml:space="preserve">4</w:t>
+            </w:r>
+          </w:p>
+        </w:tc>
+        <w:tc>
+          <w:tcPr/>
+          <w:p>
+            <w:pPr>
+              <w:pStyle w:val="Compact"/>
+              <w:jc w:val="left"/>
+            </w:pPr>
+            <w:r>
+              <w:t xml:space="preserve">활용</w:t>
+            </w:r>
+          </w:p>
+        </w:tc>
+        <w:tc>
+          <w:tcPr/>
+          <w:p>
+            <w:pPr>
+              <w:pStyle w:val="Compact"/>
+              <w:jc w:val="left"/>
+            </w:pPr>
+            <w:r>
+              <w:t xml:space="preserve">AI 질의응답(출처 병기), 업무 화면 맥락 제시, 에이전트 참조</w:t>
+            </w:r>
+          </w:p>
+        </w:tc>
+        <w:tc>
+          <w:tcPr/>
+          <w:p>
+            <w:pPr>
+              <w:pStyle w:val="Compact"/>
+              <w:jc w:val="left"/>
+            </w:pPr>
+            <w:r>
+              <w:t xml:space="preserve">질의·조회·채택 이력</w:t>
+            </w:r>
+          </w:p>
+        </w:tc>
+      </w:tr>
+      <w:tr>
+        <w:tc>
+          <w:tcPr/>
+          <w:p>
+            <w:pPr>
+              <w:pStyle w:val="Compact"/>
+              <w:jc w:val="left"/>
+            </w:pPr>
+            <w:r>
+              <w:t xml:space="preserve">5</w:t>
+            </w:r>
+          </w:p>
+        </w:tc>
+        <w:tc>
+          <w:tcPr/>
+          <w:p>
+            <w:pPr>
+              <w:pStyle w:val="Compact"/>
+              <w:jc w:val="left"/>
+            </w:pPr>
+            <w:r>
+              <w:t xml:space="preserve">갱신·정리</w:t>
+            </w:r>
+          </w:p>
+        </w:tc>
+        <w:tc>
+          <w:tcPr/>
+          <w:p>
+            <w:pPr>
+              <w:pStyle w:val="Compact"/>
+              <w:jc w:val="left"/>
+            </w:pPr>
+            <w:r>
+              <w:t xml:space="preserve">최신성 점검, 사용 통계, 불용 문서 보관</w:t>
+            </w:r>
+          </w:p>
+        </w:tc>
+        <w:tc>
+          <w:tcPr/>
+          <w:p>
+            <w:pPr>
+              <w:pStyle w:val="Compact"/>
+              <w:jc w:val="left"/>
+            </w:pPr>
+            <w:r>
+              <w:t xml:space="preserve">지식 품질 지표</w:t>
+            </w:r>
+          </w:p>
+        </w:tc>
+      </w:tr>
+    </w:tbl>
+    <w:p>
+      <w:pPr>
+        <w:pStyle w:val="BodyText"/>
+      </w:pPr>
+      <w:r>
+        <w:t xml:space="preserve">핵심은 2단계다. 15.3절의</w:t>
+      </w:r>
+      <w:r>
+        <w:t xml:space="preserve"> </w:t>
+      </w:r>
+      <w:r>
+        <w:t xml:space="preserve">‘</w:t>
+      </w:r>
+      <w:r>
+        <w:t xml:space="preserve">지식의 3정5S</w:t>
+      </w:r>
+      <w:r>
+        <w:t xml:space="preserve">’</w:t>
+      </w:r>
+      <w:r>
+        <w:t xml:space="preserve"> </w:t>
+      </w:r>
+      <w:r>
+        <w:t xml:space="preserve">— 문서마다 정해진 자리(트리), 정해진 형식(템플릿), 최신성의 유지 — 가 되어 있지 않으면, 3단계의 RAG는 오염된 문서고에서 그럴듯한 오답을 검색해 온다. 프롤로그의 명제</w:t>
+      </w:r>
+      <w:r>
+        <w:t xml:space="preserve"> </w:t>
+      </w:r>
+      <w:r>
+        <w:t xml:space="preserve">“</w:t>
+      </w:r>
+      <w:r>
+        <w:t xml:space="preserve">5S 없이 AI 없다</w:t>
+      </w:r>
+      <w:r>
+        <w:t xml:space="preserve">”</w:t>
+      </w:r>
+      <w:r>
+        <w:t xml:space="preserve">는 지식의 영역에서 가장 문자 그대로 성립한다.</w:t>
+      </w:r>
+    </w:p>
+    <w:bookmarkEnd w:id="194"/>
+    <w:bookmarkStart w:id="195" w:name="연구가-말하는-것-표출화의-이론과-검색증강의-기술"/>
+    <w:p>
+      <w:pPr>
+        <w:pStyle w:val="Heading3"/>
+      </w:pPr>
+      <w:r>
+        <w:t xml:space="preserve">연구가 말하는 것: 표출화의 이론과 검색증강의 기술</w:t>
+      </w:r>
+    </w:p>
+    <w:p>
+      <w:pPr>
+        <w:pStyle w:val="FirstParagraph"/>
+      </w:pPr>
+      <w:r>
+        <w:t xml:space="preserve">이론적 근거는 두 갈래다. 첫째, 노나카·다케우치의 SECI 모델은 암묵지가 형식지로 표출(externalization)되고, 형식지끼리 연결(combination)되며, 다시 개인에게 내면화(internalization)되는 나선을 조직 지식창조의 엔진으로 정식화했다(Nonaka &amp; Takeuchi, 1995) — 지식센터 지능화의 다섯 단계는 이 나선의 디지털 구동장치다. 둘째, 검색증강생성(RAG)은 LLM이 답을 지어내는 대신 조직의 문서에서 검색한 근거로 생성하게 하는 구조로, 지식집약 과업에서 사실 정확도를 높임이 실증되었다(Lewis et al., 2020). 문서 사이의 관계까지 검색하려면 그래프 기반 RAG가 다음 단계이며(Edge et al., 2024), 그것이 3부 온톨로지 계층의 자리다.</w:t>
+      </w:r>
+    </w:p>
+    <w:bookmarkEnd w:id="195"/>
+    <w:bookmarkStart w:id="196" w:name="ai-에이전트-방법론-지식-지능화-에이전트-파이프라인"/>
+    <w:p>
+      <w:pPr>
+        <w:pStyle w:val="Heading3"/>
+      </w:pPr>
+      <w:r>
+        <w:t xml:space="preserve">AI 에이전트 방법론: 지식 지능화 에이전트 파이프라인</w:t>
+      </w:r>
+    </w:p>
+    <w:tbl>
+      <w:tblPr>
+        <w:tblStyle w:val="Table"/>
+        <w:tblW w:type="pct" w:w="5000"/>
+        <w:tblLook w:firstRow="1" w:lastRow="0" w:firstColumn="0" w:lastColumn="0" w:noHBand="0" w:noVBand="0" w:val="0020"/>
+        <w:jc w:val="start"/>
+      </w:tblPr>
+      <w:tblGrid>
+        <w:gridCol w:w="1320"/>
+        <w:gridCol w:w="2376"/>
+        <w:gridCol w:w="1716"/>
+        <w:gridCol w:w="2508"/>
+      </w:tblGrid>
+      <w:tr>
+        <w:trPr>
+          <w:tblHeader w:val="true"/>
+        </w:trPr>
+        <w:tc>
+          <w:tcPr/>
+          <w:p>
+            <w:pPr>
+              <w:pStyle w:val="Compact"/>
+              <w:jc w:val="left"/>
+            </w:pPr>
+            <w:r>
+              <w:t xml:space="preserve">에이전트</w:t>
+            </w:r>
+          </w:p>
+        </w:tc>
+        <w:tc>
+          <w:tcPr/>
+          <w:p>
+            <w:pPr>
+              <w:pStyle w:val="Compact"/>
+              <w:jc w:val="left"/>
+            </w:pPr>
+            <w:r>
+              <w:t xml:space="preserve">역할 (DMAIC 대응)</w:t>
+            </w:r>
+          </w:p>
+        </w:tc>
+        <w:tc>
+          <w:tcPr/>
+          <w:p>
+            <w:pPr>
+              <w:pStyle w:val="Compact"/>
+              <w:jc w:val="left"/>
+            </w:pPr>
+            <w:r>
+              <w:t xml:space="preserve">입력 → 출력</w:t>
+            </w:r>
+          </w:p>
+        </w:tc>
+        <w:tc>
+          <w:tcPr/>
+          <w:p>
+            <w:pPr>
+              <w:pStyle w:val="Compact"/>
+              <w:jc w:val="left"/>
+            </w:pPr>
+            <w:r>
+              <w:t xml:space="preserve">구현(부스터 매핑)</w:t>
+            </w:r>
+          </w:p>
+        </w:tc>
+      </w:tr>
+      <w:tr>
+        <w:tc>
+          <w:tcPr/>
+          <w:p>
+            <w:pPr>
+              <w:pStyle w:val="Compact"/>
+              <w:jc w:val="left"/>
+            </w:pPr>
+            <w:r>
+              <w:t xml:space="preserve">① 수집 에이전트</w:t>
+            </w:r>
+          </w:p>
+        </w:tc>
+        <w:tc>
+          <w:tcPr/>
+          <w:p>
+            <w:pPr>
+              <w:pStyle w:val="Compact"/>
+              <w:jc w:val="left"/>
+            </w:pPr>
+            <w:r>
+              <w:t xml:space="preserve">Measure</w:t>
+            </w:r>
+          </w:p>
+        </w:tc>
+        <w:tc>
+          <w:tcPr/>
+          <w:p>
+            <w:pPr>
+              <w:pStyle w:val="Compact"/>
+              <w:jc w:val="left"/>
+            </w:pPr>
+            <w:r>
+              <w:t xml:space="preserve">회의 녹취·일보·메일·CS 이력 → 지식 후보 추출</w:t>
+            </w:r>
+          </w:p>
+        </w:tc>
+        <w:tc>
+          <w:tcPr/>
+          <w:p>
+            <w:pPr>
+              <w:pStyle w:val="Compact"/>
+              <w:jc w:val="left"/>
+            </w:pPr>
+            <w:r>
+              <w:t xml:space="preserve">Odoo AI 요약 + n8n</w:t>
+            </w:r>
+          </w:p>
+        </w:tc>
+      </w:tr>
+      <w:tr>
+        <w:tc>
+          <w:tcPr/>
+          <w:p>
+            <w:pPr>
+              <w:pStyle w:val="Compact"/>
+              <w:jc w:val="left"/>
+            </w:pPr>
+            <w:r>
+              <w:t xml:space="preserve">② 구조화 에이전트</w:t>
+            </w:r>
+          </w:p>
+        </w:tc>
+        <w:tc>
+          <w:tcPr/>
+          <w:p>
+            <w:pPr>
+              <w:pStyle w:val="Compact"/>
+              <w:jc w:val="left"/>
+            </w:pPr>
+            <w:r>
+              <w:t xml:space="preserve">Analyze</w:t>
+            </w:r>
+          </w:p>
+        </w:tc>
+        <w:tc>
+          <w:tcPr/>
+          <w:p>
+            <w:pPr>
+              <w:pStyle w:val="Compact"/>
+              <w:jc w:val="left"/>
+            </w:pPr>
+            <w:r>
+              <w:t xml:space="preserve">지식 후보 → 템플릿 초안·태그·문서 트리 배치(작성자 승인 전 초안)</w:t>
+            </w:r>
+          </w:p>
+        </w:tc>
+        <w:tc>
+          <w:tcPr/>
+          <w:p>
+            <w:pPr>
+              <w:pStyle w:val="Compact"/>
+              <w:jc w:val="left"/>
+            </w:pPr>
+            <w:r>
+              <w:t xml:space="preserve">LLM + AI Fields</w:t>
+            </w:r>
+          </w:p>
+        </w:tc>
+      </w:tr>
+      <w:tr>
+        <w:tc>
+          <w:tcPr/>
+          <w:p>
+            <w:pPr>
+              <w:pStyle w:val="Compact"/>
+              <w:jc w:val="left"/>
+            </w:pPr>
+            <w:r>
+              <w:t xml:space="preserve">③ 검증 게이트</w:t>
+            </w:r>
+          </w:p>
+        </w:tc>
+        <w:tc>
+          <w:tcPr/>
+          <w:p>
+            <w:pPr>
+              <w:pStyle w:val="Compact"/>
+              <w:jc w:val="left"/>
+            </w:pPr>
+            <w:r>
+              <w:t xml:space="preserve">Analyze→Improve 관문</w:t>
+            </w:r>
+          </w:p>
+        </w:tc>
+        <w:tc>
+          <w:tcPr/>
+          <w:p>
+            <w:pPr>
+              <w:pStyle w:val="Compact"/>
+              <w:jc w:val="left"/>
+            </w:pPr>
+            <w:r>
+              <w:t xml:space="preserve">초안 → 중복·모순 검사, 출처 필수, 승인 전 게시 금지</w:t>
+            </w:r>
+          </w:p>
+        </w:tc>
+        <w:tc>
+          <w:tcPr/>
+          <w:p>
+            <w:pPr>
+              <w:pStyle w:val="Compact"/>
+              <w:jc w:val="left"/>
+            </w:pPr>
+            <w:r>
+              <w:t xml:space="preserve">규칙 + HITL</w:t>
+            </w:r>
+          </w:p>
+        </w:tc>
+      </w:tr>
+      <w:tr>
+        <w:tc>
+          <w:tcPr/>
+          <w:p>
+            <w:pPr>
+              <w:pStyle w:val="Compact"/>
+              <w:jc w:val="left"/>
+            </w:pPr>
+            <w:r>
+              <w:t xml:space="preserve">④ 활용 에이전트</w:t>
+            </w:r>
+          </w:p>
+        </w:tc>
+        <w:tc>
+          <w:tcPr/>
+          <w:p>
+            <w:pPr>
+              <w:pStyle w:val="Compact"/>
+              <w:jc w:val="left"/>
+            </w:pPr>
+            <w:r>
+              <w:t xml:space="preserve">Improve</w:t>
+            </w:r>
+          </w:p>
+        </w:tc>
+        <w:tc>
+          <w:tcPr/>
+          <w:p>
+            <w:pPr>
+              <w:pStyle w:val="Compact"/>
+              <w:jc w:val="left"/>
+            </w:pPr>
+            <w:r>
+              <w:t xml:space="preserve">업무 컨텍스트 → 관련 지식 push(도면 옆 노하우), 질의에 출처 병기 답변</w:t>
+            </w:r>
+          </w:p>
+        </w:tc>
+        <w:tc>
+          <w:tcPr/>
+          <w:p>
+            <w:pPr>
+              <w:pStyle w:val="Compact"/>
+              <w:jc w:val="left"/>
+            </w:pPr>
+            <w:r>
+              <w:t xml:space="preserve">Dify RAG + Odoo 화면</w:t>
+            </w:r>
+          </w:p>
+        </w:tc>
+      </w:tr>
+      <w:tr>
+        <w:tc>
+          <w:tcPr/>
+          <w:p>
+            <w:pPr>
+              <w:pStyle w:val="Compact"/>
+              <w:jc w:val="left"/>
+            </w:pPr>
+            <w:r>
+              <w:t xml:space="preserve">⑤ 환류 에이전트</w:t>
+            </w:r>
+          </w:p>
+        </w:tc>
+        <w:tc>
+          <w:tcPr/>
+          <w:p>
+            <w:pPr>
+              <w:pStyle w:val="Compact"/>
+              <w:jc w:val="left"/>
+            </w:pPr>
+            <w:r>
+              <w:t xml:space="preserve">Control</w:t>
+            </w:r>
+          </w:p>
+        </w:tc>
+        <w:tc>
+          <w:tcPr/>
+          <w:p>
+            <w:pPr>
+              <w:pStyle w:val="Compact"/>
+              <w:jc w:val="left"/>
+            </w:pPr>
+            <w:r>
+              <w:t xml:space="preserve">조회·채택·</w:t>
+            </w:r>
+            <w:r>
+              <w:t xml:space="preserve">“</w:t>
+            </w:r>
+            <w:r>
+              <w:t xml:space="preserve">도움됨</w:t>
+            </w:r>
+            <w:r>
+              <w:t xml:space="preserve">”</w:t>
+            </w:r>
+            <w:r>
+              <w:t xml:space="preserve"> </w:t>
+            </w:r>
+            <w:r>
+              <w:t xml:space="preserve">피드백 → 우선순위 갱신, 미사용 문서 빨간 패</w:t>
+            </w:r>
+          </w:p>
+        </w:tc>
+        <w:tc>
+          <w:tcPr/>
+          <w:p>
+            <w:pPr>
+              <w:pStyle w:val="Compact"/>
+              <w:jc w:val="left"/>
+            </w:pPr>
+            <w:r>
+              <w:t xml:space="preserve">n8n + 사용 통계</w:t>
+            </w:r>
+          </w:p>
+        </w:tc>
+      </w:tr>
+    </w:tbl>
+    <w:p>
+      <w:pPr>
+        <w:pStyle w:val="BodyText"/>
+      </w:pPr>
+      <w:r>
+        <w:t xml:space="preserve">운영의 그림은 이렇다. ①이 어제의 회의 녹취와 현장 메모에서</w:t>
+      </w:r>
+      <w:r>
+        <w:t xml:space="preserve"> </w:t>
+      </w:r>
+      <w:r>
+        <w:t xml:space="preserve">“</w:t>
+      </w:r>
+      <w:r>
+        <w:t xml:space="preserve">지식이 될 만한 문장</w:t>
+      </w:r>
+      <w:r>
+        <w:t xml:space="preserve">”</w:t>
+      </w:r>
+      <w:r>
+        <w:t xml:space="preserve">을 추려 오면, ②가 회사 템플릿에 맞춘 문서 초안을 만들어 원저자에게 승인을 청한다 — 베테랑은 백지에 쓰지 않고 초안을 고친다. 표출화의 최대 장벽인</w:t>
+      </w:r>
+      <w:r>
+        <w:t xml:space="preserve"> </w:t>
+      </w:r>
+      <w:r>
+        <w:t xml:space="preserve">“</w:t>
+      </w:r>
+      <w:r>
+        <w:t xml:space="preserve">쓸 시간이 없다</w:t>
+      </w:r>
+      <w:r>
+        <w:t xml:space="preserve">”</w:t>
+      </w:r>
+      <w:r>
+        <w:t xml:space="preserve">가</w:t>
+      </w:r>
+      <w:r>
+        <w:t xml:space="preserve"> </w:t>
+      </w:r>
+      <w:r>
+        <w:t xml:space="preserve">“</w:t>
+      </w:r>
+      <w:r>
+        <w:t xml:space="preserve">고칠 시간만 있으면 된다</w:t>
+      </w:r>
+      <w:r>
+        <w:t xml:space="preserve">”</w:t>
+      </w:r>
+      <w:r>
+        <w:t xml:space="preserve">로 바뀌는 것이 이 파이프라인의 요체다. ③은 기존 문서와의 중복·모순을 검사하고 출처 없는 서술의 게시를 막는다. ④는 두 방향으로 일한다 — 묻는 사람에게는 출처가 병기된 답을, 묻지 않는 사람에게는 작업 맥락에 맞는 지식을 화면에 밀어 넣는다(신입이 낯선 품목의 작업 주문을 열면 그 품목의 과거 불량 포인트와 베테랑의 주의 메모가 옆에 뜬다). ⑤는 조회·채택 통계로 지식의 우선순위를 매기고, 1년간 아무도 열지 않은 문서에 빨간 패를 붙인다 — 지식의 정리(整理)다. 그리고 이 파이프라인이 충분히 돌면, 축적된 문서와 채택 이력은 3부 20장의 PTGDA가 온톨로지 씨앗을 발굴하는 텃밭이 된다. 지식센터가 문서의 종착지가 아니라 온톨로지의 출발지가 되는 것이다.</w:t>
+      </w:r>
+    </w:p>
+    <w:p>
+      <w:pPr>
+        <w:pStyle w:val="BodyText"/>
+      </w:pPr>
+      <w:r>
+        <w:t xml:space="preserve">도입은 세 걸음이다. 1개월 차에 문서 트리·템플릿을 설계하고(지식의 정돈) 핵심 공정의 작업표준 10건을 파일럿으로 이관한다. 2~3개월 차에 ①②③을 켜서 회의·일보의 자동 초안화를 시작하고 RAG 질의를 사내에 연다. 4개월 차 이후 ④의 맥락 제시를 업무 화면에 붙이고 ⑤의 통계 운영으로 확장한다. 성공 판정은 네 지표다 — 핵심 공정 표준의 문서화율, RAG 답변 채택률(출처 클릭·도움됨 비율), 신입 온보딩 기간의 단축, 그리고 베테랑 1인당 월 승인 문서 수(표출화가 실제로 일어나는가)다. 문서 수 자체는 지표가 아니다 — 아무도 읽지 않는 천 건보다 매일 읽히는 백 건이 지능이다.</w:t>
+      </w:r>
+    </w:p>
+    <w:bookmarkEnd w:id="196"/>
+    <w:bookmarkEnd w:id="197"/>
+    <w:bookmarkStart w:id="198" w:name="핵심-요약-7"/>
+    <w:p>
+      <w:pPr>
+        <w:pStyle w:val="Heading2"/>
+      </w:pPr>
+      <w:r>
         <w:t xml:space="preserve">핵심 요약</w:t>
+      </w:r>
+    </w:p>
+    <w:p>
+      <w:pPr>
+        <w:numPr>
+          <w:ilvl w:val="0"/>
+          <w:numId w:val="1020"/>
+        </w:numPr>
+        <w:pStyle w:val="Compact"/>
+      </w:pPr>
+      <w:r>
+        <w:t xml:space="preserve">이 장은 2부의 전환점으로, 부문 모듈이 아니라 전 모듈을 가로지르는 지능 계층을 다룬다. 경영의 질문은</w:t>
+      </w:r>
+      <w:r>
+        <w:t xml:space="preserve"> </w:t>
+      </w:r>
+      <w:r>
+        <w:t xml:space="preserve">“</w:t>
+      </w:r>
+      <w:r>
+        <w:t xml:space="preserve">우리 회사의 지식은 어디에 있는가(사람과 함께 떠나는가), AI는 무엇을 대신할 수 있는가</w:t>
+      </w:r>
+      <w:r>
+        <w:t xml:space="preserve">”</w:t>
+      </w:r>
+      <w:r>
+        <w:t xml:space="preserve">다.</w:t>
+      </w:r>
+    </w:p>
+    <w:p>
+      <w:pPr>
+        <w:numPr>
+          <w:ilvl w:val="0"/>
+          <w:numId w:val="1020"/>
+        </w:numPr>
+        <w:pStyle w:val="Compact"/>
+      </w:pPr>
+      <w:r>
+        <w:t xml:space="preserve">Odoo AI는 콘텐츠 생성, AI Fields(비정형→정형), 사내 문서 RAG 질의응답, 실행형 에이전트, 음성 요약을 업무 화면 안에 내장하며, Odoo 19에서 독립 앱으로 승격되어 사용자 정의 에이전트·RAG 학습 소스·자연어 서버 액션으로 확장되었다(Odoo 공식 소개자료).</w:t>
+      </w:r>
+    </w:p>
+    <w:p>
+      <w:pPr>
+        <w:numPr>
+          <w:ilvl w:val="0"/>
+          <w:numId w:val="1020"/>
+        </w:numPr>
+        <w:pStyle w:val="Compact"/>
+      </w:pPr>
+      <w:r>
+        <w:t xml:space="preserve">지식센터는 암묵지의 형식지화 거점이다. SECI 모델(Nonaka, 1994)의 표출화·연결화가 일어나는 장이며, AI 질의응답이 내면화를 가속한다. 그릇에 지식이 고이려면 지식의 3정5S — 죽은 문서의 정리, 문서 체계의 정돈(한 주제 한 아티클·소유자 지정), 오답 교정의 청소, 템플릿·갱신 규정의 청결, 상시 축적의 습관화 — 가 필요하다.</w:t>
+      </w:r>
+    </w:p>
+    <w:p>
+      <w:pPr>
+        <w:numPr>
+          <w:ilvl w:val="0"/>
+          <w:numId w:val="1020"/>
+        </w:numPr>
+        <w:pStyle w:val="Compact"/>
+      </w:pPr>
+      <w:r>
+        <w:t xml:space="preserve">DMAIC 루프의 실행 주체로 평가하면, Odoo AI는 Define(경보·정의 초안)·Measure(3원천 수집 보강)·Control(서버 액션 환류)에서 유능하나, Analyze(다중 홉 인과 추적)와 Improve(What-if 정량 실험)에서 온톨로지와 시뮬레이션 엔진의 부재로 결핍된다. 루프의 손발이되 아직 두뇌가 아니다.</w:t>
+      </w:r>
+    </w:p>
+    <w:p>
+      <w:pPr>
+        <w:numPr>
+          <w:ilvl w:val="0"/>
+          <w:numId w:val="1020"/>
+        </w:numPr>
+        <w:pStyle w:val="Compact"/>
+      </w:pPr>
+      <w:r>
+        <w:t xml:space="preserve">자연어 질의는 세 수준으로 관리한다. 1수준(문서·레코드 조회)과 2수준(집계·요약)은 현재 가능, 3수준(인과·예측 —</w:t>
+      </w:r>
+      <w:r>
+        <w:t xml:space="preserve"> </w:t>
+      </w:r>
+      <w:r>
+        <w:t xml:space="preserve">“</w:t>
+      </w:r>
+      <w:r>
+        <w:t xml:space="preserve">영업이익이 왜 줄었지?</w:t>
+      </w:r>
+      <w:r>
+        <w:t xml:space="preserve">”</w:t>
+      </w:r>
+      <w:r>
+        <w:t xml:space="preserve">)은 서드브레인 확장의 몫이다. 수준별 기대 관리가 도입 초기 실망을 예방한다.</w:t>
+      </w:r>
+    </w:p>
+    <w:p>
+      <w:pPr>
+        <w:numPr>
+          <w:ilvl w:val="0"/>
+          <w:numId w:val="1020"/>
+        </w:numPr>
+        <w:pStyle w:val="Compact"/>
+      </w:pPr>
+      <w:r>
+        <w:t xml:space="preserve">컨설팅 실행: 활성화 순서는</w:t>
+      </w:r>
+      <w:r>
+        <w:t xml:space="preserve"> </w:t>
+      </w:r>
+      <w:r>
+        <w:t xml:space="preserve">“</w:t>
+      </w:r>
+      <w:r>
+        <w:t xml:space="preserve">읽기에서 쓰기로, 낮은 위험에서 높은 위험으로</w:t>
+      </w:r>
+      <w:r>
+        <w:t xml:space="preserve">”</w:t>
+      </w:r>
+      <w:r>
+        <w:t xml:space="preserve">(콘텐츠 생성→지식 정비→RAG 질의→읽기 에이전트→쓰기 에이전트), 에이전트는 단일 역할·근거 강제·최소 권한·감사 가능성으로 설계하고, 프롬프트는 대장으로 자산화하며, 문서 트리는 조직도가 아니라 질문 유형으로 짠다.</w:t>
+      </w:r>
+    </w:p>
+    <w:p>
+      <w:pPr>
+        <w:numPr>
+          <w:ilvl w:val="0"/>
+          <w:numId w:val="1020"/>
+        </w:numPr>
+        <w:pStyle w:val="Compact"/>
+      </w:pPr>
+      <w:r>
+        <w:t xml:space="preserve">정직한 한계는 범용 LLM 의존(지능의 임대)과 데이터 프라이버시, 거버넌스 공백이다. 오늘의 문서 축적과 정형화가 내일 온톨로지에 적재될 지식의 품질을 결정하며, 그 도약의 아키텍처가 16장의 주제다.</w:t>
+      </w:r>
+    </w:p>
+    <w:p>
+      <w:pPr>
+        <w:numPr>
+          <w:ilvl w:val="0"/>
+          <w:numId w:val="1020"/>
+        </w:numPr>
+        <w:pStyle w:val="Compact"/>
+      </w:pPr>
+      <w:r>
+        <w:t xml:space="preserve">표지 네 번째 키워드 ’기업의 노하우를 지식센터 지능화’는 수집→구조화(초안은 AI가, 승인은 베테랑이)→검증 게이트→맥락 활용(RAG 출처 병기·화면 push)→환류의 다섯 에이전트로 SECI 나선을 상시 구동하는 것이다 — 그 축적은 3부 PTGDA가 온톨로지 씨앗을 발굴하는 텃밭이 된다.</w:t>
+      </w:r>
+    </w:p>
+    <w:bookmarkEnd w:id="198"/>
+    <w:bookmarkStart w:id="199" w:name="이-장의-참고문헌-6"/>
+    <w:p>
+      <w:pPr>
+        <w:pStyle w:val="Heading2"/>
+      </w:pPr>
+      <w:r>
+        <w:t xml:space="preserve">이 장의 참고문헌</w:t>
       </w:r>
     </w:p>
     <w:p>
@@ -19218,22 +21974,7 @@
         <w:pStyle w:val="Compact"/>
       </w:pPr>
       <w:r>
-        <w:t xml:space="preserve">이 장은 2부의 전환점으로, 부문 모듈이 아니라 전 모듈을 가로지르는 지능 계층을 다룬다. 경영의 질문은</w:t>
-      </w:r>
-      <w:r>
-        <w:t xml:space="preserve"> </w:t>
-      </w:r>
-      <w:r>
-        <w:t xml:space="preserve">“</w:t>
-      </w:r>
-      <w:r>
-        <w:t xml:space="preserve">우리 회사의 지식은 어디에 있는가(사람과 함께 떠나는가), AI는 무엇을 대신할 수 있는가</w:t>
-      </w:r>
-      <w:r>
-        <w:t xml:space="preserve">”</w:t>
-      </w:r>
-      <w:r>
-        <w:t xml:space="preserve">다.</w:t>
+        <w:t xml:space="preserve">Odoo 공식 소개자료 (2026). 『Odoo 모듈 소개』 세미나 자료, AI 모듈 편. — AI Fields, 문서 기반 질의응답, 에이전트, 음성 요약 기능 서술과 고객 인용의 출처.</w:t>
       </w:r>
     </w:p>
     <w:p>
@@ -19245,7 +21986,22 @@
         <w:pStyle w:val="Compact"/>
       </w:pPr>
       <w:r>
-        <w:t xml:space="preserve">Odoo AI는 콘텐츠 생성, AI Fields(비정형→정형), 사내 문서 RAG 질의응답, 실행형 에이전트, 음성 요약을 업무 화면 안에 내장하며, Odoo 19에서 독립 앱으로 승격되어 사용자 정의 에이전트·RAG 학습 소스·자연어 서버 액션으로 확장되었다(Odoo 공식 소개자료).</w:t>
+        <w:t xml:space="preserve">Odoo S.A.</w:t>
+      </w:r>
+      <w:r>
+        <w:t xml:space="preserve"> </w:t>
+      </w:r>
+      <w:r>
+        <w:t xml:space="preserve">“</w:t>
+      </w:r>
+      <w:r>
+        <w:t xml:space="preserve">Odoo 19 Release Notes</w:t>
+      </w:r>
+      <w:r>
+        <w:t xml:space="preserve">”</w:t>
+      </w:r>
+      <w:r>
+        <w:t xml:space="preserve">. https://www.odoo.com/odoo-19-release-notes</w:t>
       </w:r>
     </w:p>
     <w:p>
@@ -19257,7 +22013,22 @@
         <w:pStyle w:val="Compact"/>
       </w:pPr>
       <w:r>
-        <w:t xml:space="preserve">지식센터는 암묵지의 형식지화 거점이다. SECI 모델(Nonaka, 1994)의 표출화·연결화가 일어나는 장이며, AI 질의응답이 내면화를 가속한다. 그릇에 지식이 고이려면 지식의 3정5S — 죽은 문서의 정리, 문서 체계의 정돈(한 주제 한 아티클·소유자 지정), 오답 교정의 청소, 템플릿·갱신 규정의 청결, 상시 축적의 습관화 — 가 필요하다.</w:t>
+        <w:t xml:space="preserve">Nalios (2025).</w:t>
+      </w:r>
+      <w:r>
+        <w:t xml:space="preserve"> </w:t>
+      </w:r>
+      <w:r>
+        <w:t xml:space="preserve">“</w:t>
+      </w:r>
+      <w:r>
+        <w:t xml:space="preserve">Odoo 19 — AI: Deploying Your Own Intelligent Agents with RAG</w:t>
+      </w:r>
+      <w:r>
+        <w:t xml:space="preserve">”</w:t>
+      </w:r>
+      <w:r>
+        <w:t xml:space="preserve">. https://www.nalios.com</w:t>
       </w:r>
     </w:p>
     <w:p>
@@ -19269,7 +22040,20 @@
         <w:pStyle w:val="Compact"/>
       </w:pPr>
       <w:r>
-        <w:t xml:space="preserve">DMAIC 루프의 실행 주체로 평가하면, Odoo AI는 Define(경보·정의 초안)·Measure(3원천 수집 보강)·Control(서버 액션 환류)에서 유능하나, Analyze(다중 홉 인과 추적)와 Improve(What-if 정량 실험)에서 온톨로지와 시뮬레이션 엔진의 부재로 결핍된다. 루프의 손발이되 아직 두뇌가 아니다.</w:t>
+        <w:t xml:space="preserve">Polanyi, M. (1966).</w:t>
+      </w:r>
+      <w:r>
+        <w:t xml:space="preserve"> </w:t>
+      </w:r>
+      <w:r>
+        <w:rPr>
+          <w:iCs/>
+          <w:i/>
+        </w:rPr>
+        <w:t xml:space="preserve">The Tacit Dimension</w:t>
+      </w:r>
+      <w:r>
+        <w:t xml:space="preserve">. Routledge &amp; Kegan Paul. — 암묵지 개념의 원전.</w:t>
       </w:r>
     </w:p>
     <w:p>
@@ -19281,22 +22065,20 @@
         <w:pStyle w:val="Compact"/>
       </w:pPr>
       <w:r>
-        <w:t xml:space="preserve">자연어 질의는 세 수준으로 관리한다. 1수준(문서·레코드 조회)과 2수준(집계·요약)은 현재 가능, 3수준(인과·예측 —</w:t>
-      </w:r>
-      <w:r>
-        <w:t xml:space="preserve"> </w:t>
-      </w:r>
-      <w:r>
-        <w:t xml:space="preserve">“</w:t>
-      </w:r>
-      <w:r>
-        <w:t xml:space="preserve">영업이익이 왜 줄었지?</w:t>
-      </w:r>
-      <w:r>
-        <w:t xml:space="preserve">”</w:t>
-      </w:r>
-      <w:r>
-        <w:t xml:space="preserve">)은 서드브레인 확장의 몫이다. 수준별 기대 관리가 도입 초기 실망을 예방한다.</w:t>
+        <w:t xml:space="preserve">Nonaka, I. (1994). A Dynamic Theory of Organizational Knowledge Creation.</w:t>
+      </w:r>
+      <w:r>
+        <w:t xml:space="preserve"> </w:t>
+      </w:r>
+      <w:r>
+        <w:rPr>
+          <w:iCs/>
+          <w:i/>
+        </w:rPr>
+        <w:t xml:space="preserve">Organization Science</w:t>
+      </w:r>
+      <w:r>
+        <w:t xml:space="preserve">, 5(1), 14–37. — SECI 모델의 원 논문.</w:t>
       </w:r>
     </w:p>
     <w:p>
@@ -19308,22 +22090,20 @@
         <w:pStyle w:val="Compact"/>
       </w:pPr>
       <w:r>
-        <w:t xml:space="preserve">컨설팅 실행: 활성화 순서는</w:t>
-      </w:r>
-      <w:r>
-        <w:t xml:space="preserve"> </w:t>
-      </w:r>
-      <w:r>
-        <w:t xml:space="preserve">“</w:t>
-      </w:r>
-      <w:r>
-        <w:t xml:space="preserve">읽기에서 쓰기로, 낮은 위험에서 높은 위험으로</w:t>
-      </w:r>
-      <w:r>
-        <w:t xml:space="preserve">”</w:t>
-      </w:r>
-      <w:r>
-        <w:t xml:space="preserve">(콘텐츠 생성→지식 정비→RAG 질의→읽기 에이전트→쓰기 에이전트), 에이전트는 단일 역할·근거 강제·최소 권한·감사 가능성으로 설계하고, 프롬프트는 대장으로 자산화하며, 문서 트리는 조직도가 아니라 질문 유형으로 짠다.</w:t>
+        <w:t xml:space="preserve">Nonaka, I., &amp; Takeuchi, H. (1995).</w:t>
+      </w:r>
+      <w:r>
+        <w:t xml:space="preserve"> </w:t>
+      </w:r>
+      <w:r>
+        <w:rPr>
+          <w:iCs/>
+          <w:i/>
+        </w:rPr>
+        <w:t xml:space="preserve">The Knowledge-Creating Company</w:t>
+      </w:r>
+      <w:r>
+        <w:t xml:space="preserve">. Oxford University Press.</w:t>
       </w:r>
     </w:p>
     <w:p>
@@ -19335,169 +22115,6 @@
         <w:pStyle w:val="Compact"/>
       </w:pPr>
       <w:r>
-        <w:t xml:space="preserve">정직한 한계는 범용 LLM 의존(지능의 임대)과 데이터 프라이버시, 거버넌스 공백이다. 오늘의 문서 축적과 정형화가 내일 온톨로지에 적재될 지식의 품질을 결정하며, 그 도약의 아키텍처가 16장의 주제다.</w:t>
-      </w:r>
-    </w:p>
-    <w:bookmarkEnd w:id="187"/>
-    <w:bookmarkStart w:id="188" w:name="이-장의-참고문헌-7"/>
-    <w:p>
-      <w:pPr>
-        <w:pStyle w:val="Heading2"/>
-      </w:pPr>
-      <w:r>
-        <w:t xml:space="preserve">이 장의 참고문헌</w:t>
-      </w:r>
-    </w:p>
-    <w:p>
-      <w:pPr>
-        <w:numPr>
-          <w:ilvl w:val="0"/>
-          <w:numId w:val="1022"/>
-        </w:numPr>
-        <w:pStyle w:val="Compact"/>
-      </w:pPr>
-      <w:r>
-        <w:t xml:space="preserve">Odoo 공식 소개자료 (2026). 『Odoo 모듈 소개』 세미나 자료, AI 모듈 편. — AI Fields, 문서 기반 질의응답, 에이전트, 음성 요약 기능 서술과 고객 인용의 출처.</w:t>
-      </w:r>
-    </w:p>
-    <w:p>
-      <w:pPr>
-        <w:numPr>
-          <w:ilvl w:val="0"/>
-          <w:numId w:val="1022"/>
-        </w:numPr>
-        <w:pStyle w:val="Compact"/>
-      </w:pPr>
-      <w:r>
-        <w:t xml:space="preserve">Odoo S.A.</w:t>
-      </w:r>
-      <w:r>
-        <w:t xml:space="preserve"> </w:t>
-      </w:r>
-      <w:r>
-        <w:t xml:space="preserve">“</w:t>
-      </w:r>
-      <w:r>
-        <w:t xml:space="preserve">Odoo 19 Release Notes</w:t>
-      </w:r>
-      <w:r>
-        <w:t xml:space="preserve">”</w:t>
-      </w:r>
-      <w:r>
-        <w:t xml:space="preserve">. https://www.odoo.com/odoo-19-release-notes</w:t>
-      </w:r>
-    </w:p>
-    <w:p>
-      <w:pPr>
-        <w:numPr>
-          <w:ilvl w:val="0"/>
-          <w:numId w:val="1022"/>
-        </w:numPr>
-        <w:pStyle w:val="Compact"/>
-      </w:pPr>
-      <w:r>
-        <w:t xml:space="preserve">Nalios (2025).</w:t>
-      </w:r>
-      <w:r>
-        <w:t xml:space="preserve"> </w:t>
-      </w:r>
-      <w:r>
-        <w:t xml:space="preserve">“</w:t>
-      </w:r>
-      <w:r>
-        <w:t xml:space="preserve">Odoo 19 — AI: Deploying Your Own Intelligent Agents with RAG</w:t>
-      </w:r>
-      <w:r>
-        <w:t xml:space="preserve">”</w:t>
-      </w:r>
-      <w:r>
-        <w:t xml:space="preserve">. https://www.nalios.com</w:t>
-      </w:r>
-    </w:p>
-    <w:p>
-      <w:pPr>
-        <w:numPr>
-          <w:ilvl w:val="0"/>
-          <w:numId w:val="1022"/>
-        </w:numPr>
-        <w:pStyle w:val="Compact"/>
-      </w:pPr>
-      <w:r>
-        <w:t xml:space="preserve">Polanyi, M. (1966).</w:t>
-      </w:r>
-      <w:r>
-        <w:t xml:space="preserve"> </w:t>
-      </w:r>
-      <w:r>
-        <w:rPr>
-          <w:iCs/>
-          <w:i/>
-        </w:rPr>
-        <w:t xml:space="preserve">The Tacit Dimension</w:t>
-      </w:r>
-      <w:r>
-        <w:t xml:space="preserve">. Routledge &amp; Kegan Paul. — 암묵지 개념의 원전.</w:t>
-      </w:r>
-    </w:p>
-    <w:p>
-      <w:pPr>
-        <w:numPr>
-          <w:ilvl w:val="0"/>
-          <w:numId w:val="1022"/>
-        </w:numPr>
-        <w:pStyle w:val="Compact"/>
-      </w:pPr>
-      <w:r>
-        <w:t xml:space="preserve">Nonaka, I. (1994). A Dynamic Theory of Organizational Knowledge Creation.</w:t>
-      </w:r>
-      <w:r>
-        <w:t xml:space="preserve"> </w:t>
-      </w:r>
-      <w:r>
-        <w:rPr>
-          <w:iCs/>
-          <w:i/>
-        </w:rPr>
-        <w:t xml:space="preserve">Organization Science</w:t>
-      </w:r>
-      <w:r>
-        <w:t xml:space="preserve">, 5(1), 14–37. — SECI 모델의 원 논문.</w:t>
-      </w:r>
-    </w:p>
-    <w:p>
-      <w:pPr>
-        <w:numPr>
-          <w:ilvl w:val="0"/>
-          <w:numId w:val="1022"/>
-        </w:numPr>
-        <w:pStyle w:val="Compact"/>
-      </w:pPr>
-      <w:r>
-        <w:t xml:space="preserve">Nonaka, I., &amp; Takeuchi, H. (1995).</w:t>
-      </w:r>
-      <w:r>
-        <w:t xml:space="preserve"> </w:t>
-      </w:r>
-      <w:r>
-        <w:rPr>
-          <w:iCs/>
-          <w:i/>
-        </w:rPr>
-        <w:t xml:space="preserve">The Knowledge-Creating Company</w:t>
-      </w:r>
-      <w:r>
-        <w:t xml:space="preserve">. Oxford University Press.</w:t>
-      </w:r>
-    </w:p>
-    <w:p>
-      <w:pPr>
-        <w:numPr>
-          <w:ilvl w:val="0"/>
-          <w:numId w:val="1022"/>
-        </w:numPr>
-        <w:pStyle w:val="Compact"/>
-      </w:pPr>
-      <w:r>
         <w:t xml:space="preserve">Nonaka, I., &amp; Konno, N. (1998). The Concept of</w:t>
       </w:r>
       <w:r>
@@ -19533,7 +22150,7 @@
       <w:pPr>
         <w:numPr>
           <w:ilvl w:val="0"/>
-          <w:numId w:val="1022"/>
+          <w:numId w:val="1021"/>
         </w:numPr>
         <w:pStyle w:val="Compact"/>
       </w:pPr>
@@ -19545,7 +22162,7 @@
       <w:pPr>
         <w:numPr>
           <w:ilvl w:val="0"/>
-          <w:numId w:val="1022"/>
+          <w:numId w:val="1021"/>
         </w:numPr>
         <w:pStyle w:val="Compact"/>
       </w:pPr>
@@ -19553,9 +22170,76 @@
         <w:t xml:space="preserve">이 책 1부 2장(디지털 3정5S)·3장(눈으로 보는 관리)·5장(DMAIC 데이터 루프와 LLM 무한 루프), 2부 16장(확장 부스터: 서드브레인 아키텍처 구축).</w:t>
       </w:r>
     </w:p>
-    <w:bookmarkEnd w:id="188"/>
-    <w:bookmarkEnd w:id="189"/>
-    <w:bookmarkStart w:id="213" w:name="제16장.-확장-부스터-서드브레인-아키텍처-구축"/>
+    <w:p>
+      <w:pPr>
+        <w:numPr>
+          <w:ilvl w:val="0"/>
+          <w:numId w:val="1021"/>
+        </w:numPr>
+        <w:pStyle w:val="Compact"/>
+      </w:pPr>
+      <w:r>
+        <w:t xml:space="preserve">Lewis, P., Perez, E., Piktus, A., et al. (2020).</w:t>
+      </w:r>
+      <w:r>
+        <w:t xml:space="preserve"> </w:t>
+      </w:r>
+      <w:r>
+        <w:t xml:space="preserve">“</w:t>
+      </w:r>
+      <w:r>
+        <w:t xml:space="preserve">Retrieval-Augmented Generation for Knowledge-Intensive NLP Tasks.</w:t>
+      </w:r>
+      <w:r>
+        <w:t xml:space="preserve">”</w:t>
+      </w:r>
+      <w:r>
+        <w:t xml:space="preserve"> </w:t>
+      </w:r>
+      <w:r>
+        <w:rPr>
+          <w:iCs/>
+          <w:i/>
+        </w:rPr>
+        <w:t xml:space="preserve">Advances in Neural Information Processing Systems (NeurIPS)</w:t>
+      </w:r>
+      <w:r>
+        <w:t xml:space="preserve">, 33.</w:t>
+      </w:r>
+    </w:p>
+    <w:p>
+      <w:pPr>
+        <w:numPr>
+          <w:ilvl w:val="0"/>
+          <w:numId w:val="1021"/>
+        </w:numPr>
+        <w:pStyle w:val="Compact"/>
+      </w:pPr>
+      <w:r>
+        <w:t xml:space="preserve">Edge, D., Trinh, H., Cheng, N., et al. (2024).</w:t>
+      </w:r>
+      <w:r>
+        <w:t xml:space="preserve"> </w:t>
+      </w:r>
+      <w:r>
+        <w:t xml:space="preserve">“</w:t>
+      </w:r>
+      <w:r>
+        <w:t xml:space="preserve">From Local to Global: A Graph RAG Approach to Query-Focused Summarization.</w:t>
+      </w:r>
+      <w:r>
+        <w:t xml:space="preserve">”</w:t>
+      </w:r>
+      <w:r>
+        <w:t xml:space="preserve"> </w:t>
+      </w:r>
+      <w:r>
+        <w:t xml:space="preserve">arXiv:2404.16130.</w:t>
+      </w:r>
+    </w:p>
+    <w:bookmarkEnd w:id="199"/>
+    <w:bookmarkEnd w:id="200"/>
+    <w:bookmarkStart w:id="224" w:name="제16장.-확장-부스터-서드브레인-아키텍처-구축"/>
     <w:p>
       <w:pPr>
         <w:pStyle w:val="Heading1"/>
@@ -19633,7 +22317,7 @@
         <w:t xml:space="preserve">15장의 결론은 명확했다. Odoo에 내장된 AI는 기록 위의 지능으로서 훌륭한 출발점이지만, 세 가지가 부족하다. 유한능력의 정밀한 계획 능력, 시스템 경계를 넘는 자동화의 배관, 그리고 기업의 의미 구조를 이해하는 온톨로지 기억이다. 이 장은 그 결핍을 메우는 확장 부스터 — frePPLe, n8n과 Dify, Neo4j GraphRAG, 그리고 Ollama/Claude의 LLM 이중화 — 를 ’기능 소개’가 아니라 ’구축 컨설팅’의 관점에서 다룬다. 어떤 성숙도에서 어떤 부스터를 어떤 순서로 도입하고, 보안과 비용은 어떻게 설계하며, 무엇이 어렵고 무엇을 각오해야 하는가. 1부 7장에서 그린 예측 플랫폼 아키텍처의 실장(實裝) 매뉴얼이 이 장의 정체다.</w:t>
       </w:r>
     </w:p>
-    <w:bookmarkStart w:id="190" w:name="왜-부스터인가-병립의-함정과-원플랫폼쓰리부스터"/>
+    <w:bookmarkStart w:id="201" w:name="왜-부스터인가-병립의-함정과-원플랫폼쓰리부스터"/>
     <w:p>
       <w:pPr>
         <w:pStyle w:val="Heading2"/>
@@ -19809,8 +22493,8 @@
         <w:t xml:space="preserve">그 상태에 도달하는가이다. 그 논의를 위해 먼저 각 부스터의 정체를 컨설턴트의 언어로 해부한다.</w:t>
       </w:r>
     </w:p>
-    <w:bookmarkEnd w:id="190"/>
-    <w:bookmarkStart w:id="195" w:name="세-부스터의-해부-계획-자동화-지식"/>
+    <w:bookmarkEnd w:id="201"/>
+    <w:bookmarkStart w:id="206" w:name="세-부스터의-해부-계획-자동화-지식"/>
     <w:p>
       <w:pPr>
         <w:pStyle w:val="Heading2"/>
@@ -19819,7 +22503,7 @@
         <w:t xml:space="preserve">16.2 세 부스터의 해부: 계획, 자동화, 지식</w:t>
       </w:r>
     </w:p>
-    <w:bookmarkStart w:id="191" w:name="계획-부스터-frepple-유한능력의-세계로"/>
+    <w:bookmarkStart w:id="202" w:name="계획-부스터-frepple-유한능력의-세계로"/>
     <w:p>
       <w:pPr>
         <w:pStyle w:val="Heading3"/>
@@ -19836,8 +22520,8 @@
         <w:t xml:space="preserve">13장에서 확인했듯 Odoo의 제조 관리는 MRP와 MPS, 간트 계획까지 지원하지만, 표준 스케줄러는 자원 능력의 제약을 정밀하게 반영하는 데 한계가 있다. 설비 8대와 작업자 12명, 자재 입고 일정이라는 유한한 제약 아래 수백 개 제조 오더의 순서를 최적화하는 문제는 전문 APS(Advanced Planning and Scheduling)의 영역이다. frePPLe는 가장 널리 쓰이는 오픈소스 APS로, 자원·인력·자재·리드타임의 제약을 모두 반영한 유한능력(finite capacity) 계획과 스케줄을 생성하고, 통계적 수요예측과 안전재고 계획, 시나리오 비교(What-if)까지 계획 업무 전반을 포괄한다(frePPLe 공식 문서). 결정적으로 Odoo 공식 커넥터가 있다. 품목·BOM·워크센터·판매 오더·재고를 frePPLe로 보내고, 계산된 제조·구매 오더 제안을 Odoo로 돌려받는다. ERP를 바꾸지 않고 계획 두뇌만 이식하는 구조이며, 오픈코어 모델이므로 소규모 제조라면 커뮤니티 에디션과 커넥터만으로 시작할 수 있다. 1부 4장의 부품전개·일정계획 방법론과 7장의 편성 시뮬레이션이 이 엔진 위에서 실행된다.</w:t>
       </w:r>
     </w:p>
-    <w:bookmarkEnd w:id="191"/>
-    <w:bookmarkStart w:id="192" w:name="ax-부스터-n8n과-dify-배관과-작업대"/>
+    <w:bookmarkEnd w:id="202"/>
+    <w:bookmarkStart w:id="203" w:name="ax-부스터-n8n과-dify-배관과-작업대"/>
     <w:p>
       <w:pPr>
         <w:pStyle w:val="Heading3"/>
@@ -19910,8 +22594,8 @@
         <w:t xml:space="preserve">의 지능 구성에 강하다. 실무 표준 패턴은 n8n이 이벤트를 감지해 Dify 앱의 API를 호출하고, Dify가 RAG와 LLM으로 판단한 결과를 n8n이 Odoo 레코드에 기록하는 접속이다.</w:t>
       </w:r>
     </w:p>
-    <w:bookmarkEnd w:id="192"/>
-    <w:bookmarkStart w:id="193" w:name="지식-부스터-neo4j-graphrag-서드브레인의-본체"/>
+    <w:bookmarkEnd w:id="203"/>
+    <w:bookmarkStart w:id="204" w:name="지식-부스터-neo4j-graphrag-서드브레인의-본체"/>
     <w:p>
       <w:pPr>
         <w:pStyle w:val="Heading3"/>
@@ -19952,8 +22636,8 @@
         <w:t xml:space="preserve">)이다. 15장에서 진단한 Odoo AI의 결정적 한계 — 온톨로지의 부재 — 를 정확히 메우는 층이며, 1부 7장의 디지털 트윈이 서는 무대이기도 하다. 이 그래프는 검색 인덱스를 넘어 개인지식과 기업지식이 만나는 심장이다. 베테랑의 노트가 LLM 구조화와 본인 승인·익명화를 거쳐 온톨로지에 기여하고(개인→기업), 회사의 사례·통계가 개인 질의의 컨텍스트로 돌아온다(기업→개인). 공통 코드체계 — 2장에서 정비한 데이터의 정위치 — 가 두 세계의 연결 고리가 된다(이형근, 2026).</w:t>
       </w:r>
     </w:p>
-    <w:bookmarkEnd w:id="193"/>
-    <w:bookmarkStart w:id="194" w:name="llm-이중화-ollama와-claude-데이터-주권과-성능의-분업"/>
+    <w:bookmarkEnd w:id="204"/>
+    <w:bookmarkStart w:id="205" w:name="llm-이중화-ollama와-claude-데이터-주권과-성능의-분업"/>
     <w:p>
       <w:pPr>
         <w:pStyle w:val="Heading3"/>
@@ -19970,9 +22654,9 @@
         <w:t xml:space="preserve">LLM 전략은 이중화다. Ollama는 Llama·Qwen 계열의 오픈소스 LLM을 자체 하드웨어(또는 전용 클라우드 GPU)에서 구동하게 하는 실행 환경으로, 프롬프트와 출력이 네트워크 밖으로 나가지 않아 데이터 주권을 확보하고 토큰당 과금을 제거한다. 반면 다단계 원인 분석, 장문 보고서, 코드 생성 같은 고난도 추론은 Claude 같은 프론티어 모델이 여전히 앞선다. 실무 설계는 과업의 민감도와 난이도의 2×2로 갈린다. 민감 데이터를 다루는 일상 과업(주문 분류, 불량 기록 구조화, 사내 문서 질의)은 자체 호스팅 소형 모델이, 민감 데이터를 익명화한 고난도 과업(경영 분석, 시나리오 해석)은 프론티어 모델이 맡는다. Dify와 n8n이 모델 추상화 계층을 제공하므로 이 라우팅은 코드 수정 없이 설정으로 운영되며, 특정 모델·특정 사업자에 대한 종속이 구조적으로 회피된다. 15장에서 지적한 Odoo AI의 범용 LLM 종속성에 대한 답이 바로 이 이중화다.</w:t>
       </w:r>
     </w:p>
-    <w:bookmarkEnd w:id="194"/>
-    <w:bookmarkEnd w:id="195"/>
-    <w:bookmarkStart w:id="199" w:name="무한-루프의-기술-스택-구현-배관-작업대-기억-두뇌-손발"/>
+    <w:bookmarkEnd w:id="205"/>
+    <w:bookmarkEnd w:id="206"/>
+    <w:bookmarkStart w:id="210" w:name="무한-루프의-기술-스택-구현-배관-작업대-기억-두뇌-손발"/>
     <w:p>
       <w:pPr>
         <w:pStyle w:val="Heading2"/>
@@ -19990,18 +22674,18 @@
           <wp:inline>
             <wp:extent cx="4206240" cy="3087559"/>
             <wp:effectExtent b="0" l="0" r="0" t="0"/>
-            <wp:docPr descr="그림 16-2. 무한 루프의 기술 스택 배치" title="" id="197" name="Picture"/>
+            <wp:docPr descr="그림 16-2. 무한 루프의 기술 스택 배치" title="" id="208" name="Picture"/>
             <a:graphic>
               <a:graphicData uri="http://schemas.openxmlformats.org/drawingml/2006/picture">
                 <pic:pic>
                   <pic:nvPicPr>
-                    <pic:cNvPr descr="figures/fig_162_loop_stack.png" id="198" name="Picture"/>
+                    <pic:cNvPr descr="figures/fig_162_loop_stack.png" id="209" name="Picture"/>
                     <pic:cNvPicPr>
                       <a:picLocks noChangeArrowheads="1" noChangeAspect="1"/>
                     </pic:cNvPicPr>
                   </pic:nvPicPr>
                   <pic:blipFill>
-                    <a:blip r:embed="rId196"/>
+                    <a:blip r:embed="rId207"/>
                     <a:stretch>
                       <a:fillRect/>
                     </a:stretch>
@@ -20531,8 +23215,8 @@
         <w:t xml:space="preserve">이 구현에서 컨설턴트가 지켜야 할 설계 원칙은 하나다. 지능은 교체 가능하게, 기억과 배관은 안정되게. LLM은 몇 달 주기로 더 나은 모델이 나오는 소모성 부품이지만, 온톨로지와 코드체계, ETL 파이프라인은 기업의 축적 자산이다. 루프의 가치가 쌓이는 곳은 두뇌가 아니라 기억이라는 것 — 이것이 모델 경쟁의 소음 속에서 아키텍처가 흔들리지 않게 하는 중심추다.</w:t>
       </w:r>
     </w:p>
-    <w:bookmarkEnd w:id="199"/>
-    <w:bookmarkStart w:id="200" w:name="성숙도-단계별-도입-순서-어느-단계에서-무엇을"/>
+    <w:bookmarkEnd w:id="210"/>
+    <w:bookmarkStart w:id="211" w:name="성숙도-단계별-도입-순서-어느-단계에서-무엇을"/>
     <w:p>
       <w:pPr>
         <w:pStyle w:val="Heading2"/>
@@ -20889,8 +23573,8 @@
         <w:t xml:space="preserve">를 묻는 경영 질문이 쌓이기 전에 그래프를 세우는 것은 장식이고, 계획 최적화가 병목이 되기 전에 APS를 세우는 것도 장식이다. 실무적으로 n8n만은 예외적으로 이른 도입을 권한다. 1단계에서 외부 채널 수집의 배관으로 시작해 두면, 이후 모든 단계의 확장이 같은 캔버스 위의 워크플로 추가로 처리되기 때문이다. 확장의 최종 단계로, 센서 기반 예지보전이 필요해지는 시점에는 UMH(United Manufacturing Hub) 같은 산업 IoT 스택을 2단계 확장으로 더한다(이형근, 2026). 처음부터 모든 것을 세우지 않고 경영의 질문이 자라는 속도에 맞춰 부스터를 더하는 것 — 이것이 목표지향 설계의 아키텍처적 표현이다.</w:t>
       </w:r>
     </w:p>
-    <w:bookmarkEnd w:id="200"/>
-    <w:bookmarkStart w:id="204" w:name="하이브리드-보안과-비용-구조-데이터-주권을-구독료로"/>
+    <w:bookmarkEnd w:id="211"/>
+    <w:bookmarkStart w:id="215" w:name="하이브리드-보안과-비용-구조-데이터-주권을-구독료로"/>
     <w:p>
       <w:pPr>
         <w:pStyle w:val="Heading2"/>
@@ -20908,18 +23592,18 @@
           <wp:inline>
             <wp:extent cx="4206240" cy="2423160"/>
             <wp:effectExtent b="0" l="0" r="0" t="0"/>
-            <wp:docPr descr="그림 16-3. 하이브리드 보안 2층 구조" title="" id="202" name="Picture"/>
+            <wp:docPr descr="그림 16-3. 하이브리드 보안 2층 구조" title="" id="213" name="Picture"/>
             <a:graphic>
               <a:graphicData uri="http://schemas.openxmlformats.org/drawingml/2006/picture">
                 <pic:pic>
                   <pic:nvPicPr>
-                    <pic:cNvPr descr="figures/fig_163_hybrid_security.png" id="203" name="Picture"/>
+                    <pic:cNvPr descr="figures/fig_163_hybrid_security.png" id="214" name="Picture"/>
                     <pic:cNvPicPr>
                       <a:picLocks noChangeArrowheads="1" noChangeAspect="1"/>
                     </pic:cNvPicPr>
                   </pic:nvPicPr>
                   <pic:blipFill>
-                    <a:blip r:embed="rId201"/>
+                    <a:blip r:embed="rId212"/>
                     <a:stretch>
                       <a:fillRect/>
                     </a:stretch>
@@ -21186,8 +23870,8 @@
         <w:t xml:space="preserve">비용 구조도 같은 철학 위에 선다. 전 구성 요소가 오픈소스·소스 공개형이므로 소프트웨어 라이선스는 0원이고, 자체 LLM·자동화·보안·백업을 포함한 규모별 월 구독제로 초기 투자가 제거된다. 초소형 사업자의 AI 도입을 막는 최대 장벽이 초기 비용이라는 조사(중소기업중앙회, 2024)를 정면으로 겨냥한 구조이며, 6장 6.11절의 3주 경량 모델 — 온보딩·지식적재·현장적용 — 이 이 비용 구조 위에서 성립한다. 다만 컨설턴트는 고객에게 정직해야 한다. 라이선스 0원은 총비용 0원이 아니다. 뒤의 16.8절에서 보듯 이 스택의 진짜 비용은 라이선스가 아니라 통합과 운영에 있으며, 구독료는 그 운영을 누군가 대신 감당하는 값이다.</w:t>
       </w:r>
     </w:p>
-    <w:bookmarkEnd w:id="204"/>
-    <w:bookmarkStart w:id="205" w:name="손끝의-서드브레인-모바일스마트글라스-시나리오"/>
+    <w:bookmarkEnd w:id="215"/>
+    <w:bookmarkStart w:id="216" w:name="손끝의-서드브레인-모바일스마트글라스-시나리오"/>
     <w:p>
       <w:pPr>
         <w:pStyle w:val="Heading2"/>
@@ -21401,8 +24085,8 @@
         <w:t xml:space="preserve">는 수집 설계 원칙의 극한 형태가 여기 있다. 음성과 시선이 입력 장치가 되는 순간, 기록 행위는 사실상 소멸하고 데이터의 정량 — 실시간 전수 수집 — 이 부산물로 달성된다.</w:t>
       </w:r>
     </w:p>
-    <w:bookmarkEnd w:id="205"/>
-    <w:bookmarkStart w:id="209" w:name="컨설팅-가이드-진단-질문-구축-순서-성공-판정"/>
+    <w:bookmarkEnd w:id="216"/>
+    <w:bookmarkStart w:id="220" w:name="컨설팅-가이드-진단-질문-구축-순서-성공-판정"/>
     <w:p>
       <w:pPr>
         <w:pStyle w:val="Heading2"/>
@@ -21411,7 +24095,7 @@
         <w:t xml:space="preserve">16.7 컨설팅 가이드: 진단 질문, 구축 순서, 성공 판정</w:t>
       </w:r>
     </w:p>
-    <w:bookmarkStart w:id="206" w:name="부스터별-진단-질문-체크리스트"/>
+    <w:bookmarkStart w:id="217" w:name="부스터별-진단-질문-체크리스트"/>
     <w:p>
       <w:pPr>
         <w:pStyle w:val="Heading3"/>
@@ -21462,7 +24146,7 @@
       <w:pPr>
         <w:numPr>
           <w:ilvl w:val="0"/>
-          <w:numId w:val="1023"/>
+          <w:numId w:val="1022"/>
         </w:numPr>
         <w:pStyle w:val="Compact"/>
       </w:pPr>
@@ -21474,7 +24158,7 @@
       <w:pPr>
         <w:numPr>
           <w:ilvl w:val="0"/>
-          <w:numId w:val="1023"/>
+          <w:numId w:val="1022"/>
         </w:numPr>
         <w:pStyle w:val="Compact"/>
       </w:pPr>
@@ -21486,7 +24170,7 @@
       <w:pPr>
         <w:numPr>
           <w:ilvl w:val="0"/>
-          <w:numId w:val="1023"/>
+          <w:numId w:val="1022"/>
         </w:numPr>
         <w:pStyle w:val="Compact"/>
       </w:pPr>
@@ -21498,7 +24182,7 @@
       <w:pPr>
         <w:numPr>
           <w:ilvl w:val="0"/>
-          <w:numId w:val="1023"/>
+          <w:numId w:val="1022"/>
         </w:numPr>
         <w:pStyle w:val="Compact"/>
       </w:pPr>
@@ -21510,7 +24194,7 @@
       <w:pPr>
         <w:numPr>
           <w:ilvl w:val="0"/>
-          <w:numId w:val="1023"/>
+          <w:numId w:val="1022"/>
         </w:numPr>
         <w:pStyle w:val="Compact"/>
       </w:pPr>
@@ -21522,7 +24206,7 @@
       <w:pPr>
         <w:numPr>
           <w:ilvl w:val="0"/>
-          <w:numId w:val="1023"/>
+          <w:numId w:val="1022"/>
         </w:numPr>
         <w:pStyle w:val="Compact"/>
       </w:pPr>
@@ -21534,7 +24218,7 @@
       <w:pPr>
         <w:numPr>
           <w:ilvl w:val="0"/>
-          <w:numId w:val="1023"/>
+          <w:numId w:val="1022"/>
         </w:numPr>
         <w:pStyle w:val="Compact"/>
       </w:pPr>
@@ -21561,7 +24245,7 @@
       <w:pPr>
         <w:numPr>
           <w:ilvl w:val="0"/>
-          <w:numId w:val="1023"/>
+          <w:numId w:val="1022"/>
         </w:numPr>
         <w:pStyle w:val="Compact"/>
       </w:pPr>
@@ -21573,7 +24257,7 @@
       <w:pPr>
         <w:numPr>
           <w:ilvl w:val="0"/>
-          <w:numId w:val="1023"/>
+          <w:numId w:val="1022"/>
         </w:numPr>
         <w:pStyle w:val="Compact"/>
       </w:pPr>
@@ -21585,7 +24269,7 @@
       <w:pPr>
         <w:numPr>
           <w:ilvl w:val="0"/>
-          <w:numId w:val="1023"/>
+          <w:numId w:val="1022"/>
         </w:numPr>
         <w:pStyle w:val="Compact"/>
       </w:pPr>
@@ -21593,8 +24277,8 @@
         <w:t xml:space="preserve">(공통) 부스터 도입의 성공을 판정할 KPI 기준선이 측정되어 있는가.</w:t>
       </w:r>
     </w:p>
-    <w:bookmarkEnd w:id="206"/>
-    <w:bookmarkStart w:id="207" w:name="구축-순서와-기간"/>
+    <w:bookmarkEnd w:id="217"/>
+    <w:bookmarkStart w:id="218" w:name="구축-순서와-기간"/>
     <w:p>
       <w:pPr>
         <w:pStyle w:val="Heading3"/>
@@ -21863,8 +24547,8 @@
         <w:t xml:space="preserve">기간은 데이터 성숙도에 따라 절반이 되거나 두 배가 된다. 특히 3~6주 차의 온톨로지 설계가 전체의 관문이다 — 여기서 부실하면 이후 모든 층이 부실해진다.</w:t>
       </w:r>
     </w:p>
-    <w:bookmarkEnd w:id="207"/>
-    <w:bookmarkStart w:id="208" w:name="성공-판정과-흔한-실패-2"/>
+    <w:bookmarkEnd w:id="218"/>
+    <w:bookmarkStart w:id="219" w:name="성공-판정과-흔한-실패-2"/>
     <w:p>
       <w:pPr>
         <w:pStyle w:val="Heading3"/>
@@ -21881,9 +24565,9 @@
         <w:t xml:space="preserve">성공 판정은 부스터별로 하나씩이다. frePPLe는 계획 수립 시간과 납기 회답 시간의 단축(예: 주 8시간→1시간, 회답 반나절→10분), n8n은 수작업 연계 시간의 소멸, Dify·Neo4j는 경영 질문 응답 커버리지와 근거 추적 가능성(6장 4단계 판정 기준의 계승), 루프 전체로는 첫 회전의 완주 — Define부터 Control까지 사람의 승인 게이트를 거쳐 Odoo 환류가 실제로 일어났는가 — 다. 흔한 실패는 세 가지다. 첫째, 기술 선행 — 질문 없이 그래프부터 세우고 적재할 의미를 찾아 헤매는 경우로, 대응은 6장 1단계로의 회귀뿐이다. 둘째, 파이프라인 방치 — ETL이 조용히 실패하는데 아무도 모르는 상태로, 파이프라인 자체를 감시 대상 KPI로 등록하는 것이 회피법이다. 셋째, 시범 루프의 과욕 — 첫 DMAIC 루프에 가장 어려운 문제를 태우는 경우로, 첫 회전은 데이터가 두텁고 이해관계가 단순한 KPI(예: 특정 품목군의 재고회전)로 시작해 성공 체험을 만드는 것이 옳다.</w:t>
       </w:r>
     </w:p>
-    <w:bookmarkEnd w:id="208"/>
-    <w:bookmarkEnd w:id="209"/>
-    <w:bookmarkStart w:id="210" w:name="정직한-평가-복잡성의-값"/>
+    <w:bookmarkEnd w:id="219"/>
+    <w:bookmarkEnd w:id="220"/>
+    <w:bookmarkStart w:id="221" w:name="정직한-평가-복잡성의-값"/>
     <w:p>
       <w:pPr>
         <w:pStyle w:val="Heading2"/>
@@ -21916,14 +24600,123 @@
         <w:t xml:space="preserve">그렇다면 누구에게 권하는가. 판단 기준은 세 가지다. ①단일 상용 스위트의 라이선스를 감당할 수 없거나 감당할 의사가 없는 규모(대체로 50인 이하)이면서, ②데이터 주권 — 민감 데이터의 외부 반출 통제 — 을 구조적으로 요구하며, ③운영을 감당할 파트너 또는 관리형 서비스를 확보할 수 있는 기업. 셋 중 하나라도 결여되면 대안을 보라. ①이 결여된 중견 이상이라면 상용 APS·BI의 병립도 관리 역량에 따라 유효하고, ③이 결여된 초소형이라면 자체 구축이 아니라 관리형 클라우드 구독(6장의 3주 경량 모델)이 답이다. 아키텍처는 이념이 아니라 적합성의 문제다 — 이 문장으로 부스터 논의를 닫고, 다음 장에서 2부 전체를 하나의 컨설팅 로드맵으로 결산한다.</w:t>
       </w:r>
     </w:p>
-    <w:bookmarkEnd w:id="210"/>
-    <w:bookmarkStart w:id="211" w:name="핵심-요약-8"/>
+    <w:bookmarkEnd w:id="221"/>
+    <w:bookmarkStart w:id="222" w:name="핵심-요약-8"/>
     <w:p>
       <w:pPr>
         <w:pStyle w:val="Heading2"/>
       </w:pPr>
       <w:r>
         <w:t xml:space="preserve">핵심 요약</w:t>
+      </w:r>
+    </w:p>
+    <w:p>
+      <w:pPr>
+        <w:numPr>
+          <w:ilvl w:val="0"/>
+          <w:numId w:val="1023"/>
+        </w:numPr>
+        <w:pStyle w:val="Compact"/>
+      </w:pPr>
+      <w:r>
+        <w:t xml:space="preserve">도메인별 전문 시스템의 병립은 데이터 3정5S를 시스템 경계에서 무너뜨리는 ’시스템의 군도’를 낳는다. 원플랫폼+쓰리부스터는 단일 Odoo 원천 위에 계획(frePPLe)·AX(n8n+Dify)·지식(Neo4j GraphRAG) 부스터를 얹고, 오픈소스 구성으로 라이선스 0원과 IT 전담 0~1명 운영을 지향한다.</w:t>
+      </w:r>
+    </w:p>
+    <w:p>
+      <w:pPr>
+        <w:numPr>
+          <w:ilvl w:val="0"/>
+          <w:numId w:val="1023"/>
+        </w:numPr>
+        <w:pStyle w:val="Compact"/>
+      </w:pPr>
+      <w:r>
+        <w:t xml:space="preserve">LLM은 이중화한다. 민감·일상 과업은 Ollama 기반 자체 모델이, 익명화된 고난도 과업은 Claude 등 프론티어 모델이 맡으며, Dify·n8n의 모델 추상화가 종속을 구조적으로 회피한다.</w:t>
+      </w:r>
+    </w:p>
+    <w:p>
+      <w:pPr>
+        <w:numPr>
+          <w:ilvl w:val="0"/>
+          <w:numId w:val="1023"/>
+        </w:numPr>
+        <w:pStyle w:val="Compact"/>
+      </w:pPr>
+      <w:r>
+        <w:t xml:space="preserve">1부 5장의 LLM 무한 루프는 이 스택 위에서 실장된다. n8n이 배관(트리거·ETL·환류 실행), Dify가 작업대(에이전트 앱), Neo4j가 기억(온톨로지·이력), LLM이 두뇌(가설·서사), Odoo가 손발(마스터·규칙의 상태 변경)이다. 지능은 교체 가능하게, 기억과 배관은 안정되게 설계한다.</w:t>
+      </w:r>
+    </w:p>
+    <w:p>
+      <w:pPr>
+        <w:numPr>
+          <w:ilvl w:val="0"/>
+          <w:numId w:val="1023"/>
+        </w:numPr>
+        <w:pStyle w:val="Compact"/>
+      </w:pPr>
+      <w:r>
+        <w:t xml:space="preserve">부스터는 성숙도 사다리에 맞춰 도입한다. 1단계 기술은 Odoo 단독(+n8n 최소), 2단계 진단에서 Neo4j, 3단계 예측에서 frePPLe 예측·ML, 4단계 처방에서 What-if와 DMAIC 루프, 5단계 자율은 신규 도입이 아니라 성적표 기반 위임 확대다. 부스터는 질문이 요구할 때만 세운다.</w:t>
+      </w:r>
+    </w:p>
+    <w:p>
+      <w:pPr>
+        <w:numPr>
+          <w:ilvl w:val="0"/>
+          <w:numId w:val="1023"/>
+        </w:numPr>
+        <w:pStyle w:val="Compact"/>
+      </w:pPr>
+      <w:r>
+        <w:t xml:space="preserve">하이브리드 보안 모델은</w:t>
+      </w:r>
+      <w:r>
+        <w:t xml:space="preserve"> </w:t>
+      </w:r>
+      <w:r>
+        <w:t xml:space="preserve">“</w:t>
+      </w:r>
+      <w:r>
+        <w:t xml:space="preserve">내 데이터는 내 금고에, 무거운 AI는 공동 발전소에서</w:t>
+      </w:r>
+      <w:r>
+        <w:t xml:space="preserve">”</w:t>
+      </w:r>
+      <w:r>
+        <w:t xml:space="preserve">로 요약된다. 공동 계층이 비용을, 격리 계층이 보안을 해결하며, 월 구독제가 초기 비용 장벽을 제거한다. 모바일·스마트글라스 시나리오(1인 셀러·5인 제조·1~2인 물류)는 같은 스택 위에서 운영 앱만 바꿔 작동한다.</w:t>
+      </w:r>
+    </w:p>
+    <w:p>
+      <w:pPr>
+        <w:numPr>
+          <w:ilvl w:val="0"/>
+          <w:numId w:val="1023"/>
+        </w:numPr>
+        <w:pStyle w:val="Compact"/>
+      </w:pPr>
+      <w:r>
+        <w:t xml:space="preserve">컨설팅은 부스터별 진단 질문 10항으로 기반과 질문의 존재를 확인한 뒤, 약 12주의 표준 순서(n8n→온톨로지→Dify·GraphRAG→frePPLe→루프 시범 가동)로 구축하고, 부스터별 단일 KPI와 루프 첫 회전의 완주로 판정한다.</w:t>
+      </w:r>
+    </w:p>
+    <w:p>
+      <w:pPr>
+        <w:numPr>
+          <w:ilvl w:val="0"/>
+          <w:numId w:val="1023"/>
+        </w:numPr>
+        <w:pStyle w:val="Compact"/>
+      </w:pPr>
+      <w:r>
+        <w:t xml:space="preserve">정직한 평가: 여섯 개 구성 요소의 통합·운영 복잡도, 숨은 비용, 책임 소재의 분산이 이 아키텍처의 값이다. 규모·데이터 주권 요구·운영 파트너의 세 조건을 충족하는 기업에게만 권하며, 조건이 결여되면 상용 병립 또는 관리형 구독이 대안이다.</w:t>
+      </w:r>
+    </w:p>
+    <w:bookmarkEnd w:id="222"/>
+    <w:bookmarkStart w:id="223" w:name="이-장의-참고문헌-7"/>
+    <w:p>
+      <w:pPr>
+        <w:pStyle w:val="Heading2"/>
+      </w:pPr>
+      <w:r>
+        <w:t xml:space="preserve">이 장의 참고문헌</w:t>
       </w:r>
     </w:p>
     <w:p>
@@ -21935,7 +24728,7 @@
         <w:pStyle w:val="Compact"/>
       </w:pPr>
       <w:r>
-        <w:t xml:space="preserve">도메인별 전문 시스템의 병립은 데이터 3정5S를 시스템 경계에서 무너뜨리는 ’시스템의 군도’를 낳는다. 원플랫폼+쓰리부스터는 단일 Odoo 원천 위에 계획(frePPLe)·AX(n8n+Dify)·지식(Neo4j GraphRAG) 부스터를 얹고, 오픈소스 구성으로 라이선스 0원과 IT 전담 0~1명 운영을 지향한다.</w:t>
+        <w:t xml:space="preserve">이형근 (2026). 『오픈브레인 시스템 제안: 중소기업 지식경영 프로젝트』 및 『OpenBrain Cloud: 초소형기업 AI 운영체제 v2.0』. OpenBrain OS 제안서.</w:t>
       </w:r>
     </w:p>
     <w:p>
@@ -21947,7 +24740,7 @@
         <w:pStyle w:val="Compact"/>
       </w:pPr>
       <w:r>
-        <w:t xml:space="preserve">LLM은 이중화한다. 민감·일상 과업은 Ollama 기반 자체 모델이, 익명화된 고난도 과업은 Claude 등 프론티어 모델이 맡으며, Dify·n8n의 모델 추상화가 종속을 구조적으로 회피한다.</w:t>
+        <w:t xml:space="preserve">중소기업중앙회 (2024). 『중소기업 AI 활용의향 실태조사』.</w:t>
       </w:r>
     </w:p>
     <w:p>
@@ -21959,7 +24752,7 @@
         <w:pStyle w:val="Compact"/>
       </w:pPr>
       <w:r>
-        <w:t xml:space="preserve">1부 5장의 LLM 무한 루프는 이 스택 위에서 실장된다. n8n이 배관(트리거·ETL·환류 실행), Dify가 작업대(에이전트 앱), Neo4j가 기억(온톨로지·이력), LLM이 두뇌(가설·서사), Odoo가 손발(마스터·규칙의 상태 변경)이다. 지능은 교체 가능하게, 기억과 배관은 안정되게 설계한다.</w:t>
+        <w:t xml:space="preserve">Edge, D., Trinh, H., Cheng, N., Bradley, J., Chao, A., Mody, A., Truitt, S., Metropolitansky, D., Ness, R. O., &amp; Larson, J. (2024). From Local to Global: A Graph RAG Approach to Query-Focused Summarization. arXiv:2404.16130.</w:t>
       </w:r>
     </w:p>
     <w:p>
@@ -21971,7 +24764,7 @@
         <w:pStyle w:val="Compact"/>
       </w:pPr>
       <w:r>
-        <w:t xml:space="preserve">부스터는 성숙도 사다리에 맞춰 도입한다. 1단계 기술은 Odoo 단독(+n8n 최소), 2단계 진단에서 Neo4j, 3단계 예측에서 frePPLe 예측·ML, 4단계 처방에서 What-if와 DMAIC 루프, 5단계 자율은 신규 도입이 아니라 성적표 기반 위임 확대다. 부스터는 질문이 요구할 때만 세운다.</w:t>
+        <w:t xml:space="preserve">frePPLe. Odoo Integration 공식 문서. https://frepple.com/docs/current/erp-integration/odoo-connector/</w:t>
       </w:r>
     </w:p>
     <w:p>
@@ -21983,22 +24776,7 @@
         <w:pStyle w:val="Compact"/>
       </w:pPr>
       <w:r>
-        <w:t xml:space="preserve">하이브리드 보안 모델은</w:t>
-      </w:r>
-      <w:r>
-        <w:t xml:space="preserve"> </w:t>
-      </w:r>
-      <w:r>
-        <w:t xml:space="preserve">“</w:t>
-      </w:r>
-      <w:r>
-        <w:t xml:space="preserve">내 데이터는 내 금고에, 무거운 AI는 공동 발전소에서</w:t>
-      </w:r>
-      <w:r>
-        <w:t xml:space="preserve">”</w:t>
-      </w:r>
-      <w:r>
-        <w:t xml:space="preserve">로 요약된다. 공동 계층이 비용을, 격리 계층이 보안을 해결하며, 월 구독제가 초기 비용 장벽을 제거한다. 모바일·스마트글라스 시나리오(1인 셀러·5인 제조·1~2인 물류)는 같은 스택 위에서 운영 앱만 바꿔 작동한다.</w:t>
+        <w:t xml:space="preserve">n8n. 공식 문서 및 GitHub 저장소(fair-code workflow automation). https://github.com/n8n-io/n8n</w:t>
       </w:r>
     </w:p>
     <w:p>
@@ -22010,7 +24788,7 @@
         <w:pStyle w:val="Compact"/>
       </w:pPr>
       <w:r>
-        <w:t xml:space="preserve">컨설팅은 부스터별 진단 질문 10항으로 기반과 질문의 존재를 확인한 뒤, 약 12주의 표준 순서(n8n→온톨로지→Dify·GraphRAG→frePPLe→루프 시범 가동)로 구축하고, 부스터별 단일 KPI와 루프 첫 회전의 완주로 판정한다.</w:t>
+        <w:t xml:space="preserve">Dify (langgenius). 공식 GitHub 저장소(LLM 앱 개발 플랫폼). https://github.com/langgenius/dify</w:t>
       </w:r>
     </w:p>
     <w:p>
@@ -22022,130 +24800,36 @@
         <w:pStyle w:val="Compact"/>
       </w:pPr>
       <w:r>
-        <w:t xml:space="preserve">정직한 평가: 여섯 개 구성 요소의 통합·운영 복잡도, 숨은 비용, 책임 소재의 분산이 이 아키텍처의 값이다. 규모·데이터 주권 요구·운영 파트너의 세 조건을 충족하는 기업에게만 권하며, 조건이 결여되면 상용 병립 또는 관리형 구독이 대안이다.</w:t>
-      </w:r>
-    </w:p>
-    <w:bookmarkEnd w:id="211"/>
-    <w:bookmarkStart w:id="212" w:name="이-장의-참고문헌-8"/>
-    <w:p>
-      <w:pPr>
-        <w:pStyle w:val="Heading2"/>
-      </w:pPr>
-      <w:r>
-        <w:t xml:space="preserve">이 장의 참고문헌</w:t>
+        <w:t xml:space="preserve">Ollama. 공식 문서(로컬 LLM 실행 환경). https://ollama.com</w:t>
       </w:r>
     </w:p>
     <w:p>
       <w:pPr>
         <w:numPr>
           <w:ilvl w:val="0"/>
-          <w:numId w:val="1025"/>
+          <w:numId w:val="1024"/>
         </w:numPr>
         <w:pStyle w:val="Compact"/>
       </w:pPr>
       <w:r>
-        <w:t xml:space="preserve">이형근 (2026). 『오픈브레인 시스템 제안: 중소기업 지식경영 프로젝트』 및 『OpenBrain Cloud: 초소형기업 AI 운영체제 v2.0』. OpenBrain OS 제안서.</w:t>
+        <w:t xml:space="preserve">Neo4j. What is GraphRAG?. https://neo4j.com/blog/genai/what-is-graphrag/</w:t>
       </w:r>
     </w:p>
     <w:p>
       <w:pPr>
         <w:numPr>
           <w:ilvl w:val="0"/>
-          <w:numId w:val="1025"/>
+          <w:numId w:val="1024"/>
         </w:numPr>
         <w:pStyle w:val="Compact"/>
       </w:pPr>
       <w:r>
-        <w:t xml:space="preserve">중소기업중앙회 (2024). 『중소기업 AI 활용의향 실태조사』.</w:t>
-      </w:r>
-    </w:p>
-    <w:p>
-      <w:pPr>
-        <w:numPr>
-          <w:ilvl w:val="0"/>
-          <w:numId w:val="1025"/>
-        </w:numPr>
-        <w:pStyle w:val="Compact"/>
-      </w:pPr>
-      <w:r>
-        <w:t xml:space="preserve">Edge, D., Trinh, H., Cheng, N., Bradley, J., Chao, A., Mody, A., Truitt, S., Metropolitansky, D., Ness, R. O., &amp; Larson, J. (2024). From Local to Global: A Graph RAG Approach to Query-Focused Summarization. arXiv:2404.16130.</w:t>
-      </w:r>
-    </w:p>
-    <w:p>
-      <w:pPr>
-        <w:numPr>
-          <w:ilvl w:val="0"/>
-          <w:numId w:val="1025"/>
-        </w:numPr>
-        <w:pStyle w:val="Compact"/>
-      </w:pPr>
-      <w:r>
-        <w:t xml:space="preserve">frePPLe. Odoo Integration 공식 문서. https://frepple.com/docs/current/erp-integration/odoo-connector/</w:t>
-      </w:r>
-    </w:p>
-    <w:p>
-      <w:pPr>
-        <w:numPr>
-          <w:ilvl w:val="0"/>
-          <w:numId w:val="1025"/>
-        </w:numPr>
-        <w:pStyle w:val="Compact"/>
-      </w:pPr>
-      <w:r>
-        <w:t xml:space="preserve">n8n. 공식 문서 및 GitHub 저장소(fair-code workflow automation). https://github.com/n8n-io/n8n</w:t>
-      </w:r>
-    </w:p>
-    <w:p>
-      <w:pPr>
-        <w:numPr>
-          <w:ilvl w:val="0"/>
-          <w:numId w:val="1025"/>
-        </w:numPr>
-        <w:pStyle w:val="Compact"/>
-      </w:pPr>
-      <w:r>
-        <w:t xml:space="preserve">Dify (langgenius). 공식 GitHub 저장소(LLM 앱 개발 플랫폼). https://github.com/langgenius/dify</w:t>
-      </w:r>
-    </w:p>
-    <w:p>
-      <w:pPr>
-        <w:numPr>
-          <w:ilvl w:val="0"/>
-          <w:numId w:val="1025"/>
-        </w:numPr>
-        <w:pStyle w:val="Compact"/>
-      </w:pPr>
-      <w:r>
-        <w:t xml:space="preserve">Ollama. 공식 문서(로컬 LLM 실행 환경). https://ollama.com</w:t>
-      </w:r>
-    </w:p>
-    <w:p>
-      <w:pPr>
-        <w:numPr>
-          <w:ilvl w:val="0"/>
-          <w:numId w:val="1025"/>
-        </w:numPr>
-        <w:pStyle w:val="Compact"/>
-      </w:pPr>
-      <w:r>
-        <w:t xml:space="preserve">Neo4j. What is GraphRAG?. https://neo4j.com/blog/genai/what-is-graphrag/</w:t>
-      </w:r>
-    </w:p>
-    <w:p>
-      <w:pPr>
-        <w:numPr>
-          <w:ilvl w:val="0"/>
-          <w:numId w:val="1025"/>
-        </w:numPr>
-        <w:pStyle w:val="Compact"/>
-      </w:pPr>
-      <w:r>
         <w:t xml:space="preserve">United Manufacturing Hub. 공식 문서. https://www.umh.app</w:t>
       </w:r>
     </w:p>
-    <w:bookmarkEnd w:id="212"/>
-    <w:bookmarkEnd w:id="213"/>
-    <w:bookmarkStart w:id="231" w:name="제17장.-2부-결산-모듈-도입-우선순위와-전사-컨설팅-로드맵"/>
+    <w:bookmarkEnd w:id="223"/>
+    <w:bookmarkEnd w:id="224"/>
+    <w:bookmarkStart w:id="242" w:name="제17장.-2부-결산-모듈-도입-우선순위와-전사-컨설팅-로드맵"/>
     <w:p>
       <w:pPr>
         <w:pStyle w:val="Heading1"/>
@@ -22200,7 +24884,7 @@
         <w:t xml:space="preserve">아홉 개 장에 걸쳐 모듈을 해부한 지금, 독자의 물음도 같을 것이다. 웹사이트와 이커머스(9장), CRM과 판매(10장), 매입(11장), 재고 관리(12장), 제조 관리(13장), 회계(14장), Odoo AI와 지식센터(15장), 그리고 확장 부스터(16장)까지 — 각 장은 그 자체로 완결된 컨설팅 단위였지만, 실제 기업은 모듈을 한꺼번에 도입하지 않으며 도입해서도 안 된다. 이 장은 2부 전체를 하나의 실행 체계로 접는다. 전 모듈을 한 장의 매트릭스로 종합하고, 모듈 사이를 흐르는 단일 원장의 데이터 흐름을 확인하고, 업종·규모별 도입 시나리오 세 가지를 제시한 뒤, 1부 6장의 AX 5단계 로드맵과 결합해 전사 컨설팅 마스터플랜의 템플릿으로 완성한다. 2부를 컨설팅 실행서로 선언했던 8장의 약속을 갚는 장이다.</w:t>
       </w:r>
     </w:p>
-    <w:bookmarkStart w:id="214" w:name="부가-걸어온-길-여덟-개의-렌즈-하나의-방법"/>
+    <w:bookmarkStart w:id="225" w:name="부가-걸어온-길-여덟-개의-렌즈-하나의-방법"/>
     <w:p>
       <w:pPr>
         <w:pStyle w:val="Heading2"/>
@@ -22217,8 +24901,8 @@
         <w:t xml:space="preserve">돌아보면 2부의 아홉 개 장은 모두 같은 구조 — 8장에서 선언한 컨설팅 8절 형식 — 로 쓰였다. 경영의 질문에서 출발해, 기능을 해부하고, 데이터 지도와 3정5S 체크포인트를 세우고, 보이는→말하는→추론하는 3단계를 모듈 위에 구현하고, 대표 KPI 하나로 DMAIC 루프를 돌리고, AI 적용 포인트를 확인하고, 컨설팅 가이드와 정직한 평가로 닫았다. 이 반복은 단조로움이 아니라 방법의 증명이었다. 1부에서 정립한 방법론 — 데이터의 3정5S(2장), 눈으로 보는 관리의 3단계(3장), DMAIC 데이터 루프(5장), AX 5단계 로드맵(6장), 온톨로지 예측 플랫폼(7장) — 이 어느 모듈에 대해서도 같은 힘으로 작동한다는 것, 즉 모듈은 다양해도 컨설팅의 문법은 하나라는 것이다. 이 문법의 일관성이야말로 단일 플랫폼 위에서 전사를 다루는 컨설턴트의 무기다. 이제 그 아홉 개 장을 한 장의 표로 포갠다.</w:t>
       </w:r>
     </w:p>
-    <w:bookmarkEnd w:id="214"/>
-    <w:bookmarkStart w:id="215" w:name="모듈데이터ai-적용-매트릭스"/>
+    <w:bookmarkEnd w:id="225"/>
+    <w:bookmarkStart w:id="226" w:name="모듈데이터ai-적용-매트릭스"/>
     <w:p>
       <w:pPr>
         <w:pStyle w:val="Heading2"/>
@@ -22992,8 +25676,8 @@
         <w:t xml:space="preserve">또 하나 읽어야 할 것은 KPI 열의 세로 방향, 즉 지표들 사이의 사슬이다. 전환율(9장)이 오르면 수주가 늘고, 수주가 늘면 재고와 제조의 부하가 변하며, 납기준수율(11·13장)이 흔들리면 매출의 시점이 밀리고, 그 모든 것이 현금전환주기(14장)라는 재무의 최종 지표로 수렴한다. 모듈별 KPI는 독립 변수가 아니라 하나의 인과 사슬 위의 마디이며, 이 사슬을 명시적으로 그려 두는 것이 6장에서 말한 KGI-질문-KPI 트리의 전사 버전이다. 실무적 함의는 분명하다. 어느 모듈의 DMAIC 루프가 개선을 만들면 그 효과는 사슬을 타고 다른 모듈의 KPI에 나타나므로, 개선의 판정은 모듈 안에서 하되 개선의 보고는 사슬 전체 — 궁극적으로 KGI — 위에서 해야 한다. 부분 최적의 함정(7장)을 지표 체계의 수준에서 막는 장치가 이 사슬이다.</w:t>
       </w:r>
     </w:p>
-    <w:bookmarkEnd w:id="215"/>
-    <w:bookmarkStart w:id="219" w:name="단일-원장의-데이터-흐름-주문에서-결산까지"/>
+    <w:bookmarkEnd w:id="226"/>
+    <w:bookmarkStart w:id="230" w:name="단일-원장의-데이터-흐름-주문에서-결산까지"/>
     <w:p>
       <w:pPr>
         <w:pStyle w:val="Heading2"/>
@@ -23011,18 +25695,18 @@
           <wp:inline>
             <wp:extent cx="4206240" cy="2944367"/>
             <wp:effectExtent b="0" l="0" r="0" t="0"/>
-            <wp:docPr descr="그림 17-1. 단일 원장의 데이터 순환" title="" id="217" name="Picture"/>
+            <wp:docPr descr="그림 17-1. 단일 원장의 데이터 순환" title="" id="228" name="Picture"/>
             <a:graphic>
               <a:graphicData uri="http://schemas.openxmlformats.org/drawingml/2006/picture">
                 <pic:pic>
                   <pic:nvPicPr>
-                    <pic:cNvPr descr="figures/fig_171_single_ledger.png" id="218" name="Picture"/>
+                    <pic:cNvPr descr="figures/fig_171_single_ledger.png" id="229" name="Picture"/>
                     <pic:cNvPicPr>
                       <a:picLocks noChangeArrowheads="1" noChangeAspect="1"/>
                     </pic:cNvPicPr>
                   </pic:nvPicPr>
                   <pic:blipFill>
-                    <a:blip r:embed="rId216"/>
+                    <a:blip r:embed="rId227"/>
                     <a:stretch>
                       <a:fillRect/>
                     </a:stretch>
@@ -23215,8 +25899,8 @@
         <w:t xml:space="preserve">라는 경영자의 질문이 들어왔다고 하자. 회계의 이익 분해가 특정 제품군의 원가 상승을 지목하고(14장), 원가의 분해가 해당 제품군의 재작업 증가를 지목하며(13장), 재작업의 로트 역추적이 특정 자재 로트를 지목하고(12장), 자재 로트의 이력이 특정 공급업체의 대체 납품을 지목한다(11장). 네 개 모듈을 관통하는 이 역추적이 병립 아키텍처에서는 부서 네 곳에 걸친 몇 주짜리 조사이지만, 단일 원장과 온톨로지 그래프 위에서는 한 번의 경로 질의와 한 장의 서사 보고서다. 2부에서 모듈마다 데이터의 3정5S를 고집한 이유가 이 장면에 있다 — 사슬은 가장 약한 고리만큼만 강하다.</w:t>
       </w:r>
     </w:p>
-    <w:bookmarkEnd w:id="219"/>
-    <w:bookmarkStart w:id="223" w:name="업종규모별-도입-시나리오-3종"/>
+    <w:bookmarkEnd w:id="230"/>
+    <w:bookmarkStart w:id="234" w:name="업종규모별-도입-시나리오-3종"/>
     <w:p>
       <w:pPr>
         <w:pStyle w:val="Heading2"/>
@@ -23233,7 +25917,7 @@
         <w:t xml:space="preserve">모듈 도입의 순서에 보편 정답은 없지만, 업종과 규모가 정하는 전형은 있다. 순서를 결정하는 원리는 두 가지다. 하나는 가치의 원리 — 그 업종에서 경영 사각지대가 가장 크고 개선 여지 금액이 가장 큰 지점의 모듈부터 — 이고, 다른 하나는 기반의 원리 — 뒤에 올 모듈이 의존하는 데이터를 앞의 모듈이 만들어 놓도록 — 다. 두 원리가 충돌하면 기반이 이긴다. 가치가 큰 모듈이라도 그것이 의존하는 데이터가 없으면 도입은 실패하기 때문이다. 이 원리 위에서, 컨설팅 현장에서 가장 자주 만나는 세 유형의 표준 시나리오를 제시한다. 각 시나리오의 기간은 6장 로드맵과 같은 50인 이하 기준의 경험적 추정이며, 성숙도 목표는 7장의 5단계를 따른다.</w:t>
       </w:r>
     </w:p>
-    <w:bookmarkStart w:id="220" w:name="시나리오-a-1인-이커머스-3주-경량-모델로-시작한다"/>
+    <w:bookmarkStart w:id="231" w:name="시나리오-a-1인-이커머스-3주-경량-모델로-시작한다"/>
     <w:p>
       <w:pPr>
         <w:pStyle w:val="Heading3"/>
@@ -23525,8 +26209,8 @@
         <w:t xml:space="preserve">주의점은 하나다. 성장이 이 시나리오의 변수다. 월 주문이 수백 건을 넘고 사입·위탁이 섞이기 시작하면 재고 관리의 로케이션 체계(12장)를 정식으로 세워야 하며, 그 시점이 경량 모델에서 정식 방법론으로 이행하는 관문이다. 같은 플랫폼 위에 있으므로 이행에 재구축은 없다.</w:t>
       </w:r>
     </w:p>
-    <w:bookmarkEnd w:id="220"/>
-    <w:bookmarkStart w:id="221" w:name="시나리오-b-550인-제조-재고에서-시작해-제조로-오른다"/>
+    <w:bookmarkEnd w:id="231"/>
+    <w:bookmarkStart w:id="232" w:name="시나리오-b-550인-제조-재고에서-시작해-제조로-오른다"/>
     <w:p>
       <w:pPr>
         <w:pStyle w:val="Heading3"/>
@@ -23868,8 +26552,8 @@
         <w:t xml:space="preserve">전체 약 9~13개월로, 6장 표준 시나리오의 기간과 포개진다. 성공의 관문은 2순서의 POP 정착이다. 현장 실적이 24시간 이내에 정확히 잡히지 않으면 4·5순서는 연기되어야 한다 — 사다리를 건너뛰지 않는다는 원칙은 모듈 순서에도 그대로 적용된다.</w:t>
       </w:r>
     </w:p>
-    <w:bookmarkEnd w:id="221"/>
-    <w:bookmarkStart w:id="222" w:name="시나리오-c-유통서비스1050인-고객-접점에서-시작해-회계로-닫는다"/>
+    <w:bookmarkEnd w:id="232"/>
+    <w:bookmarkStart w:id="233" w:name="시나리오-c-유통서비스1050인-고객-접점에서-시작해-회계로-닫는다"/>
     <w:p>
       <w:pPr>
         <w:pStyle w:val="Heading3"/>
@@ -24296,9 +26980,9 @@
         <w:t xml:space="preserve">열이 비어 있는 도입 계획은 계획이 아니라 설치 일정표에 불과하다. 개통은 시작이고, 그 모듈의 KPI가 말하고 추론하기 시작할 때 비로소 도입이 완료된다.</w:t>
       </w:r>
     </w:p>
-    <w:bookmarkEnd w:id="222"/>
-    <w:bookmarkEnd w:id="223"/>
-    <w:bookmarkStart w:id="227" w:name="전사-컨설팅-마스터플랜-5단계-로드맵과-모듈-순서의-결합"/>
+    <w:bookmarkEnd w:id="233"/>
+    <w:bookmarkEnd w:id="234"/>
+    <w:bookmarkStart w:id="238" w:name="전사-컨설팅-마스터플랜-5단계-로드맵과-모듈-순서의-결합"/>
     <w:p>
       <w:pPr>
         <w:pStyle w:val="Heading2"/>
@@ -24316,18 +27000,18 @@
           <wp:inline>
             <wp:extent cx="4206240" cy="2565806"/>
             <wp:effectExtent b="0" l="0" r="0" t="0"/>
-            <wp:docPr descr="그림 17-2. 전사 컨설팅 마스터플랜 — AX 5단계 로드맵 × 모듈 도입 순서" title="" id="225" name="Picture"/>
+            <wp:docPr descr="그림 17-2. 전사 컨설팅 마스터플랜 — AX 5단계 로드맵 × 모듈 도입 순서" title="" id="236" name="Picture"/>
             <a:graphic>
               <a:graphicData uri="http://schemas.openxmlformats.org/drawingml/2006/picture">
                 <pic:pic>
                   <pic:nvPicPr>
-                    <pic:cNvPr descr="figures/fig_172_masterplan.png" id="226" name="Picture"/>
+                    <pic:cNvPr descr="figures/fig_172_masterplan.png" id="237" name="Picture"/>
                     <pic:cNvPicPr>
                       <a:picLocks noChangeArrowheads="1" noChangeAspect="1"/>
                     </pic:cNvPicPr>
                   </pic:nvPicPr>
                   <pic:blipFill>
-                    <a:blip r:embed="rId224"/>
+                    <a:blip r:embed="rId235"/>
                     <a:stretch>
                       <a:fillRect/>
                     </a:stretch>
@@ -24711,8 +27395,8 @@
         <w:t xml:space="preserve">동시에 이 템플릿은 기업 실무자의 검증 도구이기도 하다. 외부 제안서를 받았을 때 물어야 할 질문이 표에서 나온다. 진단 없이 모듈 목록부터 제시하는 제안, 성숙도 1단계 관문 없이 AI를 약속하는 제안, 성공 판정 기준이 KGI 기준선과 연결되지 않은 제안 — 모두 이 템플릿에 비추면 결격이 드러난다. 컨설턴트를 검증하는 가장 좋은 도구는 컨설턴트의 방법론 그 자체다.</w:t>
       </w:r>
     </w:p>
-    <w:bookmarkEnd w:id="227"/>
-    <w:bookmarkStart w:id="228" w:name="부의-핵심-메시지-그리고-3부로"/>
+    <w:bookmarkEnd w:id="238"/>
+    <w:bookmarkStart w:id="239" w:name="부의-핵심-메시지-그리고-3부로"/>
     <w:p>
       <w:pPr>
         <w:pStyle w:val="Heading2"/>
@@ -24763,14 +27447,108 @@
         <w:t xml:space="preserve">남은 것은 증명이다. 방법론과 실행 체계가 실제 기업에서 어떤 성과를 만드는가. 3부에서는 부문별 온톨로지의 작동 메커니즘 — 영업·구매·생산·품질·회계의 데이터가 지식그래프에서 실제로 어떻게 연결되고 어떤 질문에 답하는가 — 을 파고들고, 국내외 도입 사례의 성과 수치와 함께 서드브레인 경영의 실증을 다룬다. 도구의 해부는 끝났다. 이제 도구가 일하는 모습을 볼 차례다.</w:t>
       </w:r>
     </w:p>
-    <w:bookmarkEnd w:id="228"/>
-    <w:bookmarkStart w:id="229" w:name="핵심-요약-9"/>
+    <w:bookmarkEnd w:id="239"/>
+    <w:bookmarkStart w:id="240" w:name="핵심-요약-9"/>
     <w:p>
       <w:pPr>
         <w:pStyle w:val="Heading2"/>
       </w:pPr>
       <w:r>
         <w:t xml:space="preserve">핵심 요약</w:t>
+      </w:r>
+    </w:p>
+    <w:p>
+      <w:pPr>
+        <w:numPr>
+          <w:ilvl w:val="0"/>
+          <w:numId w:val="1025"/>
+        </w:numPr>
+        <w:pStyle w:val="Compact"/>
+      </w:pPr>
+      <w:r>
+        <w:t xml:space="preserve">2부의 아홉 개 장은 모두 같은 컨설팅 8절 문법 — 경영 질문, 기능 해부, 데이터 3정5S, 보이는→말하는→추론하는, DMAIC 루프, AI 적용, 컨설팅 가이드, 정직한 평가 — 으로 쓰였다. 모듈은 다양해도 컨설팅의 문법은 하나다.</w:t>
+      </w:r>
+    </w:p>
+    <w:p>
+      <w:pPr>
+        <w:numPr>
+          <w:ilvl w:val="0"/>
+          <w:numId w:val="1025"/>
+        </w:numPr>
+        <w:pStyle w:val="Compact"/>
+      </w:pPr>
+      <w:r>
+        <w:t xml:space="preserve">모듈×데이터×AI 매트릭스는 전 모듈의 KPI·3정5S 포인트·말하는/추론 단계·담당 부스터를 한 장에 종합한다. 진단의 채점표, 우선순위의 근거, 범위 통제의 방벽으로 쓰이며, 왼쪽 열(데이터 품질)부터 오른쪽(추론)으로 채워 간다.</w:t>
+      </w:r>
+    </w:p>
+    <w:p>
+      <w:pPr>
+        <w:numPr>
+          <w:ilvl w:val="0"/>
+          <w:numId w:val="1025"/>
+        </w:numPr>
+        <w:pStyle w:val="Compact"/>
+      </w:pPr>
+      <w:r>
+        <w:t xml:space="preserve">주문→재고→제조→회계는 단일 PostgreSQL 위 하나의 원장이다. 사건은 한 번 기록되고 관점으로만 다르게 조회되며, 이 단일성이 온톨로지 역추적과 DMAIC 루프의 성립 전제다.</w:t>
+      </w:r>
+    </w:p>
+    <w:p>
+      <w:pPr>
+        <w:numPr>
+          <w:ilvl w:val="0"/>
+          <w:numId w:val="1025"/>
+        </w:numPr>
+        <w:pStyle w:val="Compact"/>
+      </w:pPr>
+      <w:r>
+        <w:t xml:space="preserve">도입 시나리오는 업종·규모가 정한다. 1인 이커머스는 3주 경량 모델로 시작해 성장 시 정식 방법론으로 이행하고, 5~50인 제조는 재고에서 시작해 제조·온톨로지·frePPLe로 9~13개월을 오르며, 유통·서비스는 CRM 파이프라인에서 시작해 회계로 닫고 6~10개월에 예측 단계에 진입한다.</w:t>
+      </w:r>
+    </w:p>
+    <w:p>
+      <w:pPr>
+        <w:numPr>
+          <w:ilvl w:val="0"/>
+          <w:numId w:val="1025"/>
+        </w:numPr>
+        <w:pStyle w:val="Compact"/>
+      </w:pPr>
+      <w:r>
+        <w:t xml:space="preserve">세 시나리오의 공통 원칙: 첫 단계는 언제나 기록의 단일화, 첫 환류는 6개월 이내, 확장은 모듈 수가 아니라 성숙도의 상승이다.</w:t>
+      </w:r>
+    </w:p>
+    <w:p>
+      <w:pPr>
+        <w:numPr>
+          <w:ilvl w:val="0"/>
+          <w:numId w:val="1025"/>
+        </w:numPr>
+        <w:pStyle w:val="Compact"/>
+      </w:pPr>
+      <w:r>
+        <w:t xml:space="preserve">전사 마스터플랜은 6장 5단계 로드맵(시간 축)과 모듈 순서(공간 축)의 결합이다. 매트릭스 채점→KGI 트리→시나리오 선택→부스터 범위 확정→제안서 조립의 다섯 걸음으로 제안서가 되며, 동시에 실무자가 외부 제안을 검증하는 도구가 된다.</w:t>
+      </w:r>
+    </w:p>
+    <w:p>
+      <w:pPr>
+        <w:numPr>
+          <w:ilvl w:val="0"/>
+          <w:numId w:val="1025"/>
+        </w:numPr>
+        <w:pStyle w:val="Compact"/>
+      </w:pPr>
+      <w:r>
+        <w:t xml:space="preserve">2부의 결론: 모듈 컨설팅의 본질은 데이터 정비이고, 모든 모듈은 같은 성숙도 사다리를 오르며, 결핍은 질문이 요구할 때만 부스터로 메운다. 3부는 부문별 온톨로지의 작동 메커니즘과 성과 사례로 이 방법론을 실증한다.</w:t>
+      </w:r>
+    </w:p>
+    <w:bookmarkEnd w:id="240"/>
+    <w:bookmarkStart w:id="241" w:name="이-장의-참고문헌-8"/>
+    <w:p>
+      <w:pPr>
+        <w:pStyle w:val="Heading2"/>
+      </w:pPr>
+      <w:r>
+        <w:t xml:space="preserve">이 장의 참고문헌</w:t>
       </w:r>
     </w:p>
     <w:p>
@@ -24782,7 +27560,20 @@
         <w:pStyle w:val="Compact"/>
       </w:pPr>
       <w:r>
-        <w:t xml:space="preserve">2부의 아홉 개 장은 모두 같은 컨설팅 8절 문법 — 경영 질문, 기능 해부, 데이터 3정5S, 보이는→말하는→추론하는, DMAIC 루프, AI 적용, 컨설팅 가이드, 정직한 평가 — 으로 쓰였다. 모듈은 다양해도 컨설팅의 문법은 하나다.</w:t>
+        <w:t xml:space="preserve">Davenport, T. H. (1998). Putting the Enterprise into the Enterprise System.</w:t>
+      </w:r>
+      <w:r>
+        <w:t xml:space="preserve"> </w:t>
+      </w:r>
+      <w:r>
+        <w:rPr>
+          <w:iCs/>
+          <w:i/>
+        </w:rPr>
+        <w:t xml:space="preserve">Harvard Business Review</w:t>
+      </w:r>
+      <w:r>
+        <w:t xml:space="preserve">, 76(4), 121–131.</w:t>
       </w:r>
     </w:p>
     <w:p>
@@ -24794,7 +27585,20 @@
         <w:pStyle w:val="Compact"/>
       </w:pPr>
       <w:r>
-        <w:t xml:space="preserve">모듈×데이터×AI 매트릭스는 전 모듈의 KPI·3정5S 포인트·말하는/추론 단계·담당 부스터를 한 장에 종합한다. 진단의 채점표, 우선순위의 근거, 범위 통제의 방벽으로 쓰이며, 왼쪽 열(데이터 품질)부터 오른쪽(추론)으로 채워 간다.</w:t>
+        <w:t xml:space="preserve">Umble, E. J., Haft, R. R., &amp; Umble, M. M. (2003). Enterprise Resource Planning: Implementation Procedures and Critical Success Factors.</w:t>
+      </w:r>
+      <w:r>
+        <w:t xml:space="preserve"> </w:t>
+      </w:r>
+      <w:r>
+        <w:rPr>
+          <w:iCs/>
+          <w:i/>
+        </w:rPr>
+        <w:t xml:space="preserve">European Journal of Operational Research</w:t>
+      </w:r>
+      <w:r>
+        <w:t xml:space="preserve">, 146(2), 241–257.</w:t>
       </w:r>
     </w:p>
     <w:p>
@@ -24806,7 +27610,7 @@
         <w:pStyle w:val="Compact"/>
       </w:pPr>
       <w:r>
-        <w:t xml:space="preserve">주문→재고→제조→회계는 단일 PostgreSQL 위 하나의 원장이다. 사건은 한 번 기록되고 관점으로만 다르게 조회되며, 이 단일성이 온톨로지 역추적과 DMAIC 루프의 성립 전제다.</w:t>
+        <w:t xml:space="preserve">이형근 (2026). 『오픈브레인 시스템 제안: 중소기업 지식경영 프로젝트』 및 『OpenBrain Cloud: 초소형기업 AI 운영체제 v2.0』. OpenBrain OS 제안서.</w:t>
       </w:r>
     </w:p>
     <w:p>
@@ -24818,7 +27622,7 @@
         <w:pStyle w:val="Compact"/>
       </w:pPr>
       <w:r>
-        <w:t xml:space="preserve">도입 시나리오는 업종·규모가 정한다. 1인 이커머스는 3주 경량 모델로 시작해 성장 시 정식 방법론으로 이행하고, 5~50인 제조는 재고에서 시작해 제조·온톨로지·frePPLe로 9~13개월을 오르며, 유통·서비스는 CRM 파이프라인에서 시작해 회계로 닫고 6~10개월에 예측 단계에 진입한다.</w:t>
+        <w:t xml:space="preserve">중소기업중앙회 (2024). 『중소기업 AI 활용의향 실태조사』.</w:t>
       </w:r>
     </w:p>
     <w:p>
@@ -24830,131 +27634,11 @@
         <w:pStyle w:val="Compact"/>
       </w:pPr>
       <w:r>
-        <w:t xml:space="preserve">세 시나리오의 공통 원칙: 첫 단계는 언제나 기록의 단일화, 첫 환류는 6개월 이내, 확장은 모듈 수가 아니라 성숙도의 상승이다.</w:t>
-      </w:r>
-    </w:p>
-    <w:p>
-      <w:pPr>
-        <w:numPr>
-          <w:ilvl w:val="0"/>
-          <w:numId w:val="1026"/>
-        </w:numPr>
-        <w:pStyle w:val="Compact"/>
-      </w:pPr>
-      <w:r>
-        <w:t xml:space="preserve">전사 마스터플랜은 6장 5단계 로드맵(시간 축)과 모듈 순서(공간 축)의 결합이다. 매트릭스 채점→KGI 트리→시나리오 선택→부스터 범위 확정→제안서 조립의 다섯 걸음으로 제안서가 되며, 동시에 실무자가 외부 제안을 검증하는 도구가 된다.</w:t>
-      </w:r>
-    </w:p>
-    <w:p>
-      <w:pPr>
-        <w:numPr>
-          <w:ilvl w:val="0"/>
-          <w:numId w:val="1026"/>
-        </w:numPr>
-        <w:pStyle w:val="Compact"/>
-      </w:pPr>
-      <w:r>
-        <w:t xml:space="preserve">2부의 결론: 모듈 컨설팅의 본질은 데이터 정비이고, 모든 모듈은 같은 성숙도 사다리를 오르며, 결핍은 질문이 요구할 때만 부스터로 메운다. 3부는 부문별 온톨로지의 작동 메커니즘과 성과 사례로 이 방법론을 실증한다.</w:t>
-      </w:r>
-    </w:p>
-    <w:bookmarkEnd w:id="229"/>
-    <w:bookmarkStart w:id="230" w:name="이-장의-참고문헌-9"/>
-    <w:p>
-      <w:pPr>
-        <w:pStyle w:val="Heading2"/>
-      </w:pPr>
-      <w:r>
-        <w:t xml:space="preserve">이 장의 참고문헌</w:t>
-      </w:r>
-    </w:p>
-    <w:p>
-      <w:pPr>
-        <w:numPr>
-          <w:ilvl w:val="0"/>
-          <w:numId w:val="1027"/>
-        </w:numPr>
-        <w:pStyle w:val="Compact"/>
-      </w:pPr>
-      <w:r>
-        <w:t xml:space="preserve">Davenport, T. H. (1998). Putting the Enterprise into the Enterprise System.</w:t>
-      </w:r>
-      <w:r>
-        <w:t xml:space="preserve"> </w:t>
-      </w:r>
-      <w:r>
-        <w:rPr>
-          <w:iCs/>
-          <w:i/>
-        </w:rPr>
-        <w:t xml:space="preserve">Harvard Business Review</w:t>
-      </w:r>
-      <w:r>
-        <w:t xml:space="preserve">, 76(4), 121–131.</w:t>
-      </w:r>
-    </w:p>
-    <w:p>
-      <w:pPr>
-        <w:numPr>
-          <w:ilvl w:val="0"/>
-          <w:numId w:val="1027"/>
-        </w:numPr>
-        <w:pStyle w:val="Compact"/>
-      </w:pPr>
-      <w:r>
-        <w:t xml:space="preserve">Umble, E. J., Haft, R. R., &amp; Umble, M. M. (2003). Enterprise Resource Planning: Implementation Procedures and Critical Success Factors.</w:t>
-      </w:r>
-      <w:r>
-        <w:t xml:space="preserve"> </w:t>
-      </w:r>
-      <w:r>
-        <w:rPr>
-          <w:iCs/>
-          <w:i/>
-        </w:rPr>
-        <w:t xml:space="preserve">European Journal of Operational Research</w:t>
-      </w:r>
-      <w:r>
-        <w:t xml:space="preserve">, 146(2), 241–257.</w:t>
-      </w:r>
-    </w:p>
-    <w:p>
-      <w:pPr>
-        <w:numPr>
-          <w:ilvl w:val="0"/>
-          <w:numId w:val="1027"/>
-        </w:numPr>
-        <w:pStyle w:val="Compact"/>
-      </w:pPr>
-      <w:r>
-        <w:t xml:space="preserve">이형근 (2026). 『오픈브레인 시스템 제안: 중소기업 지식경영 프로젝트』 및 『OpenBrain Cloud: 초소형기업 AI 운영체제 v2.0』. OpenBrain OS 제안서.</w:t>
-      </w:r>
-    </w:p>
-    <w:p>
-      <w:pPr>
-        <w:numPr>
-          <w:ilvl w:val="0"/>
-          <w:numId w:val="1027"/>
-        </w:numPr>
-        <w:pStyle w:val="Compact"/>
-      </w:pPr>
-      <w:r>
-        <w:t xml:space="preserve">중소기업중앙회 (2024). 『중소기업 AI 활용의향 실태조사』.</w:t>
-      </w:r>
-    </w:p>
-    <w:p>
-      <w:pPr>
-        <w:numPr>
-          <w:ilvl w:val="0"/>
-          <w:numId w:val="1027"/>
-        </w:numPr>
-        <w:pStyle w:val="Compact"/>
-      </w:pPr>
-      <w:r>
         <w:t xml:space="preserve">일본 생산관리 고전. 『다품종소량·수주생산의 생산관리』 (본서 연구자료).</w:t>
       </w:r>
     </w:p>
-    <w:bookmarkEnd w:id="230"/>
-    <w:bookmarkEnd w:id="231"/>
+    <w:bookmarkEnd w:id="241"/>
+    <w:bookmarkEnd w:id="242"/>
     <w:sectPr/>
   </w:body>
 </w:document>
@@ -25349,9 +28033,6 @@
     <w:abstractNumId w:val="991"/>
   </w:num>
   <w:num w:numId="1015">
-    <w:abstractNumId w:val="991"/>
-  </w:num>
-  <w:num w:numId="1016">
     <w:abstractNumId w:val="99411"/>
     <w:lvlOverride w:ilvl="0">
       <w:startOverride w:val="1"/>
@@ -25381,6 +28062,9 @@
       <w:startOverride w:val="1"/>
     </w:lvlOverride>
   </w:num>
+  <w:num w:numId="1016">
+    <w:abstractNumId w:val="991"/>
+  </w:num>
   <w:num w:numId="1017">
     <w:abstractNumId w:val="991"/>
   </w:num>
@@ -25397,9 +28081,6 @@
     <w:abstractNumId w:val="991"/>
   </w:num>
   <w:num w:numId="1022">
-    <w:abstractNumId w:val="991"/>
-  </w:num>
-  <w:num w:numId="1023">
     <w:abstractNumId w:val="99411"/>
     <w:lvlOverride w:ilvl="0">
       <w:startOverride w:val="1"/>
@@ -25429,6 +28110,9 @@
       <w:startOverride w:val="1"/>
     </w:lvlOverride>
   </w:num>
+  <w:num w:numId="1023">
+    <w:abstractNumId w:val="991"/>
+  </w:num>
   <w:num w:numId="1024">
     <w:abstractNumId w:val="991"/>
   </w:num>
@@ -25436,9 +28120,6 @@
     <w:abstractNumId w:val="991"/>
   </w:num>
   <w:num w:numId="1026">
-    <w:abstractNumId w:val="991"/>
-  </w:num>
-  <w:num w:numId="1027">
     <w:abstractNumId w:val="991"/>
   </w:num>
 </w:numbering>
